--- a/docs/guides/Delphi App Translation Studio Engineering Guide.docx
+++ b/docs/guides/Delphi App Translation Studio Engineering Guide.docx
@@ -28,7 +28,7 @@
           <w:noProof/>
         </w:rPr>
         <w:drawing>
-          <wp:inline distT="0" distB="0" distL="0" distR="0" wp14:anchorId="38989837" wp14:editId="511443C1">
+          <wp:inline distT="0" distB="0" distL="0" distR="0" wp14:anchorId="266196F5" wp14:editId="08E8EA48">
             <wp:extent cx="1371600" cy="1371600"/>
             <wp:effectExtent l="0" t="0" r="0" b="0"/>
             <wp:docPr id="1" name="Picture 1"/>
@@ -181,7 +181,7 @@
       <w:pPr>
         <w:pStyle w:val="Heading1"/>
       </w:pPr>
-      <w:bookmarkStart w:id="0" w:name="_Toc236945434"/>
+      <w:bookmarkStart w:id="0" w:name="_Toc236948145"/>
       <w:r>
         <w:lastRenderedPageBreak/>
         <w:t>Table of Contents</w:t>
@@ -207,7 +207,7 @@
       <w:r>
         <w:fldChar w:fldCharType="separate"/>
       </w:r>
-      <w:hyperlink w:anchor="_Toc236945434" w:history="1">
+      <w:hyperlink w:anchor="_Toc236948145" w:history="1">
         <w:r>
           <w:rPr>
             <w:rStyle w:val="Hyperlink"/>
@@ -234,7 +234,7 @@
             <w:noProof/>
             <w:webHidden/>
           </w:rPr>
-          <w:instrText xml:space="preserve"> PAGEREF _Toc236945434 \h </w:instrText>
+          <w:instrText xml:space="preserve"> PAGEREF _Toc236948145 \h </w:instrText>
         </w:r>
         <w:r>
           <w:rPr>
@@ -275,7 +275,7 @@
           <w:noProof/>
         </w:rPr>
       </w:pPr>
-      <w:hyperlink w:anchor="_Toc236945435" w:history="1">
+      <w:hyperlink w:anchor="_Toc236948146" w:history="1">
         <w:r>
           <w:rPr>
             <w:rStyle w:val="Hyperlink"/>
@@ -302,7 +302,7 @@
             <w:noProof/>
             <w:webHidden/>
           </w:rPr>
-          <w:instrText xml:space="preserve"> PAGEREF _Toc236945435 \h </w:instrText>
+          <w:instrText xml:space="preserve"> PAGEREF _Toc236948146 \h </w:instrText>
         </w:r>
         <w:r>
           <w:rPr>
@@ -343,7 +343,7 @@
           <w:noProof/>
         </w:rPr>
       </w:pPr>
-      <w:hyperlink w:anchor="_Toc236945436" w:history="1">
+      <w:hyperlink w:anchor="_Toc236948147" w:history="1">
         <w:r>
           <w:rPr>
             <w:rStyle w:val="Hyperlink"/>
@@ -370,7 +370,7 @@
             <w:noProof/>
             <w:webHidden/>
           </w:rPr>
-          <w:instrText xml:space="preserve"> PAGEREF _Toc236945436 \h </w:instrText>
+          <w:instrText xml:space="preserve"> PAGEREF _Toc236948147 \h </w:instrText>
         </w:r>
         <w:r>
           <w:rPr>
@@ -411,7 +411,7 @@
           <w:noProof/>
         </w:rPr>
       </w:pPr>
-      <w:hyperlink w:anchor="_Toc236945437" w:history="1">
+      <w:hyperlink w:anchor="_Toc236948148" w:history="1">
         <w:r>
           <w:rPr>
             <w:rStyle w:val="Hyperlink"/>
@@ -438,7 +438,7 @@
             <w:noProof/>
             <w:webHidden/>
           </w:rPr>
-          <w:instrText xml:space="preserve"> PAGEREF _Toc236945437 \h </w:instrText>
+          <w:instrText xml:space="preserve"> PAGEREF _Toc236948148 \h </w:instrText>
         </w:r>
         <w:r>
           <w:rPr>
@@ -479,7 +479,7 @@
           <w:noProof/>
         </w:rPr>
       </w:pPr>
-      <w:hyperlink w:anchor="_Toc236945438" w:history="1">
+      <w:hyperlink w:anchor="_Toc236948149" w:history="1">
         <w:r>
           <w:rPr>
             <w:rStyle w:val="Hyperlink"/>
@@ -506,7 +506,7 @@
             <w:noProof/>
             <w:webHidden/>
           </w:rPr>
-          <w:instrText xml:space="preserve"> PAGEREF _Toc236945438 \h </w:instrText>
+          <w:instrText xml:space="preserve"> PAGEREF _Toc236948149 \h </w:instrText>
         </w:r>
         <w:r>
           <w:rPr>
@@ -547,7 +547,7 @@
           <w:noProof/>
         </w:rPr>
       </w:pPr>
-      <w:hyperlink w:anchor="_Toc236945439" w:history="1">
+      <w:hyperlink w:anchor="_Toc236948150" w:history="1">
         <w:r>
           <w:rPr>
             <w:rStyle w:val="Hyperlink"/>
@@ -574,7 +574,7 @@
             <w:noProof/>
             <w:webHidden/>
           </w:rPr>
-          <w:instrText xml:space="preserve"> PAGEREF _Toc236945439 \h </w:instrText>
+          <w:instrText xml:space="preserve"> PAGEREF _Toc236948150 \h </w:instrText>
         </w:r>
         <w:r>
           <w:rPr>
@@ -615,7 +615,7 @@
           <w:noProof/>
         </w:rPr>
       </w:pPr>
-      <w:hyperlink w:anchor="_Toc236945440" w:history="1">
+      <w:hyperlink w:anchor="_Toc236948151" w:history="1">
         <w:r>
           <w:rPr>
             <w:rStyle w:val="Hyperlink"/>
@@ -642,7 +642,7 @@
             <w:noProof/>
             <w:webHidden/>
           </w:rPr>
-          <w:instrText xml:space="preserve"> PAGEREF _Toc236945440 \h </w:instrText>
+          <w:instrText xml:space="preserve"> PAGEREF _Toc236948151 \h </w:instrText>
         </w:r>
         <w:r>
           <w:rPr>
@@ -683,7 +683,7 @@
           <w:noProof/>
         </w:rPr>
       </w:pPr>
-      <w:hyperlink w:anchor="_Toc236945441" w:history="1">
+      <w:hyperlink w:anchor="_Toc236948152" w:history="1">
         <w:r>
           <w:rPr>
             <w:rStyle w:val="Hyperlink"/>
@@ -710,7 +710,7 @@
             <w:noProof/>
             <w:webHidden/>
           </w:rPr>
-          <w:instrText xml:space="preserve"> PAGEREF _Toc236945441 \h </w:instrText>
+          <w:instrText xml:space="preserve"> PAGEREF _Toc236948152 \h </w:instrText>
         </w:r>
         <w:r>
           <w:rPr>
@@ -751,7 +751,7 @@
           <w:noProof/>
         </w:rPr>
       </w:pPr>
-      <w:hyperlink w:anchor="_Toc236945442" w:history="1">
+      <w:hyperlink w:anchor="_Toc236948153" w:history="1">
         <w:r>
           <w:rPr>
             <w:rStyle w:val="Hyperlink"/>
@@ -778,7 +778,7 @@
             <w:noProof/>
             <w:webHidden/>
           </w:rPr>
-          <w:instrText xml:space="preserve"> PAGEREF _Toc236945442 \h </w:instrText>
+          <w:instrText xml:space="preserve"> PAGEREF _Toc236948153 \h </w:instrText>
         </w:r>
         <w:r>
           <w:rPr>
@@ -819,7 +819,7 @@
           <w:noProof/>
         </w:rPr>
       </w:pPr>
-      <w:hyperlink w:anchor="_Toc236945443" w:history="1">
+      <w:hyperlink w:anchor="_Toc236948154" w:history="1">
         <w:r>
           <w:rPr>
             <w:rStyle w:val="Hyperlink"/>
@@ -846,7 +846,7 @@
             <w:noProof/>
             <w:webHidden/>
           </w:rPr>
-          <w:instrText xml:space="preserve"> PAGEREF _Toc236945443 \h </w:instrText>
+          <w:instrText xml:space="preserve"> PAGEREF _Toc236948154 \h </w:instrText>
         </w:r>
         <w:r>
           <w:rPr>
@@ -887,7 +887,7 @@
           <w:noProof/>
         </w:rPr>
       </w:pPr>
-      <w:hyperlink w:anchor="_Toc236945444" w:history="1">
+      <w:hyperlink w:anchor="_Toc236948155" w:history="1">
         <w:r>
           <w:rPr>
             <w:rStyle w:val="Hyperlink"/>
@@ -914,7 +914,7 @@
             <w:noProof/>
             <w:webHidden/>
           </w:rPr>
-          <w:instrText xml:space="preserve"> PAGEREF _Toc236945444 \h </w:instrText>
+          <w:instrText xml:space="preserve"> PAGEREF _Toc236948155 \h </w:instrText>
         </w:r>
         <w:r>
           <w:rPr>
@@ -955,7 +955,7 @@
           <w:noProof/>
         </w:rPr>
       </w:pPr>
-      <w:hyperlink w:anchor="_Toc236945445" w:history="1">
+      <w:hyperlink w:anchor="_Toc236948156" w:history="1">
         <w:r>
           <w:rPr>
             <w:rStyle w:val="Hyperlink"/>
@@ -982,7 +982,7 @@
             <w:noProof/>
             <w:webHidden/>
           </w:rPr>
-          <w:instrText xml:space="preserve"> PAGEREF _Toc236945445 \h </w:instrText>
+          <w:instrText xml:space="preserve"> PAGEREF _Toc236948156 \h </w:instrText>
         </w:r>
         <w:r>
           <w:rPr>
@@ -1023,7 +1023,7 @@
           <w:noProof/>
         </w:rPr>
       </w:pPr>
-      <w:hyperlink w:anchor="_Toc236945446" w:history="1">
+      <w:hyperlink w:anchor="_Toc236948157" w:history="1">
         <w:r>
           <w:rPr>
             <w:rStyle w:val="Hyperlink"/>
@@ -1050,7 +1050,7 @@
             <w:noProof/>
             <w:webHidden/>
           </w:rPr>
-          <w:instrText xml:space="preserve"> PAGEREF _Toc236945446 \h </w:instrText>
+          <w:instrText xml:space="preserve"> PAGEREF _Toc236948157 \h </w:instrText>
         </w:r>
         <w:r>
           <w:rPr>
@@ -1091,7 +1091,7 @@
           <w:noProof/>
         </w:rPr>
       </w:pPr>
-      <w:hyperlink w:anchor="_Toc236945447" w:history="1">
+      <w:hyperlink w:anchor="_Toc236948158" w:history="1">
         <w:r>
           <w:rPr>
             <w:rStyle w:val="Hyperlink"/>
@@ -1118,7 +1118,7 @@
             <w:noProof/>
             <w:webHidden/>
           </w:rPr>
-          <w:instrText xml:space="preserve"> PAGEREF _Toc236945447 \h </w:instrText>
+          <w:instrText xml:space="preserve"> PAGEREF _Toc236948158 \h </w:instrText>
         </w:r>
         <w:r>
           <w:rPr>
@@ -1138,7 +1138,7 @@
             <w:noProof/>
             <w:webHidden/>
           </w:rPr>
-          <w:t>3</w:t>
+          <w:t>4</w:t>
         </w:r>
         <w:r>
           <w:rPr>
@@ -1159,7 +1159,7 @@
           <w:noProof/>
         </w:rPr>
       </w:pPr>
-      <w:hyperlink w:anchor="_Toc236945448" w:history="1">
+      <w:hyperlink w:anchor="_Toc236948159" w:history="1">
         <w:r>
           <w:rPr>
             <w:rStyle w:val="Hyperlink"/>
@@ -1186,7 +1186,7 @@
             <w:noProof/>
             <w:webHidden/>
           </w:rPr>
-          <w:instrText xml:space="preserve"> PAGEREF _Toc236945448 \h </w:instrText>
+          <w:instrText xml:space="preserve"> PAGEREF _Toc236948159 \h </w:instrText>
         </w:r>
         <w:r>
           <w:rPr>
@@ -1227,7 +1227,7 @@
           <w:noProof/>
         </w:rPr>
       </w:pPr>
-      <w:hyperlink w:anchor="_Toc236945449" w:history="1">
+      <w:hyperlink w:anchor="_Toc236948160" w:history="1">
         <w:r>
           <w:rPr>
             <w:rStyle w:val="Hyperlink"/>
@@ -1254,7 +1254,7 @@
             <w:noProof/>
             <w:webHidden/>
           </w:rPr>
-          <w:instrText xml:space="preserve"> PAGEREF _Toc236945449 \h </w:instrText>
+          <w:instrText xml:space="preserve"> PAGEREF _Toc236948160 \h </w:instrText>
         </w:r>
         <w:r>
           <w:rPr>
@@ -1295,7 +1295,7 @@
           <w:noProof/>
         </w:rPr>
       </w:pPr>
-      <w:hyperlink w:anchor="_Toc236945450" w:history="1">
+      <w:hyperlink w:anchor="_Toc236948161" w:history="1">
         <w:r>
           <w:rPr>
             <w:rStyle w:val="Hyperlink"/>
@@ -1322,7 +1322,7 @@
             <w:noProof/>
             <w:webHidden/>
           </w:rPr>
-          <w:instrText xml:space="preserve"> PAGEREF _Toc236945450 \h </w:instrText>
+          <w:instrText xml:space="preserve"> PAGEREF _Toc236948161 \h </w:instrText>
         </w:r>
         <w:r>
           <w:rPr>
@@ -1363,7 +1363,7 @@
           <w:noProof/>
         </w:rPr>
       </w:pPr>
-      <w:hyperlink w:anchor="_Toc236945451" w:history="1">
+      <w:hyperlink w:anchor="_Toc236948162" w:history="1">
         <w:r>
           <w:rPr>
             <w:rStyle w:val="Hyperlink"/>
@@ -1390,7 +1390,7 @@
             <w:noProof/>
             <w:webHidden/>
           </w:rPr>
-          <w:instrText xml:space="preserve"> PAGEREF _Toc236945451 \h </w:instrText>
+          <w:instrText xml:space="preserve"> PAGEREF _Toc236948162 \h </w:instrText>
         </w:r>
         <w:r>
           <w:rPr>
@@ -1410,7 +1410,7 @@
             <w:noProof/>
             <w:webHidden/>
           </w:rPr>
-          <w:t>4</w:t>
+          <w:t>5</w:t>
         </w:r>
         <w:r>
           <w:rPr>
@@ -1431,7 +1431,7 @@
           <w:noProof/>
         </w:rPr>
       </w:pPr>
-      <w:hyperlink w:anchor="_Toc236945452" w:history="1">
+      <w:hyperlink w:anchor="_Toc236948163" w:history="1">
         <w:r>
           <w:rPr>
             <w:rStyle w:val="Hyperlink"/>
@@ -1458,7 +1458,7 @@
             <w:noProof/>
             <w:webHidden/>
           </w:rPr>
-          <w:instrText xml:space="preserve"> PAGEREF _Toc236945452 \h </w:instrText>
+          <w:instrText xml:space="preserve"> PAGEREF _Toc236948163 \h </w:instrText>
         </w:r>
         <w:r>
           <w:rPr>
@@ -1499,7 +1499,7 @@
           <w:noProof/>
         </w:rPr>
       </w:pPr>
-      <w:hyperlink w:anchor="_Toc236945453" w:history="1">
+      <w:hyperlink w:anchor="_Toc236948164" w:history="1">
         <w:r>
           <w:rPr>
             <w:rStyle w:val="Hyperlink"/>
@@ -1526,7 +1526,7 @@
             <w:noProof/>
             <w:webHidden/>
           </w:rPr>
-          <w:instrText xml:space="preserve"> PAGEREF _Toc236945453 \h </w:instrText>
+          <w:instrText xml:space="preserve"> PAGEREF _Toc236948164 \h </w:instrText>
         </w:r>
         <w:r>
           <w:rPr>
@@ -1567,7 +1567,7 @@
           <w:noProof/>
         </w:rPr>
       </w:pPr>
-      <w:hyperlink w:anchor="_Toc236945454" w:history="1">
+      <w:hyperlink w:anchor="_Toc236948165" w:history="1">
         <w:r>
           <w:rPr>
             <w:rStyle w:val="Hyperlink"/>
@@ -1594,7 +1594,7 @@
             <w:noProof/>
             <w:webHidden/>
           </w:rPr>
-          <w:instrText xml:space="preserve"> PAGEREF _Toc236945454 \h </w:instrText>
+          <w:instrText xml:space="preserve"> PAGEREF _Toc236948165 \h </w:instrText>
         </w:r>
         <w:r>
           <w:rPr>
@@ -1635,7 +1635,7 @@
           <w:noProof/>
         </w:rPr>
       </w:pPr>
-      <w:hyperlink w:anchor="_Toc236945455" w:history="1">
+      <w:hyperlink w:anchor="_Toc236948166" w:history="1">
         <w:r>
           <w:rPr>
             <w:rStyle w:val="Hyperlink"/>
@@ -1662,7 +1662,7 @@
             <w:noProof/>
             <w:webHidden/>
           </w:rPr>
-          <w:instrText xml:space="preserve"> PAGEREF _Toc236945455 \h </w:instrText>
+          <w:instrText xml:space="preserve"> PAGEREF _Toc236948166 \h </w:instrText>
         </w:r>
         <w:r>
           <w:rPr>
@@ -1703,7 +1703,7 @@
           <w:noProof/>
         </w:rPr>
       </w:pPr>
-      <w:hyperlink w:anchor="_Toc236945456" w:history="1">
+      <w:hyperlink w:anchor="_Toc236948167" w:history="1">
         <w:r>
           <w:rPr>
             <w:rStyle w:val="Hyperlink"/>
@@ -1730,7 +1730,7 @@
             <w:noProof/>
             <w:webHidden/>
           </w:rPr>
-          <w:instrText xml:space="preserve"> PAGEREF _Toc236945456 \h </w:instrText>
+          <w:instrText xml:space="preserve"> PAGEREF _Toc236948167 \h </w:instrText>
         </w:r>
         <w:r>
           <w:rPr>
@@ -1771,7 +1771,7 @@
           <w:noProof/>
         </w:rPr>
       </w:pPr>
-      <w:hyperlink w:anchor="_Toc236945457" w:history="1">
+      <w:hyperlink w:anchor="_Toc236948168" w:history="1">
         <w:r>
           <w:rPr>
             <w:rStyle w:val="Hyperlink"/>
@@ -1798,7 +1798,7 @@
             <w:noProof/>
             <w:webHidden/>
           </w:rPr>
-          <w:instrText xml:space="preserve"> PAGEREF _Toc236945457 \h </w:instrText>
+          <w:instrText xml:space="preserve"> PAGEREF _Toc236948168 \h </w:instrText>
         </w:r>
         <w:r>
           <w:rPr>
@@ -1818,7 +1818,7 @@
             <w:noProof/>
             <w:webHidden/>
           </w:rPr>
-          <w:t>5</w:t>
+          <w:t>6</w:t>
         </w:r>
         <w:r>
           <w:rPr>
@@ -1839,7 +1839,7 @@
           <w:noProof/>
         </w:rPr>
       </w:pPr>
-      <w:hyperlink w:anchor="_Toc236945458" w:history="1">
+      <w:hyperlink w:anchor="_Toc236948169" w:history="1">
         <w:r>
           <w:rPr>
             <w:rStyle w:val="Hyperlink"/>
@@ -1866,7 +1866,7 @@
             <w:noProof/>
             <w:webHidden/>
           </w:rPr>
-          <w:instrText xml:space="preserve"> PAGEREF _Toc236945458 \h </w:instrText>
+          <w:instrText xml:space="preserve"> PAGEREF _Toc236948169 \h </w:instrText>
         </w:r>
         <w:r>
           <w:rPr>
@@ -1907,7 +1907,7 @@
           <w:noProof/>
         </w:rPr>
       </w:pPr>
-      <w:hyperlink w:anchor="_Toc236945459" w:history="1">
+      <w:hyperlink w:anchor="_Toc236948170" w:history="1">
         <w:r>
           <w:rPr>
             <w:rStyle w:val="Hyperlink"/>
@@ -1934,7 +1934,7 @@
             <w:noProof/>
             <w:webHidden/>
           </w:rPr>
-          <w:instrText xml:space="preserve"> PAGEREF _Toc236945459 \h </w:instrText>
+          <w:instrText xml:space="preserve"> PAGEREF _Toc236948170 \h </w:instrText>
         </w:r>
         <w:r>
           <w:rPr>
@@ -1975,7 +1975,7 @@
           <w:noProof/>
         </w:rPr>
       </w:pPr>
-      <w:hyperlink w:anchor="_Toc236945460" w:history="1">
+      <w:hyperlink w:anchor="_Toc236948171" w:history="1">
         <w:r>
           <w:rPr>
             <w:rStyle w:val="Hyperlink"/>
@@ -2002,7 +2002,7 @@
             <w:noProof/>
             <w:webHidden/>
           </w:rPr>
-          <w:instrText xml:space="preserve"> PAGEREF _Toc236945460 \h </w:instrText>
+          <w:instrText xml:space="preserve"> PAGEREF _Toc236948171 \h </w:instrText>
         </w:r>
         <w:r>
           <w:rPr>
@@ -2043,7 +2043,7 @@
           <w:noProof/>
         </w:rPr>
       </w:pPr>
-      <w:hyperlink w:anchor="_Toc236945461" w:history="1">
+      <w:hyperlink w:anchor="_Toc236948172" w:history="1">
         <w:r>
           <w:rPr>
             <w:rStyle w:val="Hyperlink"/>
@@ -2070,7 +2070,7 @@
             <w:noProof/>
             <w:webHidden/>
           </w:rPr>
-          <w:instrText xml:space="preserve"> PAGEREF _Toc236945461 \h </w:instrText>
+          <w:instrText xml:space="preserve"> PAGEREF _Toc236948172 \h </w:instrText>
         </w:r>
         <w:r>
           <w:rPr>
@@ -2090,7 +2090,7 @@
             <w:noProof/>
             <w:webHidden/>
           </w:rPr>
-          <w:t>6</w:t>
+          <w:t>7</w:t>
         </w:r>
         <w:r>
           <w:rPr>
@@ -2111,7 +2111,7 @@
           <w:noProof/>
         </w:rPr>
       </w:pPr>
-      <w:hyperlink w:anchor="_Toc236945462" w:history="1">
+      <w:hyperlink w:anchor="_Toc236948173" w:history="1">
         <w:r>
           <w:rPr>
             <w:rStyle w:val="Hyperlink"/>
@@ -2138,7 +2138,7 @@
             <w:noProof/>
             <w:webHidden/>
           </w:rPr>
-          <w:instrText xml:space="preserve"> PAGEREF _Toc236945462 \h </w:instrText>
+          <w:instrText xml:space="preserve"> PAGEREF _Toc236948173 \h </w:instrText>
         </w:r>
         <w:r>
           <w:rPr>
@@ -2179,7 +2179,7 @@
           <w:noProof/>
         </w:rPr>
       </w:pPr>
-      <w:hyperlink w:anchor="_Toc236945463" w:history="1">
+      <w:hyperlink w:anchor="_Toc236948174" w:history="1">
         <w:r>
           <w:rPr>
             <w:rStyle w:val="Hyperlink"/>
@@ -2206,7 +2206,7 @@
             <w:noProof/>
             <w:webHidden/>
           </w:rPr>
-          <w:instrText xml:space="preserve"> PAGEREF _Toc236945463 \h </w:instrText>
+          <w:instrText xml:space="preserve"> PAGEREF _Toc236948174 \h </w:instrText>
         </w:r>
         <w:r>
           <w:rPr>
@@ -2247,7 +2247,7 @@
           <w:noProof/>
         </w:rPr>
       </w:pPr>
-      <w:hyperlink w:anchor="_Toc236945464" w:history="1">
+      <w:hyperlink w:anchor="_Toc236948175" w:history="1">
         <w:r>
           <w:rPr>
             <w:rStyle w:val="Hyperlink"/>
@@ -2274,7 +2274,7 @@
             <w:noProof/>
             <w:webHidden/>
           </w:rPr>
-          <w:instrText xml:space="preserve"> PAGEREF _Toc236945464 \h </w:instrText>
+          <w:instrText xml:space="preserve"> PAGEREF _Toc236948175 \h </w:instrText>
         </w:r>
         <w:r>
           <w:rPr>
@@ -2338,7 +2338,7 @@
       <w:pPr>
         <w:pStyle w:val="Heading1"/>
       </w:pPr>
-      <w:bookmarkStart w:id="1" w:name="_Toc236945435"/>
+      <w:bookmarkStart w:id="1" w:name="_Toc236948146"/>
       <w:r>
         <w:lastRenderedPageBreak/>
         <w:t>1. Product Scope and Invariants</w:t>
@@ -2435,7 +2435,7 @@
       <w:pPr>
         <w:pStyle w:val="Heading1"/>
       </w:pPr>
-      <w:bookmarkStart w:id="2" w:name="_Toc236945436"/>
+      <w:bookmarkStart w:id="2" w:name="_Toc236948147"/>
       <w:r>
         <w:t>2. Repository and Build Layout</w:t>
       </w:r>
@@ -2889,7 +2889,7 @@
       <w:pPr>
         <w:pStyle w:val="Heading2"/>
       </w:pPr>
-      <w:bookmarkStart w:id="3" w:name="_Toc236945437"/>
+      <w:bookmarkStart w:id="3" w:name="_Toc236948148"/>
       <w:r>
         <w:t>2.1 Toolchain</w:t>
       </w:r>
@@ -2928,7 +2928,7 @@
       <w:pPr>
         <w:pStyle w:val="Heading1"/>
       </w:pPr>
-      <w:bookmarkStart w:id="4" w:name="_Toc236945438"/>
+      <w:bookmarkStart w:id="4" w:name="_Toc236948149"/>
       <w:r>
         <w:t>3. System Architecture</w:t>
       </w:r>
@@ -3400,7 +3400,7 @@
       <w:pPr>
         <w:pStyle w:val="Heading1"/>
       </w:pPr>
-      <w:bookmarkStart w:id="5" w:name="_Toc236945439"/>
+      <w:bookmarkStart w:id="5" w:name="_Toc236948150"/>
       <w:r>
         <w:t>4. Core Data Model and JSON</w:t>
       </w:r>
@@ -3420,7 +3420,7 @@
       <w:pPr>
         <w:pStyle w:val="Heading2"/>
       </w:pPr>
-      <w:bookmarkStart w:id="6" w:name="_Toc236945440"/>
+      <w:bookmarkStart w:id="6" w:name="_Toc236948151"/>
       <w:r>
         <w:t>4.1 Stable keys</w:t>
       </w:r>
@@ -3474,7 +3474,7 @@
       <w:pPr>
         <w:pStyle w:val="Heading2"/>
       </w:pPr>
-      <w:bookmarkStart w:id="7" w:name="_Toc236945441"/>
+      <w:bookmarkStart w:id="7" w:name="_Toc236948152"/>
       <w:r>
         <w:t>4.2 Development catalog</w:t>
       </w:r>
@@ -3523,7 +3523,7 @@
       <w:pPr>
         <w:pStyle w:val="Heading2"/>
       </w:pPr>
-      <w:bookmarkStart w:id="8" w:name="_Toc236945442"/>
+      <w:bookmarkStart w:id="8" w:name="_Toc236948153"/>
       <w:r>
         <w:t>4.3 Runtime pack</w:t>
       </w:r>
@@ -3584,7 +3584,7 @@
       <w:pPr>
         <w:pStyle w:val="Heading1"/>
       </w:pPr>
-      <w:bookmarkStart w:id="9" w:name="_Toc236945443"/>
+      <w:bookmarkStart w:id="9" w:name="_Toc236948154"/>
       <w:r>
         <w:t>5. Project Detection and Scanning</w:t>
       </w:r>
@@ -3614,7 +3614,7 @@
       <w:pPr>
         <w:pStyle w:val="Heading2"/>
       </w:pPr>
-      <w:bookmarkStart w:id="10" w:name="_Toc236945444"/>
+      <w:bookmarkStart w:id="10" w:name="_Toc236948155"/>
       <w:r>
         <w:t>5.1 Incremental merge</w:t>
       </w:r>
@@ -3726,7 +3726,7 @@
       <w:pPr>
         <w:pStyle w:val="Heading1"/>
       </w:pPr>
-      <w:bookmarkStart w:id="11" w:name="_Toc236945445"/>
+      <w:bookmarkStart w:id="11" w:name="_Toc236948156"/>
       <w:r>
         <w:t>6. Studio UI and Workflow State</w:t>
       </w:r>
@@ -3740,6 +3740,16 @@
       </w:pPr>
       <w:r>
         <w:t>DAT.Studio.MainForm.fmx contains the complete orange-and-blue interface. The workflow selection rectangle moves among seven persisted pages. DAT.Studio.MainForm.pas contains event and state logic only; it does not construct controls.</w:t>
+      </w:r>
+    </w:p>
+    <w:p>
+      <w:pPr>
+        <w:rPr>
+          <w:rFonts w:hint="eastAsia"/>
+        </w:rPr>
+      </w:pPr>
+      <w:r>
+        <w:t>Each workflow TLabel explicitly persists HitTest=True. FireMonkey labels default to HitTest=False, which would otherwise pass mouse events through the visible label even when an OnClick event is assigned. The setting remains editable in the Object Inspector.</w:t>
       </w:r>
     </w:p>
     <w:p>
@@ -3796,7 +3806,7 @@
       <w:pPr>
         <w:pStyle w:val="Heading1"/>
       </w:pPr>
-      <w:bookmarkStart w:id="12" w:name="_Toc236945446"/>
+      <w:bookmarkStart w:id="12" w:name="_Toc236948157"/>
       <w:r>
         <w:t>7. Provider Settings and Secret Storage</w:t>
       </w:r>
@@ -4114,7 +4124,7 @@
       <w:pPr>
         <w:pStyle w:val="Heading1"/>
       </w:pPr>
-      <w:bookmarkStart w:id="13" w:name="_Toc236945447"/>
+      <w:bookmarkStart w:id="13" w:name="_Toc236948158"/>
       <w:r>
         <w:t>8. Provider HTTP Clients</w:t>
       </w:r>
@@ -4447,7 +4457,7 @@
       <w:pPr>
         <w:pStyle w:val="Heading2"/>
       </w:pPr>
-      <w:bookmarkStart w:id="14" w:name="_Toc236945448"/>
+      <w:bookmarkStart w:id="14" w:name="_Toc236948159"/>
       <w:r>
         <w:t>8.1 Reliability and cancellation</w:t>
       </w:r>
@@ -4523,7 +4533,7 @@
       <w:pPr>
         <w:pStyle w:val="Heading2"/>
       </w:pPr>
-      <w:bookmarkStart w:id="15" w:name="_Toc236945449"/>
+      <w:bookmarkStart w:id="15" w:name="_Toc236948160"/>
       <w:r>
         <w:t>8.2 Official protocol references</w:t>
       </w:r>
@@ -4588,7 +4598,7 @@
       <w:pPr>
         <w:pStyle w:val="Heading1"/>
       </w:pPr>
-      <w:bookmarkStart w:id="16" w:name="_Toc236945450"/>
+      <w:bookmarkStart w:id="16" w:name="_Toc236948161"/>
       <w:r>
         <w:t>9. Bulk Translation and Review Semantics</w:t>
       </w:r>
@@ -4744,7 +4754,7 @@
       <w:pPr>
         <w:pStyle w:val="Heading1"/>
       </w:pPr>
-      <w:bookmarkStart w:id="17" w:name="_Toc236945451"/>
+      <w:bookmarkStart w:id="17" w:name="_Toc236948162"/>
       <w:r>
         <w:t>10. Validation and Runtime Pack Export</w:t>
       </w:r>
@@ -4774,7 +4784,7 @@
       <w:pPr>
         <w:pStyle w:val="Heading1"/>
       </w:pPr>
-      <w:bookmarkStart w:id="18" w:name="_Toc236945452"/>
+      <w:bookmarkStart w:id="18" w:name="_Toc236948163"/>
       <w:r>
         <w:t>11. Runtime Engine</w:t>
       </w:r>
@@ -4804,7 +4814,7 @@
       <w:pPr>
         <w:pStyle w:val="Heading2"/>
       </w:pPr>
-      <w:bookmarkStart w:id="19" w:name="_Toc236945453"/>
+      <w:bookmarkStart w:id="19" w:name="_Toc236948164"/>
       <w:r>
         <w:t>11.1 Deployment paths</w:t>
       </w:r>
@@ -4858,7 +4868,7 @@
       <w:pPr>
         <w:pStyle w:val="Heading1"/>
       </w:pPr>
-      <w:bookmarkStart w:id="20" w:name="_Toc236945454"/>
+      <w:bookmarkStart w:id="20" w:name="_Toc236948165"/>
       <w:r>
         <w:t>12. Integration Planning and Transactions</w:t>
       </w:r>
@@ -4888,7 +4898,7 @@
       <w:pPr>
         <w:pStyle w:val="Heading2"/>
       </w:pPr>
-      <w:bookmarkStart w:id="21" w:name="_Toc236945455"/>
+      <w:bookmarkStart w:id="21" w:name="_Toc236948166"/>
       <w:r>
         <w:t>12.1 Generated startup contract</w:t>
       </w:r>
@@ -4993,7 +5003,7 @@
       <w:pPr>
         <w:pStyle w:val="Heading1"/>
       </w:pPr>
-      <w:bookmarkStart w:id="22" w:name="_Toc236945456"/>
+      <w:bookmarkStart w:id="22" w:name="_Toc236948167"/>
       <w:r>
         <w:t>13. Self-Localization</w:t>
       </w:r>
@@ -5013,7 +5023,7 @@
       <w:pPr>
         <w:pStyle w:val="Heading1"/>
       </w:pPr>
-      <w:bookmarkStart w:id="23" w:name="_Toc236945457"/>
+      <w:bookmarkStart w:id="23" w:name="_Toc236948168"/>
       <w:r>
         <w:t>14. Error Handling and Diagnostics</w:t>
       </w:r>
@@ -5089,7 +5099,7 @@
       <w:pPr>
         <w:pStyle w:val="Heading1"/>
       </w:pPr>
-      <w:bookmarkStart w:id="24" w:name="_Toc236945458"/>
+      <w:bookmarkStart w:id="24" w:name="_Toc236948169"/>
       <w:r>
         <w:t>15. Test Strategy and Verified Matrix</w:t>
       </w:r>
@@ -5438,7 +5448,7 @@
       <w:pPr>
         <w:pStyle w:val="Heading2"/>
       </w:pPr>
-      <w:bookmarkStart w:id="25" w:name="_Toc236945459"/>
+      <w:bookmarkStart w:id="25" w:name="_Toc236948170"/>
       <w:r>
         <w:t>15.1 Live provider testing</w:t>
       </w:r>
@@ -5458,7 +5468,7 @@
       <w:pPr>
         <w:pStyle w:val="Heading1"/>
       </w:pPr>
-      <w:bookmarkStart w:id="26" w:name="_Toc236945460"/>
+      <w:bookmarkStart w:id="26" w:name="_Toc236948171"/>
       <w:r>
         <w:t>16. Security Review</w:t>
       </w:r>
@@ -5807,7 +5817,7 @@
       <w:pPr>
         <w:pStyle w:val="Heading1"/>
       </w:pPr>
-      <w:bookmarkStart w:id="27" w:name="_Toc236945461"/>
+      <w:bookmarkStart w:id="27" w:name="_Toc236948172"/>
       <w:r>
         <w:t>17. Release and Contribution Workflow</w:t>
       </w:r>
@@ -5970,7 +5980,7 @@
       <w:pPr>
         <w:pStyle w:val="Heading1"/>
       </w:pPr>
-      <w:bookmarkStart w:id="28" w:name="_Toc236945462"/>
+      <w:bookmarkStart w:id="28" w:name="_Toc236948173"/>
       <w:r>
         <w:t>18. Known Boundaries and Future-Compatible Design</w:t>
       </w:r>
@@ -6057,7 +6067,7 @@
       <w:pPr>
         <w:pStyle w:val="Heading1"/>
       </w:pPr>
-      <w:bookmarkStart w:id="29" w:name="_Toc236945463"/>
+      <w:bookmarkStart w:id="29" w:name="_Toc236948174"/>
       <w:r>
         <w:t>19. Documentation Generation</w:t>
       </w:r>
@@ -6077,7 +6087,7 @@
       <w:pPr>
         <w:pStyle w:val="Heading1"/>
       </w:pPr>
-      <w:bookmarkStart w:id="30" w:name="_Toc236945464"/>
+      <w:bookmarkStart w:id="30" w:name="_Toc236948175"/>
       <w:r>
         <w:t>20. Source References</w:t>
       </w:r>
@@ -6579,31 +6589,31 @@
       </w:rPr>
     </w:lvl>
   </w:abstractNum>
-  <w:num w:numId="1" w16cid:durableId="1003358370">
+  <w:num w:numId="1" w16cid:durableId="674381717">
     <w:abstractNumId w:val="8"/>
   </w:num>
-  <w:num w:numId="2" w16cid:durableId="885876424">
+  <w:num w:numId="2" w16cid:durableId="592712809">
     <w:abstractNumId w:val="6"/>
   </w:num>
-  <w:num w:numId="3" w16cid:durableId="1146360320">
+  <w:num w:numId="3" w16cid:durableId="1055929346">
     <w:abstractNumId w:val="5"/>
   </w:num>
-  <w:num w:numId="4" w16cid:durableId="2511842">
+  <w:num w:numId="4" w16cid:durableId="465855326">
     <w:abstractNumId w:val="4"/>
   </w:num>
-  <w:num w:numId="5" w16cid:durableId="1937863209">
+  <w:num w:numId="5" w16cid:durableId="526019312">
     <w:abstractNumId w:val="7"/>
   </w:num>
-  <w:num w:numId="6" w16cid:durableId="579101600">
+  <w:num w:numId="6" w16cid:durableId="695351504">
     <w:abstractNumId w:val="3"/>
   </w:num>
-  <w:num w:numId="7" w16cid:durableId="1140922231">
+  <w:num w:numId="7" w16cid:durableId="298146153">
     <w:abstractNumId w:val="2"/>
   </w:num>
-  <w:num w:numId="8" w16cid:durableId="1607420508">
+  <w:num w:numId="8" w16cid:durableId="652300080">
     <w:abstractNumId w:val="1"/>
   </w:num>
-  <w:num w:numId="9" w16cid:durableId="462046285">
+  <w:num w:numId="9" w16cid:durableId="1170370901">
     <w:abstractNumId w:val="0"/>
   </w:num>
 </w:numbering>
@@ -18033,7 +18043,7 @@
     <w:autoRedefine/>
     <w:uiPriority w:val="39"/>
     <w:unhideWhenUsed/>
-    <w:rsid w:val="0000468E"/>
+    <w:rsid w:val="00CD1C0B"/>
   </w:style>
   <w:style w:type="paragraph" w:styleId="TOC2">
     <w:name w:val="toc 2"/>
@@ -18042,7 +18052,7 @@
     <w:autoRedefine/>
     <w:uiPriority w:val="39"/>
     <w:unhideWhenUsed/>
-    <w:rsid w:val="0000468E"/>
+    <w:rsid w:val="00CD1C0B"/>
     <w:pPr>
       <w:ind w:left="190"/>
     </w:pPr>
@@ -18052,7 +18062,7 @@
     <w:basedOn w:val="DefaultParagraphFont"/>
     <w:uiPriority w:val="99"/>
     <w:unhideWhenUsed/>
-    <w:rsid w:val="0000468E"/>
+    <w:rsid w:val="00CD1C0B"/>
     <w:rPr>
       <w:color w:val="0000FF" w:themeColor="hyperlink"/>
       <w:u w:val="single"/>

--- a/docs/guides/Delphi App Translation Studio Engineering Guide.docx
+++ b/docs/guides/Delphi App Translation Studio Engineering Guide.docx
@@ -2,33 +2,18 @@
 <file path=word/document.xml><?xml version="1.0" encoding="utf-8"?>
 <w:document xmlns:wpc="http://schemas.microsoft.com/office/word/2010/wordprocessingCanvas" xmlns:cx="http://schemas.microsoft.com/office/drawing/2014/chartex" xmlns:cx1="http://schemas.microsoft.com/office/drawing/2015/9/8/chartex" xmlns:cx2="http://schemas.microsoft.com/office/drawing/2015/10/21/chartex" xmlns:cx3="http://schemas.microsoft.com/office/drawing/2016/5/9/chartex" xmlns:cx4="http://schemas.microsoft.com/office/drawing/2016/5/10/chartex" xmlns:cx5="http://schemas.microsoft.com/office/drawing/2016/5/11/chartex" xmlns:cx6="http://schemas.microsoft.com/office/drawing/2016/5/12/chartex" xmlns:cx7="http://schemas.microsoft.com/office/drawing/2016/5/13/chartex" xmlns:cx8="http://schemas.microsoft.com/office/drawing/2016/5/14/chartex" xmlns:mc="http://schemas.openxmlformats.org/markup-compatibility/2006" xmlns:aink="http://schemas.microsoft.com/office/drawing/2016/ink" xmlns:am3d="http://schemas.microsoft.com/office/drawing/2017/model3d" xmlns:o="urn:schemas-microsoft-com:office:office" xmlns:oel="http://schemas.microsoft.com/office/2019/extlst" xmlns:r="http://schemas.openxmlformats.org/officeDocument/2006/relationships" xmlns:m="http://schemas.openxmlformats.org/officeDocument/2006/math" xmlns:v="urn:schemas-microsoft-com:vml" xmlns:wp14="http://schemas.microsoft.com/office/word/2010/wordprocessingDrawing" xmlns:wp="http://schemas.openxmlformats.org/drawingml/2006/wordprocessingDrawing" xmlns:w10="urn:schemas-microsoft-com:office:word" xmlns:w="http://schemas.openxmlformats.org/wordprocessingml/2006/main" xmlns:w14="http://schemas.microsoft.com/office/word/2010/wordml" xmlns:w15="http://schemas.microsoft.com/office/word/2012/wordml" xmlns:w16cei="http://schemas.microsoft.com/office/word/2026/wordml/cei" xmlns:w16cex="http://schemas.microsoft.com/office/word/2018/wordml/cex" xmlns:w16cid="http://schemas.microsoft.com/office/word/2016/wordml/cid" xmlns:w16="http://schemas.microsoft.com/office/word/2018/wordml" xmlns:w16du="http://schemas.microsoft.com/office/word/2023/wordml/word16du" xmlns:w16sdtdh="http://schemas.microsoft.com/office/word/2020/wordml/sdtdatahash" xmlns:w16sdtfl="http://schemas.microsoft.com/office/word/2024/wordml/sdtformatlock" xmlns:w16se="http://schemas.microsoft.com/office/word/2015/wordml/symex" xmlns:wpg="http://schemas.microsoft.com/office/word/2010/wordprocessingGroup" xmlns:wpi="http://schemas.microsoft.com/office/word/2010/wordprocessingInk" xmlns:wne="http://schemas.microsoft.com/office/word/2006/wordml" xmlns:wps="http://schemas.microsoft.com/office/word/2010/wordprocessingShape" mc:Ignorable="w14 w15 w16se w16cid w16 w16cex w16sdtdh w16sdtfl w16du wp14">
   <w:body>
+    <w:p/>
+    <w:p/>
     <w:p>
       <w:pPr>
-        <w:rPr>
-          <w:rFonts w:hint="eastAsia"/>
-        </w:rPr>
-      </w:pPr>
-    </w:p>
-    <w:p>
-      <w:pPr>
-        <w:rPr>
-          <w:rFonts w:hint="eastAsia"/>
-        </w:rPr>
-      </w:pPr>
-    </w:p>
-    <w:p>
-      <w:pPr>
         <w:jc w:val="center"/>
-        <w:rPr>
-          <w:rFonts w:hint="eastAsia"/>
-        </w:rPr>
       </w:pPr>
       <w:r>
         <w:rPr>
           <w:noProof/>
         </w:rPr>
         <w:drawing>
-          <wp:inline distT="0" distB="0" distL="0" distR="0" wp14:anchorId="266196F5" wp14:editId="08E8EA48">
+          <wp:inline distT="0" distB="0" distL="0" distR="0" wp14:anchorId="3134E240" wp14:editId="54D8798E">
             <wp:extent cx="1371600" cy="1371600"/>
             <wp:effectExtent l="0" t="0" r="0" b="0"/>
             <wp:docPr id="1" name="Picture 1"/>
@@ -84,13 +69,20 @@
     </w:p>
     <w:tbl>
       <w:tblPr>
-        <w:tblW w:w="0" w:type="auto"/>
+        <w:tblW w:w="9360" w:type="dxa"/>
         <w:jc w:val="center"/>
+        <w:tblLayout w:type="fixed"/>
+        <w:tblCellMar>
+          <w:top w:w="80" w:type="dxa"/>
+          <w:left w:w="120" w:type="dxa"/>
+          <w:bottom w:w="80" w:type="dxa"/>
+          <w:right w:w="120" w:type="dxa"/>
+        </w:tblCellMar>
         <w:tblLook w:val="04A0" w:firstRow="1" w:lastRow="0" w:firstColumn="1" w:lastColumn="0" w:noHBand="0" w:noVBand="1"/>
       </w:tblPr>
       <w:tblGrid>
-        <w:gridCol w:w="5040"/>
-        <w:gridCol w:w="5040"/>
+        <w:gridCol w:w="4680"/>
+        <w:gridCol w:w="4680"/>
       </w:tblGrid>
       <w:tr>
         <w:trPr>
@@ -98,65 +90,44 @@
         </w:trPr>
         <w:tc>
           <w:tcPr>
-            <w:tcW w:w="5040" w:type="dxa"/>
+            <w:tcW w:w="4680" w:type="dxa"/>
             <w:shd w:val="clear" w:color="auto" w:fill="234C80"/>
           </w:tcPr>
-          <w:p>
-            <w:pPr>
-              <w:rPr>
-                <w:rFonts w:hint="eastAsia"/>
-              </w:rPr>
-            </w:pPr>
-          </w:p>
+          <w:p/>
         </w:tc>
         <w:tc>
           <w:tcPr>
-            <w:tcW w:w="5040" w:type="dxa"/>
+            <w:tcW w:w="4680" w:type="dxa"/>
             <w:shd w:val="clear" w:color="auto" w:fill="F28A1B"/>
           </w:tcPr>
-          <w:p>
-            <w:pPr>
-              <w:rPr>
-                <w:rFonts w:hint="eastAsia"/>
-              </w:rPr>
-            </w:pPr>
-          </w:p>
+          <w:p/>
         </w:tc>
       </w:tr>
     </w:tbl>
+    <w:p/>
     <w:p>
       <w:pPr>
-        <w:rPr>
-          <w:rFonts w:hint="eastAsia"/>
-        </w:rPr>
-      </w:pPr>
-    </w:p>
-    <w:p>
-      <w:pPr>
         <w:jc w:val="center"/>
-        <w:rPr>
-          <w:rFonts w:hint="eastAsia"/>
-        </w:rPr>
       </w:pPr>
       <w:r>
         <w:rPr>
+          <w:rFonts w:ascii="Aptos" w:hAnsi="Aptos"/>
           <w:color w:val="5D7693"/>
-          <w:sz w:val="22"/>
         </w:rPr>
         <w:t>Version 1.0</w:t>
       </w:r>
       <w:r>
         <w:rPr>
+          <w:rFonts w:ascii="Aptos" w:hAnsi="Aptos"/>
           <w:color w:val="5D7693"/>
-          <w:sz w:val="22"/>
         </w:rPr>
         <w:br/>
-        <w:t>Last changed: August 6, 2026</w:t>
+        <w:t>Last changed: August 7, 2026</w:t>
       </w:r>
       <w:r>
         <w:rPr>
+          <w:rFonts w:ascii="Aptos" w:hAnsi="Aptos"/>
           <w:color w:val="5D7693"/>
-          <w:sz w:val="22"/>
         </w:rPr>
         <w:br/>
         <w:t>Windows • Delphi VCL and FireMonkey • Win32 and Win64</w:t>
@@ -164,14 +135,11 @@
     </w:p>
     <w:p>
       <w:pPr>
-        <w:rPr>
-          <w:rFonts w:hint="eastAsia"/>
-        </w:rPr>
         <w:sectPr>
           <w:headerReference w:type="default" r:id="rId9"/>
           <w:footerReference w:type="default" r:id="rId10"/>
           <w:pgSz w:w="12240" w:h="15840"/>
-          <w:pgMar w:top="1037" w:right="1037" w:bottom="979" w:left="1123" w:header="432" w:footer="432" w:gutter="0"/>
+          <w:pgMar w:top="1440" w:right="1440" w:bottom="1440" w:left="1440" w:header="708" w:footer="708" w:gutter="0"/>
           <w:cols w:space="720"/>
           <w:docGrid w:linePitch="360"/>
         </w:sectPr>
@@ -181,7 +149,7 @@
       <w:pPr>
         <w:pStyle w:val="Heading1"/>
       </w:pPr>
-      <w:bookmarkStart w:id="0" w:name="_Toc236948145"/>
+      <w:bookmarkStart w:id="0" w:name="_Toc237003153"/>
       <w:r>
         <w:lastRenderedPageBreak/>
         <w:t>Table of Contents</w:t>
@@ -192,10 +160,16 @@
       <w:pPr>
         <w:pStyle w:val="TOC1"/>
         <w:tabs>
-          <w:tab w:val="right" w:leader="dot" w:pos="10070"/>
+          <w:tab w:val="right" w:leader="dot" w:pos="9350"/>
         </w:tabs>
         <w:rPr>
+          <w:rFonts w:asciiTheme="minorHAnsi" w:hAnsiTheme="minorHAnsi"/>
           <w:noProof/>
+          <w:color w:val="auto"/>
+          <w:kern w:val="2"/>
+          <w:sz w:val="24"/>
+          <w:szCs w:val="24"/>
+          <w14:ligatures w14:val="standardContextual"/>
         </w:rPr>
       </w:pPr>
       <w:r>
@@ -207,7 +181,7 @@
       <w:r>
         <w:fldChar w:fldCharType="separate"/>
       </w:r>
-      <w:hyperlink w:anchor="_Toc236948145" w:history="1">
+      <w:hyperlink w:anchor="_Toc237003153" w:history="1">
         <w:r>
           <w:rPr>
             <w:rStyle w:val="Hyperlink"/>
@@ -234,7 +208,7 @@
             <w:noProof/>
             <w:webHidden/>
           </w:rPr>
-          <w:instrText xml:space="preserve"> PAGEREF _Toc236948145 \h </w:instrText>
+          <w:instrText xml:space="preserve"> PAGEREF _Toc237003153 \h </w:instrText>
         </w:r>
         <w:r>
           <w:rPr>
@@ -269,13 +243,19 @@
       <w:pPr>
         <w:pStyle w:val="TOC1"/>
         <w:tabs>
-          <w:tab w:val="right" w:leader="dot" w:pos="10070"/>
+          <w:tab w:val="right" w:leader="dot" w:pos="9350"/>
         </w:tabs>
         <w:rPr>
+          <w:rFonts w:asciiTheme="minorHAnsi" w:hAnsiTheme="minorHAnsi"/>
           <w:noProof/>
+          <w:color w:val="auto"/>
+          <w:kern w:val="2"/>
+          <w:sz w:val="24"/>
+          <w:szCs w:val="24"/>
+          <w14:ligatures w14:val="standardContextual"/>
         </w:rPr>
       </w:pPr>
-      <w:hyperlink w:anchor="_Toc236948146" w:history="1">
+      <w:hyperlink w:anchor="_Toc237003154" w:history="1">
         <w:r>
           <w:rPr>
             <w:rStyle w:val="Hyperlink"/>
@@ -302,7 +282,7 @@
             <w:noProof/>
             <w:webHidden/>
           </w:rPr>
-          <w:instrText xml:space="preserve"> PAGEREF _Toc236948146 \h </w:instrText>
+          <w:instrText xml:space="preserve"> PAGEREF _Toc237003154 \h </w:instrText>
         </w:r>
         <w:r>
           <w:rPr>
@@ -337,13 +317,19 @@
       <w:pPr>
         <w:pStyle w:val="TOC1"/>
         <w:tabs>
-          <w:tab w:val="right" w:leader="dot" w:pos="10070"/>
+          <w:tab w:val="right" w:leader="dot" w:pos="9350"/>
         </w:tabs>
         <w:rPr>
+          <w:rFonts w:asciiTheme="minorHAnsi" w:hAnsiTheme="minorHAnsi"/>
           <w:noProof/>
+          <w:color w:val="auto"/>
+          <w:kern w:val="2"/>
+          <w:sz w:val="24"/>
+          <w:szCs w:val="24"/>
+          <w14:ligatures w14:val="standardContextual"/>
         </w:rPr>
       </w:pPr>
-      <w:hyperlink w:anchor="_Toc236948147" w:history="1">
+      <w:hyperlink w:anchor="_Toc237003155" w:history="1">
         <w:r>
           <w:rPr>
             <w:rStyle w:val="Hyperlink"/>
@@ -370,7 +356,7 @@
             <w:noProof/>
             <w:webHidden/>
           </w:rPr>
-          <w:instrText xml:space="preserve"> PAGEREF _Toc236948147 \h </w:instrText>
+          <w:instrText xml:space="preserve"> PAGEREF _Toc237003155 \h </w:instrText>
         </w:r>
         <w:r>
           <w:rPr>
@@ -405,13 +391,19 @@
       <w:pPr>
         <w:pStyle w:val="TOC2"/>
         <w:tabs>
-          <w:tab w:val="right" w:leader="dot" w:pos="10070"/>
+          <w:tab w:val="right" w:leader="dot" w:pos="9350"/>
         </w:tabs>
         <w:rPr>
+          <w:rFonts w:asciiTheme="minorHAnsi" w:hAnsiTheme="minorHAnsi"/>
           <w:noProof/>
+          <w:color w:val="auto"/>
+          <w:kern w:val="2"/>
+          <w:sz w:val="24"/>
+          <w:szCs w:val="24"/>
+          <w14:ligatures w14:val="standardContextual"/>
         </w:rPr>
       </w:pPr>
-      <w:hyperlink w:anchor="_Toc236948148" w:history="1">
+      <w:hyperlink w:anchor="_Toc237003156" w:history="1">
         <w:r>
           <w:rPr>
             <w:rStyle w:val="Hyperlink"/>
@@ -438,7 +430,7 @@
             <w:noProof/>
             <w:webHidden/>
           </w:rPr>
-          <w:instrText xml:space="preserve"> PAGEREF _Toc236948148 \h </w:instrText>
+          <w:instrText xml:space="preserve"> PAGEREF _Toc237003156 \h </w:instrText>
         </w:r>
         <w:r>
           <w:rPr>
@@ -458,7 +450,7 @@
             <w:noProof/>
             <w:webHidden/>
           </w:rPr>
-          <w:t>1</w:t>
+          <w:t>2</w:t>
         </w:r>
         <w:r>
           <w:rPr>
@@ -473,13 +465,19 @@
       <w:pPr>
         <w:pStyle w:val="TOC1"/>
         <w:tabs>
-          <w:tab w:val="right" w:leader="dot" w:pos="10070"/>
+          <w:tab w:val="right" w:leader="dot" w:pos="9350"/>
         </w:tabs>
         <w:rPr>
+          <w:rFonts w:asciiTheme="minorHAnsi" w:hAnsiTheme="minorHAnsi"/>
           <w:noProof/>
+          <w:color w:val="auto"/>
+          <w:kern w:val="2"/>
+          <w:sz w:val="24"/>
+          <w:szCs w:val="24"/>
+          <w14:ligatures w14:val="standardContextual"/>
         </w:rPr>
       </w:pPr>
-      <w:hyperlink w:anchor="_Toc236948149" w:history="1">
+      <w:hyperlink w:anchor="_Toc237003157" w:history="1">
         <w:r>
           <w:rPr>
             <w:rStyle w:val="Hyperlink"/>
@@ -506,7 +504,7 @@
             <w:noProof/>
             <w:webHidden/>
           </w:rPr>
-          <w:instrText xml:space="preserve"> PAGEREF _Toc236948149 \h </w:instrText>
+          <w:instrText xml:space="preserve"> PAGEREF _Toc237003157 \h </w:instrText>
         </w:r>
         <w:r>
           <w:rPr>
@@ -526,7 +524,7 @@
             <w:noProof/>
             <w:webHidden/>
           </w:rPr>
-          <w:t>1</w:t>
+          <w:t>2</w:t>
         </w:r>
         <w:r>
           <w:rPr>
@@ -541,13 +539,19 @@
       <w:pPr>
         <w:pStyle w:val="TOC1"/>
         <w:tabs>
-          <w:tab w:val="right" w:leader="dot" w:pos="10070"/>
+          <w:tab w:val="right" w:leader="dot" w:pos="9350"/>
         </w:tabs>
         <w:rPr>
+          <w:rFonts w:asciiTheme="minorHAnsi" w:hAnsiTheme="minorHAnsi"/>
           <w:noProof/>
+          <w:color w:val="auto"/>
+          <w:kern w:val="2"/>
+          <w:sz w:val="24"/>
+          <w:szCs w:val="24"/>
+          <w14:ligatures w14:val="standardContextual"/>
         </w:rPr>
       </w:pPr>
-      <w:hyperlink w:anchor="_Toc236948150" w:history="1">
+      <w:hyperlink w:anchor="_Toc237003158" w:history="1">
         <w:r>
           <w:rPr>
             <w:rStyle w:val="Hyperlink"/>
@@ -574,7 +578,7 @@
             <w:noProof/>
             <w:webHidden/>
           </w:rPr>
-          <w:instrText xml:space="preserve"> PAGEREF _Toc236948150 \h </w:instrText>
+          <w:instrText xml:space="preserve"> PAGEREF _Toc237003158 \h </w:instrText>
         </w:r>
         <w:r>
           <w:rPr>
@@ -594,7 +598,7 @@
             <w:noProof/>
             <w:webHidden/>
           </w:rPr>
-          <w:t>2</w:t>
+          <w:t>3</w:t>
         </w:r>
         <w:r>
           <w:rPr>
@@ -609,13 +613,19 @@
       <w:pPr>
         <w:pStyle w:val="TOC2"/>
         <w:tabs>
-          <w:tab w:val="right" w:leader="dot" w:pos="10070"/>
+          <w:tab w:val="right" w:leader="dot" w:pos="9350"/>
         </w:tabs>
         <w:rPr>
+          <w:rFonts w:asciiTheme="minorHAnsi" w:hAnsiTheme="minorHAnsi"/>
           <w:noProof/>
+          <w:color w:val="auto"/>
+          <w:kern w:val="2"/>
+          <w:sz w:val="24"/>
+          <w:szCs w:val="24"/>
+          <w14:ligatures w14:val="standardContextual"/>
         </w:rPr>
       </w:pPr>
-      <w:hyperlink w:anchor="_Toc236948151" w:history="1">
+      <w:hyperlink w:anchor="_Toc237003159" w:history="1">
         <w:r>
           <w:rPr>
             <w:rStyle w:val="Hyperlink"/>
@@ -642,7 +652,7 @@
             <w:noProof/>
             <w:webHidden/>
           </w:rPr>
-          <w:instrText xml:space="preserve"> PAGEREF _Toc236948151 \h </w:instrText>
+          <w:instrText xml:space="preserve"> PAGEREF _Toc237003159 \h </w:instrText>
         </w:r>
         <w:r>
           <w:rPr>
@@ -662,7 +672,7 @@
             <w:noProof/>
             <w:webHidden/>
           </w:rPr>
-          <w:t>2</w:t>
+          <w:t>3</w:t>
         </w:r>
         <w:r>
           <w:rPr>
@@ -677,13 +687,19 @@
       <w:pPr>
         <w:pStyle w:val="TOC2"/>
         <w:tabs>
-          <w:tab w:val="right" w:leader="dot" w:pos="10070"/>
+          <w:tab w:val="right" w:leader="dot" w:pos="9350"/>
         </w:tabs>
         <w:rPr>
+          <w:rFonts w:asciiTheme="minorHAnsi" w:hAnsiTheme="minorHAnsi"/>
           <w:noProof/>
+          <w:color w:val="auto"/>
+          <w:kern w:val="2"/>
+          <w:sz w:val="24"/>
+          <w:szCs w:val="24"/>
+          <w14:ligatures w14:val="standardContextual"/>
         </w:rPr>
       </w:pPr>
-      <w:hyperlink w:anchor="_Toc236948152" w:history="1">
+      <w:hyperlink w:anchor="_Toc237003160" w:history="1">
         <w:r>
           <w:rPr>
             <w:rStyle w:val="Hyperlink"/>
@@ -710,7 +726,7 @@
             <w:noProof/>
             <w:webHidden/>
           </w:rPr>
-          <w:instrText xml:space="preserve"> PAGEREF _Toc236948152 \h </w:instrText>
+          <w:instrText xml:space="preserve"> PAGEREF _Toc237003160 \h </w:instrText>
         </w:r>
         <w:r>
           <w:rPr>
@@ -730,7 +746,7 @@
             <w:noProof/>
             <w:webHidden/>
           </w:rPr>
-          <w:t>2</w:t>
+          <w:t>3</w:t>
         </w:r>
         <w:r>
           <w:rPr>
@@ -745,13 +761,19 @@
       <w:pPr>
         <w:pStyle w:val="TOC2"/>
         <w:tabs>
-          <w:tab w:val="right" w:leader="dot" w:pos="10070"/>
+          <w:tab w:val="right" w:leader="dot" w:pos="9350"/>
         </w:tabs>
         <w:rPr>
+          <w:rFonts w:asciiTheme="minorHAnsi" w:hAnsiTheme="minorHAnsi"/>
           <w:noProof/>
+          <w:color w:val="auto"/>
+          <w:kern w:val="2"/>
+          <w:sz w:val="24"/>
+          <w:szCs w:val="24"/>
+          <w14:ligatures w14:val="standardContextual"/>
         </w:rPr>
       </w:pPr>
-      <w:hyperlink w:anchor="_Toc236948153" w:history="1">
+      <w:hyperlink w:anchor="_Toc237003161" w:history="1">
         <w:r>
           <w:rPr>
             <w:rStyle w:val="Hyperlink"/>
@@ -778,7 +800,7 @@
             <w:noProof/>
             <w:webHidden/>
           </w:rPr>
-          <w:instrText xml:space="preserve"> PAGEREF _Toc236948153 \h </w:instrText>
+          <w:instrText xml:space="preserve"> PAGEREF _Toc237003161 \h </w:instrText>
         </w:r>
         <w:r>
           <w:rPr>
@@ -798,7 +820,7 @@
             <w:noProof/>
             <w:webHidden/>
           </w:rPr>
-          <w:t>2</w:t>
+          <w:t>3</w:t>
         </w:r>
         <w:r>
           <w:rPr>
@@ -813,13 +835,19 @@
       <w:pPr>
         <w:pStyle w:val="TOC1"/>
         <w:tabs>
-          <w:tab w:val="right" w:leader="dot" w:pos="10070"/>
+          <w:tab w:val="right" w:leader="dot" w:pos="9350"/>
         </w:tabs>
         <w:rPr>
+          <w:rFonts w:asciiTheme="minorHAnsi" w:hAnsiTheme="minorHAnsi"/>
           <w:noProof/>
+          <w:color w:val="auto"/>
+          <w:kern w:val="2"/>
+          <w:sz w:val="24"/>
+          <w:szCs w:val="24"/>
+          <w14:ligatures w14:val="standardContextual"/>
         </w:rPr>
       </w:pPr>
-      <w:hyperlink w:anchor="_Toc236948154" w:history="1">
+      <w:hyperlink w:anchor="_Toc237003162" w:history="1">
         <w:r>
           <w:rPr>
             <w:rStyle w:val="Hyperlink"/>
@@ -846,7 +874,7 @@
             <w:noProof/>
             <w:webHidden/>
           </w:rPr>
-          <w:instrText xml:space="preserve"> PAGEREF _Toc236948154 \h </w:instrText>
+          <w:instrText xml:space="preserve"> PAGEREF _Toc237003162 \h </w:instrText>
         </w:r>
         <w:r>
           <w:rPr>
@@ -866,7 +894,7 @@
             <w:noProof/>
             <w:webHidden/>
           </w:rPr>
-          <w:t>2</w:t>
+          <w:t>4</w:t>
         </w:r>
         <w:r>
           <w:rPr>
@@ -881,13 +909,19 @@
       <w:pPr>
         <w:pStyle w:val="TOC2"/>
         <w:tabs>
-          <w:tab w:val="right" w:leader="dot" w:pos="10070"/>
+          <w:tab w:val="right" w:leader="dot" w:pos="9350"/>
         </w:tabs>
         <w:rPr>
+          <w:rFonts w:asciiTheme="minorHAnsi" w:hAnsiTheme="minorHAnsi"/>
           <w:noProof/>
+          <w:color w:val="auto"/>
+          <w:kern w:val="2"/>
+          <w:sz w:val="24"/>
+          <w:szCs w:val="24"/>
+          <w14:ligatures w14:val="standardContextual"/>
         </w:rPr>
       </w:pPr>
-      <w:hyperlink w:anchor="_Toc236948155" w:history="1">
+      <w:hyperlink w:anchor="_Toc237003163" w:history="1">
         <w:r>
           <w:rPr>
             <w:rStyle w:val="Hyperlink"/>
@@ -914,7 +948,7 @@
             <w:noProof/>
             <w:webHidden/>
           </w:rPr>
-          <w:instrText xml:space="preserve"> PAGEREF _Toc236948155 \h </w:instrText>
+          <w:instrText xml:space="preserve"> PAGEREF _Toc237003163 \h </w:instrText>
         </w:r>
         <w:r>
           <w:rPr>
@@ -934,7 +968,7 @@
             <w:noProof/>
             <w:webHidden/>
           </w:rPr>
-          <w:t>3</w:t>
+          <w:t>4</w:t>
         </w:r>
         <w:r>
           <w:rPr>
@@ -949,13 +983,19 @@
       <w:pPr>
         <w:pStyle w:val="TOC1"/>
         <w:tabs>
-          <w:tab w:val="right" w:leader="dot" w:pos="10070"/>
+          <w:tab w:val="right" w:leader="dot" w:pos="9350"/>
         </w:tabs>
         <w:rPr>
+          <w:rFonts w:asciiTheme="minorHAnsi" w:hAnsiTheme="minorHAnsi"/>
           <w:noProof/>
+          <w:color w:val="auto"/>
+          <w:kern w:val="2"/>
+          <w:sz w:val="24"/>
+          <w:szCs w:val="24"/>
+          <w14:ligatures w14:val="standardContextual"/>
         </w:rPr>
       </w:pPr>
-      <w:hyperlink w:anchor="_Toc236948156" w:history="1">
+      <w:hyperlink w:anchor="_Toc237003164" w:history="1">
         <w:r>
           <w:rPr>
             <w:rStyle w:val="Hyperlink"/>
@@ -982,7 +1022,7 @@
             <w:noProof/>
             <w:webHidden/>
           </w:rPr>
-          <w:instrText xml:space="preserve"> PAGEREF _Toc236948156 \h </w:instrText>
+          <w:instrText xml:space="preserve"> PAGEREF _Toc237003164 \h </w:instrText>
         </w:r>
         <w:r>
           <w:rPr>
@@ -1002,7 +1042,7 @@
             <w:noProof/>
             <w:webHidden/>
           </w:rPr>
-          <w:t>3</w:t>
+          <w:t>4</w:t>
         </w:r>
         <w:r>
           <w:rPr>
@@ -1017,13 +1057,19 @@
       <w:pPr>
         <w:pStyle w:val="TOC1"/>
         <w:tabs>
-          <w:tab w:val="right" w:leader="dot" w:pos="10070"/>
+          <w:tab w:val="right" w:leader="dot" w:pos="9350"/>
         </w:tabs>
         <w:rPr>
+          <w:rFonts w:asciiTheme="minorHAnsi" w:hAnsiTheme="minorHAnsi"/>
           <w:noProof/>
+          <w:color w:val="auto"/>
+          <w:kern w:val="2"/>
+          <w:sz w:val="24"/>
+          <w:szCs w:val="24"/>
+          <w14:ligatures w14:val="standardContextual"/>
         </w:rPr>
       </w:pPr>
-      <w:hyperlink w:anchor="_Toc236948157" w:history="1">
+      <w:hyperlink w:anchor="_Toc237003165" w:history="1">
         <w:r>
           <w:rPr>
             <w:rStyle w:val="Hyperlink"/>
@@ -1050,7 +1096,7 @@
             <w:noProof/>
             <w:webHidden/>
           </w:rPr>
-          <w:instrText xml:space="preserve"> PAGEREF _Toc236948157 \h </w:instrText>
+          <w:instrText xml:space="preserve"> PAGEREF _Toc237003165 \h </w:instrText>
         </w:r>
         <w:r>
           <w:rPr>
@@ -1070,7 +1116,7 @@
             <w:noProof/>
             <w:webHidden/>
           </w:rPr>
-          <w:t>3</w:t>
+          <w:t>5</w:t>
         </w:r>
         <w:r>
           <w:rPr>
@@ -1085,13 +1131,19 @@
       <w:pPr>
         <w:pStyle w:val="TOC1"/>
         <w:tabs>
-          <w:tab w:val="right" w:leader="dot" w:pos="10070"/>
+          <w:tab w:val="right" w:leader="dot" w:pos="9350"/>
         </w:tabs>
         <w:rPr>
+          <w:rFonts w:asciiTheme="minorHAnsi" w:hAnsiTheme="minorHAnsi"/>
           <w:noProof/>
+          <w:color w:val="auto"/>
+          <w:kern w:val="2"/>
+          <w:sz w:val="24"/>
+          <w:szCs w:val="24"/>
+          <w14:ligatures w14:val="standardContextual"/>
         </w:rPr>
       </w:pPr>
-      <w:hyperlink w:anchor="_Toc236948158" w:history="1">
+      <w:hyperlink w:anchor="_Toc237003166" w:history="1">
         <w:r>
           <w:rPr>
             <w:rStyle w:val="Hyperlink"/>
@@ -1118,7 +1170,7 @@
             <w:noProof/>
             <w:webHidden/>
           </w:rPr>
-          <w:instrText xml:space="preserve"> PAGEREF _Toc236948158 \h </w:instrText>
+          <w:instrText xml:space="preserve"> PAGEREF _Toc237003166 \h </w:instrText>
         </w:r>
         <w:r>
           <w:rPr>
@@ -1138,7 +1190,7 @@
             <w:noProof/>
             <w:webHidden/>
           </w:rPr>
-          <w:t>4</w:t>
+          <w:t>5</w:t>
         </w:r>
         <w:r>
           <w:rPr>
@@ -1153,13 +1205,19 @@
       <w:pPr>
         <w:pStyle w:val="TOC2"/>
         <w:tabs>
-          <w:tab w:val="right" w:leader="dot" w:pos="10070"/>
+          <w:tab w:val="right" w:leader="dot" w:pos="9350"/>
         </w:tabs>
         <w:rPr>
+          <w:rFonts w:asciiTheme="minorHAnsi" w:hAnsiTheme="minorHAnsi"/>
           <w:noProof/>
+          <w:color w:val="auto"/>
+          <w:kern w:val="2"/>
+          <w:sz w:val="24"/>
+          <w:szCs w:val="24"/>
+          <w14:ligatures w14:val="standardContextual"/>
         </w:rPr>
       </w:pPr>
-      <w:hyperlink w:anchor="_Toc236948159" w:history="1">
+      <w:hyperlink w:anchor="_Toc237003167" w:history="1">
         <w:r>
           <w:rPr>
             <w:rStyle w:val="Hyperlink"/>
@@ -1186,7 +1244,7 @@
             <w:noProof/>
             <w:webHidden/>
           </w:rPr>
-          <w:instrText xml:space="preserve"> PAGEREF _Toc236948159 \h </w:instrText>
+          <w:instrText xml:space="preserve"> PAGEREF _Toc237003167 \h </w:instrText>
         </w:r>
         <w:r>
           <w:rPr>
@@ -1206,7 +1264,7 @@
             <w:noProof/>
             <w:webHidden/>
           </w:rPr>
-          <w:t>4</w:t>
+          <w:t>6</w:t>
         </w:r>
         <w:r>
           <w:rPr>
@@ -1221,13 +1279,19 @@
       <w:pPr>
         <w:pStyle w:val="TOC2"/>
         <w:tabs>
-          <w:tab w:val="right" w:leader="dot" w:pos="10070"/>
+          <w:tab w:val="right" w:leader="dot" w:pos="9350"/>
         </w:tabs>
         <w:rPr>
+          <w:rFonts w:asciiTheme="minorHAnsi" w:hAnsiTheme="minorHAnsi"/>
           <w:noProof/>
+          <w:color w:val="auto"/>
+          <w:kern w:val="2"/>
+          <w:sz w:val="24"/>
+          <w:szCs w:val="24"/>
+          <w14:ligatures w14:val="standardContextual"/>
         </w:rPr>
       </w:pPr>
-      <w:hyperlink w:anchor="_Toc236948160" w:history="1">
+      <w:hyperlink w:anchor="_Toc237003168" w:history="1">
         <w:r>
           <w:rPr>
             <w:rStyle w:val="Hyperlink"/>
@@ -1254,7 +1318,7 @@
             <w:noProof/>
             <w:webHidden/>
           </w:rPr>
-          <w:instrText xml:space="preserve"> PAGEREF _Toc236948160 \h </w:instrText>
+          <w:instrText xml:space="preserve"> PAGEREF _Toc237003168 \h </w:instrText>
         </w:r>
         <w:r>
           <w:rPr>
@@ -1274,7 +1338,7 @@
             <w:noProof/>
             <w:webHidden/>
           </w:rPr>
-          <w:t>4</w:t>
+          <w:t>6</w:t>
         </w:r>
         <w:r>
           <w:rPr>
@@ -1289,19 +1353,25 @@
       <w:pPr>
         <w:pStyle w:val="TOC1"/>
         <w:tabs>
-          <w:tab w:val="right" w:leader="dot" w:pos="10070"/>
+          <w:tab w:val="right" w:leader="dot" w:pos="9350"/>
         </w:tabs>
         <w:rPr>
+          <w:rFonts w:asciiTheme="minorHAnsi" w:hAnsiTheme="minorHAnsi"/>
           <w:noProof/>
+          <w:color w:val="auto"/>
+          <w:kern w:val="2"/>
+          <w:sz w:val="24"/>
+          <w:szCs w:val="24"/>
+          <w14:ligatures w14:val="standardContextual"/>
         </w:rPr>
       </w:pPr>
-      <w:hyperlink w:anchor="_Toc236948161" w:history="1">
+      <w:hyperlink w:anchor="_Toc237003169" w:history="1">
         <w:r>
           <w:rPr>
             <w:rStyle w:val="Hyperlink"/>
             <w:noProof/>
           </w:rPr>
-          <w:t>9. Bulk Translation and Review Semantics</w:t>
+          <w:t>9. Translation Acquisition and Review Semantics</w:t>
         </w:r>
         <w:r>
           <w:rPr>
@@ -1322,7 +1392,7 @@
             <w:noProof/>
             <w:webHidden/>
           </w:rPr>
-          <w:instrText xml:space="preserve"> PAGEREF _Toc236948161 \h </w:instrText>
+          <w:instrText xml:space="preserve"> PAGEREF _Toc237003169 \h </w:instrText>
         </w:r>
         <w:r>
           <w:rPr>
@@ -1342,7 +1412,7 @@
             <w:noProof/>
             <w:webHidden/>
           </w:rPr>
-          <w:t>4</w:t>
+          <w:t>6</w:t>
         </w:r>
         <w:r>
           <w:rPr>
@@ -1357,13 +1427,19 @@
       <w:pPr>
         <w:pStyle w:val="TOC1"/>
         <w:tabs>
-          <w:tab w:val="right" w:leader="dot" w:pos="10070"/>
+          <w:tab w:val="right" w:leader="dot" w:pos="9350"/>
         </w:tabs>
         <w:rPr>
+          <w:rFonts w:asciiTheme="minorHAnsi" w:hAnsiTheme="minorHAnsi"/>
           <w:noProof/>
+          <w:color w:val="auto"/>
+          <w:kern w:val="2"/>
+          <w:sz w:val="24"/>
+          <w:szCs w:val="24"/>
+          <w14:ligatures w14:val="standardContextual"/>
         </w:rPr>
       </w:pPr>
-      <w:hyperlink w:anchor="_Toc236948162" w:history="1">
+      <w:hyperlink w:anchor="_Toc237003170" w:history="1">
         <w:r>
           <w:rPr>
             <w:rStyle w:val="Hyperlink"/>
@@ -1390,7 +1466,7 @@
             <w:noProof/>
             <w:webHidden/>
           </w:rPr>
-          <w:instrText xml:space="preserve"> PAGEREF _Toc236948162 \h </w:instrText>
+          <w:instrText xml:space="preserve"> PAGEREF _Toc237003170 \h </w:instrText>
         </w:r>
         <w:r>
           <w:rPr>
@@ -1410,7 +1486,7 @@
             <w:noProof/>
             <w:webHidden/>
           </w:rPr>
-          <w:t>5</w:t>
+          <w:t>7</w:t>
         </w:r>
         <w:r>
           <w:rPr>
@@ -1425,13 +1501,19 @@
       <w:pPr>
         <w:pStyle w:val="TOC1"/>
         <w:tabs>
-          <w:tab w:val="right" w:leader="dot" w:pos="10070"/>
+          <w:tab w:val="right" w:leader="dot" w:pos="9350"/>
         </w:tabs>
         <w:rPr>
+          <w:rFonts w:asciiTheme="minorHAnsi" w:hAnsiTheme="minorHAnsi"/>
           <w:noProof/>
+          <w:color w:val="auto"/>
+          <w:kern w:val="2"/>
+          <w:sz w:val="24"/>
+          <w:szCs w:val="24"/>
+          <w14:ligatures w14:val="standardContextual"/>
         </w:rPr>
       </w:pPr>
-      <w:hyperlink w:anchor="_Toc236948163" w:history="1">
+      <w:hyperlink w:anchor="_Toc237003171" w:history="1">
         <w:r>
           <w:rPr>
             <w:rStyle w:val="Hyperlink"/>
@@ -1458,7 +1540,7 @@
             <w:noProof/>
             <w:webHidden/>
           </w:rPr>
-          <w:instrText xml:space="preserve"> PAGEREF _Toc236948163 \h </w:instrText>
+          <w:instrText xml:space="preserve"> PAGEREF _Toc237003171 \h </w:instrText>
         </w:r>
         <w:r>
           <w:rPr>
@@ -1478,7 +1560,7 @@
             <w:noProof/>
             <w:webHidden/>
           </w:rPr>
-          <w:t>5</w:t>
+          <w:t>7</w:t>
         </w:r>
         <w:r>
           <w:rPr>
@@ -1493,13 +1575,19 @@
       <w:pPr>
         <w:pStyle w:val="TOC2"/>
         <w:tabs>
-          <w:tab w:val="right" w:leader="dot" w:pos="10070"/>
+          <w:tab w:val="right" w:leader="dot" w:pos="9350"/>
         </w:tabs>
         <w:rPr>
+          <w:rFonts w:asciiTheme="minorHAnsi" w:hAnsiTheme="minorHAnsi"/>
           <w:noProof/>
+          <w:color w:val="auto"/>
+          <w:kern w:val="2"/>
+          <w:sz w:val="24"/>
+          <w:szCs w:val="24"/>
+          <w14:ligatures w14:val="standardContextual"/>
         </w:rPr>
       </w:pPr>
-      <w:hyperlink w:anchor="_Toc236948164" w:history="1">
+      <w:hyperlink w:anchor="_Toc237003172" w:history="1">
         <w:r>
           <w:rPr>
             <w:rStyle w:val="Hyperlink"/>
@@ -1526,7 +1614,7 @@
             <w:noProof/>
             <w:webHidden/>
           </w:rPr>
-          <w:instrText xml:space="preserve"> PAGEREF _Toc236948164 \h </w:instrText>
+          <w:instrText xml:space="preserve"> PAGEREF _Toc237003172 \h </w:instrText>
         </w:r>
         <w:r>
           <w:rPr>
@@ -1546,7 +1634,7 @@
             <w:noProof/>
             <w:webHidden/>
           </w:rPr>
-          <w:t>5</w:t>
+          <w:t>7</w:t>
         </w:r>
         <w:r>
           <w:rPr>
@@ -1561,13 +1649,19 @@
       <w:pPr>
         <w:pStyle w:val="TOC1"/>
         <w:tabs>
-          <w:tab w:val="right" w:leader="dot" w:pos="10070"/>
+          <w:tab w:val="right" w:leader="dot" w:pos="9350"/>
         </w:tabs>
         <w:rPr>
+          <w:rFonts w:asciiTheme="minorHAnsi" w:hAnsiTheme="minorHAnsi"/>
           <w:noProof/>
+          <w:color w:val="auto"/>
+          <w:kern w:val="2"/>
+          <w:sz w:val="24"/>
+          <w:szCs w:val="24"/>
+          <w14:ligatures w14:val="standardContextual"/>
         </w:rPr>
       </w:pPr>
-      <w:hyperlink w:anchor="_Toc236948165" w:history="1">
+      <w:hyperlink w:anchor="_Toc237003173" w:history="1">
         <w:r>
           <w:rPr>
             <w:rStyle w:val="Hyperlink"/>
@@ -1594,7 +1688,7 @@
             <w:noProof/>
             <w:webHidden/>
           </w:rPr>
-          <w:instrText xml:space="preserve"> PAGEREF _Toc236948165 \h </w:instrText>
+          <w:instrText xml:space="preserve"> PAGEREF _Toc237003173 \h </w:instrText>
         </w:r>
         <w:r>
           <w:rPr>
@@ -1614,7 +1708,7 @@
             <w:noProof/>
             <w:webHidden/>
           </w:rPr>
-          <w:t>5</w:t>
+          <w:t>8</w:t>
         </w:r>
         <w:r>
           <w:rPr>
@@ -1629,13 +1723,19 @@
       <w:pPr>
         <w:pStyle w:val="TOC2"/>
         <w:tabs>
-          <w:tab w:val="right" w:leader="dot" w:pos="10070"/>
+          <w:tab w:val="right" w:leader="dot" w:pos="9350"/>
         </w:tabs>
         <w:rPr>
+          <w:rFonts w:asciiTheme="minorHAnsi" w:hAnsiTheme="minorHAnsi"/>
           <w:noProof/>
+          <w:color w:val="auto"/>
+          <w:kern w:val="2"/>
+          <w:sz w:val="24"/>
+          <w:szCs w:val="24"/>
+          <w14:ligatures w14:val="standardContextual"/>
         </w:rPr>
       </w:pPr>
-      <w:hyperlink w:anchor="_Toc236948166" w:history="1">
+      <w:hyperlink w:anchor="_Toc237003174" w:history="1">
         <w:r>
           <w:rPr>
             <w:rStyle w:val="Hyperlink"/>
@@ -1662,7 +1762,7 @@
             <w:noProof/>
             <w:webHidden/>
           </w:rPr>
-          <w:instrText xml:space="preserve"> PAGEREF _Toc236948166 \h </w:instrText>
+          <w:instrText xml:space="preserve"> PAGEREF _Toc237003174 \h </w:instrText>
         </w:r>
         <w:r>
           <w:rPr>
@@ -1682,7 +1782,7 @@
             <w:noProof/>
             <w:webHidden/>
           </w:rPr>
-          <w:t>5</w:t>
+          <w:t>8</w:t>
         </w:r>
         <w:r>
           <w:rPr>
@@ -1697,13 +1797,19 @@
       <w:pPr>
         <w:pStyle w:val="TOC1"/>
         <w:tabs>
-          <w:tab w:val="right" w:leader="dot" w:pos="10070"/>
+          <w:tab w:val="right" w:leader="dot" w:pos="9350"/>
         </w:tabs>
         <w:rPr>
+          <w:rFonts w:asciiTheme="minorHAnsi" w:hAnsiTheme="minorHAnsi"/>
           <w:noProof/>
+          <w:color w:val="auto"/>
+          <w:kern w:val="2"/>
+          <w:sz w:val="24"/>
+          <w:szCs w:val="24"/>
+          <w14:ligatures w14:val="standardContextual"/>
         </w:rPr>
       </w:pPr>
-      <w:hyperlink w:anchor="_Toc236948167" w:history="1">
+      <w:hyperlink w:anchor="_Toc237003175" w:history="1">
         <w:r>
           <w:rPr>
             <w:rStyle w:val="Hyperlink"/>
@@ -1730,7 +1836,7 @@
             <w:noProof/>
             <w:webHidden/>
           </w:rPr>
-          <w:instrText xml:space="preserve"> PAGEREF _Toc236948167 \h </w:instrText>
+          <w:instrText xml:space="preserve"> PAGEREF _Toc237003175 \h </w:instrText>
         </w:r>
         <w:r>
           <w:rPr>
@@ -1750,7 +1856,7 @@
             <w:noProof/>
             <w:webHidden/>
           </w:rPr>
-          <w:t>5</w:t>
+          <w:t>8</w:t>
         </w:r>
         <w:r>
           <w:rPr>
@@ -1765,13 +1871,19 @@
       <w:pPr>
         <w:pStyle w:val="TOC1"/>
         <w:tabs>
-          <w:tab w:val="right" w:leader="dot" w:pos="10070"/>
+          <w:tab w:val="right" w:leader="dot" w:pos="9350"/>
         </w:tabs>
         <w:rPr>
+          <w:rFonts w:asciiTheme="minorHAnsi" w:hAnsiTheme="minorHAnsi"/>
           <w:noProof/>
+          <w:color w:val="auto"/>
+          <w:kern w:val="2"/>
+          <w:sz w:val="24"/>
+          <w:szCs w:val="24"/>
+          <w14:ligatures w14:val="standardContextual"/>
         </w:rPr>
       </w:pPr>
-      <w:hyperlink w:anchor="_Toc236948168" w:history="1">
+      <w:hyperlink w:anchor="_Toc237003176" w:history="1">
         <w:r>
           <w:rPr>
             <w:rStyle w:val="Hyperlink"/>
@@ -1798,7 +1910,7 @@
             <w:noProof/>
             <w:webHidden/>
           </w:rPr>
-          <w:instrText xml:space="preserve"> PAGEREF _Toc236948168 \h </w:instrText>
+          <w:instrText xml:space="preserve"> PAGEREF _Toc237003176 \h </w:instrText>
         </w:r>
         <w:r>
           <w:rPr>
@@ -1818,7 +1930,7 @@
             <w:noProof/>
             <w:webHidden/>
           </w:rPr>
-          <w:t>6</w:t>
+          <w:t>9</w:t>
         </w:r>
         <w:r>
           <w:rPr>
@@ -1833,13 +1945,19 @@
       <w:pPr>
         <w:pStyle w:val="TOC1"/>
         <w:tabs>
-          <w:tab w:val="right" w:leader="dot" w:pos="10070"/>
+          <w:tab w:val="right" w:leader="dot" w:pos="9350"/>
         </w:tabs>
         <w:rPr>
+          <w:rFonts w:asciiTheme="minorHAnsi" w:hAnsiTheme="minorHAnsi"/>
           <w:noProof/>
+          <w:color w:val="auto"/>
+          <w:kern w:val="2"/>
+          <w:sz w:val="24"/>
+          <w:szCs w:val="24"/>
+          <w14:ligatures w14:val="standardContextual"/>
         </w:rPr>
       </w:pPr>
-      <w:hyperlink w:anchor="_Toc236948169" w:history="1">
+      <w:hyperlink w:anchor="_Toc237003177" w:history="1">
         <w:r>
           <w:rPr>
             <w:rStyle w:val="Hyperlink"/>
@@ -1866,7 +1984,7 @@
             <w:noProof/>
             <w:webHidden/>
           </w:rPr>
-          <w:instrText xml:space="preserve"> PAGEREF _Toc236948169 \h </w:instrText>
+          <w:instrText xml:space="preserve"> PAGEREF _Toc237003177 \h </w:instrText>
         </w:r>
         <w:r>
           <w:rPr>
@@ -1886,7 +2004,7 @@
             <w:noProof/>
             <w:webHidden/>
           </w:rPr>
-          <w:t>6</w:t>
+          <w:t>9</w:t>
         </w:r>
         <w:r>
           <w:rPr>
@@ -1901,19 +2019,25 @@
       <w:pPr>
         <w:pStyle w:val="TOC2"/>
         <w:tabs>
-          <w:tab w:val="right" w:leader="dot" w:pos="10070"/>
+          <w:tab w:val="right" w:leader="dot" w:pos="9350"/>
         </w:tabs>
         <w:rPr>
+          <w:rFonts w:asciiTheme="minorHAnsi" w:hAnsiTheme="minorHAnsi"/>
           <w:noProof/>
+          <w:color w:val="auto"/>
+          <w:kern w:val="2"/>
+          <w:sz w:val="24"/>
+          <w:szCs w:val="24"/>
+          <w14:ligatures w14:val="standardContextual"/>
         </w:rPr>
       </w:pPr>
-      <w:hyperlink w:anchor="_Toc236948170" w:history="1">
+      <w:hyperlink w:anchor="_Toc237003178" w:history="1">
         <w:r>
           <w:rPr>
             <w:rStyle w:val="Hyperlink"/>
             <w:noProof/>
           </w:rPr>
-          <w:t>15.1 Live provider testing</w:t>
+          <w:t>15.1 Optional live provider testing</w:t>
         </w:r>
         <w:r>
           <w:rPr>
@@ -1934,7 +2058,7 @@
             <w:noProof/>
             <w:webHidden/>
           </w:rPr>
-          <w:instrText xml:space="preserve"> PAGEREF _Toc236948170 \h </w:instrText>
+          <w:instrText xml:space="preserve"> PAGEREF _Toc237003178 \h </w:instrText>
         </w:r>
         <w:r>
           <w:rPr>
@@ -1954,7 +2078,7 @@
             <w:noProof/>
             <w:webHidden/>
           </w:rPr>
-          <w:t>6</w:t>
+          <w:t>10</w:t>
         </w:r>
         <w:r>
           <w:rPr>
@@ -1969,13 +2093,19 @@
       <w:pPr>
         <w:pStyle w:val="TOC1"/>
         <w:tabs>
-          <w:tab w:val="right" w:leader="dot" w:pos="10070"/>
+          <w:tab w:val="right" w:leader="dot" w:pos="9350"/>
         </w:tabs>
         <w:rPr>
+          <w:rFonts w:asciiTheme="minorHAnsi" w:hAnsiTheme="minorHAnsi"/>
           <w:noProof/>
+          <w:color w:val="auto"/>
+          <w:kern w:val="2"/>
+          <w:sz w:val="24"/>
+          <w:szCs w:val="24"/>
+          <w14:ligatures w14:val="standardContextual"/>
         </w:rPr>
       </w:pPr>
-      <w:hyperlink w:anchor="_Toc236948171" w:history="1">
+      <w:hyperlink w:anchor="_Toc237003179" w:history="1">
         <w:r>
           <w:rPr>
             <w:rStyle w:val="Hyperlink"/>
@@ -2002,7 +2132,7 @@
             <w:noProof/>
             <w:webHidden/>
           </w:rPr>
-          <w:instrText xml:space="preserve"> PAGEREF _Toc236948171 \h </w:instrText>
+          <w:instrText xml:space="preserve"> PAGEREF _Toc237003179 \h </w:instrText>
         </w:r>
         <w:r>
           <w:rPr>
@@ -2022,7 +2152,7 @@
             <w:noProof/>
             <w:webHidden/>
           </w:rPr>
-          <w:t>6</w:t>
+          <w:t>10</w:t>
         </w:r>
         <w:r>
           <w:rPr>
@@ -2037,13 +2167,19 @@
       <w:pPr>
         <w:pStyle w:val="TOC1"/>
         <w:tabs>
-          <w:tab w:val="right" w:leader="dot" w:pos="10070"/>
+          <w:tab w:val="right" w:leader="dot" w:pos="9350"/>
         </w:tabs>
         <w:rPr>
+          <w:rFonts w:asciiTheme="minorHAnsi" w:hAnsiTheme="minorHAnsi"/>
           <w:noProof/>
+          <w:color w:val="auto"/>
+          <w:kern w:val="2"/>
+          <w:sz w:val="24"/>
+          <w:szCs w:val="24"/>
+          <w14:ligatures w14:val="standardContextual"/>
         </w:rPr>
       </w:pPr>
-      <w:hyperlink w:anchor="_Toc236948172" w:history="1">
+      <w:hyperlink w:anchor="_Toc237003180" w:history="1">
         <w:r>
           <w:rPr>
             <w:rStyle w:val="Hyperlink"/>
@@ -2070,7 +2206,7 @@
             <w:noProof/>
             <w:webHidden/>
           </w:rPr>
-          <w:instrText xml:space="preserve"> PAGEREF _Toc236948172 \h </w:instrText>
+          <w:instrText xml:space="preserve"> PAGEREF _Toc237003180 \h </w:instrText>
         </w:r>
         <w:r>
           <w:rPr>
@@ -2090,7 +2226,7 @@
             <w:noProof/>
             <w:webHidden/>
           </w:rPr>
-          <w:t>7</w:t>
+          <w:t>11</w:t>
         </w:r>
         <w:r>
           <w:rPr>
@@ -2105,13 +2241,19 @@
       <w:pPr>
         <w:pStyle w:val="TOC1"/>
         <w:tabs>
-          <w:tab w:val="right" w:leader="dot" w:pos="10070"/>
+          <w:tab w:val="right" w:leader="dot" w:pos="9350"/>
         </w:tabs>
         <w:rPr>
+          <w:rFonts w:asciiTheme="minorHAnsi" w:hAnsiTheme="minorHAnsi"/>
           <w:noProof/>
+          <w:color w:val="auto"/>
+          <w:kern w:val="2"/>
+          <w:sz w:val="24"/>
+          <w:szCs w:val="24"/>
+          <w14:ligatures w14:val="standardContextual"/>
         </w:rPr>
       </w:pPr>
-      <w:hyperlink w:anchor="_Toc236948173" w:history="1">
+      <w:hyperlink w:anchor="_Toc237003181" w:history="1">
         <w:r>
           <w:rPr>
             <w:rStyle w:val="Hyperlink"/>
@@ -2138,7 +2280,7 @@
             <w:noProof/>
             <w:webHidden/>
           </w:rPr>
-          <w:instrText xml:space="preserve"> PAGEREF _Toc236948173 \h </w:instrText>
+          <w:instrText xml:space="preserve"> PAGEREF _Toc237003181 \h </w:instrText>
         </w:r>
         <w:r>
           <w:rPr>
@@ -2158,7 +2300,7 @@
             <w:noProof/>
             <w:webHidden/>
           </w:rPr>
-          <w:t>7</w:t>
+          <w:t>11</w:t>
         </w:r>
         <w:r>
           <w:rPr>
@@ -2173,13 +2315,19 @@
       <w:pPr>
         <w:pStyle w:val="TOC1"/>
         <w:tabs>
-          <w:tab w:val="right" w:leader="dot" w:pos="10070"/>
+          <w:tab w:val="right" w:leader="dot" w:pos="9350"/>
         </w:tabs>
         <w:rPr>
+          <w:rFonts w:asciiTheme="minorHAnsi" w:hAnsiTheme="minorHAnsi"/>
           <w:noProof/>
+          <w:color w:val="auto"/>
+          <w:kern w:val="2"/>
+          <w:sz w:val="24"/>
+          <w:szCs w:val="24"/>
+          <w14:ligatures w14:val="standardContextual"/>
         </w:rPr>
       </w:pPr>
-      <w:hyperlink w:anchor="_Toc236948174" w:history="1">
+      <w:hyperlink w:anchor="_Toc237003182" w:history="1">
         <w:r>
           <w:rPr>
             <w:rStyle w:val="Hyperlink"/>
@@ -2206,7 +2354,7 @@
             <w:noProof/>
             <w:webHidden/>
           </w:rPr>
-          <w:instrText xml:space="preserve"> PAGEREF _Toc236948174 \h </w:instrText>
+          <w:instrText xml:space="preserve"> PAGEREF _Toc237003182 \h </w:instrText>
         </w:r>
         <w:r>
           <w:rPr>
@@ -2226,7 +2374,7 @@
             <w:noProof/>
             <w:webHidden/>
           </w:rPr>
-          <w:t>7</w:t>
+          <w:t>11</w:t>
         </w:r>
         <w:r>
           <w:rPr>
@@ -2241,13 +2389,19 @@
       <w:pPr>
         <w:pStyle w:val="TOC1"/>
         <w:tabs>
-          <w:tab w:val="right" w:leader="dot" w:pos="10070"/>
+          <w:tab w:val="right" w:leader="dot" w:pos="9350"/>
         </w:tabs>
         <w:rPr>
+          <w:rFonts w:asciiTheme="minorHAnsi" w:hAnsiTheme="minorHAnsi"/>
           <w:noProof/>
+          <w:color w:val="auto"/>
+          <w:kern w:val="2"/>
+          <w:sz w:val="24"/>
+          <w:szCs w:val="24"/>
+          <w14:ligatures w14:val="standardContextual"/>
         </w:rPr>
       </w:pPr>
-      <w:hyperlink w:anchor="_Toc236948175" w:history="1">
+      <w:hyperlink w:anchor="_Toc237003183" w:history="1">
         <w:r>
           <w:rPr>
             <w:rStyle w:val="Hyperlink"/>
@@ -2274,7 +2428,7 @@
             <w:noProof/>
             <w:webHidden/>
           </w:rPr>
-          <w:instrText xml:space="preserve"> PAGEREF _Toc236948175 \h </w:instrText>
+          <w:instrText xml:space="preserve"> PAGEREF _Toc237003183 \h </w:instrText>
         </w:r>
         <w:r>
           <w:rPr>
@@ -2294,7 +2448,7 @@
             <w:noProof/>
             <w:webHidden/>
           </w:rPr>
-          <w:t>7</w:t>
+          <w:t>11</w:t>
         </w:r>
         <w:r>
           <w:rPr>
@@ -2306,28 +2460,17 @@
       </w:hyperlink>
     </w:p>
     <w:p>
-      <w:pPr>
-        <w:rPr>
-          <w:rFonts w:hint="eastAsia"/>
-        </w:rPr>
-      </w:pPr>
       <w:r>
         <w:fldChar w:fldCharType="end"/>
       </w:r>
-      <w:r>
-        <w:br w:type="page"/>
-      </w:r>
     </w:p>
     <w:p>
       <w:pPr>
-        <w:rPr>
-          <w:rFonts w:hint="eastAsia"/>
-        </w:rPr>
         <w:sectPr>
           <w:headerReference w:type="default" r:id="rId11"/>
           <w:footerReference w:type="default" r:id="rId12"/>
           <w:pgSz w:w="12240" w:h="15840"/>
-          <w:pgMar w:top="1037" w:right="1037" w:bottom="979" w:left="1123" w:header="432" w:footer="432" w:gutter="0"/>
+          <w:pgMar w:top="1440" w:right="1440" w:bottom="1440" w:left="1440" w:header="708" w:footer="708" w:gutter="0"/>
           <w:pgNumType w:fmt="lowerRoman" w:start="1"/>
           <w:cols w:space="720"/>
           <w:docGrid w:linePitch="360"/>
@@ -2338,7 +2481,7 @@
       <w:pPr>
         <w:pStyle w:val="Heading1"/>
       </w:pPr>
-      <w:bookmarkStart w:id="1" w:name="_Toc236948146"/>
+      <w:bookmarkStart w:id="1" w:name="_Toc237003154"/>
       <w:r>
         <w:lastRenderedPageBreak/>
         <w:t>1. Product Scope and Invariants</w:t>
@@ -2346,21 +2489,11 @@
       <w:bookmarkEnd w:id="1"/>
     </w:p>
     <w:p>
-      <w:pPr>
-        <w:rPr>
-          <w:rFonts w:hint="eastAsia"/>
-        </w:rPr>
-      </w:pPr>
       <w:r>
         <w:t>Delphi App Translation Studio is a Windows-only, open-source localization workspace written in Delphi FireMonkey. It targets Delphi VCL and FMX applications compiled for Win32 and Win64. It is not a runtime translation service and does not require target machines to have Internet access.</w:t>
       </w:r>
     </w:p>
     <w:p>
-      <w:pPr>
-        <w:rPr>
-          <w:rFonts w:hint="eastAsia"/>
-        </w:rPr>
-      </w:pPr>
       <w:r>
         <w:t>The central invariant is separation: scan and catalog operations do not modify target source; provider access exists only in the Studio; integration is explicit, previewed, transactional, backed up, and reversible; target applications consume compact offline JSON only.</w:t>
       </w:r>
@@ -2368,9 +2501,6 @@
     <w:p>
       <w:pPr>
         <w:pStyle w:val="ListBullet"/>
-        <w:rPr>
-          <w:rFonts w:hint="eastAsia"/>
-        </w:rPr>
       </w:pPr>
       <w:r>
         <w:t>All user interface controls are persisted in DAT.Studio.MainForm.fmx and remain editable in the RAD Studio designer.</w:t>
@@ -2379,9 +2509,6 @@
     <w:p>
       <w:pPr>
         <w:pStyle w:val="ListBullet"/>
-        <w:rPr>
-          <w:rFonts w:hint="eastAsia"/>
-        </w:rPr>
       </w:pPr>
       <w:r>
         <w:t>No UI is constructed at runtime.</w:t>
@@ -2390,9 +2517,6 @@
     <w:p>
       <w:pPr>
         <w:pStyle w:val="ListBullet"/>
-        <w:rPr>
-          <w:rFonts w:hint="eastAsia"/>
-        </w:rPr>
       </w:pPr>
       <w:r>
         <w:t>Stable keys, not source text alone, identify translated properties.</w:t>
@@ -2401,9 +2525,6 @@
     <w:p>
       <w:pPr>
         <w:pStyle w:val="ListBullet"/>
-        <w:rPr>
-          <w:rFonts w:hint="eastAsia"/>
-        </w:rPr>
       </w:pPr>
       <w:r>
         <w:t>Original designer text remains the runtime fallback.</w:t>
@@ -2412,9 +2533,6 @@
     <w:p>
       <w:pPr>
         <w:pStyle w:val="ListBullet"/>
-        <w:rPr>
-          <w:rFonts w:hint="eastAsia"/>
-        </w:rPr>
       </w:pPr>
       <w:r>
         <w:t>API keys never enter project artifacts.</w:t>
@@ -2423,9 +2541,6 @@
     <w:p>
       <w:pPr>
         <w:pStyle w:val="ListBullet"/>
-        <w:rPr>
-          <w:rFonts w:hint="eastAsia"/>
-        </w:rPr>
       </w:pPr>
       <w:r>
         <w:t>Language menu items remain designer-persisted in DFM/FMX resources.</w:t>
@@ -2435,7 +2550,7 @@
       <w:pPr>
         <w:pStyle w:val="Heading1"/>
       </w:pPr>
-      <w:bookmarkStart w:id="2" w:name="_Toc236948147"/>
+      <w:bookmarkStart w:id="2" w:name="_Toc237003155"/>
       <w:r>
         <w:t>2. Repository and Build Layout</w:t>
       </w:r>
@@ -2444,13 +2559,20 @@
     <w:tbl>
       <w:tblPr>
         <w:tblStyle w:val="LightShading-Accent1"/>
-        <w:tblW w:w="0" w:type="auto"/>
+        <w:tblW w:w="9360" w:type="dxa"/>
         <w:jc w:val="center"/>
+        <w:tblLayout w:type="fixed"/>
+        <w:tblCellMar>
+          <w:top w:w="80" w:type="dxa"/>
+          <w:left w:w="120" w:type="dxa"/>
+          <w:bottom w:w="80" w:type="dxa"/>
+          <w:right w:w="120" w:type="dxa"/>
+        </w:tblCellMar>
         <w:tblLook w:val="04A0" w:firstRow="1" w:lastRow="0" w:firstColumn="1" w:lastColumn="0" w:noHBand="0" w:noVBand="1"/>
       </w:tblPr>
       <w:tblGrid>
-        <w:gridCol w:w="5040"/>
-        <w:gridCol w:w="5040"/>
+        <w:gridCol w:w="2700"/>
+        <w:gridCol w:w="6660"/>
       </w:tblGrid>
       <w:tr>
         <w:trPr>
@@ -2461,15 +2583,10 @@
         <w:tc>
           <w:tcPr>
             <w:cnfStyle w:val="001000000000" w:firstRow="0" w:lastRow="0" w:firstColumn="1" w:lastColumn="0" w:oddVBand="0" w:evenVBand="0" w:oddHBand="0" w:evenHBand="0" w:firstRowFirstColumn="0" w:firstRowLastColumn="0" w:lastRowFirstColumn="0" w:lastRowLastColumn="0"/>
-            <w:tcW w:w="5040" w:type="dxa"/>
+            <w:tcW w:w="2700" w:type="dxa"/>
             <w:shd w:val="clear" w:color="auto" w:fill="234C80"/>
           </w:tcPr>
           <w:p>
-            <w:pPr>
-              <w:rPr>
-                <w:rFonts w:hint="eastAsia"/>
-              </w:rPr>
-            </w:pPr>
             <w:r>
               <w:rPr>
                 <w:color w:val="FFFFFF"/>
@@ -2480,15 +2597,12 @@
         </w:tc>
         <w:tc>
           <w:tcPr>
-            <w:tcW w:w="5040" w:type="dxa"/>
+            <w:tcW w:w="6660" w:type="dxa"/>
             <w:shd w:val="clear" w:color="auto" w:fill="234C80"/>
           </w:tcPr>
           <w:p>
             <w:pPr>
               <w:cnfStyle w:val="100000000000" w:firstRow="1" w:lastRow="0" w:firstColumn="0" w:lastColumn="0" w:oddVBand="0" w:evenVBand="0" w:oddHBand="0" w:evenHBand="0" w:firstRowFirstColumn="0" w:firstRowLastColumn="0" w:lastRowFirstColumn="0" w:lastRowLastColumn="0"/>
-              <w:rPr>
-                <w:rFonts w:hint="eastAsia"/>
-              </w:rPr>
             </w:pPr>
             <w:r>
               <w:rPr>
@@ -2508,14 +2622,10 @@
         <w:tc>
           <w:tcPr>
             <w:cnfStyle w:val="001000000000" w:firstRow="0" w:lastRow="0" w:firstColumn="1" w:lastColumn="0" w:oddVBand="0" w:evenVBand="0" w:oddHBand="0" w:evenHBand="0" w:firstRowFirstColumn="0" w:firstRowLastColumn="0" w:lastRowFirstColumn="0" w:lastRowLastColumn="0"/>
-            <w:tcW w:w="5040" w:type="dxa"/>
+            <w:tcW w:w="2700" w:type="dxa"/>
+            <w:vAlign w:val="center"/>
           </w:tcPr>
           <w:p>
-            <w:pPr>
-              <w:rPr>
-                <w:rFonts w:hint="eastAsia"/>
-              </w:rPr>
-            </w:pPr>
             <w:r>
               <w:t>source\core</w:t>
             </w:r>
@@ -2523,14 +2633,12 @@
         </w:tc>
         <w:tc>
           <w:tcPr>
-            <w:tcW w:w="5040" w:type="dxa"/>
+            <w:tcW w:w="6660" w:type="dxa"/>
+            <w:vAlign w:val="center"/>
           </w:tcPr>
           <w:p>
             <w:pPr>
               <w:cnfStyle w:val="000000100000" w:firstRow="0" w:lastRow="0" w:firstColumn="0" w:lastColumn="0" w:oddVBand="0" w:evenVBand="0" w:oddHBand="1" w:evenHBand="0" w:firstRowFirstColumn="0" w:firstRowLastColumn="0" w:lastRowFirstColumn="0" w:lastRowLastColumn="0"/>
-              <w:rPr>
-                <w:rFonts w:hint="eastAsia"/>
-              </w:rPr>
             </w:pPr>
             <w:r>
               <w:t>Catalog types, JSON persistence, project detection, workspace paths, runtime pack generation.</w:t>
@@ -2546,14 +2654,10 @@
         <w:tc>
           <w:tcPr>
             <w:cnfStyle w:val="001000000000" w:firstRow="0" w:lastRow="0" w:firstColumn="1" w:lastColumn="0" w:oddVBand="0" w:evenVBand="0" w:oddHBand="0" w:evenHBand="0" w:firstRowFirstColumn="0" w:firstRowLastColumn="0" w:lastRowFirstColumn="0" w:lastRowLastColumn="0"/>
-            <w:tcW w:w="5040" w:type="dxa"/>
+            <w:tcW w:w="2700" w:type="dxa"/>
+            <w:vAlign w:val="center"/>
           </w:tcPr>
           <w:p>
-            <w:pPr>
-              <w:rPr>
-                <w:rFonts w:hint="eastAsia"/>
-              </w:rPr>
-            </w:pPr>
             <w:r>
               <w:t>source\scan</w:t>
             </w:r>
@@ -2561,14 +2665,12 @@
         </w:tc>
         <w:tc>
           <w:tcPr>
-            <w:tcW w:w="5040" w:type="dxa"/>
+            <w:tcW w:w="6660" w:type="dxa"/>
+            <w:vAlign w:val="center"/>
           </w:tcPr>
           <w:p>
             <w:pPr>
               <w:cnfStyle w:val="000000000000" w:firstRow="0" w:lastRow="0" w:firstColumn="0" w:lastColumn="0" w:oddVBand="0" w:evenVBand="0" w:oddHBand="0" w:evenHBand="0" w:firstRowFirstColumn="0" w:firstRowLastColumn="0" w:lastRowFirstColumn="0" w:lastRowLastColumn="0"/>
-              <w:rPr>
-                <w:rFonts w:hint="eastAsia"/>
-              </w:rPr>
             </w:pPr>
             <w:r>
               <w:t>VCL/FMX form text, Pascal resourcestrings, extraction rules, diagnostics, incremental merge.</w:t>
@@ -2585,14 +2687,10 @@
         <w:tc>
           <w:tcPr>
             <w:cnfStyle w:val="001000000000" w:firstRow="0" w:lastRow="0" w:firstColumn="1" w:lastColumn="0" w:oddVBand="0" w:evenVBand="0" w:oddHBand="0" w:evenHBand="0" w:firstRowFirstColumn="0" w:firstRowLastColumn="0" w:lastRowFirstColumn="0" w:lastRowLastColumn="0"/>
-            <w:tcW w:w="5040" w:type="dxa"/>
+            <w:tcW w:w="2700" w:type="dxa"/>
+            <w:vAlign w:val="center"/>
           </w:tcPr>
           <w:p>
-            <w:pPr>
-              <w:rPr>
-                <w:rFonts w:hint="eastAsia"/>
-              </w:rPr>
-            </w:pPr>
             <w:r>
               <w:t>source\validation</w:t>
             </w:r>
@@ -2600,14 +2698,12 @@
         </w:tc>
         <w:tc>
           <w:tcPr>
-            <w:tcW w:w="5040" w:type="dxa"/>
+            <w:tcW w:w="6660" w:type="dxa"/>
+            <w:vAlign w:val="center"/>
           </w:tcPr>
           <w:p>
             <w:pPr>
               <w:cnfStyle w:val="000000100000" w:firstRow="0" w:lastRow="0" w:firstColumn="0" w:lastColumn="0" w:oddVBand="0" w:evenVBand="0" w:oddHBand="1" w:evenHBand="0" w:firstRowFirstColumn="0" w:firstRowLastColumn="0" w:lastRowFirstColumn="0" w:lastRowLastColumn="0"/>
-              <w:rPr>
-                <w:rFonts w:hint="eastAsia"/>
-              </w:rPr>
             </w:pPr>
             <w:r>
               <w:t>Catalog safety and completeness checks.</w:t>
@@ -2623,14 +2719,10 @@
         <w:tc>
           <w:tcPr>
             <w:cnfStyle w:val="001000000000" w:firstRow="0" w:lastRow="0" w:firstColumn="1" w:lastColumn="0" w:oddVBand="0" w:evenVBand="0" w:oddHBand="0" w:evenHBand="0" w:firstRowFirstColumn="0" w:firstRowLastColumn="0" w:lastRowFirstColumn="0" w:lastRowLastColumn="0"/>
-            <w:tcW w:w="5040" w:type="dxa"/>
+            <w:tcW w:w="2700" w:type="dxa"/>
+            <w:vAlign w:val="center"/>
           </w:tcPr>
           <w:p>
-            <w:pPr>
-              <w:rPr>
-                <w:rFonts w:hint="eastAsia"/>
-              </w:rPr>
-            </w:pPr>
             <w:r>
               <w:t>source\provider</w:t>
             </w:r>
@@ -2638,14 +2730,12 @@
         </w:tc>
         <w:tc>
           <w:tcPr>
-            <w:tcW w:w="5040" w:type="dxa"/>
+            <w:tcW w:w="6660" w:type="dxa"/>
+            <w:vAlign w:val="center"/>
           </w:tcPr>
           <w:p>
             <w:pPr>
               <w:cnfStyle w:val="000000000000" w:firstRow="0" w:lastRow="0" w:firstColumn="0" w:lastColumn="0" w:oddVBand="0" w:evenVBand="0" w:oddHBand="0" w:evenHBand="0" w:firstRowFirstColumn="0" w:firstRowLastColumn="0" w:lastRowFirstColumn="0" w:lastRowLastColumn="0"/>
-              <w:rPr>
-                <w:rFonts w:hint="eastAsia"/>
-              </w:rPr>
             </w:pPr>
             <w:r>
               <w:t>Provider types/settings, Credential Manager, DeepL/Google HTTPS client.</w:t>
@@ -2662,14 +2752,10 @@
         <w:tc>
           <w:tcPr>
             <w:cnfStyle w:val="001000000000" w:firstRow="0" w:lastRow="0" w:firstColumn="1" w:lastColumn="0" w:oddVBand="0" w:evenVBand="0" w:oddHBand="0" w:evenHBand="0" w:firstRowFirstColumn="0" w:firstRowLastColumn="0" w:lastRowFirstColumn="0" w:lastRowLastColumn="0"/>
-            <w:tcW w:w="5040" w:type="dxa"/>
+            <w:tcW w:w="2700" w:type="dxa"/>
+            <w:vAlign w:val="center"/>
           </w:tcPr>
           <w:p>
-            <w:pPr>
-              <w:rPr>
-                <w:rFonts w:hint="eastAsia"/>
-              </w:rPr>
-            </w:pPr>
             <w:r>
               <w:t>source\runtime</w:t>
             </w:r>
@@ -2677,14 +2763,12 @@
         </w:tc>
         <w:tc>
           <w:tcPr>
-            <w:tcW w:w="5040" w:type="dxa"/>
+            <w:tcW w:w="6660" w:type="dxa"/>
+            <w:vAlign w:val="center"/>
           </w:tcPr>
           <w:p>
             <w:pPr>
               <w:cnfStyle w:val="000000100000" w:firstRow="0" w:lastRow="0" w:firstColumn="0" w:lastColumn="0" w:oddVBand="0" w:evenVBand="0" w:oddHBand="1" w:evenHBand="0" w:firstRowFirstColumn="0" w:firstRowLastColumn="0" w:lastRowFirstColumn="0" w:lastRowLastColumn="0"/>
-              <w:rPr>
-                <w:rFonts w:hint="eastAsia"/>
-              </w:rPr>
             </w:pPr>
             <w:r>
               <w:t>Pack discovery/loading, preference, manager, VCL and FMX applicators.</w:t>
@@ -2700,14 +2784,10 @@
         <w:tc>
           <w:tcPr>
             <w:cnfStyle w:val="001000000000" w:firstRow="0" w:lastRow="0" w:firstColumn="1" w:lastColumn="0" w:oddVBand="0" w:evenVBand="0" w:oddHBand="0" w:evenHBand="0" w:firstRowFirstColumn="0" w:firstRowLastColumn="0" w:lastRowFirstColumn="0" w:lastRowLastColumn="0"/>
-            <w:tcW w:w="5040" w:type="dxa"/>
+            <w:tcW w:w="2700" w:type="dxa"/>
+            <w:vAlign w:val="center"/>
           </w:tcPr>
           <w:p>
-            <w:pPr>
-              <w:rPr>
-                <w:rFonts w:hint="eastAsia"/>
-              </w:rPr>
-            </w:pPr>
             <w:r>
               <w:t>source\integration</w:t>
             </w:r>
@@ -2715,14 +2795,12 @@
         </w:tc>
         <w:tc>
           <w:tcPr>
-            <w:tcW w:w="5040" w:type="dxa"/>
+            <w:tcW w:w="6660" w:type="dxa"/>
+            <w:vAlign w:val="center"/>
           </w:tcPr>
           <w:p>
             <w:pPr>
               <w:cnfStyle w:val="000000000000" w:firstRow="0" w:lastRow="0" w:firstColumn="0" w:lastColumn="0" w:oddVBand="0" w:evenVBand="0" w:oddHBand="0" w:evenHBand="0" w:firstRowFirstColumn="0" w:firstRowLastColumn="0" w:lastRowFirstColumn="0" w:lastRowLastColumn="0"/>
-              <w:rPr>
-                <w:rFonts w:hint="eastAsia"/>
-              </w:rPr>
             </w:pPr>
             <w:r>
               <w:t>Plan, resource/source rewriting, change sets, transaction, package generation.</w:t>
@@ -2739,14 +2817,10 @@
         <w:tc>
           <w:tcPr>
             <w:cnfStyle w:val="001000000000" w:firstRow="0" w:lastRow="0" w:firstColumn="1" w:lastColumn="0" w:oddVBand="0" w:evenVBand="0" w:oddHBand="0" w:evenHBand="0" w:firstRowFirstColumn="0" w:firstRowLastColumn="0" w:lastRowFirstColumn="0" w:lastRowLastColumn="0"/>
-            <w:tcW w:w="5040" w:type="dxa"/>
+            <w:tcW w:w="2700" w:type="dxa"/>
+            <w:vAlign w:val="center"/>
           </w:tcPr>
           <w:p>
-            <w:pPr>
-              <w:rPr>
-                <w:rFonts w:hint="eastAsia"/>
-              </w:rPr>
-            </w:pPr>
             <w:r>
               <w:t>source\studio</w:t>
             </w:r>
@@ -2754,14 +2828,12 @@
         </w:tc>
         <w:tc>
           <w:tcPr>
-            <w:tcW w:w="5040" w:type="dxa"/>
+            <w:tcW w:w="6660" w:type="dxa"/>
+            <w:vAlign w:val="center"/>
           </w:tcPr>
           <w:p>
             <w:pPr>
               <w:cnfStyle w:val="000000100000" w:firstRow="0" w:lastRow="0" w:firstColumn="0" w:lastColumn="0" w:oddVBand="0" w:evenVBand="0" w:oddHBand="1" w:evenHBand="0" w:firstRowFirstColumn="0" w:firstRowLastColumn="0" w:lastRowFirstColumn="0" w:lastRowLastColumn="0"/>
-              <w:rPr>
-                <w:rFonts w:hint="eastAsia"/>
-              </w:rPr>
             </w:pPr>
             <w:r>
               <w:t>Designer-authored FMX UI and Studio self-localization.</w:t>
@@ -2777,29 +2849,24 @@
         <w:tc>
           <w:tcPr>
             <w:cnfStyle w:val="001000000000" w:firstRow="0" w:lastRow="0" w:firstColumn="1" w:lastColumn="0" w:oddVBand="0" w:evenVBand="0" w:oddHBand="0" w:evenHBand="0" w:firstRowFirstColumn="0" w:firstRowLastColumn="0" w:lastRowFirstColumn="0" w:lastRowLastColumn="0"/>
-            <w:tcW w:w="5040" w:type="dxa"/>
+            <w:tcW w:w="2700" w:type="dxa"/>
+            <w:vAlign w:val="center"/>
           </w:tcPr>
           <w:p>
-            <w:pPr>
-              <w:rPr>
-                <w:rFonts w:hint="eastAsia"/>
-              </w:rPr>
-            </w:pPr>
             <w:r>
+              <w:lastRenderedPageBreak/>
               <w:t>source\schemas</w:t>
             </w:r>
           </w:p>
         </w:tc>
         <w:tc>
           <w:tcPr>
-            <w:tcW w:w="5040" w:type="dxa"/>
+            <w:tcW w:w="6660" w:type="dxa"/>
+            <w:vAlign w:val="center"/>
           </w:tcPr>
           <w:p>
             <w:pPr>
               <w:cnfStyle w:val="000000000000" w:firstRow="0" w:lastRow="0" w:firstColumn="0" w:lastColumn="0" w:oddVBand="0" w:evenVBand="0" w:oddHBand="0" w:evenHBand="0" w:firstRowFirstColumn="0" w:firstRowLastColumn="0" w:lastRowFirstColumn="0" w:lastRowLastColumn="0"/>
-              <w:rPr>
-                <w:rFonts w:hint="eastAsia"/>
-              </w:rPr>
             </w:pPr>
             <w:r>
               <w:t>Development and runtime JSON Schemas.</w:t>
@@ -2816,14 +2883,10 @@
         <w:tc>
           <w:tcPr>
             <w:cnfStyle w:val="001000000000" w:firstRow="0" w:lastRow="0" w:firstColumn="1" w:lastColumn="0" w:oddVBand="0" w:evenVBand="0" w:oddHBand="0" w:evenHBand="0" w:firstRowFirstColumn="0" w:firstRowLastColumn="0" w:lastRowFirstColumn="0" w:lastRowLastColumn="0"/>
-            <w:tcW w:w="5040" w:type="dxa"/>
+            <w:tcW w:w="2700" w:type="dxa"/>
+            <w:vAlign w:val="center"/>
           </w:tcPr>
           <w:p>
-            <w:pPr>
-              <w:rPr>
-                <w:rFonts w:hint="eastAsia"/>
-              </w:rPr>
-            </w:pPr>
             <w:r>
               <w:t>tools\tests</w:t>
             </w:r>
@@ -2831,14 +2894,12 @@
         </w:tc>
         <w:tc>
           <w:tcPr>
-            <w:tcW w:w="5040" w:type="dxa"/>
+            <w:tcW w:w="6660" w:type="dxa"/>
+            <w:vAlign w:val="center"/>
           </w:tcPr>
           <w:p>
             <w:pPr>
               <w:cnfStyle w:val="000000100000" w:firstRow="0" w:lastRow="0" w:firstColumn="0" w:lastColumn="0" w:oddVBand="0" w:evenVBand="0" w:oddHBand="1" w:evenHBand="0" w:firstRowFirstColumn="0" w:firstRowLastColumn="0" w:lastRowFirstColumn="0" w:lastRowLastColumn="0"/>
-              <w:rPr>
-                <w:rFonts w:hint="eastAsia"/>
-              </w:rPr>
             </w:pPr>
             <w:r>
               <w:t>Foundation, runtime, integration, form-streaming, launch, and self-localization smoke tests.</w:t>
@@ -2854,14 +2915,10 @@
         <w:tc>
           <w:tcPr>
             <w:cnfStyle w:val="001000000000" w:firstRow="0" w:lastRow="0" w:firstColumn="1" w:lastColumn="0" w:oddVBand="0" w:evenVBand="0" w:oddHBand="0" w:evenHBand="0" w:firstRowFirstColumn="0" w:firstRowLastColumn="0" w:lastRowFirstColumn="0" w:lastRowLastColumn="0"/>
-            <w:tcW w:w="5040" w:type="dxa"/>
+            <w:tcW w:w="2700" w:type="dxa"/>
+            <w:vAlign w:val="center"/>
           </w:tcPr>
           <w:p>
-            <w:pPr>
-              <w:rPr>
-                <w:rFonts w:hint="eastAsia"/>
-              </w:rPr>
-            </w:pPr>
             <w:r>
               <w:t>docs / help / samples</w:t>
             </w:r>
@@ -2869,14 +2926,12 @@
         </w:tc>
         <w:tc>
           <w:tcPr>
-            <w:tcW w:w="5040" w:type="dxa"/>
+            <w:tcW w:w="6660" w:type="dxa"/>
+            <w:vAlign w:val="center"/>
           </w:tcPr>
           <w:p>
             <w:pPr>
               <w:cnfStyle w:val="000000000000" w:firstRow="0" w:lastRow="0" w:firstColumn="0" w:lastColumn="0" w:oddVBand="0" w:evenVBand="0" w:oddHBand="0" w:evenHBand="0" w:firstRowFirstColumn="0" w:firstRowLastColumn="0" w:lastRowFirstColumn="0" w:lastRowLastColumn="0"/>
-              <w:rPr>
-                <w:rFonts w:hint="eastAsia"/>
-              </w:rPr>
             </w:pPr>
             <w:r>
               <w:t>Product documentation, help source, and safe fixtures.</w:t>
@@ -2889,7 +2944,7 @@
       <w:pPr>
         <w:pStyle w:val="Heading2"/>
       </w:pPr>
-      <w:bookmarkStart w:id="3" w:name="_Toc236948148"/>
+      <w:bookmarkStart w:id="3" w:name="_Toc237003156"/>
       <w:r>
         <w:t>2.1 Toolchain</w:t>
       </w:r>
@@ -2915,11 +2970,6 @@
       </w:r>
     </w:p>
     <w:p>
-      <w:pPr>
-        <w:rPr>
-          <w:rFonts w:hint="eastAsia"/>
-        </w:rPr>
-      </w:pPr>
       <w:r>
         <w:t>The DPROJ identifies the main form as FMX, includes the standard project resource, uses source\provider in its unit search path, and routes EXE/DCU output to bin and dcu by platform/configuration.</w:t>
       </w:r>
@@ -2928,7 +2978,7 @@
       <w:pPr>
         <w:pStyle w:val="Heading1"/>
       </w:pPr>
-      <w:bookmarkStart w:id="4" w:name="_Toc236948149"/>
+      <w:bookmarkStart w:id="4" w:name="_Toc237003157"/>
       <w:r>
         <w:t>3. System Architecture</w:t>
       </w:r>
@@ -2937,14 +2987,21 @@
     <w:tbl>
       <w:tblPr>
         <w:tblStyle w:val="LightShading-Accent1"/>
-        <w:tblW w:w="0" w:type="auto"/>
+        <w:tblW w:w="9360" w:type="dxa"/>
         <w:jc w:val="center"/>
+        <w:tblLayout w:type="fixed"/>
+        <w:tblCellMar>
+          <w:top w:w="80" w:type="dxa"/>
+          <w:left w:w="120" w:type="dxa"/>
+          <w:bottom w:w="80" w:type="dxa"/>
+          <w:right w:w="120" w:type="dxa"/>
+        </w:tblCellMar>
         <w:tblLook w:val="04A0" w:firstRow="1" w:lastRow="0" w:firstColumn="1" w:lastColumn="0" w:noHBand="0" w:noVBand="1"/>
       </w:tblPr>
       <w:tblGrid>
-        <w:gridCol w:w="3360"/>
-        <w:gridCol w:w="3360"/>
-        <w:gridCol w:w="3360"/>
+        <w:gridCol w:w="1800"/>
+        <w:gridCol w:w="3900"/>
+        <w:gridCol w:w="3660"/>
       </w:tblGrid>
       <w:tr>
         <w:trPr>
@@ -2955,15 +3012,10 @@
         <w:tc>
           <w:tcPr>
             <w:cnfStyle w:val="001000000000" w:firstRow="0" w:lastRow="0" w:firstColumn="1" w:lastColumn="0" w:oddVBand="0" w:evenVBand="0" w:oddHBand="0" w:evenHBand="0" w:firstRowFirstColumn="0" w:firstRowLastColumn="0" w:lastRowFirstColumn="0" w:lastRowLastColumn="0"/>
-            <w:tcW w:w="3360" w:type="dxa"/>
+            <w:tcW w:w="1800" w:type="dxa"/>
             <w:shd w:val="clear" w:color="auto" w:fill="234C80"/>
           </w:tcPr>
           <w:p>
-            <w:pPr>
-              <w:rPr>
-                <w:rFonts w:hint="eastAsia"/>
-              </w:rPr>
-            </w:pPr>
             <w:r>
               <w:rPr>
                 <w:color w:val="FFFFFF"/>
@@ -2974,15 +3026,12 @@
         </w:tc>
         <w:tc>
           <w:tcPr>
-            <w:tcW w:w="3360" w:type="dxa"/>
+            <w:tcW w:w="3900" w:type="dxa"/>
             <w:shd w:val="clear" w:color="auto" w:fill="234C80"/>
           </w:tcPr>
           <w:p>
             <w:pPr>
               <w:cnfStyle w:val="100000000000" w:firstRow="1" w:lastRow="0" w:firstColumn="0" w:lastColumn="0" w:oddVBand="0" w:evenVBand="0" w:oddHBand="0" w:evenHBand="0" w:firstRowFirstColumn="0" w:firstRowLastColumn="0" w:lastRowFirstColumn="0" w:lastRowLastColumn="0"/>
-              <w:rPr>
-                <w:rFonts w:hint="eastAsia"/>
-              </w:rPr>
             </w:pPr>
             <w:r>
               <w:rPr>
@@ -2994,15 +3043,12 @@
         </w:tc>
         <w:tc>
           <w:tcPr>
-            <w:tcW w:w="3360" w:type="dxa"/>
+            <w:tcW w:w="3660" w:type="dxa"/>
             <w:shd w:val="clear" w:color="auto" w:fill="234C80"/>
           </w:tcPr>
           <w:p>
             <w:pPr>
               <w:cnfStyle w:val="100000000000" w:firstRow="1" w:lastRow="0" w:firstColumn="0" w:lastColumn="0" w:oddVBand="0" w:evenVBand="0" w:oddHBand="0" w:evenHBand="0" w:firstRowFirstColumn="0" w:firstRowLastColumn="0" w:lastRowFirstColumn="0" w:lastRowLastColumn="0"/>
-              <w:rPr>
-                <w:rFonts w:hint="eastAsia"/>
-              </w:rPr>
             </w:pPr>
             <w:r>
               <w:rPr>
@@ -3022,14 +3068,10 @@
         <w:tc>
           <w:tcPr>
             <w:cnfStyle w:val="001000000000" w:firstRow="0" w:lastRow="0" w:firstColumn="1" w:lastColumn="0" w:oddVBand="0" w:evenVBand="0" w:oddHBand="0" w:evenHBand="0" w:firstRowFirstColumn="0" w:firstRowLastColumn="0" w:lastRowFirstColumn="0" w:lastRowLastColumn="0"/>
-            <w:tcW w:w="3360" w:type="dxa"/>
+            <w:tcW w:w="1800" w:type="dxa"/>
+            <w:vAlign w:val="center"/>
           </w:tcPr>
           <w:p>
-            <w:pPr>
-              <w:rPr>
-                <w:rFonts w:hint="eastAsia"/>
-              </w:rPr>
-            </w:pPr>
             <w:r>
               <w:t>Detection and scan</w:t>
             </w:r>
@@ -3037,14 +3079,12 @@
         </w:tc>
         <w:tc>
           <w:tcPr>
-            <w:tcW w:w="3360" w:type="dxa"/>
+            <w:tcW w:w="3900" w:type="dxa"/>
+            <w:vAlign w:val="center"/>
           </w:tcPr>
           <w:p>
             <w:pPr>
               <w:cnfStyle w:val="000000100000" w:firstRow="0" w:lastRow="0" w:firstColumn="0" w:lastColumn="0" w:oddVBand="0" w:evenVBand="0" w:oddHBand="1" w:evenHBand="0" w:firstRowFirstColumn="0" w:firstRowLastColumn="0" w:lastRowFirstColumn="0" w:lastRowLastColumn="0"/>
-              <w:rPr>
-                <w:rFonts w:hint="eastAsia"/>
-              </w:rPr>
             </w:pPr>
             <w:r>
               <w:t>.dproj/.dpr, text DFM/FMX, Pascal source</w:t>
@@ -3053,14 +3093,12 @@
         </w:tc>
         <w:tc>
           <w:tcPr>
-            <w:tcW w:w="3360" w:type="dxa"/>
+            <w:tcW w:w="3660" w:type="dxa"/>
+            <w:vAlign w:val="center"/>
           </w:tcPr>
           <w:p>
             <w:pPr>
               <w:cnfStyle w:val="000000100000" w:firstRow="0" w:lastRow="0" w:firstColumn="0" w:lastColumn="0" w:oddVBand="0" w:evenVBand="0" w:oddHBand="1" w:evenHBand="0" w:firstRowFirstColumn="0" w:firstRowLastColumn="0" w:lastRowFirstColumn="0" w:lastRowLastColumn="0"/>
-              <w:rPr>
-                <w:rFonts w:hint="eastAsia"/>
-              </w:rPr>
             </w:pPr>
             <w:r>
               <w:t>TProjectProfile and TProjectScanResult</w:t>
@@ -3076,14 +3114,10 @@
         <w:tc>
           <w:tcPr>
             <w:cnfStyle w:val="001000000000" w:firstRow="0" w:lastRow="0" w:firstColumn="1" w:lastColumn="0" w:oddVBand="0" w:evenVBand="0" w:oddHBand="0" w:evenHBand="0" w:firstRowFirstColumn="0" w:firstRowLastColumn="0" w:lastRowFirstColumn="0" w:lastRowLastColumn="0"/>
-            <w:tcW w:w="3360" w:type="dxa"/>
+            <w:tcW w:w="1800" w:type="dxa"/>
+            <w:vAlign w:val="center"/>
           </w:tcPr>
           <w:p>
-            <w:pPr>
-              <w:rPr>
-                <w:rFonts w:hint="eastAsia"/>
-              </w:rPr>
-            </w:pPr>
             <w:r>
               <w:t>Catalog</w:t>
             </w:r>
@@ -3091,14 +3125,12 @@
         </w:tc>
         <w:tc>
           <w:tcPr>
-            <w:tcW w:w="3360" w:type="dxa"/>
+            <w:tcW w:w="3900" w:type="dxa"/>
+            <w:vAlign w:val="center"/>
           </w:tcPr>
           <w:p>
             <w:pPr>
               <w:cnfStyle w:val="000000000000" w:firstRow="0" w:lastRow="0" w:firstColumn="0" w:lastColumn="0" w:oddVBand="0" w:evenVBand="0" w:oddHBand="0" w:evenHBand="0" w:firstRowFirstColumn="0" w:firstRowLastColumn="0" w:lastRowFirstColumn="0" w:lastRowLastColumn="0"/>
-              <w:rPr>
-                <w:rFonts w:hint="eastAsia"/>
-              </w:rPr>
             </w:pPr>
             <w:r>
               <w:t>Scan result plus existing development JSON</w:t>
@@ -3107,14 +3139,12 @@
         </w:tc>
         <w:tc>
           <w:tcPr>
-            <w:tcW w:w="3360" w:type="dxa"/>
+            <w:tcW w:w="3660" w:type="dxa"/>
+            <w:vAlign w:val="center"/>
           </w:tcPr>
           <w:p>
             <w:pPr>
               <w:cnfStyle w:val="000000000000" w:firstRow="0" w:lastRow="0" w:firstColumn="0" w:lastColumn="0" w:oddVBand="0" w:evenVBand="0" w:oddHBand="0" w:evenHBand="0" w:firstRowFirstColumn="0" w:firstRowLastColumn="0" w:lastRowFirstColumn="0" w:lastRowLastColumn="0"/>
-              <w:rPr>
-                <w:rFonts w:hint="eastAsia"/>
-              </w:rPr>
             </w:pPr>
             <w:r>
               <w:t>Merged TTranslationCatalog</w:t>
@@ -3131,14 +3161,10 @@
         <w:tc>
           <w:tcPr>
             <w:cnfStyle w:val="001000000000" w:firstRow="0" w:lastRow="0" w:firstColumn="1" w:lastColumn="0" w:oddVBand="0" w:evenVBand="0" w:oddHBand="0" w:evenHBand="0" w:firstRowFirstColumn="0" w:firstRowLastColumn="0" w:lastRowFirstColumn="0" w:lastRowLastColumn="0"/>
-            <w:tcW w:w="3360" w:type="dxa"/>
+            <w:tcW w:w="1800" w:type="dxa"/>
+            <w:vAlign w:val="center"/>
           </w:tcPr>
           <w:p>
-            <w:pPr>
-              <w:rPr>
-                <w:rFonts w:hint="eastAsia"/>
-              </w:rPr>
-            </w:pPr>
             <w:r>
               <w:t>Provider</w:t>
             </w:r>
@@ -3146,14 +3172,12 @@
         </w:tc>
         <w:tc>
           <w:tcPr>
-            <w:tcW w:w="3360" w:type="dxa"/>
+            <w:tcW w:w="3900" w:type="dxa"/>
+            <w:vAlign w:val="center"/>
           </w:tcPr>
           <w:p>
             <w:pPr>
               <w:cnfStyle w:val="000000100000" w:firstRow="0" w:lastRow="0" w:firstColumn="0" w:lastColumn="0" w:oddVBand="0" w:evenVBand="0" w:oddHBand="1" w:evenHBand="0" w:firstRowFirstColumn="0" w:firstRowLastColumn="0" w:lastRowFirstColumn="0" w:lastRowLastColumn="0"/>
-              <w:rPr>
-                <w:rFonts w:hint="eastAsia"/>
-              </w:rPr>
             </w:pPr>
             <w:r>
               <w:t>Confirmed source strings plus in-memory credential</w:t>
@@ -3162,14 +3186,12 @@
         </w:tc>
         <w:tc>
           <w:tcPr>
-            <w:tcW w:w="3360" w:type="dxa"/>
+            <w:tcW w:w="3660" w:type="dxa"/>
+            <w:vAlign w:val="center"/>
           </w:tcPr>
           <w:p>
             <w:pPr>
               <w:cnfStyle w:val="000000100000" w:firstRow="0" w:lastRow="0" w:firstColumn="0" w:lastColumn="0" w:oddVBand="0" w:evenVBand="0" w:oddHBand="1" w:evenHBand="0" w:firstRowFirstColumn="0" w:firstRowLastColumn="0" w:lastRowFirstColumn="0" w:lastRowLastColumn="0"/>
-              <w:rPr>
-                <w:rFonts w:hint="eastAsia"/>
-              </w:rPr>
             </w:pPr>
             <w:r>
               <w:t>Machine-translated entry values</w:t>
@@ -3185,14 +3207,10 @@
         <w:tc>
           <w:tcPr>
             <w:cnfStyle w:val="001000000000" w:firstRow="0" w:lastRow="0" w:firstColumn="1" w:lastColumn="0" w:oddVBand="0" w:evenVBand="0" w:oddHBand="0" w:evenHBand="0" w:firstRowFirstColumn="0" w:firstRowLastColumn="0" w:lastRowFirstColumn="0" w:lastRowLastColumn="0"/>
-            <w:tcW w:w="3360" w:type="dxa"/>
+            <w:tcW w:w="1800" w:type="dxa"/>
+            <w:vAlign w:val="center"/>
           </w:tcPr>
           <w:p>
-            <w:pPr>
-              <w:rPr>
-                <w:rFonts w:hint="eastAsia"/>
-              </w:rPr>
-            </w:pPr>
             <w:r>
               <w:t>Validation</w:t>
             </w:r>
@@ -3200,14 +3218,12 @@
         </w:tc>
         <w:tc>
           <w:tcPr>
-            <w:tcW w:w="3360" w:type="dxa"/>
+            <w:tcW w:w="3900" w:type="dxa"/>
+            <w:vAlign w:val="center"/>
           </w:tcPr>
           <w:p>
             <w:pPr>
               <w:cnfStyle w:val="000000000000" w:firstRow="0" w:lastRow="0" w:firstColumn="0" w:lastColumn="0" w:oddVBand="0" w:evenVBand="0" w:oddHBand="0" w:evenHBand="0" w:firstRowFirstColumn="0" w:firstRowLastColumn="0" w:lastRowFirstColumn="0" w:lastRowLastColumn="0"/>
-              <w:rPr>
-                <w:rFonts w:hint="eastAsia"/>
-              </w:rPr>
             </w:pPr>
             <w:r>
               <w:t>Development catalog</w:t>
@@ -3216,14 +3232,12 @@
         </w:tc>
         <w:tc>
           <w:tcPr>
-            <w:tcW w:w="3360" w:type="dxa"/>
+            <w:tcW w:w="3660" w:type="dxa"/>
+            <w:vAlign w:val="center"/>
           </w:tcPr>
           <w:p>
             <w:pPr>
               <w:cnfStyle w:val="000000000000" w:firstRow="0" w:lastRow="0" w:firstColumn="0" w:lastColumn="0" w:oddVBand="0" w:evenVBand="0" w:oddHBand="0" w:evenHBand="0" w:firstRowFirstColumn="0" w:firstRowLastColumn="0" w:lastRowFirstColumn="0" w:lastRowLastColumn="0"/>
-              <w:rPr>
-                <w:rFonts w:hint="eastAsia"/>
-              </w:rPr>
             </w:pPr>
             <w:r>
               <w:t>Errors, warnings, information</w:t>
@@ -3240,14 +3254,10 @@
         <w:tc>
           <w:tcPr>
             <w:cnfStyle w:val="001000000000" w:firstRow="0" w:lastRow="0" w:firstColumn="1" w:lastColumn="0" w:oddVBand="0" w:evenVBand="0" w:oddHBand="0" w:evenHBand="0" w:firstRowFirstColumn="0" w:firstRowLastColumn="0" w:lastRowFirstColumn="0" w:lastRowLastColumn="0"/>
-            <w:tcW w:w="3360" w:type="dxa"/>
+            <w:tcW w:w="1800" w:type="dxa"/>
+            <w:vAlign w:val="center"/>
           </w:tcPr>
           <w:p>
-            <w:pPr>
-              <w:rPr>
-                <w:rFonts w:hint="eastAsia"/>
-              </w:rPr>
-            </w:pPr>
             <w:r>
               <w:t>Pack builder</w:t>
             </w:r>
@@ -3255,14 +3265,12 @@
         </w:tc>
         <w:tc>
           <w:tcPr>
-            <w:tcW w:w="3360" w:type="dxa"/>
+            <w:tcW w:w="3900" w:type="dxa"/>
+            <w:vAlign w:val="center"/>
           </w:tcPr>
           <w:p>
             <w:pPr>
               <w:cnfStyle w:val="000000100000" w:firstRow="0" w:lastRow="0" w:firstColumn="0" w:lastColumn="0" w:oddVBand="0" w:evenVBand="0" w:oddHBand="1" w:evenHBand="0" w:firstRowFirstColumn="0" w:firstRowLastColumn="0" w:lastRowFirstColumn="0" w:lastRowLastColumn="0"/>
-              <w:rPr>
-                <w:rFonts w:hint="eastAsia"/>
-              </w:rPr>
             </w:pPr>
             <w:r>
               <w:t>Valid catalog</w:t>
@@ -3271,14 +3279,12 @@
         </w:tc>
         <w:tc>
           <w:tcPr>
-            <w:tcW w:w="3360" w:type="dxa"/>
+            <w:tcW w:w="3660" w:type="dxa"/>
+            <w:vAlign w:val="center"/>
           </w:tcPr>
           <w:p>
             <w:pPr>
               <w:cnfStyle w:val="000000100000" w:firstRow="0" w:lastRow="0" w:firstColumn="0" w:lastColumn="0" w:oddVBand="0" w:evenVBand="0" w:oddHBand="1" w:evenHBand="0" w:firstRowFirstColumn="0" w:firstRowLastColumn="0" w:lastRowFirstColumn="0" w:lastRowLastColumn="0"/>
-              <w:rPr>
-                <w:rFonts w:hint="eastAsia"/>
-              </w:rPr>
             </w:pPr>
             <w:r>
               <w:t>Compact runtime JSON</w:t>
@@ -3294,14 +3300,10 @@
         <w:tc>
           <w:tcPr>
             <w:cnfStyle w:val="001000000000" w:firstRow="0" w:lastRow="0" w:firstColumn="1" w:lastColumn="0" w:oddVBand="0" w:evenVBand="0" w:oddHBand="0" w:evenHBand="0" w:firstRowFirstColumn="0" w:firstRowLastColumn="0" w:lastRowFirstColumn="0" w:lastRowLastColumn="0"/>
-            <w:tcW w:w="3360" w:type="dxa"/>
+            <w:tcW w:w="1800" w:type="dxa"/>
+            <w:vAlign w:val="center"/>
           </w:tcPr>
           <w:p>
-            <w:pPr>
-              <w:rPr>
-                <w:rFonts w:hint="eastAsia"/>
-              </w:rPr>
-            </w:pPr>
             <w:r>
               <w:t>Integration</w:t>
             </w:r>
@@ -3309,14 +3311,12 @@
         </w:tc>
         <w:tc>
           <w:tcPr>
-            <w:tcW w:w="3360" w:type="dxa"/>
+            <w:tcW w:w="3900" w:type="dxa"/>
+            <w:vAlign w:val="center"/>
           </w:tcPr>
           <w:p>
             <w:pPr>
               <w:cnfStyle w:val="000000000000" w:firstRow="0" w:lastRow="0" w:firstColumn="0" w:lastColumn="0" w:oddVBand="0" w:evenVBand="0" w:oddHBand="0" w:evenHBand="0" w:firstRowFirstColumn="0" w:firstRowLastColumn="0" w:lastRowFirstColumn="0" w:lastRowLastColumn="0"/>
-              <w:rPr>
-                <w:rFonts w:hint="eastAsia"/>
-              </w:rPr>
             </w:pPr>
             <w:r>
               <w:t>Project profile, packs, designated menu</w:t>
@@ -3325,14 +3325,12 @@
         </w:tc>
         <w:tc>
           <w:tcPr>
-            <w:tcW w:w="3360" w:type="dxa"/>
+            <w:tcW w:w="3660" w:type="dxa"/>
+            <w:vAlign w:val="center"/>
           </w:tcPr>
           <w:p>
             <w:pPr>
               <w:cnfStyle w:val="000000000000" w:firstRow="0" w:lastRow="0" w:firstColumn="0" w:lastColumn="0" w:oddVBand="0" w:evenVBand="0" w:oddHBand="0" w:evenHBand="0" w:firstRowFirstColumn="0" w:firstRowLastColumn="0" w:lastRowFirstColumn="0" w:lastRowLastColumn="0"/>
-              <w:rPr>
-                <w:rFonts w:hint="eastAsia"/>
-              </w:rPr>
             </w:pPr>
             <w:r>
               <w:t>Preview package and transactional change set</w:t>
@@ -3349,29 +3347,24 @@
         <w:tc>
           <w:tcPr>
             <w:cnfStyle w:val="001000000000" w:firstRow="0" w:lastRow="0" w:firstColumn="1" w:lastColumn="0" w:oddVBand="0" w:evenVBand="0" w:oddHBand="0" w:evenHBand="0" w:firstRowFirstColumn="0" w:firstRowLastColumn="0" w:lastRowFirstColumn="0" w:lastRowLastColumn="0"/>
-            <w:tcW w:w="3360" w:type="dxa"/>
+            <w:tcW w:w="1800" w:type="dxa"/>
+            <w:vAlign w:val="center"/>
           </w:tcPr>
           <w:p>
-            <w:pPr>
-              <w:rPr>
-                <w:rFonts w:hint="eastAsia"/>
-              </w:rPr>
-            </w:pPr>
             <w:r>
+              <w:lastRenderedPageBreak/>
               <w:t>Runtime</w:t>
             </w:r>
           </w:p>
         </w:tc>
         <w:tc>
           <w:tcPr>
-            <w:tcW w:w="3360" w:type="dxa"/>
+            <w:tcW w:w="3900" w:type="dxa"/>
+            <w:vAlign w:val="center"/>
           </w:tcPr>
           <w:p>
             <w:pPr>
               <w:cnfStyle w:val="000000100000" w:firstRow="0" w:lastRow="0" w:firstColumn="0" w:lastColumn="0" w:oddVBand="0" w:evenVBand="0" w:oddHBand="1" w:evenHBand="0" w:firstRowFirstColumn="0" w:firstRowLastColumn="0" w:lastRowFirstColumn="0" w:lastRowLastColumn="0"/>
-              <w:rPr>
-                <w:rFonts w:hint="eastAsia"/>
-              </w:rPr>
             </w:pPr>
             <w:r>
               <w:t>Local JSON and per-user preference</w:t>
@@ -3380,14 +3373,12 @@
         </w:tc>
         <w:tc>
           <w:tcPr>
-            <w:tcW w:w="3360" w:type="dxa"/>
+            <w:tcW w:w="3660" w:type="dxa"/>
+            <w:vAlign w:val="center"/>
           </w:tcPr>
           <w:p>
             <w:pPr>
               <w:cnfStyle w:val="000000100000" w:firstRow="0" w:lastRow="0" w:firstColumn="0" w:lastColumn="0" w:oddVBand="0" w:evenVBand="0" w:oddHBand="1" w:evenHBand="0" w:firstRowFirstColumn="0" w:firstRowLastColumn="0" w:lastRowFirstColumn="0" w:lastRowLastColumn="0"/>
-              <w:rPr>
-                <w:rFonts w:hint="eastAsia"/>
-              </w:rPr>
             </w:pPr>
             <w:r>
               <w:t>Translated existing controls and locale settings</w:t>
@@ -3400,18 +3391,13 @@
       <w:pPr>
         <w:pStyle w:val="Heading1"/>
       </w:pPr>
-      <w:bookmarkStart w:id="5" w:name="_Toc236948150"/>
+      <w:bookmarkStart w:id="5" w:name="_Toc237003158"/>
       <w:r>
         <w:t>4. Core Data Model and JSON</w:t>
       </w:r>
       <w:bookmarkEnd w:id="5"/>
     </w:p>
     <w:p>
-      <w:pPr>
-        <w:rPr>
-          <w:rFonts w:hint="eastAsia"/>
-        </w:rPr>
-      </w:pPr>
       <w:r>
         <w:t>DAT.Core.Types defines target framework/platform flags, locale metadata, translation status, catalog entries, and catalog ownership. Development JSON retains source text, translation, stable key, checksum, status, source location, component/property metadata, and locale data. Runtime JSON deliberately omits development-only detail.</w:t>
       </w:r>
@@ -3420,7 +3406,7 @@
       <w:pPr>
         <w:pStyle w:val="Heading2"/>
       </w:pPr>
-      <w:bookmarkStart w:id="6" w:name="_Toc236948151"/>
+      <w:bookmarkStart w:id="6" w:name="_Toc237003159"/>
       <w:r>
         <w:t>4.1 Stable keys</w:t>
       </w:r>
@@ -3429,9 +3415,6 @@
     <w:p>
       <w:pPr>
         <w:pStyle w:val="ListBullet"/>
-        <w:rPr>
-          <w:rFonts w:hint="eastAsia"/>
-        </w:rPr>
       </w:pPr>
       <w:r>
         <w:t>Form properties use form.component.property, for example frmMain.btnSave.Text.</w:t>
@@ -3440,9 +3423,6 @@
     <w:p>
       <w:pPr>
         <w:pStyle w:val="ListBullet"/>
-        <w:rPr>
-          <w:rFonts w:hint="eastAsia"/>
-        </w:rPr>
       </w:pPr>
       <w:r>
         <w:t>resourcestring entries use the Pascal unit and symbol.</w:t>
@@ -3451,9 +3431,6 @@
     <w:p>
       <w:pPr>
         <w:pStyle w:val="ListBullet"/>
-        <w:rPr>
-          <w:rFonts w:hint="eastAsia"/>
-        </w:rPr>
       </w:pPr>
       <w:r>
         <w:t>Keys remain stable when wording changes, allowing source-changed detection.</w:t>
@@ -3462,9 +3439,6 @@
     <w:p>
       <w:pPr>
         <w:pStyle w:val="ListBullet"/>
-        <w:rPr>
-          <w:rFonts w:hint="eastAsia"/>
-        </w:rPr>
       </w:pPr>
       <w:r>
         <w:t>Fallback source text remains in the compiled DFM/FMX or code.</w:t>
@@ -3474,7 +3448,7 @@
       <w:pPr>
         <w:pStyle w:val="Heading2"/>
       </w:pPr>
-      <w:bookmarkStart w:id="7" w:name="_Toc236948152"/>
+      <w:bookmarkStart w:id="7" w:name="_Toc237003160"/>
       <w:r>
         <w:t>4.2 Development catalog</w:t>
       </w:r>
@@ -3492,7 +3466,7 @@
       </w:r>
       <w:r>
         <w:br/>
-        <w:t xml:space="preserve">  "schemaVersion": 1,</w:t>
+        <w:t xml:space="preserve">  "schemaVersion": 2,</w:t>
       </w:r>
       <w:r>
         <w:br/>
@@ -3512,7 +3486,11 @@
       </w:r>
       <w:r>
         <w:br/>
-        <w:t xml:space="preserve">               "translatedText": "Salva", "status": "reviewed"}]</w:t>
+        <w:t xml:space="preserve">               "translatedText": "Salva", "status": "reviewed",</w:t>
+      </w:r>
+      <w:r>
+        <w:br/>
+        <w:t xml:space="preserve">               "runtimeApplication": "automatic"}]</w:t>
       </w:r>
       <w:r>
         <w:br/>
@@ -3523,7 +3501,7 @@
       <w:pPr>
         <w:pStyle w:val="Heading2"/>
       </w:pPr>
-      <w:bookmarkStart w:id="8" w:name="_Toc236948153"/>
+      <w:bookmarkStart w:id="8" w:name="_Toc237003161"/>
       <w:r>
         <w:t>4.3 Runtime pack</w:t>
       </w:r>
@@ -3545,8 +3523,6 @@
       </w:r>
       <w:r>
         <w:br/>
-      </w:r>
-      <w:r>
         <w:t xml:space="preserve">  "applicationId": "SampleApp",</w:t>
       </w:r>
       <w:r>
@@ -3571,11 +3547,6 @@
       </w:r>
     </w:p>
     <w:p>
-      <w:pPr>
-        <w:rPr>
-          <w:rFonts w:hint="eastAsia"/>
-        </w:rPr>
-      </w:pPr>
       <w:r>
         <w:t>The schema files are source\schemas\development-project.schema.json and runtime-language-pack.schema.json. Changes require schema-version handling, round-trip fixtures, and compatibility notes.</w:t>
       </w:r>
@@ -3584,28 +3555,19 @@
       <w:pPr>
         <w:pStyle w:val="Heading1"/>
       </w:pPr>
-      <w:bookmarkStart w:id="9" w:name="_Toc236948154"/>
+      <w:bookmarkStart w:id="9" w:name="_Toc237003162"/>
       <w:r>
+        <w:lastRenderedPageBreak/>
         <w:t>5. Project Detection and Scanning</w:t>
       </w:r>
       <w:bookmarkEnd w:id="9"/>
     </w:p>
     <w:p>
-      <w:pPr>
-        <w:rPr>
-          <w:rFonts w:hint="eastAsia"/>
-        </w:rPr>
-      </w:pPr>
       <w:r>
         <w:t>DAT.Core.ProjectDetection reads project metadata, resolves the DPR, detects VCL or FMX through project/form evidence, records Win32/Win64 support, and enumerates forms and Pascal sources. DAT.Scan.Project coordinates form and resourcestring scanners while measuring elapsed milliseconds.</w:t>
       </w:r>
     </w:p>
     <w:p>
-      <w:pPr>
-        <w:rPr>
-          <w:rFonts w:hint="eastAsia"/>
-        </w:rPr>
-      </w:pPr>
       <w:r>
         <w:t>DAT.Scan.FormText parses text DFM/FMX without instantiating target forms. DAT.Scan.PascalResources extracts resourcestring declarations. DAT.Scan.TextCodec preserves Delphi text encodings and escaped string syntax. DAT.Scan.Rules centralizes designated property decisions.</w:t>
       </w:r>
@@ -3614,7 +3576,7 @@
       <w:pPr>
         <w:pStyle w:val="Heading2"/>
       </w:pPr>
-      <w:bookmarkStart w:id="10" w:name="_Toc236948155"/>
+      <w:bookmarkStart w:id="10" w:name="_Toc237003163"/>
       <w:r>
         <w:t>5.1 Incremental merge</w:t>
       </w:r>
@@ -3622,102 +3584,72 @@
     </w:p>
     <w:p>
       <w:pPr>
-        <w:ind w:left="317" w:hanging="317"/>
-        <w:rPr>
-          <w:rFonts w:hint="eastAsia"/>
-        </w:rPr>
-      </w:pPr>
-      <w:r>
-        <w:rPr>
-          <w:b/>
-        </w:rPr>
-        <w:t xml:space="preserve">1. </w:t>
-      </w:r>
+        <w:pStyle w:val="ListNumber"/>
+        <w:numPr>
+          <w:ilvl w:val="0"/>
+          <w:numId w:val="10"/>
+        </w:numPr>
+      </w:pPr>
       <w:r>
         <w:t>Index the existing catalog by stable key.</w:t>
       </w:r>
     </w:p>
     <w:p>
       <w:pPr>
-        <w:ind w:left="317" w:hanging="317"/>
-        <w:rPr>
-          <w:rFonts w:hint="eastAsia"/>
-        </w:rPr>
-      </w:pPr>
-      <w:r>
-        <w:rPr>
-          <w:b/>
-        </w:rPr>
-        <w:t xml:space="preserve">2. </w:t>
-      </w:r>
+        <w:pStyle w:val="ListNumber"/>
+        <w:numPr>
+          <w:ilvl w:val="0"/>
+          <w:numId w:val="10"/>
+        </w:numPr>
+      </w:pPr>
       <w:r>
         <w:t>Add unseen keys as needs-translation.</w:t>
       </w:r>
     </w:p>
     <w:p>
       <w:pPr>
-        <w:ind w:left="317" w:hanging="317"/>
-        <w:rPr>
-          <w:rFonts w:hint="eastAsia"/>
-        </w:rPr>
-      </w:pPr>
-      <w:r>
-        <w:rPr>
-          <w:b/>
-        </w:rPr>
-        <w:t xml:space="preserve">3. </w:t>
-      </w:r>
+        <w:pStyle w:val="ListNumber"/>
+        <w:numPr>
+          <w:ilvl w:val="0"/>
+          <w:numId w:val="10"/>
+        </w:numPr>
+      </w:pPr>
       <w:r>
         <w:t>Preserve translation and status when source text is unchanged.</w:t>
       </w:r>
     </w:p>
     <w:p>
       <w:pPr>
-        <w:ind w:left="317" w:hanging="317"/>
-        <w:rPr>
-          <w:rFonts w:hint="eastAsia"/>
-        </w:rPr>
-      </w:pPr>
-      <w:r>
-        <w:rPr>
-          <w:b/>
-        </w:rPr>
-        <w:t xml:space="preserve">4. </w:t>
-      </w:r>
+        <w:pStyle w:val="ListNumber"/>
+        <w:numPr>
+          <w:ilvl w:val="0"/>
+          <w:numId w:val="10"/>
+        </w:numPr>
+      </w:pPr>
       <w:r>
         <w:t>Preserve existing translation but mark source-changed when source text differs.</w:t>
       </w:r>
     </w:p>
     <w:p>
       <w:pPr>
-        <w:ind w:left="317" w:hanging="317"/>
-        <w:rPr>
-          <w:rFonts w:hint="eastAsia"/>
-        </w:rPr>
-      </w:pPr>
-      <w:r>
-        <w:rPr>
-          <w:b/>
-        </w:rPr>
-        <w:t xml:space="preserve">5. </w:t>
-      </w:r>
+        <w:pStyle w:val="ListNumber"/>
+        <w:numPr>
+          <w:ilvl w:val="0"/>
+          <w:numId w:val="10"/>
+        </w:numPr>
+      </w:pPr>
       <w:r>
         <w:t>Mark catalog-only entries obsolete unless excluded.</w:t>
       </w:r>
     </w:p>
     <w:p>
       <w:pPr>
-        <w:ind w:left="317" w:hanging="317"/>
-        <w:rPr>
-          <w:rFonts w:hint="eastAsia"/>
-        </w:rPr>
-      </w:pPr>
-      <w:r>
-        <w:rPr>
-          <w:b/>
-        </w:rPr>
-        <w:t xml:space="preserve">6. </w:t>
-      </w:r>
+        <w:pStyle w:val="ListNumber"/>
+        <w:numPr>
+          <w:ilvl w:val="0"/>
+          <w:numId w:val="10"/>
+        </w:numPr>
+      </w:pPr>
       <w:r>
         <w:t>Report new, changed, unchanged, and obsolete counts.</w:t>
       </w:r>
@@ -3726,50 +3658,42 @@
       <w:pPr>
         <w:pStyle w:val="Heading1"/>
       </w:pPr>
-      <w:bookmarkStart w:id="11" w:name="_Toc236948156"/>
+      <w:bookmarkStart w:id="11" w:name="_Toc237003164"/>
       <w:r>
         <w:t>6. Studio UI and Workflow State</w:t>
       </w:r>
       <w:bookmarkEnd w:id="11"/>
     </w:p>
     <w:p>
-      <w:pPr>
-        <w:rPr>
-          <w:rFonts w:hint="eastAsia"/>
-        </w:rPr>
-      </w:pPr>
       <w:r>
-        <w:t>DAT.Studio.MainForm.fmx contains the complete orange-and-blue interface. The workflow selection rectangle moves among seven persisted pages. DAT.Studio.MainForm.pas contains event and state logic only; it does not construct controls.</w:t>
+        <w:t>DAT.Studio.MainForm.fmx contains the complete orange-and-blue interface. The workflow selection rectangle moves among the six required persisted pages and the separately labeled Optional Provider page. DAT.Studio.MainForm.pas contains event and state logic only; it does not construct controls.</w:t>
       </w:r>
     </w:p>
     <w:p>
-      <w:pPr>
-        <w:rPr>
-          <w:rFonts w:hint="eastAsia"/>
-        </w:rPr>
-      </w:pPr>
       <w:r>
         <w:t>Each workflow TLabel explicitly persists HitTest=True. FireMonkey labels default to HitTest=False, which would otherwise pass mouse events through the visible label even when an OnClick event is assigned. The setting remains editable in the Object Inspector.</w:t>
       </w:r>
     </w:p>
     <w:p>
-      <w:pPr>
-        <w:rPr>
-          <w:rFonts w:hint="eastAsia"/>
-        </w:rPr>
-      </w:pPr>
       <w:r>
         <w:t>The form owns the project profile, scan result, catalog, validation result, integration change set, provider settings, and per-provider session-key strings. Destructors release owned objects. Catalog updates invalidate validation and export state.</w:t>
       </w:r>
     </w:p>
     <w:tbl>
       <w:tblPr>
-        <w:tblW w:w="0" w:type="auto"/>
+        <w:tblW w:w="9360" w:type="dxa"/>
         <w:jc w:val="center"/>
+        <w:tblLayout w:type="fixed"/>
+        <w:tblCellMar>
+          <w:top w:w="80" w:type="dxa"/>
+          <w:left w:w="120" w:type="dxa"/>
+          <w:bottom w:w="80" w:type="dxa"/>
+          <w:right w:w="120" w:type="dxa"/>
+        </w:tblCellMar>
         <w:tblLook w:val="04A0" w:firstRow="1" w:lastRow="0" w:firstColumn="1" w:lastColumn="0" w:noHBand="0" w:noVBand="1"/>
       </w:tblPr>
       <w:tblGrid>
-        <w:gridCol w:w="10080"/>
+        <w:gridCol w:w="9360"/>
       </w:tblGrid>
       <w:tr>
         <w:trPr>
@@ -3777,16 +3701,13 @@
         </w:trPr>
         <w:tc>
           <w:tcPr>
-            <w:tcW w:w="10080" w:type="dxa"/>
+            <w:tcW w:w="9360" w:type="dxa"/>
             <w:shd w:val="clear" w:color="auto" w:fill="EAF3FF"/>
             <w:vAlign w:val="center"/>
           </w:tcPr>
           <w:p>
             <w:pPr>
               <w:pStyle w:val="Callout"/>
-              <w:rPr>
-                <w:rFonts w:hint="eastAsia"/>
-              </w:rPr>
             </w:pPr>
             <w:r>
               <w:rPr>
@@ -3806,28 +3727,19 @@
       <w:pPr>
         <w:pStyle w:val="Heading1"/>
       </w:pPr>
-      <w:bookmarkStart w:id="12" w:name="_Toc236948157"/>
+      <w:bookmarkStart w:id="12" w:name="_Toc237003165"/>
       <w:r>
+        <w:lastRenderedPageBreak/>
         <w:t>7. Provider Settings and Secret Storage</w:t>
       </w:r>
       <w:bookmarkEnd w:id="12"/>
     </w:p>
     <w:p>
-      <w:pPr>
-        <w:rPr>
-          <w:rFonts w:hint="eastAsia"/>
-        </w:rPr>
-      </w:pPr>
       <w:r>
         <w:t>DAT.Provider.Settings persists only provider, DeepL plan, remember choice, timeout, and batch size in %LOCALAPPDATA%\DelphiAppTranslationStudio\provider-settings.json. Bounds are normalized to 5-300 seconds and 1-50 strings.</w:t>
       </w:r>
     </w:p>
     <w:p>
-      <w:pPr>
-        <w:rPr>
-          <w:rFonts w:hint="eastAsia"/>
-        </w:rPr>
-      </w:pPr>
       <w:r>
         <w:t>DAT.Provider.CredentialStore uses CredWriteW, CredReadW, CredDeleteW, and CredFree with CRED_TYPE_GENERIC and local-machine persistence. Credential targets are provider-specific and begin TMartinDub/DelphiAppTranslationStudio/. Secret bytes are cleared after conversion where practical.</w:t>
       </w:r>
@@ -3835,14 +3747,21 @@
     <w:tbl>
       <w:tblPr>
         <w:tblStyle w:val="LightShading-Accent1"/>
-        <w:tblW w:w="0" w:type="auto"/>
+        <w:tblW w:w="9360" w:type="dxa"/>
         <w:jc w:val="center"/>
+        <w:tblLayout w:type="fixed"/>
+        <w:tblCellMar>
+          <w:top w:w="80" w:type="dxa"/>
+          <w:left w:w="120" w:type="dxa"/>
+          <w:bottom w:w="80" w:type="dxa"/>
+          <w:right w:w="120" w:type="dxa"/>
+        </w:tblCellMar>
         <w:tblLook w:val="04A0" w:firstRow="1" w:lastRow="0" w:firstColumn="1" w:lastColumn="0" w:noHBand="0" w:noVBand="1"/>
       </w:tblPr>
       <w:tblGrid>
-        <w:gridCol w:w="3360"/>
-        <w:gridCol w:w="3360"/>
-        <w:gridCol w:w="3360"/>
+        <w:gridCol w:w="1800"/>
+        <w:gridCol w:w="3900"/>
+        <w:gridCol w:w="3660"/>
       </w:tblGrid>
       <w:tr>
         <w:trPr>
@@ -3853,15 +3772,10 @@
         <w:tc>
           <w:tcPr>
             <w:cnfStyle w:val="001000000000" w:firstRow="0" w:lastRow="0" w:firstColumn="1" w:lastColumn="0" w:oddVBand="0" w:evenVBand="0" w:oddHBand="0" w:evenHBand="0" w:firstRowFirstColumn="0" w:firstRowLastColumn="0" w:lastRowFirstColumn="0" w:lastRowLastColumn="0"/>
-            <w:tcW w:w="3360" w:type="dxa"/>
+            <w:tcW w:w="1800" w:type="dxa"/>
             <w:shd w:val="clear" w:color="auto" w:fill="234C80"/>
           </w:tcPr>
           <w:p>
-            <w:pPr>
-              <w:rPr>
-                <w:rFonts w:hint="eastAsia"/>
-              </w:rPr>
-            </w:pPr>
             <w:r>
               <w:rPr>
                 <w:color w:val="FFFFFF"/>
@@ -3872,15 +3786,12 @@
         </w:tc>
         <w:tc>
           <w:tcPr>
-            <w:tcW w:w="3360" w:type="dxa"/>
+            <w:tcW w:w="3900" w:type="dxa"/>
             <w:shd w:val="clear" w:color="auto" w:fill="234C80"/>
           </w:tcPr>
           <w:p>
             <w:pPr>
               <w:cnfStyle w:val="100000000000" w:firstRow="1" w:lastRow="0" w:firstColumn="0" w:lastColumn="0" w:oddVBand="0" w:evenVBand="0" w:oddHBand="0" w:evenHBand="0" w:firstRowFirstColumn="0" w:firstRowLastColumn="0" w:lastRowFirstColumn="0" w:lastRowLastColumn="0"/>
-              <w:rPr>
-                <w:rFonts w:hint="eastAsia"/>
-              </w:rPr>
             </w:pPr>
             <w:r>
               <w:rPr>
@@ -3892,15 +3803,12 @@
         </w:tc>
         <w:tc>
           <w:tcPr>
-            <w:tcW w:w="3360" w:type="dxa"/>
+            <w:tcW w:w="3660" w:type="dxa"/>
             <w:shd w:val="clear" w:color="auto" w:fill="234C80"/>
           </w:tcPr>
           <w:p>
             <w:pPr>
               <w:cnfStyle w:val="100000000000" w:firstRow="1" w:lastRow="0" w:firstColumn="0" w:lastColumn="0" w:oddVBand="0" w:evenVBand="0" w:oddHBand="0" w:evenHBand="0" w:firstRowFirstColumn="0" w:firstRowLastColumn="0" w:lastRowFirstColumn="0" w:lastRowLastColumn="0"/>
-              <w:rPr>
-                <w:rFonts w:hint="eastAsia"/>
-              </w:rPr>
             </w:pPr>
             <w:r>
               <w:rPr>
@@ -3920,14 +3828,10 @@
         <w:tc>
           <w:tcPr>
             <w:cnfStyle w:val="001000000000" w:firstRow="0" w:lastRow="0" w:firstColumn="1" w:lastColumn="0" w:oddVBand="0" w:evenVBand="0" w:oddHBand="0" w:evenHBand="0" w:firstRowFirstColumn="0" w:firstRowLastColumn="0" w:lastRowFirstColumn="0" w:lastRowLastColumn="0"/>
-            <w:tcW w:w="3360" w:type="dxa"/>
+            <w:tcW w:w="1800" w:type="dxa"/>
+            <w:vAlign w:val="center"/>
           </w:tcPr>
           <w:p>
-            <w:pPr>
-              <w:rPr>
-                <w:rFonts w:hint="eastAsia"/>
-              </w:rPr>
-            </w:pPr>
             <w:r>
               <w:t>Remember checked</w:t>
             </w:r>
@@ -3935,14 +3839,12 @@
         </w:tc>
         <w:tc>
           <w:tcPr>
-            <w:tcW w:w="3360" w:type="dxa"/>
+            <w:tcW w:w="3900" w:type="dxa"/>
+            <w:vAlign w:val="center"/>
           </w:tcPr>
           <w:p>
             <w:pPr>
               <w:cnfStyle w:val="000000100000" w:firstRow="0" w:lastRow="0" w:firstColumn="0" w:lastColumn="0" w:oddVBand="0" w:evenVBand="0" w:oddHBand="1" w:evenHBand="0" w:firstRowFirstColumn="0" w:firstRowLastColumn="0" w:lastRowFirstColumn="0" w:lastRowLastColumn="0"/>
-              <w:rPr>
-                <w:rFonts w:hint="eastAsia"/>
-              </w:rPr>
             </w:pPr>
             <w:r>
               <w:t>Windows Credential Manager</w:t>
@@ -3951,14 +3853,12 @@
         </w:tc>
         <w:tc>
           <w:tcPr>
-            <w:tcW w:w="3360" w:type="dxa"/>
+            <w:tcW w:w="3660" w:type="dxa"/>
+            <w:vAlign w:val="center"/>
           </w:tcPr>
           <w:p>
             <w:pPr>
               <w:cnfStyle w:val="000000100000" w:firstRow="0" w:lastRow="0" w:firstColumn="0" w:lastColumn="0" w:oddVBand="0" w:evenVBand="0" w:oddHBand="1" w:evenHBand="0" w:firstRowFirstColumn="0" w:firstRowLastColumn="0" w:lastRowFirstColumn="0" w:lastRowLastColumn="0"/>
-              <w:rPr>
-                <w:rFonts w:hint="eastAsia"/>
-              </w:rPr>
             </w:pPr>
             <w:r>
               <w:t>Writes/replaces selected provider credential and clears session copy.</w:t>
@@ -3974,14 +3874,10 @@
         <w:tc>
           <w:tcPr>
             <w:cnfStyle w:val="001000000000" w:firstRow="0" w:lastRow="0" w:firstColumn="1" w:lastColumn="0" w:oddVBand="0" w:evenVBand="0" w:oddHBand="0" w:evenHBand="0" w:firstRowFirstColumn="0" w:firstRowLastColumn="0" w:lastRowFirstColumn="0" w:lastRowLastColumn="0"/>
-            <w:tcW w:w="3360" w:type="dxa"/>
+            <w:tcW w:w="1800" w:type="dxa"/>
+            <w:vAlign w:val="center"/>
           </w:tcPr>
           <w:p>
-            <w:pPr>
-              <w:rPr>
-                <w:rFonts w:hint="eastAsia"/>
-              </w:rPr>
-            </w:pPr>
             <w:r>
               <w:t>Remember cleared</w:t>
             </w:r>
@@ -3989,14 +3885,12 @@
         </w:tc>
         <w:tc>
           <w:tcPr>
-            <w:tcW w:w="3360" w:type="dxa"/>
+            <w:tcW w:w="3900" w:type="dxa"/>
+            <w:vAlign w:val="center"/>
           </w:tcPr>
           <w:p>
             <w:pPr>
               <w:cnfStyle w:val="000000000000" w:firstRow="0" w:lastRow="0" w:firstColumn="0" w:lastColumn="0" w:oddVBand="0" w:evenVBand="0" w:oddHBand="0" w:evenHBand="0" w:firstRowFirstColumn="0" w:firstRowLastColumn="0" w:lastRowFirstColumn="0" w:lastRowLastColumn="0"/>
-              <w:rPr>
-                <w:rFonts w:hint="eastAsia"/>
-              </w:rPr>
             </w:pPr>
             <w:r>
               <w:t>Process memory only</w:t>
@@ -4005,14 +3899,12 @@
         </w:tc>
         <w:tc>
           <w:tcPr>
-            <w:tcW w:w="3360" w:type="dxa"/>
+            <w:tcW w:w="3660" w:type="dxa"/>
+            <w:vAlign w:val="center"/>
           </w:tcPr>
           <w:p>
             <w:pPr>
               <w:cnfStyle w:val="000000000000" w:firstRow="0" w:lastRow="0" w:firstColumn="0" w:lastColumn="0" w:oddVBand="0" w:evenVBand="0" w:oddHBand="0" w:evenHBand="0" w:firstRowFirstColumn="0" w:firstRowLastColumn="0" w:lastRowFirstColumn="0" w:lastRowLastColumn="0"/>
-              <w:rPr>
-                <w:rFonts w:hint="eastAsia"/>
-              </w:rPr>
             </w:pPr>
             <w:r>
               <w:t>Deletes selected provider stored credential and retains entered key until shutdown.</w:t>
@@ -4029,14 +3921,10 @@
         <w:tc>
           <w:tcPr>
             <w:cnfStyle w:val="001000000000" w:firstRow="0" w:lastRow="0" w:firstColumn="1" w:lastColumn="0" w:oddVBand="0" w:evenVBand="0" w:oddHBand="0" w:evenHBand="0" w:firstRowFirstColumn="0" w:firstRowLastColumn="0" w:lastRowFirstColumn="0" w:lastRowLastColumn="0"/>
-            <w:tcW w:w="3360" w:type="dxa"/>
+            <w:tcW w:w="1800" w:type="dxa"/>
+            <w:vAlign w:val="center"/>
           </w:tcPr>
           <w:p>
-            <w:pPr>
-              <w:rPr>
-                <w:rFonts w:hint="eastAsia"/>
-              </w:rPr>
-            </w:pPr>
             <w:r>
               <w:t>Remove Key</w:t>
             </w:r>
@@ -4044,14 +3932,12 @@
         </w:tc>
         <w:tc>
           <w:tcPr>
-            <w:tcW w:w="3360" w:type="dxa"/>
+            <w:tcW w:w="3900" w:type="dxa"/>
+            <w:vAlign w:val="center"/>
           </w:tcPr>
           <w:p>
             <w:pPr>
               <w:cnfStyle w:val="000000100000" w:firstRow="0" w:lastRow="0" w:firstColumn="0" w:lastColumn="0" w:oddVBand="0" w:evenVBand="0" w:oddHBand="1" w:evenHBand="0" w:firstRowFirstColumn="0" w:firstRowLastColumn="0" w:lastRowFirstColumn="0" w:lastRowLastColumn="0"/>
-              <w:rPr>
-                <w:rFonts w:hint="eastAsia"/>
-              </w:rPr>
             </w:pPr>
             <w:r>
               <w:t>None</w:t>
@@ -4060,14 +3946,12 @@
         </w:tc>
         <w:tc>
           <w:tcPr>
-            <w:tcW w:w="3360" w:type="dxa"/>
+            <w:tcW w:w="3660" w:type="dxa"/>
+            <w:vAlign w:val="center"/>
           </w:tcPr>
           <w:p>
             <w:pPr>
               <w:cnfStyle w:val="000000100000" w:firstRow="0" w:lastRow="0" w:firstColumn="0" w:lastColumn="0" w:oddVBand="0" w:evenVBand="0" w:oddHBand="1" w:evenHBand="0" w:firstRowFirstColumn="0" w:firstRowLastColumn="0" w:lastRowFirstColumn="0" w:lastRowLastColumn="0"/>
-              <w:rPr>
-                <w:rFonts w:hint="eastAsia"/>
-              </w:rPr>
             </w:pPr>
             <w:r>
               <w:t>Deletes stored and session copies for selected provider.</w:t>
@@ -4079,9 +3963,6 @@
     <w:p>
       <w:pPr>
         <w:pStyle w:val="ListBullet"/>
-        <w:rPr>
-          <w:rFonts w:hint="eastAsia"/>
-        </w:rPr>
       </w:pPr>
       <w:r>
         <w:t>The masked edit never displays a stored credential.</w:t>
@@ -4090,9 +3971,6 @@
     <w:p>
       <w:pPr>
         <w:pStyle w:val="ListBullet"/>
-        <w:rPr>
-          <w:rFonts w:hint="eastAsia"/>
-        </w:rPr>
       </w:pPr>
       <w:r>
         <w:t>The effective key resolves new field text, then session memory, then Credential Manager.</w:t>
@@ -4101,9 +3979,6 @@
     <w:p>
       <w:pPr>
         <w:pStyle w:val="ListBullet"/>
-        <w:rPr>
-          <w:rFonts w:hint="eastAsia"/>
-        </w:rPr>
       </w:pPr>
       <w:r>
         <w:t>No error message contains the key, request headers, or provider response body.</w:t>
@@ -4112,9 +3987,6 @@
     <w:p>
       <w:pPr>
         <w:pStyle w:val="ListBullet"/>
-        <w:rPr>
-          <w:rFonts w:hint="eastAsia"/>
-        </w:rPr>
       </w:pPr>
       <w:r>
         <w:t>Credential operations occur only when needed; the form can start without network access.</w:t>
@@ -4124,18 +3996,13 @@
       <w:pPr>
         <w:pStyle w:val="Heading1"/>
       </w:pPr>
-      <w:bookmarkStart w:id="13" w:name="_Toc236948158"/>
+      <w:bookmarkStart w:id="13" w:name="_Toc237003166"/>
       <w:r>
         <w:t>8. Provider HTTP Clients</w:t>
       </w:r>
       <w:bookmarkEnd w:id="13"/>
     </w:p>
     <w:p>
-      <w:pPr>
-        <w:rPr>
-          <w:rFonts w:hint="eastAsia"/>
-        </w:rPr>
-      </w:pPr>
       <w:r>
         <w:t>DAT.Provider.Client uses Delphi THTTPClient. It validates a nonblank key, normalizes settings, builds provider-specific JSON, sends HTTPS POST requests, parses provider response arrays, verifies result counts, and returns translations in source order.</w:t>
       </w:r>
@@ -4143,15 +4010,22 @@
     <w:tbl>
       <w:tblPr>
         <w:tblStyle w:val="LightShading-Accent1"/>
-        <w:tblW w:w="0" w:type="auto"/>
+        <w:tblW w:w="9360" w:type="dxa"/>
         <w:jc w:val="center"/>
+        <w:tblLayout w:type="fixed"/>
+        <w:tblCellMar>
+          <w:top w:w="80" w:type="dxa"/>
+          <w:left w:w="120" w:type="dxa"/>
+          <w:bottom w:w="80" w:type="dxa"/>
+          <w:right w:w="120" w:type="dxa"/>
+        </w:tblCellMar>
         <w:tblLook w:val="04A0" w:firstRow="1" w:lastRow="0" w:firstColumn="1" w:lastColumn="0" w:noHBand="0" w:noVBand="1"/>
       </w:tblPr>
       <w:tblGrid>
-        <w:gridCol w:w="1614"/>
-        <w:gridCol w:w="4942"/>
-        <w:gridCol w:w="1936"/>
-        <w:gridCol w:w="1804"/>
+        <w:gridCol w:w="1500"/>
+        <w:gridCol w:w="2500"/>
+        <w:gridCol w:w="2680"/>
+        <w:gridCol w:w="2680"/>
       </w:tblGrid>
       <w:tr>
         <w:trPr>
@@ -4162,15 +4036,10 @@
         <w:tc>
           <w:tcPr>
             <w:cnfStyle w:val="001000000000" w:firstRow="0" w:lastRow="0" w:firstColumn="1" w:lastColumn="0" w:oddVBand="0" w:evenVBand="0" w:oddHBand="0" w:evenHBand="0" w:firstRowFirstColumn="0" w:firstRowLastColumn="0" w:lastRowFirstColumn="0" w:lastRowLastColumn="0"/>
-            <w:tcW w:w="2520" w:type="dxa"/>
+            <w:tcW w:w="1500" w:type="dxa"/>
             <w:shd w:val="clear" w:color="auto" w:fill="234C80"/>
           </w:tcPr>
           <w:p>
-            <w:pPr>
-              <w:rPr>
-                <w:rFonts w:hint="eastAsia"/>
-              </w:rPr>
-            </w:pPr>
             <w:r>
               <w:rPr>
                 <w:color w:val="FFFFFF"/>
@@ -4181,15 +4050,12 @@
         </w:tc>
         <w:tc>
           <w:tcPr>
-            <w:tcW w:w="2520" w:type="dxa"/>
+            <w:tcW w:w="2500" w:type="dxa"/>
             <w:shd w:val="clear" w:color="auto" w:fill="234C80"/>
           </w:tcPr>
           <w:p>
             <w:pPr>
               <w:cnfStyle w:val="100000000000" w:firstRow="1" w:lastRow="0" w:firstColumn="0" w:lastColumn="0" w:oddVBand="0" w:evenVBand="0" w:oddHBand="0" w:evenHBand="0" w:firstRowFirstColumn="0" w:firstRowLastColumn="0" w:lastRowFirstColumn="0" w:lastRowLastColumn="0"/>
-              <w:rPr>
-                <w:rFonts w:hint="eastAsia"/>
-              </w:rPr>
             </w:pPr>
             <w:r>
               <w:rPr>
@@ -4201,15 +4067,12 @@
         </w:tc>
         <w:tc>
           <w:tcPr>
-            <w:tcW w:w="2520" w:type="dxa"/>
+            <w:tcW w:w="2680" w:type="dxa"/>
             <w:shd w:val="clear" w:color="auto" w:fill="234C80"/>
           </w:tcPr>
           <w:p>
             <w:pPr>
               <w:cnfStyle w:val="100000000000" w:firstRow="1" w:lastRow="0" w:firstColumn="0" w:lastColumn="0" w:oddVBand="0" w:evenVBand="0" w:oddHBand="0" w:evenHBand="0" w:firstRowFirstColumn="0" w:firstRowLastColumn="0" w:lastRowFirstColumn="0" w:lastRowLastColumn="0"/>
-              <w:rPr>
-                <w:rFonts w:hint="eastAsia"/>
-              </w:rPr>
             </w:pPr>
             <w:r>
               <w:rPr>
@@ -4221,15 +4084,12 @@
         </w:tc>
         <w:tc>
           <w:tcPr>
-            <w:tcW w:w="2520" w:type="dxa"/>
+            <w:tcW w:w="2680" w:type="dxa"/>
             <w:shd w:val="clear" w:color="auto" w:fill="234C80"/>
           </w:tcPr>
           <w:p>
             <w:pPr>
               <w:cnfStyle w:val="100000000000" w:firstRow="1" w:lastRow="0" w:firstColumn="0" w:lastColumn="0" w:oddVBand="0" w:evenVBand="0" w:oddHBand="0" w:evenHBand="0" w:firstRowFirstColumn="0" w:firstRowLastColumn="0" w:lastRowFirstColumn="0" w:lastRowLastColumn="0"/>
-              <w:rPr>
-                <w:rFonts w:hint="eastAsia"/>
-              </w:rPr>
             </w:pPr>
             <w:r>
               <w:rPr>
@@ -4249,14 +4109,10 @@
         <w:tc>
           <w:tcPr>
             <w:cnfStyle w:val="001000000000" w:firstRow="0" w:lastRow="0" w:firstColumn="1" w:lastColumn="0" w:oddVBand="0" w:evenVBand="0" w:oddHBand="0" w:evenHBand="0" w:firstRowFirstColumn="0" w:firstRowLastColumn="0" w:lastRowFirstColumn="0" w:lastRowLastColumn="0"/>
-            <w:tcW w:w="2520" w:type="dxa"/>
+            <w:tcW w:w="1500" w:type="dxa"/>
+            <w:vAlign w:val="center"/>
           </w:tcPr>
           <w:p>
-            <w:pPr>
-              <w:rPr>
-                <w:rFonts w:hint="eastAsia"/>
-              </w:rPr>
-            </w:pPr>
             <w:r>
               <w:t>DeepL API Free</w:t>
             </w:r>
@@ -4264,14 +4120,12 @@
         </w:tc>
         <w:tc>
           <w:tcPr>
-            <w:tcW w:w="2520" w:type="dxa"/>
+            <w:tcW w:w="2500" w:type="dxa"/>
+            <w:vAlign w:val="center"/>
           </w:tcPr>
           <w:p>
             <w:pPr>
               <w:cnfStyle w:val="000000100000" w:firstRow="0" w:lastRow="0" w:firstColumn="0" w:lastColumn="0" w:oddVBand="0" w:evenVBand="0" w:oddHBand="1" w:evenHBand="0" w:firstRowFirstColumn="0" w:firstRowLastColumn="0" w:lastRowFirstColumn="0" w:lastRowLastColumn="0"/>
-              <w:rPr>
-                <w:rFonts w:hint="eastAsia"/>
-              </w:rPr>
             </w:pPr>
             <w:r>
               <w:t>https://api-free.deepl.com/v2/translate</w:t>
@@ -4280,14 +4134,12 @@
         </w:tc>
         <w:tc>
           <w:tcPr>
-            <w:tcW w:w="2520" w:type="dxa"/>
+            <w:tcW w:w="2680" w:type="dxa"/>
+            <w:vAlign w:val="center"/>
           </w:tcPr>
           <w:p>
             <w:pPr>
               <w:cnfStyle w:val="000000100000" w:firstRow="0" w:lastRow="0" w:firstColumn="0" w:lastColumn="0" w:oddVBand="0" w:evenVBand="0" w:oddHBand="1" w:evenHBand="0" w:firstRowFirstColumn="0" w:firstRowLastColumn="0" w:lastRowFirstColumn="0" w:lastRowLastColumn="0"/>
-              <w:rPr>
-                <w:rFonts w:hint="eastAsia"/>
-              </w:rPr>
             </w:pPr>
             <w:r>
               <w:t>Authorization: DeepL-Auth-Key</w:t>
@@ -4296,14 +4148,12 @@
         </w:tc>
         <w:tc>
           <w:tcPr>
-            <w:tcW w:w="2520" w:type="dxa"/>
+            <w:tcW w:w="2680" w:type="dxa"/>
+            <w:vAlign w:val="center"/>
           </w:tcPr>
           <w:p>
             <w:pPr>
               <w:cnfStyle w:val="000000100000" w:firstRow="0" w:lastRow="0" w:firstColumn="0" w:lastColumn="0" w:oddVBand="0" w:evenVBand="0" w:oddHBand="1" w:evenHBand="0" w:firstRowFirstColumn="0" w:firstRowLastColumn="0" w:lastRowFirstColumn="0" w:lastRowLastColumn="0"/>
-              <w:rPr>
-                <w:rFonts w:hint="eastAsia"/>
-              </w:rPr>
             </w:pPr>
             <w:r>
               <w:t>text array, source_lang, target_lang</w:t>
@@ -4319,29 +4169,24 @@
         <w:tc>
           <w:tcPr>
             <w:cnfStyle w:val="001000000000" w:firstRow="0" w:lastRow="0" w:firstColumn="1" w:lastColumn="0" w:oddVBand="0" w:evenVBand="0" w:oddHBand="0" w:evenHBand="0" w:firstRowFirstColumn="0" w:firstRowLastColumn="0" w:lastRowFirstColumn="0" w:lastRowLastColumn="0"/>
-            <w:tcW w:w="2520" w:type="dxa"/>
+            <w:tcW w:w="1500" w:type="dxa"/>
+            <w:vAlign w:val="center"/>
           </w:tcPr>
           <w:p>
-            <w:pPr>
-              <w:rPr>
-                <w:rFonts w:hint="eastAsia"/>
-              </w:rPr>
-            </w:pPr>
             <w:r>
+              <w:lastRenderedPageBreak/>
               <w:t>DeepL API Pro</w:t>
             </w:r>
           </w:p>
         </w:tc>
         <w:tc>
           <w:tcPr>
-            <w:tcW w:w="2520" w:type="dxa"/>
+            <w:tcW w:w="2500" w:type="dxa"/>
+            <w:vAlign w:val="center"/>
           </w:tcPr>
           <w:p>
             <w:pPr>
               <w:cnfStyle w:val="000000000000" w:firstRow="0" w:lastRow="0" w:firstColumn="0" w:lastColumn="0" w:oddVBand="0" w:evenVBand="0" w:oddHBand="0" w:evenHBand="0" w:firstRowFirstColumn="0" w:firstRowLastColumn="0" w:lastRowFirstColumn="0" w:lastRowLastColumn="0"/>
-              <w:rPr>
-                <w:rFonts w:hint="eastAsia"/>
-              </w:rPr>
             </w:pPr>
             <w:r>
               <w:t>https://api.deepl.com/v2/translate</w:t>
@@ -4350,14 +4195,12 @@
         </w:tc>
         <w:tc>
           <w:tcPr>
-            <w:tcW w:w="2520" w:type="dxa"/>
+            <w:tcW w:w="2680" w:type="dxa"/>
+            <w:vAlign w:val="center"/>
           </w:tcPr>
           <w:p>
             <w:pPr>
               <w:cnfStyle w:val="000000000000" w:firstRow="0" w:lastRow="0" w:firstColumn="0" w:lastColumn="0" w:oddVBand="0" w:evenVBand="0" w:oddHBand="0" w:evenHBand="0" w:firstRowFirstColumn="0" w:firstRowLastColumn="0" w:lastRowFirstColumn="0" w:lastRowLastColumn="0"/>
-              <w:rPr>
-                <w:rFonts w:hint="eastAsia"/>
-              </w:rPr>
             </w:pPr>
             <w:r>
               <w:t>Authorization: DeepL-Auth-Key</w:t>
@@ -4366,14 +4209,12 @@
         </w:tc>
         <w:tc>
           <w:tcPr>
-            <w:tcW w:w="2520" w:type="dxa"/>
+            <w:tcW w:w="2680" w:type="dxa"/>
+            <w:vAlign w:val="center"/>
           </w:tcPr>
           <w:p>
             <w:pPr>
               <w:cnfStyle w:val="000000000000" w:firstRow="0" w:lastRow="0" w:firstColumn="0" w:lastColumn="0" w:oddVBand="0" w:evenVBand="0" w:oddHBand="0" w:evenHBand="0" w:firstRowFirstColumn="0" w:firstRowLastColumn="0" w:lastRowFirstColumn="0" w:lastRowLastColumn="0"/>
-              <w:rPr>
-                <w:rFonts w:hint="eastAsia"/>
-              </w:rPr>
             </w:pPr>
             <w:r>
               <w:t>text array, source_lang, target_lang</w:t>
@@ -4390,14 +4231,10 @@
         <w:tc>
           <w:tcPr>
             <w:cnfStyle w:val="001000000000" w:firstRow="0" w:lastRow="0" w:firstColumn="1" w:lastColumn="0" w:oddVBand="0" w:evenVBand="0" w:oddHBand="0" w:evenHBand="0" w:firstRowFirstColumn="0" w:firstRowLastColumn="0" w:lastRowFirstColumn="0" w:lastRowLastColumn="0"/>
-            <w:tcW w:w="2520" w:type="dxa"/>
+            <w:tcW w:w="1500" w:type="dxa"/>
+            <w:vAlign w:val="center"/>
           </w:tcPr>
           <w:p>
-            <w:pPr>
-              <w:rPr>
-                <w:rFonts w:hint="eastAsia"/>
-              </w:rPr>
-            </w:pPr>
             <w:r>
               <w:t>Google Basic v2</w:t>
             </w:r>
@@ -4405,14 +4242,12 @@
         </w:tc>
         <w:tc>
           <w:tcPr>
-            <w:tcW w:w="2520" w:type="dxa"/>
+            <w:tcW w:w="2500" w:type="dxa"/>
+            <w:vAlign w:val="center"/>
           </w:tcPr>
           <w:p>
             <w:pPr>
               <w:cnfStyle w:val="000000100000" w:firstRow="0" w:lastRow="0" w:firstColumn="0" w:lastColumn="0" w:oddVBand="0" w:evenVBand="0" w:oddHBand="1" w:evenHBand="0" w:firstRowFirstColumn="0" w:firstRowLastColumn="0" w:lastRowFirstColumn="0" w:lastRowLastColumn="0"/>
-              <w:rPr>
-                <w:rFonts w:hint="eastAsia"/>
-              </w:rPr>
             </w:pPr>
             <w:r>
               <w:t>https://translation.googleapis.com/language/translate/v2</w:t>
@@ -4421,14 +4256,12 @@
         </w:tc>
         <w:tc>
           <w:tcPr>
-            <w:tcW w:w="2520" w:type="dxa"/>
+            <w:tcW w:w="2680" w:type="dxa"/>
+            <w:vAlign w:val="center"/>
           </w:tcPr>
           <w:p>
             <w:pPr>
               <w:cnfStyle w:val="000000100000" w:firstRow="0" w:lastRow="0" w:firstColumn="0" w:lastColumn="0" w:oddVBand="0" w:evenVBand="0" w:oddHBand="1" w:evenHBand="0" w:firstRowFirstColumn="0" w:firstRowLastColumn="0" w:lastRowFirstColumn="0" w:lastRowLastColumn="0"/>
-              <w:rPr>
-                <w:rFonts w:hint="eastAsia"/>
-              </w:rPr>
             </w:pPr>
             <w:r>
               <w:t>X-Goog-Api-Key</w:t>
@@ -4437,14 +4270,12 @@
         </w:tc>
         <w:tc>
           <w:tcPr>
-            <w:tcW w:w="2520" w:type="dxa"/>
+            <w:tcW w:w="2680" w:type="dxa"/>
+            <w:vAlign w:val="center"/>
           </w:tcPr>
           <w:p>
             <w:pPr>
               <w:cnfStyle w:val="000000100000" w:firstRow="0" w:lastRow="0" w:firstColumn="0" w:lastColumn="0" w:oddVBand="0" w:evenVBand="0" w:oddHBand="1" w:evenHBand="0" w:firstRowFirstColumn="0" w:firstRowLastColumn="0" w:lastRowFirstColumn="0" w:lastRowLastColumn="0"/>
-              <w:rPr>
-                <w:rFonts w:hint="eastAsia"/>
-              </w:rPr>
             </w:pPr>
             <w:r>
               <w:t>q array, source, target, format=text</w:t>
@@ -4457,7 +4288,7 @@
       <w:pPr>
         <w:pStyle w:val="Heading2"/>
       </w:pPr>
-      <w:bookmarkStart w:id="14" w:name="_Toc236948159"/>
+      <w:bookmarkStart w:id="14" w:name="_Toc237003167"/>
       <w:r>
         <w:t>8.1 Reliability and cancellation</w:t>
       </w:r>
@@ -4466,9 +4297,6 @@
     <w:p>
       <w:pPr>
         <w:pStyle w:val="ListBullet"/>
-        <w:rPr>
-          <w:rFonts w:hint="eastAsia"/>
-        </w:rPr>
       </w:pPr>
       <w:r>
         <w:t>Batch size is capped at 50 and Google language tags are reduced to base language where appropriate.</w:t>
@@ -4477,9 +4305,6 @@
     <w:p>
       <w:pPr>
         <w:pStyle w:val="ListBullet"/>
-        <w:rPr>
-          <w:rFonts w:hint="eastAsia"/>
-        </w:rPr>
       </w:pPr>
       <w:r>
         <w:t>DeepL source codes are normalized to two-letter uppercase; targets retain supported regional forms.</w:t>
@@ -4488,9 +4313,6 @@
     <w:p>
       <w:pPr>
         <w:pStyle w:val="ListBullet"/>
-        <w:rPr>
-          <w:rFonts w:hint="eastAsia"/>
-        </w:rPr>
       </w:pPr>
       <w:r>
         <w:t>HTTP 429 and 5xx responses receive three bounded attempts with short backoff.</w:t>
@@ -4499,9 +4321,6 @@
     <w:p>
       <w:pPr>
         <w:pStyle w:val="ListBullet"/>
-        <w:rPr>
-          <w:rFonts w:hint="eastAsia"/>
-        </w:rPr>
       </w:pPr>
       <w:r>
         <w:t>Other non-2xx statuses fail immediately with provider, status, and corrective categories.</w:t>
@@ -4510,9 +4329,6 @@
     <w:p>
       <w:pPr>
         <w:pStyle w:val="ListBullet"/>
-        <w:rPr>
-          <w:rFonts w:hint="eastAsia"/>
-        </w:rPr>
       </w:pPr>
       <w:r>
         <w:t>A cancellation callback is checked between batches.</w:t>
@@ -4521,9 +4337,6 @@
     <w:p>
       <w:pPr>
         <w:pStyle w:val="ListBullet"/>
-        <w:rPr>
-          <w:rFonts w:hint="eastAsia"/>
-        </w:rPr>
       </w:pPr>
       <w:r>
         <w:t>Test Connection translates one harmless English phrase to Italian.</w:t>
@@ -4533,7 +4346,7 @@
       <w:pPr>
         <w:pStyle w:val="Heading2"/>
       </w:pPr>
-      <w:bookmarkStart w:id="15" w:name="_Toc236948160"/>
+      <w:bookmarkStart w:id="15" w:name="_Toc237003168"/>
       <w:r>
         <w:t>8.2 Official protocol references</w:t>
       </w:r>
@@ -4542,9 +4355,6 @@
     <w:p>
       <w:pPr>
         <w:pStyle w:val="ListBullet"/>
-        <w:rPr>
-          <w:rFonts w:hint="eastAsia"/>
-        </w:rPr>
       </w:pPr>
       <w:r>
         <w:t>DeepL authentication: https://developers.deepl.com/docs/getting-started/auth</w:t>
@@ -4553,9 +4363,6 @@
     <w:p>
       <w:pPr>
         <w:pStyle w:val="ListBullet"/>
-        <w:rPr>
-          <w:rFonts w:hint="eastAsia"/>
-        </w:rPr>
       </w:pPr>
       <w:r>
         <w:t>DeepL quickstart: https://developers.deepl.com/docs/getting-started/quickstart</w:t>
@@ -4564,9 +4371,6 @@
     <w:p>
       <w:pPr>
         <w:pStyle w:val="ListBullet"/>
-        <w:rPr>
-          <w:rFonts w:hint="eastAsia"/>
-        </w:rPr>
       </w:pPr>
       <w:r>
         <w:t>Google Basic translate method: https://docs.cloud.google.com/translate/docs/reference/rest/v2/translate</w:t>
@@ -4575,9 +4379,6 @@
     <w:p>
       <w:pPr>
         <w:pStyle w:val="ListBullet"/>
-        <w:rPr>
-          <w:rFonts w:hint="eastAsia"/>
-        </w:rPr>
       </w:pPr>
       <w:r>
         <w:t>Google Cloud Translation authentication: https://docs.cloud.google.com/translate/docs/authentication</w:t>
@@ -4586,9 +4387,6 @@
     <w:p>
       <w:pPr>
         <w:pStyle w:val="ListBullet"/>
-        <w:rPr>
-          <w:rFonts w:hint="eastAsia"/>
-        </w:rPr>
       </w:pPr>
       <w:r>
         <w:t>Google API-key best practices: https://docs.cloud.google.com/docs/authentication/api-keys-best-practices</w:t>
@@ -4598,184 +4396,76 @@
       <w:pPr>
         <w:pStyle w:val="Heading1"/>
       </w:pPr>
-      <w:bookmarkStart w:id="16" w:name="_Toc236948161"/>
+      <w:bookmarkStart w:id="16" w:name="_Toc237003169"/>
       <w:r>
-        <w:t>9. Bulk Translation and Review Semantics</w:t>
+        <w:t>9. Translation Acquisition and Review Semantics</w:t>
       </w:r>
       <w:bookmarkEnd w:id="16"/>
     </w:p>
     <w:p>
-      <w:pPr>
-        <w:ind w:left="317" w:hanging="317"/>
-        <w:rPr>
-          <w:rFonts w:hint="eastAsia"/>
-        </w:rPr>
-      </w:pPr>
       <w:r>
-        <w:rPr>
-          <w:b/>
-        </w:rPr>
-        <w:t xml:space="preserve">1. </w:t>
-      </w:r>
-      <w:r>
-        <w:t>Validate that a catalog and target locale exist.</w:t>
+        <w:t>The canonical workflow is API-free: save development JSON or export UTF-8 CSV, obtain translations outside the Studio, stage an import, review the safety report, and explicitly apply it. The import engine maps rows by stable key, rejects duplicates and unknown keys, detects stale source text/checksums, and protects Reviewed or Approved entries. Accepted imported text receives Imported status.</w:t>
       </w:r>
     </w:p>
     <w:p>
-      <w:pPr>
-        <w:ind w:left="317" w:hanging="317"/>
-        <w:rPr>
-          <w:rFonts w:hint="eastAsia"/>
-        </w:rPr>
-      </w:pPr>
       <w:r>
-        <w:rPr>
-          <w:b/>
-        </w:rPr>
-        <w:t xml:space="preserve">2. </w:t>
-      </w:r>
-      <w:r>
-        <w:t>Build an exact-match memory from reviewed and approved entries in the target catalog.</w:t>
+        <w:lastRenderedPageBreak/>
+        <w:t>Provider translation is optional. When requested, the Studio confirms the unresolved count, resolves the selected provider and credential, sends bounded ordered batches, and commits results only after the provider operation succeeds. Provider output receives Machine translated status.</w:t>
       </w:r>
     </w:p>
     <w:p>
-      <w:pPr>
-        <w:ind w:left="317" w:hanging="317"/>
-        <w:rPr>
-          <w:rFonts w:hint="eastAsia"/>
-        </w:rPr>
-      </w:pPr>
       <w:r>
-        <w:rPr>
-          <w:b/>
-        </w:rPr>
-        <w:t xml:space="preserve">3. </w:t>
-      </w:r>
-      <w:r>
-        <w:t>Count local reuses and provider-bound missing/source-changed/error entries while excluding excluded and obsolete entries.</w:t>
+        <w:t>The Studio never copies a translation from one stable key to another automatically. Exact-source matches are suggestions only. Explicit acceptance creates an Edited result and does not inherit Reviewed or Approved status.</w:t>
       </w:r>
     </w:p>
     <w:p>
       <w:pPr>
-        <w:ind w:left="317" w:hanging="317"/>
-        <w:rPr>
-          <w:rFonts w:hint="eastAsia"/>
-        </w:rPr>
+        <w:pStyle w:val="ListBullet"/>
       </w:pPr>
       <w:r>
-        <w:rPr>
-          <w:b/>
-        </w:rPr>
-        <w:t xml:space="preserve">4. </w:t>
-      </w:r>
-      <w:r>
-        <w:t>Present a developer confirmation with both counts.</w:t>
+        <w:t>Mark Reviewed requires nonblank translated text.</w:t>
       </w:r>
     </w:p>
     <w:p>
       <w:pPr>
-        <w:ind w:left="317" w:hanging="317"/>
-        <w:rPr>
-          <w:rFonts w:hint="eastAsia"/>
-        </w:rPr>
+        <w:pStyle w:val="ListBullet"/>
       </w:pPr>
       <w:r>
-        <w:rPr>
-          <w:b/>
-        </w:rPr>
-        <w:t xml:space="preserve">5. </w:t>
-      </w:r>
-      <w:r>
-        <w:t>Resolve the selected provider and effective key only when provider-bound entries remain.</w:t>
+        <w:t>Approve requires the entry to have reached Reviewed first.</w:t>
       </w:r>
     </w:p>
     <w:p>
       <w:pPr>
-        <w:ind w:left="317" w:hanging="317"/>
-        <w:rPr>
-          <w:rFonts w:hint="eastAsia"/>
-        </w:rPr>
+        <w:pStyle w:val="ListBullet"/>
       </w:pPr>
       <w:r>
-        <w:rPr>
-          <w:b/>
-        </w:rPr>
-        <w:t xml:space="preserve">6. </w:t>
-      </w:r>
-      <w:r>
-        <w:t>Send batches and preserve output ordering.</w:t>
+        <w:t>Structural validity, linguistic status, automatic runtime coverage, and manual wiring readiness are separate measures.</w:t>
       </w:r>
     </w:p>
     <w:p>
       <w:pPr>
-        <w:ind w:left="317" w:hanging="317"/>
-        <w:rPr>
-          <w:rFonts w:hint="eastAsia"/>
-        </w:rPr>
+        <w:pStyle w:val="ListBullet"/>
       </w:pPr>
       <w:r>
-        <w:rPr>
-          <w:b/>
-        </w:rPr>
-        <w:t xml:space="preserve">7. </w:t>
-      </w:r>
-      <w:r>
-        <w:t>Commit local reuses and provider results only after the provider operation returns successfully.</w:t>
+        <w:t>A Pascal resourcestring remains manual wiring until the developer confirms the generated TranslateText call site.</w:t>
       </w:r>
     </w:p>
     <w:p>
       <w:pPr>
-        <w:ind w:left="317" w:hanging="317"/>
-        <w:rPr>
-          <w:rFonts w:hint="eastAsia"/>
-        </w:rPr>
-      </w:pPr>
-      <w:r>
-        <w:rPr>
-          <w:b/>
-        </w:rPr>
-        <w:t xml:space="preserve">8. </w:t>
-      </w:r>
-      <w:r>
-        <w:t>Preserve reviewed/approved status for local reuse, mark provider results machine-translated, invalidate validation, refresh the list, and save an existing catalog.</w:t>
-      </w:r>
-    </w:p>
-    <w:p>
-      <w:pPr>
-        <w:rPr>
-          <w:rFonts w:hint="eastAsia"/>
-        </w:rPr>
-      </w:pPr>
-      <w:r>
-        <w:t>This all-or-error assignment avoids a half-updated in-memory catalog when a later batch fails. Existing reviewed/approved complete translations do not qualify for replacement. Human review remains a product rule, not an optional recommendation.</w:t>
-      </w:r>
-    </w:p>
-    <w:p>
-      <w:pPr>
         <w:pStyle w:val="Heading1"/>
       </w:pPr>
-      <w:bookmarkStart w:id="17" w:name="_Toc236948162"/>
+      <w:bookmarkStart w:id="17" w:name="_Toc237003170"/>
       <w:r>
         <w:t>10. Validation and Runtime Pack Export</w:t>
       </w:r>
       <w:bookmarkEnd w:id="17"/>
     </w:p>
     <w:p>
-      <w:pPr>
-        <w:rPr>
-          <w:rFonts w:hint="eastAsia"/>
-        </w:rPr>
-      </w:pPr>
       <w:r>
-        <w:t>DAT.Validation.Catalog validates metadata, missing target text, duplicates, changed source, placeholders, accelerators, and status conditions. Export is blocked by errors. DAT.Core.RuntimePack serializes only runtime-required metadata and strings and records a source-catalog checksum.</w:t>
+        <w:t>DAT.Validation.Catalog validates metadata, missing target text, duplicates, changed source, Delphi indexed and sequential Format arguments, accelerators, and status conditions. Export is blocked by errors. Manual resourcestring wiring is reported separately from structural errors. DAT.Core.RuntimePack serializes only runtime-required metadata and strings and records a source-catalog checksum.</w:t>
       </w:r>
     </w:p>
     <w:p>
-      <w:pPr>
-        <w:rPr>
-          <w:rFonts w:hint="eastAsia"/>
-        </w:rPr>
-      </w:pPr>
       <w:r>
         <w:t>Locale data is retained in the runtime pack so DAT.Runtime.Manager can expose a pack-specific TFormatSettings without globally mutating the developer's source code.</w:t>
       </w:r>
@@ -4784,28 +4474,18 @@
       <w:pPr>
         <w:pStyle w:val="Heading1"/>
       </w:pPr>
-      <w:bookmarkStart w:id="18" w:name="_Toc236948163"/>
+      <w:bookmarkStart w:id="18" w:name="_Toc237003171"/>
       <w:r>
         <w:t>11. Runtime Engine</w:t>
       </w:r>
       <w:bookmarkEnd w:id="18"/>
     </w:p>
     <w:p>
-      <w:pPr>
-        <w:rPr>
-          <w:rFonts w:hint="eastAsia"/>
-        </w:rPr>
-      </w:pPr>
       <w:r>
         <w:t>DAT.Runtime.LanguagePack loads and discovers JSON packs, checks application identity, and provides fallback lookup. DAT.Runtime.Preference reads/writes the selected locale. DAT.Runtime.Manager owns the active pack, discovery, preference, translation lookup, and locale format settings.</w:t>
       </w:r>
     </w:p>
     <w:p>
-      <w:pPr>
-        <w:rPr>
-          <w:rFonts w:hint="eastAsia"/>
-        </w:rPr>
-      </w:pPr>
       <w:r>
         <w:t>DAT.Runtime.VCL and DAT.Runtime.FMX traverse existing component trees and supported collection properties. They apply values by stable key to already designer-created controls. Missing keys retain source text. The adapters do not create controls or rearrange layouts.</w:t>
       </w:r>
@@ -4814,7 +4494,7 @@
       <w:pPr>
         <w:pStyle w:val="Heading2"/>
       </w:pPr>
-      <w:bookmarkStart w:id="19" w:name="_Toc236948164"/>
+      <w:bookmarkStart w:id="19" w:name="_Toc237003172"/>
       <w:r>
         <w:t>11.1 Deployment paths</w:t>
       </w:r>
@@ -4823,9 +4503,6 @@
     <w:p>
       <w:pPr>
         <w:pStyle w:val="ListBullet"/>
-        <w:rPr>
-          <w:rFonts w:hint="eastAsia"/>
-        </w:rPr>
       </w:pPr>
       <w:r>
         <w:t>Packs: &lt;ExecutableDirectory&gt;\Localization\Languages\&lt;locale&gt;.json.</w:t>
@@ -4834,9 +4511,6 @@
     <w:p>
       <w:pPr>
         <w:pStyle w:val="ListBullet"/>
-        <w:rPr>
-          <w:rFonts w:hint="eastAsia"/>
-        </w:rPr>
       </w:pPr>
       <w:r>
         <w:t>Preference: %LOCALAPPDATA%\&lt;ApplicationId&gt;\language.ini.</w:t>
@@ -4845,9 +4519,6 @@
     <w:p>
       <w:pPr>
         <w:pStyle w:val="ListBullet"/>
-        <w:rPr>
-          <w:rFonts w:hint="eastAsia"/>
-        </w:rPr>
       </w:pPr>
       <w:r>
         <w:t>Studio preference: %LOCALAPPDATA%\DelphiAppTranslationStudio\language.ini.</w:t>
@@ -4856,11 +4527,9 @@
     <w:p>
       <w:pPr>
         <w:pStyle w:val="ListBullet"/>
-        <w:rPr>
-          <w:rFonts w:hint="eastAsia"/>
-        </w:rPr>
       </w:pPr>
       <w:r>
+        <w:lastRenderedPageBreak/>
         <w:t>Developer catalogs remain in the target source tree under Localization\Development.</w:t>
       </w:r>
     </w:p>
@@ -4868,37 +4537,32 @@
       <w:pPr>
         <w:pStyle w:val="Heading1"/>
       </w:pPr>
-      <w:bookmarkStart w:id="20" w:name="_Toc236948165"/>
+      <w:bookmarkStart w:id="20" w:name="_Toc237003173"/>
       <w:r>
         <w:t>12. Integration Planning and Transactions</w:t>
       </w:r>
       <w:bookmarkEnd w:id="20"/>
     </w:p>
     <w:p>
-      <w:pPr>
-        <w:rPr>
-          <w:rFonts w:hint="eastAsia"/>
-        </w:rPr>
-      </w:pPr>
       <w:r>
-        <w:t>DAT.Integration.Plan builds a human-readable plan. DAT.Integration.Package creates the generated application unit, framework adapter, shared runtime units, JSON packs, language-menu manifest, and deployment script. DAT.Integration.Engine builds every proposed file change in memory.</w:t>
+        <w:t>DAT.Integration.Plan builds a human-readable plan. DAT.Integration.Package creates the generated application unit, framework adapter, shared runtime units, JSON packs, language-menu manifest, and deployment script. DAT.Integration.Engine builds every proposed file change in memory. TIntegrationFileChange.ExactReviewText produces a complete line-numbered original/proposed LCS diff; generated files are shown in full.</w:t>
       </w:r>
     </w:p>
     <w:p>
-      <w:pPr>
-        <w:rPr>
-          <w:rFonts w:hint="eastAsia"/>
-        </w:rPr>
-      </w:pPr>
       <w:r>
-        <w:t>DAT.Integration.MenuResource modifies text DFM/FMX menus idempotently and preserves designer editability. DAT.Integration.DelphiSource applies narrowly scoped DPR, PAS, and DPROJ wiring. DAT.Integration.Transaction checks source state, creates a verified pre-change backup, writes files atomically, rolls back failures, and records a manifest for restore.</w:t>
+        <w:t>The Studio records each selected preview file as viewed. The final review checkbox remains disabled until every file has been viewed, and Apply remains disabled until the checkbox is explicitly checked. DAT.Integration.Transaction then checks source state, creates a verified pre-change backup, writes files atomically, rolls back failures, and records a manifest for restore.</w:t>
       </w:r>
     </w:p>
     <w:p>
+      <w:r>
+        <w:t>DAT.Integration.MenuResource modifies text DFM/FMX menus idempotently and preserves designer editability. DAT.Integration.DelphiSource applies narrowly scoped DPR, PAS, and DPROJ wiring. For FMX, it preserves an existing root OnCreate handler or persists datTranslationFormCreate in the FMX and adds ApplyTranslation(Self) to its Pascal method. This respects the FMX form streaming lifecycle and avoids translating the first form from the DPR immediately after CreateForm.</w:t>
+      </w:r>
+    </w:p>
+    <w:p>
       <w:pPr>
         <w:pStyle w:val="Heading2"/>
       </w:pPr>
-      <w:bookmarkStart w:id="21" w:name="_Toc236948166"/>
+      <w:bookmarkStart w:id="21" w:name="_Toc237003174"/>
       <w:r>
         <w:t>12.1 Generated startup contract</w:t>
       </w:r>
@@ -4907,9 +4571,6 @@
     <w:p>
       <w:pPr>
         <w:pStyle w:val="ListBullet"/>
-        <w:rPr>
-          <w:rFonts w:hint="eastAsia"/>
-        </w:rPr>
       </w:pPr>
       <w:r>
         <w:t>InitializeTranslation runs before form creation.</w:t>
@@ -4918,20 +4579,22 @@
     <w:p>
       <w:pPr>
         <w:pStyle w:val="ListBullet"/>
-        <w:rPr>
-          <w:rFonts w:hint="eastAsia"/>
-        </w:rPr>
       </w:pPr>
       <w:r>
-        <w:t>ApplyTranslation is called for created forms.</w:t>
+        <w:t>VCL applies the first created form through the DPR startup wiring.</w:t>
       </w:r>
     </w:p>
     <w:p>
       <w:pPr>
         <w:pStyle w:val="ListBullet"/>
-        <w:rPr>
-          <w:rFonts w:hint="eastAsia"/>
-        </w:rPr>
+      </w:pPr>
+      <w:r>
+        <w:t>FMX applies each form in its designer-persisted OnCreate handler after streaming is complete.</w:t>
+      </w:r>
+    </w:p>
+    <w:p>
+      <w:pPr>
+        <w:pStyle w:val="ListBullet"/>
       </w:pPr>
       <w:r>
         <w:t>SelectLanguageMenuItem derives a locale from datLanguage_&lt;locale&gt; component names.</w:t>
@@ -4940,9 +4603,6 @@
     <w:p>
       <w:pPr>
         <w:pStyle w:val="ListBullet"/>
-        <w:rPr>
-          <w:rFonts w:hint="eastAsia"/>
-        </w:rPr>
       </w:pPr>
       <w:r>
         <w:t>TranslateText provides resourcestring/code fallback access.</w:t>
@@ -4951,9 +4611,6 @@
     <w:p>
       <w:pPr>
         <w:pStyle w:val="ListBullet"/>
-        <w:rPr>
-          <w:rFonts w:hint="eastAsia"/>
-        </w:rPr>
       </w:pPr>
       <w:r>
         <w:t>Runtime ownership is finalized safely.</w:t>
@@ -4961,12 +4618,19 @@
     </w:p>
     <w:tbl>
       <w:tblPr>
-        <w:tblW w:w="0" w:type="auto"/>
+        <w:tblW w:w="9360" w:type="dxa"/>
         <w:jc w:val="center"/>
+        <w:tblLayout w:type="fixed"/>
+        <w:tblCellMar>
+          <w:top w:w="80" w:type="dxa"/>
+          <w:left w:w="120" w:type="dxa"/>
+          <w:bottom w:w="80" w:type="dxa"/>
+          <w:right w:w="120" w:type="dxa"/>
+        </w:tblCellMar>
         <w:tblLook w:val="04A0" w:firstRow="1" w:lastRow="0" w:firstColumn="1" w:lastColumn="0" w:noHBand="0" w:noVBand="1"/>
       </w:tblPr>
       <w:tblGrid>
-        <w:gridCol w:w="10080"/>
+        <w:gridCol w:w="9360"/>
       </w:tblGrid>
       <w:tr>
         <w:trPr>
@@ -4974,16 +4638,13 @@
         </w:trPr>
         <w:tc>
           <w:tcPr>
-            <w:tcW w:w="10080" w:type="dxa"/>
+            <w:tcW w:w="9360" w:type="dxa"/>
             <w:shd w:val="clear" w:color="auto" w:fill="EAF3FF"/>
             <w:vAlign w:val="center"/>
           </w:tcPr>
           <w:p>
             <w:pPr>
               <w:pStyle w:val="Callout"/>
-              <w:rPr>
-                <w:rFonts w:hint="eastAsia"/>
-              </w:rPr>
             </w:pPr>
             <w:r>
               <w:rPr>
@@ -5003,18 +4664,13 @@
       <w:pPr>
         <w:pStyle w:val="Heading1"/>
       </w:pPr>
-      <w:bookmarkStart w:id="22" w:name="_Toc236948167"/>
+      <w:bookmarkStart w:id="22" w:name="_Toc237003175"/>
       <w:r>
         <w:t>13. Self-Localization</w:t>
       </w:r>
       <w:bookmarkEnd w:id="22"/>
     </w:p>
     <w:p>
-      <w:pPr>
-        <w:rPr>
-          <w:rFonts w:hint="eastAsia"/>
-        </w:rPr>
-      </w:pPr>
       <w:r>
         <w:t>DAT.Studio.Translation resolves the project/deployed pack directory, initializes a Studio runtime before form creation, applies the active pack in FormCreate, and maps persisted language-menu names to locale codes. Self-integration recognizes the existing runtime and plans only the menu-resource change, preventing duplicate startup wiring.</w:t>
       </w:r>
@@ -5023,8 +4679,9 @@
       <w:pPr>
         <w:pStyle w:val="Heading1"/>
       </w:pPr>
-      <w:bookmarkStart w:id="23" w:name="_Toc236948168"/>
+      <w:bookmarkStart w:id="23" w:name="_Toc237003176"/>
       <w:r>
+        <w:lastRenderedPageBreak/>
         <w:t>14. Error Handling and Diagnostics</w:t>
       </w:r>
       <w:bookmarkEnd w:id="23"/>
@@ -5032,9 +4689,6 @@
     <w:p>
       <w:pPr>
         <w:pStyle w:val="ListBullet"/>
-        <w:rPr>
-          <w:rFonts w:hint="eastAsia"/>
-        </w:rPr>
       </w:pPr>
       <w:r>
         <w:t>Project, scan, catalog, validation, export, integration, credential, and provider errors are caught at Studio event boundaries and summarized in the status card.</w:t>
@@ -5043,9 +4697,6 @@
     <w:p>
       <w:pPr>
         <w:pStyle w:val="ListBullet"/>
-        <w:rPr>
-          <w:rFonts w:hint="eastAsia"/>
-        </w:rPr>
       </w:pPr>
       <w:r>
         <w:t>Provider exceptions carry an optional HTTP status but not response bodies.</w:t>
@@ -5054,9 +4705,6 @@
     <w:p>
       <w:pPr>
         <w:pStyle w:val="ListBullet"/>
-        <w:rPr>
-          <w:rFonts w:hint="eastAsia"/>
-        </w:rPr>
       </w:pPr>
       <w:r>
         <w:t>Form scanners return file/line diagnostics without instantiating target UI.</w:t>
@@ -5065,20 +4713,14 @@
     <w:p>
       <w:pPr>
         <w:pStyle w:val="ListBullet"/>
-        <w:rPr>
-          <w:rFonts w:hint="eastAsia"/>
-        </w:rPr>
       </w:pPr>
       <w:r>
-        <w:t>Integration previews enumerate affected files and descriptions before mutation.</w:t>
+        <w:t>Integration previews show a complete line-numbered exact diff for every affected file before mutation.</w:t>
       </w:r>
     </w:p>
     <w:p>
       <w:pPr>
         <w:pStyle w:val="ListBullet"/>
-        <w:rPr>
-          <w:rFonts w:hint="eastAsia"/>
-        </w:rPr>
       </w:pPr>
       <w:r>
         <w:t>Transaction errors trigger rollback and retain backup evidence.</w:t>
@@ -5087,9 +4729,6 @@
     <w:p>
       <w:pPr>
         <w:pStyle w:val="ListBullet"/>
-        <w:rPr>
-          <w:rFonts w:hint="eastAsia"/>
-        </w:rPr>
       </w:pPr>
       <w:r>
         <w:t>Provider keys must never be added to troubleshooting logs.</w:t>
@@ -5099,7 +4738,7 @@
       <w:pPr>
         <w:pStyle w:val="Heading1"/>
       </w:pPr>
-      <w:bookmarkStart w:id="24" w:name="_Toc236948169"/>
+      <w:bookmarkStart w:id="24" w:name="_Toc237003177"/>
       <w:r>
         <w:t>15. Test Strategy and Verified Matrix</w:t>
       </w:r>
@@ -5108,13 +4747,20 @@
     <w:tbl>
       <w:tblPr>
         <w:tblStyle w:val="LightShading-Accent1"/>
-        <w:tblW w:w="0" w:type="auto"/>
+        <w:tblW w:w="9360" w:type="dxa"/>
         <w:jc w:val="center"/>
+        <w:tblLayout w:type="fixed"/>
+        <w:tblCellMar>
+          <w:top w:w="80" w:type="dxa"/>
+          <w:left w:w="120" w:type="dxa"/>
+          <w:bottom w:w="80" w:type="dxa"/>
+          <w:right w:w="120" w:type="dxa"/>
+        </w:tblCellMar>
         <w:tblLook w:val="04A0" w:firstRow="1" w:lastRow="0" w:firstColumn="1" w:lastColumn="0" w:noHBand="0" w:noVBand="1"/>
       </w:tblPr>
       <w:tblGrid>
-        <w:gridCol w:w="5040"/>
-        <w:gridCol w:w="5040"/>
+        <w:gridCol w:w="2700"/>
+        <w:gridCol w:w="6660"/>
       </w:tblGrid>
       <w:tr>
         <w:trPr>
@@ -5125,15 +4771,10 @@
         <w:tc>
           <w:tcPr>
             <w:cnfStyle w:val="001000000000" w:firstRow="0" w:lastRow="0" w:firstColumn="1" w:lastColumn="0" w:oddVBand="0" w:evenVBand="0" w:oddHBand="0" w:evenHBand="0" w:firstRowFirstColumn="0" w:firstRowLastColumn="0" w:lastRowFirstColumn="0" w:lastRowLastColumn="0"/>
-            <w:tcW w:w="5040" w:type="dxa"/>
+            <w:tcW w:w="2700" w:type="dxa"/>
             <w:shd w:val="clear" w:color="auto" w:fill="234C80"/>
           </w:tcPr>
           <w:p>
-            <w:pPr>
-              <w:rPr>
-                <w:rFonts w:hint="eastAsia"/>
-              </w:rPr>
-            </w:pPr>
             <w:r>
               <w:rPr>
                 <w:color w:val="FFFFFF"/>
@@ -5144,15 +4785,12 @@
         </w:tc>
         <w:tc>
           <w:tcPr>
-            <w:tcW w:w="5040" w:type="dxa"/>
+            <w:tcW w:w="6660" w:type="dxa"/>
             <w:shd w:val="clear" w:color="auto" w:fill="234C80"/>
           </w:tcPr>
           <w:p>
             <w:pPr>
               <w:cnfStyle w:val="100000000000" w:firstRow="1" w:lastRow="0" w:firstColumn="0" w:lastColumn="0" w:oddVBand="0" w:evenVBand="0" w:oddHBand="0" w:evenHBand="0" w:firstRowFirstColumn="0" w:firstRowLastColumn="0" w:lastRowFirstColumn="0" w:lastRowLastColumn="0"/>
-              <w:rPr>
-                <w:rFonts w:hint="eastAsia"/>
-              </w:rPr>
             </w:pPr>
             <w:r>
               <w:rPr>
@@ -5172,14 +4810,10 @@
         <w:tc>
           <w:tcPr>
             <w:cnfStyle w:val="001000000000" w:firstRow="0" w:lastRow="0" w:firstColumn="1" w:lastColumn="0" w:oddVBand="0" w:evenVBand="0" w:oddHBand="0" w:evenHBand="0" w:firstRowFirstColumn="0" w:firstRowLastColumn="0" w:lastRowFirstColumn="0" w:lastRowLastColumn="0"/>
-            <w:tcW w:w="5040" w:type="dxa"/>
+            <w:tcW w:w="2700" w:type="dxa"/>
+            <w:vAlign w:val="center"/>
           </w:tcPr>
           <w:p>
-            <w:pPr>
-              <w:rPr>
-                <w:rFonts w:hint="eastAsia"/>
-              </w:rPr>
-            </w:pPr>
             <w:r>
               <w:t>FoundationSmokeTests</w:t>
             </w:r>
@@ -5187,17 +4821,15 @@
         </w:tc>
         <w:tc>
           <w:tcPr>
-            <w:tcW w:w="5040" w:type="dxa"/>
+            <w:tcW w:w="6660" w:type="dxa"/>
+            <w:vAlign w:val="center"/>
           </w:tcPr>
           <w:p>
             <w:pPr>
               <w:cnfStyle w:val="000000100000" w:firstRow="0" w:lastRow="0" w:firstColumn="0" w:lastColumn="0" w:oddVBand="0" w:evenVBand="0" w:oddHBand="1" w:evenHBand="0" w:firstRowFirstColumn="0" w:firstRowLastColumn="0" w:lastRowFirstColumn="0" w:lastRowLastColumn="0"/>
-              <w:rPr>
-                <w:rFonts w:hint="eastAsia"/>
-              </w:rPr>
             </w:pPr>
             <w:r>
-              <w:t>Detection, catalog round-trip/merge, scan, validation, runtime pack, preference, package, target integration, self change set.</w:t>
+              <w:t>Detection, scan-to-catalog, deterministic Italian CSV/JSON round-trip, review/approval, validation, runtime pack, preference, exact diff, integration, self change set.</w:t>
             </w:r>
           </w:p>
         </w:tc>
@@ -5210,14 +4842,10 @@
         <w:tc>
           <w:tcPr>
             <w:cnfStyle w:val="001000000000" w:firstRow="0" w:lastRow="0" w:firstColumn="1" w:lastColumn="0" w:oddVBand="0" w:evenVBand="0" w:oddHBand="0" w:evenHBand="0" w:firstRowFirstColumn="0" w:firstRowLastColumn="0" w:lastRowFirstColumn="0" w:lastRowLastColumn="0"/>
-            <w:tcW w:w="5040" w:type="dxa"/>
+            <w:tcW w:w="2700" w:type="dxa"/>
+            <w:vAlign w:val="center"/>
           </w:tcPr>
           <w:p>
-            <w:pPr>
-              <w:rPr>
-                <w:rFonts w:hint="eastAsia"/>
-              </w:rPr>
-            </w:pPr>
             <w:r>
               <w:t>VCLRuntimeSmokeTests</w:t>
             </w:r>
@@ -5225,14 +4853,12 @@
         </w:tc>
         <w:tc>
           <w:tcPr>
-            <w:tcW w:w="5040" w:type="dxa"/>
+            <w:tcW w:w="6660" w:type="dxa"/>
+            <w:vAlign w:val="center"/>
           </w:tcPr>
           <w:p>
             <w:pPr>
               <w:cnfStyle w:val="000000000000" w:firstRow="0" w:lastRow="0" w:firstColumn="0" w:lastColumn="0" w:oddVBand="0" w:evenVBand="0" w:oddHBand="0" w:evenHBand="0" w:firstRowFirstColumn="0" w:firstRowLastColumn="0" w:lastRowFirstColumn="0" w:lastRowLastColumn="0"/>
-              <w:rPr>
-                <w:rFonts w:hint="eastAsia"/>
-              </w:rPr>
             </w:pPr>
             <w:r>
               <w:t>VCL controls, menu items, locale, generated unit.</w:t>
@@ -5249,14 +4875,10 @@
         <w:tc>
           <w:tcPr>
             <w:cnfStyle w:val="001000000000" w:firstRow="0" w:lastRow="0" w:firstColumn="1" w:lastColumn="0" w:oddVBand="0" w:evenVBand="0" w:oddHBand="0" w:evenHBand="0" w:firstRowFirstColumn="0" w:firstRowLastColumn="0" w:lastRowFirstColumn="0" w:lastRowLastColumn="0"/>
-            <w:tcW w:w="5040" w:type="dxa"/>
+            <w:tcW w:w="2700" w:type="dxa"/>
+            <w:vAlign w:val="center"/>
           </w:tcPr>
           <w:p>
-            <w:pPr>
-              <w:rPr>
-                <w:rFonts w:hint="eastAsia"/>
-              </w:rPr>
-            </w:pPr>
             <w:r>
               <w:t>FMXRuntimeSmokeTests</w:t>
             </w:r>
@@ -5264,17 +4886,15 @@
         </w:tc>
         <w:tc>
           <w:tcPr>
-            <w:tcW w:w="5040" w:type="dxa"/>
+            <w:tcW w:w="6660" w:type="dxa"/>
+            <w:vAlign w:val="center"/>
           </w:tcPr>
           <w:p>
             <w:pPr>
               <w:cnfStyle w:val="000000100000" w:firstRow="0" w:lastRow="0" w:firstColumn="0" w:lastColumn="0" w:oddVBand="0" w:evenVBand="0" w:oddHBand="1" w:evenHBand="0" w:firstRowFirstColumn="0" w:firstRowLastColumn="0" w:lastRowFirstColumn="0" w:lastRowLastColumn="0"/>
-              <w:rPr>
-                <w:rFonts w:hint="eastAsia"/>
-              </w:rPr>
             </w:pPr>
             <w:r>
-              <w:t>FMX controls, menu items, locale, generated unit.</w:t>
+              <w:t>All representative FMX form properties, menu items, locale, generated unit.</w:t>
             </w:r>
           </w:p>
         </w:tc>
@@ -5287,14 +4907,10 @@
         <w:tc>
           <w:tcPr>
             <w:cnfStyle w:val="001000000000" w:firstRow="0" w:lastRow="0" w:firstColumn="1" w:lastColumn="0" w:oddVBand="0" w:evenVBand="0" w:oddHBand="0" w:evenHBand="0" w:firstRowFirstColumn="0" w:firstRowLastColumn="0" w:lastRowFirstColumn="0" w:lastRowLastColumn="0"/>
-            <w:tcW w:w="5040" w:type="dxa"/>
+            <w:tcW w:w="2700" w:type="dxa"/>
+            <w:vAlign w:val="center"/>
           </w:tcPr>
           <w:p>
-            <w:pPr>
-              <w:rPr>
-                <w:rFonts w:hint="eastAsia"/>
-              </w:rPr>
-            </w:pPr>
             <w:r>
               <w:t>StudioFormSmokeTests</w:t>
             </w:r>
@@ -5302,17 +4918,15 @@
         </w:tc>
         <w:tc>
           <w:tcPr>
-            <w:tcW w:w="5040" w:type="dxa"/>
+            <w:tcW w:w="6660" w:type="dxa"/>
+            <w:vAlign w:val="center"/>
           </w:tcPr>
           <w:p>
             <w:pPr>
               <w:cnfStyle w:val="000000000000" w:firstRow="0" w:lastRow="0" w:firstColumn="0" w:lastColumn="0" w:oddVBand="0" w:evenVBand="0" w:oddHBand="0" w:evenHBand="0" w:firstRowFirstColumn="0" w:firstRowLastColumn="0" w:lastRowFirstColumn="0" w:lastRowLastColumn="0"/>
-              <w:rPr>
-                <w:rFonts w:hint="eastAsia"/>
-              </w:rPr>
             </w:pPr>
             <w:r>
-              <w:t>Direct FMX stream/create, masked key field, provider list, Settings activation.</w:t>
+              <w:t>Direct FMX stream/create, exact-review controls, linguistic action wiring, optional-provider activation.</w:t>
             </w:r>
           </w:p>
         </w:tc>
@@ -5326,14 +4940,10 @@
         <w:tc>
           <w:tcPr>
             <w:cnfStyle w:val="001000000000" w:firstRow="0" w:lastRow="0" w:firstColumn="1" w:lastColumn="0" w:oddVBand="0" w:evenVBand="0" w:oddHBand="0" w:evenHBand="0" w:firstRowFirstColumn="0" w:firstRowLastColumn="0" w:lastRowFirstColumn="0" w:lastRowLastColumn="0"/>
-            <w:tcW w:w="5040" w:type="dxa"/>
+            <w:tcW w:w="2700" w:type="dxa"/>
+            <w:vAlign w:val="center"/>
           </w:tcPr>
           <w:p>
-            <w:pPr>
-              <w:rPr>
-                <w:rFonts w:hint="eastAsia"/>
-              </w:rPr>
-            </w:pPr>
             <w:r>
               <w:t>RunRuntimeSmokeTests.ps1</w:t>
             </w:r>
@@ -5341,17 +4951,15 @@
         </w:tc>
         <w:tc>
           <w:tcPr>
-            <w:tcW w:w="5040" w:type="dxa"/>
+            <w:tcW w:w="6660" w:type="dxa"/>
+            <w:vAlign w:val="center"/>
           </w:tcPr>
           <w:p>
             <w:pPr>
               <w:cnfStyle w:val="000000100000" w:firstRow="0" w:lastRow="0" w:firstColumn="0" w:lastColumn="0" w:oddVBand="0" w:evenVBand="0" w:oddHBand="1" w:evenHBand="0" w:firstRowFirstColumn="0" w:firstRowLastColumn="0" w:lastRowFirstColumn="0" w:lastRowLastColumn="0"/>
-              <w:rPr>
-                <w:rFonts w:hint="eastAsia"/>
-              </w:rPr>
             </w:pPr>
             <w:r>
-              <w:t>Both compilers plus disposable integrated VCL/FMX projects.</w:t>
+              <w:t>Both compilers, scan/CSV/validation pipeline, disposable integrated VCL/FMX builds, deployed Italian pack, and required Italian launch title.</w:t>
             </w:r>
           </w:p>
         </w:tc>
@@ -5364,14 +4972,10 @@
         <w:tc>
           <w:tcPr>
             <w:cnfStyle w:val="001000000000" w:firstRow="0" w:lastRow="0" w:firstColumn="1" w:lastColumn="0" w:oddVBand="0" w:evenVBand="0" w:oddHBand="0" w:evenHBand="0" w:firstRowFirstColumn="0" w:firstRowLastColumn="0" w:lastRowFirstColumn="0" w:lastRowLastColumn="0"/>
-            <w:tcW w:w="5040" w:type="dxa"/>
+            <w:tcW w:w="2700" w:type="dxa"/>
+            <w:vAlign w:val="center"/>
           </w:tcPr>
           <w:p>
-            <w:pPr>
-              <w:rPr>
-                <w:rFonts w:hint="eastAsia"/>
-              </w:rPr>
-            </w:pPr>
             <w:r>
               <w:t>RunStudioLaunchSmokeTests.ps1</w:t>
             </w:r>
@@ -5379,14 +4983,12 @@
         </w:tc>
         <w:tc>
           <w:tcPr>
-            <w:tcW w:w="5040" w:type="dxa"/>
+            <w:tcW w:w="6660" w:type="dxa"/>
+            <w:vAlign w:val="center"/>
           </w:tcPr>
           <w:p>
             <w:pPr>
               <w:cnfStyle w:val="000000000000" w:firstRow="0" w:lastRow="0" w:firstColumn="0" w:lastColumn="0" w:oddVBand="0" w:evenVBand="0" w:oddHBand="0" w:evenHBand="0" w:firstRowFirstColumn="0" w:firstRowLastColumn="0" w:lastRowFirstColumn="0" w:lastRowLastColumn="0"/>
-              <w:rPr>
-                <w:rFonts w:hint="eastAsia"/>
-              </w:rPr>
             </w:pPr>
             <w:r>
               <w:t>Debug/Release Win32/Win64 real main-window title.</w:t>
@@ -5403,14 +5005,10 @@
         <w:tc>
           <w:tcPr>
             <w:cnfStyle w:val="001000000000" w:firstRow="0" w:lastRow="0" w:firstColumn="1" w:lastColumn="0" w:oddVBand="0" w:evenVBand="0" w:oddHBand="0" w:evenHBand="0" w:firstRowFirstColumn="0" w:firstRowLastColumn="0" w:lastRowFirstColumn="0" w:lastRowLastColumn="0"/>
-            <w:tcW w:w="5040" w:type="dxa"/>
+            <w:tcW w:w="2700" w:type="dxa"/>
+            <w:vAlign w:val="center"/>
           </w:tcPr>
           <w:p>
-            <w:pPr>
-              <w:rPr>
-                <w:rFonts w:hint="eastAsia"/>
-              </w:rPr>
-            </w:pPr>
             <w:r>
               <w:t>RunStudioSelfLocalizationSmokeTest.ps1</w:t>
             </w:r>
@@ -5418,14 +5016,12 @@
         </w:tc>
         <w:tc>
           <w:tcPr>
-            <w:tcW w:w="5040" w:type="dxa"/>
+            <w:tcW w:w="6660" w:type="dxa"/>
+            <w:vAlign w:val="center"/>
           </w:tcPr>
           <w:p>
             <w:pPr>
               <w:cnfStyle w:val="000000100000" w:firstRow="0" w:lastRow="0" w:firstColumn="0" w:lastColumn="0" w:oddVBand="0" w:evenVBand="0" w:oddHBand="1" w:evenHBand="0" w:firstRowFirstColumn="0" w:firstRowLastColumn="0" w:lastRowFirstColumn="0" w:lastRowLastColumn="0"/>
-              <w:rPr>
-                <w:rFonts w:hint="eastAsia"/>
-              </w:rPr>
             </w:pPr>
             <w:r>
               <w:t>Italian Studio title in all four configurations with state restoration.</w:t>
@@ -5435,40 +5031,34 @@
       </w:tr>
     </w:tbl>
     <w:p>
-      <w:pPr>
-        <w:rPr>
-          <w:rFonts w:hint="eastAsia"/>
-        </w:rPr>
-      </w:pPr>
       <w:r>
-        <w:t>On August 6, 2026, Debug and Release builds passed for Win32 and Win64; the full runtime/integration suite passed under both compilers; normal launch and Italian self-localization passed in all four configurations; and direct FMX form streaming passed.</w:t>
+        <w:t xml:space="preserve">On August 7, 2026, the API-free reference pilots passed under both Win32 and Win64: real compilable VCL and FMX samples were scanned, translated through deterministic CSV/JSON interchange, reviewed, approved, validated, exported, integrated, built, deployed, and launched with the required Italian title. </w:t>
+      </w:r>
+      <w:r>
+        <w:lastRenderedPageBreak/>
+        <w:t>Visual review confirmed translated representative controls without clipping. Final release validation also covers Debug and Release Studio builds, direct FMX form streaming, normal launch, and Italian self-localization.</w:t>
       </w:r>
     </w:p>
     <w:p>
       <w:pPr>
         <w:pStyle w:val="Heading2"/>
       </w:pPr>
-      <w:bookmarkStart w:id="25" w:name="_Toc236948170"/>
+      <w:bookmarkStart w:id="25" w:name="_Toc237003178"/>
       <w:r>
-        <w:t>15.1 Live provider testing</w:t>
+        <w:t>15.1 Optional live provider testing</w:t>
       </w:r>
       <w:bookmarkEnd w:id="25"/>
     </w:p>
     <w:p>
-      <w:pPr>
-        <w:rPr>
-          <w:rFonts w:hint="eastAsia"/>
-        </w:rPr>
-      </w:pPr>
       <w:r>
-        <w:t>Automated fixtures must not contain live keys. Release testing uses an owner-supplied restricted key through the Settings page, confirms Test Connection, translates a small disposable catalog, checks machine-translated status, then removes or rotates the test key. Network/provider availability is external state and is not required for offline runtime tests.</w:t>
+        <w:t>Automated fixtures must not contain live keys. Optional provider acceptance uses an owner-supplied restricted key through Optional Provider, confirms Test Connection, translates a small disposable catalog, checks Machine translated status, then removes or rotates the test key. Provider availability is external state and is not a release blocker for the API-free workflow or offline runtime.</w:t>
       </w:r>
     </w:p>
     <w:p>
       <w:pPr>
         <w:pStyle w:val="Heading1"/>
       </w:pPr>
-      <w:bookmarkStart w:id="26" w:name="_Toc236948171"/>
+      <w:bookmarkStart w:id="26" w:name="_Toc237003179"/>
       <w:r>
         <w:t>16. Security Review</w:t>
       </w:r>
@@ -5477,13 +5067,20 @@
     <w:tbl>
       <w:tblPr>
         <w:tblStyle w:val="LightShading-Accent1"/>
-        <w:tblW w:w="0" w:type="auto"/>
+        <w:tblW w:w="9360" w:type="dxa"/>
         <w:jc w:val="center"/>
+        <w:tblLayout w:type="fixed"/>
+        <w:tblCellMar>
+          <w:top w:w="80" w:type="dxa"/>
+          <w:left w:w="120" w:type="dxa"/>
+          <w:bottom w:w="80" w:type="dxa"/>
+          <w:right w:w="120" w:type="dxa"/>
+        </w:tblCellMar>
         <w:tblLook w:val="04A0" w:firstRow="1" w:lastRow="0" w:firstColumn="1" w:lastColumn="0" w:noHBand="0" w:noVBand="1"/>
       </w:tblPr>
       <w:tblGrid>
-        <w:gridCol w:w="5040"/>
-        <w:gridCol w:w="5040"/>
+        <w:gridCol w:w="2700"/>
+        <w:gridCol w:w="6660"/>
       </w:tblGrid>
       <w:tr>
         <w:trPr>
@@ -5494,15 +5091,10 @@
         <w:tc>
           <w:tcPr>
             <w:cnfStyle w:val="001000000000" w:firstRow="0" w:lastRow="0" w:firstColumn="1" w:lastColumn="0" w:oddVBand="0" w:evenVBand="0" w:oddHBand="0" w:evenHBand="0" w:firstRowFirstColumn="0" w:firstRowLastColumn="0" w:lastRowFirstColumn="0" w:lastRowLastColumn="0"/>
-            <w:tcW w:w="5040" w:type="dxa"/>
+            <w:tcW w:w="2700" w:type="dxa"/>
             <w:shd w:val="clear" w:color="auto" w:fill="234C80"/>
           </w:tcPr>
           <w:p>
-            <w:pPr>
-              <w:rPr>
-                <w:rFonts w:hint="eastAsia"/>
-              </w:rPr>
-            </w:pPr>
             <w:r>
               <w:rPr>
                 <w:color w:val="FFFFFF"/>
@@ -5513,15 +5105,12 @@
         </w:tc>
         <w:tc>
           <w:tcPr>
-            <w:tcW w:w="5040" w:type="dxa"/>
+            <w:tcW w:w="6660" w:type="dxa"/>
             <w:shd w:val="clear" w:color="auto" w:fill="234C80"/>
           </w:tcPr>
           <w:p>
             <w:pPr>
               <w:cnfStyle w:val="100000000000" w:firstRow="1" w:lastRow="0" w:firstColumn="0" w:lastColumn="0" w:oddVBand="0" w:evenVBand="0" w:oddHBand="0" w:evenHBand="0" w:firstRowFirstColumn="0" w:firstRowLastColumn="0" w:lastRowFirstColumn="0" w:lastRowLastColumn="0"/>
-              <w:rPr>
-                <w:rFonts w:hint="eastAsia"/>
-              </w:rPr>
             </w:pPr>
             <w:r>
               <w:rPr>
@@ -5541,14 +5130,10 @@
         <w:tc>
           <w:tcPr>
             <w:cnfStyle w:val="001000000000" w:firstRow="0" w:lastRow="0" w:firstColumn="1" w:lastColumn="0" w:oddVBand="0" w:evenVBand="0" w:oddHBand="0" w:evenHBand="0" w:firstRowFirstColumn="0" w:firstRowLastColumn="0" w:lastRowFirstColumn="0" w:lastRowLastColumn="0"/>
-            <w:tcW w:w="5040" w:type="dxa"/>
+            <w:tcW w:w="2700" w:type="dxa"/>
+            <w:vAlign w:val="center"/>
           </w:tcPr>
           <w:p>
-            <w:pPr>
-              <w:rPr>
-                <w:rFonts w:hint="eastAsia"/>
-              </w:rPr>
-            </w:pPr>
             <w:r>
               <w:t>Key committed to Git</w:t>
             </w:r>
@@ -5556,14 +5141,12 @@
         </w:tc>
         <w:tc>
           <w:tcPr>
-            <w:tcW w:w="5040" w:type="dxa"/>
+            <w:tcW w:w="6660" w:type="dxa"/>
+            <w:vAlign w:val="center"/>
           </w:tcPr>
           <w:p>
             <w:pPr>
               <w:cnfStyle w:val="000000100000" w:firstRow="0" w:lastRow="0" w:firstColumn="0" w:lastColumn="0" w:oddVBand="0" w:evenVBand="0" w:oddHBand="1" w:evenHBand="0" w:firstRowFirstColumn="0" w:firstRowLastColumn="0" w:lastRowFirstColumn="0" w:lastRowLastColumn="0"/>
-              <w:rPr>
-                <w:rFonts w:hint="eastAsia"/>
-              </w:rPr>
             </w:pPr>
             <w:r>
               <w:t>No key field in settings JSON/catalogs; Credential Manager or memory only; release secret scan.</w:t>
@@ -5579,14 +5162,10 @@
         <w:tc>
           <w:tcPr>
             <w:cnfStyle w:val="001000000000" w:firstRow="0" w:lastRow="0" w:firstColumn="1" w:lastColumn="0" w:oddVBand="0" w:evenVBand="0" w:oddHBand="0" w:evenHBand="0" w:firstRowFirstColumn="0" w:firstRowLastColumn="0" w:lastRowFirstColumn="0" w:lastRowLastColumn="0"/>
-            <w:tcW w:w="5040" w:type="dxa"/>
+            <w:tcW w:w="2700" w:type="dxa"/>
+            <w:vAlign w:val="center"/>
           </w:tcPr>
           <w:p>
-            <w:pPr>
-              <w:rPr>
-                <w:rFonts w:hint="eastAsia"/>
-              </w:rPr>
-            </w:pPr>
             <w:r>
               <w:t>Key leaked through URL/log</w:t>
             </w:r>
@@ -5594,14 +5173,12 @@
         </w:tc>
         <w:tc>
           <w:tcPr>
-            <w:tcW w:w="5040" w:type="dxa"/>
+            <w:tcW w:w="6660" w:type="dxa"/>
+            <w:vAlign w:val="center"/>
           </w:tcPr>
           <w:p>
             <w:pPr>
               <w:cnfStyle w:val="000000000000" w:firstRow="0" w:lastRow="0" w:firstColumn="0" w:lastColumn="0" w:oddVBand="0" w:evenVBand="0" w:oddHBand="0" w:evenHBand="0" w:firstRowFirstColumn="0" w:firstRowLastColumn="0" w:lastRowFirstColumn="0" w:lastRowLastColumn="0"/>
-              <w:rPr>
-                <w:rFonts w:hint="eastAsia"/>
-              </w:rPr>
             </w:pPr>
             <w:r>
               <w:t>Authentication headers, redacted errors, no body/header logging.</w:t>
@@ -5618,14 +5195,10 @@
         <w:tc>
           <w:tcPr>
             <w:cnfStyle w:val="001000000000" w:firstRow="0" w:lastRow="0" w:firstColumn="1" w:lastColumn="0" w:oddVBand="0" w:evenVBand="0" w:oddHBand="0" w:evenHBand="0" w:firstRowFirstColumn="0" w:firstRowLastColumn="0" w:lastRowFirstColumn="0" w:lastRowLastColumn="0"/>
-            <w:tcW w:w="5040" w:type="dxa"/>
+            <w:tcW w:w="2700" w:type="dxa"/>
+            <w:vAlign w:val="center"/>
           </w:tcPr>
           <w:p>
-            <w:pPr>
-              <w:rPr>
-                <w:rFonts w:hint="eastAsia"/>
-              </w:rPr>
-            </w:pPr>
             <w:r>
               <w:t>Wrong target changed</w:t>
             </w:r>
@@ -5633,14 +5206,12 @@
         </w:tc>
         <w:tc>
           <w:tcPr>
-            <w:tcW w:w="5040" w:type="dxa"/>
+            <w:tcW w:w="6660" w:type="dxa"/>
+            <w:vAlign w:val="center"/>
           </w:tcPr>
           <w:p>
             <w:pPr>
               <w:cnfStyle w:val="000000100000" w:firstRow="0" w:lastRow="0" w:firstColumn="0" w:lastColumn="0" w:oddVBand="0" w:evenVBand="0" w:oddHBand="1" w:evenHBand="0" w:firstRowFirstColumn="0" w:firstRowLastColumn="0" w:lastRowFirstColumn="0" w:lastRowLastColumn="0"/>
-              <w:rPr>
-                <w:rFonts w:hint="eastAsia"/>
-              </w:rPr>
             </w:pPr>
             <w:r>
               <w:t>Profile display, previewed file change set, explicit Apply.</w:t>
@@ -5656,14 +5227,10 @@
         <w:tc>
           <w:tcPr>
             <w:cnfStyle w:val="001000000000" w:firstRow="0" w:lastRow="0" w:firstColumn="1" w:lastColumn="0" w:oddVBand="0" w:evenVBand="0" w:oddHBand="0" w:evenHBand="0" w:firstRowFirstColumn="0" w:firstRowLastColumn="0" w:lastRowFirstColumn="0" w:lastRowLastColumn="0"/>
-            <w:tcW w:w="5040" w:type="dxa"/>
+            <w:tcW w:w="2700" w:type="dxa"/>
+            <w:vAlign w:val="center"/>
           </w:tcPr>
           <w:p>
-            <w:pPr>
-              <w:rPr>
-                <w:rFonts w:hint="eastAsia"/>
-              </w:rPr>
-            </w:pPr>
             <w:r>
               <w:t>Unrecoverable source mutation</w:t>
             </w:r>
@@ -5671,14 +5238,12 @@
         </w:tc>
         <w:tc>
           <w:tcPr>
-            <w:tcW w:w="5040" w:type="dxa"/>
+            <w:tcW w:w="6660" w:type="dxa"/>
+            <w:vAlign w:val="center"/>
           </w:tcPr>
           <w:p>
             <w:pPr>
               <w:cnfStyle w:val="000000000000" w:firstRow="0" w:lastRow="0" w:firstColumn="0" w:lastColumn="0" w:oddVBand="0" w:evenVBand="0" w:oddHBand="0" w:evenHBand="0" w:firstRowFirstColumn="0" w:firstRowLastColumn="0" w:lastRowFirstColumn="0" w:lastRowLastColumn="0"/>
-              <w:rPr>
-                <w:rFonts w:hint="eastAsia"/>
-              </w:rPr>
             </w:pPr>
             <w:r>
               <w:t>Verified G-drive project backup by workflow policy plus transaction backup/manifest/restore.</w:t>
@@ -5695,14 +5260,10 @@
         <w:tc>
           <w:tcPr>
             <w:cnfStyle w:val="001000000000" w:firstRow="0" w:lastRow="0" w:firstColumn="1" w:lastColumn="0" w:oddVBand="0" w:evenVBand="0" w:oddHBand="0" w:evenHBand="0" w:firstRowFirstColumn="0" w:firstRowLastColumn="0" w:lastRowFirstColumn="0" w:lastRowLastColumn="0"/>
-            <w:tcW w:w="5040" w:type="dxa"/>
+            <w:tcW w:w="2700" w:type="dxa"/>
+            <w:vAlign w:val="center"/>
           </w:tcPr>
           <w:p>
-            <w:pPr>
-              <w:rPr>
-                <w:rFonts w:hint="eastAsia"/>
-              </w:rPr>
-            </w:pPr>
             <w:r>
               <w:t>Installed-folder write failure</w:t>
             </w:r>
@@ -5710,14 +5271,12 @@
         </w:tc>
         <w:tc>
           <w:tcPr>
-            <w:tcW w:w="5040" w:type="dxa"/>
+            <w:tcW w:w="6660" w:type="dxa"/>
+            <w:vAlign w:val="center"/>
           </w:tcPr>
           <w:p>
             <w:pPr>
               <w:cnfStyle w:val="000000100000" w:firstRow="0" w:lastRow="0" w:firstColumn="0" w:lastColumn="0" w:oddVBand="0" w:evenVBand="0" w:oddHBand="1" w:evenHBand="0" w:firstRowFirstColumn="0" w:firstRowLastColumn="0" w:lastRowFirstColumn="0" w:lastRowLastColumn="0"/>
-              <w:rPr>
-                <w:rFonts w:hint="eastAsia"/>
-              </w:rPr>
             </w:pPr>
             <w:r>
               <w:t>Per-user language preference; packs are read-only deployment assets.</w:t>
@@ -5733,14 +5292,10 @@
         <w:tc>
           <w:tcPr>
             <w:cnfStyle w:val="001000000000" w:firstRow="0" w:lastRow="0" w:firstColumn="1" w:lastColumn="0" w:oddVBand="0" w:evenVBand="0" w:oddHBand="0" w:evenHBand="0" w:firstRowFirstColumn="0" w:firstRowLastColumn="0" w:lastRowFirstColumn="0" w:lastRowLastColumn="0"/>
-            <w:tcW w:w="5040" w:type="dxa"/>
+            <w:tcW w:w="2700" w:type="dxa"/>
+            <w:vAlign w:val="center"/>
           </w:tcPr>
           <w:p>
-            <w:pPr>
-              <w:rPr>
-                <w:rFonts w:hint="eastAsia"/>
-              </w:rPr>
-            </w:pPr>
             <w:r>
               <w:t>Machine mistranslation shipped</w:t>
             </w:r>
@@ -5748,14 +5303,12 @@
         </w:tc>
         <w:tc>
           <w:tcPr>
-            <w:tcW w:w="5040" w:type="dxa"/>
+            <w:tcW w:w="6660" w:type="dxa"/>
+            <w:vAlign w:val="center"/>
           </w:tcPr>
           <w:p>
             <w:pPr>
               <w:cnfStyle w:val="000000000000" w:firstRow="0" w:lastRow="0" w:firstColumn="0" w:lastColumn="0" w:oddVBand="0" w:evenVBand="0" w:oddHBand="0" w:evenHBand="0" w:firstRowFirstColumn="0" w:firstRowLastColumn="0" w:lastRowFirstColumn="0" w:lastRowLastColumn="0"/>
-              <w:rPr>
-                <w:rFonts w:hint="eastAsia"/>
-              </w:rPr>
             </w:pPr>
             <w:r>
               <w:t>Machine-translated status, validation, required human review.</w:t>
@@ -5772,14 +5325,10 @@
         <w:tc>
           <w:tcPr>
             <w:cnfStyle w:val="001000000000" w:firstRow="0" w:lastRow="0" w:firstColumn="1" w:lastColumn="0" w:oddVBand="0" w:evenVBand="0" w:oddHBand="0" w:evenHBand="0" w:firstRowFirstColumn="0" w:firstRowLastColumn="0" w:lastRowFirstColumn="0" w:lastRowLastColumn="0"/>
-            <w:tcW w:w="5040" w:type="dxa"/>
+            <w:tcW w:w="2700" w:type="dxa"/>
+            <w:vAlign w:val="center"/>
           </w:tcPr>
           <w:p>
-            <w:pPr>
-              <w:rPr>
-                <w:rFonts w:hint="eastAsia"/>
-              </w:rPr>
-            </w:pPr>
             <w:r>
               <w:t>Pack for wrong application</w:t>
             </w:r>
@@ -5787,14 +5336,12 @@
         </w:tc>
         <w:tc>
           <w:tcPr>
-            <w:tcW w:w="5040" w:type="dxa"/>
+            <w:tcW w:w="6660" w:type="dxa"/>
+            <w:vAlign w:val="center"/>
           </w:tcPr>
           <w:p>
             <w:pPr>
               <w:cnfStyle w:val="000000100000" w:firstRow="0" w:lastRow="0" w:firstColumn="0" w:lastColumn="0" w:oddVBand="0" w:evenVBand="0" w:oddHBand="1" w:evenHBand="0" w:firstRowFirstColumn="0" w:firstRowLastColumn="0" w:lastRowFirstColumn="0" w:lastRowLastColumn="0"/>
-              <w:rPr>
-                <w:rFonts w:hint="eastAsia"/>
-              </w:rPr>
             </w:pPr>
             <w:r>
               <w:t>applicationId validation in pack discovery/loading.</w:t>
@@ -5804,11 +5351,6 @@
       </w:tr>
     </w:tbl>
     <w:p>
-      <w:pPr>
-        <w:rPr>
-          <w:rFonts w:hint="eastAsia"/>
-        </w:rPr>
-      </w:pPr>
       <w:r>
         <w:t>Windows Credential Manager follows Microsoft guidance for application credentials (CredWrite/CredRead). It protects persistence under the signed-in Windows context; it does not make a key safe from malware running as that user. Provider-side restrictions, quotas, rotation, and least privilege remain necessary.</w:t>
       </w:r>
@@ -5817,161 +5359,117 @@
       <w:pPr>
         <w:pStyle w:val="Heading1"/>
       </w:pPr>
-      <w:bookmarkStart w:id="27" w:name="_Toc236948172"/>
+      <w:bookmarkStart w:id="27" w:name="_Toc237003180"/>
       <w:r>
+        <w:lastRenderedPageBreak/>
         <w:t>17. Release and Contribution Workflow</w:t>
       </w:r>
       <w:bookmarkEnd w:id="27"/>
     </w:p>
     <w:p>
       <w:pPr>
-        <w:ind w:left="317" w:hanging="317"/>
-        <w:rPr>
-          <w:rFonts w:hint="eastAsia"/>
-        </w:rPr>
-      </w:pPr>
-      <w:r>
-        <w:rPr>
-          <w:b/>
-        </w:rPr>
-        <w:t xml:space="preserve">1. </w:t>
-      </w:r>
+        <w:pStyle w:val="ListNumber"/>
+        <w:numPr>
+          <w:ilvl w:val="0"/>
+          <w:numId w:val="11"/>
+        </w:numPr>
+      </w:pPr>
       <w:r>
         <w:t>Read global and repository directives.</w:t>
       </w:r>
     </w:p>
     <w:p>
       <w:pPr>
-        <w:ind w:left="317" w:hanging="317"/>
-        <w:rPr>
-          <w:rFonts w:hint="eastAsia"/>
-        </w:rPr>
-      </w:pPr>
-      <w:r>
-        <w:rPr>
-          <w:b/>
-        </w:rPr>
-        <w:t xml:space="preserve">2. </w:t>
-      </w:r>
+        <w:pStyle w:val="ListNumber"/>
+        <w:numPr>
+          <w:ilvl w:val="0"/>
+          <w:numId w:val="11"/>
+        </w:numPr>
+      </w:pPr>
       <w:r>
         <w:t>Confirm the exact requested scope and make a pre-change backup when changes are approved.</w:t>
       </w:r>
     </w:p>
     <w:p>
       <w:pPr>
-        <w:ind w:left="317" w:hanging="317"/>
-        <w:rPr>
-          <w:rFonts w:hint="eastAsia"/>
-        </w:rPr>
-      </w:pPr>
-      <w:r>
-        <w:rPr>
-          <w:b/>
-        </w:rPr>
-        <w:t xml:space="preserve">3. </w:t>
-      </w:r>
+        <w:pStyle w:val="ListNumber"/>
+        <w:numPr>
+          <w:ilvl w:val="0"/>
+          <w:numId w:val="11"/>
+        </w:numPr>
+      </w:pPr>
       <w:r>
         <w:t>Keep UI edits in the FMX designer resource and source event logic separate.</w:t>
       </w:r>
     </w:p>
     <w:p>
       <w:pPr>
-        <w:ind w:left="317" w:hanging="317"/>
-        <w:rPr>
-          <w:rFonts w:hint="eastAsia"/>
-        </w:rPr>
-      </w:pPr>
-      <w:r>
-        <w:rPr>
-          <w:b/>
-        </w:rPr>
-        <w:t xml:space="preserve">4. </w:t>
-      </w:r>
+        <w:pStyle w:val="ListNumber"/>
+        <w:numPr>
+          <w:ilvl w:val="0"/>
+          <w:numId w:val="11"/>
+        </w:numPr>
+      </w:pPr>
       <w:r>
         <w:t>Add deterministic tests without credentials.</w:t>
       </w:r>
     </w:p>
     <w:p>
       <w:pPr>
-        <w:ind w:left="317" w:hanging="317"/>
-        <w:rPr>
-          <w:rFonts w:hint="eastAsia"/>
-        </w:rPr>
-      </w:pPr>
-      <w:r>
-        <w:rPr>
-          <w:b/>
-        </w:rPr>
-        <w:t xml:space="preserve">5. </w:t>
-      </w:r>
+        <w:pStyle w:val="ListNumber"/>
+        <w:numPr>
+          <w:ilvl w:val="0"/>
+          <w:numId w:val="11"/>
+        </w:numPr>
+      </w:pPr>
       <w:r>
         <w:t>Run Win32/Win64 Debug/Release builds elevated.</w:t>
       </w:r>
     </w:p>
     <w:p>
       <w:pPr>
-        <w:ind w:left="317" w:hanging="317"/>
-        <w:rPr>
-          <w:rFonts w:hint="eastAsia"/>
-        </w:rPr>
-      </w:pPr>
-      <w:r>
-        <w:rPr>
-          <w:b/>
-        </w:rPr>
-        <w:t xml:space="preserve">6. </w:t>
-      </w:r>
+        <w:pStyle w:val="ListNumber"/>
+        <w:numPr>
+          <w:ilvl w:val="0"/>
+          <w:numId w:val="11"/>
+        </w:numPr>
+      </w:pPr>
       <w:r>
         <w:t>Run runtime, form-streaming, launch, and self-localization suites.</w:t>
       </w:r>
     </w:p>
     <w:p>
       <w:pPr>
-        <w:ind w:left="317" w:hanging="317"/>
-        <w:rPr>
-          <w:rFonts w:hint="eastAsia"/>
-        </w:rPr>
-      </w:pPr>
-      <w:r>
-        <w:rPr>
-          <w:b/>
-        </w:rPr>
-        <w:t xml:space="preserve">7. </w:t>
-      </w:r>
+        <w:pStyle w:val="ListNumber"/>
+        <w:numPr>
+          <w:ilvl w:val="0"/>
+          <w:numId w:val="11"/>
+        </w:numPr>
+      </w:pPr>
       <w:r>
         <w:t>Update phase notes, help, User Guide, Engineering Guide, real TOCs, PDFs, and visual QA.</w:t>
       </w:r>
     </w:p>
     <w:p>
       <w:pPr>
-        <w:ind w:left="317" w:hanging="317"/>
-        <w:rPr>
-          <w:rFonts w:hint="eastAsia"/>
-        </w:rPr>
-      </w:pPr>
-      <w:r>
-        <w:rPr>
-          <w:b/>
-        </w:rPr>
-        <w:t xml:space="preserve">8. </w:t>
-      </w:r>
+        <w:pStyle w:val="ListNumber"/>
+        <w:numPr>
+          <w:ilvl w:val="0"/>
+          <w:numId w:val="11"/>
+        </w:numPr>
+      </w:pPr>
       <w:r>
         <w:t>Check for a stale zero-byte .git\index.lock with no Git process.</w:t>
       </w:r>
     </w:p>
     <w:p>
       <w:pPr>
-        <w:ind w:left="317" w:hanging="317"/>
-        <w:rPr>
-          <w:rFonts w:hint="eastAsia"/>
-        </w:rPr>
-      </w:pPr>
-      <w:r>
-        <w:rPr>
-          <w:b/>
-        </w:rPr>
-        <w:t xml:space="preserve">9. </w:t>
-      </w:r>
+        <w:pStyle w:val="ListNumber"/>
+        <w:numPr>
+          <w:ilvl w:val="0"/>
+          <w:numId w:val="11"/>
+        </w:numPr>
+      </w:pPr>
       <w:r>
         <w:t>Review status, stage only intended files, commit clearly, and push every configured remote.</w:t>
       </w:r>
@@ -5980,7 +5478,7 @@
       <w:pPr>
         <w:pStyle w:val="Heading1"/>
       </w:pPr>
-      <w:bookmarkStart w:id="28" w:name="_Toc236948173"/>
+      <w:bookmarkStart w:id="28" w:name="_Toc237003181"/>
       <w:r>
         <w:t>18. Known Boundaries and Future-Compatible Design</w:t>
       </w:r>
@@ -5989,9 +5487,6 @@
     <w:p>
       <w:pPr>
         <w:pStyle w:val="ListBullet"/>
-        <w:rPr>
-          <w:rFonts w:hint="eastAsia"/>
-        </w:rPr>
       </w:pPr>
       <w:r>
         <w:t>Only Windows Win32/Win64 Delphi applications are supported.</w:t>
@@ -6000,9 +5495,6 @@
     <w:p>
       <w:pPr>
         <w:pStyle w:val="ListBullet"/>
-        <w:rPr>
-          <w:rFonts w:hint="eastAsia"/>
-        </w:rPr>
       </w:pPr>
       <w:r>
         <w:t>Google Advanced v3, OAuth/service-account workflows, and other providers are not implemented.</w:t>
@@ -6011,20 +5503,14 @@
     <w:p>
       <w:pPr>
         <w:pStyle w:val="ListBullet"/>
-        <w:rPr>
-          <w:rFonts w:hint="eastAsia"/>
-        </w:rPr>
       </w:pPr>
       <w:r>
-        <w:t>Provider operations currently run as an explicit Studio action; target runtime remains offline.</w:t>
+        <w:t>Provider operations are optional explicit Studio actions; target runtime remains offline.</w:t>
       </w:r>
     </w:p>
     <w:p>
       <w:pPr>
         <w:pStyle w:val="ListBullet"/>
-        <w:rPr>
-          <w:rFonts w:hint="eastAsia"/>
-        </w:rPr>
       </w:pPr>
       <w:r>
         <w:t>No automatic control resizing/reflow is performed.</w:t>
@@ -6033,9 +5519,6 @@
     <w:p>
       <w:pPr>
         <w:pStyle w:val="ListBullet"/>
-        <w:rPr>
-          <w:rFonts w:hint="eastAsia"/>
-        </w:rPr>
       </w:pPr>
       <w:r>
         <w:t>Binary DFM conversion is outside the scanner.</w:t>
@@ -6044,20 +5527,14 @@
     <w:p>
       <w:pPr>
         <w:pStyle w:val="ListBullet"/>
-        <w:rPr>
-          <w:rFonts w:hint="eastAsia"/>
-        </w:rPr>
       </w:pPr>
       <w:r>
-        <w:t>Live language application to already-open target forms depends on generated event usage; restart is the conservative workflow.</w:t>
+        <w:t>The generated menu selection persists the locale; restarting is the conservative way to ensure every form and application-specific string is refreshed.</w:t>
       </w:r>
     </w:p>
     <w:p>
       <w:pPr>
         <w:pStyle w:val="ListBullet"/>
-        <w:rPr>
-          <w:rFonts w:hint="eastAsia"/>
-        </w:rPr>
       </w:pPr>
       <w:r>
         <w:t>Provider account terms and language support are external and must be rechecked for each release.</w:t>
@@ -6067,18 +5544,13 @@
       <w:pPr>
         <w:pStyle w:val="Heading1"/>
       </w:pPr>
-      <w:bookmarkStart w:id="29" w:name="_Toc236948174"/>
+      <w:bookmarkStart w:id="29" w:name="_Toc237003182"/>
       <w:r>
         <w:t>19. Documentation Generation</w:t>
       </w:r>
       <w:bookmarkEnd w:id="29"/>
     </w:p>
     <w:p>
-      <w:pPr>
-        <w:rPr>
-          <w:rFonts w:hint="eastAsia"/>
-        </w:rPr>
-      </w:pPr>
       <w:r>
         <w:t>The editable guides are generated from actual source and engineering notes with python-docx. Each DOCX contains a Word TOC field, a dedicated TOC section, and a new-page content section. Microsoft Word COM updates the TOC and fields, repaginates, saves the DOCX, and exports the companion PDF through ExportAsFixedFormat. PDFs are rendered to page images and inspected before release.</w:t>
       </w:r>
@@ -6087,7 +5559,7 @@
       <w:pPr>
         <w:pStyle w:val="Heading1"/>
       </w:pPr>
-      <w:bookmarkStart w:id="30" w:name="_Toc236948175"/>
+      <w:bookmarkStart w:id="30" w:name="_Toc237003183"/>
       <w:r>
         <w:t>20. Source References</w:t>
       </w:r>
@@ -6096,20 +5568,14 @@
     <w:p>
       <w:pPr>
         <w:pStyle w:val="ListBullet"/>
-        <w:rPr>
-          <w:rFonts w:hint="eastAsia"/>
-        </w:rPr>
       </w:pPr>
       <w:r>
-        <w:t>Repository source, forms, project metadata, schemas, and smoke tests as of August 6, 2026.</w:t>
+        <w:t>Repository source, forms, project metadata, schemas, and smoke tests as of August 7, 2026.</w:t>
       </w:r>
     </w:p>
     <w:p>
       <w:pPr>
         <w:pStyle w:val="ListBullet"/>
-        <w:rPr>
-          <w:rFonts w:hint="eastAsia"/>
-        </w:rPr>
       </w:pPr>
       <w:r>
         <w:t>Microsoft credential handling: https://learn.microsoft.com/en-us/windows/win32/secbp/handling-passwords</w:t>
@@ -6118,20 +5584,15 @@
     <w:p>
       <w:pPr>
         <w:pStyle w:val="ListBullet"/>
-        <w:rPr>
-          <w:rFonts w:hint="eastAsia"/>
-        </w:rPr>
       </w:pPr>
       <w:r>
+        <w:lastRenderedPageBreak/>
         <w:t>Windows CREDENTIAL structure: https://learn.microsoft.com/en-us/windows/win32/api/wincred/ns-wincred-credentialw</w:t>
       </w:r>
     </w:p>
     <w:p>
       <w:pPr>
         <w:pStyle w:val="ListBullet"/>
-        <w:rPr>
-          <w:rFonts w:hint="eastAsia"/>
-        </w:rPr>
       </w:pPr>
       <w:r>
         <w:t>DeepL developer documentation: https://developers.deepl.com/docs/getting-started/auth</w:t>
@@ -6140,9 +5601,6 @@
     <w:p>
       <w:pPr>
         <w:pStyle w:val="ListBullet"/>
-        <w:rPr>
-          <w:rFonts w:hint="eastAsia"/>
-        </w:rPr>
       </w:pPr>
       <w:r>
         <w:t>Google Cloud Translation documentation: https://docs.cloud.google.com/translate/docs/authentication</w:t>
@@ -6151,9 +5609,6 @@
     <w:p>
       <w:pPr>
         <w:pStyle w:val="ListBullet"/>
-        <w:rPr>
-          <w:rFonts w:hint="eastAsia"/>
-        </w:rPr>
       </w:pPr>
       <w:r>
         <w:t>Google API-key guidance: https://docs.cloud.google.com/docs/authentication/api-keys-best-practices</w:t>
@@ -6163,7 +5618,7 @@
       <w:headerReference w:type="default" r:id="rId13"/>
       <w:footerReference w:type="default" r:id="rId14"/>
       <w:pgSz w:w="12240" w:h="15840"/>
-      <w:pgMar w:top="1037" w:right="1037" w:bottom="979" w:left="1123" w:header="432" w:footer="432" w:gutter="0"/>
+      <w:pgMar w:top="1440" w:right="1440" w:bottom="1440" w:left="1440" w:header="708" w:footer="708" w:gutter="0"/>
       <w:pgNumType w:start="1"/>
       <w:cols w:space="720"/>
       <w:docGrid w:linePitch="360"/>
@@ -6178,9 +5633,6 @@
     <w:p>
       <w:pPr>
         <w:spacing w:after="0" w:line="240" w:lineRule="auto"/>
-        <w:rPr>
-          <w:rFonts w:hint="eastAsia"/>
-        </w:rPr>
       </w:pPr>
       <w:r>
         <w:separator/>
@@ -6191,9 +5643,6 @@
     <w:p>
       <w:pPr>
         <w:spacing w:after="0" w:line="240" w:lineRule="auto"/>
-        <w:rPr>
-          <w:rFonts w:hint="eastAsia"/>
-        </w:rPr>
       </w:pPr>
       <w:r>
         <w:continuationSeparator/>
@@ -6209,9 +5658,6 @@
     <w:pPr>
       <w:pStyle w:val="Footer"/>
       <w:jc w:val="center"/>
-      <w:rPr>
-        <w:rFonts w:hint="eastAsia"/>
-      </w:rPr>
     </w:pPr>
   </w:p>
 </w:ftr>
@@ -6223,12 +5669,10 @@
     <w:pPr>
       <w:pStyle w:val="Footer"/>
       <w:jc w:val="center"/>
-      <w:rPr>
-        <w:rFonts w:hint="eastAsia"/>
-      </w:rPr>
     </w:pPr>
     <w:r>
       <w:rPr>
+        <w:rFonts w:ascii="Aptos" w:hAnsi="Aptos"/>
         <w:color w:val="5D7693"/>
         <w:sz w:val="16"/>
       </w:rPr>
@@ -6236,6 +5680,7 @@
     </w:r>
     <w:r>
       <w:rPr>
+        <w:rFonts w:ascii="Aptos" w:hAnsi="Aptos"/>
         <w:color w:val="5D7693"/>
         <w:sz w:val="16"/>
       </w:rPr>
@@ -6243,6 +5688,7 @@
     </w:r>
     <w:r>
       <w:rPr>
+        <w:rFonts w:ascii="Aptos" w:hAnsi="Aptos"/>
         <w:color w:val="5D7693"/>
         <w:sz w:val="16"/>
       </w:rPr>
@@ -6250,6 +5696,7 @@
     </w:r>
     <w:r>
       <w:rPr>
+        <w:rFonts w:ascii="Aptos" w:hAnsi="Aptos"/>
         <w:color w:val="5D7693"/>
         <w:sz w:val="16"/>
       </w:rPr>
@@ -6257,6 +5704,7 @@
     </w:r>
     <w:r>
       <w:rPr>
+        <w:rFonts w:ascii="Aptos" w:hAnsi="Aptos"/>
         <w:color w:val="5D7693"/>
         <w:sz w:val="16"/>
       </w:rPr>
@@ -6264,6 +5712,7 @@
     </w:r>
     <w:r>
       <w:rPr>
+        <w:rFonts w:ascii="Aptos" w:hAnsi="Aptos"/>
         <w:color w:val="5D7693"/>
         <w:sz w:val="16"/>
       </w:rPr>
@@ -6279,12 +5728,10 @@
     <w:pPr>
       <w:pStyle w:val="Footer"/>
       <w:jc w:val="center"/>
-      <w:rPr>
-        <w:rFonts w:hint="eastAsia"/>
-      </w:rPr>
     </w:pPr>
     <w:r>
       <w:rPr>
+        <w:rFonts w:ascii="Aptos" w:hAnsi="Aptos"/>
         <w:color w:val="5D7693"/>
         <w:sz w:val="16"/>
       </w:rPr>
@@ -6292,6 +5739,7 @@
     </w:r>
     <w:r>
       <w:rPr>
+        <w:rFonts w:ascii="Aptos" w:hAnsi="Aptos"/>
         <w:color w:val="5D7693"/>
         <w:sz w:val="16"/>
       </w:rPr>
@@ -6299,6 +5747,7 @@
     </w:r>
     <w:r>
       <w:rPr>
+        <w:rFonts w:ascii="Aptos" w:hAnsi="Aptos"/>
         <w:color w:val="5D7693"/>
         <w:sz w:val="16"/>
       </w:rPr>
@@ -6306,6 +5755,7 @@
     </w:r>
     <w:r>
       <w:rPr>
+        <w:rFonts w:ascii="Aptos" w:hAnsi="Aptos"/>
         <w:color w:val="5D7693"/>
         <w:sz w:val="16"/>
       </w:rPr>
@@ -6313,6 +5763,7 @@
     </w:r>
     <w:r>
       <w:rPr>
+        <w:rFonts w:ascii="Aptos" w:hAnsi="Aptos"/>
         <w:color w:val="5D7693"/>
         <w:sz w:val="16"/>
       </w:rPr>
@@ -6320,6 +5771,7 @@
     </w:r>
     <w:r>
       <w:rPr>
+        <w:rFonts w:ascii="Aptos" w:hAnsi="Aptos"/>
         <w:color w:val="5D7693"/>
         <w:sz w:val="16"/>
       </w:rPr>
@@ -6335,9 +5787,6 @@
     <w:p>
       <w:pPr>
         <w:spacing w:after="0" w:line="240" w:lineRule="auto"/>
-        <w:rPr>
-          <w:rFonts w:hint="eastAsia"/>
-        </w:rPr>
       </w:pPr>
       <w:r>
         <w:separator/>
@@ -6348,9 +5797,6 @@
     <w:p>
       <w:pPr>
         <w:spacing w:after="0" w:line="240" w:lineRule="auto"/>
-        <w:rPr>
-          <w:rFonts w:hint="eastAsia"/>
-        </w:rPr>
       </w:pPr>
       <w:r>
         <w:continuationSeparator/>
@@ -6366,9 +5812,6 @@
     <w:pPr>
       <w:pStyle w:val="Header"/>
       <w:jc w:val="right"/>
-      <w:rPr>
-        <w:rFonts w:hint="eastAsia"/>
-      </w:rPr>
     </w:pPr>
   </w:p>
 </w:hdr>
@@ -6380,12 +5823,10 @@
     <w:pPr>
       <w:pStyle w:val="Header"/>
       <w:jc w:val="right"/>
-      <w:rPr>
-        <w:rFonts w:hint="eastAsia"/>
-      </w:rPr>
     </w:pPr>
     <w:r>
       <w:rPr>
+        <w:rFonts w:ascii="Aptos" w:hAnsi="Aptos"/>
         <w:color w:val="5D7693"/>
         <w:sz w:val="16"/>
       </w:rPr>
@@ -6401,12 +5842,10 @@
     <w:pPr>
       <w:pStyle w:val="Header"/>
       <w:jc w:val="right"/>
-      <w:rPr>
-        <w:rFonts w:hint="eastAsia"/>
-      </w:rPr>
     </w:pPr>
     <w:r>
       <w:rPr>
+        <w:rFonts w:ascii="Aptos" w:hAnsi="Aptos"/>
         <w:color w:val="5D7693"/>
         <w:sz w:val="16"/>
       </w:rPr>
@@ -6589,32 +6028,44 @@
       </w:rPr>
     </w:lvl>
   </w:abstractNum>
-  <w:num w:numId="1" w16cid:durableId="674381717">
+  <w:num w:numId="1" w16cid:durableId="863057343">
     <w:abstractNumId w:val="8"/>
   </w:num>
-  <w:num w:numId="2" w16cid:durableId="592712809">
+  <w:num w:numId="2" w16cid:durableId="828906464">
     <w:abstractNumId w:val="6"/>
   </w:num>
-  <w:num w:numId="3" w16cid:durableId="1055929346">
+  <w:num w:numId="3" w16cid:durableId="45447902">
     <w:abstractNumId w:val="5"/>
   </w:num>
-  <w:num w:numId="4" w16cid:durableId="465855326">
+  <w:num w:numId="4" w16cid:durableId="1963723668">
     <w:abstractNumId w:val="4"/>
   </w:num>
-  <w:num w:numId="5" w16cid:durableId="526019312">
+  <w:num w:numId="5" w16cid:durableId="1792161673">
     <w:abstractNumId w:val="7"/>
   </w:num>
-  <w:num w:numId="6" w16cid:durableId="695351504">
+  <w:num w:numId="6" w16cid:durableId="1695837501">
     <w:abstractNumId w:val="3"/>
   </w:num>
-  <w:num w:numId="7" w16cid:durableId="298146153">
+  <w:num w:numId="7" w16cid:durableId="99381016">
     <w:abstractNumId w:val="2"/>
   </w:num>
-  <w:num w:numId="8" w16cid:durableId="652300080">
+  <w:num w:numId="8" w16cid:durableId="1114178383">
     <w:abstractNumId w:val="1"/>
   </w:num>
-  <w:num w:numId="9" w16cid:durableId="1170370901">
+  <w:num w:numId="9" w16cid:durableId="774447203">
     <w:abstractNumId w:val="0"/>
+  </w:num>
+  <w:num w:numId="10" w16cid:durableId="1228227445">
+    <w:abstractNumId w:val="7"/>
+    <w:lvlOverride w:ilvl="0">
+      <w:startOverride w:val="1"/>
+    </w:lvlOverride>
+  </w:num>
+  <w:num w:numId="11" w16cid:durableId="1702782989">
+    <w:abstractNumId w:val="7"/>
+    <w:lvlOverride w:ilvl="0">
+      <w:startOverride w:val="1"/>
+    </w:lvlOverride>
   </w:num>
 </w:numbering>
 </file>
@@ -7010,12 +6461,11 @@
     <w:qFormat/>
     <w:rsid w:val="00FC693F"/>
     <w:pPr>
-      <w:spacing w:after="100" w:line="252" w:lineRule="auto"/>
+      <w:spacing w:after="120" w:line="300" w:lineRule="auto"/>
     </w:pPr>
     <w:rPr>
-      <w:rFonts w:ascii="Aptos" w:hAnsi="Aptos"/>
+      <w:rFonts w:ascii="Calibri" w:hAnsi="Calibri"/>
       <w:color w:val="26384A"/>
-      <w:sz w:val="19"/>
     </w:rPr>
   </w:style>
   <w:style w:type="paragraph" w:styleId="Heading1">
@@ -7029,15 +6479,15 @@
     <w:pPr>
       <w:keepNext/>
       <w:keepLines/>
-      <w:spacing w:before="180"/>
+      <w:spacing w:before="360" w:after="200"/>
       <w:outlineLvl w:val="0"/>
     </w:pPr>
     <w:rPr>
       <w:rFonts w:asciiTheme="majorHAnsi" w:eastAsiaTheme="majorEastAsia" w:hAnsiTheme="majorHAnsi" w:cstheme="majorBidi"/>
       <w:b/>
       <w:bCs/>
-      <w:color w:val="234C80"/>
-      <w:sz w:val="38"/>
+      <w:color w:val="2E74B5"/>
+      <w:sz w:val="32"/>
       <w:szCs w:val="28"/>
     </w:rPr>
   </w:style>
@@ -7053,15 +6503,15 @@
     <w:pPr>
       <w:keepNext/>
       <w:keepLines/>
-      <w:spacing w:before="180"/>
+      <w:spacing w:before="280" w:after="140"/>
       <w:outlineLvl w:val="1"/>
     </w:pPr>
     <w:rPr>
       <w:rFonts w:asciiTheme="majorHAnsi" w:eastAsiaTheme="majorEastAsia" w:hAnsiTheme="majorHAnsi" w:cstheme="majorBidi"/>
       <w:b/>
       <w:bCs/>
-      <w:color w:val="1974DF"/>
-      <w:sz w:val="28"/>
+      <w:color w:val="2E74B5"/>
+      <w:sz w:val="26"/>
       <w:szCs w:val="26"/>
     </w:rPr>
   </w:style>
@@ -7077,15 +6527,15 @@
     <w:pPr>
       <w:keepNext/>
       <w:keepLines/>
-      <w:spacing w:before="180"/>
+      <w:spacing w:before="200" w:after="100"/>
       <w:outlineLvl w:val="2"/>
     </w:pPr>
     <w:rPr>
       <w:rFonts w:asciiTheme="majorHAnsi" w:eastAsiaTheme="majorEastAsia" w:hAnsiTheme="majorHAnsi" w:cstheme="majorBidi"/>
       <w:b/>
       <w:bCs/>
-      <w:color w:val="F28A1B"/>
-      <w:sz w:val="22"/>
+      <w:color w:val="1F4D78"/>
+      <w:sz w:val="24"/>
     </w:rPr>
   </w:style>
   <w:style w:type="paragraph" w:styleId="Heading4">
@@ -7364,7 +6814,7 @@
       <w:pBdr>
         <w:bottom w:val="single" w:sz="8" w:space="4" w:color="4F81BD" w:themeColor="accent1"/>
       </w:pBdr>
-      <w:spacing w:before="180" w:line="240" w:lineRule="auto"/>
+      <w:spacing w:after="160" w:line="240" w:lineRule="auto"/>
       <w:contextualSpacing/>
     </w:pPr>
     <w:rPr>
@@ -7405,7 +6855,7 @@
       <w:numPr>
         <w:ilvl w:val="1"/>
       </w:numPr>
-      <w:spacing w:before="180"/>
+      <w:spacing w:after="160"/>
     </w:pPr>
     <w:rPr>
       <w:rFonts w:asciiTheme="majorHAnsi" w:eastAsiaTheme="majorEastAsia" w:hAnsiTheme="majorHAnsi" w:cstheme="majorBidi"/>
@@ -7451,9 +6901,6 @@
     <w:uiPriority w:val="99"/>
     <w:unhideWhenUsed/>
     <w:rsid w:val="00AA1D8D"/>
-    <w:pPr>
-      <w:spacing w:after="120"/>
-    </w:pPr>
   </w:style>
   <w:style w:type="character" w:customStyle="1" w:styleId="BodyTextChar">
     <w:name w:val="Body Text Char"/>
@@ -7470,7 +6917,7 @@
     <w:unhideWhenUsed/>
     <w:rsid w:val="00AA1D8D"/>
     <w:pPr>
-      <w:spacing w:after="120" w:line="480" w:lineRule="auto"/>
+      <w:spacing w:line="480" w:lineRule="auto"/>
     </w:pPr>
   </w:style>
   <w:style w:type="character" w:customStyle="1" w:styleId="BodyText2Char">
@@ -7487,9 +6934,6 @@
     <w:uiPriority w:val="99"/>
     <w:unhideWhenUsed/>
     <w:rsid w:val="00AA1D8D"/>
-    <w:pPr>
-      <w:spacing w:after="120"/>
-    </w:pPr>
     <w:rPr>
       <w:sz w:val="16"/>
       <w:szCs w:val="16"/>
@@ -7549,6 +6993,8 @@
       <w:numPr>
         <w:numId w:val="1"/>
       </w:numPr>
+      <w:spacing w:after="80"/>
+      <w:ind w:left="540" w:hanging="271"/>
       <w:contextualSpacing/>
     </w:pPr>
   </w:style>
@@ -7588,6 +7034,8 @@
       <w:numPr>
         <w:numId w:val="5"/>
       </w:numPr>
+      <w:spacing w:after="80"/>
+      <w:ind w:left="540" w:hanging="271"/>
       <w:contextualSpacing/>
     </w:pPr>
   </w:style>
@@ -7624,7 +7072,6 @@
     <w:unhideWhenUsed/>
     <w:rsid w:val="0029639D"/>
     <w:pPr>
-      <w:spacing w:after="120"/>
       <w:ind w:left="360"/>
       <w:contextualSpacing/>
     </w:pPr>
@@ -7636,7 +7083,6 @@
     <w:unhideWhenUsed/>
     <w:rsid w:val="0029639D"/>
     <w:pPr>
-      <w:spacing w:after="120"/>
       <w:ind w:left="720"/>
       <w:contextualSpacing/>
     </w:pPr>
@@ -7648,7 +7094,6 @@
     <w:unhideWhenUsed/>
     <w:rsid w:val="0029639D"/>
     <w:pPr>
-      <w:spacing w:after="120"/>
       <w:ind w:left="1080"/>
       <w:contextualSpacing/>
     </w:pPr>
@@ -18043,7 +17488,10 @@
     <w:autoRedefine/>
     <w:uiPriority w:val="39"/>
     <w:unhideWhenUsed/>
-    <w:rsid w:val="00CD1C0B"/>
+    <w:rsid w:val="00727965"/>
+    <w:pPr>
+      <w:spacing w:after="100"/>
+    </w:pPr>
   </w:style>
   <w:style w:type="paragraph" w:styleId="TOC2">
     <w:name w:val="toc 2"/>
@@ -18052,9 +17500,10 @@
     <w:autoRedefine/>
     <w:uiPriority w:val="39"/>
     <w:unhideWhenUsed/>
-    <w:rsid w:val="00CD1C0B"/>
+    <w:rsid w:val="00727965"/>
     <w:pPr>
-      <w:ind w:left="190"/>
+      <w:spacing w:after="100"/>
+      <w:ind w:left="220"/>
     </w:pPr>
   </w:style>
   <w:style w:type="character" w:styleId="Hyperlink">
@@ -18062,7 +17511,7 @@
     <w:basedOn w:val="DefaultParagraphFont"/>
     <w:uiPriority w:val="99"/>
     <w:unhideWhenUsed/>
-    <w:rsid w:val="00CD1C0B"/>
+    <w:rsid w:val="00727965"/>
     <w:rPr>
       <w:color w:val="0000FF" w:themeColor="hyperlink"/>
       <w:u w:val="single"/>

--- a/docs/guides/Delphi App Translation Studio Engineering Guide.docx
+++ b/docs/guides/Delphi App Translation Studio Engineering Guide.docx
@@ -13,7 +13,7 @@
           <w:noProof/>
         </w:rPr>
         <w:drawing>
-          <wp:inline distT="0" distB="0" distL="0" distR="0" wp14:anchorId="3134E240" wp14:editId="54D8798E">
+          <wp:inline distT="0" distB="0" distL="0" distR="0" wp14:anchorId="7F665DA5" wp14:editId="1523707D">
             <wp:extent cx="1371600" cy="1371600"/>
             <wp:effectExtent l="0" t="0" r="0" b="0"/>
             <wp:docPr id="1" name="Picture 1"/>
@@ -149,7 +149,7 @@
       <w:pPr>
         <w:pStyle w:val="Heading1"/>
       </w:pPr>
-      <w:bookmarkStart w:id="0" w:name="_Toc237003153"/>
+      <w:bookmarkStart w:id="0" w:name="_Toc237009617"/>
       <w:r>
         <w:lastRenderedPageBreak/>
         <w:t>Table of Contents</w:t>
@@ -163,13 +163,7 @@
           <w:tab w:val="right" w:leader="dot" w:pos="9350"/>
         </w:tabs>
         <w:rPr>
-          <w:rFonts w:asciiTheme="minorHAnsi" w:hAnsiTheme="minorHAnsi"/>
           <w:noProof/>
-          <w:color w:val="auto"/>
-          <w:kern w:val="2"/>
-          <w:sz w:val="24"/>
-          <w:szCs w:val="24"/>
-          <w14:ligatures w14:val="standardContextual"/>
         </w:rPr>
       </w:pPr>
       <w:r>
@@ -181,7 +175,7 @@
       <w:r>
         <w:fldChar w:fldCharType="separate"/>
       </w:r>
-      <w:hyperlink w:anchor="_Toc237003153" w:history="1">
+      <w:hyperlink w:anchor="_Toc237009617" w:history="1">
         <w:r>
           <w:rPr>
             <w:rStyle w:val="Hyperlink"/>
@@ -208,7 +202,7 @@
             <w:noProof/>
             <w:webHidden/>
           </w:rPr>
-          <w:instrText xml:space="preserve"> PAGEREF _Toc237003153 \h </w:instrText>
+          <w:instrText xml:space="preserve"> PAGEREF _Toc237009617 \h </w:instrText>
         </w:r>
         <w:r>
           <w:rPr>
@@ -246,16 +240,10 @@
           <w:tab w:val="right" w:leader="dot" w:pos="9350"/>
         </w:tabs>
         <w:rPr>
-          <w:rFonts w:asciiTheme="minorHAnsi" w:hAnsiTheme="minorHAnsi"/>
           <w:noProof/>
-          <w:color w:val="auto"/>
-          <w:kern w:val="2"/>
-          <w:sz w:val="24"/>
-          <w:szCs w:val="24"/>
-          <w14:ligatures w14:val="standardContextual"/>
         </w:rPr>
       </w:pPr>
-      <w:hyperlink w:anchor="_Toc237003154" w:history="1">
+      <w:hyperlink w:anchor="_Toc237009618" w:history="1">
         <w:r>
           <w:rPr>
             <w:rStyle w:val="Hyperlink"/>
@@ -282,7 +270,7 @@
             <w:noProof/>
             <w:webHidden/>
           </w:rPr>
-          <w:instrText xml:space="preserve"> PAGEREF _Toc237003154 \h </w:instrText>
+          <w:instrText xml:space="preserve"> PAGEREF _Toc237009618 \h </w:instrText>
         </w:r>
         <w:r>
           <w:rPr>
@@ -320,16 +308,10 @@
           <w:tab w:val="right" w:leader="dot" w:pos="9350"/>
         </w:tabs>
         <w:rPr>
-          <w:rFonts w:asciiTheme="minorHAnsi" w:hAnsiTheme="minorHAnsi"/>
           <w:noProof/>
-          <w:color w:val="auto"/>
-          <w:kern w:val="2"/>
-          <w:sz w:val="24"/>
-          <w:szCs w:val="24"/>
-          <w14:ligatures w14:val="standardContextual"/>
         </w:rPr>
       </w:pPr>
-      <w:hyperlink w:anchor="_Toc237003155" w:history="1">
+      <w:hyperlink w:anchor="_Toc237009619" w:history="1">
         <w:r>
           <w:rPr>
             <w:rStyle w:val="Hyperlink"/>
@@ -356,7 +338,7 @@
             <w:noProof/>
             <w:webHidden/>
           </w:rPr>
-          <w:instrText xml:space="preserve"> PAGEREF _Toc237003155 \h </w:instrText>
+          <w:instrText xml:space="preserve"> PAGEREF _Toc237009619 \h </w:instrText>
         </w:r>
         <w:r>
           <w:rPr>
@@ -394,16 +376,10 @@
           <w:tab w:val="right" w:leader="dot" w:pos="9350"/>
         </w:tabs>
         <w:rPr>
-          <w:rFonts w:asciiTheme="minorHAnsi" w:hAnsiTheme="minorHAnsi"/>
           <w:noProof/>
-          <w:color w:val="auto"/>
-          <w:kern w:val="2"/>
-          <w:sz w:val="24"/>
-          <w:szCs w:val="24"/>
-          <w14:ligatures w14:val="standardContextual"/>
         </w:rPr>
       </w:pPr>
-      <w:hyperlink w:anchor="_Toc237003156" w:history="1">
+      <w:hyperlink w:anchor="_Toc237009620" w:history="1">
         <w:r>
           <w:rPr>
             <w:rStyle w:val="Hyperlink"/>
@@ -430,7 +406,7 @@
             <w:noProof/>
             <w:webHidden/>
           </w:rPr>
-          <w:instrText xml:space="preserve"> PAGEREF _Toc237003156 \h </w:instrText>
+          <w:instrText xml:space="preserve"> PAGEREF _Toc237009620 \h </w:instrText>
         </w:r>
         <w:r>
           <w:rPr>
@@ -468,16 +444,10 @@
           <w:tab w:val="right" w:leader="dot" w:pos="9350"/>
         </w:tabs>
         <w:rPr>
-          <w:rFonts w:asciiTheme="minorHAnsi" w:hAnsiTheme="minorHAnsi"/>
           <w:noProof/>
-          <w:color w:val="auto"/>
-          <w:kern w:val="2"/>
-          <w:sz w:val="24"/>
-          <w:szCs w:val="24"/>
-          <w14:ligatures w14:val="standardContextual"/>
         </w:rPr>
       </w:pPr>
-      <w:hyperlink w:anchor="_Toc237003157" w:history="1">
+      <w:hyperlink w:anchor="_Toc237009621" w:history="1">
         <w:r>
           <w:rPr>
             <w:rStyle w:val="Hyperlink"/>
@@ -504,7 +474,7 @@
             <w:noProof/>
             <w:webHidden/>
           </w:rPr>
-          <w:instrText xml:space="preserve"> PAGEREF _Toc237003157 \h </w:instrText>
+          <w:instrText xml:space="preserve"> PAGEREF _Toc237009621 \h </w:instrText>
         </w:r>
         <w:r>
           <w:rPr>
@@ -542,16 +512,10 @@
           <w:tab w:val="right" w:leader="dot" w:pos="9350"/>
         </w:tabs>
         <w:rPr>
-          <w:rFonts w:asciiTheme="minorHAnsi" w:hAnsiTheme="minorHAnsi"/>
           <w:noProof/>
-          <w:color w:val="auto"/>
-          <w:kern w:val="2"/>
-          <w:sz w:val="24"/>
-          <w:szCs w:val="24"/>
-          <w14:ligatures w14:val="standardContextual"/>
         </w:rPr>
       </w:pPr>
-      <w:hyperlink w:anchor="_Toc237003158" w:history="1">
+      <w:hyperlink w:anchor="_Toc237009622" w:history="1">
         <w:r>
           <w:rPr>
             <w:rStyle w:val="Hyperlink"/>
@@ -578,7 +542,7 @@
             <w:noProof/>
             <w:webHidden/>
           </w:rPr>
-          <w:instrText xml:space="preserve"> PAGEREF _Toc237003158 \h </w:instrText>
+          <w:instrText xml:space="preserve"> PAGEREF _Toc237009622 \h </w:instrText>
         </w:r>
         <w:r>
           <w:rPr>
@@ -616,16 +580,10 @@
           <w:tab w:val="right" w:leader="dot" w:pos="9350"/>
         </w:tabs>
         <w:rPr>
-          <w:rFonts w:asciiTheme="minorHAnsi" w:hAnsiTheme="minorHAnsi"/>
           <w:noProof/>
-          <w:color w:val="auto"/>
-          <w:kern w:val="2"/>
-          <w:sz w:val="24"/>
-          <w:szCs w:val="24"/>
-          <w14:ligatures w14:val="standardContextual"/>
         </w:rPr>
       </w:pPr>
-      <w:hyperlink w:anchor="_Toc237003159" w:history="1">
+      <w:hyperlink w:anchor="_Toc237009623" w:history="1">
         <w:r>
           <w:rPr>
             <w:rStyle w:val="Hyperlink"/>
@@ -652,7 +610,7 @@
             <w:noProof/>
             <w:webHidden/>
           </w:rPr>
-          <w:instrText xml:space="preserve"> PAGEREF _Toc237003159 \h </w:instrText>
+          <w:instrText xml:space="preserve"> PAGEREF _Toc237009623 \h </w:instrText>
         </w:r>
         <w:r>
           <w:rPr>
@@ -690,16 +648,10 @@
           <w:tab w:val="right" w:leader="dot" w:pos="9350"/>
         </w:tabs>
         <w:rPr>
-          <w:rFonts w:asciiTheme="minorHAnsi" w:hAnsiTheme="minorHAnsi"/>
           <w:noProof/>
-          <w:color w:val="auto"/>
-          <w:kern w:val="2"/>
-          <w:sz w:val="24"/>
-          <w:szCs w:val="24"/>
-          <w14:ligatures w14:val="standardContextual"/>
         </w:rPr>
       </w:pPr>
-      <w:hyperlink w:anchor="_Toc237003160" w:history="1">
+      <w:hyperlink w:anchor="_Toc237009624" w:history="1">
         <w:r>
           <w:rPr>
             <w:rStyle w:val="Hyperlink"/>
@@ -726,7 +678,7 @@
             <w:noProof/>
             <w:webHidden/>
           </w:rPr>
-          <w:instrText xml:space="preserve"> PAGEREF _Toc237003160 \h </w:instrText>
+          <w:instrText xml:space="preserve"> PAGEREF _Toc237009624 \h </w:instrText>
         </w:r>
         <w:r>
           <w:rPr>
@@ -764,16 +716,10 @@
           <w:tab w:val="right" w:leader="dot" w:pos="9350"/>
         </w:tabs>
         <w:rPr>
-          <w:rFonts w:asciiTheme="minorHAnsi" w:hAnsiTheme="minorHAnsi"/>
           <w:noProof/>
-          <w:color w:val="auto"/>
-          <w:kern w:val="2"/>
-          <w:sz w:val="24"/>
-          <w:szCs w:val="24"/>
-          <w14:ligatures w14:val="standardContextual"/>
         </w:rPr>
       </w:pPr>
-      <w:hyperlink w:anchor="_Toc237003161" w:history="1">
+      <w:hyperlink w:anchor="_Toc237009625" w:history="1">
         <w:r>
           <w:rPr>
             <w:rStyle w:val="Hyperlink"/>
@@ -800,7 +746,7 @@
             <w:noProof/>
             <w:webHidden/>
           </w:rPr>
-          <w:instrText xml:space="preserve"> PAGEREF _Toc237003161 \h </w:instrText>
+          <w:instrText xml:space="preserve"> PAGEREF _Toc237009625 \h </w:instrText>
         </w:r>
         <w:r>
           <w:rPr>
@@ -838,16 +784,10 @@
           <w:tab w:val="right" w:leader="dot" w:pos="9350"/>
         </w:tabs>
         <w:rPr>
-          <w:rFonts w:asciiTheme="minorHAnsi" w:hAnsiTheme="minorHAnsi"/>
           <w:noProof/>
-          <w:color w:val="auto"/>
-          <w:kern w:val="2"/>
-          <w:sz w:val="24"/>
-          <w:szCs w:val="24"/>
-          <w14:ligatures w14:val="standardContextual"/>
         </w:rPr>
       </w:pPr>
-      <w:hyperlink w:anchor="_Toc237003162" w:history="1">
+      <w:hyperlink w:anchor="_Toc237009626" w:history="1">
         <w:r>
           <w:rPr>
             <w:rStyle w:val="Hyperlink"/>
@@ -874,7 +814,7 @@
             <w:noProof/>
             <w:webHidden/>
           </w:rPr>
-          <w:instrText xml:space="preserve"> PAGEREF _Toc237003162 \h </w:instrText>
+          <w:instrText xml:space="preserve"> PAGEREF _Toc237009626 \h </w:instrText>
         </w:r>
         <w:r>
           <w:rPr>
@@ -912,16 +852,10 @@
           <w:tab w:val="right" w:leader="dot" w:pos="9350"/>
         </w:tabs>
         <w:rPr>
-          <w:rFonts w:asciiTheme="minorHAnsi" w:hAnsiTheme="minorHAnsi"/>
           <w:noProof/>
-          <w:color w:val="auto"/>
-          <w:kern w:val="2"/>
-          <w:sz w:val="24"/>
-          <w:szCs w:val="24"/>
-          <w14:ligatures w14:val="standardContextual"/>
         </w:rPr>
       </w:pPr>
-      <w:hyperlink w:anchor="_Toc237003163" w:history="1">
+      <w:hyperlink w:anchor="_Toc237009627" w:history="1">
         <w:r>
           <w:rPr>
             <w:rStyle w:val="Hyperlink"/>
@@ -948,7 +882,7 @@
             <w:noProof/>
             <w:webHidden/>
           </w:rPr>
-          <w:instrText xml:space="preserve"> PAGEREF _Toc237003163 \h </w:instrText>
+          <w:instrText xml:space="preserve"> PAGEREF _Toc237009627 \h </w:instrText>
         </w:r>
         <w:r>
           <w:rPr>
@@ -986,16 +920,10 @@
           <w:tab w:val="right" w:leader="dot" w:pos="9350"/>
         </w:tabs>
         <w:rPr>
-          <w:rFonts w:asciiTheme="minorHAnsi" w:hAnsiTheme="minorHAnsi"/>
           <w:noProof/>
-          <w:color w:val="auto"/>
-          <w:kern w:val="2"/>
-          <w:sz w:val="24"/>
-          <w:szCs w:val="24"/>
-          <w14:ligatures w14:val="standardContextual"/>
         </w:rPr>
       </w:pPr>
-      <w:hyperlink w:anchor="_Toc237003164" w:history="1">
+      <w:hyperlink w:anchor="_Toc237009628" w:history="1">
         <w:r>
           <w:rPr>
             <w:rStyle w:val="Hyperlink"/>
@@ -1022,7 +950,7 @@
             <w:noProof/>
             <w:webHidden/>
           </w:rPr>
-          <w:instrText xml:space="preserve"> PAGEREF _Toc237003164 \h </w:instrText>
+          <w:instrText xml:space="preserve"> PAGEREF _Toc237009628 \h </w:instrText>
         </w:r>
         <w:r>
           <w:rPr>
@@ -1060,16 +988,10 @@
           <w:tab w:val="right" w:leader="dot" w:pos="9350"/>
         </w:tabs>
         <w:rPr>
-          <w:rFonts w:asciiTheme="minorHAnsi" w:hAnsiTheme="minorHAnsi"/>
           <w:noProof/>
-          <w:color w:val="auto"/>
-          <w:kern w:val="2"/>
-          <w:sz w:val="24"/>
-          <w:szCs w:val="24"/>
-          <w14:ligatures w14:val="standardContextual"/>
         </w:rPr>
       </w:pPr>
-      <w:hyperlink w:anchor="_Toc237003165" w:history="1">
+      <w:hyperlink w:anchor="_Toc237009629" w:history="1">
         <w:r>
           <w:rPr>
             <w:rStyle w:val="Hyperlink"/>
@@ -1096,7 +1018,7 @@
             <w:noProof/>
             <w:webHidden/>
           </w:rPr>
-          <w:instrText xml:space="preserve"> PAGEREF _Toc237003165 \h </w:instrText>
+          <w:instrText xml:space="preserve"> PAGEREF _Toc237009629 \h </w:instrText>
         </w:r>
         <w:r>
           <w:rPr>
@@ -1134,16 +1056,10 @@
           <w:tab w:val="right" w:leader="dot" w:pos="9350"/>
         </w:tabs>
         <w:rPr>
-          <w:rFonts w:asciiTheme="minorHAnsi" w:hAnsiTheme="minorHAnsi"/>
           <w:noProof/>
-          <w:color w:val="auto"/>
-          <w:kern w:val="2"/>
-          <w:sz w:val="24"/>
-          <w:szCs w:val="24"/>
-          <w14:ligatures w14:val="standardContextual"/>
         </w:rPr>
       </w:pPr>
-      <w:hyperlink w:anchor="_Toc237003166" w:history="1">
+      <w:hyperlink w:anchor="_Toc237009630" w:history="1">
         <w:r>
           <w:rPr>
             <w:rStyle w:val="Hyperlink"/>
@@ -1170,7 +1086,7 @@
             <w:noProof/>
             <w:webHidden/>
           </w:rPr>
-          <w:instrText xml:space="preserve"> PAGEREF _Toc237003166 \h </w:instrText>
+          <w:instrText xml:space="preserve"> PAGEREF _Toc237009630 \h </w:instrText>
         </w:r>
         <w:r>
           <w:rPr>
@@ -1208,16 +1124,10 @@
           <w:tab w:val="right" w:leader="dot" w:pos="9350"/>
         </w:tabs>
         <w:rPr>
-          <w:rFonts w:asciiTheme="minorHAnsi" w:hAnsiTheme="minorHAnsi"/>
           <w:noProof/>
-          <w:color w:val="auto"/>
-          <w:kern w:val="2"/>
-          <w:sz w:val="24"/>
-          <w:szCs w:val="24"/>
-          <w14:ligatures w14:val="standardContextual"/>
         </w:rPr>
       </w:pPr>
-      <w:hyperlink w:anchor="_Toc237003167" w:history="1">
+      <w:hyperlink w:anchor="_Toc237009631" w:history="1">
         <w:r>
           <w:rPr>
             <w:rStyle w:val="Hyperlink"/>
@@ -1244,7 +1154,7 @@
             <w:noProof/>
             <w:webHidden/>
           </w:rPr>
-          <w:instrText xml:space="preserve"> PAGEREF _Toc237003167 \h </w:instrText>
+          <w:instrText xml:space="preserve"> PAGEREF _Toc237009631 \h </w:instrText>
         </w:r>
         <w:r>
           <w:rPr>
@@ -1282,16 +1192,10 @@
           <w:tab w:val="right" w:leader="dot" w:pos="9350"/>
         </w:tabs>
         <w:rPr>
-          <w:rFonts w:asciiTheme="minorHAnsi" w:hAnsiTheme="minorHAnsi"/>
           <w:noProof/>
-          <w:color w:val="auto"/>
-          <w:kern w:val="2"/>
-          <w:sz w:val="24"/>
-          <w:szCs w:val="24"/>
-          <w14:ligatures w14:val="standardContextual"/>
         </w:rPr>
       </w:pPr>
-      <w:hyperlink w:anchor="_Toc237003168" w:history="1">
+      <w:hyperlink w:anchor="_Toc237009632" w:history="1">
         <w:r>
           <w:rPr>
             <w:rStyle w:val="Hyperlink"/>
@@ -1318,7 +1222,7 @@
             <w:noProof/>
             <w:webHidden/>
           </w:rPr>
-          <w:instrText xml:space="preserve"> PAGEREF _Toc237003168 \h </w:instrText>
+          <w:instrText xml:space="preserve"> PAGEREF _Toc237009632 \h </w:instrText>
         </w:r>
         <w:r>
           <w:rPr>
@@ -1356,22 +1260,16 @@
           <w:tab w:val="right" w:leader="dot" w:pos="9350"/>
         </w:tabs>
         <w:rPr>
-          <w:rFonts w:asciiTheme="minorHAnsi" w:hAnsiTheme="minorHAnsi"/>
           <w:noProof/>
-          <w:color w:val="auto"/>
-          <w:kern w:val="2"/>
-          <w:sz w:val="24"/>
-          <w:szCs w:val="24"/>
-          <w14:ligatures w14:val="standardContextual"/>
         </w:rPr>
       </w:pPr>
-      <w:hyperlink w:anchor="_Toc237003169" w:history="1">
+      <w:hyperlink w:anchor="_Toc237009633" w:history="1">
         <w:r>
           <w:rPr>
             <w:rStyle w:val="Hyperlink"/>
             <w:noProof/>
           </w:rPr>
-          <w:t>9. Translation Acquisition and Review Semantics</w:t>
+          <w:t>9. In-Place AI Translation and Alternatives</w:t>
         </w:r>
         <w:r>
           <w:rPr>
@@ -1392,7 +1290,7 @@
             <w:noProof/>
             <w:webHidden/>
           </w:rPr>
-          <w:instrText xml:space="preserve"> PAGEREF _Toc237003169 \h </w:instrText>
+          <w:instrText xml:space="preserve"> PAGEREF _Toc237009633 \h </w:instrText>
         </w:r>
         <w:r>
           <w:rPr>
@@ -1430,16 +1328,10 @@
           <w:tab w:val="right" w:leader="dot" w:pos="9350"/>
         </w:tabs>
         <w:rPr>
-          <w:rFonts w:asciiTheme="minorHAnsi" w:hAnsiTheme="minorHAnsi"/>
           <w:noProof/>
-          <w:color w:val="auto"/>
-          <w:kern w:val="2"/>
-          <w:sz w:val="24"/>
-          <w:szCs w:val="24"/>
-          <w14:ligatures w14:val="standardContextual"/>
         </w:rPr>
       </w:pPr>
-      <w:hyperlink w:anchor="_Toc237003170" w:history="1">
+      <w:hyperlink w:anchor="_Toc237009634" w:history="1">
         <w:r>
           <w:rPr>
             <w:rStyle w:val="Hyperlink"/>
@@ -1466,7 +1358,7 @@
             <w:noProof/>
             <w:webHidden/>
           </w:rPr>
-          <w:instrText xml:space="preserve"> PAGEREF _Toc237003170 \h </w:instrText>
+          <w:instrText xml:space="preserve"> PAGEREF _Toc237009634 \h </w:instrText>
         </w:r>
         <w:r>
           <w:rPr>
@@ -1504,16 +1396,10 @@
           <w:tab w:val="right" w:leader="dot" w:pos="9350"/>
         </w:tabs>
         <w:rPr>
-          <w:rFonts w:asciiTheme="minorHAnsi" w:hAnsiTheme="minorHAnsi"/>
           <w:noProof/>
-          <w:color w:val="auto"/>
-          <w:kern w:val="2"/>
-          <w:sz w:val="24"/>
-          <w:szCs w:val="24"/>
-          <w14:ligatures w14:val="standardContextual"/>
         </w:rPr>
       </w:pPr>
-      <w:hyperlink w:anchor="_Toc237003171" w:history="1">
+      <w:hyperlink w:anchor="_Toc237009635" w:history="1">
         <w:r>
           <w:rPr>
             <w:rStyle w:val="Hyperlink"/>
@@ -1540,7 +1426,7 @@
             <w:noProof/>
             <w:webHidden/>
           </w:rPr>
-          <w:instrText xml:space="preserve"> PAGEREF _Toc237003171 \h </w:instrText>
+          <w:instrText xml:space="preserve"> PAGEREF _Toc237009635 \h </w:instrText>
         </w:r>
         <w:r>
           <w:rPr>
@@ -1560,7 +1446,7 @@
             <w:noProof/>
             <w:webHidden/>
           </w:rPr>
-          <w:t>7</w:t>
+          <w:t>8</w:t>
         </w:r>
         <w:r>
           <w:rPr>
@@ -1578,16 +1464,10 @@
           <w:tab w:val="right" w:leader="dot" w:pos="9350"/>
         </w:tabs>
         <w:rPr>
-          <w:rFonts w:asciiTheme="minorHAnsi" w:hAnsiTheme="minorHAnsi"/>
           <w:noProof/>
-          <w:color w:val="auto"/>
-          <w:kern w:val="2"/>
-          <w:sz w:val="24"/>
-          <w:szCs w:val="24"/>
-          <w14:ligatures w14:val="standardContextual"/>
         </w:rPr>
       </w:pPr>
-      <w:hyperlink w:anchor="_Toc237003172" w:history="1">
+      <w:hyperlink w:anchor="_Toc237009636" w:history="1">
         <w:r>
           <w:rPr>
             <w:rStyle w:val="Hyperlink"/>
@@ -1614,7 +1494,7 @@
             <w:noProof/>
             <w:webHidden/>
           </w:rPr>
-          <w:instrText xml:space="preserve"> PAGEREF _Toc237003172 \h </w:instrText>
+          <w:instrText xml:space="preserve"> PAGEREF _Toc237009636 \h </w:instrText>
         </w:r>
         <w:r>
           <w:rPr>
@@ -1634,7 +1514,7 @@
             <w:noProof/>
             <w:webHidden/>
           </w:rPr>
-          <w:t>7</w:t>
+          <w:t>8</w:t>
         </w:r>
         <w:r>
           <w:rPr>
@@ -1652,16 +1532,10 @@
           <w:tab w:val="right" w:leader="dot" w:pos="9350"/>
         </w:tabs>
         <w:rPr>
-          <w:rFonts w:asciiTheme="minorHAnsi" w:hAnsiTheme="minorHAnsi"/>
           <w:noProof/>
-          <w:color w:val="auto"/>
-          <w:kern w:val="2"/>
-          <w:sz w:val="24"/>
-          <w:szCs w:val="24"/>
-          <w14:ligatures w14:val="standardContextual"/>
         </w:rPr>
       </w:pPr>
-      <w:hyperlink w:anchor="_Toc237003173" w:history="1">
+      <w:hyperlink w:anchor="_Toc237009637" w:history="1">
         <w:r>
           <w:rPr>
             <w:rStyle w:val="Hyperlink"/>
@@ -1688,7 +1562,7 @@
             <w:noProof/>
             <w:webHidden/>
           </w:rPr>
-          <w:instrText xml:space="preserve"> PAGEREF _Toc237003173 \h </w:instrText>
+          <w:instrText xml:space="preserve"> PAGEREF _Toc237009637 \h </w:instrText>
         </w:r>
         <w:r>
           <w:rPr>
@@ -1726,16 +1600,10 @@
           <w:tab w:val="right" w:leader="dot" w:pos="9350"/>
         </w:tabs>
         <w:rPr>
-          <w:rFonts w:asciiTheme="minorHAnsi" w:hAnsiTheme="minorHAnsi"/>
           <w:noProof/>
-          <w:color w:val="auto"/>
-          <w:kern w:val="2"/>
-          <w:sz w:val="24"/>
-          <w:szCs w:val="24"/>
-          <w14:ligatures w14:val="standardContextual"/>
         </w:rPr>
       </w:pPr>
-      <w:hyperlink w:anchor="_Toc237003174" w:history="1">
+      <w:hyperlink w:anchor="_Toc237009638" w:history="1">
         <w:r>
           <w:rPr>
             <w:rStyle w:val="Hyperlink"/>
@@ -1762,7 +1630,7 @@
             <w:noProof/>
             <w:webHidden/>
           </w:rPr>
-          <w:instrText xml:space="preserve"> PAGEREF _Toc237003174 \h </w:instrText>
+          <w:instrText xml:space="preserve"> PAGEREF _Toc237009638 \h </w:instrText>
         </w:r>
         <w:r>
           <w:rPr>
@@ -1800,16 +1668,10 @@
           <w:tab w:val="right" w:leader="dot" w:pos="9350"/>
         </w:tabs>
         <w:rPr>
-          <w:rFonts w:asciiTheme="minorHAnsi" w:hAnsiTheme="minorHAnsi"/>
           <w:noProof/>
-          <w:color w:val="auto"/>
-          <w:kern w:val="2"/>
-          <w:sz w:val="24"/>
-          <w:szCs w:val="24"/>
-          <w14:ligatures w14:val="standardContextual"/>
         </w:rPr>
       </w:pPr>
-      <w:hyperlink w:anchor="_Toc237003175" w:history="1">
+      <w:hyperlink w:anchor="_Toc237009639" w:history="1">
         <w:r>
           <w:rPr>
             <w:rStyle w:val="Hyperlink"/>
@@ -1836,7 +1698,7 @@
             <w:noProof/>
             <w:webHidden/>
           </w:rPr>
-          <w:instrText xml:space="preserve"> PAGEREF _Toc237003175 \h </w:instrText>
+          <w:instrText xml:space="preserve"> PAGEREF _Toc237009639 \h </w:instrText>
         </w:r>
         <w:r>
           <w:rPr>
@@ -1856,7 +1718,7 @@
             <w:noProof/>
             <w:webHidden/>
           </w:rPr>
-          <w:t>8</w:t>
+          <w:t>9</w:t>
         </w:r>
         <w:r>
           <w:rPr>
@@ -1874,16 +1736,10 @@
           <w:tab w:val="right" w:leader="dot" w:pos="9350"/>
         </w:tabs>
         <w:rPr>
-          <w:rFonts w:asciiTheme="minorHAnsi" w:hAnsiTheme="minorHAnsi"/>
           <w:noProof/>
-          <w:color w:val="auto"/>
-          <w:kern w:val="2"/>
-          <w:sz w:val="24"/>
-          <w:szCs w:val="24"/>
-          <w14:ligatures w14:val="standardContextual"/>
         </w:rPr>
       </w:pPr>
-      <w:hyperlink w:anchor="_Toc237003176" w:history="1">
+      <w:hyperlink w:anchor="_Toc237009640" w:history="1">
         <w:r>
           <w:rPr>
             <w:rStyle w:val="Hyperlink"/>
@@ -1910,7 +1766,7 @@
             <w:noProof/>
             <w:webHidden/>
           </w:rPr>
-          <w:instrText xml:space="preserve"> PAGEREF _Toc237003176 \h </w:instrText>
+          <w:instrText xml:space="preserve"> PAGEREF _Toc237009640 \h </w:instrText>
         </w:r>
         <w:r>
           <w:rPr>
@@ -1948,16 +1804,10 @@
           <w:tab w:val="right" w:leader="dot" w:pos="9350"/>
         </w:tabs>
         <w:rPr>
-          <w:rFonts w:asciiTheme="minorHAnsi" w:hAnsiTheme="minorHAnsi"/>
           <w:noProof/>
-          <w:color w:val="auto"/>
-          <w:kern w:val="2"/>
-          <w:sz w:val="24"/>
-          <w:szCs w:val="24"/>
-          <w14:ligatures w14:val="standardContextual"/>
         </w:rPr>
       </w:pPr>
-      <w:hyperlink w:anchor="_Toc237003177" w:history="1">
+      <w:hyperlink w:anchor="_Toc237009641" w:history="1">
         <w:r>
           <w:rPr>
             <w:rStyle w:val="Hyperlink"/>
@@ -1984,7 +1834,7 @@
             <w:noProof/>
             <w:webHidden/>
           </w:rPr>
-          <w:instrText xml:space="preserve"> PAGEREF _Toc237003177 \h </w:instrText>
+          <w:instrText xml:space="preserve"> PAGEREF _Toc237009641 \h </w:instrText>
         </w:r>
         <w:r>
           <w:rPr>
@@ -2022,16 +1872,10 @@
           <w:tab w:val="right" w:leader="dot" w:pos="9350"/>
         </w:tabs>
         <w:rPr>
-          <w:rFonts w:asciiTheme="minorHAnsi" w:hAnsiTheme="minorHAnsi"/>
           <w:noProof/>
-          <w:color w:val="auto"/>
-          <w:kern w:val="2"/>
-          <w:sz w:val="24"/>
-          <w:szCs w:val="24"/>
-          <w14:ligatures w14:val="standardContextual"/>
         </w:rPr>
       </w:pPr>
-      <w:hyperlink w:anchor="_Toc237003178" w:history="1">
+      <w:hyperlink w:anchor="_Toc237009642" w:history="1">
         <w:r>
           <w:rPr>
             <w:rStyle w:val="Hyperlink"/>
@@ -2058,7 +1902,7 @@
             <w:noProof/>
             <w:webHidden/>
           </w:rPr>
-          <w:instrText xml:space="preserve"> PAGEREF _Toc237003178 \h </w:instrText>
+          <w:instrText xml:space="preserve"> PAGEREF _Toc237009642 \h </w:instrText>
         </w:r>
         <w:r>
           <w:rPr>
@@ -2096,16 +1940,10 @@
           <w:tab w:val="right" w:leader="dot" w:pos="9350"/>
         </w:tabs>
         <w:rPr>
-          <w:rFonts w:asciiTheme="minorHAnsi" w:hAnsiTheme="minorHAnsi"/>
           <w:noProof/>
-          <w:color w:val="auto"/>
-          <w:kern w:val="2"/>
-          <w:sz w:val="24"/>
-          <w:szCs w:val="24"/>
-          <w14:ligatures w14:val="standardContextual"/>
         </w:rPr>
       </w:pPr>
-      <w:hyperlink w:anchor="_Toc237003179" w:history="1">
+      <w:hyperlink w:anchor="_Toc237009643" w:history="1">
         <w:r>
           <w:rPr>
             <w:rStyle w:val="Hyperlink"/>
@@ -2132,7 +1970,7 @@
             <w:noProof/>
             <w:webHidden/>
           </w:rPr>
-          <w:instrText xml:space="preserve"> PAGEREF _Toc237003179 \h </w:instrText>
+          <w:instrText xml:space="preserve"> PAGEREF _Toc237009643 \h </w:instrText>
         </w:r>
         <w:r>
           <w:rPr>
@@ -2170,16 +2008,10 @@
           <w:tab w:val="right" w:leader="dot" w:pos="9350"/>
         </w:tabs>
         <w:rPr>
-          <w:rFonts w:asciiTheme="minorHAnsi" w:hAnsiTheme="minorHAnsi"/>
           <w:noProof/>
-          <w:color w:val="auto"/>
-          <w:kern w:val="2"/>
-          <w:sz w:val="24"/>
-          <w:szCs w:val="24"/>
-          <w14:ligatures w14:val="standardContextual"/>
         </w:rPr>
       </w:pPr>
-      <w:hyperlink w:anchor="_Toc237003180" w:history="1">
+      <w:hyperlink w:anchor="_Toc237009644" w:history="1">
         <w:r>
           <w:rPr>
             <w:rStyle w:val="Hyperlink"/>
@@ -2206,7 +2038,7 @@
             <w:noProof/>
             <w:webHidden/>
           </w:rPr>
-          <w:instrText xml:space="preserve"> PAGEREF _Toc237003180 \h </w:instrText>
+          <w:instrText xml:space="preserve"> PAGEREF _Toc237009644 \h </w:instrText>
         </w:r>
         <w:r>
           <w:rPr>
@@ -2244,16 +2076,10 @@
           <w:tab w:val="right" w:leader="dot" w:pos="9350"/>
         </w:tabs>
         <w:rPr>
-          <w:rFonts w:asciiTheme="minorHAnsi" w:hAnsiTheme="minorHAnsi"/>
           <w:noProof/>
-          <w:color w:val="auto"/>
-          <w:kern w:val="2"/>
-          <w:sz w:val="24"/>
-          <w:szCs w:val="24"/>
-          <w14:ligatures w14:val="standardContextual"/>
         </w:rPr>
       </w:pPr>
-      <w:hyperlink w:anchor="_Toc237003181" w:history="1">
+      <w:hyperlink w:anchor="_Toc237009645" w:history="1">
         <w:r>
           <w:rPr>
             <w:rStyle w:val="Hyperlink"/>
@@ -2280,7 +2106,7 @@
             <w:noProof/>
             <w:webHidden/>
           </w:rPr>
-          <w:instrText xml:space="preserve"> PAGEREF _Toc237003181 \h </w:instrText>
+          <w:instrText xml:space="preserve"> PAGEREF _Toc237009645 \h </w:instrText>
         </w:r>
         <w:r>
           <w:rPr>
@@ -2300,7 +2126,7 @@
             <w:noProof/>
             <w:webHidden/>
           </w:rPr>
-          <w:t>11</w:t>
+          <w:t>12</w:t>
         </w:r>
         <w:r>
           <w:rPr>
@@ -2318,16 +2144,10 @@
           <w:tab w:val="right" w:leader="dot" w:pos="9350"/>
         </w:tabs>
         <w:rPr>
-          <w:rFonts w:asciiTheme="minorHAnsi" w:hAnsiTheme="minorHAnsi"/>
           <w:noProof/>
-          <w:color w:val="auto"/>
-          <w:kern w:val="2"/>
-          <w:sz w:val="24"/>
-          <w:szCs w:val="24"/>
-          <w14:ligatures w14:val="standardContextual"/>
         </w:rPr>
       </w:pPr>
-      <w:hyperlink w:anchor="_Toc237003182" w:history="1">
+      <w:hyperlink w:anchor="_Toc237009646" w:history="1">
         <w:r>
           <w:rPr>
             <w:rStyle w:val="Hyperlink"/>
@@ -2354,7 +2174,7 @@
             <w:noProof/>
             <w:webHidden/>
           </w:rPr>
-          <w:instrText xml:space="preserve"> PAGEREF _Toc237003182 \h </w:instrText>
+          <w:instrText xml:space="preserve"> PAGEREF _Toc237009646 \h </w:instrText>
         </w:r>
         <w:r>
           <w:rPr>
@@ -2374,7 +2194,7 @@
             <w:noProof/>
             <w:webHidden/>
           </w:rPr>
-          <w:t>11</w:t>
+          <w:t>12</w:t>
         </w:r>
         <w:r>
           <w:rPr>
@@ -2392,16 +2212,10 @@
           <w:tab w:val="right" w:leader="dot" w:pos="9350"/>
         </w:tabs>
         <w:rPr>
-          <w:rFonts w:asciiTheme="minorHAnsi" w:hAnsiTheme="minorHAnsi"/>
           <w:noProof/>
-          <w:color w:val="auto"/>
-          <w:kern w:val="2"/>
-          <w:sz w:val="24"/>
-          <w:szCs w:val="24"/>
-          <w14:ligatures w14:val="standardContextual"/>
         </w:rPr>
       </w:pPr>
-      <w:hyperlink w:anchor="_Toc237003183" w:history="1">
+      <w:hyperlink w:anchor="_Toc237009647" w:history="1">
         <w:r>
           <w:rPr>
             <w:rStyle w:val="Hyperlink"/>
@@ -2428,7 +2242,7 @@
             <w:noProof/>
             <w:webHidden/>
           </w:rPr>
-          <w:instrText xml:space="preserve"> PAGEREF _Toc237003183 \h </w:instrText>
+          <w:instrText xml:space="preserve"> PAGEREF _Toc237009647 \h </w:instrText>
         </w:r>
         <w:r>
           <w:rPr>
@@ -2448,7 +2262,7 @@
             <w:noProof/>
             <w:webHidden/>
           </w:rPr>
-          <w:t>11</w:t>
+          <w:t>12</w:t>
         </w:r>
         <w:r>
           <w:rPr>
@@ -2481,7 +2295,7 @@
       <w:pPr>
         <w:pStyle w:val="Heading1"/>
       </w:pPr>
-      <w:bookmarkStart w:id="1" w:name="_Toc237003154"/>
+      <w:bookmarkStart w:id="1" w:name="_Toc237009618"/>
       <w:r>
         <w:lastRenderedPageBreak/>
         <w:t>1. Product Scope and Invariants</w:t>
@@ -2550,7 +2364,7 @@
       <w:pPr>
         <w:pStyle w:val="Heading1"/>
       </w:pPr>
-      <w:bookmarkStart w:id="2" w:name="_Toc237003155"/>
+      <w:bookmarkStart w:id="2" w:name="_Toc237009619"/>
       <w:r>
         <w:t>2. Repository and Build Layout</w:t>
       </w:r>
@@ -2944,7 +2758,7 @@
       <w:pPr>
         <w:pStyle w:val="Heading2"/>
       </w:pPr>
-      <w:bookmarkStart w:id="3" w:name="_Toc237003156"/>
+      <w:bookmarkStart w:id="3" w:name="_Toc237009620"/>
       <w:r>
         <w:t>2.1 Toolchain</w:t>
       </w:r>
@@ -2978,7 +2792,7 @@
       <w:pPr>
         <w:pStyle w:val="Heading1"/>
       </w:pPr>
-      <w:bookmarkStart w:id="4" w:name="_Toc237003157"/>
+      <w:bookmarkStart w:id="4" w:name="_Toc237009621"/>
       <w:r>
         <w:t>3. System Architecture</w:t>
       </w:r>
@@ -3391,7 +3205,7 @@
       <w:pPr>
         <w:pStyle w:val="Heading1"/>
       </w:pPr>
-      <w:bookmarkStart w:id="5" w:name="_Toc237003158"/>
+      <w:bookmarkStart w:id="5" w:name="_Toc237009622"/>
       <w:r>
         <w:t>4. Core Data Model and JSON</w:t>
       </w:r>
@@ -3406,7 +3220,7 @@
       <w:pPr>
         <w:pStyle w:val="Heading2"/>
       </w:pPr>
-      <w:bookmarkStart w:id="6" w:name="_Toc237003159"/>
+      <w:bookmarkStart w:id="6" w:name="_Toc237009623"/>
       <w:r>
         <w:t>4.1 Stable keys</w:t>
       </w:r>
@@ -3448,7 +3262,7 @@
       <w:pPr>
         <w:pStyle w:val="Heading2"/>
       </w:pPr>
-      <w:bookmarkStart w:id="7" w:name="_Toc237003160"/>
+      <w:bookmarkStart w:id="7" w:name="_Toc237009624"/>
       <w:r>
         <w:t>4.2 Development catalog</w:t>
       </w:r>
@@ -3466,7 +3280,7 @@
       </w:r>
       <w:r>
         <w:br/>
-        <w:t xml:space="preserve">  "schemaVersion": 2,</w:t>
+        <w:t xml:space="preserve">  "schemaVersion": 3,</w:t>
       </w:r>
       <w:r>
         <w:br/>
@@ -3486,7 +3300,17 @@
       </w:r>
       <w:r>
         <w:br/>
-        <w:t xml:space="preserve">               "translatedText": "Salva", "status": "reviewed",</w:t>
+        <w:t xml:space="preserve">               "translatedText": "Salva", "status": "aiDraft",</w:t>
+      </w:r>
+      <w:r>
+        <w:br/>
+        <w:t xml:space="preserve">               "translationOrigin": "codex",</w:t>
+      </w:r>
+      <w:r>
+        <w:br/>
+      </w:r>
+      <w:r>
+        <w:t xml:space="preserve">               "translationConfidence": "high",</w:t>
       </w:r>
       <w:r>
         <w:br/>
@@ -3501,7 +3325,7 @@
       <w:pPr>
         <w:pStyle w:val="Heading2"/>
       </w:pPr>
-      <w:bookmarkStart w:id="8" w:name="_Toc237003161"/>
+      <w:bookmarkStart w:id="8" w:name="_Toc237009625"/>
       <w:r>
         <w:t>4.3 Runtime pack</w:t>
       </w:r>
@@ -3555,7 +3379,7 @@
       <w:pPr>
         <w:pStyle w:val="Heading1"/>
       </w:pPr>
-      <w:bookmarkStart w:id="9" w:name="_Toc237003162"/>
+      <w:bookmarkStart w:id="9" w:name="_Toc237009626"/>
       <w:r>
         <w:lastRenderedPageBreak/>
         <w:t>5. Project Detection and Scanning</w:t>
@@ -3576,7 +3400,7 @@
       <w:pPr>
         <w:pStyle w:val="Heading2"/>
       </w:pPr>
-      <w:bookmarkStart w:id="10" w:name="_Toc237003163"/>
+      <w:bookmarkStart w:id="10" w:name="_Toc237009627"/>
       <w:r>
         <w:t>5.1 Incremental merge</w:t>
       </w:r>
@@ -3658,7 +3482,7 @@
       <w:pPr>
         <w:pStyle w:val="Heading1"/>
       </w:pPr>
-      <w:bookmarkStart w:id="11" w:name="_Toc237003164"/>
+      <w:bookmarkStart w:id="11" w:name="_Toc237009628"/>
       <w:r>
         <w:t>6. Studio UI and Workflow State</w:t>
       </w:r>
@@ -3666,7 +3490,7 @@
     </w:p>
     <w:p>
       <w:r>
-        <w:t>DAT.Studio.MainForm.fmx contains the complete orange-and-blue interface. The workflow selection rectangle moves among the six required persisted pages and the separately labeled Optional Provider page. DAT.Studio.MainForm.pas contains event and state logic only; it does not construct controls.</w:t>
+        <w:t>DAT.Studio.MainForm.fmx contains the complete orange-and-blue interface. The workflow selection rectangle moves among Project, Scan, Translate, Validation, Export, Integration, and Provider Settings. Begin AI Mode, Copy Prompt, Reload AI Work, and the external-change timer are persisted designer objects. DAT.Studio.MainForm.pas contains event and state logic only; it does not construct controls.</w:t>
       </w:r>
     </w:p>
     <w:p>
@@ -3708,6 +3532,9 @@
           <w:p>
             <w:pPr>
               <w:pStyle w:val="Callout"/>
+              <w:rPr>
+                <w:rFonts w:hint="eastAsia"/>
+              </w:rPr>
             </w:pPr>
             <w:r>
               <w:rPr>
@@ -3727,7 +3554,7 @@
       <w:pPr>
         <w:pStyle w:val="Heading1"/>
       </w:pPr>
-      <w:bookmarkStart w:id="12" w:name="_Toc237003165"/>
+      <w:bookmarkStart w:id="12" w:name="_Toc237009629"/>
       <w:r>
         <w:lastRenderedPageBreak/>
         <w:t>7. Provider Settings and Secret Storage</w:t>
@@ -3996,7 +3823,7 @@
       <w:pPr>
         <w:pStyle w:val="Heading1"/>
       </w:pPr>
-      <w:bookmarkStart w:id="13" w:name="_Toc237003166"/>
+      <w:bookmarkStart w:id="13" w:name="_Toc237009630"/>
       <w:r>
         <w:t>8. Provider HTTP Clients</w:t>
       </w:r>
@@ -4288,7 +4115,7 @@
       <w:pPr>
         <w:pStyle w:val="Heading2"/>
       </w:pPr>
-      <w:bookmarkStart w:id="14" w:name="_Toc237003167"/>
+      <w:bookmarkStart w:id="14" w:name="_Toc237009631"/>
       <w:r>
         <w:t>8.1 Reliability and cancellation</w:t>
       </w:r>
@@ -4346,7 +4173,7 @@
       <w:pPr>
         <w:pStyle w:val="Heading2"/>
       </w:pPr>
-      <w:bookmarkStart w:id="15" w:name="_Toc237003168"/>
+      <w:bookmarkStart w:id="15" w:name="_Toc237009632"/>
       <w:r>
         <w:t>8.2 Official protocol references</w:t>
       </w:r>
@@ -4396,21 +4223,31 @@
       <w:pPr>
         <w:pStyle w:val="Heading1"/>
       </w:pPr>
-      <w:bookmarkStart w:id="16" w:name="_Toc237003169"/>
+      <w:bookmarkStart w:id="16" w:name="_Toc237009633"/>
       <w:r>
-        <w:t>9. Translation Acquisition and Review Semantics</w:t>
+        <w:t>9. In-Place AI Translation and Alternatives</w:t>
       </w:r>
       <w:bookmarkEnd w:id="16"/>
     </w:p>
     <w:p>
       <w:r>
-        <w:t>The canonical workflow is API-free: save development JSON or export UTF-8 CSV, obtain translations outside the Studio, stage an import, review the safety report, and explicitly apply it. The import engine maps rows by stable key, rejects duplicates and unknown keys, detects stale source text/checksums, and protects Reviewed or Approved entries. Accepted imported text receives Imported status.</w:t>
+        <w:t>The canonical workflow uses DAT.Core.AITranslation to coordinate direct edits to the saved development JSON. Begin saves an exact recovery snapshot, ensures the terminology profile, writes the agent contract, records the file SHA-256, and locks Studio editing. A designer-owned timer enables reload only after the same changed hash is stable across two checks.</w:t>
       </w:r>
     </w:p>
     <w:p>
       <w:r>
         <w:lastRenderedPageBreak/>
-        <w:t>Provider translation is optional. When requested, the Studio confirms the unresolved count, resolves the selected provider and credential, sends bounded ordered batches, and commits results only after the provider operation succeeds. Provider output receives Machine translated status.</w:t>
+        <w:t>Reload parses the external file and compares application, framework, language, locale formats, entry count/order, keys, source/checksums, context, developer notes, runtime classification, and wiring confirmation with the pre-session snapshot. Only Needs Translation, Source Changed, Error, and existing AI Draft entries are eligible. Machine-translated, Imported, Edited, Reviewed, Approved, Excluded, and Obsolete entries are protected. Any protected mutation rejects the reload.</w:t>
+      </w:r>
+    </w:p>
+    <w:p>
+      <w:r>
+        <w:t>Allowed changes are normalized to AI Draft while Codex/Claude origin, high/medium/low confidence, and review notes are retained. A metadata-only confirmation is retained when an existing translation remains correct after a source change.</w:t>
+      </w:r>
+    </w:p>
+    <w:p>
+      <w:r>
+        <w:t>CSV/JSON interchange, manual editing, and direct Google/DeepL translation remain alternatives. Provider output receives Machine translated status with its provider origin.</w:t>
       </w:r>
     </w:p>
     <w:p>
@@ -4439,6 +4276,22 @@
         <w:pStyle w:val="ListBullet"/>
       </w:pPr>
       <w:r>
+        <w:t>Translation origin is independent of linguistic status.</w:t>
+      </w:r>
+    </w:p>
+    <w:p>
+      <w:pPr>
+        <w:pStyle w:val="ListBullet"/>
+      </w:pPr>
+      <w:r>
+        <w:t>Low confidence, explicit AI notes, inconsistent repeated terms, and structural defects form the focused exception queue; a valid AI draft is not itself an exception.</w:t>
+      </w:r>
+    </w:p>
+    <w:p>
+      <w:pPr>
+        <w:pStyle w:val="ListBullet"/>
+      </w:pPr>
+      <w:r>
         <w:t>Structural validity, linguistic status, automatic runtime coverage, and manual wiring readiness are separate measures.</w:t>
       </w:r>
     </w:p>
@@ -4454,7 +4307,7 @@
       <w:pPr>
         <w:pStyle w:val="Heading1"/>
       </w:pPr>
-      <w:bookmarkStart w:id="17" w:name="_Toc237003170"/>
+      <w:bookmarkStart w:id="17" w:name="_Toc237009634"/>
       <w:r>
         <w:t>10. Validation and Runtime Pack Export</w:t>
       </w:r>
@@ -4462,7 +4315,7 @@
     </w:p>
     <w:p>
       <w:r>
-        <w:t>DAT.Validation.Catalog validates metadata, missing target text, duplicates, changed source, Delphi indexed and sequential Format arguments, accelerators, and status conditions. Export is blocked by errors. Manual resourcestring wiring is reported separately from structural errors. DAT.Core.RuntimePack serializes only runtime-required metadata and strings and records a source-catalog checksum.</w:t>
+        <w:t>DAT.Validation.Catalog validates metadata, missing target text, duplicates, changed source, Delphi indexed and sequential Format arguments, accelerators, low AI confidence, explicit AI review notes, inconsistent repeated-source terminology, and status conditions. Export is blocked by errors. Manual resourcestring wiring is reported separately from structural errors. DAT.Core.RuntimePack serializes only runtime-required metadata and strings and records a source-catalog checksum.</w:t>
       </w:r>
     </w:p>
     <w:p>
@@ -4474,8 +4327,9 @@
       <w:pPr>
         <w:pStyle w:val="Heading1"/>
       </w:pPr>
-      <w:bookmarkStart w:id="18" w:name="_Toc237003171"/>
+      <w:bookmarkStart w:id="18" w:name="_Toc237009635"/>
       <w:r>
+        <w:lastRenderedPageBreak/>
         <w:t>11. Runtime Engine</w:t>
       </w:r>
       <w:bookmarkEnd w:id="18"/>
@@ -4494,7 +4348,7 @@
       <w:pPr>
         <w:pStyle w:val="Heading2"/>
       </w:pPr>
-      <w:bookmarkStart w:id="19" w:name="_Toc237003172"/>
+      <w:bookmarkStart w:id="19" w:name="_Toc237009636"/>
       <w:r>
         <w:t>11.1 Deployment paths</w:t>
       </w:r>
@@ -4529,7 +4383,6 @@
         <w:pStyle w:val="ListBullet"/>
       </w:pPr>
       <w:r>
-        <w:lastRenderedPageBreak/>
         <w:t>Developer catalogs remain in the target source tree under Localization\Development.</w:t>
       </w:r>
     </w:p>
@@ -4537,7 +4390,7 @@
       <w:pPr>
         <w:pStyle w:val="Heading1"/>
       </w:pPr>
-      <w:bookmarkStart w:id="20" w:name="_Toc237003173"/>
+      <w:bookmarkStart w:id="20" w:name="_Toc237009637"/>
       <w:r>
         <w:t>12. Integration Planning and Transactions</w:t>
       </w:r>
@@ -4562,7 +4415,7 @@
       <w:pPr>
         <w:pStyle w:val="Heading2"/>
       </w:pPr>
-      <w:bookmarkStart w:id="21" w:name="_Toc237003174"/>
+      <w:bookmarkStart w:id="21" w:name="_Toc237009638"/>
       <w:r>
         <w:t>12.1 Generated startup contract</w:t>
       </w:r>
@@ -4597,6 +4450,7 @@
         <w:pStyle w:val="ListBullet"/>
       </w:pPr>
       <w:r>
+        <w:lastRenderedPageBreak/>
         <w:t>SelectLanguageMenuItem derives a locale from datLanguage_&lt;locale&gt; component names.</w:t>
       </w:r>
     </w:p>
@@ -4645,6 +4499,9 @@
           <w:p>
             <w:pPr>
               <w:pStyle w:val="Callout"/>
+              <w:rPr>
+                <w:rFonts w:hint="eastAsia"/>
+              </w:rPr>
             </w:pPr>
             <w:r>
               <w:rPr>
@@ -4664,7 +4521,7 @@
       <w:pPr>
         <w:pStyle w:val="Heading1"/>
       </w:pPr>
-      <w:bookmarkStart w:id="22" w:name="_Toc237003175"/>
+      <w:bookmarkStart w:id="22" w:name="_Toc237009639"/>
       <w:r>
         <w:t>13. Self-Localization</w:t>
       </w:r>
@@ -4679,9 +4536,8 @@
       <w:pPr>
         <w:pStyle w:val="Heading1"/>
       </w:pPr>
-      <w:bookmarkStart w:id="23" w:name="_Toc237003176"/>
+      <w:bookmarkStart w:id="23" w:name="_Toc237009640"/>
       <w:r>
-        <w:lastRenderedPageBreak/>
         <w:t>14. Error Handling and Diagnostics</w:t>
       </w:r>
       <w:bookmarkEnd w:id="23"/>
@@ -4738,7 +4594,7 @@
       <w:pPr>
         <w:pStyle w:val="Heading1"/>
       </w:pPr>
-      <w:bookmarkStart w:id="24" w:name="_Toc237003177"/>
+      <w:bookmarkStart w:id="24" w:name="_Toc237009641"/>
       <w:r>
         <w:t>15. Test Strategy and Verified Matrix</w:t>
       </w:r>
@@ -4829,7 +4685,7 @@
               <w:cnfStyle w:val="000000100000" w:firstRow="0" w:lastRow="0" w:firstColumn="0" w:lastColumn="0" w:oddVBand="0" w:evenVBand="0" w:oddHBand="1" w:evenHBand="0" w:firstRowFirstColumn="0" w:firstRowLastColumn="0" w:lastRowFirstColumn="0" w:lastRowLastColumn="0"/>
             </w:pPr>
             <w:r>
-              <w:t>Detection, scan-to-catalog, deterministic Italian CSV/JSON round-trip, review/approval, validation, runtime pack, preference, exact diff, integration, self change set.</w:t>
+              <w:t>Detection, scan-to-catalog, protected in-place AI session/reload, schema/provenance round-trip, independent CSV fallback, review/approval, validation, runtime pack, preference, exact diff, integration, self change set.</w:t>
             </w:r>
           </w:p>
         </w:tc>
@@ -4880,6 +4736,7 @@
           </w:tcPr>
           <w:p>
             <w:r>
+              <w:lastRenderedPageBreak/>
               <w:t>FMXRuntimeSmokeTests</w:t>
             </w:r>
           </w:p>
@@ -4926,7 +4783,7 @@
               <w:cnfStyle w:val="000000000000" w:firstRow="0" w:lastRow="0" w:firstColumn="0" w:lastColumn="0" w:oddVBand="0" w:evenVBand="0" w:oddHBand="0" w:evenHBand="0" w:firstRowFirstColumn="0" w:firstRowLastColumn="0" w:lastRowFirstColumn="0" w:lastRowLastColumn="0"/>
             </w:pPr>
             <w:r>
-              <w:t>Direct FMX stream/create, exact-review controls, linguistic action wiring, optional-provider activation.</w:t>
+              <w:t>Direct FMX stream/create, designer-owned in-place AI controls/timer, exact-review controls, linguistic action wiring, and provider alternative activation.</w:t>
             </w:r>
           </w:p>
         </w:tc>
@@ -4959,7 +4816,7 @@
               <w:cnfStyle w:val="000000100000" w:firstRow="0" w:lastRow="0" w:firstColumn="0" w:lastColumn="0" w:oddVBand="0" w:evenVBand="0" w:oddHBand="1" w:evenHBand="0" w:firstRowFirstColumn="0" w:firstRowLastColumn="0" w:lastRowFirstColumn="0" w:lastRowLastColumn="0"/>
             </w:pPr>
             <w:r>
-              <w:t>Both compilers, scan/CSV/validation pipeline, disposable integrated VCL/FMX builds, deployed Italian pack, and required Italian launch title.</w:t>
+              <w:t>Both compilers, protected in-place AI pilot pipeline, disposable integrated VCL/FMX builds, deployed Italian pack, and required Italian launch title.</w:t>
             </w:r>
           </w:p>
         </w:tc>
@@ -5032,18 +4889,17 @@
     </w:tbl>
     <w:p>
       <w:r>
-        <w:t xml:space="preserve">On August 7, 2026, the API-free reference pilots passed under both Win32 and Win64: real compilable VCL and FMX samples were scanned, translated through deterministic CSV/JSON interchange, reviewed, approved, validated, exported, integrated, built, deployed, and launched with the required Italian title. </w:t>
+        <w:t>On August 7, 2026, the release gate passed with real compilable VCL and FMX samples under both Win32 and Win64. Each sample was scanned, translated by a deterministic Codex-style direct edit of its canonical JSON, protected-field reviewed, reloaded as AI Draft with provenance, reviewed, approved, validated, exported, integrated, built, deployed, and launched with the required Italian title. Snapshot creation and protected mutation rejection passed. The Studio also built with zero warnings and errors in Debu</w:t>
       </w:r>
       <w:r>
-        <w:lastRenderedPageBreak/>
-        <w:t>Visual review confirmed translated representative controls without clipping. Final release validation also covers Debug and Release Studio builds, direct FMX form streaming, normal launch, and Italian self-localization.</w:t>
+        <w:t>g and Release for both architectures, streamed its FMX form directly, launched normally, and self-localized to Italian in all four configurations.</w:t>
       </w:r>
     </w:p>
     <w:p>
       <w:pPr>
         <w:pStyle w:val="Heading2"/>
       </w:pPr>
-      <w:bookmarkStart w:id="25" w:name="_Toc237003178"/>
+      <w:bookmarkStart w:id="25" w:name="_Toc237009642"/>
       <w:r>
         <w:t>15.1 Optional live provider testing</w:t>
       </w:r>
@@ -5051,14 +4907,14 @@
     </w:p>
     <w:p>
       <w:r>
-        <w:t>Automated fixtures must not contain live keys. Optional provider acceptance uses an owner-supplied restricted key through Optional Provider, confirms Test Connection, translates a small disposable catalog, checks Machine translated status, then removes or rotates the test key. Provider availability is external state and is not a release blocker for the API-free workflow or offline runtime.</w:t>
+        <w:t>Automated fixtures must not contain live keys. Optional provider acceptance uses an owner-supplied restricted key through Provider Settings, confirms Test Connection, translates a small disposable catalog, checks Machine translated status and provider provenance, then removes or rotates the test key. Provider availability is external state and is not a release blocker for the primary Codex/Claude workflow or offline runtime.</w:t>
       </w:r>
     </w:p>
     <w:p>
       <w:pPr>
         <w:pStyle w:val="Heading1"/>
       </w:pPr>
-      <w:bookmarkStart w:id="26" w:name="_Toc237003179"/>
+      <w:bookmarkStart w:id="26" w:name="_Toc237009643"/>
       <w:r>
         <w:t>16. Security Review</w:t>
       </w:r>
@@ -5135,6 +4991,7 @@
           </w:tcPr>
           <w:p>
             <w:r>
+              <w:lastRenderedPageBreak/>
               <w:t>Key committed to Git</w:t>
             </w:r>
           </w:p>
@@ -5330,7 +5187,7 @@
           </w:tcPr>
           <w:p>
             <w:r>
-              <w:t>Pack for wrong application</w:t>
+              <w:t>Agent corrupts catalog structure</w:t>
             </w:r>
           </w:p>
         </w:tc>
@@ -5344,6 +5201,38 @@
               <w:cnfStyle w:val="000000100000" w:firstRow="0" w:lastRow="0" w:firstColumn="0" w:lastColumn="0" w:oddVBand="0" w:evenVBand="0" w:oddHBand="1" w:evenHBand="0" w:firstRowFirstColumn="0" w:firstRowLastColumn="0" w:lastRowFirstColumn="0" w:lastRowLastColumn="0"/>
             </w:pPr>
             <w:r>
+              <w:t>Exact pre-session snapshot, protected-field comparison, all-or-nothing reload, and explicit recovery.</w:t>
+            </w:r>
+          </w:p>
+        </w:tc>
+      </w:tr>
+      <w:tr>
+        <w:trPr>
+          <w:cantSplit/>
+          <w:jc w:val="center"/>
+        </w:trPr>
+        <w:tc>
+          <w:tcPr>
+            <w:cnfStyle w:val="001000000000" w:firstRow="0" w:lastRow="0" w:firstColumn="1" w:lastColumn="0" w:oddVBand="0" w:evenVBand="0" w:oddHBand="0" w:evenHBand="0" w:firstRowFirstColumn="0" w:firstRowLastColumn="0" w:lastRowFirstColumn="0" w:lastRowLastColumn="0"/>
+            <w:tcW w:w="2700" w:type="dxa"/>
+            <w:vAlign w:val="center"/>
+          </w:tcPr>
+          <w:p>
+            <w:r>
+              <w:t>Pack for wrong application</w:t>
+            </w:r>
+          </w:p>
+        </w:tc>
+        <w:tc>
+          <w:tcPr>
+            <w:tcW w:w="6660" w:type="dxa"/>
+            <w:vAlign w:val="center"/>
+          </w:tcPr>
+          <w:p>
+            <w:pPr>
+              <w:cnfStyle w:val="000000000000" w:firstRow="0" w:lastRow="0" w:firstColumn="0" w:lastColumn="0" w:oddVBand="0" w:evenVBand="0" w:oddHBand="0" w:evenHBand="0" w:firstRowFirstColumn="0" w:firstRowLastColumn="0" w:lastRowFirstColumn="0" w:lastRowLastColumn="0"/>
+            </w:pPr>
+            <w:r>
               <w:t>applicationId validation in pack discovery/loading.</w:t>
             </w:r>
           </w:p>
@@ -5359,9 +5248,8 @@
       <w:pPr>
         <w:pStyle w:val="Heading1"/>
       </w:pPr>
-      <w:bookmarkStart w:id="27" w:name="_Toc237003180"/>
+      <w:bookmarkStart w:id="27" w:name="_Toc237009644"/>
       <w:r>
-        <w:lastRenderedPageBreak/>
         <w:t>17. Release and Contribution Workflow</w:t>
       </w:r>
       <w:bookmarkEnd w:id="27"/>
@@ -5478,8 +5366,9 @@
       <w:pPr>
         <w:pStyle w:val="Heading1"/>
       </w:pPr>
-      <w:bookmarkStart w:id="28" w:name="_Toc237003181"/>
+      <w:bookmarkStart w:id="28" w:name="_Toc237009645"/>
       <w:r>
+        <w:lastRenderedPageBreak/>
         <w:t>18. Known Boundaries and Future-Compatible Design</w:t>
       </w:r>
       <w:bookmarkEnd w:id="28"/>
@@ -5513,6 +5402,14 @@
         <w:pStyle w:val="ListBullet"/>
       </w:pPr>
       <w:r>
+        <w:t>The Studio prepares and monitors the workspace but does not launch or authenticate Codex or Claude; the developer starts the chosen agent with the generated contract.</w:t>
+      </w:r>
+    </w:p>
+    <w:p>
+      <w:pPr>
+        <w:pStyle w:val="ListBullet"/>
+      </w:pPr>
+      <w:r>
         <w:t>No automatic control resizing/reflow is performed.</w:t>
       </w:r>
     </w:p>
@@ -5544,7 +5441,7 @@
       <w:pPr>
         <w:pStyle w:val="Heading1"/>
       </w:pPr>
-      <w:bookmarkStart w:id="29" w:name="_Toc237003182"/>
+      <w:bookmarkStart w:id="29" w:name="_Toc237009646"/>
       <w:r>
         <w:t>19. Documentation Generation</w:t>
       </w:r>
@@ -5559,7 +5456,7 @@
       <w:pPr>
         <w:pStyle w:val="Heading1"/>
       </w:pPr>
-      <w:bookmarkStart w:id="30" w:name="_Toc237003183"/>
+      <w:bookmarkStart w:id="30" w:name="_Toc237009647"/>
       <w:r>
         <w:t>20. Source References</w:t>
       </w:r>
@@ -5586,7 +5483,6 @@
         <w:pStyle w:val="ListBullet"/>
       </w:pPr>
       <w:r>
-        <w:lastRenderedPageBreak/>
         <w:t>Windows CREDENTIAL structure: https://learn.microsoft.com/en-us/windows/win32/api/wincred/ns-wincred-credentialw</w:t>
       </w:r>
     </w:p>
@@ -6028,40 +5924,40 @@
       </w:rPr>
     </w:lvl>
   </w:abstractNum>
-  <w:num w:numId="1" w16cid:durableId="863057343">
+  <w:num w:numId="1" w16cid:durableId="1820229188">
     <w:abstractNumId w:val="8"/>
   </w:num>
-  <w:num w:numId="2" w16cid:durableId="828906464">
+  <w:num w:numId="2" w16cid:durableId="299773959">
     <w:abstractNumId w:val="6"/>
   </w:num>
-  <w:num w:numId="3" w16cid:durableId="45447902">
+  <w:num w:numId="3" w16cid:durableId="1819300345">
     <w:abstractNumId w:val="5"/>
   </w:num>
-  <w:num w:numId="4" w16cid:durableId="1963723668">
+  <w:num w:numId="4" w16cid:durableId="859046140">
     <w:abstractNumId w:val="4"/>
   </w:num>
-  <w:num w:numId="5" w16cid:durableId="1792161673">
+  <w:num w:numId="5" w16cid:durableId="554656325">
     <w:abstractNumId w:val="7"/>
   </w:num>
-  <w:num w:numId="6" w16cid:durableId="1695837501">
+  <w:num w:numId="6" w16cid:durableId="1593274723">
     <w:abstractNumId w:val="3"/>
   </w:num>
-  <w:num w:numId="7" w16cid:durableId="99381016">
+  <w:num w:numId="7" w16cid:durableId="801582366">
     <w:abstractNumId w:val="2"/>
   </w:num>
-  <w:num w:numId="8" w16cid:durableId="1114178383">
+  <w:num w:numId="8" w16cid:durableId="1844591158">
     <w:abstractNumId w:val="1"/>
   </w:num>
-  <w:num w:numId="9" w16cid:durableId="774447203">
+  <w:num w:numId="9" w16cid:durableId="1556965801">
     <w:abstractNumId w:val="0"/>
   </w:num>
-  <w:num w:numId="10" w16cid:durableId="1228227445">
+  <w:num w:numId="10" w16cid:durableId="828785202">
     <w:abstractNumId w:val="7"/>
     <w:lvlOverride w:ilvl="0">
       <w:startOverride w:val="1"/>
     </w:lvlOverride>
   </w:num>
-  <w:num w:numId="11" w16cid:durableId="1702782989">
+  <w:num w:numId="11" w16cid:durableId="214123379">
     <w:abstractNumId w:val="7"/>
     <w:lvlOverride w:ilvl="0">
       <w:startOverride w:val="1"/>
@@ -17488,7 +17384,7 @@
     <w:autoRedefine/>
     <w:uiPriority w:val="39"/>
     <w:unhideWhenUsed/>
-    <w:rsid w:val="00727965"/>
+    <w:rsid w:val="00FE2E4D"/>
     <w:pPr>
       <w:spacing w:after="100"/>
     </w:pPr>
@@ -17500,7 +17396,7 @@
     <w:autoRedefine/>
     <w:uiPriority w:val="39"/>
     <w:unhideWhenUsed/>
-    <w:rsid w:val="00727965"/>
+    <w:rsid w:val="00FE2E4D"/>
     <w:pPr>
       <w:spacing w:after="100"/>
       <w:ind w:left="220"/>
@@ -17511,7 +17407,7 @@
     <w:basedOn w:val="DefaultParagraphFont"/>
     <w:uiPriority w:val="99"/>
     <w:unhideWhenUsed/>
-    <w:rsid w:val="00727965"/>
+    <w:rsid w:val="00FE2E4D"/>
     <w:rPr>
       <w:color w:val="0000FF" w:themeColor="hyperlink"/>
       <w:u w:val="single"/>

--- a/docs/guides/Delphi App Translation Studio Engineering Guide.docx
+++ b/docs/guides/Delphi App Translation Studio Engineering Guide.docx
@@ -13,7 +13,7 @@
           <w:noProof/>
         </w:rPr>
         <w:drawing>
-          <wp:inline distT="0" distB="0" distL="0" distR="0" wp14:anchorId="7F665DA5" wp14:editId="1523707D">
+          <wp:inline distT="0" distB="0" distL="0" distR="0" wp14:anchorId="5BD57C41" wp14:editId="280CABC5">
             <wp:extent cx="1371600" cy="1371600"/>
             <wp:effectExtent l="0" t="0" r="0" b="0"/>
             <wp:docPr id="1" name="Picture 1"/>
@@ -149,7 +149,7 @@
       <w:pPr>
         <w:pStyle w:val="Heading1"/>
       </w:pPr>
-      <w:bookmarkStart w:id="0" w:name="_Toc237009617"/>
+      <w:bookmarkStart w:id="0" w:name="_Toc237016607"/>
       <w:r>
         <w:lastRenderedPageBreak/>
         <w:t>Table of Contents</w:t>
@@ -175,7 +175,7 @@
       <w:r>
         <w:fldChar w:fldCharType="separate"/>
       </w:r>
-      <w:hyperlink w:anchor="_Toc237009617" w:history="1">
+      <w:hyperlink w:anchor="_Toc237016607" w:history="1">
         <w:r>
           <w:rPr>
             <w:rStyle w:val="Hyperlink"/>
@@ -202,7 +202,7 @@
             <w:noProof/>
             <w:webHidden/>
           </w:rPr>
-          <w:instrText xml:space="preserve"> PAGEREF _Toc237009617 \h </w:instrText>
+          <w:instrText xml:space="preserve"> PAGEREF _Toc237016607 \h </w:instrText>
         </w:r>
         <w:r>
           <w:rPr>
@@ -243,7 +243,7 @@
           <w:noProof/>
         </w:rPr>
       </w:pPr>
-      <w:hyperlink w:anchor="_Toc237009618" w:history="1">
+      <w:hyperlink w:anchor="_Toc237016608" w:history="1">
         <w:r>
           <w:rPr>
             <w:rStyle w:val="Hyperlink"/>
@@ -270,7 +270,7 @@
             <w:noProof/>
             <w:webHidden/>
           </w:rPr>
-          <w:instrText xml:space="preserve"> PAGEREF _Toc237009618 \h </w:instrText>
+          <w:instrText xml:space="preserve"> PAGEREF _Toc237016608 \h </w:instrText>
         </w:r>
         <w:r>
           <w:rPr>
@@ -311,7 +311,7 @@
           <w:noProof/>
         </w:rPr>
       </w:pPr>
-      <w:hyperlink w:anchor="_Toc237009619" w:history="1">
+      <w:hyperlink w:anchor="_Toc237016609" w:history="1">
         <w:r>
           <w:rPr>
             <w:rStyle w:val="Hyperlink"/>
@@ -338,7 +338,7 @@
             <w:noProof/>
             <w:webHidden/>
           </w:rPr>
-          <w:instrText xml:space="preserve"> PAGEREF _Toc237009619 \h </w:instrText>
+          <w:instrText xml:space="preserve"> PAGEREF _Toc237016609 \h </w:instrText>
         </w:r>
         <w:r>
           <w:rPr>
@@ -379,7 +379,7 @@
           <w:noProof/>
         </w:rPr>
       </w:pPr>
-      <w:hyperlink w:anchor="_Toc237009620" w:history="1">
+      <w:hyperlink w:anchor="_Toc237016610" w:history="1">
         <w:r>
           <w:rPr>
             <w:rStyle w:val="Hyperlink"/>
@@ -406,7 +406,7 @@
             <w:noProof/>
             <w:webHidden/>
           </w:rPr>
-          <w:instrText xml:space="preserve"> PAGEREF _Toc237009620 \h </w:instrText>
+          <w:instrText xml:space="preserve"> PAGEREF _Toc237016610 \h </w:instrText>
         </w:r>
         <w:r>
           <w:rPr>
@@ -447,7 +447,7 @@
           <w:noProof/>
         </w:rPr>
       </w:pPr>
-      <w:hyperlink w:anchor="_Toc237009621" w:history="1">
+      <w:hyperlink w:anchor="_Toc237016611" w:history="1">
         <w:r>
           <w:rPr>
             <w:rStyle w:val="Hyperlink"/>
@@ -474,7 +474,7 @@
             <w:noProof/>
             <w:webHidden/>
           </w:rPr>
-          <w:instrText xml:space="preserve"> PAGEREF _Toc237009621 \h </w:instrText>
+          <w:instrText xml:space="preserve"> PAGEREF _Toc237016611 \h </w:instrText>
         </w:r>
         <w:r>
           <w:rPr>
@@ -515,7 +515,7 @@
           <w:noProof/>
         </w:rPr>
       </w:pPr>
-      <w:hyperlink w:anchor="_Toc237009622" w:history="1">
+      <w:hyperlink w:anchor="_Toc237016612" w:history="1">
         <w:r>
           <w:rPr>
             <w:rStyle w:val="Hyperlink"/>
@@ -542,7 +542,7 @@
             <w:noProof/>
             <w:webHidden/>
           </w:rPr>
-          <w:instrText xml:space="preserve"> PAGEREF _Toc237009622 \h </w:instrText>
+          <w:instrText xml:space="preserve"> PAGEREF _Toc237016612 \h </w:instrText>
         </w:r>
         <w:r>
           <w:rPr>
@@ -583,7 +583,7 @@
           <w:noProof/>
         </w:rPr>
       </w:pPr>
-      <w:hyperlink w:anchor="_Toc237009623" w:history="1">
+      <w:hyperlink w:anchor="_Toc237016613" w:history="1">
         <w:r>
           <w:rPr>
             <w:rStyle w:val="Hyperlink"/>
@@ -610,7 +610,7 @@
             <w:noProof/>
             <w:webHidden/>
           </w:rPr>
-          <w:instrText xml:space="preserve"> PAGEREF _Toc237009623 \h </w:instrText>
+          <w:instrText xml:space="preserve"> PAGEREF _Toc237016613 \h </w:instrText>
         </w:r>
         <w:r>
           <w:rPr>
@@ -651,7 +651,7 @@
           <w:noProof/>
         </w:rPr>
       </w:pPr>
-      <w:hyperlink w:anchor="_Toc237009624" w:history="1">
+      <w:hyperlink w:anchor="_Toc237016614" w:history="1">
         <w:r>
           <w:rPr>
             <w:rStyle w:val="Hyperlink"/>
@@ -678,7 +678,7 @@
             <w:noProof/>
             <w:webHidden/>
           </w:rPr>
-          <w:instrText xml:space="preserve"> PAGEREF _Toc237009624 \h </w:instrText>
+          <w:instrText xml:space="preserve"> PAGEREF _Toc237016614 \h </w:instrText>
         </w:r>
         <w:r>
           <w:rPr>
@@ -719,7 +719,7 @@
           <w:noProof/>
         </w:rPr>
       </w:pPr>
-      <w:hyperlink w:anchor="_Toc237009625" w:history="1">
+      <w:hyperlink w:anchor="_Toc237016615" w:history="1">
         <w:r>
           <w:rPr>
             <w:rStyle w:val="Hyperlink"/>
@@ -746,7 +746,7 @@
             <w:noProof/>
             <w:webHidden/>
           </w:rPr>
-          <w:instrText xml:space="preserve"> PAGEREF _Toc237009625 \h </w:instrText>
+          <w:instrText xml:space="preserve"> PAGEREF _Toc237016615 \h </w:instrText>
         </w:r>
         <w:r>
           <w:rPr>
@@ -787,7 +787,7 @@
           <w:noProof/>
         </w:rPr>
       </w:pPr>
-      <w:hyperlink w:anchor="_Toc237009626" w:history="1">
+      <w:hyperlink w:anchor="_Toc237016616" w:history="1">
         <w:r>
           <w:rPr>
             <w:rStyle w:val="Hyperlink"/>
@@ -814,7 +814,7 @@
             <w:noProof/>
             <w:webHidden/>
           </w:rPr>
-          <w:instrText xml:space="preserve"> PAGEREF _Toc237009626 \h </w:instrText>
+          <w:instrText xml:space="preserve"> PAGEREF _Toc237016616 \h </w:instrText>
         </w:r>
         <w:r>
           <w:rPr>
@@ -855,7 +855,7 @@
           <w:noProof/>
         </w:rPr>
       </w:pPr>
-      <w:hyperlink w:anchor="_Toc237009627" w:history="1">
+      <w:hyperlink w:anchor="_Toc237016617" w:history="1">
         <w:r>
           <w:rPr>
             <w:rStyle w:val="Hyperlink"/>
@@ -882,7 +882,7 @@
             <w:noProof/>
             <w:webHidden/>
           </w:rPr>
-          <w:instrText xml:space="preserve"> PAGEREF _Toc237009627 \h </w:instrText>
+          <w:instrText xml:space="preserve"> PAGEREF _Toc237016617 \h </w:instrText>
         </w:r>
         <w:r>
           <w:rPr>
@@ -923,7 +923,7 @@
           <w:noProof/>
         </w:rPr>
       </w:pPr>
-      <w:hyperlink w:anchor="_Toc237009628" w:history="1">
+      <w:hyperlink w:anchor="_Toc237016618" w:history="1">
         <w:r>
           <w:rPr>
             <w:rStyle w:val="Hyperlink"/>
@@ -950,7 +950,7 @@
             <w:noProof/>
             <w:webHidden/>
           </w:rPr>
-          <w:instrText xml:space="preserve"> PAGEREF _Toc237009628 \h </w:instrText>
+          <w:instrText xml:space="preserve"> PAGEREF _Toc237016618 \h </w:instrText>
         </w:r>
         <w:r>
           <w:rPr>
@@ -991,13 +991,13 @@
           <w:noProof/>
         </w:rPr>
       </w:pPr>
-      <w:hyperlink w:anchor="_Toc237009629" w:history="1">
+      <w:hyperlink w:anchor="_Toc237016619" w:history="1">
         <w:r>
           <w:rPr>
             <w:rStyle w:val="Hyperlink"/>
             <w:noProof/>
           </w:rPr>
-          <w:t>7. Provider Settings and Secret Storage</w:t>
+          <w:t>7. Agent Execution, Provider Settings, and Secret Storage</w:t>
         </w:r>
         <w:r>
           <w:rPr>
@@ -1018,7 +1018,7 @@
             <w:noProof/>
             <w:webHidden/>
           </w:rPr>
-          <w:instrText xml:space="preserve"> PAGEREF _Toc237009629 \h </w:instrText>
+          <w:instrText xml:space="preserve"> PAGEREF _Toc237016619 \h </w:instrText>
         </w:r>
         <w:r>
           <w:rPr>
@@ -1059,7 +1059,7 @@
           <w:noProof/>
         </w:rPr>
       </w:pPr>
-      <w:hyperlink w:anchor="_Toc237009630" w:history="1">
+      <w:hyperlink w:anchor="_Toc237016620" w:history="1">
         <w:r>
           <w:rPr>
             <w:rStyle w:val="Hyperlink"/>
@@ -1086,7 +1086,7 @@
             <w:noProof/>
             <w:webHidden/>
           </w:rPr>
-          <w:instrText xml:space="preserve"> PAGEREF _Toc237009630 \h </w:instrText>
+          <w:instrText xml:space="preserve"> PAGEREF _Toc237016620 \h </w:instrText>
         </w:r>
         <w:r>
           <w:rPr>
@@ -1106,7 +1106,7 @@
             <w:noProof/>
             <w:webHidden/>
           </w:rPr>
-          <w:t>5</w:t>
+          <w:t>6</w:t>
         </w:r>
         <w:r>
           <w:rPr>
@@ -1127,7 +1127,7 @@
           <w:noProof/>
         </w:rPr>
       </w:pPr>
-      <w:hyperlink w:anchor="_Toc237009631" w:history="1">
+      <w:hyperlink w:anchor="_Toc237016621" w:history="1">
         <w:r>
           <w:rPr>
             <w:rStyle w:val="Hyperlink"/>
@@ -1154,7 +1154,7 @@
             <w:noProof/>
             <w:webHidden/>
           </w:rPr>
-          <w:instrText xml:space="preserve"> PAGEREF _Toc237009631 \h </w:instrText>
+          <w:instrText xml:space="preserve"> PAGEREF _Toc237016621 \h </w:instrText>
         </w:r>
         <w:r>
           <w:rPr>
@@ -1195,7 +1195,7 @@
           <w:noProof/>
         </w:rPr>
       </w:pPr>
-      <w:hyperlink w:anchor="_Toc237009632" w:history="1">
+      <w:hyperlink w:anchor="_Toc237016622" w:history="1">
         <w:r>
           <w:rPr>
             <w:rStyle w:val="Hyperlink"/>
@@ -1222,7 +1222,7 @@
             <w:noProof/>
             <w:webHidden/>
           </w:rPr>
-          <w:instrText xml:space="preserve"> PAGEREF _Toc237009632 \h </w:instrText>
+          <w:instrText xml:space="preserve"> PAGEREF _Toc237016622 \h </w:instrText>
         </w:r>
         <w:r>
           <w:rPr>
@@ -1263,7 +1263,7 @@
           <w:noProof/>
         </w:rPr>
       </w:pPr>
-      <w:hyperlink w:anchor="_Toc237009633" w:history="1">
+      <w:hyperlink w:anchor="_Toc237016623" w:history="1">
         <w:r>
           <w:rPr>
             <w:rStyle w:val="Hyperlink"/>
@@ -1290,7 +1290,7 @@
             <w:noProof/>
             <w:webHidden/>
           </w:rPr>
-          <w:instrText xml:space="preserve"> PAGEREF _Toc237009633 \h </w:instrText>
+          <w:instrText xml:space="preserve"> PAGEREF _Toc237016623 \h </w:instrText>
         </w:r>
         <w:r>
           <w:rPr>
@@ -1310,7 +1310,7 @@
             <w:noProof/>
             <w:webHidden/>
           </w:rPr>
-          <w:t>6</w:t>
+          <w:t>7</w:t>
         </w:r>
         <w:r>
           <w:rPr>
@@ -1331,7 +1331,7 @@
           <w:noProof/>
         </w:rPr>
       </w:pPr>
-      <w:hyperlink w:anchor="_Toc237009634" w:history="1">
+      <w:hyperlink w:anchor="_Toc237016624" w:history="1">
         <w:r>
           <w:rPr>
             <w:rStyle w:val="Hyperlink"/>
@@ -1358,7 +1358,7 @@
             <w:noProof/>
             <w:webHidden/>
           </w:rPr>
-          <w:instrText xml:space="preserve"> PAGEREF _Toc237009634 \h </w:instrText>
+          <w:instrText xml:space="preserve"> PAGEREF _Toc237016624 \h </w:instrText>
         </w:r>
         <w:r>
           <w:rPr>
@@ -1378,7 +1378,7 @@
             <w:noProof/>
             <w:webHidden/>
           </w:rPr>
-          <w:t>7</w:t>
+          <w:t>8</w:t>
         </w:r>
         <w:r>
           <w:rPr>
@@ -1399,7 +1399,7 @@
           <w:noProof/>
         </w:rPr>
       </w:pPr>
-      <w:hyperlink w:anchor="_Toc237009635" w:history="1">
+      <w:hyperlink w:anchor="_Toc237016625" w:history="1">
         <w:r>
           <w:rPr>
             <w:rStyle w:val="Hyperlink"/>
@@ -1426,7 +1426,7 @@
             <w:noProof/>
             <w:webHidden/>
           </w:rPr>
-          <w:instrText xml:space="preserve"> PAGEREF _Toc237009635 \h </w:instrText>
+          <w:instrText xml:space="preserve"> PAGEREF _Toc237016625 \h </w:instrText>
         </w:r>
         <w:r>
           <w:rPr>
@@ -1467,7 +1467,7 @@
           <w:noProof/>
         </w:rPr>
       </w:pPr>
-      <w:hyperlink w:anchor="_Toc237009636" w:history="1">
+      <w:hyperlink w:anchor="_Toc237016626" w:history="1">
         <w:r>
           <w:rPr>
             <w:rStyle w:val="Hyperlink"/>
@@ -1494,7 +1494,7 @@
             <w:noProof/>
             <w:webHidden/>
           </w:rPr>
-          <w:instrText xml:space="preserve"> PAGEREF _Toc237009636 \h </w:instrText>
+          <w:instrText xml:space="preserve"> PAGEREF _Toc237016626 \h </w:instrText>
         </w:r>
         <w:r>
           <w:rPr>
@@ -1535,7 +1535,7 @@
           <w:noProof/>
         </w:rPr>
       </w:pPr>
-      <w:hyperlink w:anchor="_Toc237009637" w:history="1">
+      <w:hyperlink w:anchor="_Toc237016627" w:history="1">
         <w:r>
           <w:rPr>
             <w:rStyle w:val="Hyperlink"/>
@@ -1562,7 +1562,7 @@
             <w:noProof/>
             <w:webHidden/>
           </w:rPr>
-          <w:instrText xml:space="preserve"> PAGEREF _Toc237009637 \h </w:instrText>
+          <w:instrText xml:space="preserve"> PAGEREF _Toc237016627 \h </w:instrText>
         </w:r>
         <w:r>
           <w:rPr>
@@ -1603,7 +1603,7 @@
           <w:noProof/>
         </w:rPr>
       </w:pPr>
-      <w:hyperlink w:anchor="_Toc237009638" w:history="1">
+      <w:hyperlink w:anchor="_Toc237016628" w:history="1">
         <w:r>
           <w:rPr>
             <w:rStyle w:val="Hyperlink"/>
@@ -1630,7 +1630,7 @@
             <w:noProof/>
             <w:webHidden/>
           </w:rPr>
-          <w:instrText xml:space="preserve"> PAGEREF _Toc237009638 \h </w:instrText>
+          <w:instrText xml:space="preserve"> PAGEREF _Toc237016628 \h </w:instrText>
         </w:r>
         <w:r>
           <w:rPr>
@@ -1650,7 +1650,7 @@
             <w:noProof/>
             <w:webHidden/>
           </w:rPr>
-          <w:t>8</w:t>
+          <w:t>9</w:t>
         </w:r>
         <w:r>
           <w:rPr>
@@ -1671,7 +1671,7 @@
           <w:noProof/>
         </w:rPr>
       </w:pPr>
-      <w:hyperlink w:anchor="_Toc237009639" w:history="1">
+      <w:hyperlink w:anchor="_Toc237016629" w:history="1">
         <w:r>
           <w:rPr>
             <w:rStyle w:val="Hyperlink"/>
@@ -1698,7 +1698,7 @@
             <w:noProof/>
             <w:webHidden/>
           </w:rPr>
-          <w:instrText xml:space="preserve"> PAGEREF _Toc237009639 \h </w:instrText>
+          <w:instrText xml:space="preserve"> PAGEREF _Toc237016629 \h </w:instrText>
         </w:r>
         <w:r>
           <w:rPr>
@@ -1739,7 +1739,7 @@
           <w:noProof/>
         </w:rPr>
       </w:pPr>
-      <w:hyperlink w:anchor="_Toc237009640" w:history="1">
+      <w:hyperlink w:anchor="_Toc237016630" w:history="1">
         <w:r>
           <w:rPr>
             <w:rStyle w:val="Hyperlink"/>
@@ -1766,7 +1766,7 @@
             <w:noProof/>
             <w:webHidden/>
           </w:rPr>
-          <w:instrText xml:space="preserve"> PAGEREF _Toc237009640 \h </w:instrText>
+          <w:instrText xml:space="preserve"> PAGEREF _Toc237016630 \h </w:instrText>
         </w:r>
         <w:r>
           <w:rPr>
@@ -1807,7 +1807,7 @@
           <w:noProof/>
         </w:rPr>
       </w:pPr>
-      <w:hyperlink w:anchor="_Toc237009641" w:history="1">
+      <w:hyperlink w:anchor="_Toc237016631" w:history="1">
         <w:r>
           <w:rPr>
             <w:rStyle w:val="Hyperlink"/>
@@ -1834,7 +1834,7 @@
             <w:noProof/>
             <w:webHidden/>
           </w:rPr>
-          <w:instrText xml:space="preserve"> PAGEREF _Toc237009641 \h </w:instrText>
+          <w:instrText xml:space="preserve"> PAGEREF _Toc237016631 \h </w:instrText>
         </w:r>
         <w:r>
           <w:rPr>
@@ -1854,7 +1854,7 @@
             <w:noProof/>
             <w:webHidden/>
           </w:rPr>
-          <w:t>9</w:t>
+          <w:t>10</w:t>
         </w:r>
         <w:r>
           <w:rPr>
@@ -1875,7 +1875,7 @@
           <w:noProof/>
         </w:rPr>
       </w:pPr>
-      <w:hyperlink w:anchor="_Toc237009642" w:history="1">
+      <w:hyperlink w:anchor="_Toc237016632" w:history="1">
         <w:r>
           <w:rPr>
             <w:rStyle w:val="Hyperlink"/>
@@ -1902,7 +1902,7 @@
             <w:noProof/>
             <w:webHidden/>
           </w:rPr>
-          <w:instrText xml:space="preserve"> PAGEREF _Toc237009642 \h </w:instrText>
+          <w:instrText xml:space="preserve"> PAGEREF _Toc237016632 \h </w:instrText>
         </w:r>
         <w:r>
           <w:rPr>
@@ -1943,7 +1943,7 @@
           <w:noProof/>
         </w:rPr>
       </w:pPr>
-      <w:hyperlink w:anchor="_Toc237009643" w:history="1">
+      <w:hyperlink w:anchor="_Toc237016633" w:history="1">
         <w:r>
           <w:rPr>
             <w:rStyle w:val="Hyperlink"/>
@@ -1970,7 +1970,7 @@
             <w:noProof/>
             <w:webHidden/>
           </w:rPr>
-          <w:instrText xml:space="preserve"> PAGEREF _Toc237009643 \h </w:instrText>
+          <w:instrText xml:space="preserve"> PAGEREF _Toc237016633 \h </w:instrText>
         </w:r>
         <w:r>
           <w:rPr>
@@ -1990,7 +1990,7 @@
             <w:noProof/>
             <w:webHidden/>
           </w:rPr>
-          <w:t>10</w:t>
+          <w:t>11</w:t>
         </w:r>
         <w:r>
           <w:rPr>
@@ -2011,7 +2011,7 @@
           <w:noProof/>
         </w:rPr>
       </w:pPr>
-      <w:hyperlink w:anchor="_Toc237009644" w:history="1">
+      <w:hyperlink w:anchor="_Toc237016634" w:history="1">
         <w:r>
           <w:rPr>
             <w:rStyle w:val="Hyperlink"/>
@@ -2038,7 +2038,7 @@
             <w:noProof/>
             <w:webHidden/>
           </w:rPr>
-          <w:instrText xml:space="preserve"> PAGEREF _Toc237009644 \h </w:instrText>
+          <w:instrText xml:space="preserve"> PAGEREF _Toc237016634 \h </w:instrText>
         </w:r>
         <w:r>
           <w:rPr>
@@ -2079,7 +2079,7 @@
           <w:noProof/>
         </w:rPr>
       </w:pPr>
-      <w:hyperlink w:anchor="_Toc237009645" w:history="1">
+      <w:hyperlink w:anchor="_Toc237016635" w:history="1">
         <w:r>
           <w:rPr>
             <w:rStyle w:val="Hyperlink"/>
@@ -2106,7 +2106,7 @@
             <w:noProof/>
             <w:webHidden/>
           </w:rPr>
-          <w:instrText xml:space="preserve"> PAGEREF _Toc237009645 \h </w:instrText>
+          <w:instrText xml:space="preserve"> PAGEREF _Toc237016635 \h </w:instrText>
         </w:r>
         <w:r>
           <w:rPr>
@@ -2147,7 +2147,7 @@
           <w:noProof/>
         </w:rPr>
       </w:pPr>
-      <w:hyperlink w:anchor="_Toc237009646" w:history="1">
+      <w:hyperlink w:anchor="_Toc237016636" w:history="1">
         <w:r>
           <w:rPr>
             <w:rStyle w:val="Hyperlink"/>
@@ -2174,7 +2174,7 @@
             <w:noProof/>
             <w:webHidden/>
           </w:rPr>
-          <w:instrText xml:space="preserve"> PAGEREF _Toc237009646 \h </w:instrText>
+          <w:instrText xml:space="preserve"> PAGEREF _Toc237016636 \h </w:instrText>
         </w:r>
         <w:r>
           <w:rPr>
@@ -2215,7 +2215,7 @@
           <w:noProof/>
         </w:rPr>
       </w:pPr>
-      <w:hyperlink w:anchor="_Toc237009647" w:history="1">
+      <w:hyperlink w:anchor="_Toc237016637" w:history="1">
         <w:r>
           <w:rPr>
             <w:rStyle w:val="Hyperlink"/>
@@ -2242,7 +2242,7 @@
             <w:noProof/>
             <w:webHidden/>
           </w:rPr>
-          <w:instrText xml:space="preserve"> PAGEREF _Toc237009647 \h </w:instrText>
+          <w:instrText xml:space="preserve"> PAGEREF _Toc237016637 \h </w:instrText>
         </w:r>
         <w:r>
           <w:rPr>
@@ -2295,7 +2295,7 @@
       <w:pPr>
         <w:pStyle w:val="Heading1"/>
       </w:pPr>
-      <w:bookmarkStart w:id="1" w:name="_Toc237009618"/>
+      <w:bookmarkStart w:id="1" w:name="_Toc237016608"/>
       <w:r>
         <w:lastRenderedPageBreak/>
         <w:t>1. Product Scope and Invariants</w:t>
@@ -2364,7 +2364,7 @@
       <w:pPr>
         <w:pStyle w:val="Heading1"/>
       </w:pPr>
-      <w:bookmarkStart w:id="2" w:name="_Toc237009619"/>
+      <w:bookmarkStart w:id="2" w:name="_Toc237016609"/>
       <w:r>
         <w:t>2. Repository and Build Layout</w:t>
       </w:r>
@@ -2473,7 +2473,7 @@
           </w:tcPr>
           <w:p>
             <w:r>
-              <w:t>source\scan</w:t>
+              <w:t>source\agent</w:t>
             </w:r>
           </w:p>
         </w:tc>
@@ -2487,6 +2487,39 @@
               <w:cnfStyle w:val="000000000000" w:firstRow="0" w:lastRow="0" w:firstColumn="0" w:lastColumn="0" w:oddVBand="0" w:evenVBand="0" w:oddHBand="0" w:evenHBand="0" w:firstRowFirstColumn="0" w:firstRowLastColumn="0" w:lastRowFirstColumn="0" w:lastRowLastColumn="0"/>
             </w:pPr>
             <w:r>
+              <w:t>Installed Codex/Claude command settings, detection, process execution, logging, and cancellation.</w:t>
+            </w:r>
+          </w:p>
+        </w:tc>
+      </w:tr>
+      <w:tr>
+        <w:trPr>
+          <w:cnfStyle w:val="000000100000" w:firstRow="0" w:lastRow="0" w:firstColumn="0" w:lastColumn="0" w:oddVBand="0" w:evenVBand="0" w:oddHBand="1" w:evenHBand="0" w:firstRowFirstColumn="0" w:firstRowLastColumn="0" w:lastRowFirstColumn="0" w:lastRowLastColumn="0"/>
+          <w:cantSplit/>
+          <w:jc w:val="center"/>
+        </w:trPr>
+        <w:tc>
+          <w:tcPr>
+            <w:cnfStyle w:val="001000000000" w:firstRow="0" w:lastRow="0" w:firstColumn="1" w:lastColumn="0" w:oddVBand="0" w:evenVBand="0" w:oddHBand="0" w:evenHBand="0" w:firstRowFirstColumn="0" w:firstRowLastColumn="0" w:lastRowFirstColumn="0" w:lastRowLastColumn="0"/>
+            <w:tcW w:w="2700" w:type="dxa"/>
+            <w:vAlign w:val="center"/>
+          </w:tcPr>
+          <w:p>
+            <w:r>
+              <w:t>source\scan</w:t>
+            </w:r>
+          </w:p>
+        </w:tc>
+        <w:tc>
+          <w:tcPr>
+            <w:tcW w:w="6660" w:type="dxa"/>
+            <w:vAlign w:val="center"/>
+          </w:tcPr>
+          <w:p>
+            <w:pPr>
+              <w:cnfStyle w:val="000000100000" w:firstRow="0" w:lastRow="0" w:firstColumn="0" w:lastColumn="0" w:oddVBand="0" w:evenVBand="0" w:oddHBand="1" w:evenHBand="0" w:firstRowFirstColumn="0" w:firstRowLastColumn="0" w:lastRowFirstColumn="0" w:lastRowLastColumn="0"/>
+            </w:pPr>
+            <w:r>
               <w:t>VCL/FMX form text, Pascal resourcestrings, extraction rules, diagnostics, incremental merge.</w:t>
             </w:r>
           </w:p>
@@ -2494,7 +2527,6 @@
       </w:tr>
       <w:tr>
         <w:trPr>
-          <w:cnfStyle w:val="000000100000" w:firstRow="0" w:lastRow="0" w:firstColumn="0" w:lastColumn="0" w:oddVBand="0" w:evenVBand="0" w:oddHBand="1" w:evenHBand="0" w:firstRowFirstColumn="0" w:firstRowLastColumn="0" w:lastRowFirstColumn="0" w:lastRowLastColumn="0"/>
           <w:cantSplit/>
           <w:jc w:val="center"/>
         </w:trPr>
@@ -2517,7 +2549,7 @@
           </w:tcPr>
           <w:p>
             <w:pPr>
-              <w:cnfStyle w:val="000000100000" w:firstRow="0" w:lastRow="0" w:firstColumn="0" w:lastColumn="0" w:oddVBand="0" w:evenVBand="0" w:oddHBand="1" w:evenHBand="0" w:firstRowFirstColumn="0" w:firstRowLastColumn="0" w:lastRowFirstColumn="0" w:lastRowLastColumn="0"/>
+              <w:cnfStyle w:val="000000000000" w:firstRow="0" w:lastRow="0" w:firstColumn="0" w:lastColumn="0" w:oddVBand="0" w:evenVBand="0" w:oddHBand="0" w:evenHBand="0" w:firstRowFirstColumn="0" w:firstRowLastColumn="0" w:lastRowFirstColumn="0" w:lastRowLastColumn="0"/>
             </w:pPr>
             <w:r>
               <w:t>Catalog safety and completeness checks.</w:t>
@@ -2527,6 +2559,7 @@
       </w:tr>
       <w:tr>
         <w:trPr>
+          <w:cnfStyle w:val="000000100000" w:firstRow="0" w:lastRow="0" w:firstColumn="0" w:lastColumn="0" w:oddVBand="0" w:evenVBand="0" w:oddHBand="1" w:evenHBand="0" w:firstRowFirstColumn="0" w:firstRowLastColumn="0" w:lastRowFirstColumn="0" w:lastRowLastColumn="0"/>
           <w:cantSplit/>
           <w:jc w:val="center"/>
         </w:trPr>
@@ -2549,7 +2582,7 @@
           </w:tcPr>
           <w:p>
             <w:pPr>
-              <w:cnfStyle w:val="000000000000" w:firstRow="0" w:lastRow="0" w:firstColumn="0" w:lastColumn="0" w:oddVBand="0" w:evenVBand="0" w:oddHBand="0" w:evenHBand="0" w:firstRowFirstColumn="0" w:firstRowLastColumn="0" w:lastRowFirstColumn="0" w:lastRowLastColumn="0"/>
+              <w:cnfStyle w:val="000000100000" w:firstRow="0" w:lastRow="0" w:firstColumn="0" w:lastColumn="0" w:oddVBand="0" w:evenVBand="0" w:oddHBand="1" w:evenHBand="0" w:firstRowFirstColumn="0" w:firstRowLastColumn="0" w:lastRowFirstColumn="0" w:lastRowLastColumn="0"/>
             </w:pPr>
             <w:r>
               <w:t>Provider types/settings, Credential Manager, DeepL/Google HTTPS client.</w:t>
@@ -2559,7 +2592,6 @@
       </w:tr>
       <w:tr>
         <w:trPr>
-          <w:cnfStyle w:val="000000100000" w:firstRow="0" w:lastRow="0" w:firstColumn="0" w:lastColumn="0" w:oddVBand="0" w:evenVBand="0" w:oddHBand="1" w:evenHBand="0" w:firstRowFirstColumn="0" w:firstRowLastColumn="0" w:lastRowFirstColumn="0" w:lastRowLastColumn="0"/>
           <w:cantSplit/>
           <w:jc w:val="center"/>
         </w:trPr>
@@ -2582,7 +2614,7 @@
           </w:tcPr>
           <w:p>
             <w:pPr>
-              <w:cnfStyle w:val="000000100000" w:firstRow="0" w:lastRow="0" w:firstColumn="0" w:lastColumn="0" w:oddVBand="0" w:evenVBand="0" w:oddHBand="1" w:evenHBand="0" w:firstRowFirstColumn="0" w:firstRowLastColumn="0" w:lastRowFirstColumn="0" w:lastRowLastColumn="0"/>
+              <w:cnfStyle w:val="000000000000" w:firstRow="0" w:lastRow="0" w:firstColumn="0" w:lastColumn="0" w:oddVBand="0" w:evenVBand="0" w:oddHBand="0" w:evenHBand="0" w:firstRowFirstColumn="0" w:firstRowLastColumn="0" w:lastRowFirstColumn="0" w:lastRowLastColumn="0"/>
             </w:pPr>
             <w:r>
               <w:t>Pack discovery/loading, preference, manager, VCL and FMX applicators.</w:t>
@@ -2592,6 +2624,7 @@
       </w:tr>
       <w:tr>
         <w:trPr>
+          <w:cnfStyle w:val="000000100000" w:firstRow="0" w:lastRow="0" w:firstColumn="0" w:lastColumn="0" w:oddVBand="0" w:evenVBand="0" w:oddHBand="1" w:evenHBand="0" w:firstRowFirstColumn="0" w:firstRowLastColumn="0" w:lastRowFirstColumn="0" w:lastRowLastColumn="0"/>
           <w:cantSplit/>
           <w:jc w:val="center"/>
         </w:trPr>
@@ -2603,6 +2636,7 @@
           </w:tcPr>
           <w:p>
             <w:r>
+              <w:lastRenderedPageBreak/>
               <w:t>source\integration</w:t>
             </w:r>
           </w:p>
@@ -2614,7 +2648,7 @@
           </w:tcPr>
           <w:p>
             <w:pPr>
-              <w:cnfStyle w:val="000000000000" w:firstRow="0" w:lastRow="0" w:firstColumn="0" w:lastColumn="0" w:oddVBand="0" w:evenVBand="0" w:oddHBand="0" w:evenHBand="0" w:firstRowFirstColumn="0" w:firstRowLastColumn="0" w:lastRowFirstColumn="0" w:lastRowLastColumn="0"/>
+              <w:cnfStyle w:val="000000100000" w:firstRow="0" w:lastRow="0" w:firstColumn="0" w:lastColumn="0" w:oddVBand="0" w:evenVBand="0" w:oddHBand="1" w:evenHBand="0" w:firstRowFirstColumn="0" w:firstRowLastColumn="0" w:lastRowFirstColumn="0" w:lastRowLastColumn="0"/>
             </w:pPr>
             <w:r>
               <w:t>Plan, resource/source rewriting, change sets, transaction, package generation.</w:t>
@@ -2624,7 +2658,6 @@
       </w:tr>
       <w:tr>
         <w:trPr>
-          <w:cnfStyle w:val="000000100000" w:firstRow="0" w:lastRow="0" w:firstColumn="0" w:lastColumn="0" w:oddVBand="0" w:evenVBand="0" w:oddHBand="1" w:evenHBand="0" w:firstRowFirstColumn="0" w:firstRowLastColumn="0" w:lastRowFirstColumn="0" w:lastRowLastColumn="0"/>
           <w:cantSplit/>
           <w:jc w:val="center"/>
         </w:trPr>
@@ -2647,7 +2680,7 @@
           </w:tcPr>
           <w:p>
             <w:pPr>
-              <w:cnfStyle w:val="000000100000" w:firstRow="0" w:lastRow="0" w:firstColumn="0" w:lastColumn="0" w:oddVBand="0" w:evenVBand="0" w:oddHBand="1" w:evenHBand="0" w:firstRowFirstColumn="0" w:firstRowLastColumn="0" w:lastRowFirstColumn="0" w:lastRowLastColumn="0"/>
+              <w:cnfStyle w:val="000000000000" w:firstRow="0" w:lastRow="0" w:firstColumn="0" w:lastColumn="0" w:oddVBand="0" w:evenVBand="0" w:oddHBand="0" w:evenHBand="0" w:firstRowFirstColumn="0" w:firstRowLastColumn="0" w:lastRowFirstColumn="0" w:lastRowLastColumn="0"/>
             </w:pPr>
             <w:r>
               <w:t>Designer-authored FMX UI and Studio self-localization.</w:t>
@@ -2657,6 +2690,7 @@
       </w:tr>
       <w:tr>
         <w:trPr>
+          <w:cnfStyle w:val="000000100000" w:firstRow="0" w:lastRow="0" w:firstColumn="0" w:lastColumn="0" w:oddVBand="0" w:evenVBand="0" w:oddHBand="1" w:evenHBand="0" w:firstRowFirstColumn="0" w:firstRowLastColumn="0" w:lastRowFirstColumn="0" w:lastRowLastColumn="0"/>
           <w:cantSplit/>
           <w:jc w:val="center"/>
         </w:trPr>
@@ -2668,7 +2702,6 @@
           </w:tcPr>
           <w:p>
             <w:r>
-              <w:lastRenderedPageBreak/>
               <w:t>source\schemas</w:t>
             </w:r>
           </w:p>
@@ -2680,7 +2713,7 @@
           </w:tcPr>
           <w:p>
             <w:pPr>
-              <w:cnfStyle w:val="000000000000" w:firstRow="0" w:lastRow="0" w:firstColumn="0" w:lastColumn="0" w:oddVBand="0" w:evenVBand="0" w:oddHBand="0" w:evenHBand="0" w:firstRowFirstColumn="0" w:firstRowLastColumn="0" w:lastRowFirstColumn="0" w:lastRowLastColumn="0"/>
+              <w:cnfStyle w:val="000000100000" w:firstRow="0" w:lastRow="0" w:firstColumn="0" w:lastColumn="0" w:oddVBand="0" w:evenVBand="0" w:oddHBand="1" w:evenHBand="0" w:firstRowFirstColumn="0" w:firstRowLastColumn="0" w:lastRowFirstColumn="0" w:lastRowLastColumn="0"/>
             </w:pPr>
             <w:r>
               <w:t>Development and runtime JSON Schemas.</w:t>
@@ -2690,7 +2723,6 @@
       </w:tr>
       <w:tr>
         <w:trPr>
-          <w:cnfStyle w:val="000000100000" w:firstRow="0" w:lastRow="0" w:firstColumn="0" w:lastColumn="0" w:oddVBand="0" w:evenVBand="0" w:oddHBand="1" w:evenHBand="0" w:firstRowFirstColumn="0" w:firstRowLastColumn="0" w:lastRowFirstColumn="0" w:lastRowLastColumn="0"/>
           <w:cantSplit/>
           <w:jc w:val="center"/>
         </w:trPr>
@@ -2713,7 +2745,7 @@
           </w:tcPr>
           <w:p>
             <w:pPr>
-              <w:cnfStyle w:val="000000100000" w:firstRow="0" w:lastRow="0" w:firstColumn="0" w:lastColumn="0" w:oddVBand="0" w:evenVBand="0" w:oddHBand="1" w:evenHBand="0" w:firstRowFirstColumn="0" w:firstRowLastColumn="0" w:lastRowFirstColumn="0" w:lastRowLastColumn="0"/>
+              <w:cnfStyle w:val="000000000000" w:firstRow="0" w:lastRow="0" w:firstColumn="0" w:lastColumn="0" w:oddVBand="0" w:evenVBand="0" w:oddHBand="0" w:evenHBand="0" w:firstRowFirstColumn="0" w:firstRowLastColumn="0" w:lastRowFirstColumn="0" w:lastRowLastColumn="0"/>
             </w:pPr>
             <w:r>
               <w:t>Foundation, runtime, integration, form-streaming, launch, and self-localization smoke tests.</w:t>
@@ -2723,6 +2755,7 @@
       </w:tr>
       <w:tr>
         <w:trPr>
+          <w:cnfStyle w:val="000000100000" w:firstRow="0" w:lastRow="0" w:firstColumn="0" w:lastColumn="0" w:oddVBand="0" w:evenVBand="0" w:oddHBand="1" w:evenHBand="0" w:firstRowFirstColumn="0" w:firstRowLastColumn="0" w:lastRowFirstColumn="0" w:lastRowLastColumn="0"/>
           <w:cantSplit/>
           <w:jc w:val="center"/>
         </w:trPr>
@@ -2745,7 +2778,7 @@
           </w:tcPr>
           <w:p>
             <w:pPr>
-              <w:cnfStyle w:val="000000000000" w:firstRow="0" w:lastRow="0" w:firstColumn="0" w:lastColumn="0" w:oddVBand="0" w:evenVBand="0" w:oddHBand="0" w:evenHBand="0" w:firstRowFirstColumn="0" w:firstRowLastColumn="0" w:lastRowFirstColumn="0" w:lastRowLastColumn="0"/>
+              <w:cnfStyle w:val="000000100000" w:firstRow="0" w:lastRow="0" w:firstColumn="0" w:lastColumn="0" w:oddVBand="0" w:evenVBand="0" w:oddHBand="1" w:evenHBand="0" w:firstRowFirstColumn="0" w:firstRowLastColumn="0" w:lastRowFirstColumn="0" w:lastRowLastColumn="0"/>
             </w:pPr>
             <w:r>
               <w:t>Product documentation, help source, and safe fixtures.</w:t>
@@ -2758,7 +2791,7 @@
       <w:pPr>
         <w:pStyle w:val="Heading2"/>
       </w:pPr>
-      <w:bookmarkStart w:id="3" w:name="_Toc237009620"/>
+      <w:bookmarkStart w:id="3" w:name="_Toc237016610"/>
       <w:r>
         <w:t>2.1 Toolchain</w:t>
       </w:r>
@@ -2792,7 +2825,7 @@
       <w:pPr>
         <w:pStyle w:val="Heading1"/>
       </w:pPr>
-      <w:bookmarkStart w:id="4" w:name="_Toc237009621"/>
+      <w:bookmarkStart w:id="4" w:name="_Toc237016611"/>
       <w:r>
         <w:t>3. System Architecture</w:t>
       </w:r>
@@ -3119,6 +3152,7 @@
           </w:tcPr>
           <w:p>
             <w:r>
+              <w:lastRenderedPageBreak/>
               <w:t>Integration</w:t>
             </w:r>
           </w:p>
@@ -3166,7 +3200,6 @@
           </w:tcPr>
           <w:p>
             <w:r>
-              <w:lastRenderedPageBreak/>
               <w:t>Runtime</w:t>
             </w:r>
           </w:p>
@@ -3205,7 +3238,7 @@
       <w:pPr>
         <w:pStyle w:val="Heading1"/>
       </w:pPr>
-      <w:bookmarkStart w:id="5" w:name="_Toc237009622"/>
+      <w:bookmarkStart w:id="5" w:name="_Toc237016612"/>
       <w:r>
         <w:t>4. Core Data Model and JSON</w:t>
       </w:r>
@@ -3220,7 +3253,7 @@
       <w:pPr>
         <w:pStyle w:val="Heading2"/>
       </w:pPr>
-      <w:bookmarkStart w:id="6" w:name="_Toc237009623"/>
+      <w:bookmarkStart w:id="6" w:name="_Toc237016613"/>
       <w:r>
         <w:t>4.1 Stable keys</w:t>
       </w:r>
@@ -3262,7 +3295,7 @@
       <w:pPr>
         <w:pStyle w:val="Heading2"/>
       </w:pPr>
-      <w:bookmarkStart w:id="7" w:name="_Toc237009624"/>
+      <w:bookmarkStart w:id="7" w:name="_Toc237016614"/>
       <w:r>
         <w:t>4.2 Development catalog</w:t>
       </w:r>
@@ -3325,7 +3358,7 @@
       <w:pPr>
         <w:pStyle w:val="Heading2"/>
       </w:pPr>
-      <w:bookmarkStart w:id="8" w:name="_Toc237009625"/>
+      <w:bookmarkStart w:id="8" w:name="_Toc237016615"/>
       <w:r>
         <w:t>4.3 Runtime pack</w:t>
       </w:r>
@@ -3372,6 +3405,7 @@
     </w:p>
     <w:p>
       <w:r>
+        <w:lastRenderedPageBreak/>
         <w:t>The schema files are source\schemas\development-project.schema.json and runtime-language-pack.schema.json. Changes require schema-version handling, round-trip fixtures, and compatibility notes.</w:t>
       </w:r>
     </w:p>
@@ -3379,9 +3413,8 @@
       <w:pPr>
         <w:pStyle w:val="Heading1"/>
       </w:pPr>
-      <w:bookmarkStart w:id="9" w:name="_Toc237009626"/>
-      <w:r>
-        <w:lastRenderedPageBreak/>
+      <w:bookmarkStart w:id="9" w:name="_Toc237016616"/>
+      <w:r>
         <w:t>5. Project Detection and Scanning</w:t>
       </w:r>
       <w:bookmarkEnd w:id="9"/>
@@ -3400,7 +3433,7 @@
       <w:pPr>
         <w:pStyle w:val="Heading2"/>
       </w:pPr>
-      <w:bookmarkStart w:id="10" w:name="_Toc237009627"/>
+      <w:bookmarkStart w:id="10" w:name="_Toc237016617"/>
       <w:r>
         <w:t>5.1 Incremental merge</w:t>
       </w:r>
@@ -3482,7 +3515,7 @@
       <w:pPr>
         <w:pStyle w:val="Heading1"/>
       </w:pPr>
-      <w:bookmarkStart w:id="11" w:name="_Toc237009628"/>
+      <w:bookmarkStart w:id="11" w:name="_Toc237016618"/>
       <w:r>
         <w:t>6. Studio UI and Workflow State</w:t>
       </w:r>
@@ -3490,7 +3523,10 @@
     </w:p>
     <w:p>
       <w:r>
-        <w:t>DAT.Studio.MainForm.fmx contains the complete orange-and-blue interface. The workflow selection rectangle moves among Project, Scan, Translate, Validation, Export, Integration, and Provider Settings. Begin AI Mode, Copy Prompt, Reload AI Work, and the external-change timer are persisted designer objects. DAT.Studio.MainForm.pas contains event and state logic only; it does not construct controls.</w:t>
+        <w:t xml:space="preserve">DAT.Studio.MainForm.fmx contains the complete orange-and-blue interface. The form persists WindowState=wsMaximized, uses client-aligned workflow cards, anchors resizable work areas to every relevant edge, and keeps the status card at the bottom. The workflow selection rectangle moves among Project, Scan, Translate, Validation, Export, Integration, and Engine Settings. Language and engine choices are designer-owned combo boxes. Translate Automatically, Cancel Translation, Prompt, Reload, agent configuration </w:t>
+      </w:r>
+      <w:r>
+        <w:t>controls, and the monitor timer are persisted designer objects. DAT.Studio.MainForm.pas contains event and state logic only; it does not construct controls.</w:t>
       </w:r>
     </w:p>
     <w:p>
@@ -3532,15 +3568,13 @@
           <w:p>
             <w:pPr>
               <w:pStyle w:val="Callout"/>
-              <w:rPr>
-                <w:rFonts w:hint="eastAsia"/>
-              </w:rPr>
             </w:pPr>
             <w:r>
               <w:rPr>
                 <w:b/>
                 <w:color w:val="234C80"/>
               </w:rPr>
+              <w:lastRenderedPageBreak/>
               <w:t xml:space="preserve">FMX validation requirement. </w:t>
             </w:r>
             <w:r>
@@ -3554,12 +3588,19 @@
       <w:pPr>
         <w:pStyle w:val="Heading1"/>
       </w:pPr>
-      <w:bookmarkStart w:id="12" w:name="_Toc237009629"/>
-      <w:r>
-        <w:lastRenderedPageBreak/>
-        <w:t>7. Provider Settings and Secret Storage</w:t>
+      <w:bookmarkStart w:id="12" w:name="_Toc237016619"/>
+      <w:r>
+        <w:t>7. Agent Execution, Provider Settings, and Secret Storage</w:t>
       </w:r>
       <w:bookmarkEnd w:id="12"/>
+    </w:p>
+    <w:p>
+      <w:r>
+        <w:t>DAT.Agent.Execution persists only the selected command-line engine, executable path, and model choice. It detects supported installations, starts the agent without a console window, passes the translation contract through inherited standard input, redirects stdout/stderr to a project-local diagnostic log, polls the process from the designer-owned timer, and supports controlled cancellation. Codex runs non-interactively with workspace-write sandboxing in the target project; Claude runs in print mode with str</w:t>
+      </w:r>
+      <w:r>
+        <w:t>eamed JSON and accepted workspace edits. Authentication remains owned by the installed vendor CLI.</w:t>
+      </w:r>
     </w:p>
     <w:p>
       <w:r>
@@ -3823,8 +3864,9 @@
       <w:pPr>
         <w:pStyle w:val="Heading1"/>
       </w:pPr>
-      <w:bookmarkStart w:id="13" w:name="_Toc237009630"/>
-      <w:r>
+      <w:bookmarkStart w:id="13" w:name="_Toc237016620"/>
+      <w:r>
+        <w:lastRenderedPageBreak/>
         <w:t>8. Provider HTTP Clients</w:t>
       </w:r>
       <w:bookmarkEnd w:id="13"/>
@@ -4001,7 +4043,6 @@
           </w:tcPr>
           <w:p>
             <w:r>
-              <w:lastRenderedPageBreak/>
               <w:t>DeepL API Pro</w:t>
             </w:r>
           </w:p>
@@ -4115,7 +4156,7 @@
       <w:pPr>
         <w:pStyle w:val="Heading2"/>
       </w:pPr>
-      <w:bookmarkStart w:id="14" w:name="_Toc237009631"/>
+      <w:bookmarkStart w:id="14" w:name="_Toc237016621"/>
       <w:r>
         <w:t>8.1 Reliability and cancellation</w:t>
       </w:r>
@@ -4173,7 +4214,7 @@
       <w:pPr>
         <w:pStyle w:val="Heading2"/>
       </w:pPr>
-      <w:bookmarkStart w:id="15" w:name="_Toc237009632"/>
+      <w:bookmarkStart w:id="15" w:name="_Toc237016622"/>
       <w:r>
         <w:t>8.2 Official protocol references</w:t>
       </w:r>
@@ -4216,6 +4257,7 @@
         <w:pStyle w:val="ListBullet"/>
       </w:pPr>
       <w:r>
+        <w:lastRenderedPageBreak/>
         <w:t>Google API-key best practices: https://docs.cloud.google.com/docs/authentication/api-keys-best-practices</w:t>
       </w:r>
     </w:p>
@@ -4223,7 +4265,7 @@
       <w:pPr>
         <w:pStyle w:val="Heading1"/>
       </w:pPr>
-      <w:bookmarkStart w:id="16" w:name="_Toc237009633"/>
+      <w:bookmarkStart w:id="16" w:name="_Toc237016623"/>
       <w:r>
         <w:t>9. In-Place AI Translation and Alternatives</w:t>
       </w:r>
@@ -4231,36 +4273,139 @@
     </w:p>
     <w:p>
       <w:r>
-        <w:t>The canonical workflow uses DAT.Core.AITranslation to coordinate direct edits to the saved development JSON. Begin saves an exact recovery snapshot, ensures the terminology profile, writes the agent contract, records the file SHA-256, and locks Studio editing. A designer-owned timer enables reload only after the same changed hash is stable across two checks.</w:t>
-      </w:r>
-    </w:p>
-    <w:p>
+        <w:t>The canonical workflow combines DAT.Core.AITranslation with DAT.Agent.Execution. Translate Automatically saves an exact recovery snapshot, ensures the terminology profile, writes the agent contract, records the file SHA-256, locks Studio editing, launches the selected signed-in command-line agent, supplies the complete task through standard input, and monitors both the child process and catalog from a designer-owned timer.</w:t>
+      </w:r>
+    </w:p>
+    <w:p>
+      <w:r>
+        <w:t>A zero process exit triggers protected reload and automatic save. A nonzero exit or developer cancellation restores the snapshot. Prompt and Reload remain explicit recovery controls for diagnosis or manually continued work; they are not required during the normal one-button path.</w:t>
+      </w:r>
+    </w:p>
+    <w:p>
+      <w:r>
+        <w:t>Reload parses the external file and compares application, framework, language, locale formats, entry count/order, keys, source/checksums, context, developer notes, runtime classification, and wiring confirmation with the pre-session snapshot. Only Needs Translation, Source Changed, Error, and existing AI Draft entries are eligible. Machine-translated, Imported, Edited, Reviewed, Approved, Excluded, and Obsolete entries are protected. Any protected mutation rejects the reload.</w:t>
+      </w:r>
+    </w:p>
+    <w:p>
+      <w:r>
+        <w:t>Allowed changes are normalized to AI Draft while Codex/Claude origin, high/medium/low confidence, and review notes are retained. A metadata-only confirmation is retained when an existing translation remains correct after a source change.</w:t>
+      </w:r>
+    </w:p>
+    <w:p>
+      <w:r>
+        <w:t>CSV/JSON interchange, manual editing, and direct Google/DeepL translation remain alternatives. Provider output receives Machine translated status with its provider origin.</w:t>
+      </w:r>
+    </w:p>
+    <w:p>
+      <w:r>
+        <w:t>The Studio never copies a translation from one stable key to another automatically. Exact-source matches are suggestions only. Explicit acceptance creates an Edited result and does not inherit Reviewed or Approved status.</w:t>
+      </w:r>
+    </w:p>
+    <w:p>
+      <w:pPr>
+        <w:pStyle w:val="ListBullet"/>
+      </w:pPr>
+      <w:r>
+        <w:t>Mark Reviewed requires nonblank translated text.</w:t>
+      </w:r>
+    </w:p>
+    <w:p>
+      <w:pPr>
+        <w:pStyle w:val="ListBullet"/>
+      </w:pPr>
+      <w:r>
+        <w:t>Approve requires the entry to have reached Reviewed first.</w:t>
+      </w:r>
+    </w:p>
+    <w:p>
+      <w:pPr>
+        <w:pStyle w:val="ListBullet"/>
+      </w:pPr>
+      <w:r>
+        <w:t>Translation origin is independent of linguistic status.</w:t>
+      </w:r>
+    </w:p>
+    <w:p>
+      <w:pPr>
+        <w:pStyle w:val="ListBullet"/>
+      </w:pPr>
+      <w:r>
+        <w:t>Low confidence, explicit AI notes, inconsistent repeated terms, and structural defects form the focused exception queue; a valid AI draft is not itself an exception.</w:t>
+      </w:r>
+    </w:p>
+    <w:p>
+      <w:pPr>
+        <w:pStyle w:val="ListBullet"/>
+      </w:pPr>
+      <w:r>
+        <w:t>Structural validity, linguistic status, automatic runtime coverage, and manual wiring readiness are separate measures.</w:t>
+      </w:r>
+    </w:p>
+    <w:p>
+      <w:pPr>
+        <w:pStyle w:val="ListBullet"/>
+      </w:pPr>
+      <w:r>
+        <w:t>A Pascal resourcestring remains manual wiring until the developer confirms the generated TranslateText call site.</w:t>
+      </w:r>
+    </w:p>
+    <w:p>
+      <w:pPr>
+        <w:pStyle w:val="Heading1"/>
+      </w:pPr>
+      <w:bookmarkStart w:id="17" w:name="_Toc237016624"/>
       <w:r>
         <w:lastRenderedPageBreak/>
-        <w:t>Reload parses the external file and compares application, framework, language, locale formats, entry count/order, keys, source/checksums, context, developer notes, runtime classification, and wiring confirmation with the pre-session snapshot. Only Needs Translation, Source Changed, Error, and existing AI Draft entries are eligible. Machine-translated, Imported, Edited, Reviewed, Approved, Excluded, and Obsolete entries are protected. Any protected mutation rejects the reload.</w:t>
-      </w:r>
-    </w:p>
-    <w:p>
-      <w:r>
-        <w:t>Allowed changes are normalized to AI Draft while Codex/Claude origin, high/medium/low confidence, and review notes are retained. A metadata-only confirmation is retained when an existing translation remains correct after a source change.</w:t>
-      </w:r>
-    </w:p>
-    <w:p>
-      <w:r>
-        <w:t>CSV/JSON interchange, manual editing, and direct Google/DeepL translation remain alternatives. Provider output receives Machine translated status with its provider origin.</w:t>
-      </w:r>
-    </w:p>
-    <w:p>
-      <w:r>
-        <w:t>The Studio never copies a translation from one stable key to another automatically. Exact-source matches are suggestions only. Explicit acceptance creates an Edited result and does not inherit Reviewed or Approved status.</w:t>
-      </w:r>
+        <w:t>10. Validation and Runtime Pack Export</w:t>
+      </w:r>
+      <w:bookmarkEnd w:id="17"/>
+    </w:p>
+    <w:p>
+      <w:r>
+        <w:t>DAT.Validation.Catalog validates metadata, missing target text, duplicates, changed source, Delphi indexed and sequential Format arguments, accelerators, low AI confidence, explicit AI review notes, inconsistent repeated-source terminology, and status conditions. Export is blocked by errors. Manual resourcestring wiring is reported separately from structural errors. DAT.Core.RuntimePack serializes only runtime-required metadata and strings and records a source-catalog checksum.</w:t>
+      </w:r>
+    </w:p>
+    <w:p>
+      <w:r>
+        <w:t>Locale data is retained in the runtime pack so DAT.Runtime.Manager can expose a pack-specific TFormatSettings without globally mutating the developer's source code.</w:t>
+      </w:r>
+    </w:p>
+    <w:p>
+      <w:pPr>
+        <w:pStyle w:val="Heading1"/>
+      </w:pPr>
+      <w:bookmarkStart w:id="18" w:name="_Toc237016625"/>
+      <w:r>
+        <w:t>11. Runtime Engine</w:t>
+      </w:r>
+      <w:bookmarkEnd w:id="18"/>
+    </w:p>
+    <w:p>
+      <w:r>
+        <w:t>DAT.Runtime.LanguagePack loads and discovers JSON packs, checks application identity, and provides fallback lookup. DAT.Runtime.Preference reads/writes the selected locale. DAT.Runtime.Manager owns the active pack, discovery, preference, translation lookup, and locale format settings.</w:t>
+      </w:r>
+    </w:p>
+    <w:p>
+      <w:r>
+        <w:t>DAT.Runtime.VCL and DAT.Runtime.FMX traverse existing component trees and supported collection properties. They apply values by stable key to already designer-created controls. Missing keys retain source text. The adapters do not create controls or rearrange layouts.</w:t>
+      </w:r>
+    </w:p>
+    <w:p>
+      <w:pPr>
+        <w:pStyle w:val="Heading2"/>
+      </w:pPr>
+      <w:bookmarkStart w:id="19" w:name="_Toc237016626"/>
+      <w:r>
+        <w:t>11.1 Deployment paths</w:t>
+      </w:r>
+      <w:bookmarkEnd w:id="19"/>
     </w:p>
     <w:p>
       <w:pPr>
         <w:pStyle w:val="ListBullet"/>
       </w:pPr>
       <w:r>
-        <w:t>Mark Reviewed requires nonblank translated text.</w:t>
+        <w:t>Packs: &lt;ExecutableDirectory&gt;\Localization\Languages\&lt;locale&gt;.json.</w:t>
       </w:r>
     </w:p>
     <w:p>
@@ -4268,7 +4413,7 @@
         <w:pStyle w:val="ListBullet"/>
       </w:pPr>
       <w:r>
-        <w:t>Approve requires the entry to have reached Reviewed first.</w:t>
+        <w:t>Preference: %LOCALAPPDATA%\&lt;ApplicationId&gt;\language.ini.</w:t>
       </w:r>
     </w:p>
     <w:p>
@@ -4276,7 +4421,7 @@
         <w:pStyle w:val="ListBullet"/>
       </w:pPr>
       <w:r>
-        <w:t>Translation origin is independent of linguistic status.</w:t>
+        <w:t>Studio preference: %LOCALAPPDATA%\DelphiAppTranslationStudio\language.ini.</w:t>
       </w:r>
     </w:p>
     <w:p>
@@ -4284,15 +4429,51 @@
         <w:pStyle w:val="ListBullet"/>
       </w:pPr>
       <w:r>
-        <w:t>Low confidence, explicit AI notes, inconsistent repeated terms, and structural defects form the focused exception queue; a valid AI draft is not itself an exception.</w:t>
-      </w:r>
+        <w:t>Developer catalogs remain in the target source tree under Localization\Development.</w:t>
+      </w:r>
+    </w:p>
+    <w:p>
+      <w:pPr>
+        <w:pStyle w:val="Heading1"/>
+      </w:pPr>
+      <w:bookmarkStart w:id="20" w:name="_Toc237016627"/>
+      <w:r>
+        <w:t>12. Integration Planning and Transactions</w:t>
+      </w:r>
+      <w:bookmarkEnd w:id="20"/>
+    </w:p>
+    <w:p>
+      <w:r>
+        <w:t>DAT.Integration.Plan builds a human-readable plan. DAT.Integration.Package creates the generated application unit, framework adapter, shared runtime units, JSON packs, language-menu manifest, and deployment script. DAT.Integration.Engine builds every proposed file change in memory. TIntegrationFileChange.ExactReviewText produces a complete line-numbered original/proposed LCS diff; generated files are shown in full.</w:t>
+      </w:r>
+    </w:p>
+    <w:p>
+      <w:r>
+        <w:t>The Studio records each selected preview file as viewed. The final review checkbox remains disabled until every file has been viewed, and Apply remains disabled until the checkbox is explicitly checked. DAT.Integration.Transaction then checks source state, creates a verified pre-change backup, writes files atomically, rolls back failures, and records a manifest for restore.</w:t>
+      </w:r>
+    </w:p>
+    <w:p>
+      <w:r>
+        <w:lastRenderedPageBreak/>
+        <w:t>DAT.Integration.MenuResource modifies text DFM/FMX menus idempotently and preserves designer editability. DAT.Integration.DelphiSource applies narrowly scoped DPR, PAS, and DPROJ wiring. For FMX, it preserves an existing root OnCreate handler or persists datTranslationFormCreate in the FMX and adds ApplyTranslation(Self) to its Pascal method. This respects the FMX form streaming lifecycle and avoids translating the first form from the DPR immediately after CreateForm.</w:t>
+      </w:r>
+    </w:p>
+    <w:p>
+      <w:pPr>
+        <w:pStyle w:val="Heading2"/>
+      </w:pPr>
+      <w:bookmarkStart w:id="21" w:name="_Toc237016628"/>
+      <w:r>
+        <w:t>12.1 Generated startup contract</w:t>
+      </w:r>
+      <w:bookmarkEnd w:id="21"/>
     </w:p>
     <w:p>
       <w:pPr>
         <w:pStyle w:val="ListBullet"/>
       </w:pPr>
       <w:r>
-        <w:t>Structural validity, linguistic status, automatic runtime coverage, and manual wiring readiness are separate measures.</w:t>
+        <w:t>InitializeTranslation runs before form creation.</w:t>
       </w:r>
     </w:p>
     <w:p>
@@ -4300,66 +4481,15 @@
         <w:pStyle w:val="ListBullet"/>
       </w:pPr>
       <w:r>
-        <w:t>A Pascal resourcestring remains manual wiring until the developer confirms the generated TranslateText call site.</w:t>
-      </w:r>
-    </w:p>
-    <w:p>
-      <w:pPr>
-        <w:pStyle w:val="Heading1"/>
-      </w:pPr>
-      <w:bookmarkStart w:id="17" w:name="_Toc237009634"/>
-      <w:r>
-        <w:t>10. Validation and Runtime Pack Export</w:t>
-      </w:r>
-      <w:bookmarkEnd w:id="17"/>
-    </w:p>
-    <w:p>
-      <w:r>
-        <w:t>DAT.Validation.Catalog validates metadata, missing target text, duplicates, changed source, Delphi indexed and sequential Format arguments, accelerators, low AI confidence, explicit AI review notes, inconsistent repeated-source terminology, and status conditions. Export is blocked by errors. Manual resourcestring wiring is reported separately from structural errors. DAT.Core.RuntimePack serializes only runtime-required metadata and strings and records a source-catalog checksum.</w:t>
-      </w:r>
-    </w:p>
-    <w:p>
-      <w:r>
-        <w:t>Locale data is retained in the runtime pack so DAT.Runtime.Manager can expose a pack-specific TFormatSettings without globally mutating the developer's source code.</w:t>
-      </w:r>
-    </w:p>
-    <w:p>
-      <w:pPr>
-        <w:pStyle w:val="Heading1"/>
-      </w:pPr>
-      <w:bookmarkStart w:id="18" w:name="_Toc237009635"/>
-      <w:r>
-        <w:lastRenderedPageBreak/>
-        <w:t>11. Runtime Engine</w:t>
-      </w:r>
-      <w:bookmarkEnd w:id="18"/>
-    </w:p>
-    <w:p>
-      <w:r>
-        <w:t>DAT.Runtime.LanguagePack loads and discovers JSON packs, checks application identity, and provides fallback lookup. DAT.Runtime.Preference reads/writes the selected locale. DAT.Runtime.Manager owns the active pack, discovery, preference, translation lookup, and locale format settings.</w:t>
-      </w:r>
-    </w:p>
-    <w:p>
-      <w:r>
-        <w:t>DAT.Runtime.VCL and DAT.Runtime.FMX traverse existing component trees and supported collection properties. They apply values by stable key to already designer-created controls. Missing keys retain source text. The adapters do not create controls or rearrange layouts.</w:t>
-      </w:r>
-    </w:p>
-    <w:p>
-      <w:pPr>
-        <w:pStyle w:val="Heading2"/>
-      </w:pPr>
-      <w:bookmarkStart w:id="19" w:name="_Toc237009636"/>
-      <w:r>
-        <w:t>11.1 Deployment paths</w:t>
-      </w:r>
-      <w:bookmarkEnd w:id="19"/>
+        <w:t>VCL applies the first created form through the DPR startup wiring.</w:t>
+      </w:r>
     </w:p>
     <w:p>
       <w:pPr>
         <w:pStyle w:val="ListBullet"/>
       </w:pPr>
       <w:r>
-        <w:t>Packs: &lt;ExecutableDirectory&gt;\Localization\Languages\&lt;locale&gt;.json.</w:t>
+        <w:t>FMX applies each form in its designer-persisted OnCreate handler after streaming is complete.</w:t>
       </w:r>
     </w:p>
     <w:p>
@@ -4367,90 +4497,6 @@
         <w:pStyle w:val="ListBullet"/>
       </w:pPr>
       <w:r>
-        <w:t>Preference: %LOCALAPPDATA%\&lt;ApplicationId&gt;\language.ini.</w:t>
-      </w:r>
-    </w:p>
-    <w:p>
-      <w:pPr>
-        <w:pStyle w:val="ListBullet"/>
-      </w:pPr>
-      <w:r>
-        <w:t>Studio preference: %LOCALAPPDATA%\DelphiAppTranslationStudio\language.ini.</w:t>
-      </w:r>
-    </w:p>
-    <w:p>
-      <w:pPr>
-        <w:pStyle w:val="ListBullet"/>
-      </w:pPr>
-      <w:r>
-        <w:t>Developer catalogs remain in the target source tree under Localization\Development.</w:t>
-      </w:r>
-    </w:p>
-    <w:p>
-      <w:pPr>
-        <w:pStyle w:val="Heading1"/>
-      </w:pPr>
-      <w:bookmarkStart w:id="20" w:name="_Toc237009637"/>
-      <w:r>
-        <w:t>12. Integration Planning and Transactions</w:t>
-      </w:r>
-      <w:bookmarkEnd w:id="20"/>
-    </w:p>
-    <w:p>
-      <w:r>
-        <w:t>DAT.Integration.Plan builds a human-readable plan. DAT.Integration.Package creates the generated application unit, framework adapter, shared runtime units, JSON packs, language-menu manifest, and deployment script. DAT.Integration.Engine builds every proposed file change in memory. TIntegrationFileChange.ExactReviewText produces a complete line-numbered original/proposed LCS diff; generated files are shown in full.</w:t>
-      </w:r>
-    </w:p>
-    <w:p>
-      <w:r>
-        <w:t>The Studio records each selected preview file as viewed. The final review checkbox remains disabled until every file has been viewed, and Apply remains disabled until the checkbox is explicitly checked. DAT.Integration.Transaction then checks source state, creates a verified pre-change backup, writes files atomically, rolls back failures, and records a manifest for restore.</w:t>
-      </w:r>
-    </w:p>
-    <w:p>
-      <w:r>
-        <w:t>DAT.Integration.MenuResource modifies text DFM/FMX menus idempotently and preserves designer editability. DAT.Integration.DelphiSource applies narrowly scoped DPR, PAS, and DPROJ wiring. For FMX, it preserves an existing root OnCreate handler or persists datTranslationFormCreate in the FMX and adds ApplyTranslation(Self) to its Pascal method. This respects the FMX form streaming lifecycle and avoids translating the first form from the DPR immediately after CreateForm.</w:t>
-      </w:r>
-    </w:p>
-    <w:p>
-      <w:pPr>
-        <w:pStyle w:val="Heading2"/>
-      </w:pPr>
-      <w:bookmarkStart w:id="21" w:name="_Toc237009638"/>
-      <w:r>
-        <w:t>12.1 Generated startup contract</w:t>
-      </w:r>
-      <w:bookmarkEnd w:id="21"/>
-    </w:p>
-    <w:p>
-      <w:pPr>
-        <w:pStyle w:val="ListBullet"/>
-      </w:pPr>
-      <w:r>
-        <w:t>InitializeTranslation runs before form creation.</w:t>
-      </w:r>
-    </w:p>
-    <w:p>
-      <w:pPr>
-        <w:pStyle w:val="ListBullet"/>
-      </w:pPr>
-      <w:r>
-        <w:t>VCL applies the first created form through the DPR startup wiring.</w:t>
-      </w:r>
-    </w:p>
-    <w:p>
-      <w:pPr>
-        <w:pStyle w:val="ListBullet"/>
-      </w:pPr>
-      <w:r>
-        <w:t>FMX applies each form in its designer-persisted OnCreate handler after streaming is complete.</w:t>
-      </w:r>
-    </w:p>
-    <w:p>
-      <w:pPr>
-        <w:pStyle w:val="ListBullet"/>
-      </w:pPr>
-      <w:r>
-        <w:lastRenderedPageBreak/>
         <w:t>SelectLanguageMenuItem derives a locale from datLanguage_&lt;locale&gt; component names.</w:t>
       </w:r>
     </w:p>
@@ -4499,9 +4545,6 @@
           <w:p>
             <w:pPr>
               <w:pStyle w:val="Callout"/>
-              <w:rPr>
-                <w:rFonts w:hint="eastAsia"/>
-              </w:rPr>
             </w:pPr>
             <w:r>
               <w:rPr>
@@ -4521,7 +4564,7 @@
       <w:pPr>
         <w:pStyle w:val="Heading1"/>
       </w:pPr>
-      <w:bookmarkStart w:id="22" w:name="_Toc237009639"/>
+      <w:bookmarkStart w:id="22" w:name="_Toc237016629"/>
       <w:r>
         <w:t>13. Self-Localization</w:t>
       </w:r>
@@ -4536,7 +4579,7 @@
       <w:pPr>
         <w:pStyle w:val="Heading1"/>
       </w:pPr>
-      <w:bookmarkStart w:id="23" w:name="_Toc237009640"/>
+      <w:bookmarkStart w:id="23" w:name="_Toc237016630"/>
       <w:r>
         <w:t>14. Error Handling and Diagnostics</w:t>
       </w:r>
@@ -4594,8 +4637,9 @@
       <w:pPr>
         <w:pStyle w:val="Heading1"/>
       </w:pPr>
-      <w:bookmarkStart w:id="24" w:name="_Toc237009641"/>
-      <w:r>
+      <w:bookmarkStart w:id="24" w:name="_Toc237016631"/>
+      <w:r>
+        <w:lastRenderedPageBreak/>
         <w:t>15. Test Strategy and Verified Matrix</w:t>
       </w:r>
       <w:bookmarkEnd w:id="24"/>
@@ -4736,7 +4780,6 @@
           </w:tcPr>
           <w:p>
             <w:r>
-              <w:lastRenderedPageBreak/>
               <w:t>FMXRuntimeSmokeTests</w:t>
             </w:r>
           </w:p>
@@ -4783,7 +4826,7 @@
               <w:cnfStyle w:val="000000000000" w:firstRow="0" w:lastRow="0" w:firstColumn="0" w:lastColumn="0" w:oddVBand="0" w:evenVBand="0" w:oddHBand="0" w:evenHBand="0" w:firstRowFirstColumn="0" w:firstRowLastColumn="0" w:lastRowFirstColumn="0" w:lastRowLastColumn="0"/>
             </w:pPr>
             <w:r>
-              <w:t>Direct FMX stream/create, designer-owned in-place AI controls/timer, exact-review controls, linguistic action wiring, and provider alternative activation.</w:t>
+              <w:t>Direct FMX stream/create, maximized client-aligned pages, designer-owned agent controls/timer, exact-review controls, linguistic action wiring, and provider alternative activation.</w:t>
             </w:r>
           </w:p>
         </w:tc>
@@ -4899,7 +4942,7 @@
       <w:pPr>
         <w:pStyle w:val="Heading2"/>
       </w:pPr>
-      <w:bookmarkStart w:id="25" w:name="_Toc237009642"/>
+      <w:bookmarkStart w:id="25" w:name="_Toc237016632"/>
       <w:r>
         <w:t>15.1 Optional live provider testing</w:t>
       </w:r>
@@ -4907,14 +4950,18 @@
     </w:p>
     <w:p>
       <w:r>
-        <w:t>Automated fixtures must not contain live keys. Optional provider acceptance uses an owner-supplied restricted key through Provider Settings, confirms Test Connection, translates a small disposable catalog, checks Machine translated status and provider provenance, then removes or rotates the test key. Provider availability is external state and is not a release blocker for the primary Codex/Claude workflow or offline runtime.</w:t>
+        <w:t xml:space="preserve">Automated fixtures must not contain live keys. Optional provider acceptance uses an owner-supplied restricted key through Engine Settings, confirms Test Connection, translates a small disposable catalog, </w:t>
+      </w:r>
+      <w:r>
+        <w:lastRenderedPageBreak/>
+        <w:t>checks Machine translated status and provider provenance, then removes or rotates the test key. Provider availability is external state and is not a release blocker for the primary Codex/Claude workflow or offline runtime.</w:t>
       </w:r>
     </w:p>
     <w:p>
       <w:pPr>
         <w:pStyle w:val="Heading1"/>
       </w:pPr>
-      <w:bookmarkStart w:id="26" w:name="_Toc237009643"/>
+      <w:bookmarkStart w:id="26" w:name="_Toc237016633"/>
       <w:r>
         <w:t>16. Security Review</w:t>
       </w:r>
@@ -4991,7 +5038,6 @@
           </w:tcPr>
           <w:p>
             <w:r>
-              <w:lastRenderedPageBreak/>
               <w:t>Key committed to Git</w:t>
             </w:r>
           </w:p>
@@ -5248,7 +5294,7 @@
       <w:pPr>
         <w:pStyle w:val="Heading1"/>
       </w:pPr>
-      <w:bookmarkStart w:id="27" w:name="_Toc237009644"/>
+      <w:bookmarkStart w:id="27" w:name="_Toc237016634"/>
       <w:r>
         <w:t>17. Release and Contribution Workflow</w:t>
       </w:r>
@@ -5287,6 +5333,7 @@
         </w:numPr>
       </w:pPr>
       <w:r>
+        <w:lastRenderedPageBreak/>
         <w:t>Keep UI edits in the FMX designer resource and source event logic separate.</w:t>
       </w:r>
     </w:p>
@@ -5366,19 +5413,132 @@
       <w:pPr>
         <w:pStyle w:val="Heading1"/>
       </w:pPr>
-      <w:bookmarkStart w:id="28" w:name="_Toc237009645"/>
+      <w:bookmarkStart w:id="28" w:name="_Toc237016635"/>
+      <w:r>
+        <w:t>18. Known Boundaries and Future-Compatible Design</w:t>
+      </w:r>
+      <w:bookmarkEnd w:id="28"/>
+    </w:p>
+    <w:p>
+      <w:pPr>
+        <w:pStyle w:val="ListBullet"/>
+      </w:pPr>
+      <w:r>
+        <w:t>Only Windows Win32/Win64 Delphi applications are supported.</w:t>
+      </w:r>
+    </w:p>
+    <w:p>
+      <w:pPr>
+        <w:pStyle w:val="ListBullet"/>
+      </w:pPr>
+      <w:r>
+        <w:t>Google Advanced v3, OAuth/service-account workflows, and other providers are not implemented.</w:t>
+      </w:r>
+    </w:p>
+    <w:p>
+      <w:pPr>
+        <w:pStyle w:val="ListBullet"/>
+      </w:pPr>
+      <w:r>
+        <w:t>Provider operations are optional explicit Studio actions; target runtime remains offline.</w:t>
+      </w:r>
+    </w:p>
+    <w:p>
+      <w:pPr>
+        <w:pStyle w:val="ListBullet"/>
+      </w:pPr>
+      <w:r>
+        <w:t>The Studio launches a separately installed Codex CLI or Claude Code command but never impersonates, embeds, or authenticates that service. The developer installs and signs in to the selected CLI using vendor-supported instructions; the Studio stores only non-secret command settings.</w:t>
+      </w:r>
+    </w:p>
+    <w:p>
+      <w:pPr>
+        <w:pStyle w:val="ListBullet"/>
+      </w:pPr>
+      <w:r>
+        <w:t>No automatic control resizing/reflow is performed.</w:t>
+      </w:r>
+    </w:p>
+    <w:p>
+      <w:pPr>
+        <w:pStyle w:val="ListBullet"/>
+      </w:pPr>
+      <w:r>
+        <w:t>Binary DFM conversion is outside the scanner.</w:t>
+      </w:r>
+    </w:p>
+    <w:p>
+      <w:pPr>
+        <w:pStyle w:val="ListBullet"/>
+      </w:pPr>
+      <w:r>
+        <w:t>The generated menu selection persists the locale; restarting is the conservative way to ensure every form and application-specific string is refreshed.</w:t>
+      </w:r>
+    </w:p>
+    <w:p>
+      <w:pPr>
+        <w:pStyle w:val="ListBullet"/>
+      </w:pPr>
+      <w:r>
+        <w:t>Provider account terms and language support are external and must be rechecked for each release.</w:t>
+      </w:r>
+    </w:p>
+    <w:p>
+      <w:pPr>
+        <w:pStyle w:val="Heading1"/>
+      </w:pPr>
+      <w:bookmarkStart w:id="29" w:name="_Toc237016636"/>
+      <w:r>
+        <w:t>19. Documentation Generation</w:t>
+      </w:r>
+      <w:bookmarkEnd w:id="29"/>
+    </w:p>
+    <w:p>
+      <w:r>
+        <w:t>The editable guides are generated from actual source and engineering notes with python-docx. Each DOCX contains a Word TOC field, a dedicated TOC section, and a new-page content section. Microsoft Word COM updates the TOC and fields, repaginates, saves the DOCX, and exports the companion PDF through ExportAsFixedFormat. PDFs are rendered to page images and inspected before release.</w:t>
+      </w:r>
+    </w:p>
+    <w:p>
+      <w:pPr>
+        <w:pStyle w:val="Heading1"/>
+      </w:pPr>
+      <w:bookmarkStart w:id="30" w:name="_Toc237016637"/>
+      <w:r>
+        <w:t>20. Source References</w:t>
+      </w:r>
+      <w:bookmarkEnd w:id="30"/>
+    </w:p>
+    <w:p>
+      <w:pPr>
+        <w:pStyle w:val="ListBullet"/>
+      </w:pPr>
+      <w:r>
+        <w:t>Repository source, forms, project metadata, schemas, and smoke tests as of August 7, 2026.</w:t>
+      </w:r>
+    </w:p>
+    <w:p>
+      <w:pPr>
+        <w:pStyle w:val="ListBullet"/>
+      </w:pPr>
+      <w:r>
+        <w:t>Microsoft credential handling: https://learn.microsoft.com/en-us/windows/win32/secbp/handling-passwords</w:t>
+      </w:r>
+    </w:p>
+    <w:p>
+      <w:pPr>
+        <w:pStyle w:val="ListBullet"/>
+      </w:pPr>
       <w:r>
         <w:lastRenderedPageBreak/>
-        <w:t>18. Known Boundaries and Future-Compatible Design</w:t>
-      </w:r>
-      <w:bookmarkEnd w:id="28"/>
+        <w:t>Windows CREDENTIAL structure: https://learn.microsoft.com/en-us/windows/win32/api/wincred/ns-wincred-credentialw</w:t>
+      </w:r>
     </w:p>
     <w:p>
       <w:pPr>
         <w:pStyle w:val="ListBullet"/>
       </w:pPr>
       <w:r>
-        <w:t>Only Windows Win32/Win64 Delphi applications are supported.</w:t>
+        <w:t>DeepL developer documentation: https://developers.deepl.com/docs/getting-started/auth</w:t>
       </w:r>
     </w:p>
     <w:p>
@@ -5386,7 +5546,7 @@
         <w:pStyle w:val="ListBullet"/>
       </w:pPr>
       <w:r>
-        <w:t>Google Advanced v3, OAuth/service-account workflows, and other providers are not implemented.</w:t>
+        <w:t>Google Cloud Translation documentation: https://docs.cloud.google.com/translate/docs/authentication</w:t>
       </w:r>
     </w:p>
     <w:p>
@@ -5394,7 +5554,7 @@
         <w:pStyle w:val="ListBullet"/>
       </w:pPr>
       <w:r>
-        <w:t>Provider operations are optional explicit Studio actions; target runtime remains offline.</w:t>
+        <w:t>Google API-key guidance: https://docs.cloud.google.com/docs/authentication/api-keys-best-practices</w:t>
       </w:r>
     </w:p>
     <w:p>
@@ -5402,7 +5562,7 @@
         <w:pStyle w:val="ListBullet"/>
       </w:pPr>
       <w:r>
-        <w:t>The Studio prepares and monitors the workspace but does not launch or authenticate Codex or Claude; the developer starts the chosen agent with the generated contract.</w:t>
+        <w:t>OpenAI Codex CLI reference: https://developers.openai.com/codex/cli/reference/</w:t>
       </w:r>
     </w:p>
     <w:p>
@@ -5410,104 +5570,7 @@
         <w:pStyle w:val="ListBullet"/>
       </w:pPr>
       <w:r>
-        <w:t>No automatic control resizing/reflow is performed.</w:t>
-      </w:r>
-    </w:p>
-    <w:p>
-      <w:pPr>
-        <w:pStyle w:val="ListBullet"/>
-      </w:pPr>
-      <w:r>
-        <w:t>Binary DFM conversion is outside the scanner.</w:t>
-      </w:r>
-    </w:p>
-    <w:p>
-      <w:pPr>
-        <w:pStyle w:val="ListBullet"/>
-      </w:pPr>
-      <w:r>
-        <w:t>The generated menu selection persists the locale; restarting is the conservative way to ensure every form and application-specific string is refreshed.</w:t>
-      </w:r>
-    </w:p>
-    <w:p>
-      <w:pPr>
-        <w:pStyle w:val="ListBullet"/>
-      </w:pPr>
-      <w:r>
-        <w:t>Provider account terms and language support are external and must be rechecked for each release.</w:t>
-      </w:r>
-    </w:p>
-    <w:p>
-      <w:pPr>
-        <w:pStyle w:val="Heading1"/>
-      </w:pPr>
-      <w:bookmarkStart w:id="29" w:name="_Toc237009646"/>
-      <w:r>
-        <w:t>19. Documentation Generation</w:t>
-      </w:r>
-      <w:bookmarkEnd w:id="29"/>
-    </w:p>
-    <w:p>
-      <w:r>
-        <w:t>The editable guides are generated from actual source and engineering notes with python-docx. Each DOCX contains a Word TOC field, a dedicated TOC section, and a new-page content section. Microsoft Word COM updates the TOC and fields, repaginates, saves the DOCX, and exports the companion PDF through ExportAsFixedFormat. PDFs are rendered to page images and inspected before release.</w:t>
-      </w:r>
-    </w:p>
-    <w:p>
-      <w:pPr>
-        <w:pStyle w:val="Heading1"/>
-      </w:pPr>
-      <w:bookmarkStart w:id="30" w:name="_Toc237009647"/>
-      <w:r>
-        <w:t>20. Source References</w:t>
-      </w:r>
-      <w:bookmarkEnd w:id="30"/>
-    </w:p>
-    <w:p>
-      <w:pPr>
-        <w:pStyle w:val="ListBullet"/>
-      </w:pPr>
-      <w:r>
-        <w:t>Repository source, forms, project metadata, schemas, and smoke tests as of August 7, 2026.</w:t>
-      </w:r>
-    </w:p>
-    <w:p>
-      <w:pPr>
-        <w:pStyle w:val="ListBullet"/>
-      </w:pPr>
-      <w:r>
-        <w:t>Microsoft credential handling: https://learn.microsoft.com/en-us/windows/win32/secbp/handling-passwords</w:t>
-      </w:r>
-    </w:p>
-    <w:p>
-      <w:pPr>
-        <w:pStyle w:val="ListBullet"/>
-      </w:pPr>
-      <w:r>
-        <w:t>Windows CREDENTIAL structure: https://learn.microsoft.com/en-us/windows/win32/api/wincred/ns-wincred-credentialw</w:t>
-      </w:r>
-    </w:p>
-    <w:p>
-      <w:pPr>
-        <w:pStyle w:val="ListBullet"/>
-      </w:pPr>
-      <w:r>
-        <w:t>DeepL developer documentation: https://developers.deepl.com/docs/getting-started/auth</w:t>
-      </w:r>
-    </w:p>
-    <w:p>
-      <w:pPr>
-        <w:pStyle w:val="ListBullet"/>
-      </w:pPr>
-      <w:r>
-        <w:t>Google Cloud Translation documentation: https://docs.cloud.google.com/translate/docs/authentication</w:t>
-      </w:r>
-    </w:p>
-    <w:p>
-      <w:pPr>
-        <w:pStyle w:val="ListBullet"/>
-      </w:pPr>
-      <w:r>
-        <w:t>Google API-key guidance: https://docs.cloud.google.com/docs/authentication/api-keys-best-practices</w:t>
+        <w:t>Anthropic Claude Code CLI reference: https://docs.anthropic.com/en/docs/claude-code/cli-usage</w:t>
       </w:r>
     </w:p>
     <w:sectPr>
@@ -5924,40 +5987,40 @@
       </w:rPr>
     </w:lvl>
   </w:abstractNum>
-  <w:num w:numId="1" w16cid:durableId="1820229188">
+  <w:num w:numId="1" w16cid:durableId="1763990333">
     <w:abstractNumId w:val="8"/>
   </w:num>
-  <w:num w:numId="2" w16cid:durableId="299773959">
+  <w:num w:numId="2" w16cid:durableId="325405617">
     <w:abstractNumId w:val="6"/>
   </w:num>
-  <w:num w:numId="3" w16cid:durableId="1819300345">
+  <w:num w:numId="3" w16cid:durableId="1085540017">
     <w:abstractNumId w:val="5"/>
   </w:num>
-  <w:num w:numId="4" w16cid:durableId="859046140">
+  <w:num w:numId="4" w16cid:durableId="221671506">
     <w:abstractNumId w:val="4"/>
   </w:num>
-  <w:num w:numId="5" w16cid:durableId="554656325">
+  <w:num w:numId="5" w16cid:durableId="1098872337">
     <w:abstractNumId w:val="7"/>
   </w:num>
-  <w:num w:numId="6" w16cid:durableId="1593274723">
+  <w:num w:numId="6" w16cid:durableId="1590310043">
     <w:abstractNumId w:val="3"/>
   </w:num>
-  <w:num w:numId="7" w16cid:durableId="801582366">
+  <w:num w:numId="7" w16cid:durableId="1404595818">
     <w:abstractNumId w:val="2"/>
   </w:num>
-  <w:num w:numId="8" w16cid:durableId="1844591158">
+  <w:num w:numId="8" w16cid:durableId="2111274056">
     <w:abstractNumId w:val="1"/>
   </w:num>
-  <w:num w:numId="9" w16cid:durableId="1556965801">
+  <w:num w:numId="9" w16cid:durableId="1526746018">
     <w:abstractNumId w:val="0"/>
   </w:num>
-  <w:num w:numId="10" w16cid:durableId="828785202">
+  <w:num w:numId="10" w16cid:durableId="473571845">
     <w:abstractNumId w:val="7"/>
     <w:lvlOverride w:ilvl="0">
       <w:startOverride w:val="1"/>
     </w:lvlOverride>
   </w:num>
-  <w:num w:numId="11" w16cid:durableId="214123379">
+  <w:num w:numId="11" w16cid:durableId="405033856">
     <w:abstractNumId w:val="7"/>
     <w:lvlOverride w:ilvl="0">
       <w:startOverride w:val="1"/>
@@ -17384,7 +17447,7 @@
     <w:autoRedefine/>
     <w:uiPriority w:val="39"/>
     <w:unhideWhenUsed/>
-    <w:rsid w:val="00FE2E4D"/>
+    <w:rsid w:val="004628AE"/>
     <w:pPr>
       <w:spacing w:after="100"/>
     </w:pPr>
@@ -17396,7 +17459,7 @@
     <w:autoRedefine/>
     <w:uiPriority w:val="39"/>
     <w:unhideWhenUsed/>
-    <w:rsid w:val="00FE2E4D"/>
+    <w:rsid w:val="004628AE"/>
     <w:pPr>
       <w:spacing w:after="100"/>
       <w:ind w:left="220"/>
@@ -17407,7 +17470,7 @@
     <w:basedOn w:val="DefaultParagraphFont"/>
     <w:uiPriority w:val="99"/>
     <w:unhideWhenUsed/>
-    <w:rsid w:val="00FE2E4D"/>
+    <w:rsid w:val="004628AE"/>
     <w:rPr>
       <w:color w:val="0000FF" w:themeColor="hyperlink"/>
       <w:u w:val="single"/>

--- a/docs/guides/Delphi App Translation Studio Engineering Guide.docx
+++ b/docs/guides/Delphi App Translation Studio Engineering Guide.docx
@@ -13,7 +13,7 @@
           <w:noProof/>
         </w:rPr>
         <w:drawing>
-          <wp:inline distT="0" distB="0" distL="0" distR="0" wp14:anchorId="5BD57C41" wp14:editId="280CABC5">
+          <wp:inline distT="0" distB="0" distL="0" distR="0" wp14:anchorId="7D743104" wp14:editId="6D8967DA">
             <wp:extent cx="1371600" cy="1371600"/>
             <wp:effectExtent l="0" t="0" r="0" b="0"/>
             <wp:docPr id="1" name="Picture 1"/>
@@ -149,7 +149,7 @@
       <w:pPr>
         <w:pStyle w:val="Heading1"/>
       </w:pPr>
-      <w:bookmarkStart w:id="0" w:name="_Toc237016607"/>
+      <w:bookmarkStart w:id="0" w:name="_Toc237020187"/>
       <w:r>
         <w:lastRenderedPageBreak/>
         <w:t>Table of Contents</w:t>
@@ -175,7 +175,7 @@
       <w:r>
         <w:fldChar w:fldCharType="separate"/>
       </w:r>
-      <w:hyperlink w:anchor="_Toc237016607" w:history="1">
+      <w:hyperlink w:anchor="_Toc237020187" w:history="1">
         <w:r>
           <w:rPr>
             <w:rStyle w:val="Hyperlink"/>
@@ -202,7 +202,7 @@
             <w:noProof/>
             <w:webHidden/>
           </w:rPr>
-          <w:instrText xml:space="preserve"> PAGEREF _Toc237016607 \h </w:instrText>
+          <w:instrText xml:space="preserve"> PAGEREF _Toc237020187 \h </w:instrText>
         </w:r>
         <w:r>
           <w:rPr>
@@ -243,7 +243,7 @@
           <w:noProof/>
         </w:rPr>
       </w:pPr>
-      <w:hyperlink w:anchor="_Toc237016608" w:history="1">
+      <w:hyperlink w:anchor="_Toc237020188" w:history="1">
         <w:r>
           <w:rPr>
             <w:rStyle w:val="Hyperlink"/>
@@ -270,7 +270,7 @@
             <w:noProof/>
             <w:webHidden/>
           </w:rPr>
-          <w:instrText xml:space="preserve"> PAGEREF _Toc237016608 \h </w:instrText>
+          <w:instrText xml:space="preserve"> PAGEREF _Toc237020188 \h </w:instrText>
         </w:r>
         <w:r>
           <w:rPr>
@@ -311,7 +311,7 @@
           <w:noProof/>
         </w:rPr>
       </w:pPr>
-      <w:hyperlink w:anchor="_Toc237016609" w:history="1">
+      <w:hyperlink w:anchor="_Toc237020189" w:history="1">
         <w:r>
           <w:rPr>
             <w:rStyle w:val="Hyperlink"/>
@@ -338,7 +338,7 @@
             <w:noProof/>
             <w:webHidden/>
           </w:rPr>
-          <w:instrText xml:space="preserve"> PAGEREF _Toc237016609 \h </w:instrText>
+          <w:instrText xml:space="preserve"> PAGEREF _Toc237020189 \h </w:instrText>
         </w:r>
         <w:r>
           <w:rPr>
@@ -379,7 +379,7 @@
           <w:noProof/>
         </w:rPr>
       </w:pPr>
-      <w:hyperlink w:anchor="_Toc237016610" w:history="1">
+      <w:hyperlink w:anchor="_Toc237020190" w:history="1">
         <w:r>
           <w:rPr>
             <w:rStyle w:val="Hyperlink"/>
@@ -406,7 +406,7 @@
             <w:noProof/>
             <w:webHidden/>
           </w:rPr>
-          <w:instrText xml:space="preserve"> PAGEREF _Toc237016610 \h </w:instrText>
+          <w:instrText xml:space="preserve"> PAGEREF _Toc237020190 \h </w:instrText>
         </w:r>
         <w:r>
           <w:rPr>
@@ -447,7 +447,7 @@
           <w:noProof/>
         </w:rPr>
       </w:pPr>
-      <w:hyperlink w:anchor="_Toc237016611" w:history="1">
+      <w:hyperlink w:anchor="_Toc237020191" w:history="1">
         <w:r>
           <w:rPr>
             <w:rStyle w:val="Hyperlink"/>
@@ -474,7 +474,7 @@
             <w:noProof/>
             <w:webHidden/>
           </w:rPr>
-          <w:instrText xml:space="preserve"> PAGEREF _Toc237016611 \h </w:instrText>
+          <w:instrText xml:space="preserve"> PAGEREF _Toc237020191 \h </w:instrText>
         </w:r>
         <w:r>
           <w:rPr>
@@ -515,7 +515,7 @@
           <w:noProof/>
         </w:rPr>
       </w:pPr>
-      <w:hyperlink w:anchor="_Toc237016612" w:history="1">
+      <w:hyperlink w:anchor="_Toc237020192" w:history="1">
         <w:r>
           <w:rPr>
             <w:rStyle w:val="Hyperlink"/>
@@ -542,7 +542,7 @@
             <w:noProof/>
             <w:webHidden/>
           </w:rPr>
-          <w:instrText xml:space="preserve"> PAGEREF _Toc237016612 \h </w:instrText>
+          <w:instrText xml:space="preserve"> PAGEREF _Toc237020192 \h </w:instrText>
         </w:r>
         <w:r>
           <w:rPr>
@@ -583,7 +583,7 @@
           <w:noProof/>
         </w:rPr>
       </w:pPr>
-      <w:hyperlink w:anchor="_Toc237016613" w:history="1">
+      <w:hyperlink w:anchor="_Toc237020193" w:history="1">
         <w:r>
           <w:rPr>
             <w:rStyle w:val="Hyperlink"/>
@@ -610,7 +610,7 @@
             <w:noProof/>
             <w:webHidden/>
           </w:rPr>
-          <w:instrText xml:space="preserve"> PAGEREF _Toc237016613 \h </w:instrText>
+          <w:instrText xml:space="preserve"> PAGEREF _Toc237020193 \h </w:instrText>
         </w:r>
         <w:r>
           <w:rPr>
@@ -651,7 +651,7 @@
           <w:noProof/>
         </w:rPr>
       </w:pPr>
-      <w:hyperlink w:anchor="_Toc237016614" w:history="1">
+      <w:hyperlink w:anchor="_Toc237020194" w:history="1">
         <w:r>
           <w:rPr>
             <w:rStyle w:val="Hyperlink"/>
@@ -678,7 +678,7 @@
             <w:noProof/>
             <w:webHidden/>
           </w:rPr>
-          <w:instrText xml:space="preserve"> PAGEREF _Toc237016614 \h </w:instrText>
+          <w:instrText xml:space="preserve"> PAGEREF _Toc237020194 \h </w:instrText>
         </w:r>
         <w:r>
           <w:rPr>
@@ -719,7 +719,7 @@
           <w:noProof/>
         </w:rPr>
       </w:pPr>
-      <w:hyperlink w:anchor="_Toc237016615" w:history="1">
+      <w:hyperlink w:anchor="_Toc237020195" w:history="1">
         <w:r>
           <w:rPr>
             <w:rStyle w:val="Hyperlink"/>
@@ -746,7 +746,7 @@
             <w:noProof/>
             <w:webHidden/>
           </w:rPr>
-          <w:instrText xml:space="preserve"> PAGEREF _Toc237016615 \h </w:instrText>
+          <w:instrText xml:space="preserve"> PAGEREF _Toc237020195 \h </w:instrText>
         </w:r>
         <w:r>
           <w:rPr>
@@ -787,7 +787,7 @@
           <w:noProof/>
         </w:rPr>
       </w:pPr>
-      <w:hyperlink w:anchor="_Toc237016616" w:history="1">
+      <w:hyperlink w:anchor="_Toc237020196" w:history="1">
         <w:r>
           <w:rPr>
             <w:rStyle w:val="Hyperlink"/>
@@ -814,7 +814,7 @@
             <w:noProof/>
             <w:webHidden/>
           </w:rPr>
-          <w:instrText xml:space="preserve"> PAGEREF _Toc237016616 \h </w:instrText>
+          <w:instrText xml:space="preserve"> PAGEREF _Toc237020196 \h </w:instrText>
         </w:r>
         <w:r>
           <w:rPr>
@@ -855,7 +855,7 @@
           <w:noProof/>
         </w:rPr>
       </w:pPr>
-      <w:hyperlink w:anchor="_Toc237016617" w:history="1">
+      <w:hyperlink w:anchor="_Toc237020197" w:history="1">
         <w:r>
           <w:rPr>
             <w:rStyle w:val="Hyperlink"/>
@@ -882,7 +882,7 @@
             <w:noProof/>
             <w:webHidden/>
           </w:rPr>
-          <w:instrText xml:space="preserve"> PAGEREF _Toc237016617 \h </w:instrText>
+          <w:instrText xml:space="preserve"> PAGEREF _Toc237020197 \h </w:instrText>
         </w:r>
         <w:r>
           <w:rPr>
@@ -923,7 +923,7 @@
           <w:noProof/>
         </w:rPr>
       </w:pPr>
-      <w:hyperlink w:anchor="_Toc237016618" w:history="1">
+      <w:hyperlink w:anchor="_Toc237020198" w:history="1">
         <w:r>
           <w:rPr>
             <w:rStyle w:val="Hyperlink"/>
@@ -950,7 +950,7 @@
             <w:noProof/>
             <w:webHidden/>
           </w:rPr>
-          <w:instrText xml:space="preserve"> PAGEREF _Toc237016618 \h </w:instrText>
+          <w:instrText xml:space="preserve"> PAGEREF _Toc237020198 \h </w:instrText>
         </w:r>
         <w:r>
           <w:rPr>
@@ -991,13 +991,13 @@
           <w:noProof/>
         </w:rPr>
       </w:pPr>
-      <w:hyperlink w:anchor="_Toc237016619" w:history="1">
+      <w:hyperlink w:anchor="_Toc237020199" w:history="1">
         <w:r>
           <w:rPr>
             <w:rStyle w:val="Hyperlink"/>
             <w:noProof/>
           </w:rPr>
-          <w:t>7. Agent Execution, Provider Settings, and Secret Storage</w:t>
+          <w:t>7. Provider Settings and Secret Storage</w:t>
         </w:r>
         <w:r>
           <w:rPr>
@@ -1018,7 +1018,7 @@
             <w:noProof/>
             <w:webHidden/>
           </w:rPr>
-          <w:instrText xml:space="preserve"> PAGEREF _Toc237016619 \h </w:instrText>
+          <w:instrText xml:space="preserve"> PAGEREF _Toc237020199 \h </w:instrText>
         </w:r>
         <w:r>
           <w:rPr>
@@ -1059,7 +1059,7 @@
           <w:noProof/>
         </w:rPr>
       </w:pPr>
-      <w:hyperlink w:anchor="_Toc237016620" w:history="1">
+      <w:hyperlink w:anchor="_Toc237020200" w:history="1">
         <w:r>
           <w:rPr>
             <w:rStyle w:val="Hyperlink"/>
@@ -1086,7 +1086,7 @@
             <w:noProof/>
             <w:webHidden/>
           </w:rPr>
-          <w:instrText xml:space="preserve"> PAGEREF _Toc237016620 \h </w:instrText>
+          <w:instrText xml:space="preserve"> PAGEREF _Toc237020200 \h </w:instrText>
         </w:r>
         <w:r>
           <w:rPr>
@@ -1106,7 +1106,7 @@
             <w:noProof/>
             <w:webHidden/>
           </w:rPr>
-          <w:t>6</w:t>
+          <w:t>5</w:t>
         </w:r>
         <w:r>
           <w:rPr>
@@ -1127,7 +1127,7 @@
           <w:noProof/>
         </w:rPr>
       </w:pPr>
-      <w:hyperlink w:anchor="_Toc237016621" w:history="1">
+      <w:hyperlink w:anchor="_Toc237020201" w:history="1">
         <w:r>
           <w:rPr>
             <w:rStyle w:val="Hyperlink"/>
@@ -1154,7 +1154,7 @@
             <w:noProof/>
             <w:webHidden/>
           </w:rPr>
-          <w:instrText xml:space="preserve"> PAGEREF _Toc237016621 \h </w:instrText>
+          <w:instrText xml:space="preserve"> PAGEREF _Toc237020201 \h </w:instrText>
         </w:r>
         <w:r>
           <w:rPr>
@@ -1195,7 +1195,7 @@
           <w:noProof/>
         </w:rPr>
       </w:pPr>
-      <w:hyperlink w:anchor="_Toc237016622" w:history="1">
+      <w:hyperlink w:anchor="_Toc237020202" w:history="1">
         <w:r>
           <w:rPr>
             <w:rStyle w:val="Hyperlink"/>
@@ -1222,7 +1222,7 @@
             <w:noProof/>
             <w:webHidden/>
           </w:rPr>
-          <w:instrText xml:space="preserve"> PAGEREF _Toc237016622 \h </w:instrText>
+          <w:instrText xml:space="preserve"> PAGEREF _Toc237020202 \h </w:instrText>
         </w:r>
         <w:r>
           <w:rPr>
@@ -1263,13 +1263,13 @@
           <w:noProof/>
         </w:rPr>
       </w:pPr>
-      <w:hyperlink w:anchor="_Toc237016623" w:history="1">
+      <w:hyperlink w:anchor="_Toc237020203" w:history="1">
         <w:r>
           <w:rPr>
             <w:rStyle w:val="Hyperlink"/>
             <w:noProof/>
           </w:rPr>
-          <w:t>9. In-Place AI Translation and Alternatives</w:t>
+          <w:t>9. Automatic Provider Translation and Review</w:t>
         </w:r>
         <w:r>
           <w:rPr>
@@ -1290,7 +1290,7 @@
             <w:noProof/>
             <w:webHidden/>
           </w:rPr>
-          <w:instrText xml:space="preserve"> PAGEREF _Toc237016623 \h </w:instrText>
+          <w:instrText xml:space="preserve"> PAGEREF _Toc237020203 \h </w:instrText>
         </w:r>
         <w:r>
           <w:rPr>
@@ -1310,7 +1310,7 @@
             <w:noProof/>
             <w:webHidden/>
           </w:rPr>
-          <w:t>7</w:t>
+          <w:t>6</w:t>
         </w:r>
         <w:r>
           <w:rPr>
@@ -1331,7 +1331,7 @@
           <w:noProof/>
         </w:rPr>
       </w:pPr>
-      <w:hyperlink w:anchor="_Toc237016624" w:history="1">
+      <w:hyperlink w:anchor="_Toc237020204" w:history="1">
         <w:r>
           <w:rPr>
             <w:rStyle w:val="Hyperlink"/>
@@ -1358,7 +1358,7 @@
             <w:noProof/>
             <w:webHidden/>
           </w:rPr>
-          <w:instrText xml:space="preserve"> PAGEREF _Toc237016624 \h </w:instrText>
+          <w:instrText xml:space="preserve"> PAGEREF _Toc237020204 \h </w:instrText>
         </w:r>
         <w:r>
           <w:rPr>
@@ -1378,7 +1378,7 @@
             <w:noProof/>
             <w:webHidden/>
           </w:rPr>
-          <w:t>8</w:t>
+          <w:t>7</w:t>
         </w:r>
         <w:r>
           <w:rPr>
@@ -1399,7 +1399,7 @@
           <w:noProof/>
         </w:rPr>
       </w:pPr>
-      <w:hyperlink w:anchor="_Toc237016625" w:history="1">
+      <w:hyperlink w:anchor="_Toc237020205" w:history="1">
         <w:r>
           <w:rPr>
             <w:rStyle w:val="Hyperlink"/>
@@ -1426,7 +1426,7 @@
             <w:noProof/>
             <w:webHidden/>
           </w:rPr>
-          <w:instrText xml:space="preserve"> PAGEREF _Toc237016625 \h </w:instrText>
+          <w:instrText xml:space="preserve"> PAGEREF _Toc237020205 \h </w:instrText>
         </w:r>
         <w:r>
           <w:rPr>
@@ -1446,7 +1446,7 @@
             <w:noProof/>
             <w:webHidden/>
           </w:rPr>
-          <w:t>8</w:t>
+          <w:t>7</w:t>
         </w:r>
         <w:r>
           <w:rPr>
@@ -1467,7 +1467,7 @@
           <w:noProof/>
         </w:rPr>
       </w:pPr>
-      <w:hyperlink w:anchor="_Toc237016626" w:history="1">
+      <w:hyperlink w:anchor="_Toc237020206" w:history="1">
         <w:r>
           <w:rPr>
             <w:rStyle w:val="Hyperlink"/>
@@ -1494,7 +1494,7 @@
             <w:noProof/>
             <w:webHidden/>
           </w:rPr>
-          <w:instrText xml:space="preserve"> PAGEREF _Toc237016626 \h </w:instrText>
+          <w:instrText xml:space="preserve"> PAGEREF _Toc237020206 \h </w:instrText>
         </w:r>
         <w:r>
           <w:rPr>
@@ -1535,7 +1535,7 @@
           <w:noProof/>
         </w:rPr>
       </w:pPr>
-      <w:hyperlink w:anchor="_Toc237016627" w:history="1">
+      <w:hyperlink w:anchor="_Toc237020207" w:history="1">
         <w:r>
           <w:rPr>
             <w:rStyle w:val="Hyperlink"/>
@@ -1562,7 +1562,7 @@
             <w:noProof/>
             <w:webHidden/>
           </w:rPr>
-          <w:instrText xml:space="preserve"> PAGEREF _Toc237016627 \h </w:instrText>
+          <w:instrText xml:space="preserve"> PAGEREF _Toc237020207 \h </w:instrText>
         </w:r>
         <w:r>
           <w:rPr>
@@ -1603,7 +1603,7 @@
           <w:noProof/>
         </w:rPr>
       </w:pPr>
-      <w:hyperlink w:anchor="_Toc237016628" w:history="1">
+      <w:hyperlink w:anchor="_Toc237020208" w:history="1">
         <w:r>
           <w:rPr>
             <w:rStyle w:val="Hyperlink"/>
@@ -1630,7 +1630,7 @@
             <w:noProof/>
             <w:webHidden/>
           </w:rPr>
-          <w:instrText xml:space="preserve"> PAGEREF _Toc237016628 \h </w:instrText>
+          <w:instrText xml:space="preserve"> PAGEREF _Toc237020208 \h </w:instrText>
         </w:r>
         <w:r>
           <w:rPr>
@@ -1650,7 +1650,7 @@
             <w:noProof/>
             <w:webHidden/>
           </w:rPr>
-          <w:t>9</w:t>
+          <w:t>8</w:t>
         </w:r>
         <w:r>
           <w:rPr>
@@ -1671,7 +1671,7 @@
           <w:noProof/>
         </w:rPr>
       </w:pPr>
-      <w:hyperlink w:anchor="_Toc237016629" w:history="1">
+      <w:hyperlink w:anchor="_Toc237020209" w:history="1">
         <w:r>
           <w:rPr>
             <w:rStyle w:val="Hyperlink"/>
@@ -1698,7 +1698,7 @@
             <w:noProof/>
             <w:webHidden/>
           </w:rPr>
-          <w:instrText xml:space="preserve"> PAGEREF _Toc237016629 \h </w:instrText>
+          <w:instrText xml:space="preserve"> PAGEREF _Toc237020209 \h </w:instrText>
         </w:r>
         <w:r>
           <w:rPr>
@@ -1739,7 +1739,7 @@
           <w:noProof/>
         </w:rPr>
       </w:pPr>
-      <w:hyperlink w:anchor="_Toc237016630" w:history="1">
+      <w:hyperlink w:anchor="_Toc237020210" w:history="1">
         <w:r>
           <w:rPr>
             <w:rStyle w:val="Hyperlink"/>
@@ -1766,7 +1766,7 @@
             <w:noProof/>
             <w:webHidden/>
           </w:rPr>
-          <w:instrText xml:space="preserve"> PAGEREF _Toc237016630 \h </w:instrText>
+          <w:instrText xml:space="preserve"> PAGEREF _Toc237020210 \h </w:instrText>
         </w:r>
         <w:r>
           <w:rPr>
@@ -1807,7 +1807,7 @@
           <w:noProof/>
         </w:rPr>
       </w:pPr>
-      <w:hyperlink w:anchor="_Toc237016631" w:history="1">
+      <w:hyperlink w:anchor="_Toc237020211" w:history="1">
         <w:r>
           <w:rPr>
             <w:rStyle w:val="Hyperlink"/>
@@ -1834,7 +1834,7 @@
             <w:noProof/>
             <w:webHidden/>
           </w:rPr>
-          <w:instrText xml:space="preserve"> PAGEREF _Toc237016631 \h </w:instrText>
+          <w:instrText xml:space="preserve"> PAGEREF _Toc237020211 \h </w:instrText>
         </w:r>
         <w:r>
           <w:rPr>
@@ -1854,7 +1854,7 @@
             <w:noProof/>
             <w:webHidden/>
           </w:rPr>
-          <w:t>10</w:t>
+          <w:t>9</w:t>
         </w:r>
         <w:r>
           <w:rPr>
@@ -1875,7 +1875,7 @@
           <w:noProof/>
         </w:rPr>
       </w:pPr>
-      <w:hyperlink w:anchor="_Toc237016632" w:history="1">
+      <w:hyperlink w:anchor="_Toc237020212" w:history="1">
         <w:r>
           <w:rPr>
             <w:rStyle w:val="Hyperlink"/>
@@ -1902,7 +1902,7 @@
             <w:noProof/>
             <w:webHidden/>
           </w:rPr>
-          <w:instrText xml:space="preserve"> PAGEREF _Toc237016632 \h </w:instrText>
+          <w:instrText xml:space="preserve"> PAGEREF _Toc237020212 \h </w:instrText>
         </w:r>
         <w:r>
           <w:rPr>
@@ -1943,7 +1943,7 @@
           <w:noProof/>
         </w:rPr>
       </w:pPr>
-      <w:hyperlink w:anchor="_Toc237016633" w:history="1">
+      <w:hyperlink w:anchor="_Toc237020213" w:history="1">
         <w:r>
           <w:rPr>
             <w:rStyle w:val="Hyperlink"/>
@@ -1970,7 +1970,7 @@
             <w:noProof/>
             <w:webHidden/>
           </w:rPr>
-          <w:instrText xml:space="preserve"> PAGEREF _Toc237016633 \h </w:instrText>
+          <w:instrText xml:space="preserve"> PAGEREF _Toc237020213 \h </w:instrText>
         </w:r>
         <w:r>
           <w:rPr>
@@ -1990,7 +1990,7 @@
             <w:noProof/>
             <w:webHidden/>
           </w:rPr>
-          <w:t>11</w:t>
+          <w:t>10</w:t>
         </w:r>
         <w:r>
           <w:rPr>
@@ -2011,7 +2011,7 @@
           <w:noProof/>
         </w:rPr>
       </w:pPr>
-      <w:hyperlink w:anchor="_Toc237016634" w:history="1">
+      <w:hyperlink w:anchor="_Toc237020214" w:history="1">
         <w:r>
           <w:rPr>
             <w:rStyle w:val="Hyperlink"/>
@@ -2038,7 +2038,7 @@
             <w:noProof/>
             <w:webHidden/>
           </w:rPr>
-          <w:instrText xml:space="preserve"> PAGEREF _Toc237016634 \h </w:instrText>
+          <w:instrText xml:space="preserve"> PAGEREF _Toc237020214 \h </w:instrText>
         </w:r>
         <w:r>
           <w:rPr>
@@ -2079,7 +2079,7 @@
           <w:noProof/>
         </w:rPr>
       </w:pPr>
-      <w:hyperlink w:anchor="_Toc237016635" w:history="1">
+      <w:hyperlink w:anchor="_Toc237020215" w:history="1">
         <w:r>
           <w:rPr>
             <w:rStyle w:val="Hyperlink"/>
@@ -2106,7 +2106,7 @@
             <w:noProof/>
             <w:webHidden/>
           </w:rPr>
-          <w:instrText xml:space="preserve"> PAGEREF _Toc237016635 \h </w:instrText>
+          <w:instrText xml:space="preserve"> PAGEREF _Toc237020215 \h </w:instrText>
         </w:r>
         <w:r>
           <w:rPr>
@@ -2126,7 +2126,7 @@
             <w:noProof/>
             <w:webHidden/>
           </w:rPr>
-          <w:t>12</w:t>
+          <w:t>11</w:t>
         </w:r>
         <w:r>
           <w:rPr>
@@ -2147,7 +2147,7 @@
           <w:noProof/>
         </w:rPr>
       </w:pPr>
-      <w:hyperlink w:anchor="_Toc237016636" w:history="1">
+      <w:hyperlink w:anchor="_Toc237020216" w:history="1">
         <w:r>
           <w:rPr>
             <w:rStyle w:val="Hyperlink"/>
@@ -2174,7 +2174,7 @@
             <w:noProof/>
             <w:webHidden/>
           </w:rPr>
-          <w:instrText xml:space="preserve"> PAGEREF _Toc237016636 \h </w:instrText>
+          <w:instrText xml:space="preserve"> PAGEREF _Toc237020216 \h </w:instrText>
         </w:r>
         <w:r>
           <w:rPr>
@@ -2215,7 +2215,7 @@
           <w:noProof/>
         </w:rPr>
       </w:pPr>
-      <w:hyperlink w:anchor="_Toc237016637" w:history="1">
+      <w:hyperlink w:anchor="_Toc237020217" w:history="1">
         <w:r>
           <w:rPr>
             <w:rStyle w:val="Hyperlink"/>
@@ -2242,7 +2242,7 @@
             <w:noProof/>
             <w:webHidden/>
           </w:rPr>
-          <w:instrText xml:space="preserve"> PAGEREF _Toc237016637 \h </w:instrText>
+          <w:instrText xml:space="preserve"> PAGEREF _Toc237020217 \h </w:instrText>
         </w:r>
         <w:r>
           <w:rPr>
@@ -2295,7 +2295,7 @@
       <w:pPr>
         <w:pStyle w:val="Heading1"/>
       </w:pPr>
-      <w:bookmarkStart w:id="1" w:name="_Toc237016608"/>
+      <w:bookmarkStart w:id="1" w:name="_Toc237020188"/>
       <w:r>
         <w:lastRenderedPageBreak/>
         <w:t>1. Product Scope and Invariants</w:t>
@@ -2364,7 +2364,7 @@
       <w:pPr>
         <w:pStyle w:val="Heading1"/>
       </w:pPr>
-      <w:bookmarkStart w:id="2" w:name="_Toc237016609"/>
+      <w:bookmarkStart w:id="2" w:name="_Toc237020189"/>
       <w:r>
         <w:t>2. Repository and Build Layout</w:t>
       </w:r>
@@ -2473,7 +2473,7 @@
           </w:tcPr>
           <w:p>
             <w:r>
-              <w:t>source\agent</w:t>
+              <w:t>source\scan</w:t>
             </w:r>
           </w:p>
         </w:tc>
@@ -2487,7 +2487,7 @@
               <w:cnfStyle w:val="000000000000" w:firstRow="0" w:lastRow="0" w:firstColumn="0" w:lastColumn="0" w:oddVBand="0" w:evenVBand="0" w:oddHBand="0" w:evenHBand="0" w:firstRowFirstColumn="0" w:firstRowLastColumn="0" w:lastRowFirstColumn="0" w:lastRowLastColumn="0"/>
             </w:pPr>
             <w:r>
-              <w:t>Installed Codex/Claude command settings, detection, process execution, logging, and cancellation.</w:t>
+              <w:t>VCL/FMX form text, Pascal resourcestrings, extraction rules, diagnostics, incremental merge.</w:t>
             </w:r>
           </w:p>
         </w:tc>
@@ -2495,38 +2495,6 @@
       <w:tr>
         <w:trPr>
           <w:cnfStyle w:val="000000100000" w:firstRow="0" w:lastRow="0" w:firstColumn="0" w:lastColumn="0" w:oddVBand="0" w:evenVBand="0" w:oddHBand="1" w:evenHBand="0" w:firstRowFirstColumn="0" w:firstRowLastColumn="0" w:lastRowFirstColumn="0" w:lastRowLastColumn="0"/>
-          <w:cantSplit/>
-          <w:jc w:val="center"/>
-        </w:trPr>
-        <w:tc>
-          <w:tcPr>
-            <w:cnfStyle w:val="001000000000" w:firstRow="0" w:lastRow="0" w:firstColumn="1" w:lastColumn="0" w:oddVBand="0" w:evenVBand="0" w:oddHBand="0" w:evenHBand="0" w:firstRowFirstColumn="0" w:firstRowLastColumn="0" w:lastRowFirstColumn="0" w:lastRowLastColumn="0"/>
-            <w:tcW w:w="2700" w:type="dxa"/>
-            <w:vAlign w:val="center"/>
-          </w:tcPr>
-          <w:p>
-            <w:r>
-              <w:t>source\scan</w:t>
-            </w:r>
-          </w:p>
-        </w:tc>
-        <w:tc>
-          <w:tcPr>
-            <w:tcW w:w="6660" w:type="dxa"/>
-            <w:vAlign w:val="center"/>
-          </w:tcPr>
-          <w:p>
-            <w:pPr>
-              <w:cnfStyle w:val="000000100000" w:firstRow="0" w:lastRow="0" w:firstColumn="0" w:lastColumn="0" w:oddVBand="0" w:evenVBand="0" w:oddHBand="1" w:evenHBand="0" w:firstRowFirstColumn="0" w:firstRowLastColumn="0" w:lastRowFirstColumn="0" w:lastRowLastColumn="0"/>
-            </w:pPr>
-            <w:r>
-              <w:t>VCL/FMX form text, Pascal resourcestrings, extraction rules, diagnostics, incremental merge.</w:t>
-            </w:r>
-          </w:p>
-        </w:tc>
-      </w:tr>
-      <w:tr>
-        <w:trPr>
           <w:cantSplit/>
           <w:jc w:val="center"/>
         </w:trPr>
@@ -2549,7 +2517,7 @@
           </w:tcPr>
           <w:p>
             <w:pPr>
-              <w:cnfStyle w:val="000000000000" w:firstRow="0" w:lastRow="0" w:firstColumn="0" w:lastColumn="0" w:oddVBand="0" w:evenVBand="0" w:oddHBand="0" w:evenHBand="0" w:firstRowFirstColumn="0" w:firstRowLastColumn="0" w:lastRowFirstColumn="0" w:lastRowLastColumn="0"/>
+              <w:cnfStyle w:val="000000100000" w:firstRow="0" w:lastRow="0" w:firstColumn="0" w:lastColumn="0" w:oddVBand="0" w:evenVBand="0" w:oddHBand="1" w:evenHBand="0" w:firstRowFirstColumn="0" w:firstRowLastColumn="0" w:lastRowFirstColumn="0" w:lastRowLastColumn="0"/>
             </w:pPr>
             <w:r>
               <w:t>Catalog safety and completeness checks.</w:t>
@@ -2559,7 +2527,6 @@
       </w:tr>
       <w:tr>
         <w:trPr>
-          <w:cnfStyle w:val="000000100000" w:firstRow="0" w:lastRow="0" w:firstColumn="0" w:lastColumn="0" w:oddVBand="0" w:evenVBand="0" w:oddHBand="1" w:evenHBand="0" w:firstRowFirstColumn="0" w:firstRowLastColumn="0" w:lastRowFirstColumn="0" w:lastRowLastColumn="0"/>
           <w:cantSplit/>
           <w:jc w:val="center"/>
         </w:trPr>
@@ -2582,7 +2549,7 @@
           </w:tcPr>
           <w:p>
             <w:pPr>
-              <w:cnfStyle w:val="000000100000" w:firstRow="0" w:lastRow="0" w:firstColumn="0" w:lastColumn="0" w:oddVBand="0" w:evenVBand="0" w:oddHBand="1" w:evenHBand="0" w:firstRowFirstColumn="0" w:firstRowLastColumn="0" w:lastRowFirstColumn="0" w:lastRowLastColumn="0"/>
+              <w:cnfStyle w:val="000000000000" w:firstRow="0" w:lastRow="0" w:firstColumn="0" w:lastColumn="0" w:oddVBand="0" w:evenVBand="0" w:oddHBand="0" w:evenHBand="0" w:firstRowFirstColumn="0" w:firstRowLastColumn="0" w:lastRowFirstColumn="0" w:lastRowLastColumn="0"/>
             </w:pPr>
             <w:r>
               <w:t>Provider types/settings, Credential Manager, DeepL/Google HTTPS client.</w:t>
@@ -2592,6 +2559,7 @@
       </w:tr>
       <w:tr>
         <w:trPr>
+          <w:cnfStyle w:val="000000100000" w:firstRow="0" w:lastRow="0" w:firstColumn="0" w:lastColumn="0" w:oddVBand="0" w:evenVBand="0" w:oddHBand="1" w:evenHBand="0" w:firstRowFirstColumn="0" w:firstRowLastColumn="0" w:lastRowFirstColumn="0" w:lastRowLastColumn="0"/>
           <w:cantSplit/>
           <w:jc w:val="center"/>
         </w:trPr>
@@ -2614,7 +2582,7 @@
           </w:tcPr>
           <w:p>
             <w:pPr>
-              <w:cnfStyle w:val="000000000000" w:firstRow="0" w:lastRow="0" w:firstColumn="0" w:lastColumn="0" w:oddVBand="0" w:evenVBand="0" w:oddHBand="0" w:evenHBand="0" w:firstRowFirstColumn="0" w:firstRowLastColumn="0" w:lastRowFirstColumn="0" w:lastRowLastColumn="0"/>
+              <w:cnfStyle w:val="000000100000" w:firstRow="0" w:lastRow="0" w:firstColumn="0" w:lastColumn="0" w:oddVBand="0" w:evenVBand="0" w:oddHBand="1" w:evenHBand="0" w:firstRowFirstColumn="0" w:firstRowLastColumn="0" w:lastRowFirstColumn="0" w:lastRowLastColumn="0"/>
             </w:pPr>
             <w:r>
               <w:t>Pack discovery/loading, preference, manager, VCL and FMX applicators.</w:t>
@@ -2624,7 +2592,6 @@
       </w:tr>
       <w:tr>
         <w:trPr>
-          <w:cnfStyle w:val="000000100000" w:firstRow="0" w:lastRow="0" w:firstColumn="0" w:lastColumn="0" w:oddVBand="0" w:evenVBand="0" w:oddHBand="1" w:evenHBand="0" w:firstRowFirstColumn="0" w:firstRowLastColumn="0" w:lastRowFirstColumn="0" w:lastRowLastColumn="0"/>
           <w:cantSplit/>
           <w:jc w:val="center"/>
         </w:trPr>
@@ -2636,7 +2603,6 @@
           </w:tcPr>
           <w:p>
             <w:r>
-              <w:lastRenderedPageBreak/>
               <w:t>source\integration</w:t>
             </w:r>
           </w:p>
@@ -2648,7 +2614,7 @@
           </w:tcPr>
           <w:p>
             <w:pPr>
-              <w:cnfStyle w:val="000000100000" w:firstRow="0" w:lastRow="0" w:firstColumn="0" w:lastColumn="0" w:oddVBand="0" w:evenVBand="0" w:oddHBand="1" w:evenHBand="0" w:firstRowFirstColumn="0" w:firstRowLastColumn="0" w:lastRowFirstColumn="0" w:lastRowLastColumn="0"/>
+              <w:cnfStyle w:val="000000000000" w:firstRow="0" w:lastRow="0" w:firstColumn="0" w:lastColumn="0" w:oddVBand="0" w:evenVBand="0" w:oddHBand="0" w:evenHBand="0" w:firstRowFirstColumn="0" w:firstRowLastColumn="0" w:lastRowFirstColumn="0" w:lastRowLastColumn="0"/>
             </w:pPr>
             <w:r>
               <w:t>Plan, resource/source rewriting, change sets, transaction, package generation.</w:t>
@@ -2658,6 +2624,7 @@
       </w:tr>
       <w:tr>
         <w:trPr>
+          <w:cnfStyle w:val="000000100000" w:firstRow="0" w:lastRow="0" w:firstColumn="0" w:lastColumn="0" w:oddVBand="0" w:evenVBand="0" w:oddHBand="1" w:evenHBand="0" w:firstRowFirstColumn="0" w:firstRowLastColumn="0" w:lastRowFirstColumn="0" w:lastRowLastColumn="0"/>
           <w:cantSplit/>
           <w:jc w:val="center"/>
         </w:trPr>
@@ -2680,7 +2647,7 @@
           </w:tcPr>
           <w:p>
             <w:pPr>
-              <w:cnfStyle w:val="000000000000" w:firstRow="0" w:lastRow="0" w:firstColumn="0" w:lastColumn="0" w:oddVBand="0" w:evenVBand="0" w:oddHBand="0" w:evenHBand="0" w:firstRowFirstColumn="0" w:firstRowLastColumn="0" w:lastRowFirstColumn="0" w:lastRowLastColumn="0"/>
+              <w:cnfStyle w:val="000000100000" w:firstRow="0" w:lastRow="0" w:firstColumn="0" w:lastColumn="0" w:oddVBand="0" w:evenVBand="0" w:oddHBand="1" w:evenHBand="0" w:firstRowFirstColumn="0" w:firstRowLastColumn="0" w:lastRowFirstColumn="0" w:lastRowLastColumn="0"/>
             </w:pPr>
             <w:r>
               <w:t>Designer-authored FMX UI and Studio self-localization.</w:t>
@@ -2690,7 +2657,6 @@
       </w:tr>
       <w:tr>
         <w:trPr>
-          <w:cnfStyle w:val="000000100000" w:firstRow="0" w:lastRow="0" w:firstColumn="0" w:lastColumn="0" w:oddVBand="0" w:evenVBand="0" w:oddHBand="1" w:evenHBand="0" w:firstRowFirstColumn="0" w:firstRowLastColumn="0" w:lastRowFirstColumn="0" w:lastRowLastColumn="0"/>
           <w:cantSplit/>
           <w:jc w:val="center"/>
         </w:trPr>
@@ -2702,6 +2668,7 @@
           </w:tcPr>
           <w:p>
             <w:r>
+              <w:lastRenderedPageBreak/>
               <w:t>source\schemas</w:t>
             </w:r>
           </w:p>
@@ -2713,7 +2680,7 @@
           </w:tcPr>
           <w:p>
             <w:pPr>
-              <w:cnfStyle w:val="000000100000" w:firstRow="0" w:lastRow="0" w:firstColumn="0" w:lastColumn="0" w:oddVBand="0" w:evenVBand="0" w:oddHBand="1" w:evenHBand="0" w:firstRowFirstColumn="0" w:firstRowLastColumn="0" w:lastRowFirstColumn="0" w:lastRowLastColumn="0"/>
+              <w:cnfStyle w:val="000000000000" w:firstRow="0" w:lastRow="0" w:firstColumn="0" w:lastColumn="0" w:oddVBand="0" w:evenVBand="0" w:oddHBand="0" w:evenHBand="0" w:firstRowFirstColumn="0" w:firstRowLastColumn="0" w:lastRowFirstColumn="0" w:lastRowLastColumn="0"/>
             </w:pPr>
             <w:r>
               <w:t>Development and runtime JSON Schemas.</w:t>
@@ -2723,6 +2690,7 @@
       </w:tr>
       <w:tr>
         <w:trPr>
+          <w:cnfStyle w:val="000000100000" w:firstRow="0" w:lastRow="0" w:firstColumn="0" w:lastColumn="0" w:oddVBand="0" w:evenVBand="0" w:oddHBand="1" w:evenHBand="0" w:firstRowFirstColumn="0" w:firstRowLastColumn="0" w:lastRowFirstColumn="0" w:lastRowLastColumn="0"/>
           <w:cantSplit/>
           <w:jc w:val="center"/>
         </w:trPr>
@@ -2745,7 +2713,7 @@
           </w:tcPr>
           <w:p>
             <w:pPr>
-              <w:cnfStyle w:val="000000000000" w:firstRow="0" w:lastRow="0" w:firstColumn="0" w:lastColumn="0" w:oddVBand="0" w:evenVBand="0" w:oddHBand="0" w:evenHBand="0" w:firstRowFirstColumn="0" w:firstRowLastColumn="0" w:lastRowFirstColumn="0" w:lastRowLastColumn="0"/>
+              <w:cnfStyle w:val="000000100000" w:firstRow="0" w:lastRow="0" w:firstColumn="0" w:lastColumn="0" w:oddVBand="0" w:evenVBand="0" w:oddHBand="1" w:evenHBand="0" w:firstRowFirstColumn="0" w:firstRowLastColumn="0" w:lastRowFirstColumn="0" w:lastRowLastColumn="0"/>
             </w:pPr>
             <w:r>
               <w:t>Foundation, runtime, integration, form-streaming, launch, and self-localization smoke tests.</w:t>
@@ -2755,7 +2723,6 @@
       </w:tr>
       <w:tr>
         <w:trPr>
-          <w:cnfStyle w:val="000000100000" w:firstRow="0" w:lastRow="0" w:firstColumn="0" w:lastColumn="0" w:oddVBand="0" w:evenVBand="0" w:oddHBand="1" w:evenHBand="0" w:firstRowFirstColumn="0" w:firstRowLastColumn="0" w:lastRowFirstColumn="0" w:lastRowLastColumn="0"/>
           <w:cantSplit/>
           <w:jc w:val="center"/>
         </w:trPr>
@@ -2778,7 +2745,7 @@
           </w:tcPr>
           <w:p>
             <w:pPr>
-              <w:cnfStyle w:val="000000100000" w:firstRow="0" w:lastRow="0" w:firstColumn="0" w:lastColumn="0" w:oddVBand="0" w:evenVBand="0" w:oddHBand="1" w:evenHBand="0" w:firstRowFirstColumn="0" w:firstRowLastColumn="0" w:lastRowFirstColumn="0" w:lastRowLastColumn="0"/>
+              <w:cnfStyle w:val="000000000000" w:firstRow="0" w:lastRow="0" w:firstColumn="0" w:lastColumn="0" w:oddVBand="0" w:evenVBand="0" w:oddHBand="0" w:evenHBand="0" w:firstRowFirstColumn="0" w:firstRowLastColumn="0" w:lastRowFirstColumn="0" w:lastRowLastColumn="0"/>
             </w:pPr>
             <w:r>
               <w:t>Product documentation, help source, and safe fixtures.</w:t>
@@ -2791,7 +2758,7 @@
       <w:pPr>
         <w:pStyle w:val="Heading2"/>
       </w:pPr>
-      <w:bookmarkStart w:id="3" w:name="_Toc237016610"/>
+      <w:bookmarkStart w:id="3" w:name="_Toc237020190"/>
       <w:r>
         <w:t>2.1 Toolchain</w:t>
       </w:r>
@@ -2825,7 +2792,7 @@
       <w:pPr>
         <w:pStyle w:val="Heading1"/>
       </w:pPr>
-      <w:bookmarkStart w:id="4" w:name="_Toc237016611"/>
+      <w:bookmarkStart w:id="4" w:name="_Toc237020191"/>
       <w:r>
         <w:t>3. System Architecture</w:t>
       </w:r>
@@ -3152,7 +3119,6 @@
           </w:tcPr>
           <w:p>
             <w:r>
-              <w:lastRenderedPageBreak/>
               <w:t>Integration</w:t>
             </w:r>
           </w:p>
@@ -3200,6 +3166,7 @@
           </w:tcPr>
           <w:p>
             <w:r>
+              <w:lastRenderedPageBreak/>
               <w:t>Runtime</w:t>
             </w:r>
           </w:p>
@@ -3238,7 +3205,7 @@
       <w:pPr>
         <w:pStyle w:val="Heading1"/>
       </w:pPr>
-      <w:bookmarkStart w:id="5" w:name="_Toc237016612"/>
+      <w:bookmarkStart w:id="5" w:name="_Toc237020192"/>
       <w:r>
         <w:t>4. Core Data Model and JSON</w:t>
       </w:r>
@@ -3253,7 +3220,7 @@
       <w:pPr>
         <w:pStyle w:val="Heading2"/>
       </w:pPr>
-      <w:bookmarkStart w:id="6" w:name="_Toc237016613"/>
+      <w:bookmarkStart w:id="6" w:name="_Toc237020193"/>
       <w:r>
         <w:t>4.1 Stable keys</w:t>
       </w:r>
@@ -3295,7 +3262,7 @@
       <w:pPr>
         <w:pStyle w:val="Heading2"/>
       </w:pPr>
-      <w:bookmarkStart w:id="7" w:name="_Toc237016614"/>
+      <w:bookmarkStart w:id="7" w:name="_Toc237020194"/>
       <w:r>
         <w:t>4.2 Development catalog</w:t>
       </w:r>
@@ -3333,20 +3300,16 @@
       </w:r>
       <w:r>
         <w:br/>
-        <w:t xml:space="preserve">               "translatedText": "Salva", "status": "aiDraft",</w:t>
+        <w:t xml:space="preserve">               "translatedText": "Salva", "status": "machineTranslated",</w:t>
       </w:r>
       <w:r>
         <w:br/>
-        <w:t xml:space="preserve">               "translationOrigin": "codex",</w:t>
+        <w:t xml:space="preserve">               "translationOrigin": "google",</w:t>
       </w:r>
       <w:r>
         <w:br/>
       </w:r>
       <w:r>
-        <w:t xml:space="preserve">               "translationConfidence": "high",</w:t>
-      </w:r>
-      <w:r>
-        <w:br/>
         <w:t xml:space="preserve">               "runtimeApplication": "automatic"}]</w:t>
       </w:r>
       <w:r>
@@ -3358,7 +3321,7 @@
       <w:pPr>
         <w:pStyle w:val="Heading2"/>
       </w:pPr>
-      <w:bookmarkStart w:id="8" w:name="_Toc237016615"/>
+      <w:bookmarkStart w:id="8" w:name="_Toc237020195"/>
       <w:r>
         <w:t>4.3 Runtime pack</w:t>
       </w:r>
@@ -3405,7 +3368,6 @@
     </w:p>
     <w:p>
       <w:r>
-        <w:lastRenderedPageBreak/>
         <w:t>The schema files are source\schemas\development-project.schema.json and runtime-language-pack.schema.json. Changes require schema-version handling, round-trip fixtures, and compatibility notes.</w:t>
       </w:r>
     </w:p>
@@ -3413,8 +3375,9 @@
       <w:pPr>
         <w:pStyle w:val="Heading1"/>
       </w:pPr>
-      <w:bookmarkStart w:id="9" w:name="_Toc237016616"/>
+      <w:bookmarkStart w:id="9" w:name="_Toc237020196"/>
       <w:r>
+        <w:lastRenderedPageBreak/>
         <w:t>5. Project Detection and Scanning</w:t>
       </w:r>
       <w:bookmarkEnd w:id="9"/>
@@ -3433,7 +3396,7 @@
       <w:pPr>
         <w:pStyle w:val="Heading2"/>
       </w:pPr>
-      <w:bookmarkStart w:id="10" w:name="_Toc237016617"/>
+      <w:bookmarkStart w:id="10" w:name="_Toc237020197"/>
       <w:r>
         <w:t>5.1 Incremental merge</w:t>
       </w:r>
@@ -3515,7 +3478,7 @@
       <w:pPr>
         <w:pStyle w:val="Heading1"/>
       </w:pPr>
-      <w:bookmarkStart w:id="11" w:name="_Toc237016618"/>
+      <w:bookmarkStart w:id="11" w:name="_Toc237020198"/>
       <w:r>
         <w:t>6. Studio UI and Workflow State</w:t>
       </w:r>
@@ -3523,10 +3486,10 @@
     </w:p>
     <w:p>
       <w:r>
-        <w:t xml:space="preserve">DAT.Studio.MainForm.fmx contains the complete orange-and-blue interface. The form persists WindowState=wsMaximized, uses client-aligned workflow cards, anchors resizable work areas to every relevant edge, and keeps the status card at the bottom. The workflow selection rectangle moves among Project, Scan, Translate, Validation, Export, Integration, and Engine Settings. Language and engine choices are designer-owned combo boxes. Translate Automatically, Cancel Translation, Prompt, Reload, agent configuration </w:t>
+        <w:t>DAT.Studio.MainForm.fmx contains the complete orange-and-blue interface. The form persists WindowState=wsMaximized, uses client-aligned workflow cards, anchors resizable work areas to every relevant edge, and keeps the status card at the bottom. The workflow selection rectangle moves among Project, Scan, Translate, Validation, Export, Integration, and Provider Settings. Language and provider choices, Translate Automatically, key-management actions, and all other controls are persisted designer objects. DAT.</w:t>
       </w:r>
       <w:r>
-        <w:t>controls, and the monitor timer are persisted designer objects. DAT.Studio.MainForm.pas contains event and state logic only; it does not construct controls.</w:t>
+        <w:t>Studio.MainForm.pas contains event and state logic only; it does not construct controls.</w:t>
       </w:r>
     </w:p>
     <w:p>
@@ -3568,13 +3531,15 @@
           <w:p>
             <w:pPr>
               <w:pStyle w:val="Callout"/>
+              <w:rPr>
+                <w:rFonts w:hint="eastAsia"/>
+              </w:rPr>
             </w:pPr>
             <w:r>
               <w:rPr>
                 <w:b/>
                 <w:color w:val="234C80"/>
               </w:rPr>
-              <w:lastRenderedPageBreak/>
               <w:t xml:space="preserve">FMX validation requirement. </w:t>
             </w:r>
             <w:r>
@@ -3588,19 +3553,12 @@
       <w:pPr>
         <w:pStyle w:val="Heading1"/>
       </w:pPr>
-      <w:bookmarkStart w:id="12" w:name="_Toc237016619"/>
+      <w:bookmarkStart w:id="12" w:name="_Toc237020199"/>
       <w:r>
-        <w:t>7. Agent Execution, Provider Settings, and Secret Storage</w:t>
+        <w:lastRenderedPageBreak/>
+        <w:t>7. Provider Settings and Secret Storage</w:t>
       </w:r>
       <w:bookmarkEnd w:id="12"/>
-    </w:p>
-    <w:p>
-      <w:r>
-        <w:t>DAT.Agent.Execution persists only the selected command-line engine, executable path, and model choice. It detects supported installations, starts the agent without a console window, passes the translation contract through inherited standard input, redirects stdout/stderr to a project-local diagnostic log, polls the process from the designer-owned timer, and supports controlled cancellation. Codex runs non-interactively with workspace-write sandboxing in the target project; Claude runs in print mode with str</w:t>
-      </w:r>
-      <w:r>
-        <w:t>eamed JSON and accepted workspace edits. Authentication remains owned by the installed vendor CLI.</w:t>
-      </w:r>
     </w:p>
     <w:p>
       <w:r>
@@ -3864,9 +3822,8 @@
       <w:pPr>
         <w:pStyle w:val="Heading1"/>
       </w:pPr>
-      <w:bookmarkStart w:id="13" w:name="_Toc237016620"/>
+      <w:bookmarkStart w:id="13" w:name="_Toc237020200"/>
       <w:r>
-        <w:lastRenderedPageBreak/>
         <w:t>8. Provider HTTP Clients</w:t>
       </w:r>
       <w:bookmarkEnd w:id="13"/>
@@ -4043,6 +4000,7 @@
           </w:tcPr>
           <w:p>
             <w:r>
+              <w:lastRenderedPageBreak/>
               <w:t>DeepL API Pro</w:t>
             </w:r>
           </w:p>
@@ -4156,7 +4114,7 @@
       <w:pPr>
         <w:pStyle w:val="Heading2"/>
       </w:pPr>
-      <w:bookmarkStart w:id="14" w:name="_Toc237016621"/>
+      <w:bookmarkStart w:id="14" w:name="_Toc237020201"/>
       <w:r>
         <w:t>8.1 Reliability and cancellation</w:t>
       </w:r>
@@ -4214,7 +4172,7 @@
       <w:pPr>
         <w:pStyle w:val="Heading2"/>
       </w:pPr>
-      <w:bookmarkStart w:id="15" w:name="_Toc237016622"/>
+      <w:bookmarkStart w:id="15" w:name="_Toc237020202"/>
       <w:r>
         <w:t>8.2 Official protocol references</w:t>
       </w:r>
@@ -4257,7 +4215,6 @@
         <w:pStyle w:val="ListBullet"/>
       </w:pPr>
       <w:r>
-        <w:lastRenderedPageBreak/>
         <w:t>Google API-key best practices: https://docs.cloud.google.com/docs/authentication/api-keys-best-practices</w:t>
       </w:r>
     </w:p>
@@ -4265,35 +4222,34 @@
       <w:pPr>
         <w:pStyle w:val="Heading1"/>
       </w:pPr>
-      <w:bookmarkStart w:id="16" w:name="_Toc237016623"/>
+      <w:bookmarkStart w:id="16" w:name="_Toc237020203"/>
       <w:r>
-        <w:t>9. In-Place AI Translation and Alternatives</w:t>
+        <w:t>9. Automatic Provider Translation and Review</w:t>
       </w:r>
       <w:bookmarkEnd w:id="16"/>
     </w:p>
     <w:p>
       <w:r>
-        <w:t>The canonical workflow combines DAT.Core.AITranslation with DAT.Agent.Execution. Translate Automatically saves an exact recovery snapshot, ensures the terminology profile, writes the agent contract, records the file SHA-256, locks Studio editing, launches the selected signed-in command-line agent, supplies the complete task through standard input, and monitors both the child process and catalog from a designer-owned timer.</w:t>
+        <w:t>Translate Automatically is the canonical machine-translation path. It validates the selected catalog language, loads the selected provider settings and effective key, counts eligible unresolved entries, and shows the provider and count before any network request.</w:t>
       </w:r>
     </w:p>
     <w:p>
       <w:r>
-        <w:t>A zero process exit triggers protected reload and automatic save. A nonzero exit or developer cancellation restores the snapshot. Prompt and Reload remain explicit recovery controls for diagnosis or manually continued work; they are not required during the normal one-button path.</w:t>
+        <w:t xml:space="preserve">Eligible source strings are copied into ordered arrays and sent through DAT.Provider.Client in bounded batches. Reviewed, Approved, Excluded, and Obsolete entries are not overwritten. Provider results are </w:t>
       </w:r>
-    </w:p>
-    <w:p>
       <w:r>
-        <w:t>Reload parses the external file and compares application, framework, language, locale formats, entry count/order, keys, source/checksums, context, developer notes, runtime classification, and wiring confirmation with the pre-session snapshot. Only Needs Translation, Source Changed, Error, and existing AI Draft entries are eligible. Machine-translated, Imported, Edited, Reviewed, Approved, Excluded, and Obsolete entries are protected. Any protected mutation rejects the reload.</w:t>
+        <w:lastRenderedPageBreak/>
+        <w:t>mapped back by index, marked Machine translated, tagged with Google or DeepL provenance, and saved to the canonical development catalog automatically.</w:t>
       </w:r>
     </w:p>
     <w:p>
       <w:r>
-        <w:t>Allowed changes are normalized to AI Draft while Codex/Claude origin, high/medium/low confidence, and review notes are retained. A metadata-only confirmation is retained when an existing translation remains correct after a source change.</w:t>
+        <w:t>If no key is available, the workflow opens Provider Settings and gives a specific corrective message. HTTP or parsing failures leave the catalog entries unchanged for the failed operation and report a redacted summary in the status card.</w:t>
       </w:r>
     </w:p>
     <w:p>
       <w:r>
-        <w:t>CSV/JSON interchange, manual editing, and direct Google/DeepL translation remain alternatives. Provider output receives Machine translated status with its provider origin.</w:t>
+        <w:t>CSV interchange and manual editing remain optional alternatives for translation-company collaboration or specialized review, not prerequisites for automatic translation.</w:t>
       </w:r>
     </w:p>
     <w:p>
@@ -4330,7 +4286,7 @@
         <w:pStyle w:val="ListBullet"/>
       </w:pPr>
       <w:r>
-        <w:t>Low confidence, explicit AI notes, inconsistent repeated terms, and structural defects form the focused exception queue; a valid AI draft is not itself an exception.</w:t>
+        <w:t>Inconsistent repeated terms and structural defects form the focused exception queue; a valid machine-translated draft is not itself an error.</w:t>
       </w:r>
     </w:p>
     <w:p>
@@ -4353,16 +4309,15 @@
       <w:pPr>
         <w:pStyle w:val="Heading1"/>
       </w:pPr>
-      <w:bookmarkStart w:id="17" w:name="_Toc237016624"/>
+      <w:bookmarkStart w:id="17" w:name="_Toc237020204"/>
       <w:r>
-        <w:lastRenderedPageBreak/>
         <w:t>10. Validation and Runtime Pack Export</w:t>
       </w:r>
       <w:bookmarkEnd w:id="17"/>
     </w:p>
     <w:p>
       <w:r>
-        <w:t>DAT.Validation.Catalog validates metadata, missing target text, duplicates, changed source, Delphi indexed and sequential Format arguments, accelerators, low AI confidence, explicit AI review notes, inconsistent repeated-source terminology, and status conditions. Export is blocked by errors. Manual resourcestring wiring is reported separately from structural errors. DAT.Core.RuntimePack serializes only runtime-required metadata and strings and records a source-catalog checksum.</w:t>
+        <w:t>DAT.Validation.Catalog validates metadata, missing target text, duplicates, changed source, Delphi indexed and sequential Format arguments, accelerators, inconsistent repeated-source terminology, and status conditions. Export is blocked by errors. Manual resourcestring wiring is reported separately from structural errors. DAT.Core.RuntimePack serializes only runtime-required metadata and strings and records a source-catalog checksum.</w:t>
       </w:r>
     </w:p>
     <w:p>
@@ -4374,7 +4329,7 @@
       <w:pPr>
         <w:pStyle w:val="Heading1"/>
       </w:pPr>
-      <w:bookmarkStart w:id="18" w:name="_Toc237016625"/>
+      <w:bookmarkStart w:id="18" w:name="_Toc237020205"/>
       <w:r>
         <w:t>11. Runtime Engine</w:t>
       </w:r>
@@ -4387,6 +4342,7 @@
     </w:p>
     <w:p>
       <w:r>
+        <w:lastRenderedPageBreak/>
         <w:t>DAT.Runtime.VCL and DAT.Runtime.FMX traverse existing component trees and supported collection properties. They apply values by stable key to already designer-created controls. Missing keys retain source text. The adapters do not create controls or rearrange layouts.</w:t>
       </w:r>
     </w:p>
@@ -4394,7 +4350,7 @@
       <w:pPr>
         <w:pStyle w:val="Heading2"/>
       </w:pPr>
-      <w:bookmarkStart w:id="19" w:name="_Toc237016626"/>
+      <w:bookmarkStart w:id="19" w:name="_Toc237020206"/>
       <w:r>
         <w:t>11.1 Deployment paths</w:t>
       </w:r>
@@ -4436,7 +4392,7 @@
       <w:pPr>
         <w:pStyle w:val="Heading1"/>
       </w:pPr>
-      <w:bookmarkStart w:id="20" w:name="_Toc237016627"/>
+      <w:bookmarkStart w:id="20" w:name="_Toc237020207"/>
       <w:r>
         <w:t>12. Integration Planning and Transactions</w:t>
       </w:r>
@@ -4454,7 +4410,6 @@
     </w:p>
     <w:p>
       <w:r>
-        <w:lastRenderedPageBreak/>
         <w:t>DAT.Integration.MenuResource modifies text DFM/FMX menus idempotently and preserves designer editability. DAT.Integration.DelphiSource applies narrowly scoped DPR, PAS, and DPROJ wiring. For FMX, it preserves an existing root OnCreate handler or persists datTranslationFormCreate in the FMX and adds ApplyTranslation(Self) to its Pascal method. This respects the FMX form streaming lifecycle and avoids translating the first form from the DPR immediately after CreateForm.</w:t>
       </w:r>
     </w:p>
@@ -4462,7 +4417,7 @@
       <w:pPr>
         <w:pStyle w:val="Heading2"/>
       </w:pPr>
-      <w:bookmarkStart w:id="21" w:name="_Toc237016628"/>
+      <w:bookmarkStart w:id="21" w:name="_Toc237020208"/>
       <w:r>
         <w:t>12.1 Generated startup contract</w:t>
       </w:r>
@@ -4545,6 +4500,9 @@
           <w:p>
             <w:pPr>
               <w:pStyle w:val="Callout"/>
+              <w:rPr>
+                <w:rFonts w:hint="eastAsia"/>
+              </w:rPr>
             </w:pPr>
             <w:r>
               <w:rPr>
@@ -4554,7 +4512,11 @@
               <w:t xml:space="preserve">Original code preservation. </w:t>
             </w:r>
             <w:r>
-              <w:t>Integration adds narrowly scoped calls and units but does not replace original captions or rewrite every control. The original DFM/FMX values continue to be the source-language fallback.</w:t>
+              <w:t xml:space="preserve">Integration adds narrowly scoped calls and units but does not replace original </w:t>
+            </w:r>
+            <w:r>
+              <w:lastRenderedPageBreak/>
+              <w:t>captions or rewrite every control. The original DFM/FMX values continue to be the source-language fallback.</w:t>
             </w:r>
           </w:p>
         </w:tc>
@@ -4564,8 +4526,9 @@
       <w:pPr>
         <w:pStyle w:val="Heading1"/>
       </w:pPr>
-      <w:bookmarkStart w:id="22" w:name="_Toc237016629"/>
+      <w:bookmarkStart w:id="22" w:name="_Toc237020209"/>
       <w:r>
+        <w:lastRenderedPageBreak/>
         <w:t>13. Self-Localization</w:t>
       </w:r>
       <w:bookmarkEnd w:id="22"/>
@@ -4579,7 +4542,7 @@
       <w:pPr>
         <w:pStyle w:val="Heading1"/>
       </w:pPr>
-      <w:bookmarkStart w:id="23" w:name="_Toc237016630"/>
+      <w:bookmarkStart w:id="23" w:name="_Toc237020210"/>
       <w:r>
         <w:t>14. Error Handling and Diagnostics</w:t>
       </w:r>
@@ -4637,9 +4600,8 @@
       <w:pPr>
         <w:pStyle w:val="Heading1"/>
       </w:pPr>
-      <w:bookmarkStart w:id="24" w:name="_Toc237016631"/>
+      <w:bookmarkStart w:id="24" w:name="_Toc237020211"/>
       <w:r>
-        <w:lastRenderedPageBreak/>
         <w:t>15. Test Strategy and Verified Matrix</w:t>
       </w:r>
       <w:bookmarkEnd w:id="24"/>
@@ -4729,7 +4691,7 @@
               <w:cnfStyle w:val="000000100000" w:firstRow="0" w:lastRow="0" w:firstColumn="0" w:lastColumn="0" w:oddVBand="0" w:evenVBand="0" w:oddHBand="1" w:evenHBand="0" w:firstRowFirstColumn="0" w:firstRowLastColumn="0" w:lastRowFirstColumn="0" w:lastRowLastColumn="0"/>
             </w:pPr>
             <w:r>
-              <w:t>Detection, scan-to-catalog, protected in-place AI session/reload, schema/provenance round-trip, independent CSV fallback, review/approval, validation, runtime pack, preference, exact diff, integration, self change set.</w:t>
+              <w:t>Detection, scan-to-catalog, schema/provenance round-trip, provider client contracts, CSV interchange, review/approval, validation, runtime pack, preference, exact diff, integration, and self change set.</w:t>
             </w:r>
           </w:p>
         </w:tc>
@@ -4826,7 +4788,7 @@
               <w:cnfStyle w:val="000000000000" w:firstRow="0" w:lastRow="0" w:firstColumn="0" w:lastColumn="0" w:oddVBand="0" w:evenVBand="0" w:oddHBand="0" w:evenHBand="0" w:firstRowFirstColumn="0" w:firstRowLastColumn="0" w:lastRowFirstColumn="0" w:lastRowLastColumn="0"/>
             </w:pPr>
             <w:r>
-              <w:t>Direct FMX stream/create, maximized client-aligned pages, designer-owned agent controls/timer, exact-review controls, linguistic action wiring, and provider alternative activation.</w:t>
+              <w:t>Direct FMX stream/create, maximized client-aligned pages, provider-only automatic-translation controls, exact-review controls, linguistic action wiring, and Provider Settings activation.</w:t>
             </w:r>
           </w:p>
         </w:tc>
@@ -4845,6 +4807,7 @@
           </w:tcPr>
           <w:p>
             <w:r>
+              <w:lastRenderedPageBreak/>
               <w:t>RunRuntimeSmokeTests.ps1</w:t>
             </w:r>
           </w:p>
@@ -4859,7 +4822,7 @@
               <w:cnfStyle w:val="000000100000" w:firstRow="0" w:lastRow="0" w:firstColumn="0" w:lastColumn="0" w:oddVBand="0" w:evenVBand="0" w:oddHBand="1" w:evenHBand="0" w:firstRowFirstColumn="0" w:firstRowLastColumn="0" w:lastRowFirstColumn="0" w:lastRowLastColumn="0"/>
             </w:pPr>
             <w:r>
-              <w:t>Both compilers, protected in-place AI pilot pipeline, disposable integrated VCL/FMX builds, deployed Italian pack, and required Italian launch title.</w:t>
+              <w:t>Both compilers, scanner/catalog/provider contracts, disposable integrated VCL/FMX builds, deployed Italian pack, and required Italian launch title.</w:t>
             </w:r>
           </w:p>
         </w:tc>
@@ -4932,17 +4895,14 @@
     </w:tbl>
     <w:p>
       <w:r>
-        <w:t>On August 7, 2026, the release gate passed with real compilable VCL and FMX samples under both Win32 and Win64. Each sample was scanned, translated by a deterministic Codex-style direct edit of its canonical JSON, protected-field reviewed, reloaded as AI Draft with provenance, reviewed, approved, validated, exported, integrated, built, deployed, and launched with the required Italian title. Snapshot creation and protected mutation rejection passed. The Studio also built with zero warnings and errors in Debu</w:t>
+        <w:t>On August 7, 2026, the deterministic release gate passed with real compilable VCL and FMX samples under Win32 and Win64. Scanner, catalog, provider request/response contracts, review, validation, export, integration, deployed packs, and required Italian launch titles passed without embedding a live credential. The Studio built in Debug and Release for both architectures, streamed its FMX form directly, launched normally, and self-localized to Italian in all four configurations.</w:t>
       </w:r>
-      <w:r>
-        <w:t>g and Release for both architectures, streamed its FMX form directly, launched normally, and self-localized to Italian in all four configurations.</w:t>
-      </w:r>
     </w:p>
     <w:p>
       <w:pPr>
         <w:pStyle w:val="Heading2"/>
       </w:pPr>
-      <w:bookmarkStart w:id="25" w:name="_Toc237016632"/>
+      <w:bookmarkStart w:id="25" w:name="_Toc237020212"/>
       <w:r>
         <w:t>15.1 Optional live provider testing</w:t>
       </w:r>
@@ -4950,18 +4910,14 @@
     </w:p>
     <w:p>
       <w:r>
-        <w:t xml:space="preserve">Automated fixtures must not contain live keys. Optional provider acceptance uses an owner-supplied restricted key through Engine Settings, confirms Test Connection, translates a small disposable catalog, </w:t>
+        <w:t>Automated fixtures must not contain live keys. Live provider acceptance uses an owner-supplied restricted key through Provider Settings, confirms Test Connection, translates a small disposable catalog, checks Machine translated status and provider provenance, then removes or rotates the test key. Provider availability is external state and cannot be made deterministic, but live provider acceptance is required before a public release that claims current Google or DeepL compatibility.</w:t>
       </w:r>
-      <w:r>
-        <w:lastRenderedPageBreak/>
-        <w:t>checks Machine translated status and provider provenance, then removes or rotates the test key. Provider availability is external state and is not a release blocker for the primary Codex/Claude workflow or offline runtime.</w:t>
-      </w:r>
     </w:p>
     <w:p>
       <w:pPr>
         <w:pStyle w:val="Heading1"/>
       </w:pPr>
-      <w:bookmarkStart w:id="26" w:name="_Toc237016633"/>
+      <w:bookmarkStart w:id="26" w:name="_Toc237020213"/>
       <w:r>
         <w:t>16. Security Review</w:t>
       </w:r>
@@ -5135,6 +5091,7 @@
           </w:tcPr>
           <w:p>
             <w:r>
+              <w:lastRenderedPageBreak/>
               <w:t>Unrecoverable source mutation</w:t>
             </w:r>
           </w:p>
@@ -5233,7 +5190,7 @@
           </w:tcPr>
           <w:p>
             <w:r>
-              <w:t>Agent corrupts catalog structure</w:t>
+              <w:t>Pack for wrong application</w:t>
             </w:r>
           </w:p>
         </w:tc>
@@ -5247,38 +5204,6 @@
               <w:cnfStyle w:val="000000100000" w:firstRow="0" w:lastRow="0" w:firstColumn="0" w:lastColumn="0" w:oddVBand="0" w:evenVBand="0" w:oddHBand="1" w:evenHBand="0" w:firstRowFirstColumn="0" w:firstRowLastColumn="0" w:lastRowFirstColumn="0" w:lastRowLastColumn="0"/>
             </w:pPr>
             <w:r>
-              <w:t>Exact pre-session snapshot, protected-field comparison, all-or-nothing reload, and explicit recovery.</w:t>
-            </w:r>
-          </w:p>
-        </w:tc>
-      </w:tr>
-      <w:tr>
-        <w:trPr>
-          <w:cantSplit/>
-          <w:jc w:val="center"/>
-        </w:trPr>
-        <w:tc>
-          <w:tcPr>
-            <w:cnfStyle w:val="001000000000" w:firstRow="0" w:lastRow="0" w:firstColumn="1" w:lastColumn="0" w:oddVBand="0" w:evenVBand="0" w:oddHBand="0" w:evenHBand="0" w:firstRowFirstColumn="0" w:firstRowLastColumn="0" w:lastRowFirstColumn="0" w:lastRowLastColumn="0"/>
-            <w:tcW w:w="2700" w:type="dxa"/>
-            <w:vAlign w:val="center"/>
-          </w:tcPr>
-          <w:p>
-            <w:r>
-              <w:t>Pack for wrong application</w:t>
-            </w:r>
-          </w:p>
-        </w:tc>
-        <w:tc>
-          <w:tcPr>
-            <w:tcW w:w="6660" w:type="dxa"/>
-            <w:vAlign w:val="center"/>
-          </w:tcPr>
-          <w:p>
-            <w:pPr>
-              <w:cnfStyle w:val="000000000000" w:firstRow="0" w:lastRow="0" w:firstColumn="0" w:lastColumn="0" w:oddVBand="0" w:evenVBand="0" w:oddHBand="0" w:evenHBand="0" w:firstRowFirstColumn="0" w:firstRowLastColumn="0" w:lastRowFirstColumn="0" w:lastRowLastColumn="0"/>
-            </w:pPr>
-            <w:r>
               <w:t>applicationId validation in pack discovery/loading.</w:t>
             </w:r>
           </w:p>
@@ -5294,7 +5219,7 @@
       <w:pPr>
         <w:pStyle w:val="Heading1"/>
       </w:pPr>
-      <w:bookmarkStart w:id="27" w:name="_Toc237016634"/>
+      <w:bookmarkStart w:id="27" w:name="_Toc237020214"/>
       <w:r>
         <w:t>17. Release and Contribution Workflow</w:t>
       </w:r>
@@ -5333,7 +5258,6 @@
         </w:numPr>
       </w:pPr>
       <w:r>
-        <w:lastRenderedPageBreak/>
         <w:t>Keep UI edits in the FMX designer resource and source event logic separate.</w:t>
       </w:r>
     </w:p>
@@ -5413,7 +5337,7 @@
       <w:pPr>
         <w:pStyle w:val="Heading1"/>
       </w:pPr>
-      <w:bookmarkStart w:id="28" w:name="_Toc237016635"/>
+      <w:bookmarkStart w:id="28" w:name="_Toc237020215"/>
       <w:r>
         <w:t>18. Known Boundaries and Future-Compatible Design</w:t>
       </w:r>
@@ -5440,15 +5364,7 @@
         <w:pStyle w:val="ListBullet"/>
       </w:pPr>
       <w:r>
-        <w:t>Provider operations are optional explicit Studio actions; target runtime remains offline.</w:t>
-      </w:r>
-    </w:p>
-    <w:p>
-      <w:pPr>
-        <w:pStyle w:val="ListBullet"/>
-      </w:pPr>
-      <w:r>
-        <w:t>The Studio launches a separately installed Codex CLI or Claude Code command but never impersonates, embeds, or authenticates that service. The developer installs and signs in to the selected CLI using vendor-supported instructions; the Studio stores only non-secret command settings.</w:t>
+        <w:t>Provider operations are explicit Studio actions; target runtime remains offline.</w:t>
       </w:r>
     </w:p>
     <w:p>
@@ -5472,6 +5388,7 @@
         <w:pStyle w:val="ListBullet"/>
       </w:pPr>
       <w:r>
+        <w:lastRenderedPageBreak/>
         <w:t>The generated menu selection persists the locale; restarting is the conservative way to ensure every form and application-specific string is refreshed.</w:t>
       </w:r>
     </w:p>
@@ -5487,7 +5404,7 @@
       <w:pPr>
         <w:pStyle w:val="Heading1"/>
       </w:pPr>
-      <w:bookmarkStart w:id="29" w:name="_Toc237016636"/>
+      <w:bookmarkStart w:id="29" w:name="_Toc237020216"/>
       <w:r>
         <w:t>19. Documentation Generation</w:t>
       </w:r>
@@ -5495,14 +5412,14 @@
     </w:p>
     <w:p>
       <w:r>
-        <w:t>The editable guides are generated from actual source and engineering notes with python-docx. Each DOCX contains a Word TOC field, a dedicated TOC section, and a new-page content section. Microsoft Word COM updates the TOC and fields, repaginates, saves the DOCX, and exports the companion PDF through ExportAsFixedFormat. PDFs are rendered to page images and inspected before release.</w:t>
+        <w:t>The editable guides are generated from actual source and engineering notes with python-docx. Each DOCX contains a Word TOC field, a dedicated TOC section, and a new-page content section. Microsoft Word COM updates the TOC and fields, repaginates, and saves the DOCX. Word ExportAsFixedFormat is the preferred companion-PDF path; when that host export is unavailable, the documented fallback is styled HTML/CSS printed through Playwright. Final PDFs are rendered to page images and inspected before release.</w:t>
       </w:r>
     </w:p>
     <w:p>
       <w:pPr>
         <w:pStyle w:val="Heading1"/>
       </w:pPr>
-      <w:bookmarkStart w:id="30" w:name="_Toc237016637"/>
+      <w:bookmarkStart w:id="30" w:name="_Toc237020217"/>
       <w:r>
         <w:t>20. Source References</w:t>
       </w:r>
@@ -5529,7 +5446,6 @@
         <w:pStyle w:val="ListBullet"/>
       </w:pPr>
       <w:r>
-        <w:lastRenderedPageBreak/>
         <w:t>Windows CREDENTIAL structure: https://learn.microsoft.com/en-us/windows/win32/api/wincred/ns-wincred-credentialw</w:t>
       </w:r>
     </w:p>
@@ -5555,22 +5471,6 @@
       </w:pPr>
       <w:r>
         <w:t>Google API-key guidance: https://docs.cloud.google.com/docs/authentication/api-keys-best-practices</w:t>
-      </w:r>
-    </w:p>
-    <w:p>
-      <w:pPr>
-        <w:pStyle w:val="ListBullet"/>
-      </w:pPr>
-      <w:r>
-        <w:t>OpenAI Codex CLI reference: https://developers.openai.com/codex/cli/reference/</w:t>
-      </w:r>
-    </w:p>
-    <w:p>
-      <w:pPr>
-        <w:pStyle w:val="ListBullet"/>
-      </w:pPr>
-      <w:r>
-        <w:t>Anthropic Claude Code CLI reference: https://docs.anthropic.com/en/docs/claude-code/cli-usage</w:t>
       </w:r>
     </w:p>
     <w:sectPr>
@@ -5987,40 +5887,40 @@
       </w:rPr>
     </w:lvl>
   </w:abstractNum>
-  <w:num w:numId="1" w16cid:durableId="1763990333">
+  <w:num w:numId="1" w16cid:durableId="700664511">
     <w:abstractNumId w:val="8"/>
   </w:num>
-  <w:num w:numId="2" w16cid:durableId="325405617">
+  <w:num w:numId="2" w16cid:durableId="1176463352">
     <w:abstractNumId w:val="6"/>
   </w:num>
-  <w:num w:numId="3" w16cid:durableId="1085540017">
+  <w:num w:numId="3" w16cid:durableId="1103263399">
     <w:abstractNumId w:val="5"/>
   </w:num>
-  <w:num w:numId="4" w16cid:durableId="221671506">
+  <w:num w:numId="4" w16cid:durableId="567572763">
     <w:abstractNumId w:val="4"/>
   </w:num>
-  <w:num w:numId="5" w16cid:durableId="1098872337">
+  <w:num w:numId="5" w16cid:durableId="344406531">
     <w:abstractNumId w:val="7"/>
   </w:num>
-  <w:num w:numId="6" w16cid:durableId="1590310043">
+  <w:num w:numId="6" w16cid:durableId="1039629798">
     <w:abstractNumId w:val="3"/>
   </w:num>
-  <w:num w:numId="7" w16cid:durableId="1404595818">
+  <w:num w:numId="7" w16cid:durableId="1869561761">
     <w:abstractNumId w:val="2"/>
   </w:num>
-  <w:num w:numId="8" w16cid:durableId="2111274056">
+  <w:num w:numId="8" w16cid:durableId="728842087">
     <w:abstractNumId w:val="1"/>
   </w:num>
-  <w:num w:numId="9" w16cid:durableId="1526746018">
+  <w:num w:numId="9" w16cid:durableId="244002587">
     <w:abstractNumId w:val="0"/>
   </w:num>
-  <w:num w:numId="10" w16cid:durableId="473571845">
+  <w:num w:numId="10" w16cid:durableId="535198557">
     <w:abstractNumId w:val="7"/>
     <w:lvlOverride w:ilvl="0">
       <w:startOverride w:val="1"/>
     </w:lvlOverride>
   </w:num>
-  <w:num w:numId="11" w16cid:durableId="405033856">
+  <w:num w:numId="11" w16cid:durableId="771318464">
     <w:abstractNumId w:val="7"/>
     <w:lvlOverride w:ilvl="0">
       <w:startOverride w:val="1"/>
@@ -17447,7 +17347,7 @@
     <w:autoRedefine/>
     <w:uiPriority w:val="39"/>
     <w:unhideWhenUsed/>
-    <w:rsid w:val="004628AE"/>
+    <w:rsid w:val="00E23D88"/>
     <w:pPr>
       <w:spacing w:after="100"/>
     </w:pPr>
@@ -17459,7 +17359,7 @@
     <w:autoRedefine/>
     <w:uiPriority w:val="39"/>
     <w:unhideWhenUsed/>
-    <w:rsid w:val="004628AE"/>
+    <w:rsid w:val="00E23D88"/>
     <w:pPr>
       <w:spacing w:after="100"/>
       <w:ind w:left="220"/>
@@ -17470,7 +17370,7 @@
     <w:basedOn w:val="DefaultParagraphFont"/>
     <w:uiPriority w:val="99"/>
     <w:unhideWhenUsed/>
-    <w:rsid w:val="004628AE"/>
+    <w:rsid w:val="00E23D88"/>
     <w:rPr>
       <w:color w:val="0000FF" w:themeColor="hyperlink"/>
       <w:u w:val="single"/>

--- a/docs/guides/Delphi App Translation Studio Engineering Guide.docx
+++ b/docs/guides/Delphi App Translation Studio Engineering Guide.docx
@@ -13,7 +13,7 @@
           <w:noProof/>
         </w:rPr>
         <w:drawing>
-          <wp:inline distT="0" distB="0" distL="0" distR="0" wp14:anchorId="7D743104" wp14:editId="6D8967DA">
+          <wp:inline distT="0" distB="0" distL="0" distR="0" wp14:anchorId="28C01E99" wp14:editId="6D62943E">
             <wp:extent cx="1371600" cy="1371600"/>
             <wp:effectExtent l="0" t="0" r="0" b="0"/>
             <wp:docPr id="1" name="Picture 1"/>
@@ -149,7 +149,7 @@
       <w:pPr>
         <w:pStyle w:val="Heading1"/>
       </w:pPr>
-      <w:bookmarkStart w:id="0" w:name="_Toc237020187"/>
+      <w:bookmarkStart w:id="0" w:name="_Toc237032156"/>
       <w:r>
         <w:lastRenderedPageBreak/>
         <w:t>Table of Contents</w:t>
@@ -175,7 +175,7 @@
       <w:r>
         <w:fldChar w:fldCharType="separate"/>
       </w:r>
-      <w:hyperlink w:anchor="_Toc237020187" w:history="1">
+      <w:hyperlink w:anchor="_Toc237032156" w:history="1">
         <w:r>
           <w:rPr>
             <w:rStyle w:val="Hyperlink"/>
@@ -202,7 +202,7 @@
             <w:noProof/>
             <w:webHidden/>
           </w:rPr>
-          <w:instrText xml:space="preserve"> PAGEREF _Toc237020187 \h </w:instrText>
+          <w:instrText xml:space="preserve"> PAGEREF _Toc237032156 \h </w:instrText>
         </w:r>
         <w:r>
           <w:rPr>
@@ -243,7 +243,7 @@
           <w:noProof/>
         </w:rPr>
       </w:pPr>
-      <w:hyperlink w:anchor="_Toc237020188" w:history="1">
+      <w:hyperlink w:anchor="_Toc237032157" w:history="1">
         <w:r>
           <w:rPr>
             <w:rStyle w:val="Hyperlink"/>
@@ -270,7 +270,7 @@
             <w:noProof/>
             <w:webHidden/>
           </w:rPr>
-          <w:instrText xml:space="preserve"> PAGEREF _Toc237020188 \h </w:instrText>
+          <w:instrText xml:space="preserve"> PAGEREF _Toc237032157 \h </w:instrText>
         </w:r>
         <w:r>
           <w:rPr>
@@ -311,7 +311,7 @@
           <w:noProof/>
         </w:rPr>
       </w:pPr>
-      <w:hyperlink w:anchor="_Toc237020189" w:history="1">
+      <w:hyperlink w:anchor="_Toc237032158" w:history="1">
         <w:r>
           <w:rPr>
             <w:rStyle w:val="Hyperlink"/>
@@ -338,7 +338,7 @@
             <w:noProof/>
             <w:webHidden/>
           </w:rPr>
-          <w:instrText xml:space="preserve"> PAGEREF _Toc237020189 \h </w:instrText>
+          <w:instrText xml:space="preserve"> PAGEREF _Toc237032158 \h </w:instrText>
         </w:r>
         <w:r>
           <w:rPr>
@@ -379,7 +379,7 @@
           <w:noProof/>
         </w:rPr>
       </w:pPr>
-      <w:hyperlink w:anchor="_Toc237020190" w:history="1">
+      <w:hyperlink w:anchor="_Toc237032159" w:history="1">
         <w:r>
           <w:rPr>
             <w:rStyle w:val="Hyperlink"/>
@@ -406,7 +406,7 @@
             <w:noProof/>
             <w:webHidden/>
           </w:rPr>
-          <w:instrText xml:space="preserve"> PAGEREF _Toc237020190 \h </w:instrText>
+          <w:instrText xml:space="preserve"> PAGEREF _Toc237032159 \h </w:instrText>
         </w:r>
         <w:r>
           <w:rPr>
@@ -447,7 +447,7 @@
           <w:noProof/>
         </w:rPr>
       </w:pPr>
-      <w:hyperlink w:anchor="_Toc237020191" w:history="1">
+      <w:hyperlink w:anchor="_Toc237032160" w:history="1">
         <w:r>
           <w:rPr>
             <w:rStyle w:val="Hyperlink"/>
@@ -474,7 +474,7 @@
             <w:noProof/>
             <w:webHidden/>
           </w:rPr>
-          <w:instrText xml:space="preserve"> PAGEREF _Toc237020191 \h </w:instrText>
+          <w:instrText xml:space="preserve"> PAGEREF _Toc237032160 \h </w:instrText>
         </w:r>
         <w:r>
           <w:rPr>
@@ -515,7 +515,7 @@
           <w:noProof/>
         </w:rPr>
       </w:pPr>
-      <w:hyperlink w:anchor="_Toc237020192" w:history="1">
+      <w:hyperlink w:anchor="_Toc237032161" w:history="1">
         <w:r>
           <w:rPr>
             <w:rStyle w:val="Hyperlink"/>
@@ -542,7 +542,7 @@
             <w:noProof/>
             <w:webHidden/>
           </w:rPr>
-          <w:instrText xml:space="preserve"> PAGEREF _Toc237020192 \h </w:instrText>
+          <w:instrText xml:space="preserve"> PAGEREF _Toc237032161 \h </w:instrText>
         </w:r>
         <w:r>
           <w:rPr>
@@ -583,7 +583,7 @@
           <w:noProof/>
         </w:rPr>
       </w:pPr>
-      <w:hyperlink w:anchor="_Toc237020193" w:history="1">
+      <w:hyperlink w:anchor="_Toc237032162" w:history="1">
         <w:r>
           <w:rPr>
             <w:rStyle w:val="Hyperlink"/>
@@ -610,7 +610,7 @@
             <w:noProof/>
             <w:webHidden/>
           </w:rPr>
-          <w:instrText xml:space="preserve"> PAGEREF _Toc237020193 \h </w:instrText>
+          <w:instrText xml:space="preserve"> PAGEREF _Toc237032162 \h </w:instrText>
         </w:r>
         <w:r>
           <w:rPr>
@@ -651,7 +651,7 @@
           <w:noProof/>
         </w:rPr>
       </w:pPr>
-      <w:hyperlink w:anchor="_Toc237020194" w:history="1">
+      <w:hyperlink w:anchor="_Toc237032163" w:history="1">
         <w:r>
           <w:rPr>
             <w:rStyle w:val="Hyperlink"/>
@@ -678,7 +678,7 @@
             <w:noProof/>
             <w:webHidden/>
           </w:rPr>
-          <w:instrText xml:space="preserve"> PAGEREF _Toc237020194 \h </w:instrText>
+          <w:instrText xml:space="preserve"> PAGEREF _Toc237032163 \h </w:instrText>
         </w:r>
         <w:r>
           <w:rPr>
@@ -719,7 +719,7 @@
           <w:noProof/>
         </w:rPr>
       </w:pPr>
-      <w:hyperlink w:anchor="_Toc237020195" w:history="1">
+      <w:hyperlink w:anchor="_Toc237032164" w:history="1">
         <w:r>
           <w:rPr>
             <w:rStyle w:val="Hyperlink"/>
@@ -746,7 +746,7 @@
             <w:noProof/>
             <w:webHidden/>
           </w:rPr>
-          <w:instrText xml:space="preserve"> PAGEREF _Toc237020195 \h </w:instrText>
+          <w:instrText xml:space="preserve"> PAGEREF _Toc237032164 \h </w:instrText>
         </w:r>
         <w:r>
           <w:rPr>
@@ -787,7 +787,7 @@
           <w:noProof/>
         </w:rPr>
       </w:pPr>
-      <w:hyperlink w:anchor="_Toc237020196" w:history="1">
+      <w:hyperlink w:anchor="_Toc237032165" w:history="1">
         <w:r>
           <w:rPr>
             <w:rStyle w:val="Hyperlink"/>
@@ -814,7 +814,7 @@
             <w:noProof/>
             <w:webHidden/>
           </w:rPr>
-          <w:instrText xml:space="preserve"> PAGEREF _Toc237020196 \h </w:instrText>
+          <w:instrText xml:space="preserve"> PAGEREF _Toc237032165 \h </w:instrText>
         </w:r>
         <w:r>
           <w:rPr>
@@ -855,7 +855,7 @@
           <w:noProof/>
         </w:rPr>
       </w:pPr>
-      <w:hyperlink w:anchor="_Toc237020197" w:history="1">
+      <w:hyperlink w:anchor="_Toc237032166" w:history="1">
         <w:r>
           <w:rPr>
             <w:rStyle w:val="Hyperlink"/>
@@ -882,7 +882,7 @@
             <w:noProof/>
             <w:webHidden/>
           </w:rPr>
-          <w:instrText xml:space="preserve"> PAGEREF _Toc237020197 \h </w:instrText>
+          <w:instrText xml:space="preserve"> PAGEREF _Toc237032166 \h </w:instrText>
         </w:r>
         <w:r>
           <w:rPr>
@@ -923,7 +923,7 @@
           <w:noProof/>
         </w:rPr>
       </w:pPr>
-      <w:hyperlink w:anchor="_Toc237020198" w:history="1">
+      <w:hyperlink w:anchor="_Toc237032167" w:history="1">
         <w:r>
           <w:rPr>
             <w:rStyle w:val="Hyperlink"/>
@@ -950,7 +950,7 @@
             <w:noProof/>
             <w:webHidden/>
           </w:rPr>
-          <w:instrText xml:space="preserve"> PAGEREF _Toc237020198 \h </w:instrText>
+          <w:instrText xml:space="preserve"> PAGEREF _Toc237032167 \h </w:instrText>
         </w:r>
         <w:r>
           <w:rPr>
@@ -991,7 +991,7 @@
           <w:noProof/>
         </w:rPr>
       </w:pPr>
-      <w:hyperlink w:anchor="_Toc237020199" w:history="1">
+      <w:hyperlink w:anchor="_Toc237032168" w:history="1">
         <w:r>
           <w:rPr>
             <w:rStyle w:val="Hyperlink"/>
@@ -1018,7 +1018,7 @@
             <w:noProof/>
             <w:webHidden/>
           </w:rPr>
-          <w:instrText xml:space="preserve"> PAGEREF _Toc237020199 \h </w:instrText>
+          <w:instrText xml:space="preserve"> PAGEREF _Toc237032168 \h </w:instrText>
         </w:r>
         <w:r>
           <w:rPr>
@@ -1059,7 +1059,7 @@
           <w:noProof/>
         </w:rPr>
       </w:pPr>
-      <w:hyperlink w:anchor="_Toc237020200" w:history="1">
+      <w:hyperlink w:anchor="_Toc237032169" w:history="1">
         <w:r>
           <w:rPr>
             <w:rStyle w:val="Hyperlink"/>
@@ -1086,7 +1086,7 @@
             <w:noProof/>
             <w:webHidden/>
           </w:rPr>
-          <w:instrText xml:space="preserve"> PAGEREF _Toc237020200 \h </w:instrText>
+          <w:instrText xml:space="preserve"> PAGEREF _Toc237032169 \h </w:instrText>
         </w:r>
         <w:r>
           <w:rPr>
@@ -1127,7 +1127,7 @@
           <w:noProof/>
         </w:rPr>
       </w:pPr>
-      <w:hyperlink w:anchor="_Toc237020201" w:history="1">
+      <w:hyperlink w:anchor="_Toc237032170" w:history="1">
         <w:r>
           <w:rPr>
             <w:rStyle w:val="Hyperlink"/>
@@ -1154,7 +1154,7 @@
             <w:noProof/>
             <w:webHidden/>
           </w:rPr>
-          <w:instrText xml:space="preserve"> PAGEREF _Toc237020201 \h </w:instrText>
+          <w:instrText xml:space="preserve"> PAGEREF _Toc237032170 \h </w:instrText>
         </w:r>
         <w:r>
           <w:rPr>
@@ -1195,7 +1195,7 @@
           <w:noProof/>
         </w:rPr>
       </w:pPr>
-      <w:hyperlink w:anchor="_Toc237020202" w:history="1">
+      <w:hyperlink w:anchor="_Toc237032171" w:history="1">
         <w:r>
           <w:rPr>
             <w:rStyle w:val="Hyperlink"/>
@@ -1222,7 +1222,7 @@
             <w:noProof/>
             <w:webHidden/>
           </w:rPr>
-          <w:instrText xml:space="preserve"> PAGEREF _Toc237020202 \h </w:instrText>
+          <w:instrText xml:space="preserve"> PAGEREF _Toc237032171 \h </w:instrText>
         </w:r>
         <w:r>
           <w:rPr>
@@ -1263,7 +1263,7 @@
           <w:noProof/>
         </w:rPr>
       </w:pPr>
-      <w:hyperlink w:anchor="_Toc237020203" w:history="1">
+      <w:hyperlink w:anchor="_Toc237032172" w:history="1">
         <w:r>
           <w:rPr>
             <w:rStyle w:val="Hyperlink"/>
@@ -1290,7 +1290,7 @@
             <w:noProof/>
             <w:webHidden/>
           </w:rPr>
-          <w:instrText xml:space="preserve"> PAGEREF _Toc237020203 \h </w:instrText>
+          <w:instrText xml:space="preserve"> PAGEREF _Toc237032172 \h </w:instrText>
         </w:r>
         <w:r>
           <w:rPr>
@@ -1331,7 +1331,7 @@
           <w:noProof/>
         </w:rPr>
       </w:pPr>
-      <w:hyperlink w:anchor="_Toc237020204" w:history="1">
+      <w:hyperlink w:anchor="_Toc237032173" w:history="1">
         <w:r>
           <w:rPr>
             <w:rStyle w:val="Hyperlink"/>
@@ -1358,7 +1358,7 @@
             <w:noProof/>
             <w:webHidden/>
           </w:rPr>
-          <w:instrText xml:space="preserve"> PAGEREF _Toc237020204 \h </w:instrText>
+          <w:instrText xml:space="preserve"> PAGEREF _Toc237032173 \h </w:instrText>
         </w:r>
         <w:r>
           <w:rPr>
@@ -1399,7 +1399,7 @@
           <w:noProof/>
         </w:rPr>
       </w:pPr>
-      <w:hyperlink w:anchor="_Toc237020205" w:history="1">
+      <w:hyperlink w:anchor="_Toc237032174" w:history="1">
         <w:r>
           <w:rPr>
             <w:rStyle w:val="Hyperlink"/>
@@ -1426,7 +1426,7 @@
             <w:noProof/>
             <w:webHidden/>
           </w:rPr>
-          <w:instrText xml:space="preserve"> PAGEREF _Toc237020205 \h </w:instrText>
+          <w:instrText xml:space="preserve"> PAGEREF _Toc237032174 \h </w:instrText>
         </w:r>
         <w:r>
           <w:rPr>
@@ -1467,7 +1467,7 @@
           <w:noProof/>
         </w:rPr>
       </w:pPr>
-      <w:hyperlink w:anchor="_Toc237020206" w:history="1">
+      <w:hyperlink w:anchor="_Toc237032175" w:history="1">
         <w:r>
           <w:rPr>
             <w:rStyle w:val="Hyperlink"/>
@@ -1494,7 +1494,7 @@
             <w:noProof/>
             <w:webHidden/>
           </w:rPr>
-          <w:instrText xml:space="preserve"> PAGEREF _Toc237020206 \h </w:instrText>
+          <w:instrText xml:space="preserve"> PAGEREF _Toc237032175 \h </w:instrText>
         </w:r>
         <w:r>
           <w:rPr>
@@ -1535,7 +1535,7 @@
           <w:noProof/>
         </w:rPr>
       </w:pPr>
-      <w:hyperlink w:anchor="_Toc237020207" w:history="1">
+      <w:hyperlink w:anchor="_Toc237032176" w:history="1">
         <w:r>
           <w:rPr>
             <w:rStyle w:val="Hyperlink"/>
@@ -1562,7 +1562,7 @@
             <w:noProof/>
             <w:webHidden/>
           </w:rPr>
-          <w:instrText xml:space="preserve"> PAGEREF _Toc237020207 \h </w:instrText>
+          <w:instrText xml:space="preserve"> PAGEREF _Toc237032176 \h </w:instrText>
         </w:r>
         <w:r>
           <w:rPr>
@@ -1603,7 +1603,7 @@
           <w:noProof/>
         </w:rPr>
       </w:pPr>
-      <w:hyperlink w:anchor="_Toc237020208" w:history="1">
+      <w:hyperlink w:anchor="_Toc237032177" w:history="1">
         <w:r>
           <w:rPr>
             <w:rStyle w:val="Hyperlink"/>
@@ -1630,7 +1630,7 @@
             <w:noProof/>
             <w:webHidden/>
           </w:rPr>
-          <w:instrText xml:space="preserve"> PAGEREF _Toc237020208 \h </w:instrText>
+          <w:instrText xml:space="preserve"> PAGEREF _Toc237032177 \h </w:instrText>
         </w:r>
         <w:r>
           <w:rPr>
@@ -1671,7 +1671,7 @@
           <w:noProof/>
         </w:rPr>
       </w:pPr>
-      <w:hyperlink w:anchor="_Toc237020209" w:history="1">
+      <w:hyperlink w:anchor="_Toc237032178" w:history="1">
         <w:r>
           <w:rPr>
             <w:rStyle w:val="Hyperlink"/>
@@ -1698,7 +1698,7 @@
             <w:noProof/>
             <w:webHidden/>
           </w:rPr>
-          <w:instrText xml:space="preserve"> PAGEREF _Toc237020209 \h </w:instrText>
+          <w:instrText xml:space="preserve"> PAGEREF _Toc237032178 \h </w:instrText>
         </w:r>
         <w:r>
           <w:rPr>
@@ -1739,7 +1739,7 @@
           <w:noProof/>
         </w:rPr>
       </w:pPr>
-      <w:hyperlink w:anchor="_Toc237020210" w:history="1">
+      <w:hyperlink w:anchor="_Toc237032179" w:history="1">
         <w:r>
           <w:rPr>
             <w:rStyle w:val="Hyperlink"/>
@@ -1766,7 +1766,7 @@
             <w:noProof/>
             <w:webHidden/>
           </w:rPr>
-          <w:instrText xml:space="preserve"> PAGEREF _Toc237020210 \h </w:instrText>
+          <w:instrText xml:space="preserve"> PAGEREF _Toc237032179 \h </w:instrText>
         </w:r>
         <w:r>
           <w:rPr>
@@ -1807,7 +1807,7 @@
           <w:noProof/>
         </w:rPr>
       </w:pPr>
-      <w:hyperlink w:anchor="_Toc237020211" w:history="1">
+      <w:hyperlink w:anchor="_Toc237032180" w:history="1">
         <w:r>
           <w:rPr>
             <w:rStyle w:val="Hyperlink"/>
@@ -1834,7 +1834,7 @@
             <w:noProof/>
             <w:webHidden/>
           </w:rPr>
-          <w:instrText xml:space="preserve"> PAGEREF _Toc237020211 \h </w:instrText>
+          <w:instrText xml:space="preserve"> PAGEREF _Toc237032180 \h </w:instrText>
         </w:r>
         <w:r>
           <w:rPr>
@@ -1875,7 +1875,7 @@
           <w:noProof/>
         </w:rPr>
       </w:pPr>
-      <w:hyperlink w:anchor="_Toc237020212" w:history="1">
+      <w:hyperlink w:anchor="_Toc237032181" w:history="1">
         <w:r>
           <w:rPr>
             <w:rStyle w:val="Hyperlink"/>
@@ -1902,7 +1902,7 @@
             <w:noProof/>
             <w:webHidden/>
           </w:rPr>
-          <w:instrText xml:space="preserve"> PAGEREF _Toc237020212 \h </w:instrText>
+          <w:instrText xml:space="preserve"> PAGEREF _Toc237032181 \h </w:instrText>
         </w:r>
         <w:r>
           <w:rPr>
@@ -1943,7 +1943,7 @@
           <w:noProof/>
         </w:rPr>
       </w:pPr>
-      <w:hyperlink w:anchor="_Toc237020213" w:history="1">
+      <w:hyperlink w:anchor="_Toc237032182" w:history="1">
         <w:r>
           <w:rPr>
             <w:rStyle w:val="Hyperlink"/>
@@ -1970,7 +1970,7 @@
             <w:noProof/>
             <w:webHidden/>
           </w:rPr>
-          <w:instrText xml:space="preserve"> PAGEREF _Toc237020213 \h </w:instrText>
+          <w:instrText xml:space="preserve"> PAGEREF _Toc237032182 \h </w:instrText>
         </w:r>
         <w:r>
           <w:rPr>
@@ -2011,7 +2011,7 @@
           <w:noProof/>
         </w:rPr>
       </w:pPr>
-      <w:hyperlink w:anchor="_Toc237020214" w:history="1">
+      <w:hyperlink w:anchor="_Toc237032183" w:history="1">
         <w:r>
           <w:rPr>
             <w:rStyle w:val="Hyperlink"/>
@@ -2038,7 +2038,7 @@
             <w:noProof/>
             <w:webHidden/>
           </w:rPr>
-          <w:instrText xml:space="preserve"> PAGEREF _Toc237020214 \h </w:instrText>
+          <w:instrText xml:space="preserve"> PAGEREF _Toc237032183 \h </w:instrText>
         </w:r>
         <w:r>
           <w:rPr>
@@ -2079,7 +2079,7 @@
           <w:noProof/>
         </w:rPr>
       </w:pPr>
-      <w:hyperlink w:anchor="_Toc237020215" w:history="1">
+      <w:hyperlink w:anchor="_Toc237032184" w:history="1">
         <w:r>
           <w:rPr>
             <w:rStyle w:val="Hyperlink"/>
@@ -2106,7 +2106,7 @@
             <w:noProof/>
             <w:webHidden/>
           </w:rPr>
-          <w:instrText xml:space="preserve"> PAGEREF _Toc237020215 \h </w:instrText>
+          <w:instrText xml:space="preserve"> PAGEREF _Toc237032184 \h </w:instrText>
         </w:r>
         <w:r>
           <w:rPr>
@@ -2147,7 +2147,7 @@
           <w:noProof/>
         </w:rPr>
       </w:pPr>
-      <w:hyperlink w:anchor="_Toc237020216" w:history="1">
+      <w:hyperlink w:anchor="_Toc237032185" w:history="1">
         <w:r>
           <w:rPr>
             <w:rStyle w:val="Hyperlink"/>
@@ -2174,7 +2174,7 @@
             <w:noProof/>
             <w:webHidden/>
           </w:rPr>
-          <w:instrText xml:space="preserve"> PAGEREF _Toc237020216 \h </w:instrText>
+          <w:instrText xml:space="preserve"> PAGEREF _Toc237032185 \h </w:instrText>
         </w:r>
         <w:r>
           <w:rPr>
@@ -2215,7 +2215,7 @@
           <w:noProof/>
         </w:rPr>
       </w:pPr>
-      <w:hyperlink w:anchor="_Toc237020217" w:history="1">
+      <w:hyperlink w:anchor="_Toc237032186" w:history="1">
         <w:r>
           <w:rPr>
             <w:rStyle w:val="Hyperlink"/>
@@ -2242,7 +2242,7 @@
             <w:noProof/>
             <w:webHidden/>
           </w:rPr>
-          <w:instrText xml:space="preserve"> PAGEREF _Toc237020217 \h </w:instrText>
+          <w:instrText xml:space="preserve"> PAGEREF _Toc237032186 \h </w:instrText>
         </w:r>
         <w:r>
           <w:rPr>
@@ -2295,7 +2295,7 @@
       <w:pPr>
         <w:pStyle w:val="Heading1"/>
       </w:pPr>
-      <w:bookmarkStart w:id="1" w:name="_Toc237020188"/>
+      <w:bookmarkStart w:id="1" w:name="_Toc237032157"/>
       <w:r>
         <w:lastRenderedPageBreak/>
         <w:t>1. Product Scope and Invariants</w:t>
@@ -2364,7 +2364,7 @@
       <w:pPr>
         <w:pStyle w:val="Heading1"/>
       </w:pPr>
-      <w:bookmarkStart w:id="2" w:name="_Toc237020189"/>
+      <w:bookmarkStart w:id="2" w:name="_Toc237032158"/>
       <w:r>
         <w:t>2. Repository and Build Layout</w:t>
       </w:r>
@@ -2758,7 +2758,7 @@
       <w:pPr>
         <w:pStyle w:val="Heading2"/>
       </w:pPr>
-      <w:bookmarkStart w:id="3" w:name="_Toc237020190"/>
+      <w:bookmarkStart w:id="3" w:name="_Toc237032159"/>
       <w:r>
         <w:t>2.1 Toolchain</w:t>
       </w:r>
@@ -2792,7 +2792,7 @@
       <w:pPr>
         <w:pStyle w:val="Heading1"/>
       </w:pPr>
-      <w:bookmarkStart w:id="4" w:name="_Toc237020191"/>
+      <w:bookmarkStart w:id="4" w:name="_Toc237032160"/>
       <w:r>
         <w:t>3. System Architecture</w:t>
       </w:r>
@@ -3205,7 +3205,7 @@
       <w:pPr>
         <w:pStyle w:val="Heading1"/>
       </w:pPr>
-      <w:bookmarkStart w:id="5" w:name="_Toc237020192"/>
+      <w:bookmarkStart w:id="5" w:name="_Toc237032161"/>
       <w:r>
         <w:t>4. Core Data Model and JSON</w:t>
       </w:r>
@@ -3220,7 +3220,7 @@
       <w:pPr>
         <w:pStyle w:val="Heading2"/>
       </w:pPr>
-      <w:bookmarkStart w:id="6" w:name="_Toc237020193"/>
+      <w:bookmarkStart w:id="6" w:name="_Toc237032162"/>
       <w:r>
         <w:t>4.1 Stable keys</w:t>
       </w:r>
@@ -3262,7 +3262,7 @@
       <w:pPr>
         <w:pStyle w:val="Heading2"/>
       </w:pPr>
-      <w:bookmarkStart w:id="7" w:name="_Toc237020194"/>
+      <w:bookmarkStart w:id="7" w:name="_Toc237032163"/>
       <w:r>
         <w:t>4.2 Development catalog</w:t>
       </w:r>
@@ -3321,7 +3321,7 @@
       <w:pPr>
         <w:pStyle w:val="Heading2"/>
       </w:pPr>
-      <w:bookmarkStart w:id="8" w:name="_Toc237020195"/>
+      <w:bookmarkStart w:id="8" w:name="_Toc237032164"/>
       <w:r>
         <w:t>4.3 Runtime pack</w:t>
       </w:r>
@@ -3375,7 +3375,7 @@
       <w:pPr>
         <w:pStyle w:val="Heading1"/>
       </w:pPr>
-      <w:bookmarkStart w:id="9" w:name="_Toc237020196"/>
+      <w:bookmarkStart w:id="9" w:name="_Toc237032165"/>
       <w:r>
         <w:lastRenderedPageBreak/>
         <w:t>5. Project Detection and Scanning</w:t>
@@ -3396,7 +3396,7 @@
       <w:pPr>
         <w:pStyle w:val="Heading2"/>
       </w:pPr>
-      <w:bookmarkStart w:id="10" w:name="_Toc237020197"/>
+      <w:bookmarkStart w:id="10" w:name="_Toc237032166"/>
       <w:r>
         <w:t>5.1 Incremental merge</w:t>
       </w:r>
@@ -3478,7 +3478,7 @@
       <w:pPr>
         <w:pStyle w:val="Heading1"/>
       </w:pPr>
-      <w:bookmarkStart w:id="11" w:name="_Toc237020198"/>
+      <w:bookmarkStart w:id="11" w:name="_Toc237032167"/>
       <w:r>
         <w:t>6. Studio UI and Workflow State</w:t>
       </w:r>
@@ -3553,7 +3553,7 @@
       <w:pPr>
         <w:pStyle w:val="Heading1"/>
       </w:pPr>
-      <w:bookmarkStart w:id="12" w:name="_Toc237020199"/>
+      <w:bookmarkStart w:id="12" w:name="_Toc237032168"/>
       <w:r>
         <w:lastRenderedPageBreak/>
         <w:t>7. Provider Settings and Secret Storage</w:t>
@@ -3822,7 +3822,7 @@
       <w:pPr>
         <w:pStyle w:val="Heading1"/>
       </w:pPr>
-      <w:bookmarkStart w:id="13" w:name="_Toc237020200"/>
+      <w:bookmarkStart w:id="13" w:name="_Toc237032169"/>
       <w:r>
         <w:t>8. Provider HTTP Clients</w:t>
       </w:r>
@@ -4114,7 +4114,7 @@
       <w:pPr>
         <w:pStyle w:val="Heading2"/>
       </w:pPr>
-      <w:bookmarkStart w:id="14" w:name="_Toc237020201"/>
+      <w:bookmarkStart w:id="14" w:name="_Toc237032170"/>
       <w:r>
         <w:t>8.1 Reliability and cancellation</w:t>
       </w:r>
@@ -4172,7 +4172,7 @@
       <w:pPr>
         <w:pStyle w:val="Heading2"/>
       </w:pPr>
-      <w:bookmarkStart w:id="15" w:name="_Toc237020202"/>
+      <w:bookmarkStart w:id="15" w:name="_Toc237032171"/>
       <w:r>
         <w:t>8.2 Official protocol references</w:t>
       </w:r>
@@ -4222,7 +4222,7 @@
       <w:pPr>
         <w:pStyle w:val="Heading1"/>
       </w:pPr>
-      <w:bookmarkStart w:id="16" w:name="_Toc237020203"/>
+      <w:bookmarkStart w:id="16" w:name="_Toc237032172"/>
       <w:r>
         <w:t>9. Automatic Provider Translation and Review</w:t>
       </w:r>
@@ -4309,7 +4309,7 @@
       <w:pPr>
         <w:pStyle w:val="Heading1"/>
       </w:pPr>
-      <w:bookmarkStart w:id="17" w:name="_Toc237020204"/>
+      <w:bookmarkStart w:id="17" w:name="_Toc237032173"/>
       <w:r>
         <w:t>10. Validation and Runtime Pack Export</w:t>
       </w:r>
@@ -4329,7 +4329,7 @@
       <w:pPr>
         <w:pStyle w:val="Heading1"/>
       </w:pPr>
-      <w:bookmarkStart w:id="18" w:name="_Toc237020205"/>
+      <w:bookmarkStart w:id="18" w:name="_Toc237032174"/>
       <w:r>
         <w:t>11. Runtime Engine</w:t>
       </w:r>
@@ -4337,12 +4337,15 @@
     </w:p>
     <w:p>
       <w:r>
-        <w:t>DAT.Runtime.LanguagePack loads and discovers JSON packs, checks application identity, and provides fallback lookup. DAT.Runtime.Preference reads/writes the selected locale. DAT.Runtime.Manager owns the active pack, discovery, preference, translation lookup, and locale format settings.</w:t>
+        <w:t xml:space="preserve">DAT.Runtime.LanguagePack loads and discovers JSON packs, checks application identity, rejects empty/invalid packs, canonicalizes native language names, de-duplicates exact locale codes, and suppresses a generic locale when a regional variant exists. DAT.Runtime.Preference reads/writes the selected locale. DAT.Runtime.Manager owns the active pack, discovery, preference, translation lookup, </w:t>
       </w:r>
-    </w:p>
-    <w:p>
       <w:r>
         <w:lastRenderedPageBreak/>
+        <w:t>and locale format settings. The source language loads its generated JSON pack when present and falls back to designer text only for older deployments without that pack.</w:t>
+      </w:r>
+    </w:p>
+    <w:p>
+      <w:r>
         <w:t>DAT.Runtime.VCL and DAT.Runtime.FMX traverse existing component trees and supported collection properties. They apply values by stable key to already designer-created controls. Missing keys retain source text. The adapters do not create controls or rearrange layouts.</w:t>
       </w:r>
     </w:p>
@@ -4350,7 +4353,7 @@
       <w:pPr>
         <w:pStyle w:val="Heading2"/>
       </w:pPr>
-      <w:bookmarkStart w:id="19" w:name="_Toc237020206"/>
+      <w:bookmarkStart w:id="19" w:name="_Toc237032175"/>
       <w:r>
         <w:t>11.1 Deployment paths</w:t>
       </w:r>
@@ -4392,7 +4395,7 @@
       <w:pPr>
         <w:pStyle w:val="Heading1"/>
       </w:pPr>
-      <w:bookmarkStart w:id="20" w:name="_Toc237020207"/>
+      <w:bookmarkStart w:id="20" w:name="_Toc237032176"/>
       <w:r>
         <w:t>12. Integration Planning and Transactions</w:t>
       </w:r>
@@ -4400,24 +4403,27 @@
     </w:p>
     <w:p>
       <w:r>
-        <w:t>DAT.Integration.Plan builds a human-readable plan. DAT.Integration.Package creates the generated application unit, framework adapter, shared runtime units, JSON packs, language-menu manifest, and deployment script. DAT.Integration.Engine builds every proposed file change in memory. TIntegrationFileChange.ExactReviewText produces a complete line-numbered original/proposed LCS diff; generated files are shown in full.</w:t>
+        <w:t>DAT.Integration.Plan builds a human-readable plan. DAT.Integration.Package creates the generated application unit, framework adapter, shared runtime units, normalized JSON packs, automatic English source pack, language-menu manifest, and deployment script. DAT.Integration.Engine builds every proposed file change in memory, including language-pack installation. TIntegrationFileChange.ExactReviewText provides an optional complete line-numbered original/proposed LCS diff; generated files are shown in full.</w:t>
       </w:r>
     </w:p>
     <w:p>
       <w:r>
-        <w:t>The Studio records each selected preview file as viewed. The final review checkbox remains disabled until every file has been viewed, and Apply remains disabled until the checkbox is explicitly checked. DAT.Integration.Transaction then checks source state, creates a verified pre-change backup, writes files atomically, rolls back failures, and records a manifest for restore.</w:t>
+        <w:t>One explicit authorization enables Apply; opening every diff is not required. DAT.Integration.Transaction checks source state, creates a verified pre-change backup, writes files atomically, rolls back failures, and records a manifest for restore. DAT.Integration.BuildDeploy can then invoke the Delphi 37 build elevated and deploy the package packs to the standardized executable output without launching it.</w:t>
       </w:r>
     </w:p>
     <w:p>
       <w:r>
-        <w:t>DAT.Integration.MenuResource modifies text DFM/FMX menus idempotently and preserves designer editability. DAT.Integration.DelphiSource applies narrowly scoped DPR, PAS, and DPROJ wiring. For FMX, it preserves an existing root OnCreate handler or persists datTranslationFormCreate in the FMX and adds ApplyTranslation(Self) to its Pascal method. This respects the FMX form streaming lifecycle and avoids translating the first form from the DPR immediately after CreateForm.</w:t>
+        <w:t>DAT.Integration.MenuResource modifies text DFM/FMX menus idempotently and preserves designer editability. It locates the first DPR-created form when a menu must be added, reuses an existing TMenuBar/TMainMenu when available, or persists a new framework-appropriate container and menu. DAT.Integration.DelphiSource adds matching component fields and applies narrowly scoped DPR, PAS, and DPROJ wiring. For FMX, it preserves an existing root OnCreate handler or persists datTranslationFormCreate in the FMX and add</w:t>
       </w:r>
+      <w:r>
+        <w:t>s ApplyTranslation(Self) to its Pascal method. This respects the FMX form streaming lifecycle and avoids translating the first form from the DPR immediately after CreateForm.</w:t>
+      </w:r>
     </w:p>
     <w:p>
       <w:pPr>
         <w:pStyle w:val="Heading2"/>
       </w:pPr>
-      <w:bookmarkStart w:id="21" w:name="_Toc237020208"/>
+      <w:bookmarkStart w:id="21" w:name="_Toc237032177"/>
       <w:r>
         <w:t>12.1 Generated startup contract</w:t>
       </w:r>
@@ -4444,6 +4450,7 @@
         <w:pStyle w:val="ListBullet"/>
       </w:pPr>
       <w:r>
+        <w:lastRenderedPageBreak/>
         <w:t>FMX applies each form in its designer-persisted OnCreate handler after streaming is complete.</w:t>
       </w:r>
     </w:p>
@@ -4453,6 +4460,22 @@
       </w:pPr>
       <w:r>
         <w:t>SelectLanguageMenuItem derives a locale from datLanguage_&lt;locale&gt; component names.</w:t>
+      </w:r>
+    </w:p>
+    <w:p>
+      <w:pPr>
+        <w:pStyle w:val="ListBullet"/>
+      </w:pPr>
+      <w:r>
+        <w:t>SelectLanguage applies the chosen pack to every currently open form immediately.</w:t>
+      </w:r>
+    </w:p>
+    <w:p>
+      <w:pPr>
+        <w:pStyle w:val="ListBullet"/>
+      </w:pPr>
+      <w:r>
+        <w:t>The generated en-US pack makes switching back to source text deterministic.</w:t>
       </w:r>
     </w:p>
     <w:p>
@@ -4512,11 +4535,7 @@
               <w:t xml:space="preserve">Original code preservation. </w:t>
             </w:r>
             <w:r>
-              <w:t xml:space="preserve">Integration adds narrowly scoped calls and units but does not replace original </w:t>
-            </w:r>
-            <w:r>
-              <w:lastRenderedPageBreak/>
-              <w:t>captions or rewrite every control. The original DFM/FMX values continue to be the source-language fallback.</w:t>
+              <w:t>Integration adds narrowly scoped calls and units but does not replace original captions or rewrite every control. The original DFM/FMX values continue to be the source-language fallback.</w:t>
             </w:r>
           </w:p>
         </w:tc>
@@ -4526,9 +4545,8 @@
       <w:pPr>
         <w:pStyle w:val="Heading1"/>
       </w:pPr>
-      <w:bookmarkStart w:id="22" w:name="_Toc237020209"/>
+      <w:bookmarkStart w:id="22" w:name="_Toc237032178"/>
       <w:r>
-        <w:lastRenderedPageBreak/>
         <w:t>13. Self-Localization</w:t>
       </w:r>
       <w:bookmarkEnd w:id="22"/>
@@ -4542,7 +4560,7 @@
       <w:pPr>
         <w:pStyle w:val="Heading1"/>
       </w:pPr>
-      <w:bookmarkStart w:id="23" w:name="_Toc237020210"/>
+      <w:bookmarkStart w:id="23" w:name="_Toc237032179"/>
       <w:r>
         <w:t>14. Error Handling and Diagnostics</w:t>
       </w:r>
@@ -4600,7 +4618,7 @@
       <w:pPr>
         <w:pStyle w:val="Heading1"/>
       </w:pPr>
-      <w:bookmarkStart w:id="24" w:name="_Toc237020211"/>
+      <w:bookmarkStart w:id="24" w:name="_Toc237032180"/>
       <w:r>
         <w:t>15. Test Strategy and Verified Matrix</w:t>
       </w:r>
@@ -4742,6 +4760,7 @@
           </w:tcPr>
           <w:p>
             <w:r>
+              <w:lastRenderedPageBreak/>
               <w:t>FMXRuntimeSmokeTests</w:t>
             </w:r>
           </w:p>
@@ -4807,7 +4826,6 @@
           </w:tcPr>
           <w:p>
             <w:r>
-              <w:lastRenderedPageBreak/>
               <w:t>RunRuntimeSmokeTests.ps1</w:t>
             </w:r>
           </w:p>
@@ -4902,7 +4920,7 @@
       <w:pPr>
         <w:pStyle w:val="Heading2"/>
       </w:pPr>
-      <w:bookmarkStart w:id="25" w:name="_Toc237020212"/>
+      <w:bookmarkStart w:id="25" w:name="_Toc237032181"/>
       <w:r>
         <w:t>15.1 Optional live provider testing</w:t>
       </w:r>
@@ -4917,7 +4935,7 @@
       <w:pPr>
         <w:pStyle w:val="Heading1"/>
       </w:pPr>
-      <w:bookmarkStart w:id="26" w:name="_Toc237020213"/>
+      <w:bookmarkStart w:id="26" w:name="_Toc237032182"/>
       <w:r>
         <w:t>16. Security Review</w:t>
       </w:r>
@@ -5026,6 +5044,7 @@
           </w:tcPr>
           <w:p>
             <w:r>
+              <w:lastRenderedPageBreak/>
               <w:t>Key leaked through URL/log</w:t>
             </w:r>
           </w:p>
@@ -5091,7 +5110,6 @@
           </w:tcPr>
           <w:p>
             <w:r>
-              <w:lastRenderedPageBreak/>
               <w:t>Unrecoverable source mutation</w:t>
             </w:r>
           </w:p>
@@ -5219,7 +5237,7 @@
       <w:pPr>
         <w:pStyle w:val="Heading1"/>
       </w:pPr>
-      <w:bookmarkStart w:id="27" w:name="_Toc237020214"/>
+      <w:bookmarkStart w:id="27" w:name="_Toc237032183"/>
       <w:r>
         <w:t>17. Release and Contribution Workflow</w:t>
       </w:r>
@@ -5337,7 +5355,7 @@
       <w:pPr>
         <w:pStyle w:val="Heading1"/>
       </w:pPr>
-      <w:bookmarkStart w:id="28" w:name="_Toc237020215"/>
+      <w:bookmarkStart w:id="28" w:name="_Toc237032184"/>
       <w:r>
         <w:t>18. Known Boundaries and Future-Compatible Design</w:t>
       </w:r>
@@ -5356,6 +5374,7 @@
         <w:pStyle w:val="ListBullet"/>
       </w:pPr>
       <w:r>
+        <w:lastRenderedPageBreak/>
         <w:t>Google Advanced v3, OAuth/service-account workflows, and other providers are not implemented.</w:t>
       </w:r>
     </w:p>
@@ -5388,8 +5407,7 @@
         <w:pStyle w:val="ListBullet"/>
       </w:pPr>
       <w:r>
-        <w:lastRenderedPageBreak/>
-        <w:t>The generated menu selection persists the locale; restarting is the conservative way to ensure every form and application-specific string is refreshed.</w:t>
+        <w:t>Automatic runtime application covers scanned designer properties. Application-specific strings still require the documented TranslateText wiring.</w:t>
       </w:r>
     </w:p>
     <w:p>
@@ -5404,7 +5422,7 @@
       <w:pPr>
         <w:pStyle w:val="Heading1"/>
       </w:pPr>
-      <w:bookmarkStart w:id="29" w:name="_Toc237020216"/>
+      <w:bookmarkStart w:id="29" w:name="_Toc237032185"/>
       <w:r>
         <w:t>19. Documentation Generation</w:t>
       </w:r>
@@ -5419,7 +5437,7 @@
       <w:pPr>
         <w:pStyle w:val="Heading1"/>
       </w:pPr>
-      <w:bookmarkStart w:id="30" w:name="_Toc237020217"/>
+      <w:bookmarkStart w:id="30" w:name="_Toc237032186"/>
       <w:r>
         <w:t>20. Source References</w:t>
       </w:r>
@@ -5887,40 +5905,40 @@
       </w:rPr>
     </w:lvl>
   </w:abstractNum>
-  <w:num w:numId="1" w16cid:durableId="700664511">
+  <w:num w:numId="1" w16cid:durableId="7682366">
     <w:abstractNumId w:val="8"/>
   </w:num>
-  <w:num w:numId="2" w16cid:durableId="1176463352">
+  <w:num w:numId="2" w16cid:durableId="59519788">
     <w:abstractNumId w:val="6"/>
   </w:num>
-  <w:num w:numId="3" w16cid:durableId="1103263399">
+  <w:num w:numId="3" w16cid:durableId="731733184">
     <w:abstractNumId w:val="5"/>
   </w:num>
-  <w:num w:numId="4" w16cid:durableId="567572763">
+  <w:num w:numId="4" w16cid:durableId="978076263">
     <w:abstractNumId w:val="4"/>
   </w:num>
-  <w:num w:numId="5" w16cid:durableId="344406531">
+  <w:num w:numId="5" w16cid:durableId="841509379">
     <w:abstractNumId w:val="7"/>
   </w:num>
-  <w:num w:numId="6" w16cid:durableId="1039629798">
+  <w:num w:numId="6" w16cid:durableId="1721594691">
     <w:abstractNumId w:val="3"/>
   </w:num>
-  <w:num w:numId="7" w16cid:durableId="1869561761">
+  <w:num w:numId="7" w16cid:durableId="1127893741">
     <w:abstractNumId w:val="2"/>
   </w:num>
-  <w:num w:numId="8" w16cid:durableId="728842087">
+  <w:num w:numId="8" w16cid:durableId="581647136">
     <w:abstractNumId w:val="1"/>
   </w:num>
-  <w:num w:numId="9" w16cid:durableId="244002587">
+  <w:num w:numId="9" w16cid:durableId="34936894">
     <w:abstractNumId w:val="0"/>
   </w:num>
-  <w:num w:numId="10" w16cid:durableId="535198557">
+  <w:num w:numId="10" w16cid:durableId="755172528">
     <w:abstractNumId w:val="7"/>
     <w:lvlOverride w:ilvl="0">
       <w:startOverride w:val="1"/>
     </w:lvlOverride>
   </w:num>
-  <w:num w:numId="11" w16cid:durableId="771318464">
+  <w:num w:numId="11" w16cid:durableId="2134135562">
     <w:abstractNumId w:val="7"/>
     <w:lvlOverride w:ilvl="0">
       <w:startOverride w:val="1"/>
@@ -17347,7 +17365,7 @@
     <w:autoRedefine/>
     <w:uiPriority w:val="39"/>
     <w:unhideWhenUsed/>
-    <w:rsid w:val="00E23D88"/>
+    <w:rsid w:val="00C260D9"/>
     <w:pPr>
       <w:spacing w:after="100"/>
     </w:pPr>
@@ -17359,7 +17377,7 @@
     <w:autoRedefine/>
     <w:uiPriority w:val="39"/>
     <w:unhideWhenUsed/>
-    <w:rsid w:val="00E23D88"/>
+    <w:rsid w:val="00C260D9"/>
     <w:pPr>
       <w:spacing w:after="100"/>
       <w:ind w:left="220"/>
@@ -17370,7 +17388,7 @@
     <w:basedOn w:val="DefaultParagraphFont"/>
     <w:uiPriority w:val="99"/>
     <w:unhideWhenUsed/>
-    <w:rsid w:val="00E23D88"/>
+    <w:rsid w:val="00C260D9"/>
     <w:rPr>
       <w:color w:val="0000FF" w:themeColor="hyperlink"/>
       <w:u w:val="single"/>

--- a/docs/guides/Delphi App Translation Studio Engineering Guide.docx
+++ b/docs/guides/Delphi App Translation Studio Engineering Guide.docx
@@ -13,7 +13,7 @@
           <w:noProof/>
         </w:rPr>
         <w:drawing>
-          <wp:inline distT="0" distB="0" distL="0" distR="0" wp14:anchorId="28C01E99" wp14:editId="6D62943E">
+          <wp:inline distT="0" distB="0" distL="0" distR="0" wp14:anchorId="0EE58753" wp14:editId="1685281D">
             <wp:extent cx="1371600" cy="1371600"/>
             <wp:effectExtent l="0" t="0" r="0" b="0"/>
             <wp:docPr id="1" name="Picture 1"/>
@@ -122,7 +122,7 @@
           <w:color w:val="5D7693"/>
         </w:rPr>
         <w:br/>
-        <w:t>Last changed: August 7, 2026</w:t>
+        <w:t>Last changed: August 8, 2026</w:t>
       </w:r>
       <w:r>
         <w:rPr>
@@ -147,14 +147,12 @@
     </w:p>
     <w:p>
       <w:pPr>
-        <w:pStyle w:val="Heading1"/>
-      </w:pPr>
-      <w:bookmarkStart w:id="0" w:name="_Toc237032156"/>
+        <w:pStyle w:val="TOCHeading"/>
+      </w:pPr>
       <w:r>
         <w:lastRenderedPageBreak/>
         <w:t>Table of Contents</w:t>
       </w:r>
-      <w:bookmarkEnd w:id="0"/>
     </w:p>
     <w:p>
       <w:pPr>
@@ -175,13 +173,13 @@
       <w:r>
         <w:fldChar w:fldCharType="separate"/>
       </w:r>
-      <w:hyperlink w:anchor="_Toc237032156" w:history="1">
+      <w:hyperlink w:anchor="_Toc237099570" w:history="1">
         <w:r>
           <w:rPr>
             <w:rStyle w:val="Hyperlink"/>
             <w:noProof/>
           </w:rPr>
-          <w:t>Table of Contents</w:t>
+          <w:t>1. Product Scope and Invariants</w:t>
         </w:r>
         <w:r>
           <w:rPr>
@@ -202,7 +200,7 @@
             <w:noProof/>
             <w:webHidden/>
           </w:rPr>
-          <w:instrText xml:space="preserve"> PAGEREF _Toc237032156 \h </w:instrText>
+          <w:instrText xml:space="preserve"> PAGEREF _Toc237099570 \h </w:instrText>
         </w:r>
         <w:r>
           <w:rPr>
@@ -222,7 +220,7 @@
             <w:noProof/>
             <w:webHidden/>
           </w:rPr>
-          <w:t>i</w:t>
+          <w:t>1</w:t>
         </w:r>
         <w:r>
           <w:rPr>
@@ -243,13 +241,13 @@
           <w:noProof/>
         </w:rPr>
       </w:pPr>
-      <w:hyperlink w:anchor="_Toc237032157" w:history="1">
+      <w:hyperlink w:anchor="_Toc237099571" w:history="1">
         <w:r>
           <w:rPr>
             <w:rStyle w:val="Hyperlink"/>
             <w:noProof/>
           </w:rPr>
-          <w:t>1. Product Scope and Invariants</w:t>
+          <w:t>2. Repository and Build Layout</w:t>
         </w:r>
         <w:r>
           <w:rPr>
@@ -270,7 +268,7 @@
             <w:noProof/>
             <w:webHidden/>
           </w:rPr>
-          <w:instrText xml:space="preserve"> PAGEREF _Toc237032157 \h </w:instrText>
+          <w:instrText xml:space="preserve"> PAGEREF _Toc237099571 \h </w:instrText>
         </w:r>
         <w:r>
           <w:rPr>
@@ -291,6 +289,74 @@
             <w:webHidden/>
           </w:rPr>
           <w:t>1</w:t>
+        </w:r>
+        <w:r>
+          <w:rPr>
+            <w:noProof/>
+            <w:webHidden/>
+          </w:rPr>
+          <w:fldChar w:fldCharType="end"/>
+        </w:r>
+      </w:hyperlink>
+    </w:p>
+    <w:p>
+      <w:pPr>
+        <w:pStyle w:val="TOC2"/>
+        <w:tabs>
+          <w:tab w:val="right" w:leader="dot" w:pos="9350"/>
+        </w:tabs>
+        <w:rPr>
+          <w:noProof/>
+        </w:rPr>
+      </w:pPr>
+      <w:hyperlink w:anchor="_Toc237099572" w:history="1">
+        <w:r>
+          <w:rPr>
+            <w:rStyle w:val="Hyperlink"/>
+            <w:noProof/>
+          </w:rPr>
+          <w:t>2.1 Toolchain</w:t>
+        </w:r>
+        <w:r>
+          <w:rPr>
+            <w:noProof/>
+            <w:webHidden/>
+          </w:rPr>
+          <w:tab/>
+        </w:r>
+        <w:r>
+          <w:rPr>
+            <w:noProof/>
+            <w:webHidden/>
+          </w:rPr>
+          <w:fldChar w:fldCharType="begin"/>
+        </w:r>
+        <w:r>
+          <w:rPr>
+            <w:noProof/>
+            <w:webHidden/>
+          </w:rPr>
+          <w:instrText xml:space="preserve"> PAGEREF _Toc237099572 \h </w:instrText>
+        </w:r>
+        <w:r>
+          <w:rPr>
+            <w:noProof/>
+            <w:webHidden/>
+          </w:rPr>
+        </w:r>
+        <w:r>
+          <w:rPr>
+            <w:noProof/>
+            <w:webHidden/>
+          </w:rPr>
+          <w:fldChar w:fldCharType="separate"/>
+        </w:r>
+        <w:r>
+          <w:rPr>
+            <w:noProof/>
+            <w:webHidden/>
+          </w:rPr>
+          <w:t>2</w:t>
         </w:r>
         <w:r>
           <w:rPr>
@@ -311,13 +377,13 @@
           <w:noProof/>
         </w:rPr>
       </w:pPr>
-      <w:hyperlink w:anchor="_Toc237032158" w:history="1">
+      <w:hyperlink w:anchor="_Toc237099573" w:history="1">
         <w:r>
           <w:rPr>
             <w:rStyle w:val="Hyperlink"/>
             <w:noProof/>
           </w:rPr>
-          <w:t>2. Repository and Build Layout</w:t>
+          <w:t>3. System Architecture</w:t>
         </w:r>
         <w:r>
           <w:rPr>
@@ -338,7 +404,7 @@
             <w:noProof/>
             <w:webHidden/>
           </w:rPr>
-          <w:instrText xml:space="preserve"> PAGEREF _Toc237032158 \h </w:instrText>
+          <w:instrText xml:space="preserve"> PAGEREF _Toc237099573 \h </w:instrText>
         </w:r>
         <w:r>
           <w:rPr>
@@ -358,7 +424,75 @@
             <w:noProof/>
             <w:webHidden/>
           </w:rPr>
-          <w:t>1</w:t>
+          <w:t>2</w:t>
+        </w:r>
+        <w:r>
+          <w:rPr>
+            <w:noProof/>
+            <w:webHidden/>
+          </w:rPr>
+          <w:fldChar w:fldCharType="end"/>
+        </w:r>
+      </w:hyperlink>
+    </w:p>
+    <w:p>
+      <w:pPr>
+        <w:pStyle w:val="TOC1"/>
+        <w:tabs>
+          <w:tab w:val="right" w:leader="dot" w:pos="9350"/>
+        </w:tabs>
+        <w:rPr>
+          <w:noProof/>
+        </w:rPr>
+      </w:pPr>
+      <w:hyperlink w:anchor="_Toc237099574" w:history="1">
+        <w:r>
+          <w:rPr>
+            <w:rStyle w:val="Hyperlink"/>
+            <w:noProof/>
+          </w:rPr>
+          <w:t>4. Core Data Model and JSON</w:t>
+        </w:r>
+        <w:r>
+          <w:rPr>
+            <w:noProof/>
+            <w:webHidden/>
+          </w:rPr>
+          <w:tab/>
+        </w:r>
+        <w:r>
+          <w:rPr>
+            <w:noProof/>
+            <w:webHidden/>
+          </w:rPr>
+          <w:fldChar w:fldCharType="begin"/>
+        </w:r>
+        <w:r>
+          <w:rPr>
+            <w:noProof/>
+            <w:webHidden/>
+          </w:rPr>
+          <w:instrText xml:space="preserve"> PAGEREF _Toc237099574 \h </w:instrText>
+        </w:r>
+        <w:r>
+          <w:rPr>
+            <w:noProof/>
+            <w:webHidden/>
+          </w:rPr>
+        </w:r>
+        <w:r>
+          <w:rPr>
+            <w:noProof/>
+            <w:webHidden/>
+          </w:rPr>
+          <w:fldChar w:fldCharType="separate"/>
+        </w:r>
+        <w:r>
+          <w:rPr>
+            <w:noProof/>
+            <w:webHidden/>
+          </w:rPr>
+          <w:t>3</w:t>
         </w:r>
         <w:r>
           <w:rPr>
@@ -379,13 +513,13 @@
           <w:noProof/>
         </w:rPr>
       </w:pPr>
-      <w:hyperlink w:anchor="_Toc237032159" w:history="1">
+      <w:hyperlink w:anchor="_Toc237099575" w:history="1">
         <w:r>
           <w:rPr>
             <w:rStyle w:val="Hyperlink"/>
             <w:noProof/>
           </w:rPr>
-          <w:t>2.1 Toolchain</w:t>
+          <w:t>4.1 Stable keys</w:t>
         </w:r>
         <w:r>
           <w:rPr>
@@ -406,7 +540,7 @@
             <w:noProof/>
             <w:webHidden/>
           </w:rPr>
-          <w:instrText xml:space="preserve"> PAGEREF _Toc237032159 \h </w:instrText>
+          <w:instrText xml:space="preserve"> PAGEREF _Toc237099575 \h </w:instrText>
         </w:r>
         <w:r>
           <w:rPr>
@@ -426,7 +560,143 @@
             <w:noProof/>
             <w:webHidden/>
           </w:rPr>
-          <w:t>2</w:t>
+          <w:t>3</w:t>
+        </w:r>
+        <w:r>
+          <w:rPr>
+            <w:noProof/>
+            <w:webHidden/>
+          </w:rPr>
+          <w:fldChar w:fldCharType="end"/>
+        </w:r>
+      </w:hyperlink>
+    </w:p>
+    <w:p>
+      <w:pPr>
+        <w:pStyle w:val="TOC2"/>
+        <w:tabs>
+          <w:tab w:val="right" w:leader="dot" w:pos="9350"/>
+        </w:tabs>
+        <w:rPr>
+          <w:noProof/>
+        </w:rPr>
+      </w:pPr>
+      <w:hyperlink w:anchor="_Toc237099576" w:history="1">
+        <w:r>
+          <w:rPr>
+            <w:rStyle w:val="Hyperlink"/>
+            <w:noProof/>
+          </w:rPr>
+          <w:t>4.2 Development catalog</w:t>
+        </w:r>
+        <w:r>
+          <w:rPr>
+            <w:noProof/>
+            <w:webHidden/>
+          </w:rPr>
+          <w:tab/>
+        </w:r>
+        <w:r>
+          <w:rPr>
+            <w:noProof/>
+            <w:webHidden/>
+          </w:rPr>
+          <w:fldChar w:fldCharType="begin"/>
+        </w:r>
+        <w:r>
+          <w:rPr>
+            <w:noProof/>
+            <w:webHidden/>
+          </w:rPr>
+          <w:instrText xml:space="preserve"> PAGEREF _Toc237099576 \h </w:instrText>
+        </w:r>
+        <w:r>
+          <w:rPr>
+            <w:noProof/>
+            <w:webHidden/>
+          </w:rPr>
+        </w:r>
+        <w:r>
+          <w:rPr>
+            <w:noProof/>
+            <w:webHidden/>
+          </w:rPr>
+          <w:fldChar w:fldCharType="separate"/>
+        </w:r>
+        <w:r>
+          <w:rPr>
+            <w:noProof/>
+            <w:webHidden/>
+          </w:rPr>
+          <w:t>3</w:t>
+        </w:r>
+        <w:r>
+          <w:rPr>
+            <w:noProof/>
+            <w:webHidden/>
+          </w:rPr>
+          <w:fldChar w:fldCharType="end"/>
+        </w:r>
+      </w:hyperlink>
+    </w:p>
+    <w:p>
+      <w:pPr>
+        <w:pStyle w:val="TOC2"/>
+        <w:tabs>
+          <w:tab w:val="right" w:leader="dot" w:pos="9350"/>
+        </w:tabs>
+        <w:rPr>
+          <w:noProof/>
+        </w:rPr>
+      </w:pPr>
+      <w:hyperlink w:anchor="_Toc237099577" w:history="1">
+        <w:r>
+          <w:rPr>
+            <w:rStyle w:val="Hyperlink"/>
+            <w:noProof/>
+          </w:rPr>
+          <w:t>4.3 Runtime pack</w:t>
+        </w:r>
+        <w:r>
+          <w:rPr>
+            <w:noProof/>
+            <w:webHidden/>
+          </w:rPr>
+          <w:tab/>
+        </w:r>
+        <w:r>
+          <w:rPr>
+            <w:noProof/>
+            <w:webHidden/>
+          </w:rPr>
+          <w:fldChar w:fldCharType="begin"/>
+        </w:r>
+        <w:r>
+          <w:rPr>
+            <w:noProof/>
+            <w:webHidden/>
+          </w:rPr>
+          <w:instrText xml:space="preserve"> PAGEREF _Toc237099577 \h </w:instrText>
+        </w:r>
+        <w:r>
+          <w:rPr>
+            <w:noProof/>
+            <w:webHidden/>
+          </w:rPr>
+        </w:r>
+        <w:r>
+          <w:rPr>
+            <w:noProof/>
+            <w:webHidden/>
+          </w:rPr>
+          <w:fldChar w:fldCharType="separate"/>
+        </w:r>
+        <w:r>
+          <w:rPr>
+            <w:noProof/>
+            <w:webHidden/>
+          </w:rPr>
+          <w:t>4</w:t>
         </w:r>
         <w:r>
           <w:rPr>
@@ -447,13 +717,13 @@
           <w:noProof/>
         </w:rPr>
       </w:pPr>
-      <w:hyperlink w:anchor="_Toc237032160" w:history="1">
+      <w:hyperlink w:anchor="_Toc237099578" w:history="1">
         <w:r>
           <w:rPr>
             <w:rStyle w:val="Hyperlink"/>
             <w:noProof/>
           </w:rPr>
-          <w:t>3. System Architecture</w:t>
+          <w:t>5. Project Detection and Scanning</w:t>
         </w:r>
         <w:r>
           <w:rPr>
@@ -474,7 +744,7 @@
             <w:noProof/>
             <w:webHidden/>
           </w:rPr>
-          <w:instrText xml:space="preserve"> PAGEREF _Toc237032160 \h </w:instrText>
+          <w:instrText xml:space="preserve"> PAGEREF _Toc237099578 \h </w:instrText>
         </w:r>
         <w:r>
           <w:rPr>
@@ -494,7 +764,75 @@
             <w:noProof/>
             <w:webHidden/>
           </w:rPr>
-          <w:t>2</w:t>
+          <w:t>4</w:t>
+        </w:r>
+        <w:r>
+          <w:rPr>
+            <w:noProof/>
+            <w:webHidden/>
+          </w:rPr>
+          <w:fldChar w:fldCharType="end"/>
+        </w:r>
+      </w:hyperlink>
+    </w:p>
+    <w:p>
+      <w:pPr>
+        <w:pStyle w:val="TOC2"/>
+        <w:tabs>
+          <w:tab w:val="right" w:leader="dot" w:pos="9350"/>
+        </w:tabs>
+        <w:rPr>
+          <w:noProof/>
+        </w:rPr>
+      </w:pPr>
+      <w:hyperlink w:anchor="_Toc237099579" w:history="1">
+        <w:r>
+          <w:rPr>
+            <w:rStyle w:val="Hyperlink"/>
+            <w:noProof/>
+          </w:rPr>
+          <w:t>5.1 Incremental merge</w:t>
+        </w:r>
+        <w:r>
+          <w:rPr>
+            <w:noProof/>
+            <w:webHidden/>
+          </w:rPr>
+          <w:tab/>
+        </w:r>
+        <w:r>
+          <w:rPr>
+            <w:noProof/>
+            <w:webHidden/>
+          </w:rPr>
+          <w:fldChar w:fldCharType="begin"/>
+        </w:r>
+        <w:r>
+          <w:rPr>
+            <w:noProof/>
+            <w:webHidden/>
+          </w:rPr>
+          <w:instrText xml:space="preserve"> PAGEREF _Toc237099579 \h </w:instrText>
+        </w:r>
+        <w:r>
+          <w:rPr>
+            <w:noProof/>
+            <w:webHidden/>
+          </w:rPr>
+        </w:r>
+        <w:r>
+          <w:rPr>
+            <w:noProof/>
+            <w:webHidden/>
+          </w:rPr>
+          <w:fldChar w:fldCharType="separate"/>
+        </w:r>
+        <w:r>
+          <w:rPr>
+            <w:noProof/>
+            <w:webHidden/>
+          </w:rPr>
+          <w:t>4</w:t>
         </w:r>
         <w:r>
           <w:rPr>
@@ -515,13 +853,13 @@
           <w:noProof/>
         </w:rPr>
       </w:pPr>
-      <w:hyperlink w:anchor="_Toc237032161" w:history="1">
+      <w:hyperlink w:anchor="_Toc237099580" w:history="1">
         <w:r>
           <w:rPr>
             <w:rStyle w:val="Hyperlink"/>
             <w:noProof/>
           </w:rPr>
-          <w:t>4. Core Data Model and JSON</w:t>
+          <w:t>6. Studio UI and Workflow State</w:t>
         </w:r>
         <w:r>
           <w:rPr>
@@ -542,7 +880,7 @@
             <w:noProof/>
             <w:webHidden/>
           </w:rPr>
-          <w:instrText xml:space="preserve"> PAGEREF _Toc237032161 \h </w:instrText>
+          <w:instrText xml:space="preserve"> PAGEREF _Toc237099580 \h </w:instrText>
         </w:r>
         <w:r>
           <w:rPr>
@@ -562,7 +900,143 @@
             <w:noProof/>
             <w:webHidden/>
           </w:rPr>
-          <w:t>3</w:t>
+          <w:t>4</w:t>
+        </w:r>
+        <w:r>
+          <w:rPr>
+            <w:noProof/>
+            <w:webHidden/>
+          </w:rPr>
+          <w:fldChar w:fldCharType="end"/>
+        </w:r>
+      </w:hyperlink>
+    </w:p>
+    <w:p>
+      <w:pPr>
+        <w:pStyle w:val="TOC1"/>
+        <w:tabs>
+          <w:tab w:val="right" w:leader="dot" w:pos="9350"/>
+        </w:tabs>
+        <w:rPr>
+          <w:noProof/>
+        </w:rPr>
+      </w:pPr>
+      <w:hyperlink w:anchor="_Toc237099581" w:history="1">
+        <w:r>
+          <w:rPr>
+            <w:rStyle w:val="Hyperlink"/>
+            <w:noProof/>
+          </w:rPr>
+          <w:t>7. Provider Settings and Secret Storage</w:t>
+        </w:r>
+        <w:r>
+          <w:rPr>
+            <w:noProof/>
+            <w:webHidden/>
+          </w:rPr>
+          <w:tab/>
+        </w:r>
+        <w:r>
+          <w:rPr>
+            <w:noProof/>
+            <w:webHidden/>
+          </w:rPr>
+          <w:fldChar w:fldCharType="begin"/>
+        </w:r>
+        <w:r>
+          <w:rPr>
+            <w:noProof/>
+            <w:webHidden/>
+          </w:rPr>
+          <w:instrText xml:space="preserve"> PAGEREF _Toc237099581 \h </w:instrText>
+        </w:r>
+        <w:r>
+          <w:rPr>
+            <w:noProof/>
+            <w:webHidden/>
+          </w:rPr>
+        </w:r>
+        <w:r>
+          <w:rPr>
+            <w:noProof/>
+            <w:webHidden/>
+          </w:rPr>
+          <w:fldChar w:fldCharType="separate"/>
+        </w:r>
+        <w:r>
+          <w:rPr>
+            <w:noProof/>
+            <w:webHidden/>
+          </w:rPr>
+          <w:t>5</w:t>
+        </w:r>
+        <w:r>
+          <w:rPr>
+            <w:noProof/>
+            <w:webHidden/>
+          </w:rPr>
+          <w:fldChar w:fldCharType="end"/>
+        </w:r>
+      </w:hyperlink>
+    </w:p>
+    <w:p>
+      <w:pPr>
+        <w:pStyle w:val="TOC1"/>
+        <w:tabs>
+          <w:tab w:val="right" w:leader="dot" w:pos="9350"/>
+        </w:tabs>
+        <w:rPr>
+          <w:noProof/>
+        </w:rPr>
+      </w:pPr>
+      <w:hyperlink w:anchor="_Toc237099582" w:history="1">
+        <w:r>
+          <w:rPr>
+            <w:rStyle w:val="Hyperlink"/>
+            <w:noProof/>
+          </w:rPr>
+          <w:t>8. Provider HTTP Clients</w:t>
+        </w:r>
+        <w:r>
+          <w:rPr>
+            <w:noProof/>
+            <w:webHidden/>
+          </w:rPr>
+          <w:tab/>
+        </w:r>
+        <w:r>
+          <w:rPr>
+            <w:noProof/>
+            <w:webHidden/>
+          </w:rPr>
+          <w:fldChar w:fldCharType="begin"/>
+        </w:r>
+        <w:r>
+          <w:rPr>
+            <w:noProof/>
+            <w:webHidden/>
+          </w:rPr>
+          <w:instrText xml:space="preserve"> PAGEREF _Toc237099582 \h </w:instrText>
+        </w:r>
+        <w:r>
+          <w:rPr>
+            <w:noProof/>
+            <w:webHidden/>
+          </w:rPr>
+        </w:r>
+        <w:r>
+          <w:rPr>
+            <w:noProof/>
+            <w:webHidden/>
+          </w:rPr>
+          <w:fldChar w:fldCharType="separate"/>
+        </w:r>
+        <w:r>
+          <w:rPr>
+            <w:noProof/>
+            <w:webHidden/>
+          </w:rPr>
+          <w:t>6</w:t>
         </w:r>
         <w:r>
           <w:rPr>
@@ -583,13 +1057,13 @@
           <w:noProof/>
         </w:rPr>
       </w:pPr>
-      <w:hyperlink w:anchor="_Toc237032162" w:history="1">
+      <w:hyperlink w:anchor="_Toc237099583" w:history="1">
         <w:r>
           <w:rPr>
             <w:rStyle w:val="Hyperlink"/>
             <w:noProof/>
           </w:rPr>
-          <w:t>4.1 Stable keys</w:t>
+          <w:t>8.1 Reliability and cancellation</w:t>
         </w:r>
         <w:r>
           <w:rPr>
@@ -610,7 +1084,7 @@
             <w:noProof/>
             <w:webHidden/>
           </w:rPr>
-          <w:instrText xml:space="preserve"> PAGEREF _Toc237032162 \h </w:instrText>
+          <w:instrText xml:space="preserve"> PAGEREF _Toc237099583 \h </w:instrText>
         </w:r>
         <w:r>
           <w:rPr>
@@ -630,7 +1104,7 @@
             <w:noProof/>
             <w:webHidden/>
           </w:rPr>
-          <w:t>3</w:t>
+          <w:t>6</w:t>
         </w:r>
         <w:r>
           <w:rPr>
@@ -651,13 +1125,13 @@
           <w:noProof/>
         </w:rPr>
       </w:pPr>
-      <w:hyperlink w:anchor="_Toc237032163" w:history="1">
+      <w:hyperlink w:anchor="_Toc237099584" w:history="1">
         <w:r>
           <w:rPr>
             <w:rStyle w:val="Hyperlink"/>
             <w:noProof/>
           </w:rPr>
-          <w:t>4.2 Development catalog</w:t>
+          <w:t>8.2 Official protocol references</w:t>
         </w:r>
         <w:r>
           <w:rPr>
@@ -678,7 +1152,7 @@
             <w:noProof/>
             <w:webHidden/>
           </w:rPr>
-          <w:instrText xml:space="preserve"> PAGEREF _Toc237032163 \h </w:instrText>
+          <w:instrText xml:space="preserve"> PAGEREF _Toc237099584 \h </w:instrText>
         </w:r>
         <w:r>
           <w:rPr>
@@ -698,7 +1172,211 @@
             <w:noProof/>
             <w:webHidden/>
           </w:rPr>
-          <w:t>3</w:t>
+          <w:t>6</w:t>
+        </w:r>
+        <w:r>
+          <w:rPr>
+            <w:noProof/>
+            <w:webHidden/>
+          </w:rPr>
+          <w:fldChar w:fldCharType="end"/>
+        </w:r>
+      </w:hyperlink>
+    </w:p>
+    <w:p>
+      <w:pPr>
+        <w:pStyle w:val="TOC1"/>
+        <w:tabs>
+          <w:tab w:val="right" w:leader="dot" w:pos="9350"/>
+        </w:tabs>
+        <w:rPr>
+          <w:noProof/>
+        </w:rPr>
+      </w:pPr>
+      <w:hyperlink w:anchor="_Toc237099585" w:history="1">
+        <w:r>
+          <w:rPr>
+            <w:rStyle w:val="Hyperlink"/>
+            <w:noProof/>
+          </w:rPr>
+          <w:t>9. Automatic Provider Translation and Review</w:t>
+        </w:r>
+        <w:r>
+          <w:rPr>
+            <w:noProof/>
+            <w:webHidden/>
+          </w:rPr>
+          <w:tab/>
+        </w:r>
+        <w:r>
+          <w:rPr>
+            <w:noProof/>
+            <w:webHidden/>
+          </w:rPr>
+          <w:fldChar w:fldCharType="begin"/>
+        </w:r>
+        <w:r>
+          <w:rPr>
+            <w:noProof/>
+            <w:webHidden/>
+          </w:rPr>
+          <w:instrText xml:space="preserve"> PAGEREF _Toc237099585 \h </w:instrText>
+        </w:r>
+        <w:r>
+          <w:rPr>
+            <w:noProof/>
+            <w:webHidden/>
+          </w:rPr>
+        </w:r>
+        <w:r>
+          <w:rPr>
+            <w:noProof/>
+            <w:webHidden/>
+          </w:rPr>
+          <w:fldChar w:fldCharType="separate"/>
+        </w:r>
+        <w:r>
+          <w:rPr>
+            <w:noProof/>
+            <w:webHidden/>
+          </w:rPr>
+          <w:t>7</w:t>
+        </w:r>
+        <w:r>
+          <w:rPr>
+            <w:noProof/>
+            <w:webHidden/>
+          </w:rPr>
+          <w:fldChar w:fldCharType="end"/>
+        </w:r>
+      </w:hyperlink>
+    </w:p>
+    <w:p>
+      <w:pPr>
+        <w:pStyle w:val="TOC1"/>
+        <w:tabs>
+          <w:tab w:val="right" w:leader="dot" w:pos="9350"/>
+        </w:tabs>
+        <w:rPr>
+          <w:noProof/>
+        </w:rPr>
+      </w:pPr>
+      <w:hyperlink w:anchor="_Toc237099586" w:history="1">
+        <w:r>
+          <w:rPr>
+            <w:rStyle w:val="Hyperlink"/>
+            <w:noProof/>
+          </w:rPr>
+          <w:t>10. Validation and Runtime Pack Export</w:t>
+        </w:r>
+        <w:r>
+          <w:rPr>
+            <w:noProof/>
+            <w:webHidden/>
+          </w:rPr>
+          <w:tab/>
+        </w:r>
+        <w:r>
+          <w:rPr>
+            <w:noProof/>
+            <w:webHidden/>
+          </w:rPr>
+          <w:fldChar w:fldCharType="begin"/>
+        </w:r>
+        <w:r>
+          <w:rPr>
+            <w:noProof/>
+            <w:webHidden/>
+          </w:rPr>
+          <w:instrText xml:space="preserve"> PAGEREF _Toc237099586 \h </w:instrText>
+        </w:r>
+        <w:r>
+          <w:rPr>
+            <w:noProof/>
+            <w:webHidden/>
+          </w:rPr>
+        </w:r>
+        <w:r>
+          <w:rPr>
+            <w:noProof/>
+            <w:webHidden/>
+          </w:rPr>
+          <w:fldChar w:fldCharType="separate"/>
+        </w:r>
+        <w:r>
+          <w:rPr>
+            <w:noProof/>
+            <w:webHidden/>
+          </w:rPr>
+          <w:t>7</w:t>
+        </w:r>
+        <w:r>
+          <w:rPr>
+            <w:noProof/>
+            <w:webHidden/>
+          </w:rPr>
+          <w:fldChar w:fldCharType="end"/>
+        </w:r>
+      </w:hyperlink>
+    </w:p>
+    <w:p>
+      <w:pPr>
+        <w:pStyle w:val="TOC1"/>
+        <w:tabs>
+          <w:tab w:val="right" w:leader="dot" w:pos="9350"/>
+        </w:tabs>
+        <w:rPr>
+          <w:noProof/>
+        </w:rPr>
+      </w:pPr>
+      <w:hyperlink w:anchor="_Toc237099587" w:history="1">
+        <w:r>
+          <w:rPr>
+            <w:rStyle w:val="Hyperlink"/>
+            <w:noProof/>
+          </w:rPr>
+          <w:t>11. Runtime Engine</w:t>
+        </w:r>
+        <w:r>
+          <w:rPr>
+            <w:noProof/>
+            <w:webHidden/>
+          </w:rPr>
+          <w:tab/>
+        </w:r>
+        <w:r>
+          <w:rPr>
+            <w:noProof/>
+            <w:webHidden/>
+          </w:rPr>
+          <w:fldChar w:fldCharType="begin"/>
+        </w:r>
+        <w:r>
+          <w:rPr>
+            <w:noProof/>
+            <w:webHidden/>
+          </w:rPr>
+          <w:instrText xml:space="preserve"> PAGEREF _Toc237099587 \h </w:instrText>
+        </w:r>
+        <w:r>
+          <w:rPr>
+            <w:noProof/>
+            <w:webHidden/>
+          </w:rPr>
+        </w:r>
+        <w:r>
+          <w:rPr>
+            <w:noProof/>
+            <w:webHidden/>
+          </w:rPr>
+          <w:fldChar w:fldCharType="separate"/>
+        </w:r>
+        <w:r>
+          <w:rPr>
+            <w:noProof/>
+            <w:webHidden/>
+          </w:rPr>
+          <w:t>8</w:t>
         </w:r>
         <w:r>
           <w:rPr>
@@ -719,13 +1397,13 @@
           <w:noProof/>
         </w:rPr>
       </w:pPr>
-      <w:hyperlink w:anchor="_Toc237032164" w:history="1">
+      <w:hyperlink w:anchor="_Toc237099588" w:history="1">
         <w:r>
           <w:rPr>
             <w:rStyle w:val="Hyperlink"/>
             <w:noProof/>
           </w:rPr>
-          <w:t>4.3 Runtime pack</w:t>
+          <w:t>11.1 Component manager core</w:t>
         </w:r>
         <w:r>
           <w:rPr>
@@ -746,7 +1424,7 @@
             <w:noProof/>
             <w:webHidden/>
           </w:rPr>
-          <w:instrText xml:space="preserve"> PAGEREF _Toc237032164 \h </w:instrText>
+          <w:instrText xml:space="preserve"> PAGEREF _Toc237099588 \h </w:instrText>
         </w:r>
         <w:r>
           <w:rPr>
@@ -766,7 +1444,143 @@
             <w:noProof/>
             <w:webHidden/>
           </w:rPr>
-          <w:t>3</w:t>
+          <w:t>8</w:t>
+        </w:r>
+        <w:r>
+          <w:rPr>
+            <w:noProof/>
+            <w:webHidden/>
+          </w:rPr>
+          <w:fldChar w:fldCharType="end"/>
+        </w:r>
+      </w:hyperlink>
+    </w:p>
+    <w:p>
+      <w:pPr>
+        <w:pStyle w:val="TOC2"/>
+        <w:tabs>
+          <w:tab w:val="right" w:leader="dot" w:pos="9350"/>
+        </w:tabs>
+        <w:rPr>
+          <w:noProof/>
+        </w:rPr>
+      </w:pPr>
+      <w:hyperlink w:anchor="_Toc237099589" w:history="1">
+        <w:r>
+          <w:rPr>
+            <w:rStyle w:val="Hyperlink"/>
+            <w:noProof/>
+          </w:rPr>
+          <w:t>11.2 Optional selectors</w:t>
+        </w:r>
+        <w:r>
+          <w:rPr>
+            <w:noProof/>
+            <w:webHidden/>
+          </w:rPr>
+          <w:tab/>
+        </w:r>
+        <w:r>
+          <w:rPr>
+            <w:noProof/>
+            <w:webHidden/>
+          </w:rPr>
+          <w:fldChar w:fldCharType="begin"/>
+        </w:r>
+        <w:r>
+          <w:rPr>
+            <w:noProof/>
+            <w:webHidden/>
+          </w:rPr>
+          <w:instrText xml:space="preserve"> PAGEREF _Toc237099589 \h </w:instrText>
+        </w:r>
+        <w:r>
+          <w:rPr>
+            <w:noProof/>
+            <w:webHidden/>
+          </w:rPr>
+        </w:r>
+        <w:r>
+          <w:rPr>
+            <w:noProof/>
+            <w:webHidden/>
+          </w:rPr>
+          <w:fldChar w:fldCharType="separate"/>
+        </w:r>
+        <w:r>
+          <w:rPr>
+            <w:noProof/>
+            <w:webHidden/>
+          </w:rPr>
+          <w:t>8</w:t>
+        </w:r>
+        <w:r>
+          <w:rPr>
+            <w:noProof/>
+            <w:webHidden/>
+          </w:rPr>
+          <w:fldChar w:fldCharType="end"/>
+        </w:r>
+      </w:hyperlink>
+    </w:p>
+    <w:p>
+      <w:pPr>
+        <w:pStyle w:val="TOC2"/>
+        <w:tabs>
+          <w:tab w:val="right" w:leader="dot" w:pos="9350"/>
+        </w:tabs>
+        <w:rPr>
+          <w:noProof/>
+        </w:rPr>
+      </w:pPr>
+      <w:hyperlink w:anchor="_Toc237099590" w:history="1">
+        <w:r>
+          <w:rPr>
+            <w:rStyle w:val="Hyperlink"/>
+            <w:noProof/>
+          </w:rPr>
+          <w:t>11.3 Deployment paths</w:t>
+        </w:r>
+        <w:r>
+          <w:rPr>
+            <w:noProof/>
+            <w:webHidden/>
+          </w:rPr>
+          <w:tab/>
+        </w:r>
+        <w:r>
+          <w:rPr>
+            <w:noProof/>
+            <w:webHidden/>
+          </w:rPr>
+          <w:fldChar w:fldCharType="begin"/>
+        </w:r>
+        <w:r>
+          <w:rPr>
+            <w:noProof/>
+            <w:webHidden/>
+          </w:rPr>
+          <w:instrText xml:space="preserve"> PAGEREF _Toc237099590 \h </w:instrText>
+        </w:r>
+        <w:r>
+          <w:rPr>
+            <w:noProof/>
+            <w:webHidden/>
+          </w:rPr>
+        </w:r>
+        <w:r>
+          <w:rPr>
+            <w:noProof/>
+            <w:webHidden/>
+          </w:rPr>
+          <w:fldChar w:fldCharType="separate"/>
+        </w:r>
+        <w:r>
+          <w:rPr>
+            <w:noProof/>
+            <w:webHidden/>
+          </w:rPr>
+          <w:t>9</w:t>
         </w:r>
         <w:r>
           <w:rPr>
@@ -787,13 +1601,13 @@
           <w:noProof/>
         </w:rPr>
       </w:pPr>
-      <w:hyperlink w:anchor="_Toc237032165" w:history="1">
+      <w:hyperlink w:anchor="_Toc237099591" w:history="1">
         <w:r>
           <w:rPr>
             <w:rStyle w:val="Hyperlink"/>
             <w:noProof/>
           </w:rPr>
-          <w:t>5. Project Detection and Scanning</w:t>
+          <w:t>12. Component Packages and Integration Modes</w:t>
         </w:r>
         <w:r>
           <w:rPr>
@@ -814,7 +1628,7 @@
             <w:noProof/>
             <w:webHidden/>
           </w:rPr>
-          <w:instrText xml:space="preserve"> PAGEREF _Toc237032165 \h </w:instrText>
+          <w:instrText xml:space="preserve"> PAGEREF _Toc237099591 \h </w:instrText>
         </w:r>
         <w:r>
           <w:rPr>
@@ -834,7 +1648,7 @@
             <w:noProof/>
             <w:webHidden/>
           </w:rPr>
-          <w:t>4</w:t>
+          <w:t>9</w:t>
         </w:r>
         <w:r>
           <w:rPr>
@@ -855,13 +1669,13 @@
           <w:noProof/>
         </w:rPr>
       </w:pPr>
-      <w:hyperlink w:anchor="_Toc237032166" w:history="1">
+      <w:hyperlink w:anchor="_Toc237099592" w:history="1">
         <w:r>
           <w:rPr>
             <w:rStyle w:val="Hyperlink"/>
             <w:noProof/>
           </w:rPr>
-          <w:t>5.1 Incremental merge</w:t>
+          <w:t>12.1 Component startup contract</w:t>
         </w:r>
         <w:r>
           <w:rPr>
@@ -882,7 +1696,7 @@
             <w:noProof/>
             <w:webHidden/>
           </w:rPr>
-          <w:instrText xml:space="preserve"> PAGEREF _Toc237032166 \h </w:instrText>
+          <w:instrText xml:space="preserve"> PAGEREF _Toc237099592 \h </w:instrText>
         </w:r>
         <w:r>
           <w:rPr>
@@ -902,7 +1716,7 @@
             <w:noProof/>
             <w:webHidden/>
           </w:rPr>
-          <w:t>4</w:t>
+          <w:t>9</w:t>
         </w:r>
         <w:r>
           <w:rPr>
@@ -923,13 +1737,13 @@
           <w:noProof/>
         </w:rPr>
       </w:pPr>
-      <w:hyperlink w:anchor="_Toc237032167" w:history="1">
+      <w:hyperlink w:anchor="_Toc237099593" w:history="1">
         <w:r>
           <w:rPr>
             <w:rStyle w:val="Hyperlink"/>
             <w:noProof/>
           </w:rPr>
-          <w:t>6. Studio UI and Workflow State</w:t>
+          <w:t>13. Self-Localization</w:t>
         </w:r>
         <w:r>
           <w:rPr>
@@ -950,7 +1764,7 @@
             <w:noProof/>
             <w:webHidden/>
           </w:rPr>
-          <w:instrText xml:space="preserve"> PAGEREF _Toc237032167 \h </w:instrText>
+          <w:instrText xml:space="preserve"> PAGEREF _Toc237099593 \h </w:instrText>
         </w:r>
         <w:r>
           <w:rPr>
@@ -970,7 +1784,7 @@
             <w:noProof/>
             <w:webHidden/>
           </w:rPr>
-          <w:t>4</w:t>
+          <w:t>10</w:t>
         </w:r>
         <w:r>
           <w:rPr>
@@ -991,13 +1805,13 @@
           <w:noProof/>
         </w:rPr>
       </w:pPr>
-      <w:hyperlink w:anchor="_Toc237032168" w:history="1">
+      <w:hyperlink w:anchor="_Toc237099594" w:history="1">
         <w:r>
           <w:rPr>
             <w:rStyle w:val="Hyperlink"/>
             <w:noProof/>
           </w:rPr>
-          <w:t>7. Provider Settings and Secret Storage</w:t>
+          <w:t>14. Error Handling and Diagnostics</w:t>
         </w:r>
         <w:r>
           <w:rPr>
@@ -1018,7 +1832,7 @@
             <w:noProof/>
             <w:webHidden/>
           </w:rPr>
-          <w:instrText xml:space="preserve"> PAGEREF _Toc237032168 \h </w:instrText>
+          <w:instrText xml:space="preserve"> PAGEREF _Toc237099594 \h </w:instrText>
         </w:r>
         <w:r>
           <w:rPr>
@@ -1038,7 +1852,7 @@
             <w:noProof/>
             <w:webHidden/>
           </w:rPr>
-          <w:t>5</w:t>
+          <w:t>10</w:t>
         </w:r>
         <w:r>
           <w:rPr>
@@ -1059,13 +1873,13 @@
           <w:noProof/>
         </w:rPr>
       </w:pPr>
-      <w:hyperlink w:anchor="_Toc237032169" w:history="1">
+      <w:hyperlink w:anchor="_Toc237099595" w:history="1">
         <w:r>
           <w:rPr>
             <w:rStyle w:val="Hyperlink"/>
             <w:noProof/>
           </w:rPr>
-          <w:t>8. Provider HTTP Clients</w:t>
+          <w:t>15. Test Strategy and Verified Matrix</w:t>
         </w:r>
         <w:r>
           <w:rPr>
@@ -1086,7 +1900,7 @@
             <w:noProof/>
             <w:webHidden/>
           </w:rPr>
-          <w:instrText xml:space="preserve"> PAGEREF _Toc237032169 \h </w:instrText>
+          <w:instrText xml:space="preserve"> PAGEREF _Toc237099595 \h </w:instrText>
         </w:r>
         <w:r>
           <w:rPr>
@@ -1106,7 +1920,7 @@
             <w:noProof/>
             <w:webHidden/>
           </w:rPr>
-          <w:t>5</w:t>
+          <w:t>10</w:t>
         </w:r>
         <w:r>
           <w:rPr>
@@ -1127,13 +1941,13 @@
           <w:noProof/>
         </w:rPr>
       </w:pPr>
-      <w:hyperlink w:anchor="_Toc237032170" w:history="1">
+      <w:hyperlink w:anchor="_Toc237099596" w:history="1">
         <w:r>
           <w:rPr>
             <w:rStyle w:val="Hyperlink"/>
             <w:noProof/>
           </w:rPr>
-          <w:t>8.1 Reliability and cancellation</w:t>
+          <w:t>15.1 Optional live provider testing</w:t>
         </w:r>
         <w:r>
           <w:rPr>
@@ -1154,7 +1968,7 @@
             <w:noProof/>
             <w:webHidden/>
           </w:rPr>
-          <w:instrText xml:space="preserve"> PAGEREF _Toc237032170 \h </w:instrText>
+          <w:instrText xml:space="preserve"> PAGEREF _Toc237099596 \h </w:instrText>
         </w:r>
         <w:r>
           <w:rPr>
@@ -1174,75 +1988,7 @@
             <w:noProof/>
             <w:webHidden/>
           </w:rPr>
-          <w:t>6</w:t>
-        </w:r>
-        <w:r>
-          <w:rPr>
-            <w:noProof/>
-            <w:webHidden/>
-          </w:rPr>
-          <w:fldChar w:fldCharType="end"/>
-        </w:r>
-      </w:hyperlink>
-    </w:p>
-    <w:p>
-      <w:pPr>
-        <w:pStyle w:val="TOC2"/>
-        <w:tabs>
-          <w:tab w:val="right" w:leader="dot" w:pos="9350"/>
-        </w:tabs>
-        <w:rPr>
-          <w:noProof/>
-        </w:rPr>
-      </w:pPr>
-      <w:hyperlink w:anchor="_Toc237032171" w:history="1">
-        <w:r>
-          <w:rPr>
-            <w:rStyle w:val="Hyperlink"/>
-            <w:noProof/>
-          </w:rPr>
-          <w:t>8.2 Official protocol references</w:t>
-        </w:r>
-        <w:r>
-          <w:rPr>
-            <w:noProof/>
-            <w:webHidden/>
-          </w:rPr>
-          <w:tab/>
-        </w:r>
-        <w:r>
-          <w:rPr>
-            <w:noProof/>
-            <w:webHidden/>
-          </w:rPr>
-          <w:fldChar w:fldCharType="begin"/>
-        </w:r>
-        <w:r>
-          <w:rPr>
-            <w:noProof/>
-            <w:webHidden/>
-          </w:rPr>
-          <w:instrText xml:space="preserve"> PAGEREF _Toc237032171 \h </w:instrText>
-        </w:r>
-        <w:r>
-          <w:rPr>
-            <w:noProof/>
-            <w:webHidden/>
-          </w:rPr>
-        </w:r>
-        <w:r>
-          <w:rPr>
-            <w:noProof/>
-            <w:webHidden/>
-          </w:rPr>
-          <w:fldChar w:fldCharType="separate"/>
-        </w:r>
-        <w:r>
-          <w:rPr>
-            <w:noProof/>
-            <w:webHidden/>
-          </w:rPr>
-          <w:t>6</w:t>
+          <w:t>11</w:t>
         </w:r>
         <w:r>
           <w:rPr>
@@ -1263,13 +2009,13 @@
           <w:noProof/>
         </w:rPr>
       </w:pPr>
-      <w:hyperlink w:anchor="_Toc237032172" w:history="1">
+      <w:hyperlink w:anchor="_Toc237099597" w:history="1">
         <w:r>
           <w:rPr>
             <w:rStyle w:val="Hyperlink"/>
             <w:noProof/>
           </w:rPr>
-          <w:t>9. Automatic Provider Translation and Review</w:t>
+          <w:t>16. Security Review</w:t>
         </w:r>
         <w:r>
           <w:rPr>
@@ -1290,7 +2036,7 @@
             <w:noProof/>
             <w:webHidden/>
           </w:rPr>
-          <w:instrText xml:space="preserve"> PAGEREF _Toc237032172 \h </w:instrText>
+          <w:instrText xml:space="preserve"> PAGEREF _Toc237099597 \h </w:instrText>
         </w:r>
         <w:r>
           <w:rPr>
@@ -1310,7 +2056,7 @@
             <w:noProof/>
             <w:webHidden/>
           </w:rPr>
-          <w:t>6</w:t>
+          <w:t>12</w:t>
         </w:r>
         <w:r>
           <w:rPr>
@@ -1331,13 +2077,13 @@
           <w:noProof/>
         </w:rPr>
       </w:pPr>
-      <w:hyperlink w:anchor="_Toc237032173" w:history="1">
+      <w:hyperlink w:anchor="_Toc237099598" w:history="1">
         <w:r>
           <w:rPr>
             <w:rStyle w:val="Hyperlink"/>
             <w:noProof/>
           </w:rPr>
-          <w:t>10. Validation and Runtime Pack Export</w:t>
+          <w:t>17. Release and Contribution Workflow</w:t>
         </w:r>
         <w:r>
           <w:rPr>
@@ -1358,7 +2104,7 @@
             <w:noProof/>
             <w:webHidden/>
           </w:rPr>
-          <w:instrText xml:space="preserve"> PAGEREF _Toc237032173 \h </w:instrText>
+          <w:instrText xml:space="preserve"> PAGEREF _Toc237099598 \h </w:instrText>
         </w:r>
         <w:r>
           <w:rPr>
@@ -1378,7 +2124,7 @@
             <w:noProof/>
             <w:webHidden/>
           </w:rPr>
-          <w:t>7</w:t>
+          <w:t>12</w:t>
         </w:r>
         <w:r>
           <w:rPr>
@@ -1399,13 +2145,13 @@
           <w:noProof/>
         </w:rPr>
       </w:pPr>
-      <w:hyperlink w:anchor="_Toc237032174" w:history="1">
+      <w:hyperlink w:anchor="_Toc237099599" w:history="1">
         <w:r>
           <w:rPr>
             <w:rStyle w:val="Hyperlink"/>
             <w:noProof/>
           </w:rPr>
-          <w:t>11. Runtime Engine</w:t>
+          <w:t>18. Known Boundaries and Future-Compatible Design</w:t>
         </w:r>
         <w:r>
           <w:rPr>
@@ -1426,7 +2172,7 @@
             <w:noProof/>
             <w:webHidden/>
           </w:rPr>
-          <w:instrText xml:space="preserve"> PAGEREF _Toc237032174 \h </w:instrText>
+          <w:instrText xml:space="preserve"> PAGEREF _Toc237099599 \h </w:instrText>
         </w:r>
         <w:r>
           <w:rPr>
@@ -1446,75 +2192,7 @@
             <w:noProof/>
             <w:webHidden/>
           </w:rPr>
-          <w:t>7</w:t>
-        </w:r>
-        <w:r>
-          <w:rPr>
-            <w:noProof/>
-            <w:webHidden/>
-          </w:rPr>
-          <w:fldChar w:fldCharType="end"/>
-        </w:r>
-      </w:hyperlink>
-    </w:p>
-    <w:p>
-      <w:pPr>
-        <w:pStyle w:val="TOC2"/>
-        <w:tabs>
-          <w:tab w:val="right" w:leader="dot" w:pos="9350"/>
-        </w:tabs>
-        <w:rPr>
-          <w:noProof/>
-        </w:rPr>
-      </w:pPr>
-      <w:hyperlink w:anchor="_Toc237032175" w:history="1">
-        <w:r>
-          <w:rPr>
-            <w:rStyle w:val="Hyperlink"/>
-            <w:noProof/>
-          </w:rPr>
-          <w:t>11.1 Deployment paths</w:t>
-        </w:r>
-        <w:r>
-          <w:rPr>
-            <w:noProof/>
-            <w:webHidden/>
-          </w:rPr>
-          <w:tab/>
-        </w:r>
-        <w:r>
-          <w:rPr>
-            <w:noProof/>
-            <w:webHidden/>
-          </w:rPr>
-          <w:fldChar w:fldCharType="begin"/>
-        </w:r>
-        <w:r>
-          <w:rPr>
-            <w:noProof/>
-            <w:webHidden/>
-          </w:rPr>
-          <w:instrText xml:space="preserve"> PAGEREF _Toc237032175 \h </w:instrText>
-        </w:r>
-        <w:r>
-          <w:rPr>
-            <w:noProof/>
-            <w:webHidden/>
-          </w:rPr>
-        </w:r>
-        <w:r>
-          <w:rPr>
-            <w:noProof/>
-            <w:webHidden/>
-          </w:rPr>
-          <w:fldChar w:fldCharType="separate"/>
-        </w:r>
-        <w:r>
-          <w:rPr>
-            <w:noProof/>
-            <w:webHidden/>
-          </w:rPr>
-          <w:t>8</w:t>
+          <w:t>13</w:t>
         </w:r>
         <w:r>
           <w:rPr>
@@ -1535,13 +2213,13 @@
           <w:noProof/>
         </w:rPr>
       </w:pPr>
-      <w:hyperlink w:anchor="_Toc237032176" w:history="1">
+      <w:hyperlink w:anchor="_Toc237099600" w:history="1">
         <w:r>
           <w:rPr>
             <w:rStyle w:val="Hyperlink"/>
             <w:noProof/>
           </w:rPr>
-          <w:t>12. Integration Planning and Transactions</w:t>
+          <w:t>19. Documentation Generation</w:t>
         </w:r>
         <w:r>
           <w:rPr>
@@ -1562,7 +2240,7 @@
             <w:noProof/>
             <w:webHidden/>
           </w:rPr>
-          <w:instrText xml:space="preserve"> PAGEREF _Toc237032176 \h </w:instrText>
+          <w:instrText xml:space="preserve"> PAGEREF _Toc237099600 \h </w:instrText>
         </w:r>
         <w:r>
           <w:rPr>
@@ -1582,75 +2260,7 @@
             <w:noProof/>
             <w:webHidden/>
           </w:rPr>
-          <w:t>8</w:t>
-        </w:r>
-        <w:r>
-          <w:rPr>
-            <w:noProof/>
-            <w:webHidden/>
-          </w:rPr>
-          <w:fldChar w:fldCharType="end"/>
-        </w:r>
-      </w:hyperlink>
-    </w:p>
-    <w:p>
-      <w:pPr>
-        <w:pStyle w:val="TOC2"/>
-        <w:tabs>
-          <w:tab w:val="right" w:leader="dot" w:pos="9350"/>
-        </w:tabs>
-        <w:rPr>
-          <w:noProof/>
-        </w:rPr>
-      </w:pPr>
-      <w:hyperlink w:anchor="_Toc237032177" w:history="1">
-        <w:r>
-          <w:rPr>
-            <w:rStyle w:val="Hyperlink"/>
-            <w:noProof/>
-          </w:rPr>
-          <w:t>12.1 Generated startup contract</w:t>
-        </w:r>
-        <w:r>
-          <w:rPr>
-            <w:noProof/>
-            <w:webHidden/>
-          </w:rPr>
-          <w:tab/>
-        </w:r>
-        <w:r>
-          <w:rPr>
-            <w:noProof/>
-            <w:webHidden/>
-          </w:rPr>
-          <w:fldChar w:fldCharType="begin"/>
-        </w:r>
-        <w:r>
-          <w:rPr>
-            <w:noProof/>
-            <w:webHidden/>
-          </w:rPr>
-          <w:instrText xml:space="preserve"> PAGEREF _Toc237032177 \h </w:instrText>
-        </w:r>
-        <w:r>
-          <w:rPr>
-            <w:noProof/>
-            <w:webHidden/>
-          </w:rPr>
-        </w:r>
-        <w:r>
-          <w:rPr>
-            <w:noProof/>
-            <w:webHidden/>
-          </w:rPr>
-          <w:fldChar w:fldCharType="separate"/>
-        </w:r>
-        <w:r>
-          <w:rPr>
-            <w:noProof/>
-            <w:webHidden/>
-          </w:rPr>
-          <w:t>8</w:t>
+          <w:t>13</w:t>
         </w:r>
         <w:r>
           <w:rPr>
@@ -1671,13 +2281,13 @@
           <w:noProof/>
         </w:rPr>
       </w:pPr>
-      <w:hyperlink w:anchor="_Toc237032178" w:history="1">
+      <w:hyperlink w:anchor="_Toc237099601" w:history="1">
         <w:r>
           <w:rPr>
             <w:rStyle w:val="Hyperlink"/>
             <w:noProof/>
           </w:rPr>
-          <w:t>13. Self-Localization</w:t>
+          <w:t>20. Source References</w:t>
         </w:r>
         <w:r>
           <w:rPr>
@@ -1698,7 +2308,7 @@
             <w:noProof/>
             <w:webHidden/>
           </w:rPr>
-          <w:instrText xml:space="preserve"> PAGEREF _Toc237032178 \h </w:instrText>
+          <w:instrText xml:space="preserve"> PAGEREF _Toc237099601 \h </w:instrText>
         </w:r>
         <w:r>
           <w:rPr>
@@ -1718,551 +2328,7 @@
             <w:noProof/>
             <w:webHidden/>
           </w:rPr>
-          <w:t>9</w:t>
-        </w:r>
-        <w:r>
-          <w:rPr>
-            <w:noProof/>
-            <w:webHidden/>
-          </w:rPr>
-          <w:fldChar w:fldCharType="end"/>
-        </w:r>
-      </w:hyperlink>
-    </w:p>
-    <w:p>
-      <w:pPr>
-        <w:pStyle w:val="TOC1"/>
-        <w:tabs>
-          <w:tab w:val="right" w:leader="dot" w:pos="9350"/>
-        </w:tabs>
-        <w:rPr>
-          <w:noProof/>
-        </w:rPr>
-      </w:pPr>
-      <w:hyperlink w:anchor="_Toc237032179" w:history="1">
-        <w:r>
-          <w:rPr>
-            <w:rStyle w:val="Hyperlink"/>
-            <w:noProof/>
-          </w:rPr>
-          <w:t>14. Error Handling and Diagnostics</w:t>
-        </w:r>
-        <w:r>
-          <w:rPr>
-            <w:noProof/>
-            <w:webHidden/>
-          </w:rPr>
-          <w:tab/>
-        </w:r>
-        <w:r>
-          <w:rPr>
-            <w:noProof/>
-            <w:webHidden/>
-          </w:rPr>
-          <w:fldChar w:fldCharType="begin"/>
-        </w:r>
-        <w:r>
-          <w:rPr>
-            <w:noProof/>
-            <w:webHidden/>
-          </w:rPr>
-          <w:instrText xml:space="preserve"> PAGEREF _Toc237032179 \h </w:instrText>
-        </w:r>
-        <w:r>
-          <w:rPr>
-            <w:noProof/>
-            <w:webHidden/>
-          </w:rPr>
-        </w:r>
-        <w:r>
-          <w:rPr>
-            <w:noProof/>
-            <w:webHidden/>
-          </w:rPr>
-          <w:fldChar w:fldCharType="separate"/>
-        </w:r>
-        <w:r>
-          <w:rPr>
-            <w:noProof/>
-            <w:webHidden/>
-          </w:rPr>
-          <w:t>9</w:t>
-        </w:r>
-        <w:r>
-          <w:rPr>
-            <w:noProof/>
-            <w:webHidden/>
-          </w:rPr>
-          <w:fldChar w:fldCharType="end"/>
-        </w:r>
-      </w:hyperlink>
-    </w:p>
-    <w:p>
-      <w:pPr>
-        <w:pStyle w:val="TOC1"/>
-        <w:tabs>
-          <w:tab w:val="right" w:leader="dot" w:pos="9350"/>
-        </w:tabs>
-        <w:rPr>
-          <w:noProof/>
-        </w:rPr>
-      </w:pPr>
-      <w:hyperlink w:anchor="_Toc237032180" w:history="1">
-        <w:r>
-          <w:rPr>
-            <w:rStyle w:val="Hyperlink"/>
-            <w:noProof/>
-          </w:rPr>
-          <w:t>15. Test Strategy and Verified Matrix</w:t>
-        </w:r>
-        <w:r>
-          <w:rPr>
-            <w:noProof/>
-            <w:webHidden/>
-          </w:rPr>
-          <w:tab/>
-        </w:r>
-        <w:r>
-          <w:rPr>
-            <w:noProof/>
-            <w:webHidden/>
-          </w:rPr>
-          <w:fldChar w:fldCharType="begin"/>
-        </w:r>
-        <w:r>
-          <w:rPr>
-            <w:noProof/>
-            <w:webHidden/>
-          </w:rPr>
-          <w:instrText xml:space="preserve"> PAGEREF _Toc237032180 \h </w:instrText>
-        </w:r>
-        <w:r>
-          <w:rPr>
-            <w:noProof/>
-            <w:webHidden/>
-          </w:rPr>
-        </w:r>
-        <w:r>
-          <w:rPr>
-            <w:noProof/>
-            <w:webHidden/>
-          </w:rPr>
-          <w:fldChar w:fldCharType="separate"/>
-        </w:r>
-        <w:r>
-          <w:rPr>
-            <w:noProof/>
-            <w:webHidden/>
-          </w:rPr>
-          <w:t>9</w:t>
-        </w:r>
-        <w:r>
-          <w:rPr>
-            <w:noProof/>
-            <w:webHidden/>
-          </w:rPr>
-          <w:fldChar w:fldCharType="end"/>
-        </w:r>
-      </w:hyperlink>
-    </w:p>
-    <w:p>
-      <w:pPr>
-        <w:pStyle w:val="TOC2"/>
-        <w:tabs>
-          <w:tab w:val="right" w:leader="dot" w:pos="9350"/>
-        </w:tabs>
-        <w:rPr>
-          <w:noProof/>
-        </w:rPr>
-      </w:pPr>
-      <w:hyperlink w:anchor="_Toc237032181" w:history="1">
-        <w:r>
-          <w:rPr>
-            <w:rStyle w:val="Hyperlink"/>
-            <w:noProof/>
-          </w:rPr>
-          <w:t>15.1 Optional live provider testing</w:t>
-        </w:r>
-        <w:r>
-          <w:rPr>
-            <w:noProof/>
-            <w:webHidden/>
-          </w:rPr>
-          <w:tab/>
-        </w:r>
-        <w:r>
-          <w:rPr>
-            <w:noProof/>
-            <w:webHidden/>
-          </w:rPr>
-          <w:fldChar w:fldCharType="begin"/>
-        </w:r>
-        <w:r>
-          <w:rPr>
-            <w:noProof/>
-            <w:webHidden/>
-          </w:rPr>
-          <w:instrText xml:space="preserve"> PAGEREF _Toc237032181 \h </w:instrText>
-        </w:r>
-        <w:r>
-          <w:rPr>
-            <w:noProof/>
-            <w:webHidden/>
-          </w:rPr>
-        </w:r>
-        <w:r>
-          <w:rPr>
-            <w:noProof/>
-            <w:webHidden/>
-          </w:rPr>
-          <w:fldChar w:fldCharType="separate"/>
-        </w:r>
-        <w:r>
-          <w:rPr>
-            <w:noProof/>
-            <w:webHidden/>
-          </w:rPr>
-          <w:t>10</w:t>
-        </w:r>
-        <w:r>
-          <w:rPr>
-            <w:noProof/>
-            <w:webHidden/>
-          </w:rPr>
-          <w:fldChar w:fldCharType="end"/>
-        </w:r>
-      </w:hyperlink>
-    </w:p>
-    <w:p>
-      <w:pPr>
-        <w:pStyle w:val="TOC1"/>
-        <w:tabs>
-          <w:tab w:val="right" w:leader="dot" w:pos="9350"/>
-        </w:tabs>
-        <w:rPr>
-          <w:noProof/>
-        </w:rPr>
-      </w:pPr>
-      <w:hyperlink w:anchor="_Toc237032182" w:history="1">
-        <w:r>
-          <w:rPr>
-            <w:rStyle w:val="Hyperlink"/>
-            <w:noProof/>
-          </w:rPr>
-          <w:t>16. Security Review</w:t>
-        </w:r>
-        <w:r>
-          <w:rPr>
-            <w:noProof/>
-            <w:webHidden/>
-          </w:rPr>
-          <w:tab/>
-        </w:r>
-        <w:r>
-          <w:rPr>
-            <w:noProof/>
-            <w:webHidden/>
-          </w:rPr>
-          <w:fldChar w:fldCharType="begin"/>
-        </w:r>
-        <w:r>
-          <w:rPr>
-            <w:noProof/>
-            <w:webHidden/>
-          </w:rPr>
-          <w:instrText xml:space="preserve"> PAGEREF _Toc237032182 \h </w:instrText>
-        </w:r>
-        <w:r>
-          <w:rPr>
-            <w:noProof/>
-            <w:webHidden/>
-          </w:rPr>
-        </w:r>
-        <w:r>
-          <w:rPr>
-            <w:noProof/>
-            <w:webHidden/>
-          </w:rPr>
-          <w:fldChar w:fldCharType="separate"/>
-        </w:r>
-        <w:r>
-          <w:rPr>
-            <w:noProof/>
-            <w:webHidden/>
-          </w:rPr>
-          <w:t>10</w:t>
-        </w:r>
-        <w:r>
-          <w:rPr>
-            <w:noProof/>
-            <w:webHidden/>
-          </w:rPr>
-          <w:fldChar w:fldCharType="end"/>
-        </w:r>
-      </w:hyperlink>
-    </w:p>
-    <w:p>
-      <w:pPr>
-        <w:pStyle w:val="TOC1"/>
-        <w:tabs>
-          <w:tab w:val="right" w:leader="dot" w:pos="9350"/>
-        </w:tabs>
-        <w:rPr>
-          <w:noProof/>
-        </w:rPr>
-      </w:pPr>
-      <w:hyperlink w:anchor="_Toc237032183" w:history="1">
-        <w:r>
-          <w:rPr>
-            <w:rStyle w:val="Hyperlink"/>
-            <w:noProof/>
-          </w:rPr>
-          <w:t>17. Release and Contribution Workflow</w:t>
-        </w:r>
-        <w:r>
-          <w:rPr>
-            <w:noProof/>
-            <w:webHidden/>
-          </w:rPr>
-          <w:tab/>
-        </w:r>
-        <w:r>
-          <w:rPr>
-            <w:noProof/>
-            <w:webHidden/>
-          </w:rPr>
-          <w:fldChar w:fldCharType="begin"/>
-        </w:r>
-        <w:r>
-          <w:rPr>
-            <w:noProof/>
-            <w:webHidden/>
-          </w:rPr>
-          <w:instrText xml:space="preserve"> PAGEREF _Toc237032183 \h </w:instrText>
-        </w:r>
-        <w:r>
-          <w:rPr>
-            <w:noProof/>
-            <w:webHidden/>
-          </w:rPr>
-        </w:r>
-        <w:r>
-          <w:rPr>
-            <w:noProof/>
-            <w:webHidden/>
-          </w:rPr>
-          <w:fldChar w:fldCharType="separate"/>
-        </w:r>
-        <w:r>
-          <w:rPr>
-            <w:noProof/>
-            <w:webHidden/>
-          </w:rPr>
-          <w:t>11</w:t>
-        </w:r>
-        <w:r>
-          <w:rPr>
-            <w:noProof/>
-            <w:webHidden/>
-          </w:rPr>
-          <w:fldChar w:fldCharType="end"/>
-        </w:r>
-      </w:hyperlink>
-    </w:p>
-    <w:p>
-      <w:pPr>
-        <w:pStyle w:val="TOC1"/>
-        <w:tabs>
-          <w:tab w:val="right" w:leader="dot" w:pos="9350"/>
-        </w:tabs>
-        <w:rPr>
-          <w:noProof/>
-        </w:rPr>
-      </w:pPr>
-      <w:hyperlink w:anchor="_Toc237032184" w:history="1">
-        <w:r>
-          <w:rPr>
-            <w:rStyle w:val="Hyperlink"/>
-            <w:noProof/>
-          </w:rPr>
-          <w:t>18. Known Boundaries and Future-Compatible Design</w:t>
-        </w:r>
-        <w:r>
-          <w:rPr>
-            <w:noProof/>
-            <w:webHidden/>
-          </w:rPr>
-          <w:tab/>
-        </w:r>
-        <w:r>
-          <w:rPr>
-            <w:noProof/>
-            <w:webHidden/>
-          </w:rPr>
-          <w:fldChar w:fldCharType="begin"/>
-        </w:r>
-        <w:r>
-          <w:rPr>
-            <w:noProof/>
-            <w:webHidden/>
-          </w:rPr>
-          <w:instrText xml:space="preserve"> PAGEREF _Toc237032184 \h </w:instrText>
-        </w:r>
-        <w:r>
-          <w:rPr>
-            <w:noProof/>
-            <w:webHidden/>
-          </w:rPr>
-        </w:r>
-        <w:r>
-          <w:rPr>
-            <w:noProof/>
-            <w:webHidden/>
-          </w:rPr>
-          <w:fldChar w:fldCharType="separate"/>
-        </w:r>
-        <w:r>
-          <w:rPr>
-            <w:noProof/>
-            <w:webHidden/>
-          </w:rPr>
-          <w:t>11</w:t>
-        </w:r>
-        <w:r>
-          <w:rPr>
-            <w:noProof/>
-            <w:webHidden/>
-          </w:rPr>
-          <w:fldChar w:fldCharType="end"/>
-        </w:r>
-      </w:hyperlink>
-    </w:p>
-    <w:p>
-      <w:pPr>
-        <w:pStyle w:val="TOC1"/>
-        <w:tabs>
-          <w:tab w:val="right" w:leader="dot" w:pos="9350"/>
-        </w:tabs>
-        <w:rPr>
-          <w:noProof/>
-        </w:rPr>
-      </w:pPr>
-      <w:hyperlink w:anchor="_Toc237032185" w:history="1">
-        <w:r>
-          <w:rPr>
-            <w:rStyle w:val="Hyperlink"/>
-            <w:noProof/>
-          </w:rPr>
-          <w:t>19. Documentation Generation</w:t>
-        </w:r>
-        <w:r>
-          <w:rPr>
-            <w:noProof/>
-            <w:webHidden/>
-          </w:rPr>
-          <w:tab/>
-        </w:r>
-        <w:r>
-          <w:rPr>
-            <w:noProof/>
-            <w:webHidden/>
-          </w:rPr>
-          <w:fldChar w:fldCharType="begin"/>
-        </w:r>
-        <w:r>
-          <w:rPr>
-            <w:noProof/>
-            <w:webHidden/>
-          </w:rPr>
-          <w:instrText xml:space="preserve"> PAGEREF _Toc237032185 \h </w:instrText>
-        </w:r>
-        <w:r>
-          <w:rPr>
-            <w:noProof/>
-            <w:webHidden/>
-          </w:rPr>
-        </w:r>
-        <w:r>
-          <w:rPr>
-            <w:noProof/>
-            <w:webHidden/>
-          </w:rPr>
-          <w:fldChar w:fldCharType="separate"/>
-        </w:r>
-        <w:r>
-          <w:rPr>
-            <w:noProof/>
-            <w:webHidden/>
-          </w:rPr>
-          <w:t>12</w:t>
-        </w:r>
-        <w:r>
-          <w:rPr>
-            <w:noProof/>
-            <w:webHidden/>
-          </w:rPr>
-          <w:fldChar w:fldCharType="end"/>
-        </w:r>
-      </w:hyperlink>
-    </w:p>
-    <w:p>
-      <w:pPr>
-        <w:pStyle w:val="TOC1"/>
-        <w:tabs>
-          <w:tab w:val="right" w:leader="dot" w:pos="9350"/>
-        </w:tabs>
-        <w:rPr>
-          <w:noProof/>
-        </w:rPr>
-      </w:pPr>
-      <w:hyperlink w:anchor="_Toc237032186" w:history="1">
-        <w:r>
-          <w:rPr>
-            <w:rStyle w:val="Hyperlink"/>
-            <w:noProof/>
-          </w:rPr>
-          <w:t>20. Source References</w:t>
-        </w:r>
-        <w:r>
-          <w:rPr>
-            <w:noProof/>
-            <w:webHidden/>
-          </w:rPr>
-          <w:tab/>
-        </w:r>
-        <w:r>
-          <w:rPr>
-            <w:noProof/>
-            <w:webHidden/>
-          </w:rPr>
-          <w:fldChar w:fldCharType="begin"/>
-        </w:r>
-        <w:r>
-          <w:rPr>
-            <w:noProof/>
-            <w:webHidden/>
-          </w:rPr>
-          <w:instrText xml:space="preserve"> PAGEREF _Toc237032186 \h </w:instrText>
-        </w:r>
-        <w:r>
-          <w:rPr>
-            <w:noProof/>
-            <w:webHidden/>
-          </w:rPr>
-        </w:r>
-        <w:r>
-          <w:rPr>
-            <w:noProof/>
-            <w:webHidden/>
-          </w:rPr>
-          <w:fldChar w:fldCharType="separate"/>
-        </w:r>
-        <w:r>
-          <w:rPr>
-            <w:noProof/>
-            <w:webHidden/>
-          </w:rPr>
-          <w:t>12</w:t>
+          <w:t>13</w:t>
         </w:r>
         <w:r>
           <w:rPr>
@@ -2295,80 +2361,80 @@
       <w:pPr>
         <w:pStyle w:val="Heading1"/>
       </w:pPr>
-      <w:bookmarkStart w:id="1" w:name="_Toc237032157"/>
+      <w:bookmarkStart w:id="0" w:name="_Toc237099570"/>
       <w:r>
         <w:lastRenderedPageBreak/>
         <w:t>1. Product Scope and Invariants</w:t>
       </w:r>
+      <w:bookmarkEnd w:id="0"/>
+    </w:p>
+    <w:p>
+      <w:r>
+        <w:t>Delphi App Translation Studio is a Windows-only, open-source localization workspace written in Delphi FireMonkey. It targets Delphi VCL and FMX applications compiled for Win32 and Win64. It is not a runtime translation service and does not require target machines to have Internet access.</w:t>
+      </w:r>
+    </w:p>
+    <w:p>
+      <w:r>
+        <w:t>The central invariant is separation: scan and catalog operations do not modify target source; provider access exists only in the Studio; recommended Component Integration writes only to the Studio export tree; advanced automatic integration remains explicit, previewed, transactional, backed up, and reversible; target applications consume compact offline JSON only.</w:t>
+      </w:r>
+    </w:p>
+    <w:p>
+      <w:pPr>
+        <w:pStyle w:val="ListBullet"/>
+      </w:pPr>
+      <w:r>
+        <w:t>All user interface controls are persisted in DAT.Studio.MainForm.fmx and remain editable in the RAD Studio designer.</w:t>
+      </w:r>
+    </w:p>
+    <w:p>
+      <w:pPr>
+        <w:pStyle w:val="ListBullet"/>
+      </w:pPr>
+      <w:r>
+        <w:t>No UI is constructed at runtime.</w:t>
+      </w:r>
+    </w:p>
+    <w:p>
+      <w:pPr>
+        <w:pStyle w:val="ListBullet"/>
+      </w:pPr>
+      <w:r>
+        <w:t>Stable keys, not source text alone, identify translated properties.</w:t>
+      </w:r>
+    </w:p>
+    <w:p>
+      <w:pPr>
+        <w:pStyle w:val="ListBullet"/>
+      </w:pPr>
+      <w:r>
+        <w:t>Original designer text remains the runtime fallback.</w:t>
+      </w:r>
+    </w:p>
+    <w:p>
+      <w:pPr>
+        <w:pStyle w:val="ListBullet"/>
+      </w:pPr>
+      <w:r>
+        <w:t>API keys never enter project artifacts.</w:t>
+      </w:r>
+    </w:p>
+    <w:p>
+      <w:pPr>
+        <w:pStyle w:val="ListBullet"/>
+      </w:pPr>
+      <w:r>
+        <w:t>One designer-persisted manager supervises the application; ordinary forms require no component.</w:t>
+      </w:r>
+    </w:p>
+    <w:p>
+      <w:pPr>
+        <w:pStyle w:val="Heading1"/>
+      </w:pPr>
+      <w:bookmarkStart w:id="1" w:name="_Toc237099571"/>
+      <w:r>
+        <w:t>2. Repository and Build Layout</w:t>
+      </w:r>
       <w:bookmarkEnd w:id="1"/>
-    </w:p>
-    <w:p>
-      <w:r>
-        <w:t>Delphi App Translation Studio is a Windows-only, open-source localization workspace written in Delphi FireMonkey. It targets Delphi VCL and FMX applications compiled for Win32 and Win64. It is not a runtime translation service and does not require target machines to have Internet access.</w:t>
-      </w:r>
-    </w:p>
-    <w:p>
-      <w:r>
-        <w:t>The central invariant is separation: scan and catalog operations do not modify target source; provider access exists only in the Studio; integration is explicit, previewed, transactional, backed up, and reversible; target applications consume compact offline JSON only.</w:t>
-      </w:r>
-    </w:p>
-    <w:p>
-      <w:pPr>
-        <w:pStyle w:val="ListBullet"/>
-      </w:pPr>
-      <w:r>
-        <w:t>All user interface controls are persisted in DAT.Studio.MainForm.fmx and remain editable in the RAD Studio designer.</w:t>
-      </w:r>
-    </w:p>
-    <w:p>
-      <w:pPr>
-        <w:pStyle w:val="ListBullet"/>
-      </w:pPr>
-      <w:r>
-        <w:t>No UI is constructed at runtime.</w:t>
-      </w:r>
-    </w:p>
-    <w:p>
-      <w:pPr>
-        <w:pStyle w:val="ListBullet"/>
-      </w:pPr>
-      <w:r>
-        <w:t>Stable keys, not source text alone, identify translated properties.</w:t>
-      </w:r>
-    </w:p>
-    <w:p>
-      <w:pPr>
-        <w:pStyle w:val="ListBullet"/>
-      </w:pPr>
-      <w:r>
-        <w:t>Original designer text remains the runtime fallback.</w:t>
-      </w:r>
-    </w:p>
-    <w:p>
-      <w:pPr>
-        <w:pStyle w:val="ListBullet"/>
-      </w:pPr>
-      <w:r>
-        <w:t>API keys never enter project artifacts.</w:t>
-      </w:r>
-    </w:p>
-    <w:p>
-      <w:pPr>
-        <w:pStyle w:val="ListBullet"/>
-      </w:pPr>
-      <w:r>
-        <w:t>Language menu items remain designer-persisted in DFM/FMX resources.</w:t>
-      </w:r>
-    </w:p>
-    <w:p>
-      <w:pPr>
-        <w:pStyle w:val="Heading1"/>
-      </w:pPr>
-      <w:bookmarkStart w:id="2" w:name="_Toc237032158"/>
-      <w:r>
-        <w:t>2. Repository and Build Layout</w:t>
-      </w:r>
-      <w:bookmarkEnd w:id="2"/>
     </w:p>
     <w:tbl>
       <w:tblPr>
@@ -2603,7 +2669,7 @@
           </w:tcPr>
           <w:p>
             <w:r>
-              <w:t>source\integration</w:t>
+              <w:t>source\components</w:t>
             </w:r>
           </w:p>
         </w:tc>
@@ -2617,7 +2683,7 @@
               <w:cnfStyle w:val="000000000000" w:firstRow="0" w:lastRow="0" w:firstColumn="0" w:lastColumn="0" w:oddVBand="0" w:evenVBand="0" w:oddHBand="0" w:evenHBand="0" w:firstRowFirstColumn="0" w:firstRowLastColumn="0" w:lastRowFirstColumn="0" w:lastRowLastColumn="0"/>
             </w:pPr>
             <w:r>
-              <w:t>Plan, resource/source rewriting, change sets, transaction, package generation.</w:t>
+              <w:t>Framework-neutral manager core, VCL/FMX lifecycle adapters, and optional language selectors.</w:t>
             </w:r>
           </w:p>
         </w:tc>
@@ -2625,6 +2691,103 @@
       <w:tr>
         <w:trPr>
           <w:cnfStyle w:val="000000100000" w:firstRow="0" w:lastRow="0" w:firstColumn="0" w:lastColumn="0" w:oddVBand="0" w:evenVBand="0" w:oddHBand="1" w:evenHBand="0" w:firstRowFirstColumn="0" w:firstRowLastColumn="0" w:lastRowFirstColumn="0" w:lastRowLastColumn="0"/>
+          <w:cantSplit/>
+          <w:jc w:val="center"/>
+        </w:trPr>
+        <w:tc>
+          <w:tcPr>
+            <w:cnfStyle w:val="001000000000" w:firstRow="0" w:lastRow="0" w:firstColumn="1" w:lastColumn="0" w:oddVBand="0" w:evenVBand="0" w:oddHBand="0" w:evenHBand="0" w:firstRowFirstColumn="0" w:firstRowLastColumn="0" w:lastRowFirstColumn="0" w:lastRowLastColumn="0"/>
+            <w:tcW w:w="2700" w:type="dxa"/>
+            <w:vAlign w:val="center"/>
+          </w:tcPr>
+          <w:p>
+            <w:r>
+              <w:t>source\design</w:t>
+            </w:r>
+          </w:p>
+        </w:tc>
+        <w:tc>
+          <w:tcPr>
+            <w:tcW w:w="6660" w:type="dxa"/>
+            <w:vAlign w:val="center"/>
+          </w:tcPr>
+          <w:p>
+            <w:pPr>
+              <w:cnfStyle w:val="000000100000" w:firstRow="0" w:lastRow="0" w:firstColumn="0" w:lastColumn="0" w:oddVBand="0" w:evenVBand="0" w:oddHBand="1" w:evenHBand="0" w:firstRowFirstColumn="0" w:firstRowLastColumn="0" w:lastRowFirstColumn="0" w:lastRowLastColumn="0"/>
+            </w:pPr>
+            <w:r>
+              <w:t>VCL and FMX Tool Palette registration units.</w:t>
+            </w:r>
+          </w:p>
+        </w:tc>
+      </w:tr>
+      <w:tr>
+        <w:trPr>
+          <w:cantSplit/>
+          <w:jc w:val="center"/>
+        </w:trPr>
+        <w:tc>
+          <w:tcPr>
+            <w:cnfStyle w:val="001000000000" w:firstRow="0" w:lastRow="0" w:firstColumn="1" w:lastColumn="0" w:oddVBand="0" w:evenVBand="0" w:oddHBand="0" w:evenHBand="0" w:firstRowFirstColumn="0" w:firstRowLastColumn="0" w:lastRowFirstColumn="0" w:lastRowLastColumn="0"/>
+            <w:tcW w:w="2700" w:type="dxa"/>
+            <w:vAlign w:val="center"/>
+          </w:tcPr>
+          <w:p>
+            <w:r>
+              <w:t>packages\runtime / packages\design</w:t>
+            </w:r>
+          </w:p>
+        </w:tc>
+        <w:tc>
+          <w:tcPr>
+            <w:tcW w:w="6660" w:type="dxa"/>
+            <w:vAlign w:val="center"/>
+          </w:tcPr>
+          <w:p>
+            <w:pPr>
+              <w:cnfStyle w:val="000000000000" w:firstRow="0" w:lastRow="0" w:firstColumn="0" w:lastColumn="0" w:oddVBand="0" w:evenVBand="0" w:oddHBand="0" w:evenHBand="0" w:firstRowFirstColumn="0" w:firstRowLastColumn="0" w:lastRowFirstColumn="0" w:lastRowLastColumn="0"/>
+            </w:pPr>
+            <w:r>
+              <w:t>Core and framework runtime BPLs plus Win32 IDE design packages.</w:t>
+            </w:r>
+          </w:p>
+        </w:tc>
+      </w:tr>
+      <w:tr>
+        <w:trPr>
+          <w:cnfStyle w:val="000000100000" w:firstRow="0" w:lastRow="0" w:firstColumn="0" w:lastColumn="0" w:oddVBand="0" w:evenVBand="0" w:oddHBand="1" w:evenHBand="0" w:firstRowFirstColumn="0" w:firstRowLastColumn="0" w:lastRowFirstColumn="0" w:lastRowLastColumn="0"/>
+          <w:cantSplit/>
+          <w:jc w:val="center"/>
+        </w:trPr>
+        <w:tc>
+          <w:tcPr>
+            <w:cnfStyle w:val="001000000000" w:firstRow="0" w:lastRow="0" w:firstColumn="1" w:lastColumn="0" w:oddVBand="0" w:evenVBand="0" w:oddHBand="0" w:evenHBand="0" w:firstRowFirstColumn="0" w:firstRowLastColumn="0" w:lastRowFirstColumn="0" w:lastRowLastColumn="0"/>
+            <w:tcW w:w="2700" w:type="dxa"/>
+            <w:vAlign w:val="center"/>
+          </w:tcPr>
+          <w:p>
+            <w:r>
+              <w:t>source\integration</w:t>
+            </w:r>
+          </w:p>
+        </w:tc>
+        <w:tc>
+          <w:tcPr>
+            <w:tcW w:w="6660" w:type="dxa"/>
+            <w:vAlign w:val="center"/>
+          </w:tcPr>
+          <w:p>
+            <w:pPr>
+              <w:cnfStyle w:val="000000100000" w:firstRow="0" w:lastRow="0" w:firstColumn="0" w:lastColumn="0" w:oddVBand="0" w:evenVBand="0" w:oddHBand="1" w:evenHBand="0" w:firstRowFirstColumn="0" w:firstRowLastColumn="0" w:lastRowFirstColumn="0" w:lastRowLastColumn="0"/>
+            </w:pPr>
+            <w:r>
+              <w:t>Non-mutating component kits plus advanced planning, resource/source changes, transactions, and reset.</w:t>
+            </w:r>
+          </w:p>
+        </w:tc>
+      </w:tr>
+      <w:tr>
+        <w:trPr>
           <w:cantSplit/>
           <w:jc w:val="center"/>
         </w:trPr>
@@ -2647,7 +2810,7 @@
           </w:tcPr>
           <w:p>
             <w:pPr>
-              <w:cnfStyle w:val="000000100000" w:firstRow="0" w:lastRow="0" w:firstColumn="0" w:lastColumn="0" w:oddVBand="0" w:evenVBand="0" w:oddHBand="1" w:evenHBand="0" w:firstRowFirstColumn="0" w:firstRowLastColumn="0" w:lastRowFirstColumn="0" w:lastRowLastColumn="0"/>
+              <w:cnfStyle w:val="000000000000" w:firstRow="0" w:lastRow="0" w:firstColumn="0" w:lastColumn="0" w:oddVBand="0" w:evenVBand="0" w:oddHBand="0" w:evenHBand="0" w:firstRowFirstColumn="0" w:firstRowLastColumn="0" w:lastRowFirstColumn="0" w:lastRowLastColumn="0"/>
             </w:pPr>
             <w:r>
               <w:t>Designer-authored FMX UI and Studio self-localization.</w:t>
@@ -2657,6 +2820,7 @@
       </w:tr>
       <w:tr>
         <w:trPr>
+          <w:cnfStyle w:val="000000100000" w:firstRow="0" w:lastRow="0" w:firstColumn="0" w:lastColumn="0" w:oddVBand="0" w:evenVBand="0" w:oddHBand="1" w:evenHBand="0" w:firstRowFirstColumn="0" w:firstRowLastColumn="0" w:lastRowFirstColumn="0" w:lastRowLastColumn="0"/>
           <w:cantSplit/>
           <w:jc w:val="center"/>
         </w:trPr>
@@ -2668,7 +2832,6 @@
           </w:tcPr>
           <w:p>
             <w:r>
-              <w:lastRenderedPageBreak/>
               <w:t>source\schemas</w:t>
             </w:r>
           </w:p>
@@ -2680,7 +2843,7 @@
           </w:tcPr>
           <w:p>
             <w:pPr>
-              <w:cnfStyle w:val="000000000000" w:firstRow="0" w:lastRow="0" w:firstColumn="0" w:lastColumn="0" w:oddVBand="0" w:evenVBand="0" w:oddHBand="0" w:evenHBand="0" w:firstRowFirstColumn="0" w:firstRowLastColumn="0" w:lastRowFirstColumn="0" w:lastRowLastColumn="0"/>
+              <w:cnfStyle w:val="000000100000" w:firstRow="0" w:lastRow="0" w:firstColumn="0" w:lastColumn="0" w:oddVBand="0" w:evenVBand="0" w:oddHBand="1" w:evenHBand="0" w:firstRowFirstColumn="0" w:firstRowLastColumn="0" w:lastRowFirstColumn="0" w:lastRowLastColumn="0"/>
             </w:pPr>
             <w:r>
               <w:t>Development and runtime JSON Schemas.</w:t>
@@ -2690,7 +2853,6 @@
       </w:tr>
       <w:tr>
         <w:trPr>
-          <w:cnfStyle w:val="000000100000" w:firstRow="0" w:lastRow="0" w:firstColumn="0" w:lastColumn="0" w:oddVBand="0" w:evenVBand="0" w:oddHBand="1" w:evenHBand="0" w:firstRowFirstColumn="0" w:firstRowLastColumn="0" w:lastRowFirstColumn="0" w:lastRowLastColumn="0"/>
           <w:cantSplit/>
           <w:jc w:val="center"/>
         </w:trPr>
@@ -2713,7 +2875,7 @@
           </w:tcPr>
           <w:p>
             <w:pPr>
-              <w:cnfStyle w:val="000000100000" w:firstRow="0" w:lastRow="0" w:firstColumn="0" w:lastColumn="0" w:oddVBand="0" w:evenVBand="0" w:oddHBand="1" w:evenHBand="0" w:firstRowFirstColumn="0" w:firstRowLastColumn="0" w:lastRowFirstColumn="0" w:lastRowLastColumn="0"/>
+              <w:cnfStyle w:val="000000000000" w:firstRow="0" w:lastRow="0" w:firstColumn="0" w:lastColumn="0" w:oddVBand="0" w:evenVBand="0" w:oddHBand="0" w:evenHBand="0" w:firstRowFirstColumn="0" w:firstRowLastColumn="0" w:lastRowFirstColumn="0" w:lastRowLastColumn="0"/>
             </w:pPr>
             <w:r>
               <w:t>Foundation, runtime, integration, form-streaming, launch, and self-localization smoke tests.</w:t>
@@ -2723,6 +2885,7 @@
       </w:tr>
       <w:tr>
         <w:trPr>
+          <w:cnfStyle w:val="000000100000" w:firstRow="0" w:lastRow="0" w:firstColumn="0" w:lastColumn="0" w:oddVBand="0" w:evenVBand="0" w:oddHBand="1" w:evenHBand="0" w:firstRowFirstColumn="0" w:firstRowLastColumn="0" w:lastRowFirstColumn="0" w:lastRowLastColumn="0"/>
           <w:cantSplit/>
           <w:jc w:val="center"/>
         </w:trPr>
@@ -2745,7 +2908,7 @@
           </w:tcPr>
           <w:p>
             <w:pPr>
-              <w:cnfStyle w:val="000000000000" w:firstRow="0" w:lastRow="0" w:firstColumn="0" w:lastColumn="0" w:oddVBand="0" w:evenVBand="0" w:oddHBand="0" w:evenHBand="0" w:firstRowFirstColumn="0" w:firstRowLastColumn="0" w:lastRowFirstColumn="0" w:lastRowLastColumn="0"/>
+              <w:cnfStyle w:val="000000100000" w:firstRow="0" w:lastRow="0" w:firstColumn="0" w:lastColumn="0" w:oddVBand="0" w:evenVBand="0" w:oddHBand="1" w:evenHBand="0" w:firstRowFirstColumn="0" w:firstRowLastColumn="0" w:lastRowFirstColumn="0" w:lastRowLastColumn="0"/>
             </w:pPr>
             <w:r>
               <w:t>Product documentation, help source, and safe fixtures.</w:t>
@@ -2758,11 +2921,11 @@
       <w:pPr>
         <w:pStyle w:val="Heading2"/>
       </w:pPr>
-      <w:bookmarkStart w:id="3" w:name="_Toc237032159"/>
+      <w:bookmarkStart w:id="2" w:name="_Toc237099572"/>
       <w:r>
         <w:t>2.1 Toolchain</w:t>
       </w:r>
-      <w:bookmarkEnd w:id="3"/>
+      <w:bookmarkEnd w:id="2"/>
     </w:p>
     <w:p>
       <w:pPr>
@@ -2792,11 +2955,11 @@
       <w:pPr>
         <w:pStyle w:val="Heading1"/>
       </w:pPr>
-      <w:bookmarkStart w:id="4" w:name="_Toc237032160"/>
+      <w:bookmarkStart w:id="3" w:name="_Toc237099573"/>
       <w:r>
         <w:t>3. System Architecture</w:t>
       </w:r>
-      <w:bookmarkEnd w:id="4"/>
+      <w:bookmarkEnd w:id="3"/>
     </w:p>
     <w:tbl>
       <w:tblPr>
@@ -3119,7 +3282,7 @@
           </w:tcPr>
           <w:p>
             <w:r>
-              <w:t>Integration</w:t>
+              <w:t>Component integration</w:t>
             </w:r>
           </w:p>
         </w:tc>
@@ -3133,7 +3296,7 @@
               <w:cnfStyle w:val="000000000000" w:firstRow="0" w:lastRow="0" w:firstColumn="0" w:lastColumn="0" w:oddVBand="0" w:evenVBand="0" w:oddHBand="0" w:evenHBand="0" w:firstRowFirstColumn="0" w:firstRowLastColumn="0" w:lastRowFirstColumn="0" w:lastRowLastColumn="0"/>
             </w:pPr>
             <w:r>
-              <w:t>Project profile, packs, designated menu</w:t>
+              <w:t>Project profile, scanner roots, packs</w:t>
             </w:r>
           </w:p>
         </w:tc>
@@ -3147,7 +3310,7 @@
               <w:cnfStyle w:val="000000000000" w:firstRow="0" w:lastRow="0" w:firstColumn="0" w:lastColumn="0" w:oddVBand="0" w:evenVBand="0" w:oddHBand="0" w:evenHBand="0" w:firstRowFirstColumn="0" w:firstRowLastColumn="0" w:lastRowFirstColumn="0" w:lastRowLastColumn="0"/>
             </w:pPr>
             <w:r>
-              <w:t>Preview package and transactional change set</w:t>
+              <w:t>Non-mutating component kit under Studio export</w:t>
             </w:r>
           </w:p>
         </w:tc>
@@ -3166,8 +3329,7 @@
           </w:tcPr>
           <w:p>
             <w:r>
-              <w:lastRenderedPageBreak/>
-              <w:t>Runtime</w:t>
+              <w:t>Advanced integration</w:t>
             </w:r>
           </w:p>
         </w:tc>
@@ -3181,7 +3343,7 @@
               <w:cnfStyle w:val="000000100000" w:firstRow="0" w:lastRow="0" w:firstColumn="0" w:lastColumn="0" w:oddVBand="0" w:evenVBand="0" w:oddHBand="1" w:evenHBand="0" w:firstRowFirstColumn="0" w:firstRowLastColumn="0" w:lastRowFirstColumn="0" w:lastRowLastColumn="0"/>
             </w:pPr>
             <w:r>
-              <w:t>Local JSON and per-user preference</w:t>
+              <w:t>Project profile, packs, designated menu</w:t>
             </w:r>
           </w:p>
         </w:tc>
@@ -3195,6 +3357,52 @@
               <w:cnfStyle w:val="000000100000" w:firstRow="0" w:lastRow="0" w:firstColumn="0" w:lastColumn="0" w:oddVBand="0" w:evenVBand="0" w:oddHBand="1" w:evenHBand="0" w:firstRowFirstColumn="0" w:firstRowLastColumn="0" w:lastRowFirstColumn="0" w:lastRowLastColumn="0"/>
             </w:pPr>
             <w:r>
+              <w:t>Preview package and transactional change set</w:t>
+            </w:r>
+          </w:p>
+        </w:tc>
+      </w:tr>
+      <w:tr>
+        <w:trPr>
+          <w:cantSplit/>
+          <w:jc w:val="center"/>
+        </w:trPr>
+        <w:tc>
+          <w:tcPr>
+            <w:cnfStyle w:val="001000000000" w:firstRow="0" w:lastRow="0" w:firstColumn="1" w:lastColumn="0" w:oddVBand="0" w:evenVBand="0" w:oddHBand="0" w:evenHBand="0" w:firstRowFirstColumn="0" w:firstRowLastColumn="0" w:lastRowFirstColumn="0" w:lastRowLastColumn="0"/>
+            <w:tcW w:w="1800" w:type="dxa"/>
+            <w:vAlign w:val="center"/>
+          </w:tcPr>
+          <w:p>
+            <w:r>
+              <w:t>Runtime</w:t>
+            </w:r>
+          </w:p>
+        </w:tc>
+        <w:tc>
+          <w:tcPr>
+            <w:tcW w:w="3900" w:type="dxa"/>
+            <w:vAlign w:val="center"/>
+          </w:tcPr>
+          <w:p>
+            <w:pPr>
+              <w:cnfStyle w:val="000000000000" w:firstRow="0" w:lastRow="0" w:firstColumn="0" w:lastColumn="0" w:oddVBand="0" w:evenVBand="0" w:oddHBand="0" w:evenHBand="0" w:firstRowFirstColumn="0" w:firstRowLastColumn="0" w:lastRowFirstColumn="0" w:lastRowLastColumn="0"/>
+            </w:pPr>
+            <w:r>
+              <w:t>Local JSON and per-user preference</w:t>
+            </w:r>
+          </w:p>
+        </w:tc>
+        <w:tc>
+          <w:tcPr>
+            <w:tcW w:w="3660" w:type="dxa"/>
+            <w:vAlign w:val="center"/>
+          </w:tcPr>
+          <w:p>
+            <w:pPr>
+              <w:cnfStyle w:val="000000000000" w:firstRow="0" w:lastRow="0" w:firstColumn="0" w:lastColumn="0" w:oddVBand="0" w:evenVBand="0" w:oddHBand="0" w:evenHBand="0" w:firstRowFirstColumn="0" w:firstRowLastColumn="0" w:lastRowFirstColumn="0" w:lastRowLastColumn="0"/>
+            </w:pPr>
+            <w:r>
               <w:t>Translated existing controls and locale settings</w:t>
             </w:r>
           </w:p>
@@ -3205,68 +3413,68 @@
       <w:pPr>
         <w:pStyle w:val="Heading1"/>
       </w:pPr>
-      <w:bookmarkStart w:id="5" w:name="_Toc237032161"/>
+      <w:bookmarkStart w:id="4" w:name="_Toc237099574"/>
       <w:r>
         <w:t>4. Core Data Model and JSON</w:t>
       </w:r>
+      <w:bookmarkEnd w:id="4"/>
+    </w:p>
+    <w:p>
+      <w:r>
+        <w:t>DAT.Core.Types defines target framework/platform flags, locale metadata, translation status, catalog entries, and catalog ownership. Development JSON retains source text, translation, stable key, checksum, status, source location, component/property metadata, and locale data. Runtime JSON deliberately omits development-only detail.</w:t>
+      </w:r>
+    </w:p>
+    <w:p>
+      <w:pPr>
+        <w:pStyle w:val="Heading2"/>
+      </w:pPr>
+      <w:bookmarkStart w:id="5" w:name="_Toc237099575"/>
+      <w:r>
+        <w:t>4.1 Stable keys</w:t>
+      </w:r>
       <w:bookmarkEnd w:id="5"/>
     </w:p>
     <w:p>
-      <w:r>
-        <w:t>DAT.Core.Types defines target framework/platform flags, locale metadata, translation status, catalog entries, and catalog ownership. Development JSON retains source text, translation, stable key, checksum, status, source location, component/property metadata, and locale data. Runtime JSON deliberately omits development-only detail.</w:t>
+      <w:pPr>
+        <w:pStyle w:val="ListBullet"/>
+      </w:pPr>
+      <w:r>
+        <w:t>Form properties use form.component.property, for example frmMain.btnSave.Text.</w:t>
+      </w:r>
+    </w:p>
+    <w:p>
+      <w:pPr>
+        <w:pStyle w:val="ListBullet"/>
+      </w:pPr>
+      <w:r>
+        <w:t>resourcestring entries use the Pascal unit and symbol.</w:t>
+      </w:r>
+    </w:p>
+    <w:p>
+      <w:pPr>
+        <w:pStyle w:val="ListBullet"/>
+      </w:pPr>
+      <w:r>
+        <w:t>Keys remain stable when wording changes, allowing source-changed detection.</w:t>
+      </w:r>
+    </w:p>
+    <w:p>
+      <w:pPr>
+        <w:pStyle w:val="ListBullet"/>
+      </w:pPr>
+      <w:r>
+        <w:t>Fallback source text remains in the compiled DFM/FMX or code.</w:t>
       </w:r>
     </w:p>
     <w:p>
       <w:pPr>
         <w:pStyle w:val="Heading2"/>
       </w:pPr>
-      <w:bookmarkStart w:id="6" w:name="_Toc237032162"/>
-      <w:r>
-        <w:t>4.1 Stable keys</w:t>
+      <w:bookmarkStart w:id="6" w:name="_Toc237099576"/>
+      <w:r>
+        <w:t>4.2 Development catalog</w:t>
       </w:r>
       <w:bookmarkEnd w:id="6"/>
-    </w:p>
-    <w:p>
-      <w:pPr>
-        <w:pStyle w:val="ListBullet"/>
-      </w:pPr>
-      <w:r>
-        <w:t>Form properties use form.component.property, for example frmMain.btnSave.Text.</w:t>
-      </w:r>
-    </w:p>
-    <w:p>
-      <w:pPr>
-        <w:pStyle w:val="ListBullet"/>
-      </w:pPr>
-      <w:r>
-        <w:t>resourcestring entries use the Pascal unit and symbol.</w:t>
-      </w:r>
-    </w:p>
-    <w:p>
-      <w:pPr>
-        <w:pStyle w:val="ListBullet"/>
-      </w:pPr>
-      <w:r>
-        <w:t>Keys remain stable when wording changes, allowing source-changed detection.</w:t>
-      </w:r>
-    </w:p>
-    <w:p>
-      <w:pPr>
-        <w:pStyle w:val="ListBullet"/>
-      </w:pPr>
-      <w:r>
-        <w:t>Fallback source text remains in the compiled DFM/FMX or code.</w:t>
-      </w:r>
-    </w:p>
-    <w:p>
-      <w:pPr>
-        <w:pStyle w:val="Heading2"/>
-      </w:pPr>
-      <w:bookmarkStart w:id="7" w:name="_Toc237032163"/>
-      <w:r>
-        <w:t>4.2 Development catalog</w:t>
-      </w:r>
-      <w:bookmarkEnd w:id="7"/>
     </w:p>
     <w:p>
       <w:pPr>
@@ -3321,11 +3529,11 @@
       <w:pPr>
         <w:pStyle w:val="Heading2"/>
       </w:pPr>
-      <w:bookmarkStart w:id="8" w:name="_Toc237032164"/>
+      <w:bookmarkStart w:id="7" w:name="_Toc237099577"/>
       <w:r>
         <w:t>4.3 Runtime pack</w:t>
       </w:r>
-      <w:bookmarkEnd w:id="8"/>
+      <w:bookmarkEnd w:id="7"/>
     </w:p>
     <w:p>
       <w:pPr>
@@ -3375,32 +3583,31 @@
       <w:pPr>
         <w:pStyle w:val="Heading1"/>
       </w:pPr>
-      <w:bookmarkStart w:id="9" w:name="_Toc237032165"/>
-      <w:r>
-        <w:lastRenderedPageBreak/>
+      <w:bookmarkStart w:id="8" w:name="_Toc237099578"/>
+      <w:r>
         <w:t>5. Project Detection and Scanning</w:t>
       </w:r>
+      <w:bookmarkEnd w:id="8"/>
+    </w:p>
+    <w:p>
+      <w:r>
+        <w:t>DAT.Core.ProjectDetection reads project metadata, resolves the DPR, detects VCL or FMX through project/form evidence, records Win32/Win64 support, and enumerates forms and Pascal sources. DAT.Scan.Project coordinates form and resourcestring scanners while measuring elapsed milliseconds.</w:t>
+      </w:r>
+    </w:p>
+    <w:p>
+      <w:r>
+        <w:t>DAT.Scan.FormText parses text DFM/FMX without instantiating target forms. DAT.Scan.PascalResources extracts resourcestring declarations. DAT.Scan.TextCodec preserves Delphi text encodings and escaped string syntax. DAT.Scan.Rules centralizes designated property decisions.</w:t>
+      </w:r>
+    </w:p>
+    <w:p>
+      <w:pPr>
+        <w:pStyle w:val="Heading2"/>
+      </w:pPr>
+      <w:bookmarkStart w:id="9" w:name="_Toc237099579"/>
+      <w:r>
+        <w:t>5.1 Incremental merge</w:t>
+      </w:r>
       <w:bookmarkEnd w:id="9"/>
-    </w:p>
-    <w:p>
-      <w:r>
-        <w:t>DAT.Core.ProjectDetection reads project metadata, resolves the DPR, detects VCL or FMX through project/form evidence, records Win32/Win64 support, and enumerates forms and Pascal sources. DAT.Scan.Project coordinates form and resourcestring scanners while measuring elapsed milliseconds.</w:t>
-      </w:r>
-    </w:p>
-    <w:p>
-      <w:r>
-        <w:t>DAT.Scan.FormText parses text DFM/FMX without instantiating target forms. DAT.Scan.PascalResources extracts resourcestring declarations. DAT.Scan.TextCodec preserves Delphi text encodings and escaped string syntax. DAT.Scan.Rules centralizes designated property decisions.</w:t>
-      </w:r>
-    </w:p>
-    <w:p>
-      <w:pPr>
-        <w:pStyle w:val="Heading2"/>
-      </w:pPr>
-      <w:bookmarkStart w:id="10" w:name="_Toc237032166"/>
-      <w:r>
-        <w:t>5.1 Incremental merge</w:t>
-      </w:r>
-      <w:bookmarkEnd w:id="10"/>
     </w:p>
     <w:p>
       <w:pPr>
@@ -3478,11 +3685,11 @@
       <w:pPr>
         <w:pStyle w:val="Heading1"/>
       </w:pPr>
-      <w:bookmarkStart w:id="11" w:name="_Toc237032167"/>
+      <w:bookmarkStart w:id="10" w:name="_Toc237099580"/>
       <w:r>
         <w:t>6. Studio UI and Workflow State</w:t>
       </w:r>
-      <w:bookmarkEnd w:id="11"/>
+      <w:bookmarkEnd w:id="10"/>
     </w:p>
     <w:p>
       <w:r>
@@ -3499,7 +3706,7 @@
     </w:p>
     <w:p>
       <w:r>
-        <w:t>The form owns the project profile, scan result, catalog, validation result, integration change set, provider settings, and per-provider session-key strings. Destructors release owned objects. Catalog updates invalidate validation and export state.</w:t>
+        <w:t>The form owns the project profile, scan result, catalog, validation result, integration change set, provider settings, and per-provider session-key strings. Destructors release owned objects. Catalog updates invalidate validation and export state. The designer-authored Integration method combo defaults to Component Integration; mutation controls are hidden in that mode and restored only for the explicitly selected advanced mode.</w:t>
       </w:r>
     </w:p>
     <w:tbl>
@@ -3553,12 +3760,11 @@
       <w:pPr>
         <w:pStyle w:val="Heading1"/>
       </w:pPr>
-      <w:bookmarkStart w:id="12" w:name="_Toc237032168"/>
-      <w:r>
-        <w:lastRenderedPageBreak/>
+      <w:bookmarkStart w:id="11" w:name="_Toc237099581"/>
+      <w:r>
         <w:t>7. Provider Settings and Secret Storage</w:t>
       </w:r>
-      <w:bookmarkEnd w:id="12"/>
+      <w:bookmarkEnd w:id="11"/>
     </w:p>
     <w:p>
       <w:r>
@@ -3822,11 +4028,11 @@
       <w:pPr>
         <w:pStyle w:val="Heading1"/>
       </w:pPr>
-      <w:bookmarkStart w:id="13" w:name="_Toc237032169"/>
+      <w:bookmarkStart w:id="12" w:name="_Toc237099582"/>
       <w:r>
         <w:t>8. Provider HTTP Clients</w:t>
       </w:r>
-      <w:bookmarkEnd w:id="13"/>
+      <w:bookmarkEnd w:id="12"/>
     </w:p>
     <w:p>
       <w:r>
@@ -4000,7 +4206,6 @@
           </w:tcPr>
           <w:p>
             <w:r>
-              <w:lastRenderedPageBreak/>
               <w:t>DeepL API Pro</w:t>
             </w:r>
           </w:p>
@@ -4114,10 +4319,68 @@
       <w:pPr>
         <w:pStyle w:val="Heading2"/>
       </w:pPr>
-      <w:bookmarkStart w:id="14" w:name="_Toc237032170"/>
+      <w:bookmarkStart w:id="13" w:name="_Toc237099583"/>
       <w:r>
         <w:t>8.1 Reliability and cancellation</w:t>
       </w:r>
+      <w:bookmarkEnd w:id="13"/>
+    </w:p>
+    <w:p>
+      <w:pPr>
+        <w:pStyle w:val="ListBullet"/>
+      </w:pPr>
+      <w:r>
+        <w:t>Batch size is capped at 50 and Google language tags are reduced to base language where appropriate.</w:t>
+      </w:r>
+    </w:p>
+    <w:p>
+      <w:pPr>
+        <w:pStyle w:val="ListBullet"/>
+      </w:pPr>
+      <w:r>
+        <w:t>DeepL source codes are normalized to two-letter uppercase; targets retain supported regional forms.</w:t>
+      </w:r>
+    </w:p>
+    <w:p>
+      <w:pPr>
+        <w:pStyle w:val="ListBullet"/>
+      </w:pPr>
+      <w:r>
+        <w:t>HTTP 429 and 5xx responses receive three bounded attempts with short backoff.</w:t>
+      </w:r>
+    </w:p>
+    <w:p>
+      <w:pPr>
+        <w:pStyle w:val="ListBullet"/>
+      </w:pPr>
+      <w:r>
+        <w:t>Other non-2xx statuses fail immediately with provider, status, and corrective categories.</w:t>
+      </w:r>
+    </w:p>
+    <w:p>
+      <w:pPr>
+        <w:pStyle w:val="ListBullet"/>
+      </w:pPr>
+      <w:r>
+        <w:t>A cancellation callback is checked between batches.</w:t>
+      </w:r>
+    </w:p>
+    <w:p>
+      <w:pPr>
+        <w:pStyle w:val="ListBullet"/>
+      </w:pPr>
+      <w:r>
+        <w:t>Test Connection translates one harmless English phrase to Italian.</w:t>
+      </w:r>
+    </w:p>
+    <w:p>
+      <w:pPr>
+        <w:pStyle w:val="Heading2"/>
+      </w:pPr>
+      <w:bookmarkStart w:id="14" w:name="_Toc237099584"/>
+      <w:r>
+        <w:t>8.2 Official protocol references</w:t>
+      </w:r>
       <w:bookmarkEnd w:id="14"/>
     </w:p>
     <w:p>
@@ -4125,7 +4388,7 @@
         <w:pStyle w:val="ListBullet"/>
       </w:pPr>
       <w:r>
-        <w:t>Batch size is capped at 50 and Google language tags are reduced to base language where appropriate.</w:t>
+        <w:t>DeepL authentication: https://developers.deepl.com/docs/getting-started/auth</w:t>
       </w:r>
     </w:p>
     <w:p>
@@ -4133,7 +4396,7 @@
         <w:pStyle w:val="ListBullet"/>
       </w:pPr>
       <w:r>
-        <w:t>DeepL source codes are normalized to two-letter uppercase; targets retain supported regional forms.</w:t>
+        <w:t>DeepL quickstart: https://developers.deepl.com/docs/getting-started/quickstart</w:t>
       </w:r>
     </w:p>
     <w:p>
@@ -4141,7 +4404,7 @@
         <w:pStyle w:val="ListBullet"/>
       </w:pPr>
       <w:r>
-        <w:t>HTTP 429 and 5xx responses receive three bounded attempts with short backoff.</w:t>
+        <w:t>Google Basic translate method: https://docs.cloud.google.com/translate/docs/reference/rest/v2/translate</w:t>
       </w:r>
     </w:p>
     <w:p>
@@ -4149,7 +4412,7 @@
         <w:pStyle w:val="ListBullet"/>
       </w:pPr>
       <w:r>
-        <w:t>Other non-2xx statuses fail immediately with provider, status, and corrective categories.</w:t>
+        <w:t>Google Cloud Translation authentication: https://docs.cloud.google.com/translate/docs/authentication</w:t>
       </w:r>
     </w:p>
     <w:p>
@@ -4157,7 +4420,42 @@
         <w:pStyle w:val="ListBullet"/>
       </w:pPr>
       <w:r>
-        <w:t>A cancellation callback is checked between batches.</w:t>
+        <w:t>Google API-key best practices: https://docs.cloud.google.com/docs/authentication/api-keys-best-practices</w:t>
+      </w:r>
+    </w:p>
+    <w:p>
+      <w:pPr>
+        <w:pStyle w:val="Heading1"/>
+      </w:pPr>
+      <w:bookmarkStart w:id="15" w:name="_Toc237099585"/>
+      <w:r>
+        <w:t>9. Automatic Provider Translation and Review</w:t>
+      </w:r>
+      <w:bookmarkEnd w:id="15"/>
+    </w:p>
+    <w:p>
+      <w:r>
+        <w:t>Translate Automatically is the canonical machine-translation path. It validates the selected catalog language, loads the selected provider settings and effective key, counts eligible unresolved entries, and shows the provider and count before any network request.</w:t>
+      </w:r>
+    </w:p>
+    <w:p>
+      <w:r>
+        <w:t>Eligible source strings are copied into ordered arrays and sent through DAT.Provider.Client in bounded batches. Reviewed, Approved, Excluded, and Obsolete entries are not overwritten. Provider results are mapped back by index, marked Machine translated, tagged with Google or DeepL provenance, and saved to the canonical development catalog automatically.</w:t>
+      </w:r>
+    </w:p>
+    <w:p>
+      <w:r>
+        <w:t>If no key is available, the workflow opens Provider Settings and gives a specific corrective message. HTTP or parsing failures leave the catalog entries unchanged for the failed operation and report a redacted summary in the status card.</w:t>
+      </w:r>
+    </w:p>
+    <w:p>
+      <w:r>
+        <w:t>CSV interchange and manual editing remain optional alternatives for translation-company collaboration or specialized review, not prerequisites for automatic translation.</w:t>
+      </w:r>
+    </w:p>
+    <w:p>
+      <w:r>
+        <w:t>The Studio never copies a translation from one stable key to another automatically. Exact-source matches are suggestions only. Explicit acceptance creates an Edited result and does not inherit Reviewed or Approved status.</w:t>
       </w:r>
     </w:p>
     <w:p>
@@ -4165,25 +4463,151 @@
         <w:pStyle w:val="ListBullet"/>
       </w:pPr>
       <w:r>
-        <w:t>Test Connection translates one harmless English phrase to Italian.</w:t>
+        <w:t>Mark Reviewed requires nonblank translated text.</w:t>
+      </w:r>
+    </w:p>
+    <w:p>
+      <w:pPr>
+        <w:pStyle w:val="ListBullet"/>
+      </w:pPr>
+      <w:r>
+        <w:t>Approve requires the entry to have reached Reviewed first.</w:t>
+      </w:r>
+    </w:p>
+    <w:p>
+      <w:pPr>
+        <w:pStyle w:val="ListBullet"/>
+      </w:pPr>
+      <w:r>
+        <w:t>Translation origin is independent of linguistic status.</w:t>
+      </w:r>
+    </w:p>
+    <w:p>
+      <w:pPr>
+        <w:pStyle w:val="ListBullet"/>
+      </w:pPr>
+      <w:r>
+        <w:t>Inconsistent repeated terms and structural defects form the focused exception queue; a valid machine-translated draft is not itself an error.</w:t>
+      </w:r>
+    </w:p>
+    <w:p>
+      <w:pPr>
+        <w:pStyle w:val="ListBullet"/>
+      </w:pPr>
+      <w:r>
+        <w:t>Structural validity, linguistic status, automatic runtime coverage, and manual wiring readiness are separate measures.</w:t>
+      </w:r>
+    </w:p>
+    <w:p>
+      <w:pPr>
+        <w:pStyle w:val="ListBullet"/>
+      </w:pPr>
+      <w:r>
+        <w:t>A Pascal resourcestring remains manual wiring until the developer confirms the generated TranslateText call site.</w:t>
+      </w:r>
+    </w:p>
+    <w:p>
+      <w:pPr>
+        <w:pStyle w:val="Heading1"/>
+      </w:pPr>
+      <w:bookmarkStart w:id="16" w:name="_Toc237099586"/>
+      <w:r>
+        <w:t>10. Validation and Runtime Pack Export</w:t>
+      </w:r>
+      <w:bookmarkEnd w:id="16"/>
+    </w:p>
+    <w:p>
+      <w:r>
+        <w:t>DAT.Validation.Catalog validates metadata, missing target text, duplicates, changed source, Delphi indexed and sequential Format arguments, accelerators, inconsistent repeated-source terminology, and status conditions. Export is blocked by errors. Manual resourcestring wiring is reported separately from structural errors. DAT.Core.RuntimePack serializes only runtime-required metadata and strings and records a source-catalog checksum.</w:t>
+      </w:r>
+    </w:p>
+    <w:p>
+      <w:r>
+        <w:t>Locale data is retained in the runtime pack so DAT.Runtime.Manager can expose a pack-specific TFormatSettings without globally mutating the developer's source code.</w:t>
+      </w:r>
+    </w:p>
+    <w:p>
+      <w:pPr>
+        <w:pStyle w:val="Heading1"/>
+      </w:pPr>
+      <w:bookmarkStart w:id="17" w:name="_Toc237099587"/>
+      <w:r>
+        <w:t>11. Runtime Engine</w:t>
+      </w:r>
+      <w:bookmarkEnd w:id="17"/>
+    </w:p>
+    <w:p>
+      <w:r>
+        <w:t>DAT.Runtime.LanguagePack loads and discovers JSON packs, checks application identity, rejects empty/invalid packs, canonicalizes native language names, de-duplicates exact locale codes, and suppresses a generic locale when a regional variant exists. DAT.Runtime.Preference reads/writes the selected locale. DAT.Runtime.Manager owns the active pack, discovery, preference, translation lookup, and locale format settings. The source language loads its generated JSON pack when present and falls back to designer te</w:t>
+      </w:r>
+      <w:r>
+        <w:t>xt only for older deployments without that pack.</w:t>
+      </w:r>
+    </w:p>
+    <w:p>
+      <w:r>
+        <w:t>DAT.Runtime.VCL and DAT.Runtime.FMX traverse existing component trees and supported collection properties. They apply values by stable key to already designer-created controls. Missing keys retain source text. The adapters do not create controls or rearrange layouts.</w:t>
       </w:r>
     </w:p>
     <w:p>
       <w:pPr>
         <w:pStyle w:val="Heading2"/>
       </w:pPr>
-      <w:bookmarkStart w:id="15" w:name="_Toc237032171"/>
-      <w:r>
-        <w:t>8.2 Official protocol references</w:t>
-      </w:r>
-      <w:bookmarkEnd w:id="15"/>
+      <w:bookmarkStart w:id="18" w:name="_Toc237099588"/>
+      <w:r>
+        <w:t>11.1 Component manager core</w:t>
+      </w:r>
+      <w:bookmarkEnd w:id="18"/>
+    </w:p>
+    <w:p>
+      <w:r>
+        <w:t>TDATCustomLanguageManager owns TTranslationRuntime, immutable post-initialization configuration, stable form-identity mappings, generation tracking, deterministic removal, main-thread and reentrancy guards, exclusion policy, diagnostics, and lifecycle events. SelectLanguage advances the generation, applies the active pack to open forms, saves the preference, and raises additive notifications.</w:t>
+      </w:r>
+    </w:p>
+    <w:p>
+      <w:r>
+        <w:t>TDATFMXLanguageManager subscribes additively to TFormBeforeShownMessage and TFormReleasedMessage. It translates after streaming but before OnShow/first paint and never replaces a global handler. TDATVCLLanguageManager owns a private TApplicationEvents, discovers visible forms on throttled idle, and inspects modal forms before display. VCL has no public additive before-show notification for every dynamic modeless form; such a form can paint once in the source language unless the application calls ApplyToForm</w:t>
+      </w:r>
+      <w:r>
+        <w:t xml:space="preserve"> before Show.</w:t>
+      </w:r>
+    </w:p>
+    <w:p>
+      <w:r>
+        <w:t>PreserveControlState protects writable edit/memo data, focus, selection ranges, and list/combo ItemIndex. Collection replacement temporarily suppresses and then restores OnChange. Read-only instructional memo content remains translatable.</w:t>
+      </w:r>
+    </w:p>
+    <w:p>
+      <w:pPr>
+        <w:pStyle w:val="Heading2"/>
+      </w:pPr>
+      <w:bookmarkStart w:id="19" w:name="_Toc237099589"/>
+      <w:r>
+        <w:t>11.2 Optional selectors</w:t>
+      </w:r>
+      <w:bookmarkEnd w:id="19"/>
+    </w:p>
+    <w:p>
+      <w:r>
+        <w:t>TDATVCLLanguageComboBox and TDATFMXLanguageComboBox are normal designer-owned controls. Their typed LanguageManager property streams in DFM/FMX resources. At runtime AutoPopulate obtains validated descriptors, ShowLanguageCode controls display formatting, and selection calls the manager while preserving the inherited OnChange notification. RefreshLanguages supports packs deployed after startup.</w:t>
+      </w:r>
+    </w:p>
+    <w:p>
+      <w:pPr>
+        <w:pStyle w:val="Heading2"/>
+      </w:pPr>
+      <w:bookmarkStart w:id="20" w:name="_Toc237099590"/>
+      <w:r>
+        <w:t>11.3 Deployment paths</w:t>
+      </w:r>
+      <w:bookmarkEnd w:id="20"/>
     </w:p>
     <w:p>
       <w:pPr>
         <w:pStyle w:val="ListBullet"/>
       </w:pPr>
       <w:r>
-        <w:t>DeepL authentication: https://developers.deepl.com/docs/getting-started/auth</w:t>
+        <w:t>Packs: &lt;ExecutableDirectory&gt;\Localization\Languages\&lt;locale&gt;.json.</w:t>
       </w:r>
     </w:p>
     <w:p>
@@ -4191,7 +4615,7 @@
         <w:pStyle w:val="ListBullet"/>
       </w:pPr>
       <w:r>
-        <w:t>DeepL quickstart: https://developers.deepl.com/docs/getting-started/quickstart</w:t>
+        <w:t>Preference: %LOCALAPPDATA%\&lt;ApplicationId&gt;\language.ini.</w:t>
       </w:r>
     </w:p>
     <w:p>
@@ -4199,7 +4623,7 @@
         <w:pStyle w:val="ListBullet"/>
       </w:pPr>
       <w:r>
-        <w:t>Google Basic translate method: https://docs.cloud.google.com/translate/docs/reference/rest/v2/translate</w:t>
+        <w:t>Studio preference: %LOCALAPPDATA%\DelphiAppTranslationStudio\language.ini.</w:t>
       </w:r>
     </w:p>
     <w:p>
@@ -4207,54 +4631,50 @@
         <w:pStyle w:val="ListBullet"/>
       </w:pPr>
       <w:r>
-        <w:t>Google Cloud Translation authentication: https://docs.cloud.google.com/translate/docs/authentication</w:t>
-      </w:r>
+        <w:t>Developer catalogs remain in the target source tree under Localization\Development.</w:t>
+      </w:r>
+    </w:p>
+    <w:p>
+      <w:pPr>
+        <w:pStyle w:val="Heading1"/>
+      </w:pPr>
+      <w:bookmarkStart w:id="21" w:name="_Toc237099591"/>
+      <w:r>
+        <w:t>12. Component Packages and Integration Modes</w:t>
+      </w:r>
+      <w:bookmarkEnd w:id="21"/>
+    </w:p>
+    <w:p>
+      <w:r>
+        <w:t>The package graph contains DATLanguageManagerCoreRuntime, framework-specific VCL/FMX runtime packages, and separate VCL/FMX design packages. Design packages register only their applicable manager and selector on DAT Localization. Runtime packages build for Win32 and Win64; the installed RAD Studio IDE consumes Win32 design BPLs. Tests build but never silently install packages.</w:t>
+      </w:r>
+    </w:p>
+    <w:p>
+      <w:r>
+        <w:t>DAT.Integration.ComponentPackage implements the recommended non-mutating mode. It emits applicable runtime/component units, validated translated packs, an English source pack, component-integration.json, scanner form roots, README instructions, and a deployment script exclusively below export\component-integration. SHA-256 fixture tests prove target DPROJ and DFM/FMX hashes remain unchanged.</w:t>
+      </w:r>
+    </w:p>
+    <w:p>
+      <w:r>
+        <w:t>The advanced fallback retains DAT.Integration.Plan, DAT.Integration.Package, DAT.Integration.Engine, MenuResource, DelphiSource, Transaction, BuildDeploy, and Reset. It generates the application unit and exact changes in memory, requires explicit authorization, verifies a pre-change backup, writes atomically, rolls back failures, and supports restore/complete reset.</w:t>
+      </w:r>
+    </w:p>
+    <w:p>
+      <w:pPr>
+        <w:pStyle w:val="Heading2"/>
+      </w:pPr>
+      <w:bookmarkStart w:id="22" w:name="_Toc237099592"/>
+      <w:r>
+        <w:t>12.1 Component startup contract</w:t>
+      </w:r>
+      <w:bookmarkEnd w:id="22"/>
     </w:p>
     <w:p>
       <w:pPr>
         <w:pStyle w:val="ListBullet"/>
       </w:pPr>
       <w:r>
-        <w:t>Google API-key best practices: https://docs.cloud.google.com/docs/authentication/api-keys-best-practices</w:t>
-      </w:r>
-    </w:p>
-    <w:p>
-      <w:pPr>
-        <w:pStyle w:val="Heading1"/>
-      </w:pPr>
-      <w:bookmarkStart w:id="16" w:name="_Toc237032172"/>
-      <w:r>
-        <w:t>9. Automatic Provider Translation and Review</w:t>
-      </w:r>
-      <w:bookmarkEnd w:id="16"/>
-    </w:p>
-    <w:p>
-      <w:r>
-        <w:t>Translate Automatically is the canonical machine-translation path. It validates the selected catalog language, loads the selected provider settings and effective key, counts eligible unresolved entries, and shows the provider and count before any network request.</w:t>
-      </w:r>
-    </w:p>
-    <w:p>
-      <w:r>
-        <w:t xml:space="preserve">Eligible source strings are copied into ordered arrays and sent through DAT.Provider.Client in bounded batches. Reviewed, Approved, Excluded, and Obsolete entries are not overwritten. Provider results are </w:t>
-      </w:r>
-      <w:r>
-        <w:lastRenderedPageBreak/>
-        <w:t>mapped back by index, marked Machine translated, tagged with Google or DeepL provenance, and saved to the canonical development catalog automatically.</w:t>
-      </w:r>
-    </w:p>
-    <w:p>
-      <w:r>
-        <w:t>If no key is available, the workflow opens Provider Settings and gives a specific corrective message. HTTP or parsing failures leave the catalog entries unchanged for the failed operation and report a redacted summary in the status card.</w:t>
-      </w:r>
-    </w:p>
-    <w:p>
-      <w:r>
-        <w:t>CSV interchange and manual editing remain optional alternatives for translation-company collaboration or specialized review, not prerequisites for automatic translation.</w:t>
-      </w:r>
-    </w:p>
-    <w:p>
-      <w:r>
-        <w:t>The Studio never copies a translation from one stable key to another automatically. Exact-source matches are suggestions only. Explicit acceptance creates an Edited result and does not inherit Reviewed or Approved status.</w:t>
+        <w:t>The primary form streams one manager through ordinary Delphi designer mechanics.</w:t>
       </w:r>
     </w:p>
     <w:p>
@@ -4262,7 +4682,7 @@
         <w:pStyle w:val="ListBullet"/>
       </w:pPr>
       <w:r>
-        <w:t>Mark Reviewed requires nonblank translated text.</w:t>
+        <w:t>Loaded initializes the runtime, loads the preferred/source language, and applies the owner.</w:t>
       </w:r>
     </w:p>
     <w:p>
@@ -4270,7 +4690,7 @@
         <w:pStyle w:val="ListBullet"/>
       </w:pPr>
       <w:r>
-        <w:t>Approve requires the entry to have reached Reviewed first.</w:t>
+        <w:t>FMX before-show messages cover later normal, inherited, and popup forms.</w:t>
       </w:r>
     </w:p>
     <w:p>
@@ -4278,7 +4698,7 @@
         <w:pStyle w:val="ListBullet"/>
       </w:pPr>
       <w:r>
-        <w:t>Translation origin is independent of linguistic status.</w:t>
+        <w:t>VCL idle/modal discovery covers ordinary forms; strict modeless pre-display callers use ApplyToForm.</w:t>
       </w:r>
     </w:p>
     <w:p>
@@ -4286,7 +4706,7 @@
         <w:pStyle w:val="ListBullet"/>
       </w:pPr>
       <w:r>
-        <w:t>Inconsistent repeated terms and structural defects form the focused exception queue; a valid machine-translated draft is not itself an error.</w:t>
+        <w:t>SelectLanguage applies the pack to currently open forms immediately and persists the locale.</w:t>
       </w:r>
     </w:p>
     <w:p>
@@ -4294,7 +4714,7 @@
         <w:pStyle w:val="ListBullet"/>
       </w:pPr>
       <w:r>
-        <w:t>Structural validity, linguistic status, automatic runtime coverage, and manual wiring readiness are separate measures.</w:t>
+        <w:t>The generated en-US pack makes switching back to source text deterministic.</w:t>
       </w:r>
     </w:p>
     <w:p>
@@ -4302,196 +4722,7 @@
         <w:pStyle w:val="ListBullet"/>
       </w:pPr>
       <w:r>
-        <w:t>A Pascal resourcestring remains manual wiring until the developer confirms the generated TranslateText call site.</w:t>
-      </w:r>
-    </w:p>
-    <w:p>
-      <w:pPr>
-        <w:pStyle w:val="Heading1"/>
-      </w:pPr>
-      <w:bookmarkStart w:id="17" w:name="_Toc237032173"/>
-      <w:r>
-        <w:t>10. Validation and Runtime Pack Export</w:t>
-      </w:r>
-      <w:bookmarkEnd w:id="17"/>
-    </w:p>
-    <w:p>
-      <w:r>
-        <w:t>DAT.Validation.Catalog validates metadata, missing target text, duplicates, changed source, Delphi indexed and sequential Format arguments, accelerators, inconsistent repeated-source terminology, and status conditions. Export is blocked by errors. Manual resourcestring wiring is reported separately from structural errors. DAT.Core.RuntimePack serializes only runtime-required metadata and strings and records a source-catalog checksum.</w:t>
-      </w:r>
-    </w:p>
-    <w:p>
-      <w:r>
-        <w:t>Locale data is retained in the runtime pack so DAT.Runtime.Manager can expose a pack-specific TFormatSettings without globally mutating the developer's source code.</w:t>
-      </w:r>
-    </w:p>
-    <w:p>
-      <w:pPr>
-        <w:pStyle w:val="Heading1"/>
-      </w:pPr>
-      <w:bookmarkStart w:id="18" w:name="_Toc237032174"/>
-      <w:r>
-        <w:t>11. Runtime Engine</w:t>
-      </w:r>
-      <w:bookmarkEnd w:id="18"/>
-    </w:p>
-    <w:p>
-      <w:r>
-        <w:t xml:space="preserve">DAT.Runtime.LanguagePack loads and discovers JSON packs, checks application identity, rejects empty/invalid packs, canonicalizes native language names, de-duplicates exact locale codes, and suppresses a generic locale when a regional variant exists. DAT.Runtime.Preference reads/writes the selected locale. DAT.Runtime.Manager owns the active pack, discovery, preference, translation lookup, </w:t>
-      </w:r>
-      <w:r>
-        <w:lastRenderedPageBreak/>
-        <w:t>and locale format settings. The source language loads its generated JSON pack when present and falls back to designer text only for older deployments without that pack.</w:t>
-      </w:r>
-    </w:p>
-    <w:p>
-      <w:r>
-        <w:t>DAT.Runtime.VCL and DAT.Runtime.FMX traverse existing component trees and supported collection properties. They apply values by stable key to already designer-created controls. Missing keys retain source text. The adapters do not create controls or rearrange layouts.</w:t>
-      </w:r>
-    </w:p>
-    <w:p>
-      <w:pPr>
-        <w:pStyle w:val="Heading2"/>
-      </w:pPr>
-      <w:bookmarkStart w:id="19" w:name="_Toc237032175"/>
-      <w:r>
-        <w:t>11.1 Deployment paths</w:t>
-      </w:r>
-      <w:bookmarkEnd w:id="19"/>
-    </w:p>
-    <w:p>
-      <w:pPr>
-        <w:pStyle w:val="ListBullet"/>
-      </w:pPr>
-      <w:r>
-        <w:t>Packs: &lt;ExecutableDirectory&gt;\Localization\Languages\&lt;locale&gt;.json.</w:t>
-      </w:r>
-    </w:p>
-    <w:p>
-      <w:pPr>
-        <w:pStyle w:val="ListBullet"/>
-      </w:pPr>
-      <w:r>
-        <w:t>Preference: %LOCALAPPDATA%\&lt;ApplicationId&gt;\language.ini.</w:t>
-      </w:r>
-    </w:p>
-    <w:p>
-      <w:pPr>
-        <w:pStyle w:val="ListBullet"/>
-      </w:pPr>
-      <w:r>
-        <w:t>Studio preference: %LOCALAPPDATA%\DelphiAppTranslationStudio\language.ini.</w:t>
-      </w:r>
-    </w:p>
-    <w:p>
-      <w:pPr>
-        <w:pStyle w:val="ListBullet"/>
-      </w:pPr>
-      <w:r>
-        <w:t>Developer catalogs remain in the target source tree under Localization\Development.</w:t>
-      </w:r>
-    </w:p>
-    <w:p>
-      <w:pPr>
-        <w:pStyle w:val="Heading1"/>
-      </w:pPr>
-      <w:bookmarkStart w:id="20" w:name="_Toc237032176"/>
-      <w:r>
-        <w:t>12. Integration Planning and Transactions</w:t>
-      </w:r>
-      <w:bookmarkEnd w:id="20"/>
-    </w:p>
-    <w:p>
-      <w:r>
-        <w:t>DAT.Integration.Plan builds a human-readable plan. DAT.Integration.Package creates the generated application unit, framework adapter, shared runtime units, normalized JSON packs, automatic English source pack, language-menu manifest, and deployment script. DAT.Integration.Engine builds every proposed file change in memory, including language-pack installation. TIntegrationFileChange.ExactReviewText provides an optional complete line-numbered original/proposed LCS diff; generated files are shown in full.</w:t>
-      </w:r>
-    </w:p>
-    <w:p>
-      <w:r>
-        <w:t>One explicit authorization enables Apply; opening every diff is not required. DAT.Integration.Transaction checks source state, creates a verified pre-change backup, writes files atomically, rolls back failures, and records a manifest for restore. DAT.Integration.BuildDeploy can then invoke the Delphi 37 build elevated and deploy the package packs to the standardized executable output without launching it.</w:t>
-      </w:r>
-    </w:p>
-    <w:p>
-      <w:r>
-        <w:t>DAT.Integration.MenuResource modifies text DFM/FMX menus idempotently and preserves designer editability. It locates the first DPR-created form when a menu must be added, reuses an existing TMenuBar/TMainMenu when available, or persists a new framework-appropriate container and menu. DAT.Integration.DelphiSource adds matching component fields and applies narrowly scoped DPR, PAS, and DPROJ wiring. For FMX, it preserves an existing root OnCreate handler or persists datTranslationFormCreate in the FMX and add</w:t>
-      </w:r>
-      <w:r>
-        <w:t>s ApplyTranslation(Self) to its Pascal method. This respects the FMX form streaming lifecycle and avoids translating the first form from the DPR immediately after CreateForm.</w:t>
-      </w:r>
-    </w:p>
-    <w:p>
-      <w:pPr>
-        <w:pStyle w:val="Heading2"/>
-      </w:pPr>
-      <w:bookmarkStart w:id="21" w:name="_Toc237032177"/>
-      <w:r>
-        <w:t>12.1 Generated startup contract</w:t>
-      </w:r>
-      <w:bookmarkEnd w:id="21"/>
-    </w:p>
-    <w:p>
-      <w:pPr>
-        <w:pStyle w:val="ListBullet"/>
-      </w:pPr>
-      <w:r>
-        <w:t>InitializeTranslation runs before form creation.</w:t>
-      </w:r>
-    </w:p>
-    <w:p>
-      <w:pPr>
-        <w:pStyle w:val="ListBullet"/>
-      </w:pPr>
-      <w:r>
-        <w:t>VCL applies the first created form through the DPR startup wiring.</w:t>
-      </w:r>
-    </w:p>
-    <w:p>
-      <w:pPr>
-        <w:pStyle w:val="ListBullet"/>
-      </w:pPr>
-      <w:r>
-        <w:lastRenderedPageBreak/>
-        <w:t>FMX applies each form in its designer-persisted OnCreate handler after streaming is complete.</w:t>
-      </w:r>
-    </w:p>
-    <w:p>
-      <w:pPr>
-        <w:pStyle w:val="ListBullet"/>
-      </w:pPr>
-      <w:r>
-        <w:t>SelectLanguageMenuItem derives a locale from datLanguage_&lt;locale&gt; component names.</w:t>
-      </w:r>
-    </w:p>
-    <w:p>
-      <w:pPr>
-        <w:pStyle w:val="ListBullet"/>
-      </w:pPr>
-      <w:r>
-        <w:t>SelectLanguage applies the chosen pack to every currently open form immediately.</w:t>
-      </w:r>
-    </w:p>
-    <w:p>
-      <w:pPr>
-        <w:pStyle w:val="ListBullet"/>
-      </w:pPr>
-      <w:r>
-        <w:t>The generated en-US pack makes switching back to source text deterministic.</w:t>
-      </w:r>
-    </w:p>
-    <w:p>
-      <w:pPr>
-        <w:pStyle w:val="ListBullet"/>
-      </w:pPr>
-      <w:r>
-        <w:t>TranslateText provides resourcestring/code fallback access.</w:t>
-      </w:r>
-    </w:p>
-    <w:p>
-      <w:pPr>
-        <w:pStyle w:val="ListBullet"/>
-      </w:pPr>
-      <w:r>
-        <w:t>Runtime ownership is finalized safely.</w:t>
+        <w:t>Manager and lifecycle subscriptions are released deterministically.</w:t>
       </w:r>
     </w:p>
     <w:tbl>
@@ -4535,7 +4766,7 @@
               <w:t xml:space="preserve">Original code preservation. </w:t>
             </w:r>
             <w:r>
-              <w:t>Integration adds narrowly scoped calls and units but does not replace original captions or rewrite every control. The original DFM/FMX values continue to be the source-language fallback.</w:t>
+              <w:t>Recommended Component Integration performs zero automatic writes to the target. The developer's normal act of placing the manager causes Delphi to persist one component field/resource and applicable uses unit. Original DFM/FMX text remains the source-language fallback.</w:t>
             </w:r>
           </w:p>
         </w:tc>
@@ -4545,26 +4776,26 @@
       <w:pPr>
         <w:pStyle w:val="Heading1"/>
       </w:pPr>
-      <w:bookmarkStart w:id="22" w:name="_Toc237032178"/>
+      <w:bookmarkStart w:id="23" w:name="_Toc237099593"/>
       <w:r>
         <w:t>13. Self-Localization</w:t>
       </w:r>
-      <w:bookmarkEnd w:id="22"/>
-    </w:p>
-    <w:p>
-      <w:r>
-        <w:t>DAT.Studio.Translation resolves the project/deployed pack directory, initializes a Studio runtime before form creation, applies the active pack in FormCreate, and maps persisted language-menu names to locale codes. Self-integration recognizes the existing runtime and plans only the menu-resource change, preventing duplicate startup wiring.</w:t>
+      <w:bookmarkEnd w:id="23"/>
+    </w:p>
+    <w:p>
+      <w:r>
+        <w:t>DAT.Studio.Translation resolves the project/deployed pack directory, initializes a Studio runtime before form creation, applies the active pack in FormCreate, and maps persisted language-menu names to locale codes. Package streaming fixtures run in isolated bin\tests\packages directories so their local JSON cannot shadow the Studio's project/deployed packs.</w:t>
       </w:r>
     </w:p>
     <w:p>
       <w:pPr>
         <w:pStyle w:val="Heading1"/>
       </w:pPr>
-      <w:bookmarkStart w:id="23" w:name="_Toc237032179"/>
+      <w:bookmarkStart w:id="24" w:name="_Toc237099594"/>
       <w:r>
         <w:t>14. Error Handling and Diagnostics</w:t>
       </w:r>
-      <w:bookmarkEnd w:id="23"/>
+      <w:bookmarkEnd w:id="24"/>
     </w:p>
     <w:p>
       <w:pPr>
@@ -4618,11 +4849,11 @@
       <w:pPr>
         <w:pStyle w:val="Heading1"/>
       </w:pPr>
-      <w:bookmarkStart w:id="24" w:name="_Toc237032180"/>
+      <w:bookmarkStart w:id="25" w:name="_Toc237099595"/>
       <w:r>
         <w:t>15. Test Strategy and Verified Matrix</w:t>
       </w:r>
-      <w:bookmarkEnd w:id="24"/>
+      <w:bookmarkEnd w:id="25"/>
     </w:p>
     <w:tbl>
       <w:tblPr>
@@ -4709,7 +4940,72 @@
               <w:cnfStyle w:val="000000100000" w:firstRow="0" w:lastRow="0" w:firstColumn="0" w:lastColumn="0" w:oddVBand="0" w:evenVBand="0" w:oddHBand="1" w:evenHBand="0" w:firstRowFirstColumn="0" w:firstRowLastColumn="0" w:lastRowFirstColumn="0" w:lastRowLastColumn="0"/>
             </w:pPr>
             <w:r>
-              <w:t>Detection, scan-to-catalog, schema/provenance round-trip, provider client contracts, CSV interchange, review/approval, validation, runtime pack, preference, exact diff, integration, and self change set.</w:t>
+              <w:t>Detection, scan-to-catalog, schema/provenance round-trip, provider contracts, review/approval, validation, runtime pack, preference, advanced integration, component-kit contents, and SHA-256 non-mutation proof.</w:t>
+            </w:r>
+          </w:p>
+        </w:tc>
+      </w:tr>
+      <w:tr>
+        <w:trPr>
+          <w:cantSplit/>
+          <w:jc w:val="center"/>
+        </w:trPr>
+        <w:tc>
+          <w:tcPr>
+            <w:cnfStyle w:val="001000000000" w:firstRow="0" w:lastRow="0" w:firstColumn="1" w:lastColumn="0" w:oddVBand="0" w:evenVBand="0" w:oddHBand="0" w:evenHBand="0" w:firstRowFirstColumn="0" w:firstRowLastColumn="0" w:lastRowFirstColumn="0" w:lastRowLastColumn="0"/>
+            <w:tcW w:w="2700" w:type="dxa"/>
+            <w:vAlign w:val="center"/>
+          </w:tcPr>
+          <w:p>
+            <w:r>
+              <w:t>Language manager suites</w:t>
+            </w:r>
+          </w:p>
+        </w:tc>
+        <w:tc>
+          <w:tcPr>
+            <w:tcW w:w="6660" w:type="dxa"/>
+            <w:vAlign w:val="center"/>
+          </w:tcPr>
+          <w:p>
+            <w:pPr>
+              <w:cnfStyle w:val="000000000000" w:firstRow="0" w:lastRow="0" w:firstColumn="0" w:lastColumn="0" w:oddVBand="0" w:evenVBand="0" w:oddHBand="0" w:evenHBand="0" w:firstRowFirstColumn="0" w:firstRowLastColumn="0" w:lastRowFirstColumn="0" w:lastRowLastColumn="0"/>
+            </w:pPr>
+            <w:r>
+              <w:t>Core guards/generations, FMX before-show lifecycle, VCL discovery/modal boundary, stable identities, instant switching, state preservation, and deterministic cleanup on Win32/Win64.</w:t>
+            </w:r>
+          </w:p>
+        </w:tc>
+      </w:tr>
+      <w:tr>
+        <w:trPr>
+          <w:cnfStyle w:val="000000100000" w:firstRow="0" w:lastRow="0" w:firstColumn="0" w:lastColumn="0" w:oddVBand="0" w:evenVBand="0" w:oddHBand="1" w:evenHBand="0" w:firstRowFirstColumn="0" w:firstRowLastColumn="0" w:lastRowFirstColumn="0" w:lastRowLastColumn="0"/>
+          <w:cantSplit/>
+          <w:jc w:val="center"/>
+        </w:trPr>
+        <w:tc>
+          <w:tcPr>
+            <w:cnfStyle w:val="001000000000" w:firstRow="0" w:lastRow="0" w:firstColumn="1" w:lastColumn="0" w:oddVBand="0" w:evenVBand="0" w:oddHBand="0" w:evenHBand="0" w:firstRowFirstColumn="0" w:firstRowLastColumn="0" w:lastRowFirstColumn="0" w:lastRowLastColumn="0"/>
+            <w:tcW w:w="2700" w:type="dxa"/>
+            <w:vAlign w:val="center"/>
+          </w:tcPr>
+          <w:p>
+            <w:r>
+              <w:t>Package/selector suites</w:t>
+            </w:r>
+          </w:p>
+        </w:tc>
+        <w:tc>
+          <w:tcPr>
+            <w:tcW w:w="6660" w:type="dxa"/>
+            <w:vAlign w:val="center"/>
+          </w:tcPr>
+          <w:p>
+            <w:pPr>
+              <w:cnfStyle w:val="000000100000" w:firstRow="0" w:lastRow="0" w:firstColumn="0" w:lastColumn="0" w:oddVBand="0" w:evenVBand="0" w:oddHBand="1" w:evenHBand="0" w:firstRowFirstColumn="0" w:firstRowLastColumn="0" w:lastRowFirstColumn="0" w:lastRowLastColumn="0"/>
+            </w:pPr>
+            <w:r>
+              <w:t>Debug and Release runtime/design packages, DFM/FMX streaming, typed manager references, pack discovery, and selector language propagation on Win32/Win64.</w:t>
             </w:r>
           </w:p>
         </w:tc>
@@ -4760,7 +5056,6 @@
           </w:tcPr>
           <w:p>
             <w:r>
-              <w:lastRenderedPageBreak/>
               <w:t>FMXRuntimeSmokeTests</w:t>
             </w:r>
           </w:p>
@@ -4913,18 +5208,21 @@
     </w:tbl>
     <w:p>
       <w:r>
-        <w:t>On August 7, 2026, the deterministic release gate passed with real compilable VCL and FMX samples under Win32 and Win64. Scanner, catalog, provider request/response contracts, review, validation, export, integration, deployed packs, and required Italian launch titles passed without embedding a live credential. The Studio built in Debug and Release for both architectures, streamed its FMX form directly, launched normally, and self-localized to Italian in all four configurations.</w:t>
+        <w:t>On August 8, 2026, the complete release harness passed uninterrupted. Debug and Release component packages, Win32/Win64 manager suites, scanner/catalog/provider contracts, component non-mutation, runtime and advanced integration all passed. The Studio built in Debug and Release for both architectures, streamed its FMX form directly, launched normally, and self-localized to Italian in all four configurations. Disposable real-application pilots also built and opened translated first forms on Win32/Win64 for W</w:t>
+      </w:r>
+      <w:r>
+        <w:t>ebsite Analytics (FMX) and Courier Herald Reader (VCL).</w:t>
       </w:r>
     </w:p>
     <w:p>
       <w:pPr>
         <w:pStyle w:val="Heading2"/>
       </w:pPr>
-      <w:bookmarkStart w:id="25" w:name="_Toc237032181"/>
+      <w:bookmarkStart w:id="26" w:name="_Toc237099596"/>
       <w:r>
         <w:t>15.1 Optional live provider testing</w:t>
       </w:r>
-      <w:bookmarkEnd w:id="25"/>
+      <w:bookmarkEnd w:id="26"/>
     </w:p>
     <w:p>
       <w:r>
@@ -4935,11 +5233,11 @@
       <w:pPr>
         <w:pStyle w:val="Heading1"/>
       </w:pPr>
-      <w:bookmarkStart w:id="26" w:name="_Toc237032182"/>
+      <w:bookmarkStart w:id="27" w:name="_Toc237099597"/>
       <w:r>
         <w:t>16. Security Review</w:t>
       </w:r>
-      <w:bookmarkEnd w:id="26"/>
+      <w:bookmarkEnd w:id="27"/>
     </w:p>
     <w:tbl>
       <w:tblPr>
@@ -5044,7 +5342,6 @@
           </w:tcPr>
           <w:p>
             <w:r>
-              <w:lastRenderedPageBreak/>
               <w:t>Key leaked through URL/log</w:t>
             </w:r>
           </w:p>
@@ -5092,7 +5389,7 @@
               <w:cnfStyle w:val="000000100000" w:firstRow="0" w:lastRow="0" w:firstColumn="0" w:lastColumn="0" w:oddVBand="0" w:evenVBand="0" w:oddHBand="1" w:evenHBand="0" w:firstRowFirstColumn="0" w:firstRowLastColumn="0" w:lastRowFirstColumn="0" w:lastRowLastColumn="0"/>
             </w:pPr>
             <w:r>
-              <w:t>Profile display, previewed file change set, explicit Apply.</w:t>
+              <w:t>Recommended component kit has no target-write path; advanced mode uses profile display, preview, and explicit Apply.</w:t>
             </w:r>
           </w:p>
         </w:tc>
@@ -5237,11 +5534,11 @@
       <w:pPr>
         <w:pStyle w:val="Heading1"/>
       </w:pPr>
-      <w:bookmarkStart w:id="27" w:name="_Toc237032183"/>
+      <w:bookmarkStart w:id="28" w:name="_Toc237099598"/>
       <w:r>
         <w:t>17. Release and Contribution Workflow</w:t>
       </w:r>
-      <w:bookmarkEnd w:id="27"/>
+      <w:bookmarkEnd w:id="28"/>
     </w:p>
     <w:p>
       <w:pPr>
@@ -5355,11 +5652,11 @@
       <w:pPr>
         <w:pStyle w:val="Heading1"/>
       </w:pPr>
-      <w:bookmarkStart w:id="28" w:name="_Toc237032184"/>
+      <w:bookmarkStart w:id="29" w:name="_Toc237099599"/>
       <w:r>
         <w:t>18. Known Boundaries and Future-Compatible Design</w:t>
       </w:r>
-      <w:bookmarkEnd w:id="28"/>
+      <w:bookmarkEnd w:id="29"/>
     </w:p>
     <w:p>
       <w:pPr>
@@ -5374,7 +5671,6 @@
         <w:pStyle w:val="ListBullet"/>
       </w:pPr>
       <w:r>
-        <w:lastRenderedPageBreak/>
         <w:t>Google Advanced v3, OAuth/service-account workflows, and other providers are not implemented.</w:t>
       </w:r>
     </w:p>
@@ -5415,6 +5711,14 @@
         <w:pStyle w:val="ListBullet"/>
       </w:pPr>
       <w:r>
+        <w:t>VCL dynamic modeless forms may paint once in source language before idle discovery; call ApplyToForm before Show when a no-flicker first display is mandatory.</w:t>
+      </w:r>
+    </w:p>
+    <w:p>
+      <w:pPr>
+        <w:pStyle w:val="ListBullet"/>
+      </w:pPr>
+      <w:r>
         <w:t>Provider account terms and language support are external and must be rechecked for each release.</w:t>
       </w:r>
     </w:p>
@@ -5422,33 +5726,33 @@
       <w:pPr>
         <w:pStyle w:val="Heading1"/>
       </w:pPr>
-      <w:bookmarkStart w:id="29" w:name="_Toc237032185"/>
+      <w:bookmarkStart w:id="30" w:name="_Toc237099600"/>
       <w:r>
         <w:t>19. Documentation Generation</w:t>
       </w:r>
-      <w:bookmarkEnd w:id="29"/>
-    </w:p>
-    <w:p>
-      <w:r>
-        <w:t>The editable guides are generated from actual source and engineering notes with python-docx. Each DOCX contains a Word TOC field, a dedicated TOC section, and a new-page content section. Microsoft Word COM updates the TOC and fields, repaginates, and saves the DOCX. Word ExportAsFixedFormat is the preferred companion-PDF path; when that host export is unavailable, the documented fallback is styled HTML/CSS printed through Playwright. Final PDFs are rendered to page images and inspected before release.</w:t>
+      <w:bookmarkEnd w:id="30"/>
+    </w:p>
+    <w:p>
+      <w:r>
+        <w:t>The editable guides are generated from actual source and engineering notes with python-docx. Each DOCX contains a real Word TOC field, a dedicated TOC section, and a new-page content section. Microsoft Word COM updates every field and TOC, repaginates, saves the DOCX, and creates the companion PDF with ExportAsFixedFormat. PDF pages are rendered to images and inspected before release. LibreOffice is not used for this project.</w:t>
       </w:r>
     </w:p>
     <w:p>
       <w:pPr>
         <w:pStyle w:val="Heading1"/>
       </w:pPr>
-      <w:bookmarkStart w:id="30" w:name="_Toc237032186"/>
+      <w:bookmarkStart w:id="31" w:name="_Toc237099601"/>
       <w:r>
         <w:t>20. Source References</w:t>
       </w:r>
-      <w:bookmarkEnd w:id="30"/>
+      <w:bookmarkEnd w:id="31"/>
     </w:p>
     <w:p>
       <w:pPr>
         <w:pStyle w:val="ListBullet"/>
       </w:pPr>
       <w:r>
-        <w:t>Repository source, forms, project metadata, schemas, and smoke tests as of August 7, 2026.</w:t>
+        <w:t>Repository source, forms, project metadata, schemas, and smoke tests as of August 8, 2026.</w:t>
       </w:r>
     </w:p>
     <w:p>
@@ -5707,7 +6011,7 @@
         <w:color w:val="5D7693"/>
         <w:sz w:val="16"/>
       </w:rPr>
-      <w:t>Delphi App Translation Studio — Engineering Guide</w:t>
+      <w:t>Delphi App Translation Studio - Engineering Guide</w:t>
     </w:r>
   </w:p>
 </w:hdr>
@@ -5726,7 +6030,7 @@
         <w:color w:val="5D7693"/>
         <w:sz w:val="16"/>
       </w:rPr>
-      <w:t>Delphi App Translation Studio — Engineering Guide</w:t>
+      <w:t>Delphi App Translation Studio - Engineering Guide</w:t>
     </w:r>
   </w:p>
 </w:hdr>
@@ -5905,40 +6209,40 @@
       </w:rPr>
     </w:lvl>
   </w:abstractNum>
-  <w:num w:numId="1" w16cid:durableId="7682366">
+  <w:num w:numId="1" w16cid:durableId="95828009">
     <w:abstractNumId w:val="8"/>
   </w:num>
-  <w:num w:numId="2" w16cid:durableId="59519788">
+  <w:num w:numId="2" w16cid:durableId="852301574">
     <w:abstractNumId w:val="6"/>
   </w:num>
-  <w:num w:numId="3" w16cid:durableId="731733184">
+  <w:num w:numId="3" w16cid:durableId="1901868361">
     <w:abstractNumId w:val="5"/>
   </w:num>
-  <w:num w:numId="4" w16cid:durableId="978076263">
+  <w:num w:numId="4" w16cid:durableId="1575430744">
     <w:abstractNumId w:val="4"/>
   </w:num>
-  <w:num w:numId="5" w16cid:durableId="841509379">
+  <w:num w:numId="5" w16cid:durableId="890581061">
     <w:abstractNumId w:val="7"/>
   </w:num>
-  <w:num w:numId="6" w16cid:durableId="1721594691">
+  <w:num w:numId="6" w16cid:durableId="276915753">
     <w:abstractNumId w:val="3"/>
   </w:num>
-  <w:num w:numId="7" w16cid:durableId="1127893741">
+  <w:num w:numId="7" w16cid:durableId="1692143596">
     <w:abstractNumId w:val="2"/>
   </w:num>
-  <w:num w:numId="8" w16cid:durableId="581647136">
+  <w:num w:numId="8" w16cid:durableId="611784032">
     <w:abstractNumId w:val="1"/>
   </w:num>
-  <w:num w:numId="9" w16cid:durableId="34936894">
+  <w:num w:numId="9" w16cid:durableId="848059222">
     <w:abstractNumId w:val="0"/>
   </w:num>
-  <w:num w:numId="10" w16cid:durableId="755172528">
+  <w:num w:numId="10" w16cid:durableId="1107575922">
     <w:abstractNumId w:val="7"/>
     <w:lvlOverride w:ilvl="0">
       <w:startOverride w:val="1"/>
     </w:lvlOverride>
   </w:num>
-  <w:num w:numId="11" w16cid:durableId="2134135562">
+  <w:num w:numId="11" w16cid:durableId="1040588261">
     <w:abstractNumId w:val="7"/>
     <w:lvlOverride w:ilvl="0">
       <w:startOverride w:val="1"/>
@@ -7279,6 +7583,9 @@
     <w:pPr>
       <w:outlineLvl w:val="9"/>
     </w:pPr>
+    <w:rPr>
+      <w:rFonts w:ascii="Calibri" w:hAnsi="Calibri"/>
+    </w:rPr>
   </w:style>
   <w:style w:type="table" w:styleId="TableGrid">
     <w:name w:val="Table Grid"/>
@@ -17365,7 +17672,7 @@
     <w:autoRedefine/>
     <w:uiPriority w:val="39"/>
     <w:unhideWhenUsed/>
-    <w:rsid w:val="00C260D9"/>
+    <w:rsid w:val="00AF76B2"/>
     <w:pPr>
       <w:spacing w:after="100"/>
     </w:pPr>
@@ -17377,7 +17684,7 @@
     <w:autoRedefine/>
     <w:uiPriority w:val="39"/>
     <w:unhideWhenUsed/>
-    <w:rsid w:val="00C260D9"/>
+    <w:rsid w:val="00AF76B2"/>
     <w:pPr>
       <w:spacing w:after="100"/>
       <w:ind w:left="220"/>
@@ -17388,7 +17695,7 @@
     <w:basedOn w:val="DefaultParagraphFont"/>
     <w:uiPriority w:val="99"/>
     <w:unhideWhenUsed/>
-    <w:rsid w:val="00C260D9"/>
+    <w:rsid w:val="00AF76B2"/>
     <w:rPr>
       <w:color w:val="0000FF" w:themeColor="hyperlink"/>
       <w:u w:val="single"/>

--- a/docs/guides/Delphi App Translation Studio Engineering Guide.docx
+++ b/docs/guides/Delphi App Translation Studio Engineering Guide.docx
@@ -13,7 +13,7 @@
           <w:noProof/>
         </w:rPr>
         <w:drawing>
-          <wp:inline distT="0" distB="0" distL="0" distR="0" wp14:anchorId="0EE58753" wp14:editId="1685281D">
+          <wp:inline distT="0" distB="0" distL="0" distR="0" wp14:anchorId="600DC4E3" wp14:editId="0B47141B">
             <wp:extent cx="1371600" cy="1371600"/>
             <wp:effectExtent l="0" t="0" r="0" b="0"/>
             <wp:docPr id="1" name="Picture 1"/>
@@ -173,7 +173,7 @@
       <w:r>
         <w:fldChar w:fldCharType="separate"/>
       </w:r>
-      <w:hyperlink w:anchor="_Toc237099570" w:history="1">
+      <w:hyperlink w:anchor="_Toc237115528" w:history="1">
         <w:r>
           <w:rPr>
             <w:rStyle w:val="Hyperlink"/>
@@ -200,7 +200,7 @@
             <w:noProof/>
             <w:webHidden/>
           </w:rPr>
-          <w:instrText xml:space="preserve"> PAGEREF _Toc237099570 \h </w:instrText>
+          <w:instrText xml:space="preserve"> PAGEREF _Toc237115528 \h </w:instrText>
         </w:r>
         <w:r>
           <w:rPr>
@@ -241,7 +241,7 @@
           <w:noProof/>
         </w:rPr>
       </w:pPr>
-      <w:hyperlink w:anchor="_Toc237099571" w:history="1">
+      <w:hyperlink w:anchor="_Toc237115529" w:history="1">
         <w:r>
           <w:rPr>
             <w:rStyle w:val="Hyperlink"/>
@@ -268,7 +268,7 @@
             <w:noProof/>
             <w:webHidden/>
           </w:rPr>
-          <w:instrText xml:space="preserve"> PAGEREF _Toc237099571 \h </w:instrText>
+          <w:instrText xml:space="preserve"> PAGEREF _Toc237115529 \h </w:instrText>
         </w:r>
         <w:r>
           <w:rPr>
@@ -309,7 +309,7 @@
           <w:noProof/>
         </w:rPr>
       </w:pPr>
-      <w:hyperlink w:anchor="_Toc237099572" w:history="1">
+      <w:hyperlink w:anchor="_Toc237115530" w:history="1">
         <w:r>
           <w:rPr>
             <w:rStyle w:val="Hyperlink"/>
@@ -336,7 +336,7 @@
             <w:noProof/>
             <w:webHidden/>
           </w:rPr>
-          <w:instrText xml:space="preserve"> PAGEREF _Toc237099572 \h </w:instrText>
+          <w:instrText xml:space="preserve"> PAGEREF _Toc237115530 \h </w:instrText>
         </w:r>
         <w:r>
           <w:rPr>
@@ -377,7 +377,7 @@
           <w:noProof/>
         </w:rPr>
       </w:pPr>
-      <w:hyperlink w:anchor="_Toc237099573" w:history="1">
+      <w:hyperlink w:anchor="_Toc237115531" w:history="1">
         <w:r>
           <w:rPr>
             <w:rStyle w:val="Hyperlink"/>
@@ -404,7 +404,7 @@
             <w:noProof/>
             <w:webHidden/>
           </w:rPr>
-          <w:instrText xml:space="preserve"> PAGEREF _Toc237099573 \h </w:instrText>
+          <w:instrText xml:space="preserve"> PAGEREF _Toc237115531 \h </w:instrText>
         </w:r>
         <w:r>
           <w:rPr>
@@ -445,7 +445,7 @@
           <w:noProof/>
         </w:rPr>
       </w:pPr>
-      <w:hyperlink w:anchor="_Toc237099574" w:history="1">
+      <w:hyperlink w:anchor="_Toc237115532" w:history="1">
         <w:r>
           <w:rPr>
             <w:rStyle w:val="Hyperlink"/>
@@ -472,7 +472,7 @@
             <w:noProof/>
             <w:webHidden/>
           </w:rPr>
-          <w:instrText xml:space="preserve"> PAGEREF _Toc237099574 \h </w:instrText>
+          <w:instrText xml:space="preserve"> PAGEREF _Toc237115532 \h </w:instrText>
         </w:r>
         <w:r>
           <w:rPr>
@@ -513,7 +513,7 @@
           <w:noProof/>
         </w:rPr>
       </w:pPr>
-      <w:hyperlink w:anchor="_Toc237099575" w:history="1">
+      <w:hyperlink w:anchor="_Toc237115533" w:history="1">
         <w:r>
           <w:rPr>
             <w:rStyle w:val="Hyperlink"/>
@@ -540,7 +540,7 @@
             <w:noProof/>
             <w:webHidden/>
           </w:rPr>
-          <w:instrText xml:space="preserve"> PAGEREF _Toc237099575 \h </w:instrText>
+          <w:instrText xml:space="preserve"> PAGEREF _Toc237115533 \h </w:instrText>
         </w:r>
         <w:r>
           <w:rPr>
@@ -581,7 +581,7 @@
           <w:noProof/>
         </w:rPr>
       </w:pPr>
-      <w:hyperlink w:anchor="_Toc237099576" w:history="1">
+      <w:hyperlink w:anchor="_Toc237115534" w:history="1">
         <w:r>
           <w:rPr>
             <w:rStyle w:val="Hyperlink"/>
@@ -608,7 +608,7 @@
             <w:noProof/>
             <w:webHidden/>
           </w:rPr>
-          <w:instrText xml:space="preserve"> PAGEREF _Toc237099576 \h </w:instrText>
+          <w:instrText xml:space="preserve"> PAGEREF _Toc237115534 \h </w:instrText>
         </w:r>
         <w:r>
           <w:rPr>
@@ -649,7 +649,7 @@
           <w:noProof/>
         </w:rPr>
       </w:pPr>
-      <w:hyperlink w:anchor="_Toc237099577" w:history="1">
+      <w:hyperlink w:anchor="_Toc237115535" w:history="1">
         <w:r>
           <w:rPr>
             <w:rStyle w:val="Hyperlink"/>
@@ -676,7 +676,7 @@
             <w:noProof/>
             <w:webHidden/>
           </w:rPr>
-          <w:instrText xml:space="preserve"> PAGEREF _Toc237099577 \h </w:instrText>
+          <w:instrText xml:space="preserve"> PAGEREF _Toc237115535 \h </w:instrText>
         </w:r>
         <w:r>
           <w:rPr>
@@ -717,7 +717,7 @@
           <w:noProof/>
         </w:rPr>
       </w:pPr>
-      <w:hyperlink w:anchor="_Toc237099578" w:history="1">
+      <w:hyperlink w:anchor="_Toc237115536" w:history="1">
         <w:r>
           <w:rPr>
             <w:rStyle w:val="Hyperlink"/>
@@ -744,7 +744,7 @@
             <w:noProof/>
             <w:webHidden/>
           </w:rPr>
-          <w:instrText xml:space="preserve"> PAGEREF _Toc237099578 \h </w:instrText>
+          <w:instrText xml:space="preserve"> PAGEREF _Toc237115536 \h </w:instrText>
         </w:r>
         <w:r>
           <w:rPr>
@@ -785,7 +785,7 @@
           <w:noProof/>
         </w:rPr>
       </w:pPr>
-      <w:hyperlink w:anchor="_Toc237099579" w:history="1">
+      <w:hyperlink w:anchor="_Toc237115537" w:history="1">
         <w:r>
           <w:rPr>
             <w:rStyle w:val="Hyperlink"/>
@@ -812,7 +812,7 @@
             <w:noProof/>
             <w:webHidden/>
           </w:rPr>
-          <w:instrText xml:space="preserve"> PAGEREF _Toc237099579 \h </w:instrText>
+          <w:instrText xml:space="preserve"> PAGEREF _Toc237115537 \h </w:instrText>
         </w:r>
         <w:r>
           <w:rPr>
@@ -853,7 +853,7 @@
           <w:noProof/>
         </w:rPr>
       </w:pPr>
-      <w:hyperlink w:anchor="_Toc237099580" w:history="1">
+      <w:hyperlink w:anchor="_Toc237115538" w:history="1">
         <w:r>
           <w:rPr>
             <w:rStyle w:val="Hyperlink"/>
@@ -880,7 +880,7 @@
             <w:noProof/>
             <w:webHidden/>
           </w:rPr>
-          <w:instrText xml:space="preserve"> PAGEREF _Toc237099580 \h </w:instrText>
+          <w:instrText xml:space="preserve"> PAGEREF _Toc237115538 \h </w:instrText>
         </w:r>
         <w:r>
           <w:rPr>
@@ -921,7 +921,7 @@
           <w:noProof/>
         </w:rPr>
       </w:pPr>
-      <w:hyperlink w:anchor="_Toc237099581" w:history="1">
+      <w:hyperlink w:anchor="_Toc237115539" w:history="1">
         <w:r>
           <w:rPr>
             <w:rStyle w:val="Hyperlink"/>
@@ -948,7 +948,7 @@
             <w:noProof/>
             <w:webHidden/>
           </w:rPr>
-          <w:instrText xml:space="preserve"> PAGEREF _Toc237099581 \h </w:instrText>
+          <w:instrText xml:space="preserve"> PAGEREF _Toc237115539 \h </w:instrText>
         </w:r>
         <w:r>
           <w:rPr>
@@ -989,7 +989,7 @@
           <w:noProof/>
         </w:rPr>
       </w:pPr>
-      <w:hyperlink w:anchor="_Toc237099582" w:history="1">
+      <w:hyperlink w:anchor="_Toc237115540" w:history="1">
         <w:r>
           <w:rPr>
             <w:rStyle w:val="Hyperlink"/>
@@ -1016,7 +1016,7 @@
             <w:noProof/>
             <w:webHidden/>
           </w:rPr>
-          <w:instrText xml:space="preserve"> PAGEREF _Toc237099582 \h </w:instrText>
+          <w:instrText xml:space="preserve"> PAGEREF _Toc237115540 \h </w:instrText>
         </w:r>
         <w:r>
           <w:rPr>
@@ -1057,7 +1057,7 @@
           <w:noProof/>
         </w:rPr>
       </w:pPr>
-      <w:hyperlink w:anchor="_Toc237099583" w:history="1">
+      <w:hyperlink w:anchor="_Toc237115541" w:history="1">
         <w:r>
           <w:rPr>
             <w:rStyle w:val="Hyperlink"/>
@@ -1084,7 +1084,7 @@
             <w:noProof/>
             <w:webHidden/>
           </w:rPr>
-          <w:instrText xml:space="preserve"> PAGEREF _Toc237099583 \h </w:instrText>
+          <w:instrText xml:space="preserve"> PAGEREF _Toc237115541 \h </w:instrText>
         </w:r>
         <w:r>
           <w:rPr>
@@ -1125,7 +1125,7 @@
           <w:noProof/>
         </w:rPr>
       </w:pPr>
-      <w:hyperlink w:anchor="_Toc237099584" w:history="1">
+      <w:hyperlink w:anchor="_Toc237115542" w:history="1">
         <w:r>
           <w:rPr>
             <w:rStyle w:val="Hyperlink"/>
@@ -1152,7 +1152,7 @@
             <w:noProof/>
             <w:webHidden/>
           </w:rPr>
-          <w:instrText xml:space="preserve"> PAGEREF _Toc237099584 \h </w:instrText>
+          <w:instrText xml:space="preserve"> PAGEREF _Toc237115542 \h </w:instrText>
         </w:r>
         <w:r>
           <w:rPr>
@@ -1193,7 +1193,7 @@
           <w:noProof/>
         </w:rPr>
       </w:pPr>
-      <w:hyperlink w:anchor="_Toc237099585" w:history="1">
+      <w:hyperlink w:anchor="_Toc237115543" w:history="1">
         <w:r>
           <w:rPr>
             <w:rStyle w:val="Hyperlink"/>
@@ -1220,7 +1220,7 @@
             <w:noProof/>
             <w:webHidden/>
           </w:rPr>
-          <w:instrText xml:space="preserve"> PAGEREF _Toc237099585 \h </w:instrText>
+          <w:instrText xml:space="preserve"> PAGEREF _Toc237115543 \h </w:instrText>
         </w:r>
         <w:r>
           <w:rPr>
@@ -1261,7 +1261,7 @@
           <w:noProof/>
         </w:rPr>
       </w:pPr>
-      <w:hyperlink w:anchor="_Toc237099586" w:history="1">
+      <w:hyperlink w:anchor="_Toc237115544" w:history="1">
         <w:r>
           <w:rPr>
             <w:rStyle w:val="Hyperlink"/>
@@ -1288,7 +1288,7 @@
             <w:noProof/>
             <w:webHidden/>
           </w:rPr>
-          <w:instrText xml:space="preserve"> PAGEREF _Toc237099586 \h </w:instrText>
+          <w:instrText xml:space="preserve"> PAGEREF _Toc237115544 \h </w:instrText>
         </w:r>
         <w:r>
           <w:rPr>
@@ -1308,7 +1308,7 @@
             <w:noProof/>
             <w:webHidden/>
           </w:rPr>
-          <w:t>7</w:t>
+          <w:t>8</w:t>
         </w:r>
         <w:r>
           <w:rPr>
@@ -1329,7 +1329,7 @@
           <w:noProof/>
         </w:rPr>
       </w:pPr>
-      <w:hyperlink w:anchor="_Toc237099587" w:history="1">
+      <w:hyperlink w:anchor="_Toc237115545" w:history="1">
         <w:r>
           <w:rPr>
             <w:rStyle w:val="Hyperlink"/>
@@ -1356,7 +1356,7 @@
             <w:noProof/>
             <w:webHidden/>
           </w:rPr>
-          <w:instrText xml:space="preserve"> PAGEREF _Toc237099587 \h </w:instrText>
+          <w:instrText xml:space="preserve"> PAGEREF _Toc237115545 \h </w:instrText>
         </w:r>
         <w:r>
           <w:rPr>
@@ -1397,7 +1397,7 @@
           <w:noProof/>
         </w:rPr>
       </w:pPr>
-      <w:hyperlink w:anchor="_Toc237099588" w:history="1">
+      <w:hyperlink w:anchor="_Toc237115546" w:history="1">
         <w:r>
           <w:rPr>
             <w:rStyle w:val="Hyperlink"/>
@@ -1424,7 +1424,7 @@
             <w:noProof/>
             <w:webHidden/>
           </w:rPr>
-          <w:instrText xml:space="preserve"> PAGEREF _Toc237099588 \h </w:instrText>
+          <w:instrText xml:space="preserve"> PAGEREF _Toc237115546 \h </w:instrText>
         </w:r>
         <w:r>
           <w:rPr>
@@ -1465,7 +1465,7 @@
           <w:noProof/>
         </w:rPr>
       </w:pPr>
-      <w:hyperlink w:anchor="_Toc237099589" w:history="1">
+      <w:hyperlink w:anchor="_Toc237115547" w:history="1">
         <w:r>
           <w:rPr>
             <w:rStyle w:val="Hyperlink"/>
@@ -1492,7 +1492,7 @@
             <w:noProof/>
             <w:webHidden/>
           </w:rPr>
-          <w:instrText xml:space="preserve"> PAGEREF _Toc237099589 \h </w:instrText>
+          <w:instrText xml:space="preserve"> PAGEREF _Toc237115547 \h </w:instrText>
         </w:r>
         <w:r>
           <w:rPr>
@@ -1512,7 +1512,7 @@
             <w:noProof/>
             <w:webHidden/>
           </w:rPr>
-          <w:t>8</w:t>
+          <w:t>9</w:t>
         </w:r>
         <w:r>
           <w:rPr>
@@ -1533,7 +1533,7 @@
           <w:noProof/>
         </w:rPr>
       </w:pPr>
-      <w:hyperlink w:anchor="_Toc237099590" w:history="1">
+      <w:hyperlink w:anchor="_Toc237115548" w:history="1">
         <w:r>
           <w:rPr>
             <w:rStyle w:val="Hyperlink"/>
@@ -1560,7 +1560,7 @@
             <w:noProof/>
             <w:webHidden/>
           </w:rPr>
-          <w:instrText xml:space="preserve"> PAGEREF _Toc237099590 \h </w:instrText>
+          <w:instrText xml:space="preserve"> PAGEREF _Toc237115548 \h </w:instrText>
         </w:r>
         <w:r>
           <w:rPr>
@@ -1601,7 +1601,7 @@
           <w:noProof/>
         </w:rPr>
       </w:pPr>
-      <w:hyperlink w:anchor="_Toc237099591" w:history="1">
+      <w:hyperlink w:anchor="_Toc237115549" w:history="1">
         <w:r>
           <w:rPr>
             <w:rStyle w:val="Hyperlink"/>
@@ -1628,7 +1628,7 @@
             <w:noProof/>
             <w:webHidden/>
           </w:rPr>
-          <w:instrText xml:space="preserve"> PAGEREF _Toc237099591 \h </w:instrText>
+          <w:instrText xml:space="preserve"> PAGEREF _Toc237115549 \h </w:instrText>
         </w:r>
         <w:r>
           <w:rPr>
@@ -1669,7 +1669,7 @@
           <w:noProof/>
         </w:rPr>
       </w:pPr>
-      <w:hyperlink w:anchor="_Toc237099592" w:history="1">
+      <w:hyperlink w:anchor="_Toc237115550" w:history="1">
         <w:r>
           <w:rPr>
             <w:rStyle w:val="Hyperlink"/>
@@ -1696,7 +1696,7 @@
             <w:noProof/>
             <w:webHidden/>
           </w:rPr>
-          <w:instrText xml:space="preserve"> PAGEREF _Toc237099592 \h </w:instrText>
+          <w:instrText xml:space="preserve"> PAGEREF _Toc237115550 \h </w:instrText>
         </w:r>
         <w:r>
           <w:rPr>
@@ -1716,7 +1716,7 @@
             <w:noProof/>
             <w:webHidden/>
           </w:rPr>
-          <w:t>9</w:t>
+          <w:t>10</w:t>
         </w:r>
         <w:r>
           <w:rPr>
@@ -1737,7 +1737,7 @@
           <w:noProof/>
         </w:rPr>
       </w:pPr>
-      <w:hyperlink w:anchor="_Toc237099593" w:history="1">
+      <w:hyperlink w:anchor="_Toc237115551" w:history="1">
         <w:r>
           <w:rPr>
             <w:rStyle w:val="Hyperlink"/>
@@ -1764,7 +1764,7 @@
             <w:noProof/>
             <w:webHidden/>
           </w:rPr>
-          <w:instrText xml:space="preserve"> PAGEREF _Toc237099593 \h </w:instrText>
+          <w:instrText xml:space="preserve"> PAGEREF _Toc237115551 \h </w:instrText>
         </w:r>
         <w:r>
           <w:rPr>
@@ -1805,7 +1805,7 @@
           <w:noProof/>
         </w:rPr>
       </w:pPr>
-      <w:hyperlink w:anchor="_Toc237099594" w:history="1">
+      <w:hyperlink w:anchor="_Toc237115552" w:history="1">
         <w:r>
           <w:rPr>
             <w:rStyle w:val="Hyperlink"/>
@@ -1832,7 +1832,7 @@
             <w:noProof/>
             <w:webHidden/>
           </w:rPr>
-          <w:instrText xml:space="preserve"> PAGEREF _Toc237099594 \h </w:instrText>
+          <w:instrText xml:space="preserve"> PAGEREF _Toc237115552 \h </w:instrText>
         </w:r>
         <w:r>
           <w:rPr>
@@ -1873,7 +1873,7 @@
           <w:noProof/>
         </w:rPr>
       </w:pPr>
-      <w:hyperlink w:anchor="_Toc237099595" w:history="1">
+      <w:hyperlink w:anchor="_Toc237115553" w:history="1">
         <w:r>
           <w:rPr>
             <w:rStyle w:val="Hyperlink"/>
@@ -1900,7 +1900,7 @@
             <w:noProof/>
             <w:webHidden/>
           </w:rPr>
-          <w:instrText xml:space="preserve"> PAGEREF _Toc237099595 \h </w:instrText>
+          <w:instrText xml:space="preserve"> PAGEREF _Toc237115553 \h </w:instrText>
         </w:r>
         <w:r>
           <w:rPr>
@@ -1920,7 +1920,7 @@
             <w:noProof/>
             <w:webHidden/>
           </w:rPr>
-          <w:t>10</w:t>
+          <w:t>11</w:t>
         </w:r>
         <w:r>
           <w:rPr>
@@ -1941,7 +1941,7 @@
           <w:noProof/>
         </w:rPr>
       </w:pPr>
-      <w:hyperlink w:anchor="_Toc237099596" w:history="1">
+      <w:hyperlink w:anchor="_Toc237115554" w:history="1">
         <w:r>
           <w:rPr>
             <w:rStyle w:val="Hyperlink"/>
@@ -1968,7 +1968,7 @@
             <w:noProof/>
             <w:webHidden/>
           </w:rPr>
-          <w:instrText xml:space="preserve"> PAGEREF _Toc237099596 \h </w:instrText>
+          <w:instrText xml:space="preserve"> PAGEREF _Toc237115554 \h </w:instrText>
         </w:r>
         <w:r>
           <w:rPr>
@@ -1988,7 +1988,7 @@
             <w:noProof/>
             <w:webHidden/>
           </w:rPr>
-          <w:t>11</w:t>
+          <w:t>12</w:t>
         </w:r>
         <w:r>
           <w:rPr>
@@ -2009,7 +2009,7 @@
           <w:noProof/>
         </w:rPr>
       </w:pPr>
-      <w:hyperlink w:anchor="_Toc237099597" w:history="1">
+      <w:hyperlink w:anchor="_Toc237115555" w:history="1">
         <w:r>
           <w:rPr>
             <w:rStyle w:val="Hyperlink"/>
@@ -2036,7 +2036,7 @@
             <w:noProof/>
             <w:webHidden/>
           </w:rPr>
-          <w:instrText xml:space="preserve"> PAGEREF _Toc237099597 \h </w:instrText>
+          <w:instrText xml:space="preserve"> PAGEREF _Toc237115555 \h </w:instrText>
         </w:r>
         <w:r>
           <w:rPr>
@@ -2077,7 +2077,7 @@
           <w:noProof/>
         </w:rPr>
       </w:pPr>
-      <w:hyperlink w:anchor="_Toc237099598" w:history="1">
+      <w:hyperlink w:anchor="_Toc237115556" w:history="1">
         <w:r>
           <w:rPr>
             <w:rStyle w:val="Hyperlink"/>
@@ -2104,7 +2104,7 @@
             <w:noProof/>
             <w:webHidden/>
           </w:rPr>
-          <w:instrText xml:space="preserve"> PAGEREF _Toc237099598 \h </w:instrText>
+          <w:instrText xml:space="preserve"> PAGEREF _Toc237115556 \h </w:instrText>
         </w:r>
         <w:r>
           <w:rPr>
@@ -2124,7 +2124,7 @@
             <w:noProof/>
             <w:webHidden/>
           </w:rPr>
-          <w:t>12</w:t>
+          <w:t>13</w:t>
         </w:r>
         <w:r>
           <w:rPr>
@@ -2145,7 +2145,7 @@
           <w:noProof/>
         </w:rPr>
       </w:pPr>
-      <w:hyperlink w:anchor="_Toc237099599" w:history="1">
+      <w:hyperlink w:anchor="_Toc237115557" w:history="1">
         <w:r>
           <w:rPr>
             <w:rStyle w:val="Hyperlink"/>
@@ -2172,7 +2172,7 @@
             <w:noProof/>
             <w:webHidden/>
           </w:rPr>
-          <w:instrText xml:space="preserve"> PAGEREF _Toc237099599 \h </w:instrText>
+          <w:instrText xml:space="preserve"> PAGEREF _Toc237115557 \h </w:instrText>
         </w:r>
         <w:r>
           <w:rPr>
@@ -2213,7 +2213,7 @@
           <w:noProof/>
         </w:rPr>
       </w:pPr>
-      <w:hyperlink w:anchor="_Toc237099600" w:history="1">
+      <w:hyperlink w:anchor="_Toc237115558" w:history="1">
         <w:r>
           <w:rPr>
             <w:rStyle w:val="Hyperlink"/>
@@ -2240,7 +2240,7 @@
             <w:noProof/>
             <w:webHidden/>
           </w:rPr>
-          <w:instrText xml:space="preserve"> PAGEREF _Toc237099600 \h </w:instrText>
+          <w:instrText xml:space="preserve"> PAGEREF _Toc237115558 \h </w:instrText>
         </w:r>
         <w:r>
           <w:rPr>
@@ -2281,7 +2281,7 @@
           <w:noProof/>
         </w:rPr>
       </w:pPr>
-      <w:hyperlink w:anchor="_Toc237099601" w:history="1">
+      <w:hyperlink w:anchor="_Toc237115559" w:history="1">
         <w:r>
           <w:rPr>
             <w:rStyle w:val="Hyperlink"/>
@@ -2308,7 +2308,7 @@
             <w:noProof/>
             <w:webHidden/>
           </w:rPr>
-          <w:instrText xml:space="preserve"> PAGEREF _Toc237099601 \h </w:instrText>
+          <w:instrText xml:space="preserve"> PAGEREF _Toc237115559 \h </w:instrText>
         </w:r>
         <w:r>
           <w:rPr>
@@ -2328,7 +2328,7 @@
             <w:noProof/>
             <w:webHidden/>
           </w:rPr>
-          <w:t>13</w:t>
+          <w:t>14</w:t>
         </w:r>
         <w:r>
           <w:rPr>
@@ -2361,7 +2361,7 @@
       <w:pPr>
         <w:pStyle w:val="Heading1"/>
       </w:pPr>
-      <w:bookmarkStart w:id="0" w:name="_Toc237099570"/>
+      <w:bookmarkStart w:id="0" w:name="_Toc237115528"/>
       <w:r>
         <w:lastRenderedPageBreak/>
         <w:t>1. Product Scope and Invariants</w:t>
@@ -2430,7 +2430,7 @@
       <w:pPr>
         <w:pStyle w:val="Heading1"/>
       </w:pPr>
-      <w:bookmarkStart w:id="1" w:name="_Toc237099571"/>
+      <w:bookmarkStart w:id="1" w:name="_Toc237115529"/>
       <w:r>
         <w:t>2. Repository and Build Layout</w:t>
       </w:r>
@@ -2669,6 +2669,7 @@
           </w:tcPr>
           <w:p>
             <w:r>
+              <w:lastRenderedPageBreak/>
               <w:t>source\components</w:t>
             </w:r>
           </w:p>
@@ -2921,7 +2922,7 @@
       <w:pPr>
         <w:pStyle w:val="Heading2"/>
       </w:pPr>
-      <w:bookmarkStart w:id="2" w:name="_Toc237099572"/>
+      <w:bookmarkStart w:id="2" w:name="_Toc237115530"/>
       <w:r>
         <w:t>2.1 Toolchain</w:t>
       </w:r>
@@ -2955,7 +2956,7 @@
       <w:pPr>
         <w:pStyle w:val="Heading1"/>
       </w:pPr>
-      <w:bookmarkStart w:id="3" w:name="_Toc237099573"/>
+      <w:bookmarkStart w:id="3" w:name="_Toc237115531"/>
       <w:r>
         <w:t>3. System Architecture</w:t>
       </w:r>
@@ -3096,6 +3097,7 @@
           </w:tcPr>
           <w:p>
             <w:r>
+              <w:lastRenderedPageBreak/>
               <w:t>Catalog</w:t>
             </w:r>
           </w:p>
@@ -3413,7 +3415,7 @@
       <w:pPr>
         <w:pStyle w:val="Heading1"/>
       </w:pPr>
-      <w:bookmarkStart w:id="4" w:name="_Toc237099574"/>
+      <w:bookmarkStart w:id="4" w:name="_Toc237115532"/>
       <w:r>
         <w:t>4. Core Data Model and JSON</w:t>
       </w:r>
@@ -3428,7 +3430,7 @@
       <w:pPr>
         <w:pStyle w:val="Heading2"/>
       </w:pPr>
-      <w:bookmarkStart w:id="5" w:name="_Toc237099575"/>
+      <w:bookmarkStart w:id="5" w:name="_Toc237115533"/>
       <w:r>
         <w:t>4.1 Stable keys</w:t>
       </w:r>
@@ -3470,7 +3472,7 @@
       <w:pPr>
         <w:pStyle w:val="Heading2"/>
       </w:pPr>
-      <w:bookmarkStart w:id="6" w:name="_Toc237099576"/>
+      <w:bookmarkStart w:id="6" w:name="_Toc237115534"/>
       <w:r>
         <w:t>4.2 Development catalog</w:t>
       </w:r>
@@ -3500,6 +3502,9 @@
       </w:r>
       <w:r>
         <w:br/>
+      </w:r>
+      <w:r>
+        <w:lastRenderedPageBreak/>
         <w:t xml:space="preserve">  "locale": {"languageCode": "it-IT", "nativeLanguageName": "Italiano"},</w:t>
       </w:r>
       <w:r>
@@ -3529,7 +3534,7 @@
       <w:pPr>
         <w:pStyle w:val="Heading2"/>
       </w:pPr>
-      <w:bookmarkStart w:id="7" w:name="_Toc237099577"/>
+      <w:bookmarkStart w:id="7" w:name="_Toc237115535"/>
       <w:r>
         <w:t>4.3 Runtime pack</w:t>
       </w:r>
@@ -3583,7 +3588,7 @@
       <w:pPr>
         <w:pStyle w:val="Heading1"/>
       </w:pPr>
-      <w:bookmarkStart w:id="8" w:name="_Toc237099578"/>
+      <w:bookmarkStart w:id="8" w:name="_Toc237115536"/>
       <w:r>
         <w:t>5. Project Detection and Scanning</w:t>
       </w:r>
@@ -3603,7 +3608,7 @@
       <w:pPr>
         <w:pStyle w:val="Heading2"/>
       </w:pPr>
-      <w:bookmarkStart w:id="9" w:name="_Toc237099579"/>
+      <w:bookmarkStart w:id="9" w:name="_Toc237115537"/>
       <w:r>
         <w:t>5.1 Incremental merge</w:t>
       </w:r>
@@ -3685,7 +3690,7 @@
       <w:pPr>
         <w:pStyle w:val="Heading1"/>
       </w:pPr>
-      <w:bookmarkStart w:id="10" w:name="_Toc237099580"/>
+      <w:bookmarkStart w:id="10" w:name="_Toc237115538"/>
       <w:r>
         <w:t>6. Studio UI and Workflow State</w:t>
       </w:r>
@@ -3693,10 +3698,11 @@
     </w:p>
     <w:p>
       <w:r>
-        <w:t>DAT.Studio.MainForm.fmx contains the complete orange-and-blue interface. The form persists WindowState=wsMaximized, uses client-aligned workflow cards, anchors resizable work areas to every relevant edge, and keeps the status card at the bottom. The workflow selection rectangle moves among Project, Scan, Translate, Validation, Export, Integration, and Provider Settings. Language and provider choices, Translate Automatically, key-management actions, and all other controls are persisted designer objects. DAT.</w:t>
-      </w:r>
-      <w:r>
-        <w:t>Studio.MainForm.pas contains event and state logic only; it does not construct controls.</w:t>
+        <w:t xml:space="preserve">DAT.Studio.MainForm.fmx contains the complete orange-and-blue interface. The form persists WindowState=wsMaximized, uses client-aligned workflow cards, anchors resizable work areas to every relevant edge, and keeps the status card at the bottom. The workflow selection rectangle moves among </w:t>
+      </w:r>
+      <w:r>
+        <w:lastRenderedPageBreak/>
+        <w:t>Project, Scan, Translate, Validation, Export, Integration, and Provider Settings. Language and provider choices, Translate Automatically, key-management actions, and all other controls are persisted designer objects. DAT.Studio.MainForm.pas contains event and state logic only; it does not construct controls.</w:t>
       </w:r>
     </w:p>
     <w:p>
@@ -3738,9 +3744,6 @@
           <w:p>
             <w:pPr>
               <w:pStyle w:val="Callout"/>
-              <w:rPr>
-                <w:rFonts w:hint="eastAsia"/>
-              </w:rPr>
             </w:pPr>
             <w:r>
               <w:rPr>
@@ -3760,7 +3763,7 @@
       <w:pPr>
         <w:pStyle w:val="Heading1"/>
       </w:pPr>
-      <w:bookmarkStart w:id="11" w:name="_Toc237099581"/>
+      <w:bookmarkStart w:id="11" w:name="_Toc237115539"/>
       <w:r>
         <w:t>7. Provider Settings and Secret Storage</w:t>
       </w:r>
@@ -4013,6 +4016,7 @@
         <w:pStyle w:val="ListBullet"/>
       </w:pPr>
       <w:r>
+        <w:lastRenderedPageBreak/>
         <w:t>No error message contains the key, request headers, or provider response body.</w:t>
       </w:r>
     </w:p>
@@ -4028,7 +4032,7 @@
       <w:pPr>
         <w:pStyle w:val="Heading1"/>
       </w:pPr>
-      <w:bookmarkStart w:id="12" w:name="_Toc237099582"/>
+      <w:bookmarkStart w:id="12" w:name="_Toc237115540"/>
       <w:r>
         <w:t>8. Provider HTTP Clients</w:t>
       </w:r>
@@ -4319,7 +4323,7 @@
       <w:pPr>
         <w:pStyle w:val="Heading2"/>
       </w:pPr>
-      <w:bookmarkStart w:id="13" w:name="_Toc237099583"/>
+      <w:bookmarkStart w:id="13" w:name="_Toc237115541"/>
       <w:r>
         <w:t>8.1 Reliability and cancellation</w:t>
       </w:r>
@@ -4377,7 +4381,7 @@
       <w:pPr>
         <w:pStyle w:val="Heading2"/>
       </w:pPr>
-      <w:bookmarkStart w:id="14" w:name="_Toc237099584"/>
+      <w:bookmarkStart w:id="14" w:name="_Toc237115542"/>
       <w:r>
         <w:t>8.2 Official protocol references</w:t>
       </w:r>
@@ -4412,6 +4416,7 @@
         <w:pStyle w:val="ListBullet"/>
       </w:pPr>
       <w:r>
+        <w:lastRenderedPageBreak/>
         <w:t>Google Cloud Translation authentication: https://docs.cloud.google.com/translate/docs/authentication</w:t>
       </w:r>
     </w:p>
@@ -4427,7 +4432,7 @@
       <w:pPr>
         <w:pStyle w:val="Heading1"/>
       </w:pPr>
-      <w:bookmarkStart w:id="15" w:name="_Toc237099585"/>
+      <w:bookmarkStart w:id="15" w:name="_Toc237115543"/>
       <w:r>
         <w:t>9. Automatic Provider Translation and Review</w:t>
       </w:r>
@@ -4479,6 +4484,14 @@
         <w:pStyle w:val="ListBullet"/>
       </w:pPr>
       <w:r>
+        <w:t>Review All changes every nonblank active draft that is not already Reviewed, Approved, Excluded, or Obsolete after one count-bearing confirmation. Approve All changes only Reviewed entries after a second confirmation. Each bulk operation invalidates prior validation and saves the canonical JSON catalog once.</w:t>
+      </w:r>
+    </w:p>
+    <w:p>
+      <w:pPr>
+        <w:pStyle w:val="ListBullet"/>
+      </w:pPr>
+      <w:r>
         <w:t>Translation origin is independent of linguistic status.</w:t>
       </w:r>
     </w:p>
@@ -4510,15 +4523,19 @@
       <w:pPr>
         <w:pStyle w:val="Heading1"/>
       </w:pPr>
-      <w:bookmarkStart w:id="16" w:name="_Toc237099586"/>
-      <w:r>
+      <w:bookmarkStart w:id="16" w:name="_Toc237115544"/>
+      <w:r>
+        <w:lastRenderedPageBreak/>
         <w:t>10. Validation and Runtime Pack Export</w:t>
       </w:r>
       <w:bookmarkEnd w:id="16"/>
     </w:p>
     <w:p>
       <w:r>
-        <w:t>DAT.Validation.Catalog validates metadata, missing target text, duplicates, changed source, Delphi indexed and sequential Format arguments, accelerators, inconsistent repeated-source terminology, and status conditions. Export is blocked by errors. Manual resourcestring wiring is reported separately from structural errors. DAT.Core.RuntimePack serializes only runtime-required metadata and strings and records a source-catalog checksum.</w:t>
+        <w:t>DAT.Validation.Catalog validates metadata, missing target text, duplicates, changed source, Delphi indexed and sequential Format arguments, accelerators, inconsistent repeated-source terminology, and status conditions. Export is blocked by errors. Common runtime placeholders such as -- are informational when intentionally unchanged. The UI explains severity and maps a double-clicked entry issue back to the Translate list. Manual resourcestring wiring is reported separately from structural errors. DAT.Core.R</w:t>
+      </w:r>
+      <w:r>
+        <w:t>untimePack serializes only runtime-required metadata and strings and records a source-catalog checksum.</w:t>
       </w:r>
     </w:p>
     <w:p>
@@ -4530,7 +4547,7 @@
       <w:pPr>
         <w:pStyle w:val="Heading1"/>
       </w:pPr>
-      <w:bookmarkStart w:id="17" w:name="_Toc237099587"/>
+      <w:bookmarkStart w:id="17" w:name="_Toc237115545"/>
       <w:r>
         <w:t>11. Runtime Engine</w:t>
       </w:r>
@@ -4553,7 +4570,7 @@
       <w:pPr>
         <w:pStyle w:val="Heading2"/>
       </w:pPr>
-      <w:bookmarkStart w:id="18" w:name="_Toc237099588"/>
+      <w:bookmarkStart w:id="18" w:name="_Toc237115546"/>
       <w:r>
         <w:t>11.1 Component manager core</w:t>
       </w:r>
@@ -4574,6 +4591,7 @@
     </w:p>
     <w:p>
       <w:r>
+        <w:lastRenderedPageBreak/>
         <w:t>PreserveControlState protects writable edit/memo data, focus, selection ranges, and list/combo ItemIndex. Collection replacement temporarily suppresses and then restores OnChange. Read-only instructional memo content remains translatable.</w:t>
       </w:r>
     </w:p>
@@ -4581,7 +4599,7 @@
       <w:pPr>
         <w:pStyle w:val="Heading2"/>
       </w:pPr>
-      <w:bookmarkStart w:id="19" w:name="_Toc237099589"/>
+      <w:bookmarkStart w:id="19" w:name="_Toc237115547"/>
       <w:r>
         <w:t>11.2 Optional selectors</w:t>
       </w:r>
@@ -4596,7 +4614,7 @@
       <w:pPr>
         <w:pStyle w:val="Heading2"/>
       </w:pPr>
-      <w:bookmarkStart w:id="20" w:name="_Toc237099590"/>
+      <w:bookmarkStart w:id="20" w:name="_Toc237115548"/>
       <w:r>
         <w:t>11.3 Deployment paths</w:t>
       </w:r>
@@ -4638,7 +4656,7 @@
       <w:pPr>
         <w:pStyle w:val="Heading1"/>
       </w:pPr>
-      <w:bookmarkStart w:id="21" w:name="_Toc237099591"/>
+      <w:bookmarkStart w:id="21" w:name="_Toc237115549"/>
       <w:r>
         <w:t>12. Component Packages and Integration Modes</w:t>
       </w:r>
@@ -4646,12 +4664,24 @@
     </w:p>
     <w:p>
       <w:r>
-        <w:t>The package graph contains DATLanguageManagerCoreRuntime, framework-specific VCL/FMX runtime packages, and separate VCL/FMX design packages. Design packages register only their applicable manager and selector on DAT Localization. Runtime packages build for Win32 and Win64; the installed RAD Studio IDE consumes Win32 design BPLs. Tests build but never silently install packages.</w:t>
-      </w:r>
-    </w:p>
-    <w:p>
-      <w:r>
-        <w:t>DAT.Integration.ComponentPackage implements the recommended non-mutating mode. It emits applicable runtime/component units, validated translated packs, an English source pack, component-integration.json, scanner form roots, README instructions, and a deployment script exclusively below export\component-integration. SHA-256 fixture tests prove target DPROJ and DFM/FMX hashes remain unchanged.</w:t>
+        <w:t>The package graph contains DATLanguageManagerCoreRuntime, framework-specific VCL/FMX runtime packages, and separate VCL/FMX design packages. Each design package contains its DAT runtime/component units directly and therefore imports no custom DAT runtime BPL; this eliminates the IDE loader failure caused by missing dependent modules. Design packages register only their applicable manager and selector on DAT Localization. Runtime packages build for Win32 and Win64; RAD Studio consumes Win32 design BPLs.</w:t>
+      </w:r>
+    </w:p>
+    <w:p>
+      <w:r>
+        <w:t>tools\Install-DATLanguageManagerComponents.cmd launches the supported PowerShell setup/repair script with ExecutionPolicy Bypass. The script refuses to run while bds.exe is active, builds and verifies packages unless bundled BPLs are supplied, copies the framework's core/runtime/design BPLs to the public Studio Bpl folder, and writes the design BPL registration to HKCU\Software\Embarcadero\BDS\37.0\Known Packages. Remove unregisters the design BPL but retains files for recovery. Generated component kits inc</w:t>
+      </w:r>
+      <w:r>
+        <w:t>lude both launcher/script files and matching verified BPLs when Release artifacts are available.</w:t>
+      </w:r>
+    </w:p>
+    <w:p>
+      <w:r>
+        <w:t xml:space="preserve">DAT.Integration.ComponentPackage implements the recommended non-mutating mode. It emits applicable runtime/component units, validated translated packs, an English source pack, component-integration.json, scanner form roots, README instructions, and a deployment script exclusively below </w:t>
+      </w:r>
+      <w:r>
+        <w:lastRenderedPageBreak/>
+        <w:t>export\component-integration. SHA-256 fixture tests prove target DPROJ and DFM/FMX hashes remain unchanged.</w:t>
       </w:r>
     </w:p>
     <w:p>
@@ -4663,7 +4693,7 @@
       <w:pPr>
         <w:pStyle w:val="Heading2"/>
       </w:pPr>
-      <w:bookmarkStart w:id="22" w:name="_Toc237099592"/>
+      <w:bookmarkStart w:id="22" w:name="_Toc237115550"/>
       <w:r>
         <w:t>12.1 Component startup contract</w:t>
       </w:r>
@@ -4754,9 +4784,6 @@
           <w:p>
             <w:pPr>
               <w:pStyle w:val="Callout"/>
-              <w:rPr>
-                <w:rFonts w:hint="eastAsia"/>
-              </w:rPr>
             </w:pPr>
             <w:r>
               <w:rPr>
@@ -4776,7 +4803,7 @@
       <w:pPr>
         <w:pStyle w:val="Heading1"/>
       </w:pPr>
-      <w:bookmarkStart w:id="23" w:name="_Toc237099593"/>
+      <w:bookmarkStart w:id="23" w:name="_Toc237115551"/>
       <w:r>
         <w:t>13. Self-Localization</w:t>
       </w:r>
@@ -4791,7 +4818,7 @@
       <w:pPr>
         <w:pStyle w:val="Heading1"/>
       </w:pPr>
-      <w:bookmarkStart w:id="24" w:name="_Toc237099594"/>
+      <w:bookmarkStart w:id="24" w:name="_Toc237115552"/>
       <w:r>
         <w:t>14. Error Handling and Diagnostics</w:t>
       </w:r>
@@ -4842,6 +4869,7 @@
         <w:pStyle w:val="ListBullet"/>
       </w:pPr>
       <w:r>
+        <w:lastRenderedPageBreak/>
         <w:t>Provider keys must never be added to troubleshooting logs.</w:t>
       </w:r>
     </w:p>
@@ -4849,7 +4877,7 @@
       <w:pPr>
         <w:pStyle w:val="Heading1"/>
       </w:pPr>
-      <w:bookmarkStart w:id="25" w:name="_Toc237099595"/>
+      <w:bookmarkStart w:id="25" w:name="_Toc237115553"/>
       <w:r>
         <w:t>15. Test Strategy and Verified Matrix</w:t>
       </w:r>
@@ -5208,17 +5236,18 @@
     </w:tbl>
     <w:p>
       <w:r>
-        <w:t>On August 8, 2026, the complete release harness passed uninterrupted. Debug and Release component packages, Win32/Win64 manager suites, scanner/catalog/provider contracts, component non-mutation, runtime and advanced integration all passed. The Studio built in Debug and Release for both architectures, streamed its FMX form directly, launched normally, and self-localized to Italian in all four configurations. Disposable real-application pilots also built and opened translated first forms on Win32/Win64 for W</w:t>
-      </w:r>
-      <w:r>
-        <w:t>ebsite Analytics (FMX) and Courier Herald Reader (VCL).</w:t>
+        <w:t xml:space="preserve">On August 8, 2026, the complete release harness passed uninterrupted. Debug and Release component packages, Win32/Win64 manager suites, scanner/catalog/provider contracts, component non-mutation, </w:t>
+      </w:r>
+      <w:r>
+        <w:lastRenderedPageBreak/>
+        <w:t>runtime and advanced integration all passed. The Studio built in Debug and Release for both architectures, streamed its FMX form directly, launched normally, and self-localized to Italian in all four configurations. Disposable real-application pilots also built and opened translated first forms on Win32/Win64 for Website Analytics (FMX) and Courier Herald Reader (VCL).</w:t>
       </w:r>
     </w:p>
     <w:p>
       <w:pPr>
         <w:pStyle w:val="Heading2"/>
       </w:pPr>
-      <w:bookmarkStart w:id="26" w:name="_Toc237099596"/>
+      <w:bookmarkStart w:id="26" w:name="_Toc237115554"/>
       <w:r>
         <w:t>15.1 Optional live provider testing</w:t>
       </w:r>
@@ -5233,7 +5262,7 @@
       <w:pPr>
         <w:pStyle w:val="Heading1"/>
       </w:pPr>
-      <w:bookmarkStart w:id="27" w:name="_Toc237099597"/>
+      <w:bookmarkStart w:id="27" w:name="_Toc237115555"/>
       <w:r>
         <w:t>16. Security Review</w:t>
       </w:r>
@@ -5527,14 +5556,18 @@
     </w:tbl>
     <w:p>
       <w:r>
-        <w:t>Windows Credential Manager follows Microsoft guidance for application credentials (CredWrite/CredRead). It protects persistence under the signed-in Windows context; it does not make a key safe from malware running as that user. Provider-side restrictions, quotas, rotation, and least privilege remain necessary.</w:t>
+        <w:t xml:space="preserve">Windows Credential Manager follows Microsoft guidance for application credentials (CredWrite/CredRead). It protects persistence under the signed-in Windows context; it does not make a </w:t>
+      </w:r>
+      <w:r>
+        <w:lastRenderedPageBreak/>
+        <w:t>key safe from malware running as that user. Provider-side restrictions, quotas, rotation, and least privilege remain necessary.</w:t>
       </w:r>
     </w:p>
     <w:p>
       <w:pPr>
         <w:pStyle w:val="Heading1"/>
       </w:pPr>
-      <w:bookmarkStart w:id="28" w:name="_Toc237099598"/>
+      <w:bookmarkStart w:id="28" w:name="_Toc237115556"/>
       <w:r>
         <w:t>17. Release and Contribution Workflow</w:t>
       </w:r>
@@ -5652,7 +5685,7 @@
       <w:pPr>
         <w:pStyle w:val="Heading1"/>
       </w:pPr>
-      <w:bookmarkStart w:id="29" w:name="_Toc237099599"/>
+      <w:bookmarkStart w:id="29" w:name="_Toc237115557"/>
       <w:r>
         <w:t>18. Known Boundaries and Future-Compatible Design</w:t>
       </w:r>
@@ -5726,7 +5759,7 @@
       <w:pPr>
         <w:pStyle w:val="Heading1"/>
       </w:pPr>
-      <w:bookmarkStart w:id="30" w:name="_Toc237099600"/>
+      <w:bookmarkStart w:id="30" w:name="_Toc237115558"/>
       <w:r>
         <w:t>19. Documentation Generation</w:t>
       </w:r>
@@ -5741,8 +5774,9 @@
       <w:pPr>
         <w:pStyle w:val="Heading1"/>
       </w:pPr>
-      <w:bookmarkStart w:id="31" w:name="_Toc237099601"/>
-      <w:r>
+      <w:bookmarkStart w:id="31" w:name="_Toc237115559"/>
+      <w:r>
+        <w:lastRenderedPageBreak/>
         <w:t>20. Source References</w:t>
       </w:r>
       <w:bookmarkEnd w:id="31"/>
@@ -6209,40 +6243,40 @@
       </w:rPr>
     </w:lvl>
   </w:abstractNum>
-  <w:num w:numId="1" w16cid:durableId="95828009">
+  <w:num w:numId="1" w16cid:durableId="1651906356">
     <w:abstractNumId w:val="8"/>
   </w:num>
-  <w:num w:numId="2" w16cid:durableId="852301574">
+  <w:num w:numId="2" w16cid:durableId="1855727133">
     <w:abstractNumId w:val="6"/>
   </w:num>
-  <w:num w:numId="3" w16cid:durableId="1901868361">
+  <w:num w:numId="3" w16cid:durableId="588586053">
     <w:abstractNumId w:val="5"/>
   </w:num>
-  <w:num w:numId="4" w16cid:durableId="1575430744">
+  <w:num w:numId="4" w16cid:durableId="2126776448">
     <w:abstractNumId w:val="4"/>
   </w:num>
-  <w:num w:numId="5" w16cid:durableId="890581061">
+  <w:num w:numId="5" w16cid:durableId="81487720">
     <w:abstractNumId w:val="7"/>
   </w:num>
-  <w:num w:numId="6" w16cid:durableId="276915753">
+  <w:num w:numId="6" w16cid:durableId="1601330100">
     <w:abstractNumId w:val="3"/>
   </w:num>
-  <w:num w:numId="7" w16cid:durableId="1692143596">
+  <w:num w:numId="7" w16cid:durableId="800264311">
     <w:abstractNumId w:val="2"/>
   </w:num>
-  <w:num w:numId="8" w16cid:durableId="611784032">
+  <w:num w:numId="8" w16cid:durableId="942958229">
     <w:abstractNumId w:val="1"/>
   </w:num>
-  <w:num w:numId="9" w16cid:durableId="848059222">
+  <w:num w:numId="9" w16cid:durableId="1425490556">
     <w:abstractNumId w:val="0"/>
   </w:num>
-  <w:num w:numId="10" w16cid:durableId="1107575922">
+  <w:num w:numId="10" w16cid:durableId="448013675">
     <w:abstractNumId w:val="7"/>
     <w:lvlOverride w:ilvl="0">
       <w:startOverride w:val="1"/>
     </w:lvlOverride>
   </w:num>
-  <w:num w:numId="11" w16cid:durableId="1040588261">
+  <w:num w:numId="11" w16cid:durableId="2141654002">
     <w:abstractNumId w:val="7"/>
     <w:lvlOverride w:ilvl="0">
       <w:startOverride w:val="1"/>
@@ -17672,7 +17706,7 @@
     <w:autoRedefine/>
     <w:uiPriority w:val="39"/>
     <w:unhideWhenUsed/>
-    <w:rsid w:val="00AF76B2"/>
+    <w:rsid w:val="007761F4"/>
     <w:pPr>
       <w:spacing w:after="100"/>
     </w:pPr>
@@ -17684,7 +17718,7 @@
     <w:autoRedefine/>
     <w:uiPriority w:val="39"/>
     <w:unhideWhenUsed/>
-    <w:rsid w:val="00AF76B2"/>
+    <w:rsid w:val="007761F4"/>
     <w:pPr>
       <w:spacing w:after="100"/>
       <w:ind w:left="220"/>
@@ -17695,7 +17729,7 @@
     <w:basedOn w:val="DefaultParagraphFont"/>
     <w:uiPriority w:val="99"/>
     <w:unhideWhenUsed/>
-    <w:rsid w:val="00AF76B2"/>
+    <w:rsid w:val="007761F4"/>
     <w:rPr>
       <w:color w:val="0000FF" w:themeColor="hyperlink"/>
       <w:u w:val="single"/>

--- a/docs/guides/Delphi App Translation Studio Engineering Guide.docx
+++ b/docs/guides/Delphi App Translation Studio Engineering Guide.docx
@@ -13,7 +13,7 @@
           <w:noProof/>
         </w:rPr>
         <w:drawing>
-          <wp:inline distT="0" distB="0" distL="0" distR="0" wp14:anchorId="600DC4E3" wp14:editId="0B47141B">
+          <wp:inline distT="0" distB="0" distL="0" distR="0" wp14:anchorId="20397DD7" wp14:editId="589D6A16">
             <wp:extent cx="1371600" cy="1371600"/>
             <wp:effectExtent l="0" t="0" r="0" b="0"/>
             <wp:docPr id="1" name="Picture 1"/>
@@ -173,7 +173,7 @@
       <w:r>
         <w:fldChar w:fldCharType="separate"/>
       </w:r>
-      <w:hyperlink w:anchor="_Toc237115528" w:history="1">
+      <w:hyperlink w:anchor="_Toc237116998" w:history="1">
         <w:r>
           <w:rPr>
             <w:rStyle w:val="Hyperlink"/>
@@ -200,7 +200,7 @@
             <w:noProof/>
             <w:webHidden/>
           </w:rPr>
-          <w:instrText xml:space="preserve"> PAGEREF _Toc237115528 \h </w:instrText>
+          <w:instrText xml:space="preserve"> PAGEREF _Toc237116998 \h </w:instrText>
         </w:r>
         <w:r>
           <w:rPr>
@@ -241,7 +241,7 @@
           <w:noProof/>
         </w:rPr>
       </w:pPr>
-      <w:hyperlink w:anchor="_Toc237115529" w:history="1">
+      <w:hyperlink w:anchor="_Toc237116999" w:history="1">
         <w:r>
           <w:rPr>
             <w:rStyle w:val="Hyperlink"/>
@@ -268,7 +268,7 @@
             <w:noProof/>
             <w:webHidden/>
           </w:rPr>
-          <w:instrText xml:space="preserve"> PAGEREF _Toc237115529 \h </w:instrText>
+          <w:instrText xml:space="preserve"> PAGEREF _Toc237116999 \h </w:instrText>
         </w:r>
         <w:r>
           <w:rPr>
@@ -309,7 +309,7 @@
           <w:noProof/>
         </w:rPr>
       </w:pPr>
-      <w:hyperlink w:anchor="_Toc237115530" w:history="1">
+      <w:hyperlink w:anchor="_Toc237117000" w:history="1">
         <w:r>
           <w:rPr>
             <w:rStyle w:val="Hyperlink"/>
@@ -336,7 +336,7 @@
             <w:noProof/>
             <w:webHidden/>
           </w:rPr>
-          <w:instrText xml:space="preserve"> PAGEREF _Toc237115530 \h </w:instrText>
+          <w:instrText xml:space="preserve"> PAGEREF _Toc237117000 \h </w:instrText>
         </w:r>
         <w:r>
           <w:rPr>
@@ -377,7 +377,7 @@
           <w:noProof/>
         </w:rPr>
       </w:pPr>
-      <w:hyperlink w:anchor="_Toc237115531" w:history="1">
+      <w:hyperlink w:anchor="_Toc237117001" w:history="1">
         <w:r>
           <w:rPr>
             <w:rStyle w:val="Hyperlink"/>
@@ -404,7 +404,7 @@
             <w:noProof/>
             <w:webHidden/>
           </w:rPr>
-          <w:instrText xml:space="preserve"> PAGEREF _Toc237115531 \h </w:instrText>
+          <w:instrText xml:space="preserve"> PAGEREF _Toc237117001 \h </w:instrText>
         </w:r>
         <w:r>
           <w:rPr>
@@ -445,7 +445,7 @@
           <w:noProof/>
         </w:rPr>
       </w:pPr>
-      <w:hyperlink w:anchor="_Toc237115532" w:history="1">
+      <w:hyperlink w:anchor="_Toc237117002" w:history="1">
         <w:r>
           <w:rPr>
             <w:rStyle w:val="Hyperlink"/>
@@ -472,7 +472,7 @@
             <w:noProof/>
             <w:webHidden/>
           </w:rPr>
-          <w:instrText xml:space="preserve"> PAGEREF _Toc237115532 \h </w:instrText>
+          <w:instrText xml:space="preserve"> PAGEREF _Toc237117002 \h </w:instrText>
         </w:r>
         <w:r>
           <w:rPr>
@@ -513,7 +513,7 @@
           <w:noProof/>
         </w:rPr>
       </w:pPr>
-      <w:hyperlink w:anchor="_Toc237115533" w:history="1">
+      <w:hyperlink w:anchor="_Toc237117003" w:history="1">
         <w:r>
           <w:rPr>
             <w:rStyle w:val="Hyperlink"/>
@@ -540,7 +540,7 @@
             <w:noProof/>
             <w:webHidden/>
           </w:rPr>
-          <w:instrText xml:space="preserve"> PAGEREF _Toc237115533 \h </w:instrText>
+          <w:instrText xml:space="preserve"> PAGEREF _Toc237117003 \h </w:instrText>
         </w:r>
         <w:r>
           <w:rPr>
@@ -581,7 +581,7 @@
           <w:noProof/>
         </w:rPr>
       </w:pPr>
-      <w:hyperlink w:anchor="_Toc237115534" w:history="1">
+      <w:hyperlink w:anchor="_Toc237117004" w:history="1">
         <w:r>
           <w:rPr>
             <w:rStyle w:val="Hyperlink"/>
@@ -608,7 +608,7 @@
             <w:noProof/>
             <w:webHidden/>
           </w:rPr>
-          <w:instrText xml:space="preserve"> PAGEREF _Toc237115534 \h </w:instrText>
+          <w:instrText xml:space="preserve"> PAGEREF _Toc237117004 \h </w:instrText>
         </w:r>
         <w:r>
           <w:rPr>
@@ -649,7 +649,7 @@
           <w:noProof/>
         </w:rPr>
       </w:pPr>
-      <w:hyperlink w:anchor="_Toc237115535" w:history="1">
+      <w:hyperlink w:anchor="_Toc237117005" w:history="1">
         <w:r>
           <w:rPr>
             <w:rStyle w:val="Hyperlink"/>
@@ -676,7 +676,7 @@
             <w:noProof/>
             <w:webHidden/>
           </w:rPr>
-          <w:instrText xml:space="preserve"> PAGEREF _Toc237115535 \h </w:instrText>
+          <w:instrText xml:space="preserve"> PAGEREF _Toc237117005 \h </w:instrText>
         </w:r>
         <w:r>
           <w:rPr>
@@ -717,7 +717,7 @@
           <w:noProof/>
         </w:rPr>
       </w:pPr>
-      <w:hyperlink w:anchor="_Toc237115536" w:history="1">
+      <w:hyperlink w:anchor="_Toc237117006" w:history="1">
         <w:r>
           <w:rPr>
             <w:rStyle w:val="Hyperlink"/>
@@ -744,7 +744,7 @@
             <w:noProof/>
             <w:webHidden/>
           </w:rPr>
-          <w:instrText xml:space="preserve"> PAGEREF _Toc237115536 \h </w:instrText>
+          <w:instrText xml:space="preserve"> PAGEREF _Toc237117006 \h </w:instrText>
         </w:r>
         <w:r>
           <w:rPr>
@@ -785,7 +785,7 @@
           <w:noProof/>
         </w:rPr>
       </w:pPr>
-      <w:hyperlink w:anchor="_Toc237115537" w:history="1">
+      <w:hyperlink w:anchor="_Toc237117007" w:history="1">
         <w:r>
           <w:rPr>
             <w:rStyle w:val="Hyperlink"/>
@@ -812,7 +812,7 @@
             <w:noProof/>
             <w:webHidden/>
           </w:rPr>
-          <w:instrText xml:space="preserve"> PAGEREF _Toc237115537 \h </w:instrText>
+          <w:instrText xml:space="preserve"> PAGEREF _Toc237117007 \h </w:instrText>
         </w:r>
         <w:r>
           <w:rPr>
@@ -853,7 +853,7 @@
           <w:noProof/>
         </w:rPr>
       </w:pPr>
-      <w:hyperlink w:anchor="_Toc237115538" w:history="1">
+      <w:hyperlink w:anchor="_Toc237117008" w:history="1">
         <w:r>
           <w:rPr>
             <w:rStyle w:val="Hyperlink"/>
@@ -880,7 +880,7 @@
             <w:noProof/>
             <w:webHidden/>
           </w:rPr>
-          <w:instrText xml:space="preserve"> PAGEREF _Toc237115538 \h </w:instrText>
+          <w:instrText xml:space="preserve"> PAGEREF _Toc237117008 \h </w:instrText>
         </w:r>
         <w:r>
           <w:rPr>
@@ -921,7 +921,7 @@
           <w:noProof/>
         </w:rPr>
       </w:pPr>
-      <w:hyperlink w:anchor="_Toc237115539" w:history="1">
+      <w:hyperlink w:anchor="_Toc237117009" w:history="1">
         <w:r>
           <w:rPr>
             <w:rStyle w:val="Hyperlink"/>
@@ -948,7 +948,7 @@
             <w:noProof/>
             <w:webHidden/>
           </w:rPr>
-          <w:instrText xml:space="preserve"> PAGEREF _Toc237115539 \h </w:instrText>
+          <w:instrText xml:space="preserve"> PAGEREF _Toc237117009 \h </w:instrText>
         </w:r>
         <w:r>
           <w:rPr>
@@ -989,7 +989,7 @@
           <w:noProof/>
         </w:rPr>
       </w:pPr>
-      <w:hyperlink w:anchor="_Toc237115540" w:history="1">
+      <w:hyperlink w:anchor="_Toc237117010" w:history="1">
         <w:r>
           <w:rPr>
             <w:rStyle w:val="Hyperlink"/>
@@ -1016,7 +1016,7 @@
             <w:noProof/>
             <w:webHidden/>
           </w:rPr>
-          <w:instrText xml:space="preserve"> PAGEREF _Toc237115540 \h </w:instrText>
+          <w:instrText xml:space="preserve"> PAGEREF _Toc237117010 \h </w:instrText>
         </w:r>
         <w:r>
           <w:rPr>
@@ -1057,7 +1057,7 @@
           <w:noProof/>
         </w:rPr>
       </w:pPr>
-      <w:hyperlink w:anchor="_Toc237115541" w:history="1">
+      <w:hyperlink w:anchor="_Toc237117011" w:history="1">
         <w:r>
           <w:rPr>
             <w:rStyle w:val="Hyperlink"/>
@@ -1084,7 +1084,7 @@
             <w:noProof/>
             <w:webHidden/>
           </w:rPr>
-          <w:instrText xml:space="preserve"> PAGEREF _Toc237115541 \h </w:instrText>
+          <w:instrText xml:space="preserve"> PAGEREF _Toc237117011 \h </w:instrText>
         </w:r>
         <w:r>
           <w:rPr>
@@ -1125,7 +1125,7 @@
           <w:noProof/>
         </w:rPr>
       </w:pPr>
-      <w:hyperlink w:anchor="_Toc237115542" w:history="1">
+      <w:hyperlink w:anchor="_Toc237117012" w:history="1">
         <w:r>
           <w:rPr>
             <w:rStyle w:val="Hyperlink"/>
@@ -1152,7 +1152,7 @@
             <w:noProof/>
             <w:webHidden/>
           </w:rPr>
-          <w:instrText xml:space="preserve"> PAGEREF _Toc237115542 \h </w:instrText>
+          <w:instrText xml:space="preserve"> PAGEREF _Toc237117012 \h </w:instrText>
         </w:r>
         <w:r>
           <w:rPr>
@@ -1193,7 +1193,7 @@
           <w:noProof/>
         </w:rPr>
       </w:pPr>
-      <w:hyperlink w:anchor="_Toc237115543" w:history="1">
+      <w:hyperlink w:anchor="_Toc237117013" w:history="1">
         <w:r>
           <w:rPr>
             <w:rStyle w:val="Hyperlink"/>
@@ -1220,7 +1220,7 @@
             <w:noProof/>
             <w:webHidden/>
           </w:rPr>
-          <w:instrText xml:space="preserve"> PAGEREF _Toc237115543 \h </w:instrText>
+          <w:instrText xml:space="preserve"> PAGEREF _Toc237117013 \h </w:instrText>
         </w:r>
         <w:r>
           <w:rPr>
@@ -1261,7 +1261,7 @@
           <w:noProof/>
         </w:rPr>
       </w:pPr>
-      <w:hyperlink w:anchor="_Toc237115544" w:history="1">
+      <w:hyperlink w:anchor="_Toc237117014" w:history="1">
         <w:r>
           <w:rPr>
             <w:rStyle w:val="Hyperlink"/>
@@ -1288,7 +1288,7 @@
             <w:noProof/>
             <w:webHidden/>
           </w:rPr>
-          <w:instrText xml:space="preserve"> PAGEREF _Toc237115544 \h </w:instrText>
+          <w:instrText xml:space="preserve"> PAGEREF _Toc237117014 \h </w:instrText>
         </w:r>
         <w:r>
           <w:rPr>
@@ -1329,7 +1329,7 @@
           <w:noProof/>
         </w:rPr>
       </w:pPr>
-      <w:hyperlink w:anchor="_Toc237115545" w:history="1">
+      <w:hyperlink w:anchor="_Toc237117015" w:history="1">
         <w:r>
           <w:rPr>
             <w:rStyle w:val="Hyperlink"/>
@@ -1356,7 +1356,7 @@
             <w:noProof/>
             <w:webHidden/>
           </w:rPr>
-          <w:instrText xml:space="preserve"> PAGEREF _Toc237115545 \h </w:instrText>
+          <w:instrText xml:space="preserve"> PAGEREF _Toc237117015 \h </w:instrText>
         </w:r>
         <w:r>
           <w:rPr>
@@ -1397,7 +1397,7 @@
           <w:noProof/>
         </w:rPr>
       </w:pPr>
-      <w:hyperlink w:anchor="_Toc237115546" w:history="1">
+      <w:hyperlink w:anchor="_Toc237117016" w:history="1">
         <w:r>
           <w:rPr>
             <w:rStyle w:val="Hyperlink"/>
@@ -1424,7 +1424,7 @@
             <w:noProof/>
             <w:webHidden/>
           </w:rPr>
-          <w:instrText xml:space="preserve"> PAGEREF _Toc237115546 \h </w:instrText>
+          <w:instrText xml:space="preserve"> PAGEREF _Toc237117016 \h </w:instrText>
         </w:r>
         <w:r>
           <w:rPr>
@@ -1465,7 +1465,7 @@
           <w:noProof/>
         </w:rPr>
       </w:pPr>
-      <w:hyperlink w:anchor="_Toc237115547" w:history="1">
+      <w:hyperlink w:anchor="_Toc237117017" w:history="1">
         <w:r>
           <w:rPr>
             <w:rStyle w:val="Hyperlink"/>
@@ -1492,7 +1492,7 @@
             <w:noProof/>
             <w:webHidden/>
           </w:rPr>
-          <w:instrText xml:space="preserve"> PAGEREF _Toc237115547 \h </w:instrText>
+          <w:instrText xml:space="preserve"> PAGEREF _Toc237117017 \h </w:instrText>
         </w:r>
         <w:r>
           <w:rPr>
@@ -1533,7 +1533,7 @@
           <w:noProof/>
         </w:rPr>
       </w:pPr>
-      <w:hyperlink w:anchor="_Toc237115548" w:history="1">
+      <w:hyperlink w:anchor="_Toc237117018" w:history="1">
         <w:r>
           <w:rPr>
             <w:rStyle w:val="Hyperlink"/>
@@ -1560,7 +1560,7 @@
             <w:noProof/>
             <w:webHidden/>
           </w:rPr>
-          <w:instrText xml:space="preserve"> PAGEREF _Toc237115548 \h </w:instrText>
+          <w:instrText xml:space="preserve"> PAGEREF _Toc237117018 \h </w:instrText>
         </w:r>
         <w:r>
           <w:rPr>
@@ -1601,7 +1601,7 @@
           <w:noProof/>
         </w:rPr>
       </w:pPr>
-      <w:hyperlink w:anchor="_Toc237115549" w:history="1">
+      <w:hyperlink w:anchor="_Toc237117019" w:history="1">
         <w:r>
           <w:rPr>
             <w:rStyle w:val="Hyperlink"/>
@@ -1628,7 +1628,7 @@
             <w:noProof/>
             <w:webHidden/>
           </w:rPr>
-          <w:instrText xml:space="preserve"> PAGEREF _Toc237115549 \h </w:instrText>
+          <w:instrText xml:space="preserve"> PAGEREF _Toc237117019 \h </w:instrText>
         </w:r>
         <w:r>
           <w:rPr>
@@ -1669,7 +1669,7 @@
           <w:noProof/>
         </w:rPr>
       </w:pPr>
-      <w:hyperlink w:anchor="_Toc237115550" w:history="1">
+      <w:hyperlink w:anchor="_Toc237117020" w:history="1">
         <w:r>
           <w:rPr>
             <w:rStyle w:val="Hyperlink"/>
@@ -1696,7 +1696,7 @@
             <w:noProof/>
             <w:webHidden/>
           </w:rPr>
-          <w:instrText xml:space="preserve"> PAGEREF _Toc237115550 \h </w:instrText>
+          <w:instrText xml:space="preserve"> PAGEREF _Toc237117020 \h </w:instrText>
         </w:r>
         <w:r>
           <w:rPr>
@@ -1737,7 +1737,7 @@
           <w:noProof/>
         </w:rPr>
       </w:pPr>
-      <w:hyperlink w:anchor="_Toc237115551" w:history="1">
+      <w:hyperlink w:anchor="_Toc237117021" w:history="1">
         <w:r>
           <w:rPr>
             <w:rStyle w:val="Hyperlink"/>
@@ -1764,7 +1764,7 @@
             <w:noProof/>
             <w:webHidden/>
           </w:rPr>
-          <w:instrText xml:space="preserve"> PAGEREF _Toc237115551 \h </w:instrText>
+          <w:instrText xml:space="preserve"> PAGEREF _Toc237117021 \h </w:instrText>
         </w:r>
         <w:r>
           <w:rPr>
@@ -1805,7 +1805,7 @@
           <w:noProof/>
         </w:rPr>
       </w:pPr>
-      <w:hyperlink w:anchor="_Toc237115552" w:history="1">
+      <w:hyperlink w:anchor="_Toc237117022" w:history="1">
         <w:r>
           <w:rPr>
             <w:rStyle w:val="Hyperlink"/>
@@ -1832,7 +1832,7 @@
             <w:noProof/>
             <w:webHidden/>
           </w:rPr>
-          <w:instrText xml:space="preserve"> PAGEREF _Toc237115552 \h </w:instrText>
+          <w:instrText xml:space="preserve"> PAGEREF _Toc237117022 \h </w:instrText>
         </w:r>
         <w:r>
           <w:rPr>
@@ -1873,7 +1873,7 @@
           <w:noProof/>
         </w:rPr>
       </w:pPr>
-      <w:hyperlink w:anchor="_Toc237115553" w:history="1">
+      <w:hyperlink w:anchor="_Toc237117023" w:history="1">
         <w:r>
           <w:rPr>
             <w:rStyle w:val="Hyperlink"/>
@@ -1900,7 +1900,7 @@
             <w:noProof/>
             <w:webHidden/>
           </w:rPr>
-          <w:instrText xml:space="preserve"> PAGEREF _Toc237115553 \h </w:instrText>
+          <w:instrText xml:space="preserve"> PAGEREF _Toc237117023 \h </w:instrText>
         </w:r>
         <w:r>
           <w:rPr>
@@ -1941,7 +1941,7 @@
           <w:noProof/>
         </w:rPr>
       </w:pPr>
-      <w:hyperlink w:anchor="_Toc237115554" w:history="1">
+      <w:hyperlink w:anchor="_Toc237117024" w:history="1">
         <w:r>
           <w:rPr>
             <w:rStyle w:val="Hyperlink"/>
@@ -1968,7 +1968,7 @@
             <w:noProof/>
             <w:webHidden/>
           </w:rPr>
-          <w:instrText xml:space="preserve"> PAGEREF _Toc237115554 \h </w:instrText>
+          <w:instrText xml:space="preserve"> PAGEREF _Toc237117024 \h </w:instrText>
         </w:r>
         <w:r>
           <w:rPr>
@@ -2009,7 +2009,7 @@
           <w:noProof/>
         </w:rPr>
       </w:pPr>
-      <w:hyperlink w:anchor="_Toc237115555" w:history="1">
+      <w:hyperlink w:anchor="_Toc237117025" w:history="1">
         <w:r>
           <w:rPr>
             <w:rStyle w:val="Hyperlink"/>
@@ -2036,7 +2036,7 @@
             <w:noProof/>
             <w:webHidden/>
           </w:rPr>
-          <w:instrText xml:space="preserve"> PAGEREF _Toc237115555 \h </w:instrText>
+          <w:instrText xml:space="preserve"> PAGEREF _Toc237117025 \h </w:instrText>
         </w:r>
         <w:r>
           <w:rPr>
@@ -2077,7 +2077,7 @@
           <w:noProof/>
         </w:rPr>
       </w:pPr>
-      <w:hyperlink w:anchor="_Toc237115556" w:history="1">
+      <w:hyperlink w:anchor="_Toc237117026" w:history="1">
         <w:r>
           <w:rPr>
             <w:rStyle w:val="Hyperlink"/>
@@ -2104,7 +2104,7 @@
             <w:noProof/>
             <w:webHidden/>
           </w:rPr>
-          <w:instrText xml:space="preserve"> PAGEREF _Toc237115556 \h </w:instrText>
+          <w:instrText xml:space="preserve"> PAGEREF _Toc237117026 \h </w:instrText>
         </w:r>
         <w:r>
           <w:rPr>
@@ -2145,7 +2145,7 @@
           <w:noProof/>
         </w:rPr>
       </w:pPr>
-      <w:hyperlink w:anchor="_Toc237115557" w:history="1">
+      <w:hyperlink w:anchor="_Toc237117027" w:history="1">
         <w:r>
           <w:rPr>
             <w:rStyle w:val="Hyperlink"/>
@@ -2172,7 +2172,7 @@
             <w:noProof/>
             <w:webHidden/>
           </w:rPr>
-          <w:instrText xml:space="preserve"> PAGEREF _Toc237115557 \h </w:instrText>
+          <w:instrText xml:space="preserve"> PAGEREF _Toc237117027 \h </w:instrText>
         </w:r>
         <w:r>
           <w:rPr>
@@ -2213,7 +2213,7 @@
           <w:noProof/>
         </w:rPr>
       </w:pPr>
-      <w:hyperlink w:anchor="_Toc237115558" w:history="1">
+      <w:hyperlink w:anchor="_Toc237117028" w:history="1">
         <w:r>
           <w:rPr>
             <w:rStyle w:val="Hyperlink"/>
@@ -2240,7 +2240,7 @@
             <w:noProof/>
             <w:webHidden/>
           </w:rPr>
-          <w:instrText xml:space="preserve"> PAGEREF _Toc237115558 \h </w:instrText>
+          <w:instrText xml:space="preserve"> PAGEREF _Toc237117028 \h </w:instrText>
         </w:r>
         <w:r>
           <w:rPr>
@@ -2260,7 +2260,7 @@
             <w:noProof/>
             <w:webHidden/>
           </w:rPr>
-          <w:t>13</w:t>
+          <w:t>14</w:t>
         </w:r>
         <w:r>
           <w:rPr>
@@ -2281,7 +2281,7 @@
           <w:noProof/>
         </w:rPr>
       </w:pPr>
-      <w:hyperlink w:anchor="_Toc237115559" w:history="1">
+      <w:hyperlink w:anchor="_Toc237117029" w:history="1">
         <w:r>
           <w:rPr>
             <w:rStyle w:val="Hyperlink"/>
@@ -2308,7 +2308,7 @@
             <w:noProof/>
             <w:webHidden/>
           </w:rPr>
-          <w:instrText xml:space="preserve"> PAGEREF _Toc237115559 \h </w:instrText>
+          <w:instrText xml:space="preserve"> PAGEREF _Toc237117029 \h </w:instrText>
         </w:r>
         <w:r>
           <w:rPr>
@@ -2361,7 +2361,7 @@
       <w:pPr>
         <w:pStyle w:val="Heading1"/>
       </w:pPr>
-      <w:bookmarkStart w:id="0" w:name="_Toc237115528"/>
+      <w:bookmarkStart w:id="0" w:name="_Toc237116998"/>
       <w:r>
         <w:lastRenderedPageBreak/>
         <w:t>1. Product Scope and Invariants</w:t>
@@ -2430,7 +2430,7 @@
       <w:pPr>
         <w:pStyle w:val="Heading1"/>
       </w:pPr>
-      <w:bookmarkStart w:id="1" w:name="_Toc237115529"/>
+      <w:bookmarkStart w:id="1" w:name="_Toc237116999"/>
       <w:r>
         <w:t>2. Repository and Build Layout</w:t>
       </w:r>
@@ -2922,7 +2922,7 @@
       <w:pPr>
         <w:pStyle w:val="Heading2"/>
       </w:pPr>
-      <w:bookmarkStart w:id="2" w:name="_Toc237115530"/>
+      <w:bookmarkStart w:id="2" w:name="_Toc237117000"/>
       <w:r>
         <w:t>2.1 Toolchain</w:t>
       </w:r>
@@ -2956,7 +2956,7 @@
       <w:pPr>
         <w:pStyle w:val="Heading1"/>
       </w:pPr>
-      <w:bookmarkStart w:id="3" w:name="_Toc237115531"/>
+      <w:bookmarkStart w:id="3" w:name="_Toc237117001"/>
       <w:r>
         <w:t>3. System Architecture</w:t>
       </w:r>
@@ -3415,7 +3415,7 @@
       <w:pPr>
         <w:pStyle w:val="Heading1"/>
       </w:pPr>
-      <w:bookmarkStart w:id="4" w:name="_Toc237115532"/>
+      <w:bookmarkStart w:id="4" w:name="_Toc237117002"/>
       <w:r>
         <w:t>4. Core Data Model and JSON</w:t>
       </w:r>
@@ -3430,7 +3430,7 @@
       <w:pPr>
         <w:pStyle w:val="Heading2"/>
       </w:pPr>
-      <w:bookmarkStart w:id="5" w:name="_Toc237115533"/>
+      <w:bookmarkStart w:id="5" w:name="_Toc237117003"/>
       <w:r>
         <w:t>4.1 Stable keys</w:t>
       </w:r>
@@ -3472,7 +3472,7 @@
       <w:pPr>
         <w:pStyle w:val="Heading2"/>
       </w:pPr>
-      <w:bookmarkStart w:id="6" w:name="_Toc237115534"/>
+      <w:bookmarkStart w:id="6" w:name="_Toc237117004"/>
       <w:r>
         <w:t>4.2 Development catalog</w:t>
       </w:r>
@@ -3534,7 +3534,7 @@
       <w:pPr>
         <w:pStyle w:val="Heading2"/>
       </w:pPr>
-      <w:bookmarkStart w:id="7" w:name="_Toc237115535"/>
+      <w:bookmarkStart w:id="7" w:name="_Toc237117005"/>
       <w:r>
         <w:t>4.3 Runtime pack</w:t>
       </w:r>
@@ -3588,7 +3588,7 @@
       <w:pPr>
         <w:pStyle w:val="Heading1"/>
       </w:pPr>
-      <w:bookmarkStart w:id="8" w:name="_Toc237115536"/>
+      <w:bookmarkStart w:id="8" w:name="_Toc237117006"/>
       <w:r>
         <w:t>5. Project Detection and Scanning</w:t>
       </w:r>
@@ -3608,7 +3608,7 @@
       <w:pPr>
         <w:pStyle w:val="Heading2"/>
       </w:pPr>
-      <w:bookmarkStart w:id="9" w:name="_Toc237115537"/>
+      <w:bookmarkStart w:id="9" w:name="_Toc237117007"/>
       <w:r>
         <w:t>5.1 Incremental merge</w:t>
       </w:r>
@@ -3690,7 +3690,7 @@
       <w:pPr>
         <w:pStyle w:val="Heading1"/>
       </w:pPr>
-      <w:bookmarkStart w:id="10" w:name="_Toc237115538"/>
+      <w:bookmarkStart w:id="10" w:name="_Toc237117008"/>
       <w:r>
         <w:t>6. Studio UI and Workflow State</w:t>
       </w:r>
@@ -3763,7 +3763,7 @@
       <w:pPr>
         <w:pStyle w:val="Heading1"/>
       </w:pPr>
-      <w:bookmarkStart w:id="11" w:name="_Toc237115539"/>
+      <w:bookmarkStart w:id="11" w:name="_Toc237117009"/>
       <w:r>
         <w:t>7. Provider Settings and Secret Storage</w:t>
       </w:r>
@@ -4032,7 +4032,7 @@
       <w:pPr>
         <w:pStyle w:val="Heading1"/>
       </w:pPr>
-      <w:bookmarkStart w:id="12" w:name="_Toc237115540"/>
+      <w:bookmarkStart w:id="12" w:name="_Toc237117010"/>
       <w:r>
         <w:t>8. Provider HTTP Clients</w:t>
       </w:r>
@@ -4323,7 +4323,7 @@
       <w:pPr>
         <w:pStyle w:val="Heading2"/>
       </w:pPr>
-      <w:bookmarkStart w:id="13" w:name="_Toc237115541"/>
+      <w:bookmarkStart w:id="13" w:name="_Toc237117011"/>
       <w:r>
         <w:t>8.1 Reliability and cancellation</w:t>
       </w:r>
@@ -4381,7 +4381,7 @@
       <w:pPr>
         <w:pStyle w:val="Heading2"/>
       </w:pPr>
-      <w:bookmarkStart w:id="14" w:name="_Toc237115542"/>
+      <w:bookmarkStart w:id="14" w:name="_Toc237117012"/>
       <w:r>
         <w:t>8.2 Official protocol references</w:t>
       </w:r>
@@ -4432,7 +4432,7 @@
       <w:pPr>
         <w:pStyle w:val="Heading1"/>
       </w:pPr>
-      <w:bookmarkStart w:id="15" w:name="_Toc237115543"/>
+      <w:bookmarkStart w:id="15" w:name="_Toc237117013"/>
       <w:r>
         <w:t>9. Automatic Provider Translation and Review</w:t>
       </w:r>
@@ -4523,7 +4523,7 @@
       <w:pPr>
         <w:pStyle w:val="Heading1"/>
       </w:pPr>
-      <w:bookmarkStart w:id="16" w:name="_Toc237115544"/>
+      <w:bookmarkStart w:id="16" w:name="_Toc237117014"/>
       <w:r>
         <w:lastRenderedPageBreak/>
         <w:t>10. Validation and Runtime Pack Export</w:t>
@@ -4547,7 +4547,7 @@
       <w:pPr>
         <w:pStyle w:val="Heading1"/>
       </w:pPr>
-      <w:bookmarkStart w:id="17" w:name="_Toc237115545"/>
+      <w:bookmarkStart w:id="17" w:name="_Toc237117015"/>
       <w:r>
         <w:t>11. Runtime Engine</w:t>
       </w:r>
@@ -4570,7 +4570,7 @@
       <w:pPr>
         <w:pStyle w:val="Heading2"/>
       </w:pPr>
-      <w:bookmarkStart w:id="18" w:name="_Toc237115546"/>
+      <w:bookmarkStart w:id="18" w:name="_Toc237117016"/>
       <w:r>
         <w:t>11.1 Component manager core</w:t>
       </w:r>
@@ -4599,7 +4599,7 @@
       <w:pPr>
         <w:pStyle w:val="Heading2"/>
       </w:pPr>
-      <w:bookmarkStart w:id="19" w:name="_Toc237115547"/>
+      <w:bookmarkStart w:id="19" w:name="_Toc237117017"/>
       <w:r>
         <w:t>11.2 Optional selectors</w:t>
       </w:r>
@@ -4614,7 +4614,7 @@
       <w:pPr>
         <w:pStyle w:val="Heading2"/>
       </w:pPr>
-      <w:bookmarkStart w:id="20" w:name="_Toc237115548"/>
+      <w:bookmarkStart w:id="20" w:name="_Toc237117018"/>
       <w:r>
         <w:t>11.3 Deployment paths</w:t>
       </w:r>
@@ -4656,7 +4656,7 @@
       <w:pPr>
         <w:pStyle w:val="Heading1"/>
       </w:pPr>
-      <w:bookmarkStart w:id="21" w:name="_Toc237115549"/>
+      <w:bookmarkStart w:id="21" w:name="_Toc237117019"/>
       <w:r>
         <w:t>12. Component Packages and Integration Modes</w:t>
       </w:r>
@@ -4669,19 +4669,16 @@
     </w:p>
     <w:p>
       <w:r>
-        <w:t>tools\Install-DATLanguageManagerComponents.cmd launches the supported PowerShell setup/repair script with ExecutionPolicy Bypass. The script refuses to run while bds.exe is active, builds and verifies packages unless bundled BPLs are supplied, copies the framework's core/runtime/design BPLs to the public Studio Bpl folder, and writes the design BPL registration to HKCU\Software\Embarcadero\BDS\37.0\Known Packages. Remove unregisters the design BPL but retains files for recovery. Generated component kits inc</w:t>
-      </w:r>
-      <w:r>
-        <w:t>lude both launcher/script files and matching verified BPLs when Release artifacts are available.</w:t>
-      </w:r>
-    </w:p>
-    <w:p>
-      <w:r>
-        <w:t xml:space="preserve">DAT.Integration.ComponentPackage implements the recommended non-mutating mode. It emits applicable runtime/component units, validated translated packs, an English source pack, component-integration.json, scanner form roots, README instructions, and a deployment script exclusively below </w:t>
-      </w:r>
+        <w:t>tools\Install-DATLanguageManagerComponents.cmd launches the supported PowerShell setup/repair script with ExecutionPolicy Bypass. The script refuses to run while bds.exe is active, builds and verifies packages unless bundled BPLs are supplied, copies the framework's core/runtime/design BPLs to the public Studio Bpl folder, and writes the design BPL registration to HKCU\Software\Embarcadero\BDS\37.0\Known Packages. Before writing that per-user key, it validates and preserves the complete machine-wide Embarca</w:t>
+      </w:r>
+      <w:r>
+        <w:t>dero package baseline; afterward it verifies the applicable standard dclstd370.bpl or dclfmxstd370.bpl registration and the DAT registration are all visible. This prevents a third-party-only user key from hiding Delphi's standard controls. Remove unregisters only the DAT design BPL and retains files for recovery. Generated component kits include both launcher/script files and matching verified BPLs when Release artifacts are available.</w:t>
+      </w:r>
+    </w:p>
+    <w:p>
       <w:r>
         <w:lastRenderedPageBreak/>
-        <w:t>export\component-integration. SHA-256 fixture tests prove target DPROJ and DFM/FMX hashes remain unchanged.</w:t>
+        <w:t>DAT.Integration.ComponentPackage implements the recommended non-mutating mode. It emits applicable runtime/component units, validated translated packs, an English source pack, component-integration.json, scanner form roots, README instructions, and a deployment script exclusively below export\component-integration. SHA-256 fixture tests prove target DPROJ and DFM/FMX hashes remain unchanged.</w:t>
       </w:r>
     </w:p>
     <w:p>
@@ -4693,7 +4690,7 @@
       <w:pPr>
         <w:pStyle w:val="Heading2"/>
       </w:pPr>
-      <w:bookmarkStart w:id="22" w:name="_Toc237115550"/>
+      <w:bookmarkStart w:id="22" w:name="_Toc237117020"/>
       <w:r>
         <w:t>12.1 Component startup contract</w:t>
       </w:r>
@@ -4803,7 +4800,7 @@
       <w:pPr>
         <w:pStyle w:val="Heading1"/>
       </w:pPr>
-      <w:bookmarkStart w:id="23" w:name="_Toc237115551"/>
+      <w:bookmarkStart w:id="23" w:name="_Toc237117021"/>
       <w:r>
         <w:t>13. Self-Localization</w:t>
       </w:r>
@@ -4818,7 +4815,7 @@
       <w:pPr>
         <w:pStyle w:val="Heading1"/>
       </w:pPr>
-      <w:bookmarkStart w:id="24" w:name="_Toc237115552"/>
+      <w:bookmarkStart w:id="24" w:name="_Toc237117022"/>
       <w:r>
         <w:t>14. Error Handling and Diagnostics</w:t>
       </w:r>
@@ -4853,6 +4850,7 @@
         <w:pStyle w:val="ListBullet"/>
       </w:pPr>
       <w:r>
+        <w:lastRenderedPageBreak/>
         <w:t>Integration previews show a complete line-numbered exact diff for every affected file before mutation.</w:t>
       </w:r>
     </w:p>
@@ -4869,7 +4867,6 @@
         <w:pStyle w:val="ListBullet"/>
       </w:pPr>
       <w:r>
-        <w:lastRenderedPageBreak/>
         <w:t>Provider keys must never be added to troubleshooting logs.</w:t>
       </w:r>
     </w:p>
@@ -4877,7 +4874,7 @@
       <w:pPr>
         <w:pStyle w:val="Heading1"/>
       </w:pPr>
-      <w:bookmarkStart w:id="25" w:name="_Toc237115553"/>
+      <w:bookmarkStart w:id="25" w:name="_Toc237117023"/>
       <w:r>
         <w:t>15. Test Strategy and Verified Matrix</w:t>
       </w:r>
@@ -5214,6 +5211,7 @@
           </w:tcPr>
           <w:p>
             <w:r>
+              <w:lastRenderedPageBreak/>
               <w:t>RunStudioSelfLocalizationSmokeTest.ps1</w:t>
             </w:r>
           </w:p>
@@ -5236,18 +5234,17 @@
     </w:tbl>
     <w:p>
       <w:r>
-        <w:t xml:space="preserve">On August 8, 2026, the complete release harness passed uninterrupted. Debug and Release component packages, Win32/Win64 manager suites, scanner/catalog/provider contracts, component non-mutation, </w:t>
-      </w:r>
-      <w:r>
-        <w:lastRenderedPageBreak/>
-        <w:t>runtime and advanced integration all passed. The Studio built in Debug and Release for both architectures, streamed its FMX form directly, launched normally, and self-localized to Italian in all four configurations. Disposable real-application pilots also built and opened translated first forms on Win32/Win64 for Website Analytics (FMX) and Courier Herald Reader (VCL).</w:t>
+        <w:t>On August 8, 2026, the complete release harness passed uninterrupted. Debug and Release component packages, Win32/Win64 manager suites, scanner/catalog/provider contracts, component non-mutation, runtime and advanced integration all passed. The Studio built in Debug and Release for both architectures, streamed its FMX form directly, launched normally, and self-localized to Italian in all four configurations. Disposable real-application pilots also built and opened translated first forms on Win32/Win64 for W</w:t>
+      </w:r>
+      <w:r>
+        <w:t>ebsite Analytics (FMX) and Courier Herald Reader (VCL).</w:t>
       </w:r>
     </w:p>
     <w:p>
       <w:pPr>
         <w:pStyle w:val="Heading2"/>
       </w:pPr>
-      <w:bookmarkStart w:id="26" w:name="_Toc237115554"/>
+      <w:bookmarkStart w:id="26" w:name="_Toc237117024"/>
       <w:r>
         <w:t>15.1 Optional live provider testing</w:t>
       </w:r>
@@ -5262,7 +5259,7 @@
       <w:pPr>
         <w:pStyle w:val="Heading1"/>
       </w:pPr>
-      <w:bookmarkStart w:id="27" w:name="_Toc237115555"/>
+      <w:bookmarkStart w:id="27" w:name="_Toc237117025"/>
       <w:r>
         <w:t>16. Security Review</w:t>
       </w:r>
@@ -5501,6 +5498,7 @@
           </w:tcPr>
           <w:p>
             <w:r>
+              <w:lastRenderedPageBreak/>
               <w:t>Machine mistranslation shipped</w:t>
             </w:r>
           </w:p>
@@ -5556,18 +5554,14 @@
     </w:tbl>
     <w:p>
       <w:r>
-        <w:t xml:space="preserve">Windows Credential Manager follows Microsoft guidance for application credentials (CredWrite/CredRead). It protects persistence under the signed-in Windows context; it does not make a </w:t>
-      </w:r>
-      <w:r>
-        <w:lastRenderedPageBreak/>
-        <w:t>key safe from malware running as that user. Provider-side restrictions, quotas, rotation, and least privilege remain necessary.</w:t>
+        <w:t>Windows Credential Manager follows Microsoft guidance for application credentials (CredWrite/CredRead). It protects persistence under the signed-in Windows context; it does not make a key safe from malware running as that user. Provider-side restrictions, quotas, rotation, and least privilege remain necessary.</w:t>
       </w:r>
     </w:p>
     <w:p>
       <w:pPr>
         <w:pStyle w:val="Heading1"/>
       </w:pPr>
-      <w:bookmarkStart w:id="28" w:name="_Toc237115556"/>
+      <w:bookmarkStart w:id="28" w:name="_Toc237117026"/>
       <w:r>
         <w:t>17. Release and Contribution Workflow</w:t>
       </w:r>
@@ -5685,7 +5679,7 @@
       <w:pPr>
         <w:pStyle w:val="Heading1"/>
       </w:pPr>
-      <w:bookmarkStart w:id="29" w:name="_Toc237115557"/>
+      <w:bookmarkStart w:id="29" w:name="_Toc237117027"/>
       <w:r>
         <w:t>18. Known Boundaries and Future-Compatible Design</w:t>
       </w:r>
@@ -5759,8 +5753,9 @@
       <w:pPr>
         <w:pStyle w:val="Heading1"/>
       </w:pPr>
-      <w:bookmarkStart w:id="30" w:name="_Toc237115558"/>
-      <w:r>
+      <w:bookmarkStart w:id="30" w:name="_Toc237117028"/>
+      <w:r>
+        <w:lastRenderedPageBreak/>
         <w:t>19. Documentation Generation</w:t>
       </w:r>
       <w:bookmarkEnd w:id="30"/>
@@ -5774,9 +5769,8 @@
       <w:pPr>
         <w:pStyle w:val="Heading1"/>
       </w:pPr>
-      <w:bookmarkStart w:id="31" w:name="_Toc237115559"/>
-      <w:r>
-        <w:lastRenderedPageBreak/>
+      <w:bookmarkStart w:id="31" w:name="_Toc237117029"/>
+      <w:r>
         <w:t>20. Source References</w:t>
       </w:r>
       <w:bookmarkEnd w:id="31"/>
@@ -6243,40 +6237,40 @@
       </w:rPr>
     </w:lvl>
   </w:abstractNum>
-  <w:num w:numId="1" w16cid:durableId="1651906356">
+  <w:num w:numId="1" w16cid:durableId="1987279894">
     <w:abstractNumId w:val="8"/>
   </w:num>
-  <w:num w:numId="2" w16cid:durableId="1855727133">
+  <w:num w:numId="2" w16cid:durableId="1931810757">
     <w:abstractNumId w:val="6"/>
   </w:num>
-  <w:num w:numId="3" w16cid:durableId="588586053">
+  <w:num w:numId="3" w16cid:durableId="1800799761">
     <w:abstractNumId w:val="5"/>
   </w:num>
-  <w:num w:numId="4" w16cid:durableId="2126776448">
+  <w:num w:numId="4" w16cid:durableId="1197737500">
     <w:abstractNumId w:val="4"/>
   </w:num>
-  <w:num w:numId="5" w16cid:durableId="81487720">
+  <w:num w:numId="5" w16cid:durableId="1020349567">
     <w:abstractNumId w:val="7"/>
   </w:num>
-  <w:num w:numId="6" w16cid:durableId="1601330100">
+  <w:num w:numId="6" w16cid:durableId="522522079">
     <w:abstractNumId w:val="3"/>
   </w:num>
-  <w:num w:numId="7" w16cid:durableId="800264311">
+  <w:num w:numId="7" w16cid:durableId="1147354223">
     <w:abstractNumId w:val="2"/>
   </w:num>
-  <w:num w:numId="8" w16cid:durableId="942958229">
+  <w:num w:numId="8" w16cid:durableId="403576434">
     <w:abstractNumId w:val="1"/>
   </w:num>
-  <w:num w:numId="9" w16cid:durableId="1425490556">
+  <w:num w:numId="9" w16cid:durableId="1480076995">
     <w:abstractNumId w:val="0"/>
   </w:num>
-  <w:num w:numId="10" w16cid:durableId="448013675">
+  <w:num w:numId="10" w16cid:durableId="1507865906">
     <w:abstractNumId w:val="7"/>
     <w:lvlOverride w:ilvl="0">
       <w:startOverride w:val="1"/>
     </w:lvlOverride>
   </w:num>
-  <w:num w:numId="11" w16cid:durableId="2141654002">
+  <w:num w:numId="11" w16cid:durableId="1093010157">
     <w:abstractNumId w:val="7"/>
     <w:lvlOverride w:ilvl="0">
       <w:startOverride w:val="1"/>
@@ -17706,7 +17700,7 @@
     <w:autoRedefine/>
     <w:uiPriority w:val="39"/>
     <w:unhideWhenUsed/>
-    <w:rsid w:val="007761F4"/>
+    <w:rsid w:val="00AD1BDC"/>
     <w:pPr>
       <w:spacing w:after="100"/>
     </w:pPr>
@@ -17718,7 +17712,7 @@
     <w:autoRedefine/>
     <w:uiPriority w:val="39"/>
     <w:unhideWhenUsed/>
-    <w:rsid w:val="007761F4"/>
+    <w:rsid w:val="00AD1BDC"/>
     <w:pPr>
       <w:spacing w:after="100"/>
       <w:ind w:left="220"/>
@@ -17729,7 +17723,7 @@
     <w:basedOn w:val="DefaultParagraphFont"/>
     <w:uiPriority w:val="99"/>
     <w:unhideWhenUsed/>
-    <w:rsid w:val="007761F4"/>
+    <w:rsid w:val="00AD1BDC"/>
     <w:rPr>
       <w:color w:val="0000FF" w:themeColor="hyperlink"/>
       <w:u w:val="single"/>

--- a/docs/guides/Delphi App Translation Studio Engineering Guide.docx
+++ b/docs/guides/Delphi App Translation Studio Engineering Guide.docx
@@ -13,7 +13,7 @@
           <w:noProof/>
         </w:rPr>
         <w:drawing>
-          <wp:inline distT="0" distB="0" distL="0" distR="0" wp14:anchorId="20397DD7" wp14:editId="589D6A16">
+          <wp:inline distT="0" distB="0" distL="0" distR="0" wp14:anchorId="2DB6D06E" wp14:editId="5966D3F7">
             <wp:extent cx="1371600" cy="1371600"/>
             <wp:effectExtent l="0" t="0" r="0" b="0"/>
             <wp:docPr id="1" name="Picture 1"/>
@@ -173,7 +173,7 @@
       <w:r>
         <w:fldChar w:fldCharType="separate"/>
       </w:r>
-      <w:hyperlink w:anchor="_Toc237116998" w:history="1">
+      <w:hyperlink w:anchor="_Toc237165402" w:history="1">
         <w:r>
           <w:rPr>
             <w:rStyle w:val="Hyperlink"/>
@@ -200,7 +200,7 @@
             <w:noProof/>
             <w:webHidden/>
           </w:rPr>
-          <w:instrText xml:space="preserve"> PAGEREF _Toc237116998 \h </w:instrText>
+          <w:instrText xml:space="preserve"> PAGEREF _Toc237165402 \h </w:instrText>
         </w:r>
         <w:r>
           <w:rPr>
@@ -241,7 +241,7 @@
           <w:noProof/>
         </w:rPr>
       </w:pPr>
-      <w:hyperlink w:anchor="_Toc237116999" w:history="1">
+      <w:hyperlink w:anchor="_Toc237165403" w:history="1">
         <w:r>
           <w:rPr>
             <w:rStyle w:val="Hyperlink"/>
@@ -268,7 +268,7 @@
             <w:noProof/>
             <w:webHidden/>
           </w:rPr>
-          <w:instrText xml:space="preserve"> PAGEREF _Toc237116999 \h </w:instrText>
+          <w:instrText xml:space="preserve"> PAGEREF _Toc237165403 \h </w:instrText>
         </w:r>
         <w:r>
           <w:rPr>
@@ -309,7 +309,7 @@
           <w:noProof/>
         </w:rPr>
       </w:pPr>
-      <w:hyperlink w:anchor="_Toc237117000" w:history="1">
+      <w:hyperlink w:anchor="_Toc237165404" w:history="1">
         <w:r>
           <w:rPr>
             <w:rStyle w:val="Hyperlink"/>
@@ -336,7 +336,7 @@
             <w:noProof/>
             <w:webHidden/>
           </w:rPr>
-          <w:instrText xml:space="preserve"> PAGEREF _Toc237117000 \h </w:instrText>
+          <w:instrText xml:space="preserve"> PAGEREF _Toc237165404 \h </w:instrText>
         </w:r>
         <w:r>
           <w:rPr>
@@ -377,7 +377,7 @@
           <w:noProof/>
         </w:rPr>
       </w:pPr>
-      <w:hyperlink w:anchor="_Toc237117001" w:history="1">
+      <w:hyperlink w:anchor="_Toc237165405" w:history="1">
         <w:r>
           <w:rPr>
             <w:rStyle w:val="Hyperlink"/>
@@ -404,7 +404,7 @@
             <w:noProof/>
             <w:webHidden/>
           </w:rPr>
-          <w:instrText xml:space="preserve"> PAGEREF _Toc237117001 \h </w:instrText>
+          <w:instrText xml:space="preserve"> PAGEREF _Toc237165405 \h </w:instrText>
         </w:r>
         <w:r>
           <w:rPr>
@@ -445,7 +445,7 @@
           <w:noProof/>
         </w:rPr>
       </w:pPr>
-      <w:hyperlink w:anchor="_Toc237117002" w:history="1">
+      <w:hyperlink w:anchor="_Toc237165406" w:history="1">
         <w:r>
           <w:rPr>
             <w:rStyle w:val="Hyperlink"/>
@@ -472,7 +472,7 @@
             <w:noProof/>
             <w:webHidden/>
           </w:rPr>
-          <w:instrText xml:space="preserve"> PAGEREF _Toc237117002 \h </w:instrText>
+          <w:instrText xml:space="preserve"> PAGEREF _Toc237165406 \h </w:instrText>
         </w:r>
         <w:r>
           <w:rPr>
@@ -513,7 +513,7 @@
           <w:noProof/>
         </w:rPr>
       </w:pPr>
-      <w:hyperlink w:anchor="_Toc237117003" w:history="1">
+      <w:hyperlink w:anchor="_Toc237165407" w:history="1">
         <w:r>
           <w:rPr>
             <w:rStyle w:val="Hyperlink"/>
@@ -540,7 +540,7 @@
             <w:noProof/>
             <w:webHidden/>
           </w:rPr>
-          <w:instrText xml:space="preserve"> PAGEREF _Toc237117003 \h </w:instrText>
+          <w:instrText xml:space="preserve"> PAGEREF _Toc237165407 \h </w:instrText>
         </w:r>
         <w:r>
           <w:rPr>
@@ -581,7 +581,7 @@
           <w:noProof/>
         </w:rPr>
       </w:pPr>
-      <w:hyperlink w:anchor="_Toc237117004" w:history="1">
+      <w:hyperlink w:anchor="_Toc237165408" w:history="1">
         <w:r>
           <w:rPr>
             <w:rStyle w:val="Hyperlink"/>
@@ -608,7 +608,7 @@
             <w:noProof/>
             <w:webHidden/>
           </w:rPr>
-          <w:instrText xml:space="preserve"> PAGEREF _Toc237117004 \h </w:instrText>
+          <w:instrText xml:space="preserve"> PAGEREF _Toc237165408 \h </w:instrText>
         </w:r>
         <w:r>
           <w:rPr>
@@ -649,7 +649,7 @@
           <w:noProof/>
         </w:rPr>
       </w:pPr>
-      <w:hyperlink w:anchor="_Toc237117005" w:history="1">
+      <w:hyperlink w:anchor="_Toc237165409" w:history="1">
         <w:r>
           <w:rPr>
             <w:rStyle w:val="Hyperlink"/>
@@ -676,7 +676,7 @@
             <w:noProof/>
             <w:webHidden/>
           </w:rPr>
-          <w:instrText xml:space="preserve"> PAGEREF _Toc237117005 \h </w:instrText>
+          <w:instrText xml:space="preserve"> PAGEREF _Toc237165409 \h </w:instrText>
         </w:r>
         <w:r>
           <w:rPr>
@@ -717,7 +717,7 @@
           <w:noProof/>
         </w:rPr>
       </w:pPr>
-      <w:hyperlink w:anchor="_Toc237117006" w:history="1">
+      <w:hyperlink w:anchor="_Toc237165410" w:history="1">
         <w:r>
           <w:rPr>
             <w:rStyle w:val="Hyperlink"/>
@@ -744,7 +744,7 @@
             <w:noProof/>
             <w:webHidden/>
           </w:rPr>
-          <w:instrText xml:space="preserve"> PAGEREF _Toc237117006 \h </w:instrText>
+          <w:instrText xml:space="preserve"> PAGEREF _Toc237165410 \h </w:instrText>
         </w:r>
         <w:r>
           <w:rPr>
@@ -785,7 +785,7 @@
           <w:noProof/>
         </w:rPr>
       </w:pPr>
-      <w:hyperlink w:anchor="_Toc237117007" w:history="1">
+      <w:hyperlink w:anchor="_Toc237165411" w:history="1">
         <w:r>
           <w:rPr>
             <w:rStyle w:val="Hyperlink"/>
@@ -812,7 +812,7 @@
             <w:noProof/>
             <w:webHidden/>
           </w:rPr>
-          <w:instrText xml:space="preserve"> PAGEREF _Toc237117007 \h </w:instrText>
+          <w:instrText xml:space="preserve"> PAGEREF _Toc237165411 \h </w:instrText>
         </w:r>
         <w:r>
           <w:rPr>
@@ -853,7 +853,7 @@
           <w:noProof/>
         </w:rPr>
       </w:pPr>
-      <w:hyperlink w:anchor="_Toc237117008" w:history="1">
+      <w:hyperlink w:anchor="_Toc237165412" w:history="1">
         <w:r>
           <w:rPr>
             <w:rStyle w:val="Hyperlink"/>
@@ -880,7 +880,7 @@
             <w:noProof/>
             <w:webHidden/>
           </w:rPr>
-          <w:instrText xml:space="preserve"> PAGEREF _Toc237117008 \h </w:instrText>
+          <w:instrText xml:space="preserve"> PAGEREF _Toc237165412 \h </w:instrText>
         </w:r>
         <w:r>
           <w:rPr>
@@ -921,7 +921,7 @@
           <w:noProof/>
         </w:rPr>
       </w:pPr>
-      <w:hyperlink w:anchor="_Toc237117009" w:history="1">
+      <w:hyperlink w:anchor="_Toc237165413" w:history="1">
         <w:r>
           <w:rPr>
             <w:rStyle w:val="Hyperlink"/>
@@ -948,7 +948,7 @@
             <w:noProof/>
             <w:webHidden/>
           </w:rPr>
-          <w:instrText xml:space="preserve"> PAGEREF _Toc237117009 \h </w:instrText>
+          <w:instrText xml:space="preserve"> PAGEREF _Toc237165413 \h </w:instrText>
         </w:r>
         <w:r>
           <w:rPr>
@@ -989,7 +989,7 @@
           <w:noProof/>
         </w:rPr>
       </w:pPr>
-      <w:hyperlink w:anchor="_Toc237117010" w:history="1">
+      <w:hyperlink w:anchor="_Toc237165414" w:history="1">
         <w:r>
           <w:rPr>
             <w:rStyle w:val="Hyperlink"/>
@@ -1016,7 +1016,7 @@
             <w:noProof/>
             <w:webHidden/>
           </w:rPr>
-          <w:instrText xml:space="preserve"> PAGEREF _Toc237117010 \h </w:instrText>
+          <w:instrText xml:space="preserve"> PAGEREF _Toc237165414 \h </w:instrText>
         </w:r>
         <w:r>
           <w:rPr>
@@ -1057,7 +1057,7 @@
           <w:noProof/>
         </w:rPr>
       </w:pPr>
-      <w:hyperlink w:anchor="_Toc237117011" w:history="1">
+      <w:hyperlink w:anchor="_Toc237165415" w:history="1">
         <w:r>
           <w:rPr>
             <w:rStyle w:val="Hyperlink"/>
@@ -1084,7 +1084,7 @@
             <w:noProof/>
             <w:webHidden/>
           </w:rPr>
-          <w:instrText xml:space="preserve"> PAGEREF _Toc237117011 \h </w:instrText>
+          <w:instrText xml:space="preserve"> PAGEREF _Toc237165415 \h </w:instrText>
         </w:r>
         <w:r>
           <w:rPr>
@@ -1125,7 +1125,7 @@
           <w:noProof/>
         </w:rPr>
       </w:pPr>
-      <w:hyperlink w:anchor="_Toc237117012" w:history="1">
+      <w:hyperlink w:anchor="_Toc237165416" w:history="1">
         <w:r>
           <w:rPr>
             <w:rStyle w:val="Hyperlink"/>
@@ -1152,7 +1152,7 @@
             <w:noProof/>
             <w:webHidden/>
           </w:rPr>
-          <w:instrText xml:space="preserve"> PAGEREF _Toc237117012 \h </w:instrText>
+          <w:instrText xml:space="preserve"> PAGEREF _Toc237165416 \h </w:instrText>
         </w:r>
         <w:r>
           <w:rPr>
@@ -1193,7 +1193,7 @@
           <w:noProof/>
         </w:rPr>
       </w:pPr>
-      <w:hyperlink w:anchor="_Toc237117013" w:history="1">
+      <w:hyperlink w:anchor="_Toc237165417" w:history="1">
         <w:r>
           <w:rPr>
             <w:rStyle w:val="Hyperlink"/>
@@ -1220,7 +1220,7 @@
             <w:noProof/>
             <w:webHidden/>
           </w:rPr>
-          <w:instrText xml:space="preserve"> PAGEREF _Toc237117013 \h </w:instrText>
+          <w:instrText xml:space="preserve"> PAGEREF _Toc237165417 \h </w:instrText>
         </w:r>
         <w:r>
           <w:rPr>
@@ -1261,7 +1261,7 @@
           <w:noProof/>
         </w:rPr>
       </w:pPr>
-      <w:hyperlink w:anchor="_Toc237117014" w:history="1">
+      <w:hyperlink w:anchor="_Toc237165418" w:history="1">
         <w:r>
           <w:rPr>
             <w:rStyle w:val="Hyperlink"/>
@@ -1288,7 +1288,7 @@
             <w:noProof/>
             <w:webHidden/>
           </w:rPr>
-          <w:instrText xml:space="preserve"> PAGEREF _Toc237117014 \h </w:instrText>
+          <w:instrText xml:space="preserve"> PAGEREF _Toc237165418 \h </w:instrText>
         </w:r>
         <w:r>
           <w:rPr>
@@ -1329,7 +1329,7 @@
           <w:noProof/>
         </w:rPr>
       </w:pPr>
-      <w:hyperlink w:anchor="_Toc237117015" w:history="1">
+      <w:hyperlink w:anchor="_Toc237165419" w:history="1">
         <w:r>
           <w:rPr>
             <w:rStyle w:val="Hyperlink"/>
@@ -1356,7 +1356,7 @@
             <w:noProof/>
             <w:webHidden/>
           </w:rPr>
-          <w:instrText xml:space="preserve"> PAGEREF _Toc237117015 \h </w:instrText>
+          <w:instrText xml:space="preserve"> PAGEREF _Toc237165419 \h </w:instrText>
         </w:r>
         <w:r>
           <w:rPr>
@@ -1397,7 +1397,7 @@
           <w:noProof/>
         </w:rPr>
       </w:pPr>
-      <w:hyperlink w:anchor="_Toc237117016" w:history="1">
+      <w:hyperlink w:anchor="_Toc237165420" w:history="1">
         <w:r>
           <w:rPr>
             <w:rStyle w:val="Hyperlink"/>
@@ -1424,7 +1424,7 @@
             <w:noProof/>
             <w:webHidden/>
           </w:rPr>
-          <w:instrText xml:space="preserve"> PAGEREF _Toc237117016 \h </w:instrText>
+          <w:instrText xml:space="preserve"> PAGEREF _Toc237165420 \h </w:instrText>
         </w:r>
         <w:r>
           <w:rPr>
@@ -1465,7 +1465,7 @@
           <w:noProof/>
         </w:rPr>
       </w:pPr>
-      <w:hyperlink w:anchor="_Toc237117017" w:history="1">
+      <w:hyperlink w:anchor="_Toc237165421" w:history="1">
         <w:r>
           <w:rPr>
             <w:rStyle w:val="Hyperlink"/>
@@ -1492,7 +1492,7 @@
             <w:noProof/>
             <w:webHidden/>
           </w:rPr>
-          <w:instrText xml:space="preserve"> PAGEREF _Toc237117017 \h </w:instrText>
+          <w:instrText xml:space="preserve"> PAGEREF _Toc237165421 \h </w:instrText>
         </w:r>
         <w:r>
           <w:rPr>
@@ -1533,7 +1533,7 @@
           <w:noProof/>
         </w:rPr>
       </w:pPr>
-      <w:hyperlink w:anchor="_Toc237117018" w:history="1">
+      <w:hyperlink w:anchor="_Toc237165422" w:history="1">
         <w:r>
           <w:rPr>
             <w:rStyle w:val="Hyperlink"/>
@@ -1560,7 +1560,7 @@
             <w:noProof/>
             <w:webHidden/>
           </w:rPr>
-          <w:instrText xml:space="preserve"> PAGEREF _Toc237117018 \h </w:instrText>
+          <w:instrText xml:space="preserve"> PAGEREF _Toc237165422 \h </w:instrText>
         </w:r>
         <w:r>
           <w:rPr>
@@ -1601,7 +1601,7 @@
           <w:noProof/>
         </w:rPr>
       </w:pPr>
-      <w:hyperlink w:anchor="_Toc237117019" w:history="1">
+      <w:hyperlink w:anchor="_Toc237165423" w:history="1">
         <w:r>
           <w:rPr>
             <w:rStyle w:val="Hyperlink"/>
@@ -1628,7 +1628,7 @@
             <w:noProof/>
             <w:webHidden/>
           </w:rPr>
-          <w:instrText xml:space="preserve"> PAGEREF _Toc237117019 \h </w:instrText>
+          <w:instrText xml:space="preserve"> PAGEREF _Toc237165423 \h </w:instrText>
         </w:r>
         <w:r>
           <w:rPr>
@@ -1669,7 +1669,7 @@
           <w:noProof/>
         </w:rPr>
       </w:pPr>
-      <w:hyperlink w:anchor="_Toc237117020" w:history="1">
+      <w:hyperlink w:anchor="_Toc237165424" w:history="1">
         <w:r>
           <w:rPr>
             <w:rStyle w:val="Hyperlink"/>
@@ -1696,7 +1696,7 @@
             <w:noProof/>
             <w:webHidden/>
           </w:rPr>
-          <w:instrText xml:space="preserve"> PAGEREF _Toc237117020 \h </w:instrText>
+          <w:instrText xml:space="preserve"> PAGEREF _Toc237165424 \h </w:instrText>
         </w:r>
         <w:r>
           <w:rPr>
@@ -1737,7 +1737,7 @@
           <w:noProof/>
         </w:rPr>
       </w:pPr>
-      <w:hyperlink w:anchor="_Toc237117021" w:history="1">
+      <w:hyperlink w:anchor="_Toc237165425" w:history="1">
         <w:r>
           <w:rPr>
             <w:rStyle w:val="Hyperlink"/>
@@ -1764,7 +1764,7 @@
             <w:noProof/>
             <w:webHidden/>
           </w:rPr>
-          <w:instrText xml:space="preserve"> PAGEREF _Toc237117021 \h </w:instrText>
+          <w:instrText xml:space="preserve"> PAGEREF _Toc237165425 \h </w:instrText>
         </w:r>
         <w:r>
           <w:rPr>
@@ -1805,7 +1805,7 @@
           <w:noProof/>
         </w:rPr>
       </w:pPr>
-      <w:hyperlink w:anchor="_Toc237117022" w:history="1">
+      <w:hyperlink w:anchor="_Toc237165426" w:history="1">
         <w:r>
           <w:rPr>
             <w:rStyle w:val="Hyperlink"/>
@@ -1832,7 +1832,7 @@
             <w:noProof/>
             <w:webHidden/>
           </w:rPr>
-          <w:instrText xml:space="preserve"> PAGEREF _Toc237117022 \h </w:instrText>
+          <w:instrText xml:space="preserve"> PAGEREF _Toc237165426 \h </w:instrText>
         </w:r>
         <w:r>
           <w:rPr>
@@ -1873,7 +1873,7 @@
           <w:noProof/>
         </w:rPr>
       </w:pPr>
-      <w:hyperlink w:anchor="_Toc237117023" w:history="1">
+      <w:hyperlink w:anchor="_Toc237165427" w:history="1">
         <w:r>
           <w:rPr>
             <w:rStyle w:val="Hyperlink"/>
@@ -1900,7 +1900,7 @@
             <w:noProof/>
             <w:webHidden/>
           </w:rPr>
-          <w:instrText xml:space="preserve"> PAGEREF _Toc237117023 \h </w:instrText>
+          <w:instrText xml:space="preserve"> PAGEREF _Toc237165427 \h </w:instrText>
         </w:r>
         <w:r>
           <w:rPr>
@@ -1941,7 +1941,7 @@
           <w:noProof/>
         </w:rPr>
       </w:pPr>
-      <w:hyperlink w:anchor="_Toc237117024" w:history="1">
+      <w:hyperlink w:anchor="_Toc237165428" w:history="1">
         <w:r>
           <w:rPr>
             <w:rStyle w:val="Hyperlink"/>
@@ -1968,7 +1968,7 @@
             <w:noProof/>
             <w:webHidden/>
           </w:rPr>
-          <w:instrText xml:space="preserve"> PAGEREF _Toc237117024 \h </w:instrText>
+          <w:instrText xml:space="preserve"> PAGEREF _Toc237165428 \h </w:instrText>
         </w:r>
         <w:r>
           <w:rPr>
@@ -2009,7 +2009,7 @@
           <w:noProof/>
         </w:rPr>
       </w:pPr>
-      <w:hyperlink w:anchor="_Toc237117025" w:history="1">
+      <w:hyperlink w:anchor="_Toc237165429" w:history="1">
         <w:r>
           <w:rPr>
             <w:rStyle w:val="Hyperlink"/>
@@ -2036,7 +2036,7 @@
             <w:noProof/>
             <w:webHidden/>
           </w:rPr>
-          <w:instrText xml:space="preserve"> PAGEREF _Toc237117025 \h </w:instrText>
+          <w:instrText xml:space="preserve"> PAGEREF _Toc237165429 \h </w:instrText>
         </w:r>
         <w:r>
           <w:rPr>
@@ -2077,7 +2077,7 @@
           <w:noProof/>
         </w:rPr>
       </w:pPr>
-      <w:hyperlink w:anchor="_Toc237117026" w:history="1">
+      <w:hyperlink w:anchor="_Toc237165430" w:history="1">
         <w:r>
           <w:rPr>
             <w:rStyle w:val="Hyperlink"/>
@@ -2104,7 +2104,7 @@
             <w:noProof/>
             <w:webHidden/>
           </w:rPr>
-          <w:instrText xml:space="preserve"> PAGEREF _Toc237117026 \h </w:instrText>
+          <w:instrText xml:space="preserve"> PAGEREF _Toc237165430 \h </w:instrText>
         </w:r>
         <w:r>
           <w:rPr>
@@ -2145,7 +2145,7 @@
           <w:noProof/>
         </w:rPr>
       </w:pPr>
-      <w:hyperlink w:anchor="_Toc237117027" w:history="1">
+      <w:hyperlink w:anchor="_Toc237165431" w:history="1">
         <w:r>
           <w:rPr>
             <w:rStyle w:val="Hyperlink"/>
@@ -2172,7 +2172,7 @@
             <w:noProof/>
             <w:webHidden/>
           </w:rPr>
-          <w:instrText xml:space="preserve"> PAGEREF _Toc237117027 \h </w:instrText>
+          <w:instrText xml:space="preserve"> PAGEREF _Toc237165431 \h </w:instrText>
         </w:r>
         <w:r>
           <w:rPr>
@@ -2213,7 +2213,7 @@
           <w:noProof/>
         </w:rPr>
       </w:pPr>
-      <w:hyperlink w:anchor="_Toc237117028" w:history="1">
+      <w:hyperlink w:anchor="_Toc237165432" w:history="1">
         <w:r>
           <w:rPr>
             <w:rStyle w:val="Hyperlink"/>
@@ -2240,7 +2240,7 @@
             <w:noProof/>
             <w:webHidden/>
           </w:rPr>
-          <w:instrText xml:space="preserve"> PAGEREF _Toc237117028 \h </w:instrText>
+          <w:instrText xml:space="preserve"> PAGEREF _Toc237165432 \h </w:instrText>
         </w:r>
         <w:r>
           <w:rPr>
@@ -2281,7 +2281,7 @@
           <w:noProof/>
         </w:rPr>
       </w:pPr>
-      <w:hyperlink w:anchor="_Toc237117029" w:history="1">
+      <w:hyperlink w:anchor="_Toc237165433" w:history="1">
         <w:r>
           <w:rPr>
             <w:rStyle w:val="Hyperlink"/>
@@ -2308,7 +2308,7 @@
             <w:noProof/>
             <w:webHidden/>
           </w:rPr>
-          <w:instrText xml:space="preserve"> PAGEREF _Toc237117029 \h </w:instrText>
+          <w:instrText xml:space="preserve"> PAGEREF _Toc237165433 \h </w:instrText>
         </w:r>
         <w:r>
           <w:rPr>
@@ -2361,7 +2361,7 @@
       <w:pPr>
         <w:pStyle w:val="Heading1"/>
       </w:pPr>
-      <w:bookmarkStart w:id="0" w:name="_Toc237116998"/>
+      <w:bookmarkStart w:id="0" w:name="_Toc237165402"/>
       <w:r>
         <w:lastRenderedPageBreak/>
         <w:t>1. Product Scope and Invariants</w:t>
@@ -2430,7 +2430,7 @@
       <w:pPr>
         <w:pStyle w:val="Heading1"/>
       </w:pPr>
-      <w:bookmarkStart w:id="1" w:name="_Toc237116999"/>
+      <w:bookmarkStart w:id="1" w:name="_Toc237165403"/>
       <w:r>
         <w:t>2. Repository and Build Layout</w:t>
       </w:r>
@@ -2922,7 +2922,7 @@
       <w:pPr>
         <w:pStyle w:val="Heading2"/>
       </w:pPr>
-      <w:bookmarkStart w:id="2" w:name="_Toc237117000"/>
+      <w:bookmarkStart w:id="2" w:name="_Toc237165404"/>
       <w:r>
         <w:t>2.1 Toolchain</w:t>
       </w:r>
@@ -2956,7 +2956,7 @@
       <w:pPr>
         <w:pStyle w:val="Heading1"/>
       </w:pPr>
-      <w:bookmarkStart w:id="3" w:name="_Toc237117001"/>
+      <w:bookmarkStart w:id="3" w:name="_Toc237165405"/>
       <w:r>
         <w:t>3. System Architecture</w:t>
       </w:r>
@@ -3415,7 +3415,7 @@
       <w:pPr>
         <w:pStyle w:val="Heading1"/>
       </w:pPr>
-      <w:bookmarkStart w:id="4" w:name="_Toc237117002"/>
+      <w:bookmarkStart w:id="4" w:name="_Toc237165406"/>
       <w:r>
         <w:t>4. Core Data Model and JSON</w:t>
       </w:r>
@@ -3430,7 +3430,7 @@
       <w:pPr>
         <w:pStyle w:val="Heading2"/>
       </w:pPr>
-      <w:bookmarkStart w:id="5" w:name="_Toc237117003"/>
+      <w:bookmarkStart w:id="5" w:name="_Toc237165407"/>
       <w:r>
         <w:t>4.1 Stable keys</w:t>
       </w:r>
@@ -3472,7 +3472,7 @@
       <w:pPr>
         <w:pStyle w:val="Heading2"/>
       </w:pPr>
-      <w:bookmarkStart w:id="6" w:name="_Toc237117004"/>
+      <w:bookmarkStart w:id="6" w:name="_Toc237165408"/>
       <w:r>
         <w:t>4.2 Development catalog</w:t>
       </w:r>
@@ -3534,7 +3534,7 @@
       <w:pPr>
         <w:pStyle w:val="Heading2"/>
       </w:pPr>
-      <w:bookmarkStart w:id="7" w:name="_Toc237117005"/>
+      <w:bookmarkStart w:id="7" w:name="_Toc237165409"/>
       <w:r>
         <w:t>4.3 Runtime pack</w:t>
       </w:r>
@@ -3588,7 +3588,7 @@
       <w:pPr>
         <w:pStyle w:val="Heading1"/>
       </w:pPr>
-      <w:bookmarkStart w:id="8" w:name="_Toc237117006"/>
+      <w:bookmarkStart w:id="8" w:name="_Toc237165410"/>
       <w:r>
         <w:t>5. Project Detection and Scanning</w:t>
       </w:r>
@@ -3608,7 +3608,7 @@
       <w:pPr>
         <w:pStyle w:val="Heading2"/>
       </w:pPr>
-      <w:bookmarkStart w:id="9" w:name="_Toc237117007"/>
+      <w:bookmarkStart w:id="9" w:name="_Toc237165411"/>
       <w:r>
         <w:t>5.1 Incremental merge</w:t>
       </w:r>
@@ -3690,7 +3690,7 @@
       <w:pPr>
         <w:pStyle w:val="Heading1"/>
       </w:pPr>
-      <w:bookmarkStart w:id="10" w:name="_Toc237117008"/>
+      <w:bookmarkStart w:id="10" w:name="_Toc237165412"/>
       <w:r>
         <w:t>6. Studio UI and Workflow State</w:t>
       </w:r>
@@ -3763,7 +3763,7 @@
       <w:pPr>
         <w:pStyle w:val="Heading1"/>
       </w:pPr>
-      <w:bookmarkStart w:id="11" w:name="_Toc237117009"/>
+      <w:bookmarkStart w:id="11" w:name="_Toc237165413"/>
       <w:r>
         <w:t>7. Provider Settings and Secret Storage</w:t>
       </w:r>
@@ -4032,7 +4032,7 @@
       <w:pPr>
         <w:pStyle w:val="Heading1"/>
       </w:pPr>
-      <w:bookmarkStart w:id="12" w:name="_Toc237117010"/>
+      <w:bookmarkStart w:id="12" w:name="_Toc237165414"/>
       <w:r>
         <w:t>8. Provider HTTP Clients</w:t>
       </w:r>
@@ -4323,7 +4323,7 @@
       <w:pPr>
         <w:pStyle w:val="Heading2"/>
       </w:pPr>
-      <w:bookmarkStart w:id="13" w:name="_Toc237117011"/>
+      <w:bookmarkStart w:id="13" w:name="_Toc237165415"/>
       <w:r>
         <w:t>8.1 Reliability and cancellation</w:t>
       </w:r>
@@ -4381,7 +4381,7 @@
       <w:pPr>
         <w:pStyle w:val="Heading2"/>
       </w:pPr>
-      <w:bookmarkStart w:id="14" w:name="_Toc237117012"/>
+      <w:bookmarkStart w:id="14" w:name="_Toc237165416"/>
       <w:r>
         <w:t>8.2 Official protocol references</w:t>
       </w:r>
@@ -4432,7 +4432,7 @@
       <w:pPr>
         <w:pStyle w:val="Heading1"/>
       </w:pPr>
-      <w:bookmarkStart w:id="15" w:name="_Toc237117013"/>
+      <w:bookmarkStart w:id="15" w:name="_Toc237165417"/>
       <w:r>
         <w:t>9. Automatic Provider Translation and Review</w:t>
       </w:r>
@@ -4523,7 +4523,7 @@
       <w:pPr>
         <w:pStyle w:val="Heading1"/>
       </w:pPr>
-      <w:bookmarkStart w:id="16" w:name="_Toc237117014"/>
+      <w:bookmarkStart w:id="16" w:name="_Toc237165418"/>
       <w:r>
         <w:lastRenderedPageBreak/>
         <w:t>10. Validation and Runtime Pack Export</w:t>
@@ -4547,7 +4547,7 @@
       <w:pPr>
         <w:pStyle w:val="Heading1"/>
       </w:pPr>
-      <w:bookmarkStart w:id="17" w:name="_Toc237117015"/>
+      <w:bookmarkStart w:id="17" w:name="_Toc237165419"/>
       <w:r>
         <w:t>11. Runtime Engine</w:t>
       </w:r>
@@ -4570,7 +4570,7 @@
       <w:pPr>
         <w:pStyle w:val="Heading2"/>
       </w:pPr>
-      <w:bookmarkStart w:id="18" w:name="_Toc237117016"/>
+      <w:bookmarkStart w:id="18" w:name="_Toc237165420"/>
       <w:r>
         <w:t>11.1 Component manager core</w:t>
       </w:r>
@@ -4599,7 +4599,7 @@
       <w:pPr>
         <w:pStyle w:val="Heading2"/>
       </w:pPr>
-      <w:bookmarkStart w:id="19" w:name="_Toc237117017"/>
+      <w:bookmarkStart w:id="19" w:name="_Toc237165421"/>
       <w:r>
         <w:t>11.2 Optional selectors</w:t>
       </w:r>
@@ -4614,7 +4614,7 @@
       <w:pPr>
         <w:pStyle w:val="Heading2"/>
       </w:pPr>
-      <w:bookmarkStart w:id="20" w:name="_Toc237117018"/>
+      <w:bookmarkStart w:id="20" w:name="_Toc237165422"/>
       <w:r>
         <w:t>11.3 Deployment paths</w:t>
       </w:r>
@@ -4656,7 +4656,7 @@
       <w:pPr>
         <w:pStyle w:val="Heading1"/>
       </w:pPr>
-      <w:bookmarkStart w:id="21" w:name="_Toc237117019"/>
+      <w:bookmarkStart w:id="21" w:name="_Toc237165423"/>
       <w:r>
         <w:t>12. Component Packages and Integration Modes</w:t>
       </w:r>
@@ -4669,10 +4669,13 @@
     </w:p>
     <w:p>
       <w:r>
-        <w:t>tools\Install-DATLanguageManagerComponents.cmd launches the supported PowerShell setup/repair script with ExecutionPolicy Bypass. The script refuses to run while bds.exe is active, builds and verifies packages unless bundled BPLs are supplied, copies the framework's core/runtime/design BPLs to the public Studio Bpl folder, and writes the design BPL registration to HKCU\Software\Embarcadero\BDS\37.0\Known Packages. Before writing that per-user key, it validates and preserves the complete machine-wide Embarca</w:t>
-      </w:r>
-      <w:r>
-        <w:t>dero package baseline; afterward it verifies the applicable standard dclstd370.bpl or dclfmxstd370.bpl registration and the DAT registration are all visible. This prevents a third-party-only user key from hiding Delphi's standard controls. Remove unregisters only the DAT design BPL and retains files for recovery. Generated component kits include both launcher/script files and matching verified BPLs when Release artifacts are available.</w:t>
+        <w:t xml:space="preserve">tools\Install-DATLanguageManagerComponents.cmd launches the supported PowerShell setup/repair script with ExecutionPolicy Bypass. The script refuses to run while bds.exe is active, builds and verifies packages unless bundled BPLs are supplied, copies the framework's core/runtime/design BPLs to the public Studio Bpl folder, and writes the design BPL registration to HKCU\Software\Embarcadero\BDS\37.0\Known Packages. Before writing that per-user key, it validates the machine-wide Embarcadero package baseline, </w:t>
+      </w:r>
+      <w:r>
+        <w:t>retains only entries whose BPL files actually exist, and removes stale machine-derived entries from the per-user list; afterward it verifies the applicable standard dclstd370.bpl or dclfmxstd370.bpl registration, all effective package files, and the DAT registration. This prevents a third-party-only user key from hiding Delphi's standard controls and prevents absent optional BPLs from producing IDE-startup errors. Remove unregisters only the DAT design BPL and retains files for recovery. Generated component</w:t>
+      </w:r>
+      <w:r>
+        <w:t xml:space="preserve"> kits include both launcher/script files and matching verified BPLs when Release artifacts are available.</w:t>
       </w:r>
     </w:p>
     <w:p>
@@ -4690,7 +4693,7 @@
       <w:pPr>
         <w:pStyle w:val="Heading2"/>
       </w:pPr>
-      <w:bookmarkStart w:id="22" w:name="_Toc237117020"/>
+      <w:bookmarkStart w:id="22" w:name="_Toc237165424"/>
       <w:r>
         <w:t>12.1 Component startup contract</w:t>
       </w:r>
@@ -4800,7 +4803,7 @@
       <w:pPr>
         <w:pStyle w:val="Heading1"/>
       </w:pPr>
-      <w:bookmarkStart w:id="23" w:name="_Toc237117021"/>
+      <w:bookmarkStart w:id="23" w:name="_Toc237165425"/>
       <w:r>
         <w:t>13. Self-Localization</w:t>
       </w:r>
@@ -4815,7 +4818,7 @@
       <w:pPr>
         <w:pStyle w:val="Heading1"/>
       </w:pPr>
-      <w:bookmarkStart w:id="24" w:name="_Toc237117022"/>
+      <w:bookmarkStart w:id="24" w:name="_Toc237165426"/>
       <w:r>
         <w:t>14. Error Handling and Diagnostics</w:t>
       </w:r>
@@ -4874,7 +4877,7 @@
       <w:pPr>
         <w:pStyle w:val="Heading1"/>
       </w:pPr>
-      <w:bookmarkStart w:id="25" w:name="_Toc237117023"/>
+      <w:bookmarkStart w:id="25" w:name="_Toc237165427"/>
       <w:r>
         <w:t>15. Test Strategy and Verified Matrix</w:t>
       </w:r>
@@ -5244,7 +5247,7 @@
       <w:pPr>
         <w:pStyle w:val="Heading2"/>
       </w:pPr>
-      <w:bookmarkStart w:id="26" w:name="_Toc237117024"/>
+      <w:bookmarkStart w:id="26" w:name="_Toc237165428"/>
       <w:r>
         <w:t>15.1 Optional live provider testing</w:t>
       </w:r>
@@ -5259,7 +5262,7 @@
       <w:pPr>
         <w:pStyle w:val="Heading1"/>
       </w:pPr>
-      <w:bookmarkStart w:id="27" w:name="_Toc237117025"/>
+      <w:bookmarkStart w:id="27" w:name="_Toc237165429"/>
       <w:r>
         <w:t>16. Security Review</w:t>
       </w:r>
@@ -5561,7 +5564,7 @@
       <w:pPr>
         <w:pStyle w:val="Heading1"/>
       </w:pPr>
-      <w:bookmarkStart w:id="28" w:name="_Toc237117026"/>
+      <w:bookmarkStart w:id="28" w:name="_Toc237165430"/>
       <w:r>
         <w:t>17. Release and Contribution Workflow</w:t>
       </w:r>
@@ -5679,7 +5682,7 @@
       <w:pPr>
         <w:pStyle w:val="Heading1"/>
       </w:pPr>
-      <w:bookmarkStart w:id="29" w:name="_Toc237117027"/>
+      <w:bookmarkStart w:id="29" w:name="_Toc237165431"/>
       <w:r>
         <w:t>18. Known Boundaries and Future-Compatible Design</w:t>
       </w:r>
@@ -5753,7 +5756,7 @@
       <w:pPr>
         <w:pStyle w:val="Heading1"/>
       </w:pPr>
-      <w:bookmarkStart w:id="30" w:name="_Toc237117028"/>
+      <w:bookmarkStart w:id="30" w:name="_Toc237165432"/>
       <w:r>
         <w:lastRenderedPageBreak/>
         <w:t>19. Documentation Generation</w:t>
@@ -5769,7 +5772,7 @@
       <w:pPr>
         <w:pStyle w:val="Heading1"/>
       </w:pPr>
-      <w:bookmarkStart w:id="31" w:name="_Toc237117029"/>
+      <w:bookmarkStart w:id="31" w:name="_Toc237165433"/>
       <w:r>
         <w:t>20. Source References</w:t>
       </w:r>
@@ -6237,40 +6240,40 @@
       </w:rPr>
     </w:lvl>
   </w:abstractNum>
-  <w:num w:numId="1" w16cid:durableId="1987279894">
+  <w:num w:numId="1" w16cid:durableId="1304775163">
     <w:abstractNumId w:val="8"/>
   </w:num>
-  <w:num w:numId="2" w16cid:durableId="1931810757">
+  <w:num w:numId="2" w16cid:durableId="2040812549">
     <w:abstractNumId w:val="6"/>
   </w:num>
-  <w:num w:numId="3" w16cid:durableId="1800799761">
+  <w:num w:numId="3" w16cid:durableId="450637362">
     <w:abstractNumId w:val="5"/>
   </w:num>
-  <w:num w:numId="4" w16cid:durableId="1197737500">
+  <w:num w:numId="4" w16cid:durableId="1018310264">
     <w:abstractNumId w:val="4"/>
   </w:num>
-  <w:num w:numId="5" w16cid:durableId="1020349567">
+  <w:num w:numId="5" w16cid:durableId="1432772353">
     <w:abstractNumId w:val="7"/>
   </w:num>
-  <w:num w:numId="6" w16cid:durableId="522522079">
+  <w:num w:numId="6" w16cid:durableId="1070925122">
     <w:abstractNumId w:val="3"/>
   </w:num>
-  <w:num w:numId="7" w16cid:durableId="1147354223">
+  <w:num w:numId="7" w16cid:durableId="1292394878">
     <w:abstractNumId w:val="2"/>
   </w:num>
-  <w:num w:numId="8" w16cid:durableId="403576434">
+  <w:num w:numId="8" w16cid:durableId="1939486326">
     <w:abstractNumId w:val="1"/>
   </w:num>
-  <w:num w:numId="9" w16cid:durableId="1480076995">
+  <w:num w:numId="9" w16cid:durableId="1612710360">
     <w:abstractNumId w:val="0"/>
   </w:num>
-  <w:num w:numId="10" w16cid:durableId="1507865906">
+  <w:num w:numId="10" w16cid:durableId="1641110291">
     <w:abstractNumId w:val="7"/>
     <w:lvlOverride w:ilvl="0">
       <w:startOverride w:val="1"/>
     </w:lvlOverride>
   </w:num>
-  <w:num w:numId="11" w16cid:durableId="1093010157">
+  <w:num w:numId="11" w16cid:durableId="349962921">
     <w:abstractNumId w:val="7"/>
     <w:lvlOverride w:ilvl="0">
       <w:startOverride w:val="1"/>
@@ -17700,7 +17703,7 @@
     <w:autoRedefine/>
     <w:uiPriority w:val="39"/>
     <w:unhideWhenUsed/>
-    <w:rsid w:val="00AD1BDC"/>
+    <w:rsid w:val="00986C69"/>
     <w:pPr>
       <w:spacing w:after="100"/>
     </w:pPr>
@@ -17712,7 +17715,7 @@
     <w:autoRedefine/>
     <w:uiPriority w:val="39"/>
     <w:unhideWhenUsed/>
-    <w:rsid w:val="00AD1BDC"/>
+    <w:rsid w:val="00986C69"/>
     <w:pPr>
       <w:spacing w:after="100"/>
       <w:ind w:left="220"/>
@@ -17723,7 +17726,7 @@
     <w:basedOn w:val="DefaultParagraphFont"/>
     <w:uiPriority w:val="99"/>
     <w:unhideWhenUsed/>
-    <w:rsid w:val="00AD1BDC"/>
+    <w:rsid w:val="00986C69"/>
     <w:rPr>
       <w:color w:val="0000FF" w:themeColor="hyperlink"/>
       <w:u w:val="single"/>

--- a/docs/guides/Delphi App Translation Studio Engineering Guide.docx
+++ b/docs/guides/Delphi App Translation Studio Engineering Guide.docx
@@ -13,7 +13,7 @@
           <w:noProof/>
         </w:rPr>
         <w:drawing>
-          <wp:inline distT="0" distB="0" distL="0" distR="0" wp14:anchorId="2DB6D06E" wp14:editId="5966D3F7">
+          <wp:inline distT="0" distB="0" distL="0" distR="0" wp14:anchorId="35D9D5B7" wp14:editId="00E8A7D9">
             <wp:extent cx="1371600" cy="1371600"/>
             <wp:effectExtent l="0" t="0" r="0" b="0"/>
             <wp:docPr id="1" name="Picture 1"/>
@@ -122,7 +122,7 @@
           <w:color w:val="5D7693"/>
         </w:rPr>
         <w:br/>
-        <w:t>Last changed: August 8, 2026</w:t>
+        <w:t>Last changed: August 9, 2026</w:t>
       </w:r>
       <w:r>
         <w:rPr>
@@ -173,7 +173,7 @@
       <w:r>
         <w:fldChar w:fldCharType="separate"/>
       </w:r>
-      <w:hyperlink w:anchor="_Toc237165402" w:history="1">
+      <w:hyperlink w:anchor="_Toc237169179" w:history="1">
         <w:r>
           <w:rPr>
             <w:rStyle w:val="Hyperlink"/>
@@ -200,7 +200,7 @@
             <w:noProof/>
             <w:webHidden/>
           </w:rPr>
-          <w:instrText xml:space="preserve"> PAGEREF _Toc237165402 \h </w:instrText>
+          <w:instrText xml:space="preserve"> PAGEREF _Toc237169179 \h </w:instrText>
         </w:r>
         <w:r>
           <w:rPr>
@@ -241,7 +241,7 @@
           <w:noProof/>
         </w:rPr>
       </w:pPr>
-      <w:hyperlink w:anchor="_Toc237165403" w:history="1">
+      <w:hyperlink w:anchor="_Toc237169180" w:history="1">
         <w:r>
           <w:rPr>
             <w:rStyle w:val="Hyperlink"/>
@@ -268,7 +268,7 @@
             <w:noProof/>
             <w:webHidden/>
           </w:rPr>
-          <w:instrText xml:space="preserve"> PAGEREF _Toc237165403 \h </w:instrText>
+          <w:instrText xml:space="preserve"> PAGEREF _Toc237169180 \h </w:instrText>
         </w:r>
         <w:r>
           <w:rPr>
@@ -309,7 +309,7 @@
           <w:noProof/>
         </w:rPr>
       </w:pPr>
-      <w:hyperlink w:anchor="_Toc237165404" w:history="1">
+      <w:hyperlink w:anchor="_Toc237169181" w:history="1">
         <w:r>
           <w:rPr>
             <w:rStyle w:val="Hyperlink"/>
@@ -336,7 +336,7 @@
             <w:noProof/>
             <w:webHidden/>
           </w:rPr>
-          <w:instrText xml:space="preserve"> PAGEREF _Toc237165404 \h </w:instrText>
+          <w:instrText xml:space="preserve"> PAGEREF _Toc237169181 \h </w:instrText>
         </w:r>
         <w:r>
           <w:rPr>
@@ -377,7 +377,7 @@
           <w:noProof/>
         </w:rPr>
       </w:pPr>
-      <w:hyperlink w:anchor="_Toc237165405" w:history="1">
+      <w:hyperlink w:anchor="_Toc237169182" w:history="1">
         <w:r>
           <w:rPr>
             <w:rStyle w:val="Hyperlink"/>
@@ -404,7 +404,7 @@
             <w:noProof/>
             <w:webHidden/>
           </w:rPr>
-          <w:instrText xml:space="preserve"> PAGEREF _Toc237165405 \h </w:instrText>
+          <w:instrText xml:space="preserve"> PAGEREF _Toc237169182 \h </w:instrText>
         </w:r>
         <w:r>
           <w:rPr>
@@ -445,7 +445,7 @@
           <w:noProof/>
         </w:rPr>
       </w:pPr>
-      <w:hyperlink w:anchor="_Toc237165406" w:history="1">
+      <w:hyperlink w:anchor="_Toc237169183" w:history="1">
         <w:r>
           <w:rPr>
             <w:rStyle w:val="Hyperlink"/>
@@ -472,7 +472,7 @@
             <w:noProof/>
             <w:webHidden/>
           </w:rPr>
-          <w:instrText xml:space="preserve"> PAGEREF _Toc237165406 \h </w:instrText>
+          <w:instrText xml:space="preserve"> PAGEREF _Toc237169183 \h </w:instrText>
         </w:r>
         <w:r>
           <w:rPr>
@@ -513,7 +513,7 @@
           <w:noProof/>
         </w:rPr>
       </w:pPr>
-      <w:hyperlink w:anchor="_Toc237165407" w:history="1">
+      <w:hyperlink w:anchor="_Toc237169184" w:history="1">
         <w:r>
           <w:rPr>
             <w:rStyle w:val="Hyperlink"/>
@@ -540,7 +540,7 @@
             <w:noProof/>
             <w:webHidden/>
           </w:rPr>
-          <w:instrText xml:space="preserve"> PAGEREF _Toc237165407 \h </w:instrText>
+          <w:instrText xml:space="preserve"> PAGEREF _Toc237169184 \h </w:instrText>
         </w:r>
         <w:r>
           <w:rPr>
@@ -581,7 +581,7 @@
           <w:noProof/>
         </w:rPr>
       </w:pPr>
-      <w:hyperlink w:anchor="_Toc237165408" w:history="1">
+      <w:hyperlink w:anchor="_Toc237169185" w:history="1">
         <w:r>
           <w:rPr>
             <w:rStyle w:val="Hyperlink"/>
@@ -608,7 +608,7 @@
             <w:noProof/>
             <w:webHidden/>
           </w:rPr>
-          <w:instrText xml:space="preserve"> PAGEREF _Toc237165408 \h </w:instrText>
+          <w:instrText xml:space="preserve"> PAGEREF _Toc237169185 \h </w:instrText>
         </w:r>
         <w:r>
           <w:rPr>
@@ -649,7 +649,7 @@
           <w:noProof/>
         </w:rPr>
       </w:pPr>
-      <w:hyperlink w:anchor="_Toc237165409" w:history="1">
+      <w:hyperlink w:anchor="_Toc237169186" w:history="1">
         <w:r>
           <w:rPr>
             <w:rStyle w:val="Hyperlink"/>
@@ -676,7 +676,7 @@
             <w:noProof/>
             <w:webHidden/>
           </w:rPr>
-          <w:instrText xml:space="preserve"> PAGEREF _Toc237165409 \h </w:instrText>
+          <w:instrText xml:space="preserve"> PAGEREF _Toc237169186 \h </w:instrText>
         </w:r>
         <w:r>
           <w:rPr>
@@ -717,7 +717,7 @@
           <w:noProof/>
         </w:rPr>
       </w:pPr>
-      <w:hyperlink w:anchor="_Toc237165410" w:history="1">
+      <w:hyperlink w:anchor="_Toc237169187" w:history="1">
         <w:r>
           <w:rPr>
             <w:rStyle w:val="Hyperlink"/>
@@ -744,7 +744,7 @@
             <w:noProof/>
             <w:webHidden/>
           </w:rPr>
-          <w:instrText xml:space="preserve"> PAGEREF _Toc237165410 \h </w:instrText>
+          <w:instrText xml:space="preserve"> PAGEREF _Toc237169187 \h </w:instrText>
         </w:r>
         <w:r>
           <w:rPr>
@@ -785,7 +785,7 @@
           <w:noProof/>
         </w:rPr>
       </w:pPr>
-      <w:hyperlink w:anchor="_Toc237165411" w:history="1">
+      <w:hyperlink w:anchor="_Toc237169188" w:history="1">
         <w:r>
           <w:rPr>
             <w:rStyle w:val="Hyperlink"/>
@@ -812,7 +812,7 @@
             <w:noProof/>
             <w:webHidden/>
           </w:rPr>
-          <w:instrText xml:space="preserve"> PAGEREF _Toc237165411 \h </w:instrText>
+          <w:instrText xml:space="preserve"> PAGEREF _Toc237169188 \h </w:instrText>
         </w:r>
         <w:r>
           <w:rPr>
@@ -853,7 +853,7 @@
           <w:noProof/>
         </w:rPr>
       </w:pPr>
-      <w:hyperlink w:anchor="_Toc237165412" w:history="1">
+      <w:hyperlink w:anchor="_Toc237169189" w:history="1">
         <w:r>
           <w:rPr>
             <w:rStyle w:val="Hyperlink"/>
@@ -880,7 +880,7 @@
             <w:noProof/>
             <w:webHidden/>
           </w:rPr>
-          <w:instrText xml:space="preserve"> PAGEREF _Toc237165412 \h </w:instrText>
+          <w:instrText xml:space="preserve"> PAGEREF _Toc237169189 \h </w:instrText>
         </w:r>
         <w:r>
           <w:rPr>
@@ -921,7 +921,7 @@
           <w:noProof/>
         </w:rPr>
       </w:pPr>
-      <w:hyperlink w:anchor="_Toc237165413" w:history="1">
+      <w:hyperlink w:anchor="_Toc237169190" w:history="1">
         <w:r>
           <w:rPr>
             <w:rStyle w:val="Hyperlink"/>
@@ -948,7 +948,7 @@
             <w:noProof/>
             <w:webHidden/>
           </w:rPr>
-          <w:instrText xml:space="preserve"> PAGEREF _Toc237165413 \h </w:instrText>
+          <w:instrText xml:space="preserve"> PAGEREF _Toc237169190 \h </w:instrText>
         </w:r>
         <w:r>
           <w:rPr>
@@ -989,7 +989,7 @@
           <w:noProof/>
         </w:rPr>
       </w:pPr>
-      <w:hyperlink w:anchor="_Toc237165414" w:history="1">
+      <w:hyperlink w:anchor="_Toc237169191" w:history="1">
         <w:r>
           <w:rPr>
             <w:rStyle w:val="Hyperlink"/>
@@ -1016,7 +1016,7 @@
             <w:noProof/>
             <w:webHidden/>
           </w:rPr>
-          <w:instrText xml:space="preserve"> PAGEREF _Toc237165414 \h </w:instrText>
+          <w:instrText xml:space="preserve"> PAGEREF _Toc237169191 \h </w:instrText>
         </w:r>
         <w:r>
           <w:rPr>
@@ -1057,7 +1057,7 @@
           <w:noProof/>
         </w:rPr>
       </w:pPr>
-      <w:hyperlink w:anchor="_Toc237165415" w:history="1">
+      <w:hyperlink w:anchor="_Toc237169192" w:history="1">
         <w:r>
           <w:rPr>
             <w:rStyle w:val="Hyperlink"/>
@@ -1084,7 +1084,7 @@
             <w:noProof/>
             <w:webHidden/>
           </w:rPr>
-          <w:instrText xml:space="preserve"> PAGEREF _Toc237165415 \h </w:instrText>
+          <w:instrText xml:space="preserve"> PAGEREF _Toc237169192 \h </w:instrText>
         </w:r>
         <w:r>
           <w:rPr>
@@ -1125,7 +1125,7 @@
           <w:noProof/>
         </w:rPr>
       </w:pPr>
-      <w:hyperlink w:anchor="_Toc237165416" w:history="1">
+      <w:hyperlink w:anchor="_Toc237169193" w:history="1">
         <w:r>
           <w:rPr>
             <w:rStyle w:val="Hyperlink"/>
@@ -1152,7 +1152,7 @@
             <w:noProof/>
             <w:webHidden/>
           </w:rPr>
-          <w:instrText xml:space="preserve"> PAGEREF _Toc237165416 \h </w:instrText>
+          <w:instrText xml:space="preserve"> PAGEREF _Toc237169193 \h </w:instrText>
         </w:r>
         <w:r>
           <w:rPr>
@@ -1193,7 +1193,7 @@
           <w:noProof/>
         </w:rPr>
       </w:pPr>
-      <w:hyperlink w:anchor="_Toc237165417" w:history="1">
+      <w:hyperlink w:anchor="_Toc237169194" w:history="1">
         <w:r>
           <w:rPr>
             <w:rStyle w:val="Hyperlink"/>
@@ -1220,7 +1220,7 @@
             <w:noProof/>
             <w:webHidden/>
           </w:rPr>
-          <w:instrText xml:space="preserve"> PAGEREF _Toc237165417 \h </w:instrText>
+          <w:instrText xml:space="preserve"> PAGEREF _Toc237169194 \h </w:instrText>
         </w:r>
         <w:r>
           <w:rPr>
@@ -1261,7 +1261,7 @@
           <w:noProof/>
         </w:rPr>
       </w:pPr>
-      <w:hyperlink w:anchor="_Toc237165418" w:history="1">
+      <w:hyperlink w:anchor="_Toc237169195" w:history="1">
         <w:r>
           <w:rPr>
             <w:rStyle w:val="Hyperlink"/>
@@ -1288,7 +1288,7 @@
             <w:noProof/>
             <w:webHidden/>
           </w:rPr>
-          <w:instrText xml:space="preserve"> PAGEREF _Toc237165418 \h </w:instrText>
+          <w:instrText xml:space="preserve"> PAGEREF _Toc237169195 \h </w:instrText>
         </w:r>
         <w:r>
           <w:rPr>
@@ -1329,7 +1329,7 @@
           <w:noProof/>
         </w:rPr>
       </w:pPr>
-      <w:hyperlink w:anchor="_Toc237165419" w:history="1">
+      <w:hyperlink w:anchor="_Toc237169196" w:history="1">
         <w:r>
           <w:rPr>
             <w:rStyle w:val="Hyperlink"/>
@@ -1356,7 +1356,7 @@
             <w:noProof/>
             <w:webHidden/>
           </w:rPr>
-          <w:instrText xml:space="preserve"> PAGEREF _Toc237165419 \h </w:instrText>
+          <w:instrText xml:space="preserve"> PAGEREF _Toc237169196 \h </w:instrText>
         </w:r>
         <w:r>
           <w:rPr>
@@ -1397,7 +1397,7 @@
           <w:noProof/>
         </w:rPr>
       </w:pPr>
-      <w:hyperlink w:anchor="_Toc237165420" w:history="1">
+      <w:hyperlink w:anchor="_Toc237169197" w:history="1">
         <w:r>
           <w:rPr>
             <w:rStyle w:val="Hyperlink"/>
@@ -1424,7 +1424,7 @@
             <w:noProof/>
             <w:webHidden/>
           </w:rPr>
-          <w:instrText xml:space="preserve"> PAGEREF _Toc237165420 \h </w:instrText>
+          <w:instrText xml:space="preserve"> PAGEREF _Toc237169197 \h </w:instrText>
         </w:r>
         <w:r>
           <w:rPr>
@@ -1465,7 +1465,7 @@
           <w:noProof/>
         </w:rPr>
       </w:pPr>
-      <w:hyperlink w:anchor="_Toc237165421" w:history="1">
+      <w:hyperlink w:anchor="_Toc237169198" w:history="1">
         <w:r>
           <w:rPr>
             <w:rStyle w:val="Hyperlink"/>
@@ -1492,7 +1492,7 @@
             <w:noProof/>
             <w:webHidden/>
           </w:rPr>
-          <w:instrText xml:space="preserve"> PAGEREF _Toc237165421 \h </w:instrText>
+          <w:instrText xml:space="preserve"> PAGEREF _Toc237169198 \h </w:instrText>
         </w:r>
         <w:r>
           <w:rPr>
@@ -1533,7 +1533,7 @@
           <w:noProof/>
         </w:rPr>
       </w:pPr>
-      <w:hyperlink w:anchor="_Toc237165422" w:history="1">
+      <w:hyperlink w:anchor="_Toc237169199" w:history="1">
         <w:r>
           <w:rPr>
             <w:rStyle w:val="Hyperlink"/>
@@ -1560,7 +1560,7 @@
             <w:noProof/>
             <w:webHidden/>
           </w:rPr>
-          <w:instrText xml:space="preserve"> PAGEREF _Toc237165422 \h </w:instrText>
+          <w:instrText xml:space="preserve"> PAGEREF _Toc237169199 \h </w:instrText>
         </w:r>
         <w:r>
           <w:rPr>
@@ -1601,7 +1601,7 @@
           <w:noProof/>
         </w:rPr>
       </w:pPr>
-      <w:hyperlink w:anchor="_Toc237165423" w:history="1">
+      <w:hyperlink w:anchor="_Toc237169200" w:history="1">
         <w:r>
           <w:rPr>
             <w:rStyle w:val="Hyperlink"/>
@@ -1628,7 +1628,7 @@
             <w:noProof/>
             <w:webHidden/>
           </w:rPr>
-          <w:instrText xml:space="preserve"> PAGEREF _Toc237165423 \h </w:instrText>
+          <w:instrText xml:space="preserve"> PAGEREF _Toc237169200 \h </w:instrText>
         </w:r>
         <w:r>
           <w:rPr>
@@ -1669,7 +1669,7 @@
           <w:noProof/>
         </w:rPr>
       </w:pPr>
-      <w:hyperlink w:anchor="_Toc237165424" w:history="1">
+      <w:hyperlink w:anchor="_Toc237169201" w:history="1">
         <w:r>
           <w:rPr>
             <w:rStyle w:val="Hyperlink"/>
@@ -1696,7 +1696,7 @@
             <w:noProof/>
             <w:webHidden/>
           </w:rPr>
-          <w:instrText xml:space="preserve"> PAGEREF _Toc237165424 \h </w:instrText>
+          <w:instrText xml:space="preserve"> PAGEREF _Toc237169201 \h </w:instrText>
         </w:r>
         <w:r>
           <w:rPr>
@@ -1737,7 +1737,7 @@
           <w:noProof/>
         </w:rPr>
       </w:pPr>
-      <w:hyperlink w:anchor="_Toc237165425" w:history="1">
+      <w:hyperlink w:anchor="_Toc237169202" w:history="1">
         <w:r>
           <w:rPr>
             <w:rStyle w:val="Hyperlink"/>
@@ -1764,7 +1764,7 @@
             <w:noProof/>
             <w:webHidden/>
           </w:rPr>
-          <w:instrText xml:space="preserve"> PAGEREF _Toc237165425 \h </w:instrText>
+          <w:instrText xml:space="preserve"> PAGEREF _Toc237169202 \h </w:instrText>
         </w:r>
         <w:r>
           <w:rPr>
@@ -1805,7 +1805,7 @@
           <w:noProof/>
         </w:rPr>
       </w:pPr>
-      <w:hyperlink w:anchor="_Toc237165426" w:history="1">
+      <w:hyperlink w:anchor="_Toc237169203" w:history="1">
         <w:r>
           <w:rPr>
             <w:rStyle w:val="Hyperlink"/>
@@ -1832,7 +1832,7 @@
             <w:noProof/>
             <w:webHidden/>
           </w:rPr>
-          <w:instrText xml:space="preserve"> PAGEREF _Toc237165426 \h </w:instrText>
+          <w:instrText xml:space="preserve"> PAGEREF _Toc237169203 \h </w:instrText>
         </w:r>
         <w:r>
           <w:rPr>
@@ -1873,7 +1873,7 @@
           <w:noProof/>
         </w:rPr>
       </w:pPr>
-      <w:hyperlink w:anchor="_Toc237165427" w:history="1">
+      <w:hyperlink w:anchor="_Toc237169204" w:history="1">
         <w:r>
           <w:rPr>
             <w:rStyle w:val="Hyperlink"/>
@@ -1900,7 +1900,7 @@
             <w:noProof/>
             <w:webHidden/>
           </w:rPr>
-          <w:instrText xml:space="preserve"> PAGEREF _Toc237165427 \h </w:instrText>
+          <w:instrText xml:space="preserve"> PAGEREF _Toc237169204 \h </w:instrText>
         </w:r>
         <w:r>
           <w:rPr>
@@ -1941,7 +1941,7 @@
           <w:noProof/>
         </w:rPr>
       </w:pPr>
-      <w:hyperlink w:anchor="_Toc237165428" w:history="1">
+      <w:hyperlink w:anchor="_Toc237169205" w:history="1">
         <w:r>
           <w:rPr>
             <w:rStyle w:val="Hyperlink"/>
@@ -1968,7 +1968,7 @@
             <w:noProof/>
             <w:webHidden/>
           </w:rPr>
-          <w:instrText xml:space="preserve"> PAGEREF _Toc237165428 \h </w:instrText>
+          <w:instrText xml:space="preserve"> PAGEREF _Toc237169205 \h </w:instrText>
         </w:r>
         <w:r>
           <w:rPr>
@@ -2009,7 +2009,7 @@
           <w:noProof/>
         </w:rPr>
       </w:pPr>
-      <w:hyperlink w:anchor="_Toc237165429" w:history="1">
+      <w:hyperlink w:anchor="_Toc237169206" w:history="1">
         <w:r>
           <w:rPr>
             <w:rStyle w:val="Hyperlink"/>
@@ -2036,7 +2036,7 @@
             <w:noProof/>
             <w:webHidden/>
           </w:rPr>
-          <w:instrText xml:space="preserve"> PAGEREF _Toc237165429 \h </w:instrText>
+          <w:instrText xml:space="preserve"> PAGEREF _Toc237169206 \h </w:instrText>
         </w:r>
         <w:r>
           <w:rPr>
@@ -2077,7 +2077,7 @@
           <w:noProof/>
         </w:rPr>
       </w:pPr>
-      <w:hyperlink w:anchor="_Toc237165430" w:history="1">
+      <w:hyperlink w:anchor="_Toc237169207" w:history="1">
         <w:r>
           <w:rPr>
             <w:rStyle w:val="Hyperlink"/>
@@ -2104,7 +2104,7 @@
             <w:noProof/>
             <w:webHidden/>
           </w:rPr>
-          <w:instrText xml:space="preserve"> PAGEREF _Toc237165430 \h </w:instrText>
+          <w:instrText xml:space="preserve"> PAGEREF _Toc237169207 \h </w:instrText>
         </w:r>
         <w:r>
           <w:rPr>
@@ -2145,7 +2145,7 @@
           <w:noProof/>
         </w:rPr>
       </w:pPr>
-      <w:hyperlink w:anchor="_Toc237165431" w:history="1">
+      <w:hyperlink w:anchor="_Toc237169208" w:history="1">
         <w:r>
           <w:rPr>
             <w:rStyle w:val="Hyperlink"/>
@@ -2172,7 +2172,7 @@
             <w:noProof/>
             <w:webHidden/>
           </w:rPr>
-          <w:instrText xml:space="preserve"> PAGEREF _Toc237165431 \h </w:instrText>
+          <w:instrText xml:space="preserve"> PAGEREF _Toc237169208 \h </w:instrText>
         </w:r>
         <w:r>
           <w:rPr>
@@ -2213,7 +2213,7 @@
           <w:noProof/>
         </w:rPr>
       </w:pPr>
-      <w:hyperlink w:anchor="_Toc237165432" w:history="1">
+      <w:hyperlink w:anchor="_Toc237169209" w:history="1">
         <w:r>
           <w:rPr>
             <w:rStyle w:val="Hyperlink"/>
@@ -2240,7 +2240,7 @@
             <w:noProof/>
             <w:webHidden/>
           </w:rPr>
-          <w:instrText xml:space="preserve"> PAGEREF _Toc237165432 \h </w:instrText>
+          <w:instrText xml:space="preserve"> PAGEREF _Toc237169209 \h </w:instrText>
         </w:r>
         <w:r>
           <w:rPr>
@@ -2260,7 +2260,7 @@
             <w:noProof/>
             <w:webHidden/>
           </w:rPr>
-          <w:t>14</w:t>
+          <w:t>13</w:t>
         </w:r>
         <w:r>
           <w:rPr>
@@ -2281,7 +2281,7 @@
           <w:noProof/>
         </w:rPr>
       </w:pPr>
-      <w:hyperlink w:anchor="_Toc237165433" w:history="1">
+      <w:hyperlink w:anchor="_Toc237169210" w:history="1">
         <w:r>
           <w:rPr>
             <w:rStyle w:val="Hyperlink"/>
@@ -2308,7 +2308,7 @@
             <w:noProof/>
             <w:webHidden/>
           </w:rPr>
-          <w:instrText xml:space="preserve"> PAGEREF _Toc237165433 \h </w:instrText>
+          <w:instrText xml:space="preserve"> PAGEREF _Toc237169210 \h </w:instrText>
         </w:r>
         <w:r>
           <w:rPr>
@@ -2361,7 +2361,7 @@
       <w:pPr>
         <w:pStyle w:val="Heading1"/>
       </w:pPr>
-      <w:bookmarkStart w:id="0" w:name="_Toc237165402"/>
+      <w:bookmarkStart w:id="0" w:name="_Toc237169179"/>
       <w:r>
         <w:lastRenderedPageBreak/>
         <w:t>1. Product Scope and Invariants</w:t>
@@ -2430,7 +2430,7 @@
       <w:pPr>
         <w:pStyle w:val="Heading1"/>
       </w:pPr>
-      <w:bookmarkStart w:id="1" w:name="_Toc237165403"/>
+      <w:bookmarkStart w:id="1" w:name="_Toc237169180"/>
       <w:r>
         <w:t>2. Repository and Build Layout</w:t>
       </w:r>
@@ -2922,7 +2922,7 @@
       <w:pPr>
         <w:pStyle w:val="Heading2"/>
       </w:pPr>
-      <w:bookmarkStart w:id="2" w:name="_Toc237165404"/>
+      <w:bookmarkStart w:id="2" w:name="_Toc237169181"/>
       <w:r>
         <w:t>2.1 Toolchain</w:t>
       </w:r>
@@ -2956,7 +2956,7 @@
       <w:pPr>
         <w:pStyle w:val="Heading1"/>
       </w:pPr>
-      <w:bookmarkStart w:id="3" w:name="_Toc237165405"/>
+      <w:bookmarkStart w:id="3" w:name="_Toc237169182"/>
       <w:r>
         <w:t>3. System Architecture</w:t>
       </w:r>
@@ -3415,7 +3415,7 @@
       <w:pPr>
         <w:pStyle w:val="Heading1"/>
       </w:pPr>
-      <w:bookmarkStart w:id="4" w:name="_Toc237165406"/>
+      <w:bookmarkStart w:id="4" w:name="_Toc237169183"/>
       <w:r>
         <w:t>4. Core Data Model and JSON</w:t>
       </w:r>
@@ -3430,7 +3430,7 @@
       <w:pPr>
         <w:pStyle w:val="Heading2"/>
       </w:pPr>
-      <w:bookmarkStart w:id="5" w:name="_Toc237165407"/>
+      <w:bookmarkStart w:id="5" w:name="_Toc237169184"/>
       <w:r>
         <w:t>4.1 Stable keys</w:t>
       </w:r>
@@ -3472,7 +3472,7 @@
       <w:pPr>
         <w:pStyle w:val="Heading2"/>
       </w:pPr>
-      <w:bookmarkStart w:id="6" w:name="_Toc237165408"/>
+      <w:bookmarkStart w:id="6" w:name="_Toc237169185"/>
       <w:r>
         <w:t>4.2 Development catalog</w:t>
       </w:r>
@@ -3534,7 +3534,7 @@
       <w:pPr>
         <w:pStyle w:val="Heading2"/>
       </w:pPr>
-      <w:bookmarkStart w:id="7" w:name="_Toc237165409"/>
+      <w:bookmarkStart w:id="7" w:name="_Toc237169186"/>
       <w:r>
         <w:t>4.3 Runtime pack</w:t>
       </w:r>
@@ -3588,7 +3588,7 @@
       <w:pPr>
         <w:pStyle w:val="Heading1"/>
       </w:pPr>
-      <w:bookmarkStart w:id="8" w:name="_Toc237165410"/>
+      <w:bookmarkStart w:id="8" w:name="_Toc237169187"/>
       <w:r>
         <w:t>5. Project Detection and Scanning</w:t>
       </w:r>
@@ -3608,7 +3608,7 @@
       <w:pPr>
         <w:pStyle w:val="Heading2"/>
       </w:pPr>
-      <w:bookmarkStart w:id="9" w:name="_Toc237165411"/>
+      <w:bookmarkStart w:id="9" w:name="_Toc237169188"/>
       <w:r>
         <w:t>5.1 Incremental merge</w:t>
       </w:r>
@@ -3690,7 +3690,7 @@
       <w:pPr>
         <w:pStyle w:val="Heading1"/>
       </w:pPr>
-      <w:bookmarkStart w:id="10" w:name="_Toc237165412"/>
+      <w:bookmarkStart w:id="10" w:name="_Toc237169189"/>
       <w:r>
         <w:t>6. Studio UI and Workflow State</w:t>
       </w:r>
@@ -3744,6 +3744,9 @@
           <w:p>
             <w:pPr>
               <w:pStyle w:val="Callout"/>
+              <w:rPr>
+                <w:rFonts w:hint="eastAsia"/>
+              </w:rPr>
             </w:pPr>
             <w:r>
               <w:rPr>
@@ -3763,7 +3766,7 @@
       <w:pPr>
         <w:pStyle w:val="Heading1"/>
       </w:pPr>
-      <w:bookmarkStart w:id="11" w:name="_Toc237165413"/>
+      <w:bookmarkStart w:id="11" w:name="_Toc237169190"/>
       <w:r>
         <w:t>7. Provider Settings and Secret Storage</w:t>
       </w:r>
@@ -4032,7 +4035,7 @@
       <w:pPr>
         <w:pStyle w:val="Heading1"/>
       </w:pPr>
-      <w:bookmarkStart w:id="12" w:name="_Toc237165414"/>
+      <w:bookmarkStart w:id="12" w:name="_Toc237169191"/>
       <w:r>
         <w:t>8. Provider HTTP Clients</w:t>
       </w:r>
@@ -4323,7 +4326,7 @@
       <w:pPr>
         <w:pStyle w:val="Heading2"/>
       </w:pPr>
-      <w:bookmarkStart w:id="13" w:name="_Toc237165415"/>
+      <w:bookmarkStart w:id="13" w:name="_Toc237169192"/>
       <w:r>
         <w:t>8.1 Reliability and cancellation</w:t>
       </w:r>
@@ -4381,7 +4384,7 @@
       <w:pPr>
         <w:pStyle w:val="Heading2"/>
       </w:pPr>
-      <w:bookmarkStart w:id="14" w:name="_Toc237165416"/>
+      <w:bookmarkStart w:id="14" w:name="_Toc237169193"/>
       <w:r>
         <w:t>8.2 Official protocol references</w:t>
       </w:r>
@@ -4432,7 +4435,7 @@
       <w:pPr>
         <w:pStyle w:val="Heading1"/>
       </w:pPr>
-      <w:bookmarkStart w:id="15" w:name="_Toc237165417"/>
+      <w:bookmarkStart w:id="15" w:name="_Toc237169194"/>
       <w:r>
         <w:t>9. Automatic Provider Translation and Review</w:t>
       </w:r>
@@ -4523,7 +4526,7 @@
       <w:pPr>
         <w:pStyle w:val="Heading1"/>
       </w:pPr>
-      <w:bookmarkStart w:id="16" w:name="_Toc237165418"/>
+      <w:bookmarkStart w:id="16" w:name="_Toc237169195"/>
       <w:r>
         <w:lastRenderedPageBreak/>
         <w:t>10. Validation and Runtime Pack Export</w:t>
@@ -4547,7 +4550,7 @@
       <w:pPr>
         <w:pStyle w:val="Heading1"/>
       </w:pPr>
-      <w:bookmarkStart w:id="17" w:name="_Toc237165419"/>
+      <w:bookmarkStart w:id="17" w:name="_Toc237169196"/>
       <w:r>
         <w:t>11. Runtime Engine</w:t>
       </w:r>
@@ -4570,7 +4573,7 @@
       <w:pPr>
         <w:pStyle w:val="Heading2"/>
       </w:pPr>
-      <w:bookmarkStart w:id="18" w:name="_Toc237165420"/>
+      <w:bookmarkStart w:id="18" w:name="_Toc237169197"/>
       <w:r>
         <w:t>11.1 Component manager core</w:t>
       </w:r>
@@ -4599,7 +4602,7 @@
       <w:pPr>
         <w:pStyle w:val="Heading2"/>
       </w:pPr>
-      <w:bookmarkStart w:id="19" w:name="_Toc237165421"/>
+      <w:bookmarkStart w:id="19" w:name="_Toc237169198"/>
       <w:r>
         <w:t>11.2 Optional selectors</w:t>
       </w:r>
@@ -4614,7 +4617,7 @@
       <w:pPr>
         <w:pStyle w:val="Heading2"/>
       </w:pPr>
-      <w:bookmarkStart w:id="20" w:name="_Toc237165422"/>
+      <w:bookmarkStart w:id="20" w:name="_Toc237169199"/>
       <w:r>
         <w:t>11.3 Deployment paths</w:t>
       </w:r>
@@ -4656,7 +4659,7 @@
       <w:pPr>
         <w:pStyle w:val="Heading1"/>
       </w:pPr>
-      <w:bookmarkStart w:id="21" w:name="_Toc237165423"/>
+      <w:bookmarkStart w:id="21" w:name="_Toc237169200"/>
       <w:r>
         <w:t>12. Component Packages and Integration Modes</w:t>
       </w:r>
@@ -4669,19 +4672,19 @@
     </w:p>
     <w:p>
       <w:r>
-        <w:t xml:space="preserve">tools\Install-DATLanguageManagerComponents.cmd launches the supported PowerShell setup/repair script with ExecutionPolicy Bypass. The script refuses to run while bds.exe is active, builds and verifies packages unless bundled BPLs are supplied, copies the framework's core/runtime/design BPLs to the public Studio Bpl folder, and writes the design BPL registration to HKCU\Software\Embarcadero\BDS\37.0\Known Packages. Before writing that per-user key, it validates the machine-wide Embarcadero package baseline, </w:t>
-      </w:r>
-      <w:r>
-        <w:t>retains only entries whose BPL files actually exist, and removes stale machine-derived entries from the per-user list; afterward it verifies the applicable standard dclstd370.bpl or dclfmxstd370.bpl registration, all effective package files, and the DAT registration. This prevents a third-party-only user key from hiding Delphi's standard controls and prevents absent optional BPLs from producing IDE-startup errors. Remove unregisters only the DAT design BPL and retains files for recovery. Generated component</w:t>
-      </w:r>
-      <w:r>
-        <w:t xml:space="preserve"> kits include both launcher/script files and matching verified BPLs when Release artifacts are available.</w:t>
-      </w:r>
-    </w:p>
-    <w:p>
+        <w:t xml:space="preserve">The Studio's Show Design BPL action selects the matching, verified, self-contained package under bin\packages\Win32\Release. The developer installs that stable file with RAD Studio's Component &gt; Install Packages &gt; Add command. The Studio does not copy BPLs to public Delphi folders, write Known Packages registry values, close/restart RAD Studio, or expose automatic package installation. Delphi therefore remains the sole owner of design-package registration. Generated per-project kits contain no BPLs and are </w:t>
+      </w:r>
+      <w:r>
+        <w:t>regenerated from a clean output directory, so they can be replaced without invalidating Delphi's registered package path.</w:t>
+      </w:r>
+    </w:p>
+    <w:p>
+      <w:r>
+        <w:t xml:space="preserve">DAT.Integration.ComponentPackage implements the recommended non-mutating mode. It emits applicable runtime/component units, validated translated packs, an English source pack, component-integration.json, scanner form roots, README instructions, and a deployment script exclusively below </w:t>
+      </w:r>
       <w:r>
         <w:lastRenderedPageBreak/>
-        <w:t>DAT.Integration.ComponentPackage implements the recommended non-mutating mode. It emits applicable runtime/component units, validated translated packs, an English source pack, component-integration.json, scanner form roots, README instructions, and a deployment script exclusively below export\component-integration. SHA-256 fixture tests prove target DPROJ and DFM/FMX hashes remain unchanged.</w:t>
+        <w:t>export\component-integration. SHA-256 fixture tests prove target DPROJ and DFM/FMX hashes remain unchanged.</w:t>
       </w:r>
     </w:p>
     <w:p>
@@ -4693,7 +4696,7 @@
       <w:pPr>
         <w:pStyle w:val="Heading2"/>
       </w:pPr>
-      <w:bookmarkStart w:id="22" w:name="_Toc237165424"/>
+      <w:bookmarkStart w:id="22" w:name="_Toc237169201"/>
       <w:r>
         <w:t>12.1 Component startup contract</w:t>
       </w:r>
@@ -4784,6 +4787,9 @@
           <w:p>
             <w:pPr>
               <w:pStyle w:val="Callout"/>
+              <w:rPr>
+                <w:rFonts w:hint="eastAsia"/>
+              </w:rPr>
             </w:pPr>
             <w:r>
               <w:rPr>
@@ -4803,7 +4809,7 @@
       <w:pPr>
         <w:pStyle w:val="Heading1"/>
       </w:pPr>
-      <w:bookmarkStart w:id="23" w:name="_Toc237165425"/>
+      <w:bookmarkStart w:id="23" w:name="_Toc237169202"/>
       <w:r>
         <w:t>13. Self-Localization</w:t>
       </w:r>
@@ -4818,7 +4824,7 @@
       <w:pPr>
         <w:pStyle w:val="Heading1"/>
       </w:pPr>
-      <w:bookmarkStart w:id="24" w:name="_Toc237165426"/>
+      <w:bookmarkStart w:id="24" w:name="_Toc237169203"/>
       <w:r>
         <w:t>14. Error Handling and Diagnostics</w:t>
       </w:r>
@@ -4853,23 +4859,23 @@
         <w:pStyle w:val="ListBullet"/>
       </w:pPr>
       <w:r>
+        <w:t>Integration previews show a complete line-numbered exact diff for every affected file before mutation.</w:t>
+      </w:r>
+    </w:p>
+    <w:p>
+      <w:pPr>
+        <w:pStyle w:val="ListBullet"/>
+      </w:pPr>
+      <w:r>
+        <w:t>Transaction errors trigger rollback and retain backup evidence.</w:t>
+      </w:r>
+    </w:p>
+    <w:p>
+      <w:pPr>
+        <w:pStyle w:val="ListBullet"/>
+      </w:pPr>
+      <w:r>
         <w:lastRenderedPageBreak/>
-        <w:t>Integration previews show a complete line-numbered exact diff for every affected file before mutation.</w:t>
-      </w:r>
-    </w:p>
-    <w:p>
-      <w:pPr>
-        <w:pStyle w:val="ListBullet"/>
-      </w:pPr>
-      <w:r>
-        <w:t>Transaction errors trigger rollback and retain backup evidence.</w:t>
-      </w:r>
-    </w:p>
-    <w:p>
-      <w:pPr>
-        <w:pStyle w:val="ListBullet"/>
-      </w:pPr>
-      <w:r>
         <w:t>Provider keys must never be added to troubleshooting logs.</w:t>
       </w:r>
     </w:p>
@@ -4877,7 +4883,7 @@
       <w:pPr>
         <w:pStyle w:val="Heading1"/>
       </w:pPr>
-      <w:bookmarkStart w:id="25" w:name="_Toc237165427"/>
+      <w:bookmarkStart w:id="25" w:name="_Toc237169204"/>
       <w:r>
         <w:t>15. Test Strategy and Verified Matrix</w:t>
       </w:r>
@@ -5214,7 +5220,6 @@
           </w:tcPr>
           <w:p>
             <w:r>
-              <w:lastRenderedPageBreak/>
               <w:t>RunStudioSelfLocalizationSmokeTest.ps1</w:t>
             </w:r>
           </w:p>
@@ -5237,17 +5242,18 @@
     </w:tbl>
     <w:p>
       <w:r>
-        <w:t>On August 8, 2026, the complete release harness passed uninterrupted. Debug and Release component packages, Win32/Win64 manager suites, scanner/catalog/provider contracts, component non-mutation, runtime and advanced integration all passed. The Studio built in Debug and Release for both architectures, streamed its FMX form directly, launched normally, and self-localized to Italian in all four configurations. Disposable real-application pilots also built and opened translated first forms on Win32/Win64 for W</w:t>
-      </w:r>
-      <w:r>
-        <w:t>ebsite Analytics (FMX) and Courier Herald Reader (VCL).</w:t>
+        <w:t xml:space="preserve">On August 9, 2026, the complete release harness passed uninterrupted. Debug and Release component packages, Win32/Win64 manager suites, scanner/catalog/provider contracts, component non-mutation, </w:t>
+      </w:r>
+      <w:r>
+        <w:lastRenderedPageBreak/>
+        <w:t>runtime and advanced integration all passed. The Studio built in Debug and Release for both architectures, streamed its FMX form directly, launched normally, and self-localized to Italian in all four configurations. Disposable real-application pilots also built and opened translated first forms on Win32/Win64 for Website Analytics (FMX) and Courier Herald Reader (VCL).</w:t>
       </w:r>
     </w:p>
     <w:p>
       <w:pPr>
         <w:pStyle w:val="Heading2"/>
       </w:pPr>
-      <w:bookmarkStart w:id="26" w:name="_Toc237165428"/>
+      <w:bookmarkStart w:id="26" w:name="_Toc237169205"/>
       <w:r>
         <w:t>15.1 Optional live provider testing</w:t>
       </w:r>
@@ -5262,7 +5268,7 @@
       <w:pPr>
         <w:pStyle w:val="Heading1"/>
       </w:pPr>
-      <w:bookmarkStart w:id="27" w:name="_Toc237165429"/>
+      <w:bookmarkStart w:id="27" w:name="_Toc237169206"/>
       <w:r>
         <w:t>16. Security Review</w:t>
       </w:r>
@@ -5501,7 +5507,6 @@
           </w:tcPr>
           <w:p>
             <w:r>
-              <w:lastRenderedPageBreak/>
               <w:t>Machine mistranslation shipped</w:t>
             </w:r>
           </w:p>
@@ -5557,14 +5562,18 @@
     </w:tbl>
     <w:p>
       <w:r>
-        <w:t>Windows Credential Manager follows Microsoft guidance for application credentials (CredWrite/CredRead). It protects persistence under the signed-in Windows context; it does not make a key safe from malware running as that user. Provider-side restrictions, quotas, rotation, and least privilege remain necessary.</w:t>
+        <w:t xml:space="preserve">Windows Credential Manager follows Microsoft guidance for application credentials (CredWrite/CredRead). It protects persistence under the signed-in Windows context; it does not make a </w:t>
+      </w:r>
+      <w:r>
+        <w:lastRenderedPageBreak/>
+        <w:t>key safe from malware running as that user. Provider-side restrictions, quotas, rotation, and least privilege remain necessary.</w:t>
       </w:r>
     </w:p>
     <w:p>
       <w:pPr>
         <w:pStyle w:val="Heading1"/>
       </w:pPr>
-      <w:bookmarkStart w:id="28" w:name="_Toc237165430"/>
+      <w:bookmarkStart w:id="28" w:name="_Toc237169207"/>
       <w:r>
         <w:t>17. Release and Contribution Workflow</w:t>
       </w:r>
@@ -5682,7 +5691,7 @@
       <w:pPr>
         <w:pStyle w:val="Heading1"/>
       </w:pPr>
-      <w:bookmarkStart w:id="29" w:name="_Toc237165431"/>
+      <w:bookmarkStart w:id="29" w:name="_Toc237169208"/>
       <w:r>
         <w:t>18. Known Boundaries and Future-Compatible Design</w:t>
       </w:r>
@@ -5756,24 +5765,24 @@
       <w:pPr>
         <w:pStyle w:val="Heading1"/>
       </w:pPr>
-      <w:bookmarkStart w:id="30" w:name="_Toc237165432"/>
+      <w:bookmarkStart w:id="30" w:name="_Toc237169209"/>
+      <w:r>
+        <w:t>19. Documentation Generation</w:t>
+      </w:r>
+      <w:bookmarkEnd w:id="30"/>
+    </w:p>
+    <w:p>
+      <w:r>
+        <w:t>The editable guides are generated from actual source and engineering notes with python-docx. Each DOCX contains a real Word TOC field, a dedicated TOC section, and a new-page content section. Microsoft Word COM updates every field and TOC, repaginates, saves the DOCX, and creates the companion PDF with ExportAsFixedFormat. PDF pages are rendered to images and inspected before release. LibreOffice is not used for this project.</w:t>
+      </w:r>
+    </w:p>
+    <w:p>
+      <w:pPr>
+        <w:pStyle w:val="Heading1"/>
+      </w:pPr>
+      <w:bookmarkStart w:id="31" w:name="_Toc237169210"/>
       <w:r>
         <w:lastRenderedPageBreak/>
-        <w:t>19. Documentation Generation</w:t>
-      </w:r>
-      <w:bookmarkEnd w:id="30"/>
-    </w:p>
-    <w:p>
-      <w:r>
-        <w:t>The editable guides are generated from actual source and engineering notes with python-docx. Each DOCX contains a real Word TOC field, a dedicated TOC section, and a new-page content section. Microsoft Word COM updates every field and TOC, repaginates, saves the DOCX, and creates the companion PDF with ExportAsFixedFormat. PDF pages are rendered to images and inspected before release. LibreOffice is not used for this project.</w:t>
-      </w:r>
-    </w:p>
-    <w:p>
-      <w:pPr>
-        <w:pStyle w:val="Heading1"/>
-      </w:pPr>
-      <w:bookmarkStart w:id="31" w:name="_Toc237165433"/>
-      <w:r>
         <w:t>20. Source References</w:t>
       </w:r>
       <w:bookmarkEnd w:id="31"/>
@@ -5783,7 +5792,7 @@
         <w:pStyle w:val="ListBullet"/>
       </w:pPr>
       <w:r>
-        <w:t>Repository source, forms, project metadata, schemas, and smoke tests as of August 8, 2026.</w:t>
+        <w:t>Repository source, forms, project metadata, schemas, and smoke tests as of August 9, 2026.</w:t>
       </w:r>
     </w:p>
     <w:p>
@@ -6240,40 +6249,40 @@
       </w:rPr>
     </w:lvl>
   </w:abstractNum>
-  <w:num w:numId="1" w16cid:durableId="1304775163">
+  <w:num w:numId="1" w16cid:durableId="715734825">
     <w:abstractNumId w:val="8"/>
   </w:num>
-  <w:num w:numId="2" w16cid:durableId="2040812549">
+  <w:num w:numId="2" w16cid:durableId="995500562">
     <w:abstractNumId w:val="6"/>
   </w:num>
-  <w:num w:numId="3" w16cid:durableId="450637362">
+  <w:num w:numId="3" w16cid:durableId="708146172">
     <w:abstractNumId w:val="5"/>
   </w:num>
-  <w:num w:numId="4" w16cid:durableId="1018310264">
+  <w:num w:numId="4" w16cid:durableId="567689029">
     <w:abstractNumId w:val="4"/>
   </w:num>
-  <w:num w:numId="5" w16cid:durableId="1432772353">
+  <w:num w:numId="5" w16cid:durableId="207497837">
     <w:abstractNumId w:val="7"/>
   </w:num>
-  <w:num w:numId="6" w16cid:durableId="1070925122">
+  <w:num w:numId="6" w16cid:durableId="1492717991">
     <w:abstractNumId w:val="3"/>
   </w:num>
-  <w:num w:numId="7" w16cid:durableId="1292394878">
+  <w:num w:numId="7" w16cid:durableId="1642005939">
     <w:abstractNumId w:val="2"/>
   </w:num>
-  <w:num w:numId="8" w16cid:durableId="1939486326">
+  <w:num w:numId="8" w16cid:durableId="700281636">
     <w:abstractNumId w:val="1"/>
   </w:num>
-  <w:num w:numId="9" w16cid:durableId="1612710360">
+  <w:num w:numId="9" w16cid:durableId="1714888122">
     <w:abstractNumId w:val="0"/>
   </w:num>
-  <w:num w:numId="10" w16cid:durableId="1641110291">
+  <w:num w:numId="10" w16cid:durableId="109664435">
     <w:abstractNumId w:val="7"/>
     <w:lvlOverride w:ilvl="0">
       <w:startOverride w:val="1"/>
     </w:lvlOverride>
   </w:num>
-  <w:num w:numId="11" w16cid:durableId="349962921">
+  <w:num w:numId="11" w16cid:durableId="168061974">
     <w:abstractNumId w:val="7"/>
     <w:lvlOverride w:ilvl="0">
       <w:startOverride w:val="1"/>
@@ -17703,7 +17712,7 @@
     <w:autoRedefine/>
     <w:uiPriority w:val="39"/>
     <w:unhideWhenUsed/>
-    <w:rsid w:val="00986C69"/>
+    <w:rsid w:val="00563E43"/>
     <w:pPr>
       <w:spacing w:after="100"/>
     </w:pPr>
@@ -17715,7 +17724,7 @@
     <w:autoRedefine/>
     <w:uiPriority w:val="39"/>
     <w:unhideWhenUsed/>
-    <w:rsid w:val="00986C69"/>
+    <w:rsid w:val="00563E43"/>
     <w:pPr>
       <w:spacing w:after="100"/>
       <w:ind w:left="220"/>
@@ -17726,7 +17735,7 @@
     <w:basedOn w:val="DefaultParagraphFont"/>
     <w:uiPriority w:val="99"/>
     <w:unhideWhenUsed/>
-    <w:rsid w:val="00986C69"/>
+    <w:rsid w:val="00563E43"/>
     <w:rPr>
       <w:color w:val="0000FF" w:themeColor="hyperlink"/>
       <w:u w:val="single"/>

--- a/docs/guides/Delphi App Translation Studio Engineering Guide.docx
+++ b/docs/guides/Delphi App Translation Studio Engineering Guide.docx
@@ -122,7 +122,13 @@
           <w:color w:val="5D7693"/>
         </w:rPr>
         <w:br/>
-        <w:t>Last changed: August 9, 2026</w:t>
+      </w:r>
+      <w:r>
+        <w:rPr>
+          <w:rFonts w:ascii="Aptos" w:hAnsi="Aptos"/>
+          <w:color w:val="5D7693"/>
+        </w:rPr>
+        <w:t>Last changed: August 10, 2026</w:t>
       </w:r>
       <w:r>
         <w:rPr>
@@ -2363,7 +2369,6 @@
       </w:pPr>
       <w:bookmarkStart w:id="0" w:name="_Toc237169179"/>
       <w:r>
-        <w:lastRenderedPageBreak/>
         <w:t>1. Product Scope and Invariants</w:t>
       </w:r>
       <w:bookmarkEnd w:id="0"/>
@@ -2669,7 +2674,6 @@
           </w:tcPr>
           <w:p>
             <w:r>
-              <w:lastRenderedPageBreak/>
               <w:t>source\components</w:t>
             </w:r>
           </w:p>
@@ -2931,9 +2935,6 @@
     <w:p>
       <w:pPr>
         <w:pStyle w:val="CodeBlock"/>
-        <w:rPr>
-          <w:rFonts w:hint="eastAsia"/>
-        </w:rPr>
       </w:pPr>
       <w:r>
         <w:t>call "C:\Program Files (x86)\Embarcadero\Studio\37.0\bin\rsvars.bat"</w:t>
@@ -3097,7 +3098,6 @@
           </w:tcPr>
           <w:p>
             <w:r>
-              <w:lastRenderedPageBreak/>
               <w:t>Catalog</w:t>
             </w:r>
           </w:p>
@@ -3481,9 +3481,6 @@
     <w:p>
       <w:pPr>
         <w:pStyle w:val="CodeBlock"/>
-        <w:rPr>
-          <w:rFonts w:hint="eastAsia"/>
-        </w:rPr>
       </w:pPr>
       <w:r>
         <w:t>{</w:t>
@@ -3502,9 +3499,6 @@
       </w:r>
       <w:r>
         <w:br/>
-      </w:r>
-      <w:r>
-        <w:lastRenderedPageBreak/>
         <w:t xml:space="preserve">  "locale": {"languageCode": "it-IT", "nativeLanguageName": "Italiano"},</w:t>
       </w:r>
       <w:r>
@@ -3521,8 +3515,6 @@
       </w:r>
       <w:r>
         <w:br/>
-      </w:r>
-      <w:r>
         <w:t xml:space="preserve">               "runtimeApplication": "automatic"}]</w:t>
       </w:r>
       <w:r>
@@ -3543,9 +3535,6 @@
     <w:p>
       <w:pPr>
         <w:pStyle w:val="CodeBlock"/>
-        <w:rPr>
-          <w:rFonts w:hint="eastAsia"/>
-        </w:rPr>
       </w:pPr>
       <w:r>
         <w:t>{</w:t>
@@ -3698,11 +3687,7 @@
     </w:p>
     <w:p>
       <w:r>
-        <w:t xml:space="preserve">DAT.Studio.MainForm.fmx contains the complete orange-and-blue interface. The form persists WindowState=wsMaximized, uses client-aligned workflow cards, anchors resizable work areas to every relevant edge, and keeps the status card at the bottom. The workflow selection rectangle moves among </w:t>
-      </w:r>
-      <w:r>
-        <w:lastRenderedPageBreak/>
-        <w:t>Project, Scan, Translate, Validation, Export, Integration, and Provider Settings. Language and provider choices, Translate Automatically, key-management actions, and all other controls are persisted designer objects. DAT.Studio.MainForm.pas contains event and state logic only; it does not construct controls.</w:t>
+        <w:t>DAT.Studio.MainForm.fmx contains the complete orange-and-blue interface. The form persists WindowState=wsMaximized, uses client-aligned workflow cards, anchors resizable work areas to every relevant edge, and keeps the status card at the bottom. The workflow selection rectangle moves among Project, Scan, Translate, Validation, Export, Integration, and Provider Settings. Language and provider choices, Translate Automatically, key-management actions, and all other controls are persisted designer objects. DAT.Studio.MainForm.pas contains event and state logic only; it does not construct controls.</w:t>
       </w:r>
     </w:p>
     <w:p>
@@ -3744,9 +3729,6 @@
           <w:p>
             <w:pPr>
               <w:pStyle w:val="Callout"/>
-              <w:rPr>
-                <w:rFonts w:hint="eastAsia"/>
-              </w:rPr>
             </w:pPr>
             <w:r>
               <w:rPr>
@@ -4019,7 +4001,6 @@
         <w:pStyle w:val="ListBullet"/>
       </w:pPr>
       <w:r>
-        <w:lastRenderedPageBreak/>
         <w:t>No error message contains the key, request headers, or provider response body.</w:t>
       </w:r>
     </w:p>
@@ -4419,7 +4400,6 @@
         <w:pStyle w:val="ListBullet"/>
       </w:pPr>
       <w:r>
-        <w:lastRenderedPageBreak/>
         <w:t>Google Cloud Translation authentication: https://docs.cloud.google.com/translate/docs/authentication</w:t>
       </w:r>
     </w:p>
@@ -4528,17 +4508,13 @@
       </w:pPr>
       <w:bookmarkStart w:id="16" w:name="_Toc237169195"/>
       <w:r>
-        <w:lastRenderedPageBreak/>
         <w:t>10. Validation and Runtime Pack Export</w:t>
       </w:r>
       <w:bookmarkEnd w:id="16"/>
     </w:p>
     <w:p>
       <w:r>
-        <w:t>DAT.Validation.Catalog validates metadata, missing target text, duplicates, changed source, Delphi indexed and sequential Format arguments, accelerators, inconsistent repeated-source terminology, and status conditions. Export is blocked by errors. Common runtime placeholders such as -- are informational when intentionally unchanged. The UI explains severity and maps a double-clicked entry issue back to the Translate list. Manual resourcestring wiring is reported separately from structural errors. DAT.Core.R</w:t>
-      </w:r>
-      <w:r>
-        <w:t>untimePack serializes only runtime-required metadata and strings and records a source-catalog checksum.</w:t>
+        <w:t>DAT.Validation.Catalog validates metadata, missing target text, duplicates, changed source, Delphi indexed and sequential Format arguments, accelerators, inconsistent repeated-source terminology, and status conditions. Export is blocked by errors. Common runtime placeholders such as -- are informational when intentionally unchanged. The UI explains severity and maps a double-clicked entry issue back to the Translate list. Manual resourcestring wiring is reported separately from structural errors. DAT.Core.RuntimePack serializes only runtime-required metadata and strings and records a source-catalog checksum.</w:t>
       </w:r>
     </w:p>
     <w:p>
@@ -4558,10 +4534,7 @@
     </w:p>
     <w:p>
       <w:r>
-        <w:t>DAT.Runtime.LanguagePack loads and discovers JSON packs, checks application identity, rejects empty/invalid packs, canonicalizes native language names, de-duplicates exact locale codes, and suppresses a generic locale when a regional variant exists. DAT.Runtime.Preference reads/writes the selected locale. DAT.Runtime.Manager owns the active pack, discovery, preference, translation lookup, and locale format settings. The source language loads its generated JSON pack when present and falls back to designer te</w:t>
-      </w:r>
-      <w:r>
-        <w:t>xt only for older deployments without that pack.</w:t>
+        <w:t>DAT.Runtime.LanguagePack loads and discovers JSON packs, checks application identity, rejects empty/invalid packs, canonicalizes native language names, de-duplicates exact locale codes, and suppresses a generic locale when a regional variant exists. DAT.Runtime.Preference reads/writes the selected locale. DAT.Runtime.Manager owns the active pack, discovery, preference, translation lookup, and locale format settings. The source language loads its generated JSON pack when present and falls back to designer text only for older deployments without that pack.</w:t>
       </w:r>
     </w:p>
     <w:p>
@@ -4586,15 +4559,11 @@
     </w:p>
     <w:p>
       <w:r>
-        <w:t>TDATFMXLanguageManager subscribes additively to TFormBeforeShownMessage and TFormReleasedMessage. It translates after streaming but before OnShow/first paint and never replaces a global handler. TDATVCLLanguageManager owns a private TApplicationEvents, discovers visible forms on throttled idle, and inspects modal forms before display. VCL has no public additive before-show notification for every dynamic modeless form; such a form can paint once in the source language unless the application calls ApplyToForm</w:t>
-      </w:r>
-      <w:r>
-        <w:t xml:space="preserve"> before Show.</w:t>
-      </w:r>
-    </w:p>
-    <w:p>
-      <w:r>
-        <w:lastRenderedPageBreak/>
+        <w:t>TDATFMXLanguageManager subscribes additively to TFormBeforeShownMessage and TFormReleasedMessage. It translates after streaming but before OnShow/first paint and never replaces a global handler. TDATVCLLanguageManager owns a private TApplicationEvents, discovers visible forms on throttled idle, and inspects modal forms before display. VCL has no public additive before-show notification for every dynamic modeless form; such a form can paint once in the source language unless the application calls ApplyToForm before Show.</w:t>
+      </w:r>
+    </w:p>
+    <w:p>
+      <w:r>
         <w:t>PreserveControlState protects writable edit/memo data, focus, selection ranges, and list/combo ItemIndex. Collection replacement temporarily suppresses and then restores OnChange. Read-only instructional memo content remains translatable.</w:t>
       </w:r>
     </w:p>
@@ -4672,19 +4641,12 @@
     </w:p>
     <w:p>
       <w:r>
-        <w:t xml:space="preserve">The Studio's Show Design BPL action selects the matching, verified, self-contained package under bin\packages\Win32\Release. The developer installs that stable file with RAD Studio's Component &gt; Install Packages &gt; Add command. The Studio does not copy BPLs to public Delphi folders, write Known Packages registry values, close/restart RAD Studio, or expose automatic package installation. Delphi therefore remains the sole owner of design-package registration. Generated per-project kits contain no BPLs and are </w:t>
-      </w:r>
-      <w:r>
-        <w:t>regenerated from a clean output directory, so they can be replaced without invalidating Delphi's registered package path.</w:t>
-      </w:r>
-    </w:p>
-    <w:p>
-      <w:r>
-        <w:t xml:space="preserve">DAT.Integration.ComponentPackage implements the recommended non-mutating mode. It emits applicable runtime/component units, validated translated packs, an English source pack, component-integration.json, scanner form roots, README instructions, and a deployment script exclusively below </w:t>
-      </w:r>
-      <w:r>
-        <w:lastRenderedPageBreak/>
-        <w:t>export\component-integration. SHA-256 fixture tests prove target DPROJ and DFM/FMX hashes remain unchanged.</w:t>
+        <w:t>The Studio's Show Design BPL action selects the matching, verified, self-contained package under bin\packages\Win32\Release. The developer installs that stable file with RAD Studio's Component &gt; Install Packages &gt; Add command. The Studio does not copy BPLs to public Delphi folders, write Known Packages registry values, close/restart RAD Studio, or expose automatic package installation. Delphi therefore remains the sole owner of design-package registration. Generated per-project kits contain no BPLs and are regenerated from a clean output directory, so they can be replaced without invalidating Delphi's registered package path.</w:t>
+      </w:r>
+    </w:p>
+    <w:p>
+      <w:r>
+        <w:t>DAT.Integration.ComponentPackage implements the recommended non-mutating mode. It emits applicable runtime/component units, validated translated packs, an English source pack, component-integration.json, scanner form roots, README instructions, and a deployment script exclusively below export\component-integration. SHA-256 fixture tests prove target DPROJ and DFM/FMX hashes remain unchanged.</w:t>
       </w:r>
     </w:p>
     <w:p>
@@ -4787,9 +4749,6 @@
           <w:p>
             <w:pPr>
               <w:pStyle w:val="Callout"/>
-              <w:rPr>
-                <w:rFonts w:hint="eastAsia"/>
-              </w:rPr>
             </w:pPr>
             <w:r>
               <w:rPr>
@@ -4875,7 +4834,6 @@
         <w:pStyle w:val="ListBullet"/>
       </w:pPr>
       <w:r>
-        <w:lastRenderedPageBreak/>
         <w:t>Provider keys must never be added to troubleshooting logs.</w:t>
       </w:r>
     </w:p>
@@ -5242,11 +5200,7 @@
     </w:tbl>
     <w:p>
       <w:r>
-        <w:t xml:space="preserve">On August 9, 2026, the complete release harness passed uninterrupted. Debug and Release component packages, Win32/Win64 manager suites, scanner/catalog/provider contracts, component non-mutation, </w:t>
-      </w:r>
-      <w:r>
-        <w:lastRenderedPageBreak/>
-        <w:t>runtime and advanced integration all passed. The Studio built in Debug and Release for both architectures, streamed its FMX form directly, launched normally, and self-localized to Italian in all four configurations. Disposable real-application pilots also built and opened translated first forms on Win32/Win64 for Website Analytics (FMX) and Courier Herald Reader (VCL).</w:t>
+        <w:t>On August 9, 2026, the complete release harness passed uninterrupted. Debug and Release component packages, Win32/Win64 manager suites, scanner/catalog/provider contracts, component non-mutation, runtime and advanced integration all passed. The Studio built in Debug and Release for both architectures, streamed its FMX form directly, launched normally, and self-localized to Italian in all four configurations. Disposable real-application pilots also built and opened translated first forms on Win32/Win64 for Website Analytics (FMX) and Courier Herald Reader (VCL).</w:t>
       </w:r>
     </w:p>
     <w:p>
@@ -5562,11 +5516,7 @@
     </w:tbl>
     <w:p>
       <w:r>
-        <w:t xml:space="preserve">Windows Credential Manager follows Microsoft guidance for application credentials (CredWrite/CredRead). It protects persistence under the signed-in Windows context; it does not make a </w:t>
-      </w:r>
-      <w:r>
-        <w:lastRenderedPageBreak/>
-        <w:t>key safe from malware running as that user. Provider-side restrictions, quotas, rotation, and least privilege remain necessary.</w:t>
+        <w:t>Windows Credential Manager follows Microsoft guidance for application credentials (CredWrite/CredRead). It protects persistence under the signed-in Windows context; it does not make a key safe from malware running as that user. Provider-side restrictions, quotas, rotation, and least privilege remain necessary.</w:t>
       </w:r>
     </w:p>
     <w:p>
@@ -5782,7 +5732,6 @@
       </w:pPr>
       <w:bookmarkStart w:id="31" w:name="_Toc237169210"/>
       <w:r>
-        <w:lastRenderedPageBreak/>
         <w:t>20. Source References</w:t>
       </w:r>
       <w:bookmarkEnd w:id="31"/>
@@ -5835,6 +5784,153 @@
         <w:t>Google API-key guidance: https://docs.cloud.google.com/docs/authentication/api-keys-best-practices</w:t>
       </w:r>
     </w:p>
+    <w:p>
+      <w:pPr>
+        <w:spacing w:after="200" w:line="276" w:lineRule="auto"/>
+      </w:pPr>
+      <w:r>
+        <w:br w:type="page"/>
+      </w:r>
+    </w:p>
+    <w:p>
+      <w:pPr>
+        <w:pStyle w:val="Heading1"/>
+      </w:pPr>
+      <w:r>
+        <w:t>Guided Setup Wizard Architecture</w:t>
+      </w:r>
+    </w:p>
+    <w:p>
+      <w:r>
+        <w:t>DAT.Studio.SetupWizard is a designer-authored FMX modal form. It is intentionally borderless, fixed-size, centered, and has no menu or system controls. All controls and layout parameters remain editable in the FMX designer. The main Studio launches it from Start Guided Setup while retaining the existing workflow as the advanced fallback.</w:t>
+      </w:r>
+    </w:p>
+    <w:p>
+      <w:pPr>
+        <w:pStyle w:val="ListNumber"/>
+        <w:numPr>
+          <w:ilvl w:val="0"/>
+          <w:numId w:val="16"/>
+        </w:numPr>
+      </w:pPr>
+      <w:r>
+        <w:t>The wizard owns isolated project-profile, scan-result, catalog, provider-key, backup, and component-kit state. No target source integration engine is invoked.</w:t>
+      </w:r>
+    </w:p>
+    <w:p>
+      <w:pPr>
+        <w:pStyle w:val="ListNumber"/>
+        <w:numPr>
+          <w:ilvl w:val="0"/>
+          <w:numId w:val="16"/>
+        </w:numPr>
+      </w:pPr>
+      <w:r>
+        <w:t>The left rail permits navigation only to steps already reached. A changed project or target language invalidates downstream scan/catalog state.</w:t>
+      </w:r>
+    </w:p>
+    <w:p>
+      <w:pPr>
+        <w:pStyle w:val="ListNumber"/>
+        <w:numPr>
+          <w:ilvl w:val="0"/>
+          <w:numId w:val="16"/>
+        </w:numPr>
+      </w:pPr>
+      <w:r>
+        <w:t>Pre-final activities are read-only with respect to the target except an explicitly saved provider credential, which is stored through Windows Credential Manager.</w:t>
+      </w:r>
+    </w:p>
+    <w:p>
+      <w:pPr>
+        <w:pStyle w:val="ListNumber"/>
+        <w:numPr>
+          <w:ilvl w:val="0"/>
+          <w:numId w:val="16"/>
+        </w:numPr>
+      </w:pPr>
+      <w:r>
+        <w:t>Final processing optionally creates a timestamped ZIP in Documents\Delphi App Translation Backups, translates only unresolved eligible entries, saves the development catalog, validates, exports the runtime JSON pack, and generates the component kit.</w:t>
+      </w:r>
+    </w:p>
+    <w:p>
+      <w:pPr>
+        <w:pStyle w:val="ListNumber"/>
+        <w:numPr>
+          <w:ilvl w:val="0"/>
+          <w:numId w:val="16"/>
+        </w:numPr>
+      </w:pPr>
+      <w:r>
+        <w:t>Blocking validation errors stop final processing before component-kit completion. Reviewed and approved translations are never resent automatically.</w:t>
+      </w:r>
+    </w:p>
+    <w:p>
+      <w:pPr>
+        <w:pStyle w:val="ListNumber"/>
+        <w:numPr>
+          <w:ilvl w:val="0"/>
+          <w:numId w:val="16"/>
+        </w:numPr>
+      </w:pPr>
+      <w:r>
+        <w:t>During final processing, Back, Cancel, the rail, and close-query approval are disabled. On failure, control is restored and the progress log identifies the stopping point.</w:t>
+      </w:r>
+    </w:p>
+    <w:p>
+      <w:pPr>
+        <w:pStyle w:val="ListNumber"/>
+        <w:numPr>
+          <w:ilvl w:val="0"/>
+          <w:numId w:val="16"/>
+        </w:numPr>
+      </w:pPr>
+      <w:r>
+        <w:t>The wizard generates four exact deployment commands for Win32 and Win64 Debug and Release. Every command launches the system Windows PowerShell executable with -NoProfile -ExecutionPolicy Bypass.</w:t>
+      </w:r>
+    </w:p>
+    <w:p>
+      <w:pPr>
+        <w:pStyle w:val="ListNumber"/>
+        <w:numPr>
+          <w:ilvl w:val="0"/>
+          <w:numId w:val="16"/>
+        </w:numPr>
+      </w:pPr>
+      <w:r>
+        <w:t>Run Pack Deployment executes the same generated script only for target output folders that exist. Missing output folders are skipped.</w:t>
+      </w:r>
+    </w:p>
+    <w:p>
+      <w:pPr>
+        <w:pStyle w:val="ListNumber"/>
+        <w:numPr>
+          <w:ilvl w:val="0"/>
+          <w:numId w:val="16"/>
+        </w:numPr>
+      </w:pPr>
+      <w:r>
+        <w:t>The component package remains a manual RAD Studio operation through Component &gt; Install Packages &gt; Add. The wizard never writes the IDE package registry and never uses the Install Component wizard.</w:t>
+      </w:r>
+    </w:p>
+    <w:p>
+      <w:pPr>
+        <w:pStyle w:val="ListNumber"/>
+        <w:numPr>
+          <w:ilvl w:val="0"/>
+          <w:numId w:val="16"/>
+        </w:numPr>
+      </w:pPr>
+      <w:r>
+        <w:t>Wizard-Completion-Report.txt is written into the generated kit and records the project, language, catalog, runtime pack, backup, manual step, and deployment commands.</w:t>
+      </w:r>
+    </w:p>
+    <w:p>
+      <w:r>
+        <w:t>The form source is source\studio\DAT.Studio.SetupWizard.pas and its editable designer resource is source\studio\DAT.Studio.SetupWizard.fmx. The unit is registered in the DPR and DPROJ. Release validation must compile Win32 and Win64 Debug and Release and instantiate the wizard form to verify FMX streaming.</w:t>
+      </w:r>
+    </w:p>
+    <w:p/>
     <w:sectPr>
       <w:headerReference w:type="default" r:id="rId13"/>
       <w:footerReference w:type="default" r:id="rId14"/>
@@ -6247,6 +6343,134 @@
       <w:rPr>
         <w:rFonts w:ascii="Symbol" w:hAnsi="Symbol" w:hint="default"/>
       </w:rPr>
+    </w:lvl>
+  </w:abstractNum>
+  <w:abstractNum w:abstractNumId="9" w15:restartNumberingAfterBreak="0">
+    <w:nsid w:val="345C6417"/>
+    <w:multiLevelType w:val="singleLevel"/>
+    <w:tmpl w:val="0409000F"/>
+    <w:lvl w:ilvl="0">
+      <w:start w:val="1"/>
+      <w:numFmt w:val="decimal"/>
+      <w:lvlText w:val="%1."/>
+      <w:lvlJc w:val="left"/>
+      <w:pPr>
+        <w:ind w:left="720" w:hanging="360"/>
+      </w:pPr>
+    </w:lvl>
+  </w:abstractNum>
+  <w:abstractNum w:abstractNumId="10" w15:restartNumberingAfterBreak="0">
+    <w:nsid w:val="5E3D2508"/>
+    <w:multiLevelType w:val="hybridMultilevel"/>
+    <w:tmpl w:val="D9C858E4"/>
+    <w:lvl w:ilvl="0" w:tplc="0409000F">
+      <w:start w:val="1"/>
+      <w:numFmt w:val="decimal"/>
+      <w:lvlText w:val="%1."/>
+      <w:lvlJc w:val="left"/>
+      <w:pPr>
+        <w:ind w:left="360" w:hanging="360"/>
+      </w:pPr>
+    </w:lvl>
+    <w:lvl w:ilvl="1" w:tplc="04090019" w:tentative="1">
+      <w:start w:val="1"/>
+      <w:numFmt w:val="lowerLetter"/>
+      <w:lvlText w:val="%2."/>
+      <w:lvlJc w:val="left"/>
+      <w:pPr>
+        <w:ind w:left="1080" w:hanging="360"/>
+      </w:pPr>
+    </w:lvl>
+    <w:lvl w:ilvl="2" w:tplc="0409001B" w:tentative="1">
+      <w:start w:val="1"/>
+      <w:numFmt w:val="lowerRoman"/>
+      <w:lvlText w:val="%3."/>
+      <w:lvlJc w:val="right"/>
+      <w:pPr>
+        <w:ind w:left="1800" w:hanging="180"/>
+      </w:pPr>
+    </w:lvl>
+    <w:lvl w:ilvl="3" w:tplc="0409000F" w:tentative="1">
+      <w:start w:val="1"/>
+      <w:numFmt w:val="decimal"/>
+      <w:lvlText w:val="%4."/>
+      <w:lvlJc w:val="left"/>
+      <w:pPr>
+        <w:ind w:left="2520" w:hanging="360"/>
+      </w:pPr>
+    </w:lvl>
+    <w:lvl w:ilvl="4" w:tplc="04090019" w:tentative="1">
+      <w:start w:val="1"/>
+      <w:numFmt w:val="lowerLetter"/>
+      <w:lvlText w:val="%5."/>
+      <w:lvlJc w:val="left"/>
+      <w:pPr>
+        <w:ind w:left="3240" w:hanging="360"/>
+      </w:pPr>
+    </w:lvl>
+    <w:lvl w:ilvl="5" w:tplc="0409001B" w:tentative="1">
+      <w:start w:val="1"/>
+      <w:numFmt w:val="lowerRoman"/>
+      <w:lvlText w:val="%6."/>
+      <w:lvlJc w:val="right"/>
+      <w:pPr>
+        <w:ind w:left="3960" w:hanging="180"/>
+      </w:pPr>
+    </w:lvl>
+    <w:lvl w:ilvl="6" w:tplc="0409000F" w:tentative="1">
+      <w:start w:val="1"/>
+      <w:numFmt w:val="decimal"/>
+      <w:lvlText w:val="%7."/>
+      <w:lvlJc w:val="left"/>
+      <w:pPr>
+        <w:ind w:left="4680" w:hanging="360"/>
+      </w:pPr>
+    </w:lvl>
+    <w:lvl w:ilvl="7" w:tplc="04090019" w:tentative="1">
+      <w:start w:val="1"/>
+      <w:numFmt w:val="lowerLetter"/>
+      <w:lvlText w:val="%8."/>
+      <w:lvlJc w:val="left"/>
+      <w:pPr>
+        <w:ind w:left="5400" w:hanging="360"/>
+      </w:pPr>
+    </w:lvl>
+    <w:lvl w:ilvl="8" w:tplc="0409001B" w:tentative="1">
+      <w:start w:val="1"/>
+      <w:numFmt w:val="lowerRoman"/>
+      <w:lvlText w:val="%9."/>
+      <w:lvlJc w:val="right"/>
+      <w:pPr>
+        <w:ind w:left="6120" w:hanging="180"/>
+      </w:pPr>
+    </w:lvl>
+  </w:abstractNum>
+  <w:abstractNum w:abstractNumId="11" w15:restartNumberingAfterBreak="0">
+    <w:nsid w:val="5FAF7620"/>
+    <w:multiLevelType w:val="singleLevel"/>
+    <w:tmpl w:val="0409000F"/>
+    <w:lvl w:ilvl="0">
+      <w:start w:val="1"/>
+      <w:numFmt w:val="decimal"/>
+      <w:lvlText w:val="%1."/>
+      <w:lvlJc w:val="left"/>
+      <w:pPr>
+        <w:ind w:left="720" w:hanging="360"/>
+      </w:pPr>
+    </w:lvl>
+  </w:abstractNum>
+  <w:abstractNum w:abstractNumId="12" w15:restartNumberingAfterBreak="0">
+    <w:nsid w:val="6D176838"/>
+    <w:multiLevelType w:val="singleLevel"/>
+    <w:tmpl w:val="0409000F"/>
+    <w:lvl w:ilvl="0">
+      <w:start w:val="1"/>
+      <w:numFmt w:val="decimal"/>
+      <w:lvlText w:val="%1."/>
+      <w:lvlJc w:val="left"/>
+      <w:pPr>
+        <w:ind w:left="720" w:hanging="360"/>
+      </w:pPr>
     </w:lvl>
   </w:abstractNum>
   <w:num w:numId="1" w16cid:durableId="715734825">
@@ -6287,6 +6511,24 @@
     <w:lvlOverride w:ilvl="0">
       <w:startOverride w:val="1"/>
     </w:lvlOverride>
+  </w:num>
+  <w:num w:numId="12" w16cid:durableId="1682587093">
+    <w:abstractNumId w:val="7"/>
+    <w:lvlOverride w:ilvl="0">
+      <w:startOverride w:val="1"/>
+    </w:lvlOverride>
+  </w:num>
+  <w:num w:numId="13" w16cid:durableId="170532043">
+    <w:abstractNumId w:val="10"/>
+  </w:num>
+  <w:num w:numId="14" w16cid:durableId="432823334">
+    <w:abstractNumId w:val="12"/>
+  </w:num>
+  <w:num w:numId="15" w16cid:durableId="629825227">
+    <w:abstractNumId w:val="11"/>
+  </w:num>
+  <w:num w:numId="16" w16cid:durableId="561674159">
+    <w:abstractNumId w:val="9"/>
   </w:num>
 </w:numbering>
 </file>
@@ -7256,7 +7498,6 @@
         <w:numId w:val="5"/>
       </w:numPr>
       <w:spacing w:after="80"/>
-      <w:ind w:left="540" w:hanging="271"/>
       <w:contextualSpacing/>
     </w:pPr>
   </w:style>

--- a/docs/guides/Delphi App Translation Studio Engineering Guide.docx
+++ b/docs/guides/Delphi App Translation Studio Engineering Guide.docx
@@ -13,7 +13,7 @@
           <w:noProof/>
         </w:rPr>
         <w:drawing>
-          <wp:inline distT="0" distB="0" distL="0" distR="0" wp14:anchorId="35D9D5B7" wp14:editId="00E8A7D9">
+          <wp:inline distT="0" distB="0" distL="0" distR="0" wp14:anchorId="6B8115A9" wp14:editId="5228DECB">
             <wp:extent cx="1371600" cy="1371600"/>
             <wp:effectExtent l="0" t="0" r="0" b="0"/>
             <wp:docPr id="1" name="Picture 1"/>
@@ -122,12 +122,6 @@
           <w:color w:val="5D7693"/>
         </w:rPr>
         <w:br/>
-      </w:r>
-      <w:r>
-        <w:rPr>
-          <w:rFonts w:ascii="Aptos" w:hAnsi="Aptos"/>
-          <w:color w:val="5D7693"/>
-        </w:rPr>
         <w:t>Last changed: August 10, 2026</w:t>
       </w:r>
       <w:r>
@@ -179,7 +173,7 @@
       <w:r>
         <w:fldChar w:fldCharType="separate"/>
       </w:r>
-      <w:hyperlink w:anchor="_Toc237169179" w:history="1">
+      <w:hyperlink w:anchor="_Toc237272063" w:history="1">
         <w:r>
           <w:rPr>
             <w:rStyle w:val="Hyperlink"/>
@@ -206,7 +200,7 @@
             <w:noProof/>
             <w:webHidden/>
           </w:rPr>
-          <w:instrText xml:space="preserve"> PAGEREF _Toc237169179 \h </w:instrText>
+          <w:instrText xml:space="preserve"> PAGEREF _Toc237272063 \h </w:instrText>
         </w:r>
         <w:r>
           <w:rPr>
@@ -247,7 +241,7 @@
           <w:noProof/>
         </w:rPr>
       </w:pPr>
-      <w:hyperlink w:anchor="_Toc237169180" w:history="1">
+      <w:hyperlink w:anchor="_Toc237272064" w:history="1">
         <w:r>
           <w:rPr>
             <w:rStyle w:val="Hyperlink"/>
@@ -274,7 +268,7 @@
             <w:noProof/>
             <w:webHidden/>
           </w:rPr>
-          <w:instrText xml:space="preserve"> PAGEREF _Toc237169180 \h </w:instrText>
+          <w:instrText xml:space="preserve"> PAGEREF _Toc237272064 \h </w:instrText>
         </w:r>
         <w:r>
           <w:rPr>
@@ -315,7 +309,7 @@
           <w:noProof/>
         </w:rPr>
       </w:pPr>
-      <w:hyperlink w:anchor="_Toc237169181" w:history="1">
+      <w:hyperlink w:anchor="_Toc237272065" w:history="1">
         <w:r>
           <w:rPr>
             <w:rStyle w:val="Hyperlink"/>
@@ -342,7 +336,7 @@
             <w:noProof/>
             <w:webHidden/>
           </w:rPr>
-          <w:instrText xml:space="preserve"> PAGEREF _Toc237169181 \h </w:instrText>
+          <w:instrText xml:space="preserve"> PAGEREF _Toc237272065 \h </w:instrText>
         </w:r>
         <w:r>
           <w:rPr>
@@ -383,7 +377,7 @@
           <w:noProof/>
         </w:rPr>
       </w:pPr>
-      <w:hyperlink w:anchor="_Toc237169182" w:history="1">
+      <w:hyperlink w:anchor="_Toc237272066" w:history="1">
         <w:r>
           <w:rPr>
             <w:rStyle w:val="Hyperlink"/>
@@ -410,7 +404,7 @@
             <w:noProof/>
             <w:webHidden/>
           </w:rPr>
-          <w:instrText xml:space="preserve"> PAGEREF _Toc237169182 \h </w:instrText>
+          <w:instrText xml:space="preserve"> PAGEREF _Toc237272066 \h </w:instrText>
         </w:r>
         <w:r>
           <w:rPr>
@@ -451,7 +445,7 @@
           <w:noProof/>
         </w:rPr>
       </w:pPr>
-      <w:hyperlink w:anchor="_Toc237169183" w:history="1">
+      <w:hyperlink w:anchor="_Toc237272067" w:history="1">
         <w:r>
           <w:rPr>
             <w:rStyle w:val="Hyperlink"/>
@@ -478,7 +472,7 @@
             <w:noProof/>
             <w:webHidden/>
           </w:rPr>
-          <w:instrText xml:space="preserve"> PAGEREF _Toc237169183 \h </w:instrText>
+          <w:instrText xml:space="preserve"> PAGEREF _Toc237272067 \h </w:instrText>
         </w:r>
         <w:r>
           <w:rPr>
@@ -519,7 +513,7 @@
           <w:noProof/>
         </w:rPr>
       </w:pPr>
-      <w:hyperlink w:anchor="_Toc237169184" w:history="1">
+      <w:hyperlink w:anchor="_Toc237272068" w:history="1">
         <w:r>
           <w:rPr>
             <w:rStyle w:val="Hyperlink"/>
@@ -546,7 +540,7 @@
             <w:noProof/>
             <w:webHidden/>
           </w:rPr>
-          <w:instrText xml:space="preserve"> PAGEREF _Toc237169184 \h </w:instrText>
+          <w:instrText xml:space="preserve"> PAGEREF _Toc237272068 \h </w:instrText>
         </w:r>
         <w:r>
           <w:rPr>
@@ -587,7 +581,7 @@
           <w:noProof/>
         </w:rPr>
       </w:pPr>
-      <w:hyperlink w:anchor="_Toc237169185" w:history="1">
+      <w:hyperlink w:anchor="_Toc237272069" w:history="1">
         <w:r>
           <w:rPr>
             <w:rStyle w:val="Hyperlink"/>
@@ -614,7 +608,7 @@
             <w:noProof/>
             <w:webHidden/>
           </w:rPr>
-          <w:instrText xml:space="preserve"> PAGEREF _Toc237169185 \h </w:instrText>
+          <w:instrText xml:space="preserve"> PAGEREF _Toc237272069 \h </w:instrText>
         </w:r>
         <w:r>
           <w:rPr>
@@ -655,7 +649,7 @@
           <w:noProof/>
         </w:rPr>
       </w:pPr>
-      <w:hyperlink w:anchor="_Toc237169186" w:history="1">
+      <w:hyperlink w:anchor="_Toc237272070" w:history="1">
         <w:r>
           <w:rPr>
             <w:rStyle w:val="Hyperlink"/>
@@ -682,7 +676,7 @@
             <w:noProof/>
             <w:webHidden/>
           </w:rPr>
-          <w:instrText xml:space="preserve"> PAGEREF _Toc237169186 \h </w:instrText>
+          <w:instrText xml:space="preserve"> PAGEREF _Toc237272070 \h </w:instrText>
         </w:r>
         <w:r>
           <w:rPr>
@@ -723,7 +717,7 @@
           <w:noProof/>
         </w:rPr>
       </w:pPr>
-      <w:hyperlink w:anchor="_Toc237169187" w:history="1">
+      <w:hyperlink w:anchor="_Toc237272071" w:history="1">
         <w:r>
           <w:rPr>
             <w:rStyle w:val="Hyperlink"/>
@@ -750,7 +744,7 @@
             <w:noProof/>
             <w:webHidden/>
           </w:rPr>
-          <w:instrText xml:space="preserve"> PAGEREF _Toc237169187 \h </w:instrText>
+          <w:instrText xml:space="preserve"> PAGEREF _Toc237272071 \h </w:instrText>
         </w:r>
         <w:r>
           <w:rPr>
@@ -791,7 +785,7 @@
           <w:noProof/>
         </w:rPr>
       </w:pPr>
-      <w:hyperlink w:anchor="_Toc237169188" w:history="1">
+      <w:hyperlink w:anchor="_Toc237272072" w:history="1">
         <w:r>
           <w:rPr>
             <w:rStyle w:val="Hyperlink"/>
@@ -818,7 +812,7 @@
             <w:noProof/>
             <w:webHidden/>
           </w:rPr>
-          <w:instrText xml:space="preserve"> PAGEREF _Toc237169188 \h </w:instrText>
+          <w:instrText xml:space="preserve"> PAGEREF _Toc237272072 \h </w:instrText>
         </w:r>
         <w:r>
           <w:rPr>
@@ -859,7 +853,7 @@
           <w:noProof/>
         </w:rPr>
       </w:pPr>
-      <w:hyperlink w:anchor="_Toc237169189" w:history="1">
+      <w:hyperlink w:anchor="_Toc237272073" w:history="1">
         <w:r>
           <w:rPr>
             <w:rStyle w:val="Hyperlink"/>
@@ -886,7 +880,7 @@
             <w:noProof/>
             <w:webHidden/>
           </w:rPr>
-          <w:instrText xml:space="preserve"> PAGEREF _Toc237169189 \h </w:instrText>
+          <w:instrText xml:space="preserve"> PAGEREF _Toc237272073 \h </w:instrText>
         </w:r>
         <w:r>
           <w:rPr>
@@ -907,6 +901,74 @@
             <w:webHidden/>
           </w:rPr>
           <w:t>4</w:t>
+        </w:r>
+        <w:r>
+          <w:rPr>
+            <w:noProof/>
+            <w:webHidden/>
+          </w:rPr>
+          <w:fldChar w:fldCharType="end"/>
+        </w:r>
+      </w:hyperlink>
+    </w:p>
+    <w:p>
+      <w:pPr>
+        <w:pStyle w:val="TOC2"/>
+        <w:tabs>
+          <w:tab w:val="right" w:leader="dot" w:pos="9350"/>
+        </w:tabs>
+        <w:rPr>
+          <w:noProof/>
+        </w:rPr>
+      </w:pPr>
+      <w:hyperlink w:anchor="_Toc237272074" w:history="1">
+        <w:r>
+          <w:rPr>
+            <w:rStyle w:val="Hyperlink"/>
+            <w:noProof/>
+          </w:rPr>
+          <w:t>6.1 Setup Wizard Architecture</w:t>
+        </w:r>
+        <w:r>
+          <w:rPr>
+            <w:noProof/>
+            <w:webHidden/>
+          </w:rPr>
+          <w:tab/>
+        </w:r>
+        <w:r>
+          <w:rPr>
+            <w:noProof/>
+            <w:webHidden/>
+          </w:rPr>
+          <w:fldChar w:fldCharType="begin"/>
+        </w:r>
+        <w:r>
+          <w:rPr>
+            <w:noProof/>
+            <w:webHidden/>
+          </w:rPr>
+          <w:instrText xml:space="preserve"> PAGEREF _Toc237272074 \h </w:instrText>
+        </w:r>
+        <w:r>
+          <w:rPr>
+            <w:noProof/>
+            <w:webHidden/>
+          </w:rPr>
+        </w:r>
+        <w:r>
+          <w:rPr>
+            <w:noProof/>
+            <w:webHidden/>
+          </w:rPr>
+          <w:fldChar w:fldCharType="separate"/>
+        </w:r>
+        <w:r>
+          <w:rPr>
+            <w:noProof/>
+            <w:webHidden/>
+          </w:rPr>
+          <w:t>5</w:t>
         </w:r>
         <w:r>
           <w:rPr>
@@ -927,7 +989,7 @@
           <w:noProof/>
         </w:rPr>
       </w:pPr>
-      <w:hyperlink w:anchor="_Toc237169190" w:history="1">
+      <w:hyperlink w:anchor="_Toc237272075" w:history="1">
         <w:r>
           <w:rPr>
             <w:rStyle w:val="Hyperlink"/>
@@ -954,7 +1016,7 @@
             <w:noProof/>
             <w:webHidden/>
           </w:rPr>
-          <w:instrText xml:space="preserve"> PAGEREF _Toc237169190 \h </w:instrText>
+          <w:instrText xml:space="preserve"> PAGEREF _Toc237272075 \h </w:instrText>
         </w:r>
         <w:r>
           <w:rPr>
@@ -974,7 +1036,7 @@
             <w:noProof/>
             <w:webHidden/>
           </w:rPr>
-          <w:t>5</w:t>
+          <w:t>6</w:t>
         </w:r>
         <w:r>
           <w:rPr>
@@ -995,7 +1057,7 @@
           <w:noProof/>
         </w:rPr>
       </w:pPr>
-      <w:hyperlink w:anchor="_Toc237169191" w:history="1">
+      <w:hyperlink w:anchor="_Toc237272076" w:history="1">
         <w:r>
           <w:rPr>
             <w:rStyle w:val="Hyperlink"/>
@@ -1022,7 +1084,7 @@
             <w:noProof/>
             <w:webHidden/>
           </w:rPr>
-          <w:instrText xml:space="preserve"> PAGEREF _Toc237169191 \h </w:instrText>
+          <w:instrText xml:space="preserve"> PAGEREF _Toc237272076 \h </w:instrText>
         </w:r>
         <w:r>
           <w:rPr>
@@ -1063,7 +1125,7 @@
           <w:noProof/>
         </w:rPr>
       </w:pPr>
-      <w:hyperlink w:anchor="_Toc237169192" w:history="1">
+      <w:hyperlink w:anchor="_Toc237272077" w:history="1">
         <w:r>
           <w:rPr>
             <w:rStyle w:val="Hyperlink"/>
@@ -1090,7 +1152,7 @@
             <w:noProof/>
             <w:webHidden/>
           </w:rPr>
-          <w:instrText xml:space="preserve"> PAGEREF _Toc237169192 \h </w:instrText>
+          <w:instrText xml:space="preserve"> PAGEREF _Toc237272077 \h </w:instrText>
         </w:r>
         <w:r>
           <w:rPr>
@@ -1110,7 +1172,7 @@
             <w:noProof/>
             <w:webHidden/>
           </w:rPr>
-          <w:t>6</w:t>
+          <w:t>7</w:t>
         </w:r>
         <w:r>
           <w:rPr>
@@ -1131,7 +1193,7 @@
           <w:noProof/>
         </w:rPr>
       </w:pPr>
-      <w:hyperlink w:anchor="_Toc237169193" w:history="1">
+      <w:hyperlink w:anchor="_Toc237272078" w:history="1">
         <w:r>
           <w:rPr>
             <w:rStyle w:val="Hyperlink"/>
@@ -1158,7 +1220,7 @@
             <w:noProof/>
             <w:webHidden/>
           </w:rPr>
-          <w:instrText xml:space="preserve"> PAGEREF _Toc237169193 \h </w:instrText>
+          <w:instrText xml:space="preserve"> PAGEREF _Toc237272078 \h </w:instrText>
         </w:r>
         <w:r>
           <w:rPr>
@@ -1178,7 +1240,7 @@
             <w:noProof/>
             <w:webHidden/>
           </w:rPr>
-          <w:t>6</w:t>
+          <w:t>7</w:t>
         </w:r>
         <w:r>
           <w:rPr>
@@ -1199,7 +1261,7 @@
           <w:noProof/>
         </w:rPr>
       </w:pPr>
-      <w:hyperlink w:anchor="_Toc237169194" w:history="1">
+      <w:hyperlink w:anchor="_Toc237272079" w:history="1">
         <w:r>
           <w:rPr>
             <w:rStyle w:val="Hyperlink"/>
@@ -1226,7 +1288,7 @@
             <w:noProof/>
             <w:webHidden/>
           </w:rPr>
-          <w:instrText xml:space="preserve"> PAGEREF _Toc237169194 \h </w:instrText>
+          <w:instrText xml:space="preserve"> PAGEREF _Toc237272079 \h </w:instrText>
         </w:r>
         <w:r>
           <w:rPr>
@@ -1267,7 +1329,7 @@
           <w:noProof/>
         </w:rPr>
       </w:pPr>
-      <w:hyperlink w:anchor="_Toc237169195" w:history="1">
+      <w:hyperlink w:anchor="_Toc237272080" w:history="1">
         <w:r>
           <w:rPr>
             <w:rStyle w:val="Hyperlink"/>
@@ -1294,7 +1356,7 @@
             <w:noProof/>
             <w:webHidden/>
           </w:rPr>
-          <w:instrText xml:space="preserve"> PAGEREF _Toc237169195 \h </w:instrText>
+          <w:instrText xml:space="preserve"> PAGEREF _Toc237272080 \h </w:instrText>
         </w:r>
         <w:r>
           <w:rPr>
@@ -1335,7 +1397,7 @@
           <w:noProof/>
         </w:rPr>
       </w:pPr>
-      <w:hyperlink w:anchor="_Toc237169196" w:history="1">
+      <w:hyperlink w:anchor="_Toc237272081" w:history="1">
         <w:r>
           <w:rPr>
             <w:rStyle w:val="Hyperlink"/>
@@ -1362,7 +1424,7 @@
             <w:noProof/>
             <w:webHidden/>
           </w:rPr>
-          <w:instrText xml:space="preserve"> PAGEREF _Toc237169196 \h </w:instrText>
+          <w:instrText xml:space="preserve"> PAGEREF _Toc237272081 \h </w:instrText>
         </w:r>
         <w:r>
           <w:rPr>
@@ -1382,7 +1444,7 @@
             <w:noProof/>
             <w:webHidden/>
           </w:rPr>
-          <w:t>8</w:t>
+          <w:t>9</w:t>
         </w:r>
         <w:r>
           <w:rPr>
@@ -1403,7 +1465,7 @@
           <w:noProof/>
         </w:rPr>
       </w:pPr>
-      <w:hyperlink w:anchor="_Toc237169197" w:history="1">
+      <w:hyperlink w:anchor="_Toc237272082" w:history="1">
         <w:r>
           <w:rPr>
             <w:rStyle w:val="Hyperlink"/>
@@ -1430,7 +1492,7 @@
             <w:noProof/>
             <w:webHidden/>
           </w:rPr>
-          <w:instrText xml:space="preserve"> PAGEREF _Toc237169197 \h </w:instrText>
+          <w:instrText xml:space="preserve"> PAGEREF _Toc237272082 \h </w:instrText>
         </w:r>
         <w:r>
           <w:rPr>
@@ -1450,7 +1512,7 @@
             <w:noProof/>
             <w:webHidden/>
           </w:rPr>
-          <w:t>8</w:t>
+          <w:t>9</w:t>
         </w:r>
         <w:r>
           <w:rPr>
@@ -1471,7 +1533,7 @@
           <w:noProof/>
         </w:rPr>
       </w:pPr>
-      <w:hyperlink w:anchor="_Toc237169198" w:history="1">
+      <w:hyperlink w:anchor="_Toc237272083" w:history="1">
         <w:r>
           <w:rPr>
             <w:rStyle w:val="Hyperlink"/>
@@ -1498,7 +1560,7 @@
             <w:noProof/>
             <w:webHidden/>
           </w:rPr>
-          <w:instrText xml:space="preserve"> PAGEREF _Toc237169198 \h </w:instrText>
+          <w:instrText xml:space="preserve"> PAGEREF _Toc237272083 \h </w:instrText>
         </w:r>
         <w:r>
           <w:rPr>
@@ -1539,7 +1601,7 @@
           <w:noProof/>
         </w:rPr>
       </w:pPr>
-      <w:hyperlink w:anchor="_Toc237169199" w:history="1">
+      <w:hyperlink w:anchor="_Toc237272084" w:history="1">
         <w:r>
           <w:rPr>
             <w:rStyle w:val="Hyperlink"/>
@@ -1566,7 +1628,7 @@
             <w:noProof/>
             <w:webHidden/>
           </w:rPr>
-          <w:instrText xml:space="preserve"> PAGEREF _Toc237169199 \h </w:instrText>
+          <w:instrText xml:space="preserve"> PAGEREF _Toc237272084 \h </w:instrText>
         </w:r>
         <w:r>
           <w:rPr>
@@ -1607,7 +1669,7 @@
           <w:noProof/>
         </w:rPr>
       </w:pPr>
-      <w:hyperlink w:anchor="_Toc237169200" w:history="1">
+      <w:hyperlink w:anchor="_Toc237272085" w:history="1">
         <w:r>
           <w:rPr>
             <w:rStyle w:val="Hyperlink"/>
@@ -1634,7 +1696,7 @@
             <w:noProof/>
             <w:webHidden/>
           </w:rPr>
-          <w:instrText xml:space="preserve"> PAGEREF _Toc237169200 \h </w:instrText>
+          <w:instrText xml:space="preserve"> PAGEREF _Toc237272085 \h </w:instrText>
         </w:r>
         <w:r>
           <w:rPr>
@@ -1654,7 +1716,7 @@
             <w:noProof/>
             <w:webHidden/>
           </w:rPr>
-          <w:t>9</w:t>
+          <w:t>10</w:t>
         </w:r>
         <w:r>
           <w:rPr>
@@ -1675,7 +1737,7 @@
           <w:noProof/>
         </w:rPr>
       </w:pPr>
-      <w:hyperlink w:anchor="_Toc237169201" w:history="1">
+      <w:hyperlink w:anchor="_Toc237272086" w:history="1">
         <w:r>
           <w:rPr>
             <w:rStyle w:val="Hyperlink"/>
@@ -1702,7 +1764,7 @@
             <w:noProof/>
             <w:webHidden/>
           </w:rPr>
-          <w:instrText xml:space="preserve"> PAGEREF _Toc237169201 \h </w:instrText>
+          <w:instrText xml:space="preserve"> PAGEREF _Toc237272086 \h </w:instrText>
         </w:r>
         <w:r>
           <w:rPr>
@@ -1743,7 +1805,7 @@
           <w:noProof/>
         </w:rPr>
       </w:pPr>
-      <w:hyperlink w:anchor="_Toc237169202" w:history="1">
+      <w:hyperlink w:anchor="_Toc237272087" w:history="1">
         <w:r>
           <w:rPr>
             <w:rStyle w:val="Hyperlink"/>
@@ -1770,7 +1832,7 @@
             <w:noProof/>
             <w:webHidden/>
           </w:rPr>
-          <w:instrText xml:space="preserve"> PAGEREF _Toc237169202 \h </w:instrText>
+          <w:instrText xml:space="preserve"> PAGEREF _Toc237272087 \h </w:instrText>
         </w:r>
         <w:r>
           <w:rPr>
@@ -1790,7 +1852,7 @@
             <w:noProof/>
             <w:webHidden/>
           </w:rPr>
-          <w:t>10</w:t>
+          <w:t>11</w:t>
         </w:r>
         <w:r>
           <w:rPr>
@@ -1811,7 +1873,7 @@
           <w:noProof/>
         </w:rPr>
       </w:pPr>
-      <w:hyperlink w:anchor="_Toc237169203" w:history="1">
+      <w:hyperlink w:anchor="_Toc237272088" w:history="1">
         <w:r>
           <w:rPr>
             <w:rStyle w:val="Hyperlink"/>
@@ -1838,7 +1900,7 @@
             <w:noProof/>
             <w:webHidden/>
           </w:rPr>
-          <w:instrText xml:space="preserve"> PAGEREF _Toc237169203 \h </w:instrText>
+          <w:instrText xml:space="preserve"> PAGEREF _Toc237272088 \h </w:instrText>
         </w:r>
         <w:r>
           <w:rPr>
@@ -1858,7 +1920,7 @@
             <w:noProof/>
             <w:webHidden/>
           </w:rPr>
-          <w:t>10</w:t>
+          <w:t>11</w:t>
         </w:r>
         <w:r>
           <w:rPr>
@@ -1879,7 +1941,7 @@
           <w:noProof/>
         </w:rPr>
       </w:pPr>
-      <w:hyperlink w:anchor="_Toc237169204" w:history="1">
+      <w:hyperlink w:anchor="_Toc237272089" w:history="1">
         <w:r>
           <w:rPr>
             <w:rStyle w:val="Hyperlink"/>
@@ -1906,7 +1968,7 @@
             <w:noProof/>
             <w:webHidden/>
           </w:rPr>
-          <w:instrText xml:space="preserve"> PAGEREF _Toc237169204 \h </w:instrText>
+          <w:instrText xml:space="preserve"> PAGEREF _Toc237272089 \h </w:instrText>
         </w:r>
         <w:r>
           <w:rPr>
@@ -1947,7 +2009,7 @@
           <w:noProof/>
         </w:rPr>
       </w:pPr>
-      <w:hyperlink w:anchor="_Toc237169205" w:history="1">
+      <w:hyperlink w:anchor="_Toc237272090" w:history="1">
         <w:r>
           <w:rPr>
             <w:rStyle w:val="Hyperlink"/>
@@ -1974,7 +2036,7 @@
             <w:noProof/>
             <w:webHidden/>
           </w:rPr>
-          <w:instrText xml:space="preserve"> PAGEREF _Toc237169205 \h </w:instrText>
+          <w:instrText xml:space="preserve"> PAGEREF _Toc237272090 \h </w:instrText>
         </w:r>
         <w:r>
           <w:rPr>
@@ -2015,7 +2077,7 @@
           <w:noProof/>
         </w:rPr>
       </w:pPr>
-      <w:hyperlink w:anchor="_Toc237169206" w:history="1">
+      <w:hyperlink w:anchor="_Toc237272091" w:history="1">
         <w:r>
           <w:rPr>
             <w:rStyle w:val="Hyperlink"/>
@@ -2042,7 +2104,7 @@
             <w:noProof/>
             <w:webHidden/>
           </w:rPr>
-          <w:instrText xml:space="preserve"> PAGEREF _Toc237169206 \h </w:instrText>
+          <w:instrText xml:space="preserve"> PAGEREF _Toc237272091 \h </w:instrText>
         </w:r>
         <w:r>
           <w:rPr>
@@ -2062,7 +2124,7 @@
             <w:noProof/>
             <w:webHidden/>
           </w:rPr>
-          <w:t>12</w:t>
+          <w:t>13</w:t>
         </w:r>
         <w:r>
           <w:rPr>
@@ -2083,7 +2145,7 @@
           <w:noProof/>
         </w:rPr>
       </w:pPr>
-      <w:hyperlink w:anchor="_Toc237169207" w:history="1">
+      <w:hyperlink w:anchor="_Toc237272092" w:history="1">
         <w:r>
           <w:rPr>
             <w:rStyle w:val="Hyperlink"/>
@@ -2110,7 +2172,7 @@
             <w:noProof/>
             <w:webHidden/>
           </w:rPr>
-          <w:instrText xml:space="preserve"> PAGEREF _Toc237169207 \h </w:instrText>
+          <w:instrText xml:space="preserve"> PAGEREF _Toc237272092 \h </w:instrText>
         </w:r>
         <w:r>
           <w:rPr>
@@ -2151,7 +2213,7 @@
           <w:noProof/>
         </w:rPr>
       </w:pPr>
-      <w:hyperlink w:anchor="_Toc237169208" w:history="1">
+      <w:hyperlink w:anchor="_Toc237272093" w:history="1">
         <w:r>
           <w:rPr>
             <w:rStyle w:val="Hyperlink"/>
@@ -2178,7 +2240,7 @@
             <w:noProof/>
             <w:webHidden/>
           </w:rPr>
-          <w:instrText xml:space="preserve"> PAGEREF _Toc237169208 \h </w:instrText>
+          <w:instrText xml:space="preserve"> PAGEREF _Toc237272093 \h </w:instrText>
         </w:r>
         <w:r>
           <w:rPr>
@@ -2198,7 +2260,7 @@
             <w:noProof/>
             <w:webHidden/>
           </w:rPr>
-          <w:t>13</w:t>
+          <w:t>14</w:t>
         </w:r>
         <w:r>
           <w:rPr>
@@ -2219,7 +2281,7 @@
           <w:noProof/>
         </w:rPr>
       </w:pPr>
-      <w:hyperlink w:anchor="_Toc237169209" w:history="1">
+      <w:hyperlink w:anchor="_Toc237272094" w:history="1">
         <w:r>
           <w:rPr>
             <w:rStyle w:val="Hyperlink"/>
@@ -2246,7 +2308,7 @@
             <w:noProof/>
             <w:webHidden/>
           </w:rPr>
-          <w:instrText xml:space="preserve"> PAGEREF _Toc237169209 \h </w:instrText>
+          <w:instrText xml:space="preserve"> PAGEREF _Toc237272094 \h </w:instrText>
         </w:r>
         <w:r>
           <w:rPr>
@@ -2266,7 +2328,7 @@
             <w:noProof/>
             <w:webHidden/>
           </w:rPr>
-          <w:t>13</w:t>
+          <w:t>14</w:t>
         </w:r>
         <w:r>
           <w:rPr>
@@ -2287,7 +2349,7 @@
           <w:noProof/>
         </w:rPr>
       </w:pPr>
-      <w:hyperlink w:anchor="_Toc237169210" w:history="1">
+      <w:hyperlink w:anchor="_Toc237272095" w:history="1">
         <w:r>
           <w:rPr>
             <w:rStyle w:val="Hyperlink"/>
@@ -2314,7 +2376,7 @@
             <w:noProof/>
             <w:webHidden/>
           </w:rPr>
-          <w:instrText xml:space="preserve"> PAGEREF _Toc237169210 \h </w:instrText>
+          <w:instrText xml:space="preserve"> PAGEREF _Toc237272095 \h </w:instrText>
         </w:r>
         <w:r>
           <w:rPr>
@@ -2367,8 +2429,9 @@
       <w:pPr>
         <w:pStyle w:val="Heading1"/>
       </w:pPr>
-      <w:bookmarkStart w:id="0" w:name="_Toc237169179"/>
-      <w:r>
+      <w:bookmarkStart w:id="0" w:name="_Toc237272063"/>
+      <w:r>
+        <w:lastRenderedPageBreak/>
         <w:t>1. Product Scope and Invariants</w:t>
       </w:r>
       <w:bookmarkEnd w:id="0"/>
@@ -2435,7 +2498,7 @@
       <w:pPr>
         <w:pStyle w:val="Heading1"/>
       </w:pPr>
-      <w:bookmarkStart w:id="1" w:name="_Toc237169180"/>
+      <w:bookmarkStart w:id="1" w:name="_Toc237272064"/>
       <w:r>
         <w:t>2. Repository and Build Layout</w:t>
       </w:r>
@@ -2674,6 +2737,7 @@
           </w:tcPr>
           <w:p>
             <w:r>
+              <w:lastRenderedPageBreak/>
               <w:t>source\components</w:t>
             </w:r>
           </w:p>
@@ -2926,7 +2990,7 @@
       <w:pPr>
         <w:pStyle w:val="Heading2"/>
       </w:pPr>
-      <w:bookmarkStart w:id="2" w:name="_Toc237169181"/>
+      <w:bookmarkStart w:id="2" w:name="_Toc237272065"/>
       <w:r>
         <w:t>2.1 Toolchain</w:t>
       </w:r>
@@ -2935,6 +2999,9 @@
     <w:p>
       <w:pPr>
         <w:pStyle w:val="CodeBlock"/>
+        <w:rPr>
+          <w:rFonts w:hint="eastAsia"/>
+        </w:rPr>
       </w:pPr>
       <w:r>
         <w:t>call "C:\Program Files (x86)\Embarcadero\Studio\37.0\bin\rsvars.bat"</w:t>
@@ -2957,7 +3024,7 @@
       <w:pPr>
         <w:pStyle w:val="Heading1"/>
       </w:pPr>
-      <w:bookmarkStart w:id="3" w:name="_Toc237169182"/>
+      <w:bookmarkStart w:id="3" w:name="_Toc237272066"/>
       <w:r>
         <w:t>3. System Architecture</w:t>
       </w:r>
@@ -3098,6 +3165,7 @@
           </w:tcPr>
           <w:p>
             <w:r>
+              <w:lastRenderedPageBreak/>
               <w:t>Catalog</w:t>
             </w:r>
           </w:p>
@@ -3415,7 +3483,7 @@
       <w:pPr>
         <w:pStyle w:val="Heading1"/>
       </w:pPr>
-      <w:bookmarkStart w:id="4" w:name="_Toc237169183"/>
+      <w:bookmarkStart w:id="4" w:name="_Toc237272067"/>
       <w:r>
         <w:t>4. Core Data Model and JSON</w:t>
       </w:r>
@@ -3430,7 +3498,7 @@
       <w:pPr>
         <w:pStyle w:val="Heading2"/>
       </w:pPr>
-      <w:bookmarkStart w:id="5" w:name="_Toc237169184"/>
+      <w:bookmarkStart w:id="5" w:name="_Toc237272068"/>
       <w:r>
         <w:t>4.1 Stable keys</w:t>
       </w:r>
@@ -3472,7 +3540,7 @@
       <w:pPr>
         <w:pStyle w:val="Heading2"/>
       </w:pPr>
-      <w:bookmarkStart w:id="6" w:name="_Toc237169185"/>
+      <w:bookmarkStart w:id="6" w:name="_Toc237272069"/>
       <w:r>
         <w:t>4.2 Development catalog</w:t>
       </w:r>
@@ -3481,6 +3549,9 @@
     <w:p>
       <w:pPr>
         <w:pStyle w:val="CodeBlock"/>
+        <w:rPr>
+          <w:rFonts w:hint="eastAsia"/>
+        </w:rPr>
       </w:pPr>
       <w:r>
         <w:t>{</w:t>
@@ -3499,6 +3570,9 @@
       </w:r>
       <w:r>
         <w:br/>
+      </w:r>
+      <w:r>
+        <w:lastRenderedPageBreak/>
         <w:t xml:space="preserve">  "locale": {"languageCode": "it-IT", "nativeLanguageName": "Italiano"},</w:t>
       </w:r>
       <w:r>
@@ -3515,6 +3589,8 @@
       </w:r>
       <w:r>
         <w:br/>
+      </w:r>
+      <w:r>
         <w:t xml:space="preserve">               "runtimeApplication": "automatic"}]</w:t>
       </w:r>
       <w:r>
@@ -3526,7 +3602,7 @@
       <w:pPr>
         <w:pStyle w:val="Heading2"/>
       </w:pPr>
-      <w:bookmarkStart w:id="7" w:name="_Toc237169186"/>
+      <w:bookmarkStart w:id="7" w:name="_Toc237272070"/>
       <w:r>
         <w:t>4.3 Runtime pack</w:t>
       </w:r>
@@ -3535,6 +3611,9 @@
     <w:p>
       <w:pPr>
         <w:pStyle w:val="CodeBlock"/>
+        <w:rPr>
+          <w:rFonts w:hint="eastAsia"/>
+        </w:rPr>
       </w:pPr>
       <w:r>
         <w:t>{</w:t>
@@ -3577,7 +3656,7 @@
       <w:pPr>
         <w:pStyle w:val="Heading1"/>
       </w:pPr>
-      <w:bookmarkStart w:id="8" w:name="_Toc237169187"/>
+      <w:bookmarkStart w:id="8" w:name="_Toc237272071"/>
       <w:r>
         <w:t>5. Project Detection and Scanning</w:t>
       </w:r>
@@ -3597,7 +3676,7 @@
       <w:pPr>
         <w:pStyle w:val="Heading2"/>
       </w:pPr>
-      <w:bookmarkStart w:id="9" w:name="_Toc237169188"/>
+      <w:bookmarkStart w:id="9" w:name="_Toc237272072"/>
       <w:r>
         <w:t>5.1 Incremental merge</w:t>
       </w:r>
@@ -3679,7 +3758,7 @@
       <w:pPr>
         <w:pStyle w:val="Heading1"/>
       </w:pPr>
-      <w:bookmarkStart w:id="10" w:name="_Toc237169189"/>
+      <w:bookmarkStart w:id="10" w:name="_Toc237272073"/>
       <w:r>
         <w:t>6. Studio UI and Workflow State</w:t>
       </w:r>
@@ -3687,7 +3766,11 @@
     </w:p>
     <w:p>
       <w:r>
-        <w:t>DAT.Studio.MainForm.fmx contains the complete orange-and-blue interface. The form persists WindowState=wsMaximized, uses client-aligned workflow cards, anchors resizable work areas to every relevant edge, and keeps the status card at the bottom. The workflow selection rectangle moves among Project, Scan, Translate, Validation, Export, Integration, and Provider Settings. Language and provider choices, Translate Automatically, key-management actions, and all other controls are persisted designer objects. DAT.Studio.MainForm.pas contains event and state logic only; it does not construct controls.</w:t>
+        <w:t xml:space="preserve">DAT.Studio.MainForm.fmx contains the complete orange-and-blue interface. The form persists WindowState=wsMaximized, uses client-aligned workflow cards, anchors resizable work areas to every relevant edge, and keeps the status card at the bottom. The workflow selection rectangle moves among </w:t>
+      </w:r>
+      <w:r>
+        <w:lastRenderedPageBreak/>
+        <w:t>Project, Scan, Translate, Validation, Export, Integration, and Provider Settings. Language and provider choices, Translate Automatically, key-management actions, and all other controls are persisted designer objects. DAT.Studio.MainForm.pas contains event and state logic only; it does not construct controls.</w:t>
       </w:r>
     </w:p>
     <w:p>
@@ -3746,13 +3829,83 @@
     </w:tbl>
     <w:p>
       <w:pPr>
+        <w:pStyle w:val="Heading2"/>
+      </w:pPr>
+      <w:bookmarkStart w:id="11" w:name="_Toc237272074"/>
+      <w:r>
+        <w:t>6.1 Setup Wizard Architecture</w:t>
+      </w:r>
+      <w:bookmarkEnd w:id="11"/>
+    </w:p>
+    <w:p>
+      <w:r>
+        <w:t>DAT.Studio.SetupWizard is a separate, designer-authored FMX modal form opened by Start Setup Wizard. It is borderless, fixed-size, centered, and deliberately omits menu and system controls. Its eight hidden TabControl pages, left navigation rail, footer controls, labels, dialogs, check boxes, memos, and layout geometry are all persisted in DAT.Studio.SetupWizard.fmx and remain editable in the Form Designer.</w:t>
+      </w:r>
+    </w:p>
+    <w:p>
+      <w:r>
+        <w:t>The Wizard owns isolated project-profile, scan-result, catalog, provider-key, backup, and component-kit state. Steps already reached may be revisited; future steps remain disabled. Changing the project or target language invalidates downstream scan/catalog state. Before final processing, the target project is read only except for an explicitly saved provider credential outside the project. During final processing, navigation and closing are disabled.</w:t>
+      </w:r>
+    </w:p>
+    <w:p>
+      <w:r>
+        <w:t>Final processing optionally creates a timestamped ZIP, translates eligible unresolved entries, saves the development catalog, validates, exports the runtime JSON pack, generates the component kit, writes Wizard-Completion-Report.txt, and generates four deployment commands. Each command launches the system Windows PowerShell executable with -NoProfile -ExecutionPolicy Bypass. The Wizard never edits target Pascal, form, DPR, or DPROJ files and never writes RAD Studio's package registry.</w:t>
+      </w:r>
+    </w:p>
+    <w:tbl>
+      <w:tblPr>
+        <w:tblW w:w="9360" w:type="dxa"/>
+        <w:jc w:val="center"/>
+        <w:tblLayout w:type="fixed"/>
+        <w:tblCellMar>
+          <w:top w:w="80" w:type="dxa"/>
+          <w:left w:w="120" w:type="dxa"/>
+          <w:bottom w:w="80" w:type="dxa"/>
+          <w:right w:w="120" w:type="dxa"/>
+        </w:tblCellMar>
+        <w:tblLook w:val="04A0" w:firstRow="1" w:lastRow="0" w:firstColumn="1" w:lastColumn="0" w:noHBand="0" w:noVBand="1"/>
+      </w:tblPr>
+      <w:tblGrid>
+        <w:gridCol w:w="9360"/>
+      </w:tblGrid>
+      <w:tr>
+        <w:trPr>
+          <w:jc w:val="center"/>
+        </w:trPr>
+        <w:tc>
+          <w:tcPr>
+            <w:tcW w:w="9360" w:type="dxa"/>
+            <w:shd w:val="clear" w:color="auto" w:fill="EAF3FF"/>
+            <w:vAlign w:val="center"/>
+          </w:tcPr>
+          <w:p>
+            <w:pPr>
+              <w:pStyle w:val="Callout"/>
+            </w:pPr>
+            <w:r>
+              <w:rPr>
+                <w:b/>
+                <w:color w:val="234C80"/>
+              </w:rPr>
+              <w:t xml:space="preserve">Wizard regression requirement. </w:t>
+            </w:r>
+            <w:r>
+              <w:t>StudioFormSmokeTests must instantiate the Wizard and verify every primary designer component, including dlgOpenProject. The project-selection access violation of August 10, 2026 was caused by a declared TOpenDialog omitted from the FMX resource; the explicit presence assertion prevents that class of streaming omission from returning.</w:t>
+            </w:r>
+          </w:p>
+        </w:tc>
+      </w:tr>
+    </w:tbl>
+    <w:p>
+      <w:pPr>
         <w:pStyle w:val="Heading1"/>
       </w:pPr>
-      <w:bookmarkStart w:id="11" w:name="_Toc237169190"/>
-      <w:r>
+      <w:bookmarkStart w:id="12" w:name="_Toc237272075"/>
+      <w:r>
+        <w:lastRenderedPageBreak/>
         <w:t>7. Provider Settings and Secret Storage</w:t>
       </w:r>
-      <w:bookmarkEnd w:id="11"/>
+      <w:bookmarkEnd w:id="12"/>
     </w:p>
     <w:p>
       <w:r>
@@ -4016,11 +4169,11 @@
       <w:pPr>
         <w:pStyle w:val="Heading1"/>
       </w:pPr>
-      <w:bookmarkStart w:id="12" w:name="_Toc237169191"/>
+      <w:bookmarkStart w:id="13" w:name="_Toc237272076"/>
       <w:r>
         <w:t>8. Provider HTTP Clients</w:t>
       </w:r>
-      <w:bookmarkEnd w:id="12"/>
+      <w:bookmarkEnd w:id="13"/>
     </w:p>
     <w:p>
       <w:r>
@@ -4194,6 +4347,7 @@
           </w:tcPr>
           <w:p>
             <w:r>
+              <w:lastRenderedPageBreak/>
               <w:t>DeepL API Pro</w:t>
             </w:r>
           </w:p>
@@ -4307,11 +4461,11 @@
       <w:pPr>
         <w:pStyle w:val="Heading2"/>
       </w:pPr>
-      <w:bookmarkStart w:id="13" w:name="_Toc237169192"/>
+      <w:bookmarkStart w:id="14" w:name="_Toc237272077"/>
       <w:r>
         <w:t>8.1 Reliability and cancellation</w:t>
       </w:r>
-      <w:bookmarkEnd w:id="13"/>
+      <w:bookmarkEnd w:id="14"/>
     </w:p>
     <w:p>
       <w:pPr>
@@ -4365,11 +4519,11 @@
       <w:pPr>
         <w:pStyle w:val="Heading2"/>
       </w:pPr>
-      <w:bookmarkStart w:id="14" w:name="_Toc237169193"/>
+      <w:bookmarkStart w:id="15" w:name="_Toc237272078"/>
       <w:r>
         <w:t>8.2 Official protocol references</w:t>
       </w:r>
-      <w:bookmarkEnd w:id="14"/>
+      <w:bookmarkEnd w:id="15"/>
     </w:p>
     <w:p>
       <w:pPr>
@@ -4415,11 +4569,11 @@
       <w:pPr>
         <w:pStyle w:val="Heading1"/>
       </w:pPr>
-      <w:bookmarkStart w:id="15" w:name="_Toc237169194"/>
+      <w:bookmarkStart w:id="16" w:name="_Toc237272079"/>
       <w:r>
         <w:t>9. Automatic Provider Translation and Review</w:t>
       </w:r>
-      <w:bookmarkEnd w:id="15"/>
+      <w:bookmarkEnd w:id="16"/>
     </w:p>
     <w:p>
       <w:r>
@@ -4428,7 +4582,11 @@
     </w:p>
     <w:p>
       <w:r>
-        <w:t>Eligible source strings are copied into ordered arrays and sent through DAT.Provider.Client in bounded batches. Reviewed, Approved, Excluded, and Obsolete entries are not overwritten. Provider results are mapped back by index, marked Machine translated, tagged with Google or DeepL provenance, and saved to the canonical development catalog automatically.</w:t>
+        <w:t xml:space="preserve">Eligible source strings are copied into ordered arrays and sent through DAT.Provider.Client in bounded batches. Reviewed, Approved, Excluded, and Obsolete entries are not overwritten. Provider results are </w:t>
+      </w:r>
+      <w:r>
+        <w:lastRenderedPageBreak/>
+        <w:t>mapped back by index, marked Machine translated, tagged with Google or DeepL provenance, and saved to the canonical development catalog automatically.</w:t>
       </w:r>
     </w:p>
     <w:p>
@@ -4506,15 +4664,18 @@
       <w:pPr>
         <w:pStyle w:val="Heading1"/>
       </w:pPr>
-      <w:bookmarkStart w:id="16" w:name="_Toc237169195"/>
+      <w:bookmarkStart w:id="17" w:name="_Toc237272080"/>
       <w:r>
         <w:t>10. Validation and Runtime Pack Export</w:t>
       </w:r>
-      <w:bookmarkEnd w:id="16"/>
-    </w:p>
-    <w:p>
-      <w:r>
-        <w:t>DAT.Validation.Catalog validates metadata, missing target text, duplicates, changed source, Delphi indexed and sequential Format arguments, accelerators, inconsistent repeated-source terminology, and status conditions. Export is blocked by errors. Common runtime placeholders such as -- are informational when intentionally unchanged. The UI explains severity and maps a double-clicked entry issue back to the Translate list. Manual resourcestring wiring is reported separately from structural errors. DAT.Core.RuntimePack serializes only runtime-required metadata and strings and records a source-catalog checksum.</w:t>
+      <w:bookmarkEnd w:id="17"/>
+    </w:p>
+    <w:p>
+      <w:r>
+        <w:t>DAT.Validation.Catalog validates metadata, missing target text, duplicates, changed source, Delphi indexed and sequential Format arguments, accelerators, inconsistent repeated-source terminology, and status conditions. Export is blocked by errors. Common runtime placeholders such as -- are informational when intentionally unchanged. The UI explains severity and maps a double-clicked entry issue back to the Translate list. Manual resourcestring wiring is reported separately from structural errors. DAT.Core.R</w:t>
+      </w:r>
+      <w:r>
+        <w:t>untimePack serializes only runtime-required metadata and strings and records a source-catalog checksum.</w:t>
       </w:r>
     </w:p>
     <w:p>
@@ -4526,15 +4687,19 @@
       <w:pPr>
         <w:pStyle w:val="Heading1"/>
       </w:pPr>
-      <w:bookmarkStart w:id="17" w:name="_Toc237169196"/>
-      <w:r>
+      <w:bookmarkStart w:id="18" w:name="_Toc237272081"/>
+      <w:r>
+        <w:lastRenderedPageBreak/>
         <w:t>11. Runtime Engine</w:t>
       </w:r>
-      <w:bookmarkEnd w:id="17"/>
-    </w:p>
-    <w:p>
-      <w:r>
-        <w:t>DAT.Runtime.LanguagePack loads and discovers JSON packs, checks application identity, rejects empty/invalid packs, canonicalizes native language names, de-duplicates exact locale codes, and suppresses a generic locale when a regional variant exists. DAT.Runtime.Preference reads/writes the selected locale. DAT.Runtime.Manager owns the active pack, discovery, preference, translation lookup, and locale format settings. The source language loads its generated JSON pack when present and falls back to designer text only for older deployments without that pack.</w:t>
+      <w:bookmarkEnd w:id="18"/>
+    </w:p>
+    <w:p>
+      <w:r>
+        <w:t>DAT.Runtime.LanguagePack loads and discovers JSON packs, checks application identity, rejects empty/invalid packs, canonicalizes native language names, de-duplicates exact locale codes, and suppresses a generic locale when a regional variant exists. DAT.Runtime.Preference reads/writes the selected locale. DAT.Runtime.Manager owns the active pack, discovery, preference, translation lookup, and locale format settings. The source language loads its generated JSON pack when present and falls back to designer te</w:t>
+      </w:r>
+      <w:r>
+        <w:t>xt only for older deployments without that pack.</w:t>
       </w:r>
     </w:p>
     <w:p>
@@ -4546,11 +4711,11 @@
       <w:pPr>
         <w:pStyle w:val="Heading2"/>
       </w:pPr>
-      <w:bookmarkStart w:id="18" w:name="_Toc237169197"/>
+      <w:bookmarkStart w:id="19" w:name="_Toc237272082"/>
       <w:r>
         <w:t>11.1 Component manager core</w:t>
       </w:r>
-      <w:bookmarkEnd w:id="18"/>
+      <w:bookmarkEnd w:id="19"/>
     </w:p>
     <w:p>
       <w:r>
@@ -4559,7 +4724,10 @@
     </w:p>
     <w:p>
       <w:r>
-        <w:t>TDATFMXLanguageManager subscribes additively to TFormBeforeShownMessage and TFormReleasedMessage. It translates after streaming but before OnShow/first paint and never replaces a global handler. TDATVCLLanguageManager owns a private TApplicationEvents, discovers visible forms on throttled idle, and inspects modal forms before display. VCL has no public additive before-show notification for every dynamic modeless form; such a form can paint once in the source language unless the application calls ApplyToForm before Show.</w:t>
+        <w:t>TDATFMXLanguageManager subscribes additively to TFormBeforeShownMessage and TFormReleasedMessage. It translates after streaming but before OnShow/first paint and never replaces a global handler. TDATVCLLanguageManager owns a private TApplicationEvents, discovers visible forms on throttled idle, and inspects modal forms before display. VCL has no public additive before-show notification for every dynamic modeless form; such a form can paint once in the source language unless the application calls ApplyToForm</w:t>
+      </w:r>
+      <w:r>
+        <w:t xml:space="preserve"> before Show.</w:t>
       </w:r>
     </w:p>
     <w:p>
@@ -4571,11 +4739,11 @@
       <w:pPr>
         <w:pStyle w:val="Heading2"/>
       </w:pPr>
-      <w:bookmarkStart w:id="19" w:name="_Toc237169198"/>
+      <w:bookmarkStart w:id="20" w:name="_Toc237272083"/>
       <w:r>
         <w:t>11.2 Optional selectors</w:t>
       </w:r>
-      <w:bookmarkEnd w:id="19"/>
+      <w:bookmarkEnd w:id="20"/>
     </w:p>
     <w:p>
       <w:r>
@@ -4586,11 +4754,11 @@
       <w:pPr>
         <w:pStyle w:val="Heading2"/>
       </w:pPr>
-      <w:bookmarkStart w:id="20" w:name="_Toc237169199"/>
+      <w:bookmarkStart w:id="21" w:name="_Toc237272084"/>
       <w:r>
         <w:t>11.3 Deployment paths</w:t>
       </w:r>
-      <w:bookmarkEnd w:id="20"/>
+      <w:bookmarkEnd w:id="21"/>
     </w:p>
     <w:p>
       <w:pPr>
@@ -4605,6 +4773,7 @@
         <w:pStyle w:val="ListBullet"/>
       </w:pPr>
       <w:r>
+        <w:lastRenderedPageBreak/>
         <w:t>Preference: %LOCALAPPDATA%\&lt;ApplicationId&gt;\language.ini.</w:t>
       </w:r>
     </w:p>
@@ -4628,11 +4797,11 @@
       <w:pPr>
         <w:pStyle w:val="Heading1"/>
       </w:pPr>
-      <w:bookmarkStart w:id="21" w:name="_Toc237169200"/>
+      <w:bookmarkStart w:id="22" w:name="_Toc237272085"/>
       <w:r>
         <w:t>12. Component Packages and Integration Modes</w:t>
       </w:r>
-      <w:bookmarkEnd w:id="21"/>
+      <w:bookmarkEnd w:id="22"/>
     </w:p>
     <w:p>
       <w:r>
@@ -4641,7 +4810,10 @@
     </w:p>
     <w:p>
       <w:r>
-        <w:t>The Studio's Show Design BPL action selects the matching, verified, self-contained package under bin\packages\Win32\Release. The developer installs that stable file with RAD Studio's Component &gt; Install Packages &gt; Add command. The Studio does not copy BPLs to public Delphi folders, write Known Packages registry values, close/restart RAD Studio, or expose automatic package installation. Delphi therefore remains the sole owner of design-package registration. Generated per-project kits contain no BPLs and are regenerated from a clean output directory, so they can be replaced without invalidating Delphi's registered package path.</w:t>
+        <w:t xml:space="preserve">The Studio's Show Design BPL action selects the matching, verified, self-contained package under bin\packages\Win32\Release. The developer installs that stable file with RAD Studio's Component &gt; Install Packages &gt; Add command. The Studio does not copy BPLs to public Delphi folders, write Known Packages registry values, close/restart RAD Studio, or expose automatic package installation. Delphi therefore remains the sole owner of design-package registration. Generated per-project kits contain no BPLs and are </w:t>
+      </w:r>
+      <w:r>
+        <w:t>regenerated from a clean output directory, so they can be replaced without invalidating Delphi's registered package path.</w:t>
       </w:r>
     </w:p>
     <w:p>
@@ -4658,11 +4830,11 @@
       <w:pPr>
         <w:pStyle w:val="Heading2"/>
       </w:pPr>
-      <w:bookmarkStart w:id="22" w:name="_Toc237169201"/>
+      <w:bookmarkStart w:id="23" w:name="_Toc237272086"/>
       <w:r>
         <w:t>12.1 Component startup contract</w:t>
       </w:r>
-      <w:bookmarkEnd w:id="22"/>
+      <w:bookmarkEnd w:id="23"/>
     </w:p>
     <w:p>
       <w:pPr>
@@ -4709,6 +4881,7 @@
         <w:pStyle w:val="ListBullet"/>
       </w:pPr>
       <w:r>
+        <w:lastRenderedPageBreak/>
         <w:t>The generated en-US pack makes switching back to source text deterministic.</w:t>
       </w:r>
     </w:p>
@@ -4768,11 +4941,11 @@
       <w:pPr>
         <w:pStyle w:val="Heading1"/>
       </w:pPr>
-      <w:bookmarkStart w:id="23" w:name="_Toc237169202"/>
+      <w:bookmarkStart w:id="24" w:name="_Toc237272087"/>
       <w:r>
         <w:t>13. Self-Localization</w:t>
       </w:r>
-      <w:bookmarkEnd w:id="23"/>
+      <w:bookmarkEnd w:id="24"/>
     </w:p>
     <w:p>
       <w:r>
@@ -4783,11 +4956,11 @@
       <w:pPr>
         <w:pStyle w:val="Heading1"/>
       </w:pPr>
-      <w:bookmarkStart w:id="24" w:name="_Toc237169203"/>
+      <w:bookmarkStart w:id="25" w:name="_Toc237272088"/>
       <w:r>
         <w:t>14. Error Handling and Diagnostics</w:t>
       </w:r>
-      <w:bookmarkEnd w:id="24"/>
+      <w:bookmarkEnd w:id="25"/>
     </w:p>
     <w:p>
       <w:pPr>
@@ -4841,11 +5014,11 @@
       <w:pPr>
         <w:pStyle w:val="Heading1"/>
       </w:pPr>
-      <w:bookmarkStart w:id="25" w:name="_Toc237169204"/>
+      <w:bookmarkStart w:id="26" w:name="_Toc237272089"/>
       <w:r>
         <w:t>15. Test Strategy and Verified Matrix</w:t>
       </w:r>
-      <w:bookmarkEnd w:id="25"/>
+      <w:bookmarkEnd w:id="26"/>
     </w:p>
     <w:tbl>
       <w:tblPr>
@@ -4983,6 +5156,7 @@
           </w:tcPr>
           <w:p>
             <w:r>
+              <w:lastRenderedPageBreak/>
               <w:t>Package/selector suites</w:t>
             </w:r>
           </w:p>
@@ -5200,18 +5374,21 @@
     </w:tbl>
     <w:p>
       <w:r>
-        <w:t>On August 9, 2026, the complete release harness passed uninterrupted. Debug and Release component packages, Win32/Win64 manager suites, scanner/catalog/provider contracts, component non-mutation, runtime and advanced integration all passed. The Studio built in Debug and Release for both architectures, streamed its FMX form directly, launched normally, and self-localized to Italian in all four configurations. Disposable real-application pilots also built and opened translated first forms on Win32/Win64 for Website Analytics (FMX) and Courier Herald Reader (VCL).</w:t>
+        <w:t>On August 9, 2026, the complete release harness passed uninterrupted. Debug and Release component packages, Win32/Win64 manager suites, scanner/catalog/provider contracts, component non-mutation, runtime and advanced integration all passed. The Studio built in Debug and Release for both architectures, streamed its FMX form directly, launched normally, and self-localized to Italian in all four configurations. Disposable real-application pilots also built and opened translated first forms on Win32/Win64 for W</w:t>
+      </w:r>
+      <w:r>
+        <w:t>ebsite Analytics (FMX) and Courier Herald Reader (VCL).</w:t>
       </w:r>
     </w:p>
     <w:p>
       <w:pPr>
         <w:pStyle w:val="Heading2"/>
       </w:pPr>
-      <w:bookmarkStart w:id="26" w:name="_Toc237169205"/>
+      <w:bookmarkStart w:id="27" w:name="_Toc237272090"/>
       <w:r>
         <w:t>15.1 Optional live provider testing</w:t>
       </w:r>
-      <w:bookmarkEnd w:id="26"/>
+      <w:bookmarkEnd w:id="27"/>
     </w:p>
     <w:p>
       <w:r>
@@ -5222,11 +5399,12 @@
       <w:pPr>
         <w:pStyle w:val="Heading1"/>
       </w:pPr>
-      <w:bookmarkStart w:id="27" w:name="_Toc237169206"/>
-      <w:r>
+      <w:bookmarkStart w:id="28" w:name="_Toc237272091"/>
+      <w:r>
+        <w:lastRenderedPageBreak/>
         <w:t>16. Security Review</w:t>
       </w:r>
-      <w:bookmarkEnd w:id="27"/>
+      <w:bookmarkEnd w:id="28"/>
     </w:p>
     <w:tbl>
       <w:tblPr>
@@ -5523,11 +5701,11 @@
       <w:pPr>
         <w:pStyle w:val="Heading1"/>
       </w:pPr>
-      <w:bookmarkStart w:id="28" w:name="_Toc237169207"/>
+      <w:bookmarkStart w:id="29" w:name="_Toc237272092"/>
       <w:r>
         <w:t>17. Release and Contribution Workflow</w:t>
       </w:r>
-      <w:bookmarkEnd w:id="28"/>
+      <w:bookmarkEnd w:id="29"/>
     </w:p>
     <w:p>
       <w:pPr>
@@ -5634,6 +5812,7 @@
         </w:numPr>
       </w:pPr>
       <w:r>
+        <w:lastRenderedPageBreak/>
         <w:t>Review status, stage only intended files, commit clearly, and push every configured remote.</w:t>
       </w:r>
     </w:p>
@@ -5641,11 +5820,11 @@
       <w:pPr>
         <w:pStyle w:val="Heading1"/>
       </w:pPr>
-      <w:bookmarkStart w:id="29" w:name="_Toc237169208"/>
+      <w:bookmarkStart w:id="30" w:name="_Toc237272093"/>
       <w:r>
         <w:t>18. Known Boundaries and Future-Compatible Design</w:t>
       </w:r>
-      <w:bookmarkEnd w:id="29"/>
+      <w:bookmarkEnd w:id="30"/>
     </w:p>
     <w:p>
       <w:pPr>
@@ -5715,33 +5894,36 @@
       <w:pPr>
         <w:pStyle w:val="Heading1"/>
       </w:pPr>
-      <w:bookmarkStart w:id="30" w:name="_Toc237169209"/>
+      <w:bookmarkStart w:id="31" w:name="_Toc237272094"/>
       <w:r>
         <w:t>19. Documentation Generation</w:t>
       </w:r>
-      <w:bookmarkEnd w:id="30"/>
-    </w:p>
-    <w:p>
-      <w:r>
-        <w:t>The editable guides are generated from actual source and engineering notes with python-docx. Each DOCX contains a real Word TOC field, a dedicated TOC section, and a new-page content section. Microsoft Word COM updates every field and TOC, repaginates, saves the DOCX, and creates the companion PDF with ExportAsFixedFormat. PDF pages are rendered to images and inspected before release. LibreOffice is not used for this project.</w:t>
+      <w:bookmarkEnd w:id="31"/>
+    </w:p>
+    <w:p>
+      <w:r>
+        <w:t xml:space="preserve">The editable guides are generated from actual source and engineering notes with python-docx. Each DOCX contains a real Word TOC field, a dedicated TOC section, and a new-page content section. Microsoft Word COM updates and saves the real TOC. Word ExportAsFixedFormat is attempted first for companion PDFs; when the local Word exporter is unresponsive, the approved HTML/CSS and browser-print fallback produces the PDFs. Every PDF page is rendered to images and inspected before release. LibreOffice is not used </w:t>
+      </w:r>
+      <w:r>
+        <w:t>for this project.</w:t>
       </w:r>
     </w:p>
     <w:p>
       <w:pPr>
         <w:pStyle w:val="Heading1"/>
       </w:pPr>
-      <w:bookmarkStart w:id="31" w:name="_Toc237169210"/>
+      <w:bookmarkStart w:id="32" w:name="_Toc237272095"/>
       <w:r>
         <w:t>20. Source References</w:t>
       </w:r>
-      <w:bookmarkEnd w:id="31"/>
+      <w:bookmarkEnd w:id="32"/>
     </w:p>
     <w:p>
       <w:pPr>
         <w:pStyle w:val="ListBullet"/>
       </w:pPr>
       <w:r>
-        <w:t>Repository source, forms, project metadata, schemas, and smoke tests as of August 9, 2026.</w:t>
+        <w:t>Repository source, forms, project metadata, schemas, and smoke tests as of August 10, 2026.</w:t>
       </w:r>
     </w:p>
     <w:p>
@@ -5781,156 +5963,10 @@
         <w:pStyle w:val="ListBullet"/>
       </w:pPr>
       <w:r>
+        <w:lastRenderedPageBreak/>
         <w:t>Google API-key guidance: https://docs.cloud.google.com/docs/authentication/api-keys-best-practices</w:t>
       </w:r>
     </w:p>
-    <w:p>
-      <w:pPr>
-        <w:spacing w:after="200" w:line="276" w:lineRule="auto"/>
-      </w:pPr>
-      <w:r>
-        <w:br w:type="page"/>
-      </w:r>
-    </w:p>
-    <w:p>
-      <w:pPr>
-        <w:pStyle w:val="Heading1"/>
-      </w:pPr>
-      <w:r>
-        <w:t>Guided Setup Wizard Architecture</w:t>
-      </w:r>
-    </w:p>
-    <w:p>
-      <w:r>
-        <w:t>DAT.Studio.SetupWizard is a designer-authored FMX modal form. It is intentionally borderless, fixed-size, centered, and has no menu or system controls. All controls and layout parameters remain editable in the FMX designer. The main Studio launches it from Start Guided Setup while retaining the existing workflow as the advanced fallback.</w:t>
-      </w:r>
-    </w:p>
-    <w:p>
-      <w:pPr>
-        <w:pStyle w:val="ListNumber"/>
-        <w:numPr>
-          <w:ilvl w:val="0"/>
-          <w:numId w:val="16"/>
-        </w:numPr>
-      </w:pPr>
-      <w:r>
-        <w:t>The wizard owns isolated project-profile, scan-result, catalog, provider-key, backup, and component-kit state. No target source integration engine is invoked.</w:t>
-      </w:r>
-    </w:p>
-    <w:p>
-      <w:pPr>
-        <w:pStyle w:val="ListNumber"/>
-        <w:numPr>
-          <w:ilvl w:val="0"/>
-          <w:numId w:val="16"/>
-        </w:numPr>
-      </w:pPr>
-      <w:r>
-        <w:t>The left rail permits navigation only to steps already reached. A changed project or target language invalidates downstream scan/catalog state.</w:t>
-      </w:r>
-    </w:p>
-    <w:p>
-      <w:pPr>
-        <w:pStyle w:val="ListNumber"/>
-        <w:numPr>
-          <w:ilvl w:val="0"/>
-          <w:numId w:val="16"/>
-        </w:numPr>
-      </w:pPr>
-      <w:r>
-        <w:t>Pre-final activities are read-only with respect to the target except an explicitly saved provider credential, which is stored through Windows Credential Manager.</w:t>
-      </w:r>
-    </w:p>
-    <w:p>
-      <w:pPr>
-        <w:pStyle w:val="ListNumber"/>
-        <w:numPr>
-          <w:ilvl w:val="0"/>
-          <w:numId w:val="16"/>
-        </w:numPr>
-      </w:pPr>
-      <w:r>
-        <w:t>Final processing optionally creates a timestamped ZIP in Documents\Delphi App Translation Backups, translates only unresolved eligible entries, saves the development catalog, validates, exports the runtime JSON pack, and generates the component kit.</w:t>
-      </w:r>
-    </w:p>
-    <w:p>
-      <w:pPr>
-        <w:pStyle w:val="ListNumber"/>
-        <w:numPr>
-          <w:ilvl w:val="0"/>
-          <w:numId w:val="16"/>
-        </w:numPr>
-      </w:pPr>
-      <w:r>
-        <w:t>Blocking validation errors stop final processing before component-kit completion. Reviewed and approved translations are never resent automatically.</w:t>
-      </w:r>
-    </w:p>
-    <w:p>
-      <w:pPr>
-        <w:pStyle w:val="ListNumber"/>
-        <w:numPr>
-          <w:ilvl w:val="0"/>
-          <w:numId w:val="16"/>
-        </w:numPr>
-      </w:pPr>
-      <w:r>
-        <w:t>During final processing, Back, Cancel, the rail, and close-query approval are disabled. On failure, control is restored and the progress log identifies the stopping point.</w:t>
-      </w:r>
-    </w:p>
-    <w:p>
-      <w:pPr>
-        <w:pStyle w:val="ListNumber"/>
-        <w:numPr>
-          <w:ilvl w:val="0"/>
-          <w:numId w:val="16"/>
-        </w:numPr>
-      </w:pPr>
-      <w:r>
-        <w:t>The wizard generates four exact deployment commands for Win32 and Win64 Debug and Release. Every command launches the system Windows PowerShell executable with -NoProfile -ExecutionPolicy Bypass.</w:t>
-      </w:r>
-    </w:p>
-    <w:p>
-      <w:pPr>
-        <w:pStyle w:val="ListNumber"/>
-        <w:numPr>
-          <w:ilvl w:val="0"/>
-          <w:numId w:val="16"/>
-        </w:numPr>
-      </w:pPr>
-      <w:r>
-        <w:t>Run Pack Deployment executes the same generated script only for target output folders that exist. Missing output folders are skipped.</w:t>
-      </w:r>
-    </w:p>
-    <w:p>
-      <w:pPr>
-        <w:pStyle w:val="ListNumber"/>
-        <w:numPr>
-          <w:ilvl w:val="0"/>
-          <w:numId w:val="16"/>
-        </w:numPr>
-      </w:pPr>
-      <w:r>
-        <w:t>The component package remains a manual RAD Studio operation through Component &gt; Install Packages &gt; Add. The wizard never writes the IDE package registry and never uses the Install Component wizard.</w:t>
-      </w:r>
-    </w:p>
-    <w:p>
-      <w:pPr>
-        <w:pStyle w:val="ListNumber"/>
-        <w:numPr>
-          <w:ilvl w:val="0"/>
-          <w:numId w:val="16"/>
-        </w:numPr>
-      </w:pPr>
-      <w:r>
-        <w:t>Wizard-Completion-Report.txt is written into the generated kit and records the project, language, catalog, runtime pack, backup, manual step, and deployment commands.</w:t>
-      </w:r>
-    </w:p>
-    <w:p>
-      <w:r>
-        <w:t>The form source is source\studio\DAT.Studio.SetupWizard.pas and its editable designer resource is source\studio\DAT.Studio.SetupWizard.fmx. The unit is registered in the DPR and DPROJ. Release validation must compile Win32 and Win64 Debug and Release and instantiate the wizard form to verify FMX streaming.</w:t>
-      </w:r>
-    </w:p>
-    <w:p/>
     <w:sectPr>
       <w:headerReference w:type="default" r:id="rId13"/>
       <w:footerReference w:type="default" r:id="rId14"/>
@@ -6345,190 +6381,44 @@
       </w:rPr>
     </w:lvl>
   </w:abstractNum>
-  <w:abstractNum w:abstractNumId="9" w15:restartNumberingAfterBreak="0">
-    <w:nsid w:val="345C6417"/>
-    <w:multiLevelType w:val="singleLevel"/>
-    <w:tmpl w:val="0409000F"/>
-    <w:lvl w:ilvl="0">
-      <w:start w:val="1"/>
-      <w:numFmt w:val="decimal"/>
-      <w:lvlText w:val="%1."/>
-      <w:lvlJc w:val="left"/>
-      <w:pPr>
-        <w:ind w:left="720" w:hanging="360"/>
-      </w:pPr>
-    </w:lvl>
-  </w:abstractNum>
-  <w:abstractNum w:abstractNumId="10" w15:restartNumberingAfterBreak="0">
-    <w:nsid w:val="5E3D2508"/>
-    <w:multiLevelType w:val="hybridMultilevel"/>
-    <w:tmpl w:val="D9C858E4"/>
-    <w:lvl w:ilvl="0" w:tplc="0409000F">
-      <w:start w:val="1"/>
-      <w:numFmt w:val="decimal"/>
-      <w:lvlText w:val="%1."/>
-      <w:lvlJc w:val="left"/>
-      <w:pPr>
-        <w:ind w:left="360" w:hanging="360"/>
-      </w:pPr>
-    </w:lvl>
-    <w:lvl w:ilvl="1" w:tplc="04090019" w:tentative="1">
-      <w:start w:val="1"/>
-      <w:numFmt w:val="lowerLetter"/>
-      <w:lvlText w:val="%2."/>
-      <w:lvlJc w:val="left"/>
-      <w:pPr>
-        <w:ind w:left="1080" w:hanging="360"/>
-      </w:pPr>
-    </w:lvl>
-    <w:lvl w:ilvl="2" w:tplc="0409001B" w:tentative="1">
-      <w:start w:val="1"/>
-      <w:numFmt w:val="lowerRoman"/>
-      <w:lvlText w:val="%3."/>
-      <w:lvlJc w:val="right"/>
-      <w:pPr>
-        <w:ind w:left="1800" w:hanging="180"/>
-      </w:pPr>
-    </w:lvl>
-    <w:lvl w:ilvl="3" w:tplc="0409000F" w:tentative="1">
-      <w:start w:val="1"/>
-      <w:numFmt w:val="decimal"/>
-      <w:lvlText w:val="%4."/>
-      <w:lvlJc w:val="left"/>
-      <w:pPr>
-        <w:ind w:left="2520" w:hanging="360"/>
-      </w:pPr>
-    </w:lvl>
-    <w:lvl w:ilvl="4" w:tplc="04090019" w:tentative="1">
-      <w:start w:val="1"/>
-      <w:numFmt w:val="lowerLetter"/>
-      <w:lvlText w:val="%5."/>
-      <w:lvlJc w:val="left"/>
-      <w:pPr>
-        <w:ind w:left="3240" w:hanging="360"/>
-      </w:pPr>
-    </w:lvl>
-    <w:lvl w:ilvl="5" w:tplc="0409001B" w:tentative="1">
-      <w:start w:val="1"/>
-      <w:numFmt w:val="lowerRoman"/>
-      <w:lvlText w:val="%6."/>
-      <w:lvlJc w:val="right"/>
-      <w:pPr>
-        <w:ind w:left="3960" w:hanging="180"/>
-      </w:pPr>
-    </w:lvl>
-    <w:lvl w:ilvl="6" w:tplc="0409000F" w:tentative="1">
-      <w:start w:val="1"/>
-      <w:numFmt w:val="decimal"/>
-      <w:lvlText w:val="%7."/>
-      <w:lvlJc w:val="left"/>
-      <w:pPr>
-        <w:ind w:left="4680" w:hanging="360"/>
-      </w:pPr>
-    </w:lvl>
-    <w:lvl w:ilvl="7" w:tplc="04090019" w:tentative="1">
-      <w:start w:val="1"/>
-      <w:numFmt w:val="lowerLetter"/>
-      <w:lvlText w:val="%8."/>
-      <w:lvlJc w:val="left"/>
-      <w:pPr>
-        <w:ind w:left="5400" w:hanging="360"/>
-      </w:pPr>
-    </w:lvl>
-    <w:lvl w:ilvl="8" w:tplc="0409001B" w:tentative="1">
-      <w:start w:val="1"/>
-      <w:numFmt w:val="lowerRoman"/>
-      <w:lvlText w:val="%9."/>
-      <w:lvlJc w:val="right"/>
-      <w:pPr>
-        <w:ind w:left="6120" w:hanging="180"/>
-      </w:pPr>
-    </w:lvl>
-  </w:abstractNum>
-  <w:abstractNum w:abstractNumId="11" w15:restartNumberingAfterBreak="0">
-    <w:nsid w:val="5FAF7620"/>
-    <w:multiLevelType w:val="singleLevel"/>
-    <w:tmpl w:val="0409000F"/>
-    <w:lvl w:ilvl="0">
-      <w:start w:val="1"/>
-      <w:numFmt w:val="decimal"/>
-      <w:lvlText w:val="%1."/>
-      <w:lvlJc w:val="left"/>
-      <w:pPr>
-        <w:ind w:left="720" w:hanging="360"/>
-      </w:pPr>
-    </w:lvl>
-  </w:abstractNum>
-  <w:abstractNum w:abstractNumId="12" w15:restartNumberingAfterBreak="0">
-    <w:nsid w:val="6D176838"/>
-    <w:multiLevelType w:val="singleLevel"/>
-    <w:tmpl w:val="0409000F"/>
-    <w:lvl w:ilvl="0">
-      <w:start w:val="1"/>
-      <w:numFmt w:val="decimal"/>
-      <w:lvlText w:val="%1."/>
-      <w:lvlJc w:val="left"/>
-      <w:pPr>
-        <w:ind w:left="720" w:hanging="360"/>
-      </w:pPr>
-    </w:lvl>
-  </w:abstractNum>
-  <w:num w:numId="1" w16cid:durableId="715734825">
+  <w:num w:numId="1" w16cid:durableId="1000890675">
     <w:abstractNumId w:val="8"/>
   </w:num>
-  <w:num w:numId="2" w16cid:durableId="995500562">
+  <w:num w:numId="2" w16cid:durableId="665325939">
     <w:abstractNumId w:val="6"/>
   </w:num>
-  <w:num w:numId="3" w16cid:durableId="708146172">
+  <w:num w:numId="3" w16cid:durableId="1984846173">
     <w:abstractNumId w:val="5"/>
   </w:num>
-  <w:num w:numId="4" w16cid:durableId="567689029">
+  <w:num w:numId="4" w16cid:durableId="146014697">
     <w:abstractNumId w:val="4"/>
   </w:num>
-  <w:num w:numId="5" w16cid:durableId="207497837">
+  <w:num w:numId="5" w16cid:durableId="662203934">
     <w:abstractNumId w:val="7"/>
   </w:num>
-  <w:num w:numId="6" w16cid:durableId="1492717991">
+  <w:num w:numId="6" w16cid:durableId="1190071932">
     <w:abstractNumId w:val="3"/>
   </w:num>
-  <w:num w:numId="7" w16cid:durableId="1642005939">
+  <w:num w:numId="7" w16cid:durableId="964971698">
     <w:abstractNumId w:val="2"/>
   </w:num>
-  <w:num w:numId="8" w16cid:durableId="700281636">
+  <w:num w:numId="8" w16cid:durableId="266548458">
     <w:abstractNumId w:val="1"/>
   </w:num>
-  <w:num w:numId="9" w16cid:durableId="1714888122">
+  <w:num w:numId="9" w16cid:durableId="1016351125">
     <w:abstractNumId w:val="0"/>
   </w:num>
-  <w:num w:numId="10" w16cid:durableId="109664435">
+  <w:num w:numId="10" w16cid:durableId="1298755520">
     <w:abstractNumId w:val="7"/>
     <w:lvlOverride w:ilvl="0">
       <w:startOverride w:val="1"/>
     </w:lvlOverride>
   </w:num>
-  <w:num w:numId="11" w16cid:durableId="168061974">
+  <w:num w:numId="11" w16cid:durableId="1862041458">
     <w:abstractNumId w:val="7"/>
     <w:lvlOverride w:ilvl="0">
       <w:startOverride w:val="1"/>
     </w:lvlOverride>
-  </w:num>
-  <w:num w:numId="12" w16cid:durableId="1682587093">
-    <w:abstractNumId w:val="7"/>
-    <w:lvlOverride w:ilvl="0">
-      <w:startOverride w:val="1"/>
-    </w:lvlOverride>
-  </w:num>
-  <w:num w:numId="13" w16cid:durableId="170532043">
-    <w:abstractNumId w:val="10"/>
-  </w:num>
-  <w:num w:numId="14" w16cid:durableId="432823334">
-    <w:abstractNumId w:val="12"/>
-  </w:num>
-  <w:num w:numId="15" w16cid:durableId="629825227">
-    <w:abstractNumId w:val="11"/>
-  </w:num>
-  <w:num w:numId="16" w16cid:durableId="561674159">
-    <w:abstractNumId w:val="9"/>
   </w:num>
 </w:numbering>
 </file>
@@ -7498,6 +7388,7 @@
         <w:numId w:val="5"/>
       </w:numPr>
       <w:spacing w:after="80"/>
+      <w:ind w:left="540" w:hanging="271"/>
       <w:contextualSpacing/>
     </w:pPr>
   </w:style>
@@ -17953,7 +17844,7 @@
     <w:autoRedefine/>
     <w:uiPriority w:val="39"/>
     <w:unhideWhenUsed/>
-    <w:rsid w:val="00563E43"/>
+    <w:rsid w:val="00C20D4F"/>
     <w:pPr>
       <w:spacing w:after="100"/>
     </w:pPr>
@@ -17965,7 +17856,7 @@
     <w:autoRedefine/>
     <w:uiPriority w:val="39"/>
     <w:unhideWhenUsed/>
-    <w:rsid w:val="00563E43"/>
+    <w:rsid w:val="00C20D4F"/>
     <w:pPr>
       <w:spacing w:after="100"/>
       <w:ind w:left="220"/>
@@ -17976,7 +17867,7 @@
     <w:basedOn w:val="DefaultParagraphFont"/>
     <w:uiPriority w:val="99"/>
     <w:unhideWhenUsed/>
-    <w:rsid w:val="00563E43"/>
+    <w:rsid w:val="00C20D4F"/>
     <w:rPr>
       <w:color w:val="0000FF" w:themeColor="hyperlink"/>
       <w:u w:val="single"/>

--- a/docs/guides/Delphi App Translation Studio Engineering Guide.docx
+++ b/docs/guides/Delphi App Translation Studio Engineering Guide.docx
@@ -3258,6 +3258,39 @@
         <w:t>Google API-key guidance: https://docs.cloud.google.com/docs/authentication/api-keys-best-practices</w:t>
       </w:r>
     </w:p>
+    <w:p>
+      <w:r>
+        <w:br w:type="page"/>
+      </w:r>
+    </w:p>
+    <w:p>
+      <w:pPr>
+        <w:pStyle w:val="Heading1"/>
+      </w:pPr>
+      <w:r>
+        <w:t>Current Workflow Update - August 14, 2026</w:t>
+      </w:r>
+    </w:p>
+    <w:p>
+      <w:r>
+        <w:t>The Setup Wizard is the preferred first-run path. Install or confirm the DAT design package first, place the language manager and selector on the target form if needed, save the project, then run the Wizard.</w:t>
+      </w:r>
+    </w:p>
+    <w:p>
+      <w:r>
+        <w:t>The Wizard performs the scan, automatic translation, review, validation, runtime-pack export, component-kit generation, deployment configuration, and optional build/deploy from the finish page.</w:t>
+      </w:r>
+    </w:p>
+    <w:p>
+      <w:r>
+        <w:t>Finish remains disabled while selected build/deploy work is active. Portable destinations can receive JSON packs and, when replace/create is authorized, the executable.</w:t>
+      </w:r>
+    </w:p>
+    <w:p>
+      <w:r>
+        <w:t>The Maintenance Studio remains available for later changes, additional languages, glossary edits, complete reset, and troubleshooting.</w:t>
+      </w:r>
+    </w:p>
     <w:sectPr>
       <w:headerReference w:type="default" r:id="rId14"/>
       <w:footerReference w:type="default" r:id="rId15"/>

--- a/docs/guides/Delphi App Translation Studio Engineering Guide.docx
+++ b/docs/guides/Delphi App Translation Studio Engineering Guide.docx
@@ -3258,39 +3258,6 @@
         <w:t>Google API-key guidance: https://docs.cloud.google.com/docs/authentication/api-keys-best-practices</w:t>
       </w:r>
     </w:p>
-    <w:p>
-      <w:r>
-        <w:br w:type="page"/>
-      </w:r>
-    </w:p>
-    <w:p>
-      <w:pPr>
-        <w:pStyle w:val="Heading1"/>
-      </w:pPr>
-      <w:r>
-        <w:t>Current Workflow Update - August 14, 2026</w:t>
-      </w:r>
-    </w:p>
-    <w:p>
-      <w:r>
-        <w:t>The Setup Wizard is the preferred first-run path. Install or confirm the DAT design package first, place the language manager and selector on the target form if needed, save the project, then run the Wizard.</w:t>
-      </w:r>
-    </w:p>
-    <w:p>
-      <w:r>
-        <w:t>The Wizard performs the scan, automatic translation, review, validation, runtime-pack export, component-kit generation, deployment configuration, and optional build/deploy from the finish page.</w:t>
-      </w:r>
-    </w:p>
-    <w:p>
-      <w:r>
-        <w:t>Finish remains disabled while selected build/deploy work is active. Portable destinations can receive JSON packs and, when replace/create is authorized, the executable.</w:t>
-      </w:r>
-    </w:p>
-    <w:p>
-      <w:r>
-        <w:t>The Maintenance Studio remains available for later changes, additional languages, glossary edits, complete reset, and troubleshooting.</w:t>
-      </w:r>
-    </w:p>
     <w:sectPr>
       <w:headerReference w:type="default" r:id="rId14"/>
       <w:footerReference w:type="default" r:id="rId15"/>

--- a/docs/guides/Delphi App Translation Studio Engineering Guide.docx
+++ b/docs/guides/Delphi App Translation Studio Engineering Guide.docx
@@ -6,7 +6,7 @@
       <w:pPr>
         <w:pStyle w:val="BodyText"/>
         <w:bidi w:val="0"/>
-        <w:spacing w:before="3600" w:after="283"/>
+        <w:spacing w:before="3600" w:after="180"/>
         <w:ind w:hanging="0" w:left="0" w:right="0"/>
         <w:jc w:val="center"/>
         <w:rPr>
@@ -47,7 +47,7 @@
       <w:pPr>
         <w:pStyle w:val="BodyText"/>
         <w:bidi w:val="0"/>
-        <w:spacing w:before="600" w:after="283"/>
+        <w:spacing w:before="600" w:after="180"/>
         <w:ind w:hanging="0" w:left="0" w:right="0"/>
         <w:jc w:val="center"/>
         <w:rPr>
@@ -69,7 +69,7 @@
       <w:pPr>
         <w:pStyle w:val="BodyText"/>
         <w:bidi w:val="0"/>
-        <w:spacing w:before="1200" w:after="283"/>
+        <w:spacing w:before="1200" w:after="180"/>
         <w:ind w:hanging="0" w:left="0" w:right="0"/>
         <w:jc w:val="center"/>
         <w:rPr>
@@ -82,7 +82,7 @@
           <w:color w:val="555555"/>
           <w:sz w:val="22"/>
         </w:rPr>
-        <w:t>Last changed: 20 August 2026</w:t>
+        <w:t>Last changed: 21 August 2026</w:t>
         <w:br/>
         <w:t>Applies to: alpha, build 2026.08.18.128</w:t>
         <w:br/>
@@ -93,7 +93,7 @@
       <w:pPr>
         <w:pStyle w:val="BodyText"/>
         <w:bidi w:val="0"/>
-        <w:spacing w:before="800" w:after="283"/>
+        <w:spacing w:before="800" w:after="180"/>
         <w:ind w:hanging="0" w:left="0" w:right="0"/>
         <w:jc w:val="center"/>
         <w:rPr>
@@ -1042,7 +1042,7 @@
         <w:rPr/>
         <w:drawing>
           <wp:inline distT="0" distB="0" distL="0" distR="0">
-            <wp:extent cx="6667500" cy="2114550"/>
+            <wp:extent cx="9915525" cy="3152775"/>
             <wp:effectExtent l="0" t="0" r="0" b="0"/>
             <wp:docPr id="1" name="Image1"/>
             <wp:cNvGraphicFramePr>
@@ -1066,7 +1066,7 @@
                   <pic:spPr bwMode="auto">
                     <a:xfrm>
                       <a:off x="0" y="0"/>
-                      <a:ext cx="6667500" cy="2114550"/>
+                      <a:ext cx="9915525" cy="3152775"/>
                     </a:xfrm>
                     <a:prstGeom prst="rect">
                       <a:avLst/>
@@ -1128,16 +1128,16 @@
         </w:tblCellMar>
       </w:tblPr>
       <w:tblGrid>
-        <w:gridCol w:w="2538"/>
-        <w:gridCol w:w="717"/>
-        <w:gridCol w:w="731"/>
-        <w:gridCol w:w="6514"/>
+        <w:gridCol w:w="3066"/>
+        <w:gridCol w:w="990"/>
+        <w:gridCol w:w="973"/>
+        <w:gridCol w:w="10585"/>
       </w:tblGrid>
       <w:tr>
         <w:trPr/>
         <w:tc>
           <w:tcPr>
-            <w:tcW w:w="2538" w:type="dxa"/>
+            <w:tcW w:w="3066" w:type="dxa"/>
             <w:tcBorders>
               <w:top w:val="single" w:sz="6" w:space="0" w:color="808080"/>
               <w:left w:val="single" w:sz="6" w:space="0" w:color="808080"/>
@@ -1151,7 +1151,7 @@
             <w:pPr>
               <w:pStyle w:val="TableHeading"/>
               <w:bidi w:val="0"/>
-              <w:spacing w:before="0" w:after="283"/>
+              <w:spacing w:before="0" w:after="180"/>
               <w:jc w:val="left"/>
               <w:rPr/>
             </w:pPr>
@@ -1163,7 +1163,7 @@
         </w:tc>
         <w:tc>
           <w:tcPr>
-            <w:tcW w:w="717" w:type="dxa"/>
+            <w:tcW w:w="990" w:type="dxa"/>
             <w:tcBorders>
               <w:top w:val="single" w:sz="6" w:space="0" w:color="808080"/>
               <w:left w:val="single" w:sz="2" w:space="0" w:color="808080"/>
@@ -1177,7 +1177,7 @@
             <w:pPr>
               <w:pStyle w:val="TableHeading"/>
               <w:bidi w:val="0"/>
-              <w:spacing w:before="0" w:after="283"/>
+              <w:spacing w:before="0" w:after="180"/>
               <w:jc w:val="left"/>
               <w:rPr/>
             </w:pPr>
@@ -1189,7 +1189,7 @@
         </w:tc>
         <w:tc>
           <w:tcPr>
-            <w:tcW w:w="731" w:type="dxa"/>
+            <w:tcW w:w="973" w:type="dxa"/>
             <w:tcBorders>
               <w:top w:val="single" w:sz="6" w:space="0" w:color="808080"/>
               <w:left w:val="single" w:sz="2" w:space="0" w:color="808080"/>
@@ -1203,7 +1203,7 @@
             <w:pPr>
               <w:pStyle w:val="TableHeading"/>
               <w:bidi w:val="0"/>
-              <w:spacing w:before="0" w:after="283"/>
+              <w:spacing w:before="0" w:after="180"/>
               <w:jc w:val="left"/>
               <w:rPr/>
             </w:pPr>
@@ -1215,7 +1215,7 @@
         </w:tc>
         <w:tc>
           <w:tcPr>
-            <w:tcW w:w="6514" w:type="dxa"/>
+            <w:tcW w:w="10585" w:type="dxa"/>
             <w:tcBorders>
               <w:top w:val="single" w:sz="6" w:space="0" w:color="808080"/>
               <w:left w:val="single" w:sz="2" w:space="0" w:color="808080"/>
@@ -1229,7 +1229,7 @@
             <w:pPr>
               <w:pStyle w:val="TableHeading"/>
               <w:bidi w:val="0"/>
-              <w:spacing w:before="0" w:after="283"/>
+              <w:spacing w:before="0" w:after="180"/>
               <w:jc w:val="left"/>
               <w:rPr/>
             </w:pPr>
@@ -1244,7 +1244,7 @@
         <w:trPr/>
         <w:tc>
           <w:tcPr>
-            <w:tcW w:w="2538" w:type="dxa"/>
+            <w:tcW w:w="3066" w:type="dxa"/>
             <w:tcBorders>
               <w:left w:val="single" w:sz="6" w:space="0" w:color="808080"/>
               <w:bottom w:val="single" w:sz="2" w:space="0" w:color="808080"/>
@@ -1256,7 +1256,7 @@
             <w:pPr>
               <w:pStyle w:val="TableContents"/>
               <w:bidi w:val="0"/>
-              <w:spacing w:before="0" w:after="283"/>
+              <w:spacing w:before="0" w:after="180"/>
               <w:jc w:val="left"/>
               <w:rPr/>
             </w:pPr>
@@ -1270,7 +1270,7 @@
         </w:tc>
         <w:tc>
           <w:tcPr>
-            <w:tcW w:w="717" w:type="dxa"/>
+            <w:tcW w:w="990" w:type="dxa"/>
             <w:tcBorders>
               <w:left w:val="single" w:sz="2" w:space="0" w:color="808080"/>
               <w:bottom w:val="single" w:sz="2" w:space="0" w:color="808080"/>
@@ -1282,7 +1282,7 @@
             <w:pPr>
               <w:pStyle w:val="TableContents"/>
               <w:bidi w:val="0"/>
-              <w:spacing w:before="0" w:after="283"/>
+              <w:spacing w:before="0" w:after="180"/>
               <w:jc w:val="left"/>
               <w:rPr/>
             </w:pPr>
@@ -1294,7 +1294,7 @@
         </w:tc>
         <w:tc>
           <w:tcPr>
-            <w:tcW w:w="731" w:type="dxa"/>
+            <w:tcW w:w="973" w:type="dxa"/>
             <w:tcBorders>
               <w:left w:val="single" w:sz="2" w:space="0" w:color="808080"/>
               <w:bottom w:val="single" w:sz="2" w:space="0" w:color="808080"/>
@@ -1306,7 +1306,7 @@
             <w:pPr>
               <w:pStyle w:val="TableContents"/>
               <w:bidi w:val="0"/>
-              <w:spacing w:before="0" w:after="283"/>
+              <w:spacing w:before="0" w:after="180"/>
               <w:jc w:val="left"/>
               <w:rPr/>
             </w:pPr>
@@ -1318,7 +1318,7 @@
         </w:tc>
         <w:tc>
           <w:tcPr>
-            <w:tcW w:w="6514" w:type="dxa"/>
+            <w:tcW w:w="10585" w:type="dxa"/>
             <w:tcBorders>
               <w:left w:val="single" w:sz="2" w:space="0" w:color="808080"/>
               <w:bottom w:val="single" w:sz="2" w:space="0" w:color="808080"/>
@@ -1330,7 +1330,7 @@
             <w:pPr>
               <w:pStyle w:val="TableContents"/>
               <w:bidi w:val="0"/>
-              <w:spacing w:before="0" w:after="283"/>
+              <w:spacing w:before="0" w:after="180"/>
               <w:jc w:val="left"/>
               <w:rPr/>
             </w:pPr>
@@ -1345,7 +1345,7 @@
         <w:trPr/>
         <w:tc>
           <w:tcPr>
-            <w:tcW w:w="2538" w:type="dxa"/>
+            <w:tcW w:w="3066" w:type="dxa"/>
             <w:tcBorders>
               <w:left w:val="single" w:sz="6" w:space="0" w:color="808080"/>
               <w:bottom w:val="single" w:sz="2" w:space="0" w:color="808080"/>
@@ -1357,7 +1357,7 @@
             <w:pPr>
               <w:pStyle w:val="TableContents"/>
               <w:bidi w:val="0"/>
-              <w:spacing w:before="0" w:after="283"/>
+              <w:spacing w:before="0" w:after="180"/>
               <w:jc w:val="left"/>
               <w:rPr/>
             </w:pPr>
@@ -1371,7 +1371,7 @@
         </w:tc>
         <w:tc>
           <w:tcPr>
-            <w:tcW w:w="717" w:type="dxa"/>
+            <w:tcW w:w="990" w:type="dxa"/>
             <w:tcBorders>
               <w:left w:val="single" w:sz="2" w:space="0" w:color="808080"/>
               <w:bottom w:val="single" w:sz="2" w:space="0" w:color="808080"/>
@@ -1383,7 +1383,7 @@
             <w:pPr>
               <w:pStyle w:val="TableContents"/>
               <w:bidi w:val="0"/>
-              <w:spacing w:before="0" w:after="283"/>
+              <w:spacing w:before="0" w:after="180"/>
               <w:jc w:val="left"/>
               <w:rPr/>
             </w:pPr>
@@ -1395,7 +1395,7 @@
         </w:tc>
         <w:tc>
           <w:tcPr>
-            <w:tcW w:w="731" w:type="dxa"/>
+            <w:tcW w:w="973" w:type="dxa"/>
             <w:tcBorders>
               <w:left w:val="single" w:sz="2" w:space="0" w:color="808080"/>
               <w:bottom w:val="single" w:sz="2" w:space="0" w:color="808080"/>
@@ -1407,7 +1407,7 @@
             <w:pPr>
               <w:pStyle w:val="TableContents"/>
               <w:bidi w:val="0"/>
-              <w:spacing w:before="0" w:after="283"/>
+              <w:spacing w:before="0" w:after="180"/>
               <w:jc w:val="left"/>
               <w:rPr/>
             </w:pPr>
@@ -1419,7 +1419,7 @@
         </w:tc>
         <w:tc>
           <w:tcPr>
-            <w:tcW w:w="6514" w:type="dxa"/>
+            <w:tcW w:w="10585" w:type="dxa"/>
             <w:tcBorders>
               <w:left w:val="single" w:sz="2" w:space="0" w:color="808080"/>
               <w:bottom w:val="single" w:sz="2" w:space="0" w:color="808080"/>
@@ -1431,7 +1431,7 @@
             <w:pPr>
               <w:pStyle w:val="TableContents"/>
               <w:bidi w:val="0"/>
-              <w:spacing w:before="0" w:after="283"/>
+              <w:spacing w:before="0" w:after="180"/>
               <w:jc w:val="left"/>
               <w:rPr/>
             </w:pPr>
@@ -1446,7 +1446,7 @@
         <w:trPr/>
         <w:tc>
           <w:tcPr>
-            <w:tcW w:w="2538" w:type="dxa"/>
+            <w:tcW w:w="3066" w:type="dxa"/>
             <w:tcBorders>
               <w:left w:val="single" w:sz="6" w:space="0" w:color="808080"/>
               <w:bottom w:val="single" w:sz="2" w:space="0" w:color="808080"/>
@@ -1458,7 +1458,7 @@
             <w:pPr>
               <w:pStyle w:val="TableContents"/>
               <w:bidi w:val="0"/>
-              <w:spacing w:before="0" w:after="283"/>
+              <w:spacing w:before="0" w:after="180"/>
               <w:jc w:val="left"/>
               <w:rPr/>
             </w:pPr>
@@ -1472,7 +1472,7 @@
         </w:tc>
         <w:tc>
           <w:tcPr>
-            <w:tcW w:w="717" w:type="dxa"/>
+            <w:tcW w:w="990" w:type="dxa"/>
             <w:tcBorders>
               <w:left w:val="single" w:sz="2" w:space="0" w:color="808080"/>
               <w:bottom w:val="single" w:sz="2" w:space="0" w:color="808080"/>
@@ -1484,7 +1484,7 @@
             <w:pPr>
               <w:pStyle w:val="TableContents"/>
               <w:bidi w:val="0"/>
-              <w:spacing w:before="0" w:after="283"/>
+              <w:spacing w:before="0" w:after="180"/>
               <w:jc w:val="left"/>
               <w:rPr/>
             </w:pPr>
@@ -1496,7 +1496,7 @@
         </w:tc>
         <w:tc>
           <w:tcPr>
-            <w:tcW w:w="731" w:type="dxa"/>
+            <w:tcW w:w="973" w:type="dxa"/>
             <w:tcBorders>
               <w:left w:val="single" w:sz="2" w:space="0" w:color="808080"/>
               <w:bottom w:val="single" w:sz="2" w:space="0" w:color="808080"/>
@@ -1508,7 +1508,7 @@
             <w:pPr>
               <w:pStyle w:val="TableContents"/>
               <w:bidi w:val="0"/>
-              <w:spacing w:before="0" w:after="283"/>
+              <w:spacing w:before="0" w:after="180"/>
               <w:jc w:val="left"/>
               <w:rPr/>
             </w:pPr>
@@ -1520,7 +1520,7 @@
         </w:tc>
         <w:tc>
           <w:tcPr>
-            <w:tcW w:w="6514" w:type="dxa"/>
+            <w:tcW w:w="10585" w:type="dxa"/>
             <w:tcBorders>
               <w:left w:val="single" w:sz="2" w:space="0" w:color="808080"/>
               <w:bottom w:val="single" w:sz="2" w:space="0" w:color="808080"/>
@@ -1532,7 +1532,7 @@
             <w:pPr>
               <w:pStyle w:val="TableContents"/>
               <w:bidi w:val="0"/>
-              <w:spacing w:before="0" w:after="283"/>
+              <w:spacing w:before="0" w:after="180"/>
               <w:jc w:val="left"/>
               <w:rPr/>
             </w:pPr>
@@ -1547,7 +1547,7 @@
         <w:trPr/>
         <w:tc>
           <w:tcPr>
-            <w:tcW w:w="2538" w:type="dxa"/>
+            <w:tcW w:w="3066" w:type="dxa"/>
             <w:tcBorders>
               <w:left w:val="single" w:sz="6" w:space="0" w:color="808080"/>
               <w:bottom w:val="single" w:sz="2" w:space="0" w:color="808080"/>
@@ -1559,7 +1559,7 @@
             <w:pPr>
               <w:pStyle w:val="TableContents"/>
               <w:bidi w:val="0"/>
-              <w:spacing w:before="0" w:after="283"/>
+              <w:spacing w:before="0" w:after="180"/>
               <w:jc w:val="left"/>
               <w:rPr/>
             </w:pPr>
@@ -1573,7 +1573,7 @@
         </w:tc>
         <w:tc>
           <w:tcPr>
-            <w:tcW w:w="717" w:type="dxa"/>
+            <w:tcW w:w="990" w:type="dxa"/>
             <w:tcBorders>
               <w:left w:val="single" w:sz="2" w:space="0" w:color="808080"/>
               <w:bottom w:val="single" w:sz="2" w:space="0" w:color="808080"/>
@@ -1585,7 +1585,7 @@
             <w:pPr>
               <w:pStyle w:val="TableContents"/>
               <w:bidi w:val="0"/>
-              <w:spacing w:before="0" w:after="283"/>
+              <w:spacing w:before="0" w:after="180"/>
               <w:jc w:val="left"/>
               <w:rPr/>
             </w:pPr>
@@ -1597,7 +1597,7 @@
         </w:tc>
         <w:tc>
           <w:tcPr>
-            <w:tcW w:w="731" w:type="dxa"/>
+            <w:tcW w:w="973" w:type="dxa"/>
             <w:tcBorders>
               <w:left w:val="single" w:sz="2" w:space="0" w:color="808080"/>
               <w:bottom w:val="single" w:sz="2" w:space="0" w:color="808080"/>
@@ -1609,7 +1609,7 @@
             <w:pPr>
               <w:pStyle w:val="TableContents"/>
               <w:bidi w:val="0"/>
-              <w:spacing w:before="0" w:after="283"/>
+              <w:spacing w:before="0" w:after="180"/>
               <w:jc w:val="left"/>
               <w:rPr/>
             </w:pPr>
@@ -1621,7 +1621,7 @@
         </w:tc>
         <w:tc>
           <w:tcPr>
-            <w:tcW w:w="6514" w:type="dxa"/>
+            <w:tcW w:w="10585" w:type="dxa"/>
             <w:tcBorders>
               <w:left w:val="single" w:sz="2" w:space="0" w:color="808080"/>
               <w:bottom w:val="single" w:sz="2" w:space="0" w:color="808080"/>
@@ -1633,7 +1633,7 @@
             <w:pPr>
               <w:pStyle w:val="TableContents"/>
               <w:bidi w:val="0"/>
-              <w:spacing w:before="0" w:after="283"/>
+              <w:spacing w:before="0" w:after="180"/>
               <w:jc w:val="left"/>
               <w:rPr/>
             </w:pPr>
@@ -1648,7 +1648,7 @@
         <w:trPr/>
         <w:tc>
           <w:tcPr>
-            <w:tcW w:w="2538" w:type="dxa"/>
+            <w:tcW w:w="3066" w:type="dxa"/>
             <w:tcBorders>
               <w:left w:val="single" w:sz="6" w:space="0" w:color="808080"/>
               <w:bottom w:val="single" w:sz="2" w:space="0" w:color="808080"/>
@@ -1660,7 +1660,7 @@
             <w:pPr>
               <w:pStyle w:val="TableContents"/>
               <w:bidi w:val="0"/>
-              <w:spacing w:before="0" w:after="283"/>
+              <w:spacing w:before="0" w:after="180"/>
               <w:jc w:val="left"/>
               <w:rPr/>
             </w:pPr>
@@ -1674,7 +1674,7 @@
         </w:tc>
         <w:tc>
           <w:tcPr>
-            <w:tcW w:w="717" w:type="dxa"/>
+            <w:tcW w:w="990" w:type="dxa"/>
             <w:tcBorders>
               <w:left w:val="single" w:sz="2" w:space="0" w:color="808080"/>
               <w:bottom w:val="single" w:sz="2" w:space="0" w:color="808080"/>
@@ -1686,7 +1686,7 @@
             <w:pPr>
               <w:pStyle w:val="TableContents"/>
               <w:bidi w:val="0"/>
-              <w:spacing w:before="0" w:after="283"/>
+              <w:spacing w:before="0" w:after="180"/>
               <w:jc w:val="left"/>
               <w:rPr/>
             </w:pPr>
@@ -1698,7 +1698,7 @@
         </w:tc>
         <w:tc>
           <w:tcPr>
-            <w:tcW w:w="731" w:type="dxa"/>
+            <w:tcW w:w="973" w:type="dxa"/>
             <w:tcBorders>
               <w:left w:val="single" w:sz="2" w:space="0" w:color="808080"/>
               <w:bottom w:val="single" w:sz="2" w:space="0" w:color="808080"/>
@@ -1710,7 +1710,7 @@
             <w:pPr>
               <w:pStyle w:val="TableContents"/>
               <w:bidi w:val="0"/>
-              <w:spacing w:before="0" w:after="283"/>
+              <w:spacing w:before="0" w:after="180"/>
               <w:jc w:val="left"/>
               <w:rPr/>
             </w:pPr>
@@ -1722,7 +1722,7 @@
         </w:tc>
         <w:tc>
           <w:tcPr>
-            <w:tcW w:w="6514" w:type="dxa"/>
+            <w:tcW w:w="10585" w:type="dxa"/>
             <w:tcBorders>
               <w:left w:val="single" w:sz="2" w:space="0" w:color="808080"/>
               <w:bottom w:val="single" w:sz="2" w:space="0" w:color="808080"/>
@@ -1734,7 +1734,7 @@
             <w:pPr>
               <w:pStyle w:val="TableContents"/>
               <w:bidi w:val="0"/>
-              <w:spacing w:before="0" w:after="283"/>
+              <w:spacing w:before="0" w:after="180"/>
               <w:jc w:val="left"/>
               <w:rPr/>
             </w:pPr>
@@ -1749,7 +1749,7 @@
         <w:trPr/>
         <w:tc>
           <w:tcPr>
-            <w:tcW w:w="2538" w:type="dxa"/>
+            <w:tcW w:w="3066" w:type="dxa"/>
             <w:tcBorders>
               <w:left w:val="single" w:sz="6" w:space="0" w:color="808080"/>
               <w:bottom w:val="single" w:sz="2" w:space="0" w:color="808080"/>
@@ -1761,7 +1761,7 @@
             <w:pPr>
               <w:pStyle w:val="TableContents"/>
               <w:bidi w:val="0"/>
-              <w:spacing w:before="0" w:after="283"/>
+              <w:spacing w:before="0" w:after="180"/>
               <w:jc w:val="left"/>
               <w:rPr/>
             </w:pPr>
@@ -1775,7 +1775,7 @@
         </w:tc>
         <w:tc>
           <w:tcPr>
-            <w:tcW w:w="717" w:type="dxa"/>
+            <w:tcW w:w="990" w:type="dxa"/>
             <w:tcBorders>
               <w:left w:val="single" w:sz="2" w:space="0" w:color="808080"/>
               <w:bottom w:val="single" w:sz="2" w:space="0" w:color="808080"/>
@@ -1787,7 +1787,7 @@
             <w:pPr>
               <w:pStyle w:val="TableContents"/>
               <w:bidi w:val="0"/>
-              <w:spacing w:before="0" w:after="283"/>
+              <w:spacing w:before="0" w:after="180"/>
               <w:jc w:val="left"/>
               <w:rPr/>
             </w:pPr>
@@ -1799,7 +1799,7 @@
         </w:tc>
         <w:tc>
           <w:tcPr>
-            <w:tcW w:w="731" w:type="dxa"/>
+            <w:tcW w:w="973" w:type="dxa"/>
             <w:tcBorders>
               <w:left w:val="single" w:sz="2" w:space="0" w:color="808080"/>
               <w:bottom w:val="single" w:sz="2" w:space="0" w:color="808080"/>
@@ -1811,7 +1811,7 @@
             <w:pPr>
               <w:pStyle w:val="TableContents"/>
               <w:bidi w:val="0"/>
-              <w:spacing w:before="0" w:after="283"/>
+              <w:spacing w:before="0" w:after="180"/>
               <w:jc w:val="left"/>
               <w:rPr/>
             </w:pPr>
@@ -1823,7 +1823,7 @@
         </w:tc>
         <w:tc>
           <w:tcPr>
-            <w:tcW w:w="6514" w:type="dxa"/>
+            <w:tcW w:w="10585" w:type="dxa"/>
             <w:tcBorders>
               <w:left w:val="single" w:sz="2" w:space="0" w:color="808080"/>
               <w:bottom w:val="single" w:sz="2" w:space="0" w:color="808080"/>
@@ -1835,7 +1835,7 @@
             <w:pPr>
               <w:pStyle w:val="TableContents"/>
               <w:bidi w:val="0"/>
-              <w:spacing w:before="0" w:after="283"/>
+              <w:spacing w:before="0" w:after="180"/>
               <w:jc w:val="left"/>
               <w:rPr/>
             </w:pPr>
@@ -1856,7 +1856,7 @@
         <w:trPr/>
         <w:tc>
           <w:tcPr>
-            <w:tcW w:w="2538" w:type="dxa"/>
+            <w:tcW w:w="3066" w:type="dxa"/>
             <w:tcBorders>
               <w:left w:val="single" w:sz="6" w:space="0" w:color="808080"/>
               <w:bottom w:val="single" w:sz="2" w:space="0" w:color="808080"/>
@@ -1868,7 +1868,7 @@
             <w:pPr>
               <w:pStyle w:val="TableContents"/>
               <w:bidi w:val="0"/>
-              <w:spacing w:before="0" w:after="283"/>
+              <w:spacing w:before="0" w:after="180"/>
               <w:jc w:val="left"/>
               <w:rPr/>
             </w:pPr>
@@ -1882,7 +1882,7 @@
         </w:tc>
         <w:tc>
           <w:tcPr>
-            <w:tcW w:w="717" w:type="dxa"/>
+            <w:tcW w:w="990" w:type="dxa"/>
             <w:tcBorders>
               <w:left w:val="single" w:sz="2" w:space="0" w:color="808080"/>
               <w:bottom w:val="single" w:sz="2" w:space="0" w:color="808080"/>
@@ -1894,7 +1894,7 @@
             <w:pPr>
               <w:pStyle w:val="TableContents"/>
               <w:bidi w:val="0"/>
-              <w:spacing w:before="0" w:after="283"/>
+              <w:spacing w:before="0" w:after="180"/>
               <w:jc w:val="left"/>
               <w:rPr/>
             </w:pPr>
@@ -1906,7 +1906,7 @@
         </w:tc>
         <w:tc>
           <w:tcPr>
-            <w:tcW w:w="731" w:type="dxa"/>
+            <w:tcW w:w="973" w:type="dxa"/>
             <w:tcBorders>
               <w:left w:val="single" w:sz="2" w:space="0" w:color="808080"/>
               <w:bottom w:val="single" w:sz="2" w:space="0" w:color="808080"/>
@@ -1918,7 +1918,7 @@
             <w:pPr>
               <w:pStyle w:val="TableContents"/>
               <w:bidi w:val="0"/>
-              <w:spacing w:before="0" w:after="283"/>
+              <w:spacing w:before="0" w:after="180"/>
               <w:jc w:val="left"/>
               <w:rPr/>
             </w:pPr>
@@ -1930,7 +1930,7 @@
         </w:tc>
         <w:tc>
           <w:tcPr>
-            <w:tcW w:w="6514" w:type="dxa"/>
+            <w:tcW w:w="10585" w:type="dxa"/>
             <w:tcBorders>
               <w:left w:val="single" w:sz="2" w:space="0" w:color="808080"/>
               <w:bottom w:val="single" w:sz="2" w:space="0" w:color="808080"/>
@@ -1942,7 +1942,7 @@
             <w:pPr>
               <w:pStyle w:val="TableContents"/>
               <w:bidi w:val="0"/>
-              <w:spacing w:before="0" w:after="283"/>
+              <w:spacing w:before="0" w:after="180"/>
               <w:jc w:val="left"/>
               <w:rPr/>
             </w:pPr>
@@ -1957,7 +1957,7 @@
         <w:trPr/>
         <w:tc>
           <w:tcPr>
-            <w:tcW w:w="2538" w:type="dxa"/>
+            <w:tcW w:w="3066" w:type="dxa"/>
             <w:tcBorders>
               <w:left w:val="single" w:sz="6" w:space="0" w:color="808080"/>
               <w:bottom w:val="single" w:sz="2" w:space="0" w:color="808080"/>
@@ -1969,7 +1969,7 @@
             <w:pPr>
               <w:pStyle w:val="TableContents"/>
               <w:bidi w:val="0"/>
-              <w:spacing w:before="0" w:after="283"/>
+              <w:spacing w:before="0" w:after="180"/>
               <w:jc w:val="left"/>
               <w:rPr/>
             </w:pPr>
@@ -1983,7 +1983,7 @@
         </w:tc>
         <w:tc>
           <w:tcPr>
-            <w:tcW w:w="717" w:type="dxa"/>
+            <w:tcW w:w="990" w:type="dxa"/>
             <w:tcBorders>
               <w:left w:val="single" w:sz="2" w:space="0" w:color="808080"/>
               <w:bottom w:val="single" w:sz="2" w:space="0" w:color="808080"/>
@@ -1995,7 +1995,7 @@
             <w:pPr>
               <w:pStyle w:val="TableContents"/>
               <w:bidi w:val="0"/>
-              <w:spacing w:before="0" w:after="283"/>
+              <w:spacing w:before="0" w:after="180"/>
               <w:jc w:val="left"/>
               <w:rPr/>
             </w:pPr>
@@ -2007,7 +2007,7 @@
         </w:tc>
         <w:tc>
           <w:tcPr>
-            <w:tcW w:w="731" w:type="dxa"/>
+            <w:tcW w:w="973" w:type="dxa"/>
             <w:tcBorders>
               <w:left w:val="single" w:sz="2" w:space="0" w:color="808080"/>
               <w:bottom w:val="single" w:sz="2" w:space="0" w:color="808080"/>
@@ -2019,7 +2019,7 @@
             <w:pPr>
               <w:pStyle w:val="TableContents"/>
               <w:bidi w:val="0"/>
-              <w:spacing w:before="0" w:after="283"/>
+              <w:spacing w:before="0" w:after="180"/>
               <w:jc w:val="left"/>
               <w:rPr/>
             </w:pPr>
@@ -2031,7 +2031,7 @@
         </w:tc>
         <w:tc>
           <w:tcPr>
-            <w:tcW w:w="6514" w:type="dxa"/>
+            <w:tcW w:w="10585" w:type="dxa"/>
             <w:tcBorders>
               <w:left w:val="single" w:sz="2" w:space="0" w:color="808080"/>
               <w:bottom w:val="single" w:sz="2" w:space="0" w:color="808080"/>
@@ -2043,7 +2043,7 @@
             <w:pPr>
               <w:pStyle w:val="TableContents"/>
               <w:bidi w:val="0"/>
-              <w:spacing w:before="0" w:after="283"/>
+              <w:spacing w:before="0" w:after="180"/>
               <w:jc w:val="left"/>
               <w:rPr/>
             </w:pPr>
@@ -2058,7 +2058,7 @@
         <w:trPr/>
         <w:tc>
           <w:tcPr>
-            <w:tcW w:w="2538" w:type="dxa"/>
+            <w:tcW w:w="3066" w:type="dxa"/>
             <w:tcBorders>
               <w:left w:val="single" w:sz="6" w:space="0" w:color="808080"/>
               <w:bottom w:val="single" w:sz="6" w:space="0" w:color="808080"/>
@@ -2070,7 +2070,7 @@
             <w:pPr>
               <w:pStyle w:val="TableContents"/>
               <w:bidi w:val="0"/>
-              <w:spacing w:before="0" w:after="283"/>
+              <w:spacing w:before="0" w:after="180"/>
               <w:jc w:val="left"/>
               <w:rPr/>
             </w:pPr>
@@ -2084,7 +2084,7 @@
         </w:tc>
         <w:tc>
           <w:tcPr>
-            <w:tcW w:w="717" w:type="dxa"/>
+            <w:tcW w:w="990" w:type="dxa"/>
             <w:tcBorders>
               <w:left w:val="single" w:sz="2" w:space="0" w:color="808080"/>
               <w:bottom w:val="single" w:sz="6" w:space="0" w:color="808080"/>
@@ -2096,7 +2096,7 @@
             <w:pPr>
               <w:pStyle w:val="TableContents"/>
               <w:bidi w:val="0"/>
-              <w:spacing w:before="0" w:after="283"/>
+              <w:spacing w:before="0" w:after="180"/>
               <w:jc w:val="left"/>
               <w:rPr/>
             </w:pPr>
@@ -2108,7 +2108,7 @@
         </w:tc>
         <w:tc>
           <w:tcPr>
-            <w:tcW w:w="731" w:type="dxa"/>
+            <w:tcW w:w="973" w:type="dxa"/>
             <w:tcBorders>
               <w:left w:val="single" w:sz="2" w:space="0" w:color="808080"/>
               <w:bottom w:val="single" w:sz="6" w:space="0" w:color="808080"/>
@@ -2120,7 +2120,7 @@
             <w:pPr>
               <w:pStyle w:val="TableContents"/>
               <w:bidi w:val="0"/>
-              <w:spacing w:before="0" w:after="283"/>
+              <w:spacing w:before="0" w:after="180"/>
               <w:jc w:val="left"/>
               <w:rPr/>
             </w:pPr>
@@ -2132,7 +2132,7 @@
         </w:tc>
         <w:tc>
           <w:tcPr>
-            <w:tcW w:w="6514" w:type="dxa"/>
+            <w:tcW w:w="10585" w:type="dxa"/>
             <w:tcBorders>
               <w:left w:val="single" w:sz="2" w:space="0" w:color="808080"/>
               <w:bottom w:val="single" w:sz="6" w:space="0" w:color="808080"/>
@@ -2144,7 +2144,7 @@
             <w:pPr>
               <w:pStyle w:val="TableContents"/>
               <w:bidi w:val="0"/>
-              <w:spacing w:before="0" w:after="283"/>
+              <w:spacing w:before="0" w:after="180"/>
               <w:jc w:val="left"/>
               <w:rPr/>
             </w:pPr>
@@ -2446,15 +2446,15 @@
         </w:tblCellMar>
       </w:tblPr>
       <w:tblGrid>
-        <w:gridCol w:w="2010"/>
-        <w:gridCol w:w="5218"/>
-        <w:gridCol w:w="3272"/>
+        <w:gridCol w:w="2636"/>
+        <w:gridCol w:w="8162"/>
+        <w:gridCol w:w="4816"/>
       </w:tblGrid>
       <w:tr>
         <w:trPr/>
         <w:tc>
           <w:tcPr>
-            <w:tcW w:w="2010" w:type="dxa"/>
+            <w:tcW w:w="2636" w:type="dxa"/>
             <w:tcBorders>
               <w:top w:val="single" w:sz="6" w:space="0" w:color="808080"/>
               <w:left w:val="single" w:sz="6" w:space="0" w:color="808080"/>
@@ -2468,7 +2468,7 @@
             <w:pPr>
               <w:pStyle w:val="TableHeading"/>
               <w:bidi w:val="0"/>
-              <w:spacing w:before="0" w:after="283"/>
+              <w:spacing w:before="0" w:after="180"/>
               <w:jc w:val="left"/>
               <w:rPr/>
             </w:pPr>
@@ -2480,7 +2480,7 @@
         </w:tc>
         <w:tc>
           <w:tcPr>
-            <w:tcW w:w="5218" w:type="dxa"/>
+            <w:tcW w:w="8162" w:type="dxa"/>
             <w:tcBorders>
               <w:top w:val="single" w:sz="6" w:space="0" w:color="808080"/>
               <w:left w:val="single" w:sz="2" w:space="0" w:color="808080"/>
@@ -2494,7 +2494,7 @@
             <w:pPr>
               <w:pStyle w:val="TableHeading"/>
               <w:bidi w:val="0"/>
-              <w:spacing w:before="0" w:after="283"/>
+              <w:spacing w:before="0" w:after="180"/>
               <w:jc w:val="left"/>
               <w:rPr/>
             </w:pPr>
@@ -2506,7 +2506,7 @@
         </w:tc>
         <w:tc>
           <w:tcPr>
-            <w:tcW w:w="3272" w:type="dxa"/>
+            <w:tcW w:w="4816" w:type="dxa"/>
             <w:tcBorders>
               <w:top w:val="single" w:sz="6" w:space="0" w:color="808080"/>
               <w:left w:val="single" w:sz="2" w:space="0" w:color="808080"/>
@@ -2520,7 +2520,7 @@
             <w:pPr>
               <w:pStyle w:val="TableHeading"/>
               <w:bidi w:val="0"/>
-              <w:spacing w:before="0" w:after="283"/>
+              <w:spacing w:before="0" w:after="180"/>
               <w:jc w:val="left"/>
               <w:rPr/>
             </w:pPr>
@@ -2535,7 +2535,7 @@
         <w:trPr/>
         <w:tc>
           <w:tcPr>
-            <w:tcW w:w="2010" w:type="dxa"/>
+            <w:tcW w:w="2636" w:type="dxa"/>
             <w:tcBorders>
               <w:left w:val="single" w:sz="6" w:space="0" w:color="808080"/>
               <w:bottom w:val="single" w:sz="2" w:space="0" w:color="808080"/>
@@ -2547,7 +2547,7 @@
             <w:pPr>
               <w:pStyle w:val="TableContents"/>
               <w:bidi w:val="0"/>
-              <w:spacing w:before="0" w:after="283"/>
+              <w:spacing w:before="0" w:after="180"/>
               <w:jc w:val="left"/>
               <w:rPr/>
             </w:pPr>
@@ -2559,7 +2559,7 @@
         </w:tc>
         <w:tc>
           <w:tcPr>
-            <w:tcW w:w="5218" w:type="dxa"/>
+            <w:tcW w:w="8162" w:type="dxa"/>
             <w:tcBorders>
               <w:left w:val="single" w:sz="2" w:space="0" w:color="808080"/>
               <w:bottom w:val="single" w:sz="2" w:space="0" w:color="808080"/>
@@ -2571,7 +2571,7 @@
             <w:pPr>
               <w:pStyle w:val="TableContents"/>
               <w:bidi w:val="0"/>
-              <w:spacing w:before="0" w:after="283"/>
+              <w:spacing w:before="0" w:after="180"/>
               <w:jc w:val="left"/>
               <w:rPr/>
             </w:pPr>
@@ -2583,7 +2583,7 @@
         </w:tc>
         <w:tc>
           <w:tcPr>
-            <w:tcW w:w="3272" w:type="dxa"/>
+            <w:tcW w:w="4816" w:type="dxa"/>
             <w:tcBorders>
               <w:left w:val="single" w:sz="2" w:space="0" w:color="808080"/>
               <w:bottom w:val="single" w:sz="2" w:space="0" w:color="808080"/>
@@ -2595,7 +2595,7 @@
             <w:pPr>
               <w:pStyle w:val="TableContents"/>
               <w:bidi w:val="0"/>
-              <w:spacing w:before="0" w:after="283"/>
+              <w:spacing w:before="0" w:after="180"/>
               <w:jc w:val="left"/>
               <w:rPr/>
             </w:pPr>
@@ -2610,7 +2610,7 @@
         <w:trPr/>
         <w:tc>
           <w:tcPr>
-            <w:tcW w:w="2010" w:type="dxa"/>
+            <w:tcW w:w="2636" w:type="dxa"/>
             <w:tcBorders>
               <w:left w:val="single" w:sz="6" w:space="0" w:color="808080"/>
               <w:bottom w:val="single" w:sz="2" w:space="0" w:color="808080"/>
@@ -2622,7 +2622,7 @@
             <w:pPr>
               <w:pStyle w:val="TableContents"/>
               <w:bidi w:val="0"/>
-              <w:spacing w:before="0" w:after="283"/>
+              <w:spacing w:before="0" w:after="180"/>
               <w:jc w:val="left"/>
               <w:rPr/>
             </w:pPr>
@@ -2634,7 +2634,7 @@
         </w:tc>
         <w:tc>
           <w:tcPr>
-            <w:tcW w:w="5218" w:type="dxa"/>
+            <w:tcW w:w="8162" w:type="dxa"/>
             <w:tcBorders>
               <w:left w:val="single" w:sz="2" w:space="0" w:color="808080"/>
               <w:bottom w:val="single" w:sz="2" w:space="0" w:color="808080"/>
@@ -2646,7 +2646,7 @@
             <w:pPr>
               <w:pStyle w:val="TableContents"/>
               <w:bidi w:val="0"/>
-              <w:spacing w:before="0" w:after="283"/>
+              <w:spacing w:before="0" w:after="180"/>
               <w:jc w:val="left"/>
               <w:rPr/>
             </w:pPr>
@@ -2658,7 +2658,7 @@
         </w:tc>
         <w:tc>
           <w:tcPr>
-            <w:tcW w:w="3272" w:type="dxa"/>
+            <w:tcW w:w="4816" w:type="dxa"/>
             <w:tcBorders>
               <w:left w:val="single" w:sz="2" w:space="0" w:color="808080"/>
               <w:bottom w:val="single" w:sz="2" w:space="0" w:color="808080"/>
@@ -2670,7 +2670,7 @@
             <w:pPr>
               <w:pStyle w:val="TableContents"/>
               <w:bidi w:val="0"/>
-              <w:spacing w:before="0" w:after="283"/>
+              <w:spacing w:before="0" w:after="180"/>
               <w:jc w:val="left"/>
               <w:rPr/>
             </w:pPr>
@@ -2685,7 +2685,7 @@
         <w:trPr/>
         <w:tc>
           <w:tcPr>
-            <w:tcW w:w="2010" w:type="dxa"/>
+            <w:tcW w:w="2636" w:type="dxa"/>
             <w:tcBorders>
               <w:left w:val="single" w:sz="6" w:space="0" w:color="808080"/>
               <w:bottom w:val="single" w:sz="2" w:space="0" w:color="808080"/>
@@ -2697,7 +2697,7 @@
             <w:pPr>
               <w:pStyle w:val="TableContents"/>
               <w:bidi w:val="0"/>
-              <w:spacing w:before="0" w:after="283"/>
+              <w:spacing w:before="0" w:after="180"/>
               <w:jc w:val="left"/>
               <w:rPr/>
             </w:pPr>
@@ -2709,7 +2709,7 @@
         </w:tc>
         <w:tc>
           <w:tcPr>
-            <w:tcW w:w="5218" w:type="dxa"/>
+            <w:tcW w:w="8162" w:type="dxa"/>
             <w:tcBorders>
               <w:left w:val="single" w:sz="2" w:space="0" w:color="808080"/>
               <w:bottom w:val="single" w:sz="2" w:space="0" w:color="808080"/>
@@ -2721,7 +2721,7 @@
             <w:pPr>
               <w:pStyle w:val="TableContents"/>
               <w:bidi w:val="0"/>
-              <w:spacing w:before="0" w:after="283"/>
+              <w:spacing w:before="0" w:after="180"/>
               <w:jc w:val="left"/>
               <w:rPr/>
             </w:pPr>
@@ -2733,7 +2733,7 @@
         </w:tc>
         <w:tc>
           <w:tcPr>
-            <w:tcW w:w="3272" w:type="dxa"/>
+            <w:tcW w:w="4816" w:type="dxa"/>
             <w:tcBorders>
               <w:left w:val="single" w:sz="2" w:space="0" w:color="808080"/>
               <w:bottom w:val="single" w:sz="2" w:space="0" w:color="808080"/>
@@ -2745,7 +2745,7 @@
             <w:pPr>
               <w:pStyle w:val="TableContents"/>
               <w:bidi w:val="0"/>
-              <w:spacing w:before="0" w:after="283"/>
+              <w:spacing w:before="0" w:after="180"/>
               <w:jc w:val="left"/>
               <w:rPr/>
             </w:pPr>
@@ -2766,7 +2766,7 @@
         <w:trPr/>
         <w:tc>
           <w:tcPr>
-            <w:tcW w:w="2010" w:type="dxa"/>
+            <w:tcW w:w="2636" w:type="dxa"/>
             <w:tcBorders>
               <w:left w:val="single" w:sz="6" w:space="0" w:color="808080"/>
               <w:bottom w:val="single" w:sz="2" w:space="0" w:color="808080"/>
@@ -2778,7 +2778,7 @@
             <w:pPr>
               <w:pStyle w:val="TableContents"/>
               <w:bidi w:val="0"/>
-              <w:spacing w:before="0" w:after="283"/>
+              <w:spacing w:before="0" w:after="180"/>
               <w:jc w:val="left"/>
               <w:rPr/>
             </w:pPr>
@@ -2790,7 +2790,7 @@
         </w:tc>
         <w:tc>
           <w:tcPr>
-            <w:tcW w:w="5218" w:type="dxa"/>
+            <w:tcW w:w="8162" w:type="dxa"/>
             <w:tcBorders>
               <w:left w:val="single" w:sz="2" w:space="0" w:color="808080"/>
               <w:bottom w:val="single" w:sz="2" w:space="0" w:color="808080"/>
@@ -2802,7 +2802,7 @@
             <w:pPr>
               <w:pStyle w:val="TableContents"/>
               <w:bidi w:val="0"/>
-              <w:spacing w:before="0" w:after="283"/>
+              <w:spacing w:before="0" w:after="180"/>
               <w:jc w:val="left"/>
               <w:rPr/>
             </w:pPr>
@@ -2814,7 +2814,7 @@
         </w:tc>
         <w:tc>
           <w:tcPr>
-            <w:tcW w:w="3272" w:type="dxa"/>
+            <w:tcW w:w="4816" w:type="dxa"/>
             <w:tcBorders>
               <w:left w:val="single" w:sz="2" w:space="0" w:color="808080"/>
               <w:bottom w:val="single" w:sz="2" w:space="0" w:color="808080"/>
@@ -2826,7 +2826,7 @@
             <w:pPr>
               <w:pStyle w:val="TableContents"/>
               <w:bidi w:val="0"/>
-              <w:spacing w:before="0" w:after="283"/>
+              <w:spacing w:before="0" w:after="180"/>
               <w:jc w:val="left"/>
               <w:rPr/>
             </w:pPr>
@@ -2841,7 +2841,7 @@
         <w:trPr/>
         <w:tc>
           <w:tcPr>
-            <w:tcW w:w="2010" w:type="dxa"/>
+            <w:tcW w:w="2636" w:type="dxa"/>
             <w:tcBorders>
               <w:left w:val="single" w:sz="6" w:space="0" w:color="808080"/>
               <w:bottom w:val="single" w:sz="6" w:space="0" w:color="808080"/>
@@ -2853,7 +2853,7 @@
             <w:pPr>
               <w:pStyle w:val="TableContents"/>
               <w:bidi w:val="0"/>
-              <w:spacing w:before="0" w:after="283"/>
+              <w:spacing w:before="0" w:after="180"/>
               <w:jc w:val="left"/>
               <w:rPr/>
             </w:pPr>
@@ -2865,7 +2865,7 @@
         </w:tc>
         <w:tc>
           <w:tcPr>
-            <w:tcW w:w="5218" w:type="dxa"/>
+            <w:tcW w:w="8162" w:type="dxa"/>
             <w:tcBorders>
               <w:left w:val="single" w:sz="2" w:space="0" w:color="808080"/>
               <w:bottom w:val="single" w:sz="6" w:space="0" w:color="808080"/>
@@ -2877,7 +2877,7 @@
             <w:pPr>
               <w:pStyle w:val="TableContents"/>
               <w:bidi w:val="0"/>
-              <w:spacing w:before="0" w:after="283"/>
+              <w:spacing w:before="0" w:after="180"/>
               <w:jc w:val="left"/>
               <w:rPr/>
             </w:pPr>
@@ -2889,7 +2889,7 @@
         </w:tc>
         <w:tc>
           <w:tcPr>
-            <w:tcW w:w="3272" w:type="dxa"/>
+            <w:tcW w:w="4816" w:type="dxa"/>
             <w:tcBorders>
               <w:left w:val="single" w:sz="2" w:space="0" w:color="808080"/>
               <w:bottom w:val="single" w:sz="6" w:space="0" w:color="808080"/>
@@ -2901,7 +2901,7 @@
             <w:pPr>
               <w:pStyle w:val="TableContents"/>
               <w:bidi w:val="0"/>
-              <w:spacing w:before="0" w:after="283"/>
+              <w:spacing w:before="0" w:after="180"/>
               <w:jc w:val="left"/>
               <w:rPr/>
             </w:pPr>
@@ -2922,17 +2922,17 @@
       </w:pPr>
       <w:r>
         <w:rPr/>
-        <w:t xml:space="preserve">The third row is the one that surprises people. Carillon builds its status bar in code — </w:t>
-      </w:r>
-      <w:r>
-        <w:rPr>
-          <w:rStyle w:val="SourceText"/>
-        </w:rPr>
-        <w:t>StatusBar1.Panels[1].Text := 'Songs in Playlist: ' + PlaylistCount.ToString;</w:t>
-      </w:r>
-      <w:r>
-        <w:rPr/>
-        <w:t xml:space="preserve"> — so anything the pack writes there is overwritten moments later. The classification is correct and the translation is genuinely impossible without a </w:t>
+        <w:t xml:space="preserve">The third row is the one that surprises people. An application that builds a status bar in code — </w:t>
+      </w:r>
+      <w:r>
+        <w:rPr>
+          <w:rStyle w:val="SourceText"/>
+        </w:rPr>
+        <w:t>StatusBar1.Panels[1].Text := 'Items in list: ' + ItemCount.ToString;</w:t>
+      </w:r>
+      <w:r>
+        <w:rPr/>
+        <w:t xml:space="preserve"> — overwrites anything the pack writes there moments later. The classification is correct and the translation is genuinely impossible without a </w:t>
       </w:r>
       <w:r>
         <w:rPr>
@@ -3000,7 +3000,7 @@
       </w:r>
       <w:r>
         <w:rPr/>
-        <w:t xml:space="preserve"> — an afternoon arranged between children — for a column of bell timings. Given </w:t>
+        <w:t xml:space="preserve"> — an afternoon arranged between children — for a column of scheduled start times. Given </w:t>
       </w:r>
       <w:r>
         <w:rPr>
@@ -3118,11 +3118,11 @@
         <w:rPr>
           <w:i/>
         </w:rPr>
-        <w:t>song, playlist, chime, bell</w:t>
-      </w:r>
-      <w:r>
-        <w:rPr/>
-        <w:t xml:space="preserve"> for a carillon scheduler; </w:t>
+        <w:t>invoice, ledger, posting, reconcile</w:t>
+      </w:r>
+      <w:r>
+        <w:rPr/>
+        <w:t xml:space="preserve"> for an accounts package; </w:t>
       </w:r>
       <w:r>
         <w:rPr>
@@ -3338,14 +3338,14 @@
         </w:tblCellMar>
       </w:tblPr>
       <w:tblGrid>
-        <w:gridCol w:w="4476"/>
-        <w:gridCol w:w="2873"/>
+        <w:gridCol w:w="6735"/>
+        <w:gridCol w:w="4194"/>
       </w:tblGrid>
       <w:tr>
         <w:trPr/>
         <w:tc>
           <w:tcPr>
-            <w:tcW w:w="4476" w:type="dxa"/>
+            <w:tcW w:w="6735" w:type="dxa"/>
             <w:tcBorders>
               <w:top w:val="single" w:sz="6" w:space="0" w:color="808080"/>
               <w:left w:val="single" w:sz="6" w:space="0" w:color="808080"/>
@@ -3359,7 +3359,7 @@
             <w:pPr>
               <w:pStyle w:val="TableHeading"/>
               <w:bidi w:val="0"/>
-              <w:spacing w:before="0" w:after="283"/>
+              <w:spacing w:before="0" w:after="180"/>
               <w:jc w:val="left"/>
               <w:rPr/>
             </w:pPr>
@@ -3371,7 +3371,7 @@
         </w:tc>
         <w:tc>
           <w:tcPr>
-            <w:tcW w:w="2873" w:type="dxa"/>
+            <w:tcW w:w="4194" w:type="dxa"/>
             <w:tcBorders>
               <w:top w:val="single" w:sz="6" w:space="0" w:color="808080"/>
               <w:left w:val="single" w:sz="2" w:space="0" w:color="808080"/>
@@ -3385,7 +3385,7 @@
             <w:pPr>
               <w:pStyle w:val="TableHeading"/>
               <w:bidi w:val="0"/>
-              <w:spacing w:before="0" w:after="283"/>
+              <w:spacing w:before="0" w:after="180"/>
               <w:jc w:val="left"/>
               <w:rPr/>
             </w:pPr>
@@ -3400,7 +3400,7 @@
         <w:trPr/>
         <w:tc>
           <w:tcPr>
-            <w:tcW w:w="4476" w:type="dxa"/>
+            <w:tcW w:w="6735" w:type="dxa"/>
             <w:tcBorders>
               <w:left w:val="single" w:sz="6" w:space="0" w:color="808080"/>
               <w:bottom w:val="single" w:sz="2" w:space="0" w:color="808080"/>
@@ -3412,7 +3412,7 @@
             <w:pPr>
               <w:pStyle w:val="TableContents"/>
               <w:bidi w:val="0"/>
-              <w:spacing w:before="0" w:after="283"/>
+              <w:spacing w:before="0" w:after="180"/>
               <w:jc w:val="left"/>
               <w:rPr/>
             </w:pPr>
@@ -3424,7 +3424,7 @@
         </w:tc>
         <w:tc>
           <w:tcPr>
-            <w:tcW w:w="2873" w:type="dxa"/>
+            <w:tcW w:w="4194" w:type="dxa"/>
             <w:tcBorders>
               <w:left w:val="single" w:sz="2" w:space="0" w:color="808080"/>
               <w:bottom w:val="single" w:sz="2" w:space="0" w:color="808080"/>
@@ -3436,7 +3436,7 @@
             <w:pPr>
               <w:pStyle w:val="TableContents"/>
               <w:bidi w:val="0"/>
-              <w:spacing w:before="0" w:after="283"/>
+              <w:spacing w:before="0" w:after="180"/>
               <w:jc w:val="left"/>
               <w:rPr/>
             </w:pPr>
@@ -3451,7 +3451,7 @@
         <w:trPr/>
         <w:tc>
           <w:tcPr>
-            <w:tcW w:w="4476" w:type="dxa"/>
+            <w:tcW w:w="6735" w:type="dxa"/>
             <w:tcBorders>
               <w:left w:val="single" w:sz="6" w:space="0" w:color="808080"/>
               <w:bottom w:val="single" w:sz="6" w:space="0" w:color="808080"/>
@@ -3463,7 +3463,7 @@
             <w:pPr>
               <w:pStyle w:val="TableContents"/>
               <w:bidi w:val="0"/>
-              <w:spacing w:before="0" w:after="283"/>
+              <w:spacing w:before="0" w:after="180"/>
               <w:jc w:val="left"/>
               <w:rPr/>
             </w:pPr>
@@ -3475,7 +3475,7 @@
         </w:tc>
         <w:tc>
           <w:tcPr>
-            <w:tcW w:w="2873" w:type="dxa"/>
+            <w:tcW w:w="4194" w:type="dxa"/>
             <w:tcBorders>
               <w:left w:val="single" w:sz="2" w:space="0" w:color="808080"/>
               <w:bottom w:val="single" w:sz="6" w:space="0" w:color="808080"/>
@@ -3487,7 +3487,7 @@
             <w:pPr>
               <w:pStyle w:val="TableContents"/>
               <w:bidi w:val="0"/>
-              <w:spacing w:before="0" w:after="283"/>
+              <w:spacing w:before="0" w:after="180"/>
               <w:jc w:val="left"/>
               <w:rPr/>
             </w:pPr>
@@ -4161,15 +4161,15 @@
         </w:tblCellMar>
       </w:tblPr>
       <w:tblGrid>
-        <w:gridCol w:w="3675"/>
-        <w:gridCol w:w="1310"/>
-        <w:gridCol w:w="5515"/>
+        <w:gridCol w:w="4088"/>
+        <w:gridCol w:w="1909"/>
+        <w:gridCol w:w="9617"/>
       </w:tblGrid>
       <w:tr>
         <w:trPr/>
         <w:tc>
           <w:tcPr>
-            <w:tcW w:w="3675" w:type="dxa"/>
+            <w:tcW w:w="4088" w:type="dxa"/>
             <w:tcBorders>
               <w:top w:val="single" w:sz="6" w:space="0" w:color="808080"/>
               <w:left w:val="single" w:sz="6" w:space="0" w:color="808080"/>
@@ -4183,7 +4183,7 @@
             <w:pPr>
               <w:pStyle w:val="TableHeading"/>
               <w:bidi w:val="0"/>
-              <w:spacing w:before="0" w:after="283"/>
+              <w:spacing w:before="0" w:after="180"/>
               <w:jc w:val="left"/>
               <w:rPr/>
             </w:pPr>
@@ -4195,7 +4195,7 @@
         </w:tc>
         <w:tc>
           <w:tcPr>
-            <w:tcW w:w="1310" w:type="dxa"/>
+            <w:tcW w:w="1909" w:type="dxa"/>
             <w:tcBorders>
               <w:top w:val="single" w:sz="6" w:space="0" w:color="808080"/>
               <w:left w:val="single" w:sz="2" w:space="0" w:color="808080"/>
@@ -4209,7 +4209,7 @@
             <w:pPr>
               <w:pStyle w:val="TableHeading"/>
               <w:bidi w:val="0"/>
-              <w:spacing w:before="0" w:after="283"/>
+              <w:spacing w:before="0" w:after="180"/>
               <w:jc w:val="left"/>
               <w:rPr/>
             </w:pPr>
@@ -4221,7 +4221,7 @@
         </w:tc>
         <w:tc>
           <w:tcPr>
-            <w:tcW w:w="5515" w:type="dxa"/>
+            <w:tcW w:w="9617" w:type="dxa"/>
             <w:tcBorders>
               <w:top w:val="single" w:sz="6" w:space="0" w:color="808080"/>
               <w:left w:val="single" w:sz="2" w:space="0" w:color="808080"/>
@@ -4235,7 +4235,7 @@
             <w:pPr>
               <w:pStyle w:val="TableHeading"/>
               <w:bidi w:val="0"/>
-              <w:spacing w:before="0" w:after="283"/>
+              <w:spacing w:before="0" w:after="180"/>
               <w:jc w:val="left"/>
               <w:rPr/>
             </w:pPr>
@@ -4250,7 +4250,7 @@
         <w:trPr/>
         <w:tc>
           <w:tcPr>
-            <w:tcW w:w="3675" w:type="dxa"/>
+            <w:tcW w:w="4088" w:type="dxa"/>
             <w:tcBorders>
               <w:left w:val="single" w:sz="6" w:space="0" w:color="808080"/>
               <w:bottom w:val="single" w:sz="2" w:space="0" w:color="808080"/>
@@ -4262,7 +4262,7 @@
             <w:pPr>
               <w:pStyle w:val="TableContents"/>
               <w:bidi w:val="0"/>
-              <w:spacing w:before="0" w:after="283"/>
+              <w:spacing w:before="0" w:after="180"/>
               <w:jc w:val="left"/>
               <w:rPr/>
             </w:pPr>
@@ -4276,7 +4276,7 @@
         </w:tc>
         <w:tc>
           <w:tcPr>
-            <w:tcW w:w="1310" w:type="dxa"/>
+            <w:tcW w:w="1909" w:type="dxa"/>
             <w:tcBorders>
               <w:left w:val="single" w:sz="2" w:space="0" w:color="808080"/>
               <w:bottom w:val="single" w:sz="2" w:space="0" w:color="808080"/>
@@ -4288,7 +4288,7 @@
             <w:pPr>
               <w:pStyle w:val="TableContents"/>
               <w:bidi w:val="0"/>
-              <w:spacing w:before="0" w:after="283"/>
+              <w:spacing w:before="0" w:after="180"/>
               <w:jc w:val="left"/>
               <w:rPr/>
             </w:pPr>
@@ -4300,7 +4300,7 @@
         </w:tc>
         <w:tc>
           <w:tcPr>
-            <w:tcW w:w="5515" w:type="dxa"/>
+            <w:tcW w:w="9617" w:type="dxa"/>
             <w:tcBorders>
               <w:left w:val="single" w:sz="2" w:space="0" w:color="808080"/>
               <w:bottom w:val="single" w:sz="2" w:space="0" w:color="808080"/>
@@ -4312,7 +4312,7 @@
             <w:pPr>
               <w:pStyle w:val="TableContents"/>
               <w:bidi w:val="0"/>
-              <w:spacing w:before="0" w:after="283"/>
+              <w:spacing w:before="0" w:after="180"/>
               <w:jc w:val="left"/>
               <w:rPr/>
             </w:pPr>
@@ -4327,7 +4327,7 @@
         <w:trPr/>
         <w:tc>
           <w:tcPr>
-            <w:tcW w:w="3675" w:type="dxa"/>
+            <w:tcW w:w="4088" w:type="dxa"/>
             <w:tcBorders>
               <w:left w:val="single" w:sz="6" w:space="0" w:color="808080"/>
               <w:bottom w:val="single" w:sz="2" w:space="0" w:color="808080"/>
@@ -4339,7 +4339,7 @@
             <w:pPr>
               <w:pStyle w:val="TableContents"/>
               <w:bidi w:val="0"/>
-              <w:spacing w:before="0" w:after="283"/>
+              <w:spacing w:before="0" w:after="180"/>
               <w:jc w:val="left"/>
               <w:rPr/>
             </w:pPr>
@@ -4353,7 +4353,7 @@
         </w:tc>
         <w:tc>
           <w:tcPr>
-            <w:tcW w:w="1310" w:type="dxa"/>
+            <w:tcW w:w="1909" w:type="dxa"/>
             <w:tcBorders>
               <w:left w:val="single" w:sz="2" w:space="0" w:color="808080"/>
               <w:bottom w:val="single" w:sz="2" w:space="0" w:color="808080"/>
@@ -4365,7 +4365,7 @@
             <w:pPr>
               <w:pStyle w:val="TableContents"/>
               <w:bidi w:val="0"/>
-              <w:spacing w:before="0" w:after="283"/>
+              <w:spacing w:before="0" w:after="180"/>
               <w:jc w:val="left"/>
               <w:rPr/>
             </w:pPr>
@@ -4377,7 +4377,7 @@
         </w:tc>
         <w:tc>
           <w:tcPr>
-            <w:tcW w:w="5515" w:type="dxa"/>
+            <w:tcW w:w="9617" w:type="dxa"/>
             <w:tcBorders>
               <w:left w:val="single" w:sz="2" w:space="0" w:color="808080"/>
               <w:bottom w:val="single" w:sz="2" w:space="0" w:color="808080"/>
@@ -4389,7 +4389,7 @@
             <w:pPr>
               <w:pStyle w:val="TableContents"/>
               <w:bidi w:val="0"/>
-              <w:spacing w:before="0" w:after="283"/>
+              <w:spacing w:before="0" w:after="180"/>
               <w:jc w:val="left"/>
               <w:rPr/>
             </w:pPr>
@@ -4404,7 +4404,7 @@
         <w:trPr/>
         <w:tc>
           <w:tcPr>
-            <w:tcW w:w="3675" w:type="dxa"/>
+            <w:tcW w:w="4088" w:type="dxa"/>
             <w:tcBorders>
               <w:left w:val="single" w:sz="6" w:space="0" w:color="808080"/>
               <w:bottom w:val="single" w:sz="6" w:space="0" w:color="808080"/>
@@ -4416,7 +4416,7 @@
             <w:pPr>
               <w:pStyle w:val="TableContents"/>
               <w:bidi w:val="0"/>
-              <w:spacing w:before="0" w:after="283"/>
+              <w:spacing w:before="0" w:after="180"/>
               <w:jc w:val="left"/>
               <w:rPr/>
             </w:pPr>
@@ -4430,7 +4430,7 @@
         </w:tc>
         <w:tc>
           <w:tcPr>
-            <w:tcW w:w="1310" w:type="dxa"/>
+            <w:tcW w:w="1909" w:type="dxa"/>
             <w:tcBorders>
               <w:left w:val="single" w:sz="2" w:space="0" w:color="808080"/>
               <w:bottom w:val="single" w:sz="6" w:space="0" w:color="808080"/>
@@ -4442,7 +4442,7 @@
             <w:pPr>
               <w:pStyle w:val="TableContents"/>
               <w:bidi w:val="0"/>
-              <w:spacing w:before="0" w:after="283"/>
+              <w:spacing w:before="0" w:after="180"/>
               <w:jc w:val="left"/>
               <w:rPr/>
             </w:pPr>
@@ -4454,7 +4454,7 @@
         </w:tc>
         <w:tc>
           <w:tcPr>
-            <w:tcW w:w="5515" w:type="dxa"/>
+            <w:tcW w:w="9617" w:type="dxa"/>
             <w:tcBorders>
               <w:left w:val="single" w:sz="2" w:space="0" w:color="808080"/>
               <w:bottom w:val="single" w:sz="6" w:space="0" w:color="808080"/>
@@ -4466,7 +4466,7 @@
             <w:pPr>
               <w:pStyle w:val="TableContents"/>
               <w:bidi w:val="0"/>
-              <w:spacing w:before="0" w:after="283"/>
+              <w:spacing w:before="0" w:after="180"/>
               <w:jc w:val="left"/>
               <w:rPr/>
             </w:pPr>
@@ -5455,16 +5455,16 @@
         </w:tblCellMar>
       </w:tblPr>
       <w:tblGrid>
-        <w:gridCol w:w="4463"/>
-        <w:gridCol w:w="2161"/>
-        <w:gridCol w:w="1851"/>
-        <w:gridCol w:w="2024"/>
+        <w:gridCol w:w="5879"/>
+        <w:gridCol w:w="3587"/>
+        <w:gridCol w:w="2880"/>
+        <w:gridCol w:w="3268"/>
       </w:tblGrid>
       <w:tr>
         <w:trPr/>
         <w:tc>
           <w:tcPr>
-            <w:tcW w:w="4463" w:type="dxa"/>
+            <w:tcW w:w="5879" w:type="dxa"/>
             <w:tcBorders>
               <w:top w:val="single" w:sz="6" w:space="0" w:color="808080"/>
               <w:left w:val="single" w:sz="6" w:space="0" w:color="808080"/>
@@ -5478,7 +5478,7 @@
             <w:pPr>
               <w:pStyle w:val="TableHeading"/>
               <w:bidi w:val="0"/>
-              <w:spacing w:before="0" w:after="283"/>
+              <w:spacing w:before="0" w:after="180"/>
               <w:jc w:val="left"/>
               <w:rPr/>
             </w:pPr>
@@ -5490,7 +5490,7 @@
         </w:tc>
         <w:tc>
           <w:tcPr>
-            <w:tcW w:w="2161" w:type="dxa"/>
+            <w:tcW w:w="3587" w:type="dxa"/>
             <w:tcBorders>
               <w:top w:val="single" w:sz="6" w:space="0" w:color="808080"/>
               <w:left w:val="single" w:sz="2" w:space="0" w:color="808080"/>
@@ -5504,7 +5504,7 @@
             <w:pPr>
               <w:pStyle w:val="TableHeading"/>
               <w:bidi w:val="0"/>
-              <w:spacing w:before="0" w:after="283"/>
+              <w:spacing w:before="0" w:after="180"/>
               <w:jc w:val="left"/>
               <w:rPr/>
             </w:pPr>
@@ -5516,7 +5516,7 @@
         </w:tc>
         <w:tc>
           <w:tcPr>
-            <w:tcW w:w="1851" w:type="dxa"/>
+            <w:tcW w:w="2880" w:type="dxa"/>
             <w:tcBorders>
               <w:top w:val="single" w:sz="6" w:space="0" w:color="808080"/>
               <w:left w:val="single" w:sz="2" w:space="0" w:color="808080"/>
@@ -5530,7 +5530,7 @@
             <w:pPr>
               <w:pStyle w:val="TableHeading"/>
               <w:bidi w:val="0"/>
-              <w:spacing w:before="0" w:after="283"/>
+              <w:spacing w:before="0" w:after="180"/>
               <w:jc w:val="left"/>
               <w:rPr/>
             </w:pPr>
@@ -5542,7 +5542,7 @@
         </w:tc>
         <w:tc>
           <w:tcPr>
-            <w:tcW w:w="2024" w:type="dxa"/>
+            <w:tcW w:w="3268" w:type="dxa"/>
             <w:tcBorders>
               <w:top w:val="single" w:sz="6" w:space="0" w:color="808080"/>
               <w:left w:val="single" w:sz="2" w:space="0" w:color="808080"/>
@@ -5556,7 +5556,7 @@
             <w:pPr>
               <w:pStyle w:val="TableHeading"/>
               <w:bidi w:val="0"/>
-              <w:spacing w:before="0" w:after="283"/>
+              <w:spacing w:before="0" w:after="180"/>
               <w:jc w:val="left"/>
               <w:rPr/>
             </w:pPr>
@@ -5571,7 +5571,7 @@
         <w:trPr/>
         <w:tc>
           <w:tcPr>
-            <w:tcW w:w="4463" w:type="dxa"/>
+            <w:tcW w:w="5879" w:type="dxa"/>
             <w:tcBorders>
               <w:left w:val="single" w:sz="6" w:space="0" w:color="808080"/>
               <w:bottom w:val="single" w:sz="2" w:space="0" w:color="808080"/>
@@ -5583,7 +5583,7 @@
             <w:pPr>
               <w:pStyle w:val="TableContents"/>
               <w:bidi w:val="0"/>
-              <w:spacing w:before="0" w:after="283"/>
+              <w:spacing w:before="0" w:after="180"/>
               <w:jc w:val="left"/>
               <w:rPr/>
             </w:pPr>
@@ -5597,7 +5597,7 @@
         </w:tc>
         <w:tc>
           <w:tcPr>
-            <w:tcW w:w="2161" w:type="dxa"/>
+            <w:tcW w:w="3587" w:type="dxa"/>
             <w:tcBorders>
               <w:left w:val="single" w:sz="2" w:space="0" w:color="808080"/>
               <w:bottom w:val="single" w:sz="2" w:space="0" w:color="808080"/>
@@ -5609,7 +5609,7 @@
             <w:pPr>
               <w:pStyle w:val="TableContents"/>
               <w:bidi w:val="0"/>
-              <w:spacing w:before="0" w:after="283"/>
+              <w:spacing w:before="0" w:after="180"/>
               <w:jc w:val="left"/>
               <w:rPr>
                 <w:b/>
@@ -5625,7 +5625,7 @@
         </w:tc>
         <w:tc>
           <w:tcPr>
-            <w:tcW w:w="1851" w:type="dxa"/>
+            <w:tcW w:w="2880" w:type="dxa"/>
             <w:tcBorders>
               <w:left w:val="single" w:sz="2" w:space="0" w:color="808080"/>
               <w:bottom w:val="single" w:sz="2" w:space="0" w:color="808080"/>
@@ -5637,7 +5637,7 @@
             <w:pPr>
               <w:pStyle w:val="TableContents"/>
               <w:bidi w:val="0"/>
-              <w:spacing w:before="0" w:after="283"/>
+              <w:spacing w:before="0" w:after="180"/>
               <w:jc w:val="left"/>
               <w:rPr/>
             </w:pPr>
@@ -5649,7 +5649,7 @@
         </w:tc>
         <w:tc>
           <w:tcPr>
-            <w:tcW w:w="2024" w:type="dxa"/>
+            <w:tcW w:w="3268" w:type="dxa"/>
             <w:tcBorders>
               <w:left w:val="single" w:sz="2" w:space="0" w:color="808080"/>
               <w:bottom w:val="single" w:sz="2" w:space="0" w:color="808080"/>
@@ -5661,7 +5661,7 @@
             <w:pPr>
               <w:pStyle w:val="TableContents"/>
               <w:bidi w:val="0"/>
-              <w:spacing w:before="0" w:after="283"/>
+              <w:spacing w:before="0" w:after="180"/>
               <w:jc w:val="left"/>
               <w:rPr/>
             </w:pPr>
@@ -5676,7 +5676,7 @@
         <w:trPr/>
         <w:tc>
           <w:tcPr>
-            <w:tcW w:w="4463" w:type="dxa"/>
+            <w:tcW w:w="5879" w:type="dxa"/>
             <w:tcBorders>
               <w:left w:val="single" w:sz="6" w:space="0" w:color="808080"/>
               <w:bottom w:val="single" w:sz="2" w:space="0" w:color="808080"/>
@@ -5688,7 +5688,7 @@
             <w:pPr>
               <w:pStyle w:val="TableContents"/>
               <w:bidi w:val="0"/>
-              <w:spacing w:before="0" w:after="283"/>
+              <w:spacing w:before="0" w:after="180"/>
               <w:jc w:val="left"/>
               <w:rPr/>
             </w:pPr>
@@ -5702,7 +5702,7 @@
         </w:tc>
         <w:tc>
           <w:tcPr>
-            <w:tcW w:w="2161" w:type="dxa"/>
+            <w:tcW w:w="3587" w:type="dxa"/>
             <w:tcBorders>
               <w:left w:val="single" w:sz="2" w:space="0" w:color="808080"/>
               <w:bottom w:val="single" w:sz="2" w:space="0" w:color="808080"/>
@@ -5714,7 +5714,7 @@
             <w:pPr>
               <w:pStyle w:val="TableContents"/>
               <w:bidi w:val="0"/>
-              <w:spacing w:before="0" w:after="283"/>
+              <w:spacing w:before="0" w:after="180"/>
               <w:jc w:val="left"/>
               <w:rPr/>
             </w:pPr>
@@ -5726,7 +5726,7 @@
         </w:tc>
         <w:tc>
           <w:tcPr>
-            <w:tcW w:w="1851" w:type="dxa"/>
+            <w:tcW w:w="2880" w:type="dxa"/>
             <w:tcBorders>
               <w:left w:val="single" w:sz="2" w:space="0" w:color="808080"/>
               <w:bottom w:val="single" w:sz="2" w:space="0" w:color="808080"/>
@@ -5738,7 +5738,7 @@
             <w:pPr>
               <w:pStyle w:val="TableContents"/>
               <w:bidi w:val="0"/>
-              <w:spacing w:before="0" w:after="283"/>
+              <w:spacing w:before="0" w:after="180"/>
               <w:jc w:val="left"/>
               <w:rPr/>
             </w:pPr>
@@ -5750,7 +5750,7 @@
         </w:tc>
         <w:tc>
           <w:tcPr>
-            <w:tcW w:w="2024" w:type="dxa"/>
+            <w:tcW w:w="3268" w:type="dxa"/>
             <w:tcBorders>
               <w:left w:val="single" w:sz="2" w:space="0" w:color="808080"/>
               <w:bottom w:val="single" w:sz="2" w:space="0" w:color="808080"/>
@@ -5762,7 +5762,7 @@
             <w:pPr>
               <w:pStyle w:val="TableContents"/>
               <w:bidi w:val="0"/>
-              <w:spacing w:before="0" w:after="283"/>
+              <w:spacing w:before="0" w:after="180"/>
               <w:jc w:val="left"/>
               <w:rPr/>
             </w:pPr>
@@ -5777,7 +5777,7 @@
         <w:trPr/>
         <w:tc>
           <w:tcPr>
-            <w:tcW w:w="4463" w:type="dxa"/>
+            <w:tcW w:w="5879" w:type="dxa"/>
             <w:tcBorders>
               <w:left w:val="single" w:sz="6" w:space="0" w:color="808080"/>
               <w:bottom w:val="single" w:sz="6" w:space="0" w:color="808080"/>
@@ -5789,7 +5789,7 @@
             <w:pPr>
               <w:pStyle w:val="TableContents"/>
               <w:bidi w:val="0"/>
-              <w:spacing w:before="0" w:after="283"/>
+              <w:spacing w:before="0" w:after="180"/>
               <w:jc w:val="left"/>
               <w:rPr/>
             </w:pPr>
@@ -5803,7 +5803,7 @@
         </w:tc>
         <w:tc>
           <w:tcPr>
-            <w:tcW w:w="2161" w:type="dxa"/>
+            <w:tcW w:w="3587" w:type="dxa"/>
             <w:tcBorders>
               <w:left w:val="single" w:sz="2" w:space="0" w:color="808080"/>
               <w:bottom w:val="single" w:sz="6" w:space="0" w:color="808080"/>
@@ -5815,7 +5815,7 @@
             <w:pPr>
               <w:pStyle w:val="TableContents"/>
               <w:bidi w:val="0"/>
-              <w:spacing w:before="0" w:after="283"/>
+              <w:spacing w:before="0" w:after="180"/>
               <w:jc w:val="left"/>
               <w:rPr/>
             </w:pPr>
@@ -5827,7 +5827,7 @@
         </w:tc>
         <w:tc>
           <w:tcPr>
-            <w:tcW w:w="1851" w:type="dxa"/>
+            <w:tcW w:w="2880" w:type="dxa"/>
             <w:tcBorders>
               <w:left w:val="single" w:sz="2" w:space="0" w:color="808080"/>
               <w:bottom w:val="single" w:sz="6" w:space="0" w:color="808080"/>
@@ -5839,7 +5839,7 @@
             <w:pPr>
               <w:pStyle w:val="TableContents"/>
               <w:bidi w:val="0"/>
-              <w:spacing w:before="0" w:after="283"/>
+              <w:spacing w:before="0" w:after="180"/>
               <w:jc w:val="left"/>
               <w:rPr/>
             </w:pPr>
@@ -5851,7 +5851,7 @@
         </w:tc>
         <w:tc>
           <w:tcPr>
-            <w:tcW w:w="2024" w:type="dxa"/>
+            <w:tcW w:w="3268" w:type="dxa"/>
             <w:tcBorders>
               <w:left w:val="single" w:sz="2" w:space="0" w:color="808080"/>
               <w:bottom w:val="single" w:sz="6" w:space="0" w:color="808080"/>
@@ -5863,7 +5863,7 @@
             <w:pPr>
               <w:pStyle w:val="TableContents"/>
               <w:bidi w:val="0"/>
-              <w:spacing w:before="0" w:after="283"/>
+              <w:spacing w:before="0" w:after="180"/>
               <w:jc w:val="left"/>
               <w:rPr/>
             </w:pPr>
@@ -6064,14 +6064,14 @@
         </w:tblCellMar>
       </w:tblPr>
       <w:tblGrid>
-        <w:gridCol w:w="3398"/>
-        <w:gridCol w:w="7102"/>
+        <w:gridCol w:w="4247"/>
+        <w:gridCol w:w="11368"/>
       </w:tblGrid>
       <w:tr>
         <w:trPr/>
         <w:tc>
           <w:tcPr>
-            <w:tcW w:w="3398" w:type="dxa"/>
+            <w:tcW w:w="4247" w:type="dxa"/>
             <w:tcBorders>
               <w:top w:val="single" w:sz="6" w:space="0" w:color="808080"/>
               <w:left w:val="single" w:sz="6" w:space="0" w:color="808080"/>
@@ -6085,7 +6085,7 @@
             <w:pPr>
               <w:pStyle w:val="TableHeading"/>
               <w:bidi w:val="0"/>
-              <w:spacing w:before="0" w:after="283"/>
+              <w:spacing w:before="0" w:after="180"/>
               <w:jc w:val="left"/>
               <w:rPr/>
             </w:pPr>
@@ -6097,7 +6097,7 @@
         </w:tc>
         <w:tc>
           <w:tcPr>
-            <w:tcW w:w="7102" w:type="dxa"/>
+            <w:tcW w:w="11368" w:type="dxa"/>
             <w:tcBorders>
               <w:top w:val="single" w:sz="6" w:space="0" w:color="808080"/>
               <w:left w:val="single" w:sz="2" w:space="0" w:color="808080"/>
@@ -6111,7 +6111,7 @@
             <w:pPr>
               <w:pStyle w:val="TableHeading"/>
               <w:bidi w:val="0"/>
-              <w:spacing w:before="0" w:after="283"/>
+              <w:spacing w:before="0" w:after="180"/>
               <w:jc w:val="left"/>
               <w:rPr/>
             </w:pPr>
@@ -6126,7 +6126,7 @@
         <w:trPr/>
         <w:tc>
           <w:tcPr>
-            <w:tcW w:w="3398" w:type="dxa"/>
+            <w:tcW w:w="4247" w:type="dxa"/>
             <w:tcBorders>
               <w:left w:val="single" w:sz="6" w:space="0" w:color="808080"/>
               <w:bottom w:val="single" w:sz="6" w:space="0" w:color="808080"/>
@@ -6137,7 +6137,7 @@
             <w:pPr>
               <w:pStyle w:val="TableContents"/>
               <w:bidi w:val="0"/>
-              <w:spacing w:before="0" w:after="283"/>
+              <w:spacing w:before="0" w:after="180"/>
               <w:jc w:val="left"/>
               <w:rPr/>
             </w:pPr>
@@ -6179,7 +6179,7 @@
         </w:tc>
         <w:tc>
           <w:tcPr>
-            <w:tcW w:w="7102" w:type="dxa"/>
+            <w:tcW w:w="11368" w:type="dxa"/>
             <w:tcBorders>
               <w:left w:val="single" w:sz="2" w:space="0" w:color="808080"/>
               <w:bottom w:val="single" w:sz="6" w:space="0" w:color="808080"/>
@@ -6190,7 +6190,7 @@
             <w:pPr>
               <w:pStyle w:val="TableContents"/>
               <w:bidi w:val="0"/>
-              <w:spacing w:before="0" w:after="283"/>
+              <w:spacing w:before="0" w:after="180"/>
               <w:jc w:val="left"/>
               <w:rPr/>
             </w:pPr>
@@ -6967,7 +6967,7 @@
         <w:rPr/>
         <w:drawing>
           <wp:inline distT="0" distB="0" distL="0" distR="0">
-            <wp:extent cx="6667500" cy="2562225"/>
+            <wp:extent cx="9915525" cy="3819525"/>
             <wp:effectExtent l="0" t="0" r="0" b="0"/>
             <wp:docPr id="2" name="Image2"/>
             <wp:cNvGraphicFramePr>
@@ -6991,7 +6991,7 @@
                   <pic:spPr bwMode="auto">
                     <a:xfrm>
                       <a:off x="0" y="0"/>
-                      <a:ext cx="6667500" cy="2562225"/>
+                      <a:ext cx="9915525" cy="3819525"/>
                     </a:xfrm>
                     <a:prstGeom prst="rect">
                       <a:avLst/>
@@ -7760,14 +7760,14 @@
         </w:tblCellMar>
       </w:tblPr>
       <w:tblGrid>
-        <w:gridCol w:w="5798"/>
-        <w:gridCol w:w="4702"/>
+        <w:gridCol w:w="8390"/>
+        <w:gridCol w:w="7224"/>
       </w:tblGrid>
       <w:tr>
         <w:trPr/>
         <w:tc>
           <w:tcPr>
-            <w:tcW w:w="5798" w:type="dxa"/>
+            <w:tcW w:w="8390" w:type="dxa"/>
             <w:tcBorders>
               <w:top w:val="single" w:sz="6" w:space="0" w:color="808080"/>
               <w:left w:val="single" w:sz="6" w:space="0" w:color="808080"/>
@@ -7781,7 +7781,7 @@
             <w:pPr>
               <w:pStyle w:val="TableHeading"/>
               <w:bidi w:val="0"/>
-              <w:spacing w:before="0" w:after="283"/>
+              <w:spacing w:before="0" w:after="180"/>
               <w:jc w:val="left"/>
               <w:rPr/>
             </w:pPr>
@@ -7793,7 +7793,7 @@
         </w:tc>
         <w:tc>
           <w:tcPr>
-            <w:tcW w:w="4702" w:type="dxa"/>
+            <w:tcW w:w="7224" w:type="dxa"/>
             <w:tcBorders>
               <w:top w:val="single" w:sz="6" w:space="0" w:color="808080"/>
               <w:left w:val="single" w:sz="2" w:space="0" w:color="808080"/>
@@ -7807,7 +7807,7 @@
             <w:pPr>
               <w:pStyle w:val="TableHeading"/>
               <w:bidi w:val="0"/>
-              <w:spacing w:before="0" w:after="283"/>
+              <w:spacing w:before="0" w:after="180"/>
               <w:ind w:hanging="0" w:left="0" w:right="0"/>
               <w:jc w:val="left"/>
               <w:rPr/>
@@ -7823,7 +7823,7 @@
         <w:trPr/>
         <w:tc>
           <w:tcPr>
-            <w:tcW w:w="10500" w:type="dxa"/>
+            <w:tcW w:w="15614" w:type="dxa"/>
             <w:gridSpan w:val="2"/>
             <w:tcBorders>
               <w:left w:val="single" w:sz="6" w:space="0" w:color="808080"/>
@@ -7837,7 +7837,7 @@
             <w:pPr>
               <w:pStyle w:val="TableContents"/>
               <w:bidi w:val="0"/>
-              <w:spacing w:before="0" w:after="283"/>
+              <w:spacing w:before="0" w:after="180"/>
               <w:jc w:val="left"/>
               <w:rPr>
                 <w:b/>
@@ -7856,7 +7856,7 @@
         <w:trPr/>
         <w:tc>
           <w:tcPr>
-            <w:tcW w:w="5798" w:type="dxa"/>
+            <w:tcW w:w="8390" w:type="dxa"/>
             <w:tcBorders>
               <w:left w:val="single" w:sz="6" w:space="0" w:color="808080"/>
               <w:bottom w:val="single" w:sz="2" w:space="0" w:color="808080"/>
@@ -7868,7 +7868,7 @@
             <w:pPr>
               <w:pStyle w:val="TableContents"/>
               <w:bidi w:val="0"/>
-              <w:spacing w:before="0" w:after="283"/>
+              <w:spacing w:before="0" w:after="180"/>
               <w:jc w:val="left"/>
               <w:rPr/>
             </w:pPr>
@@ -7880,7 +7880,7 @@
         </w:tc>
         <w:tc>
           <w:tcPr>
-            <w:tcW w:w="4702" w:type="dxa"/>
+            <w:tcW w:w="7224" w:type="dxa"/>
             <w:tcBorders>
               <w:left w:val="single" w:sz="2" w:space="0" w:color="808080"/>
               <w:bottom w:val="single" w:sz="2" w:space="0" w:color="808080"/>
@@ -7892,7 +7892,7 @@
             <w:pPr>
               <w:pStyle w:val="TableContents"/>
               <w:bidi w:val="0"/>
-              <w:spacing w:before="0" w:after="283"/>
+              <w:spacing w:before="0" w:after="180"/>
               <w:jc w:val="left"/>
               <w:rPr/>
             </w:pPr>
@@ -7907,7 +7907,7 @@
         <w:trPr/>
         <w:tc>
           <w:tcPr>
-            <w:tcW w:w="5798" w:type="dxa"/>
+            <w:tcW w:w="8390" w:type="dxa"/>
             <w:tcBorders>
               <w:left w:val="single" w:sz="6" w:space="0" w:color="808080"/>
               <w:bottom w:val="single" w:sz="2" w:space="0" w:color="808080"/>
@@ -7919,7 +7919,7 @@
             <w:pPr>
               <w:pStyle w:val="TableContents"/>
               <w:bidi w:val="0"/>
-              <w:spacing w:before="0" w:after="283"/>
+              <w:spacing w:before="0" w:after="180"/>
               <w:jc w:val="left"/>
               <w:rPr/>
             </w:pPr>
@@ -7931,7 +7931,7 @@
         </w:tc>
         <w:tc>
           <w:tcPr>
-            <w:tcW w:w="4702" w:type="dxa"/>
+            <w:tcW w:w="7224" w:type="dxa"/>
             <w:tcBorders>
               <w:left w:val="single" w:sz="2" w:space="0" w:color="808080"/>
               <w:bottom w:val="single" w:sz="2" w:space="0" w:color="808080"/>
@@ -7943,7 +7943,7 @@
             <w:pPr>
               <w:pStyle w:val="TableContents"/>
               <w:bidi w:val="0"/>
-              <w:spacing w:before="0" w:after="283"/>
+              <w:spacing w:before="0" w:after="180"/>
               <w:jc w:val="left"/>
               <w:rPr/>
             </w:pPr>
@@ -7958,7 +7958,7 @@
         <w:trPr/>
         <w:tc>
           <w:tcPr>
-            <w:tcW w:w="5798" w:type="dxa"/>
+            <w:tcW w:w="8390" w:type="dxa"/>
             <w:tcBorders>
               <w:left w:val="single" w:sz="6" w:space="0" w:color="808080"/>
               <w:bottom w:val="single" w:sz="2" w:space="0" w:color="808080"/>
@@ -7970,7 +7970,7 @@
             <w:pPr>
               <w:pStyle w:val="TableContents"/>
               <w:bidi w:val="0"/>
-              <w:spacing w:before="0" w:after="283"/>
+              <w:spacing w:before="0" w:after="180"/>
               <w:jc w:val="left"/>
               <w:rPr/>
             </w:pPr>
@@ -7982,7 +7982,7 @@
         </w:tc>
         <w:tc>
           <w:tcPr>
-            <w:tcW w:w="4702" w:type="dxa"/>
+            <w:tcW w:w="7224" w:type="dxa"/>
             <w:tcBorders>
               <w:left w:val="single" w:sz="2" w:space="0" w:color="808080"/>
               <w:bottom w:val="single" w:sz="2" w:space="0" w:color="808080"/>
@@ -7994,7 +7994,7 @@
             <w:pPr>
               <w:pStyle w:val="TableContents"/>
               <w:bidi w:val="0"/>
-              <w:spacing w:before="0" w:after="283"/>
+              <w:spacing w:before="0" w:after="180"/>
               <w:jc w:val="left"/>
               <w:rPr/>
             </w:pPr>
@@ -8009,7 +8009,7 @@
         <w:trPr/>
         <w:tc>
           <w:tcPr>
-            <w:tcW w:w="5798" w:type="dxa"/>
+            <w:tcW w:w="8390" w:type="dxa"/>
             <w:tcBorders>
               <w:left w:val="single" w:sz="6" w:space="0" w:color="808080"/>
               <w:bottom w:val="single" w:sz="2" w:space="0" w:color="808080"/>
@@ -8021,7 +8021,7 @@
             <w:pPr>
               <w:pStyle w:val="TableContents"/>
               <w:bidi w:val="0"/>
-              <w:spacing w:before="0" w:after="283"/>
+              <w:spacing w:before="0" w:after="180"/>
               <w:jc w:val="left"/>
               <w:rPr/>
             </w:pPr>
@@ -8033,7 +8033,7 @@
         </w:tc>
         <w:tc>
           <w:tcPr>
-            <w:tcW w:w="4702" w:type="dxa"/>
+            <w:tcW w:w="7224" w:type="dxa"/>
             <w:tcBorders>
               <w:left w:val="single" w:sz="2" w:space="0" w:color="808080"/>
               <w:bottom w:val="single" w:sz="2" w:space="0" w:color="808080"/>
@@ -8045,7 +8045,7 @@
             <w:pPr>
               <w:pStyle w:val="TableContents"/>
               <w:bidi w:val="0"/>
-              <w:spacing w:before="0" w:after="283"/>
+              <w:spacing w:before="0" w:after="180"/>
               <w:jc w:val="left"/>
               <w:rPr/>
             </w:pPr>
@@ -8060,7 +8060,7 @@
         <w:trPr/>
         <w:tc>
           <w:tcPr>
-            <w:tcW w:w="5798" w:type="dxa"/>
+            <w:tcW w:w="8390" w:type="dxa"/>
             <w:tcBorders>
               <w:left w:val="single" w:sz="6" w:space="0" w:color="808080"/>
               <w:bottom w:val="single" w:sz="2" w:space="0" w:color="808080"/>
@@ -8072,7 +8072,7 @@
             <w:pPr>
               <w:pStyle w:val="TableContents"/>
               <w:bidi w:val="0"/>
-              <w:spacing w:before="0" w:after="283"/>
+              <w:spacing w:before="0" w:after="180"/>
               <w:jc w:val="left"/>
               <w:rPr/>
             </w:pPr>
@@ -8084,7 +8084,7 @@
         </w:tc>
         <w:tc>
           <w:tcPr>
-            <w:tcW w:w="4702" w:type="dxa"/>
+            <w:tcW w:w="7224" w:type="dxa"/>
             <w:tcBorders>
               <w:left w:val="single" w:sz="2" w:space="0" w:color="808080"/>
               <w:bottom w:val="single" w:sz="2" w:space="0" w:color="808080"/>
@@ -8096,7 +8096,7 @@
             <w:pPr>
               <w:pStyle w:val="TableContents"/>
               <w:bidi w:val="0"/>
-              <w:spacing w:before="0" w:after="283"/>
+              <w:spacing w:before="0" w:after="180"/>
               <w:jc w:val="left"/>
               <w:rPr/>
             </w:pPr>
@@ -8111,7 +8111,7 @@
         <w:trPr/>
         <w:tc>
           <w:tcPr>
-            <w:tcW w:w="5798" w:type="dxa"/>
+            <w:tcW w:w="8390" w:type="dxa"/>
             <w:tcBorders>
               <w:left w:val="single" w:sz="6" w:space="0" w:color="808080"/>
               <w:bottom w:val="single" w:sz="2" w:space="0" w:color="808080"/>
@@ -8123,7 +8123,7 @@
             <w:pPr>
               <w:pStyle w:val="TableContents"/>
               <w:bidi w:val="0"/>
-              <w:spacing w:before="0" w:after="283"/>
+              <w:spacing w:before="0" w:after="180"/>
               <w:jc w:val="left"/>
               <w:rPr/>
             </w:pPr>
@@ -8135,7 +8135,7 @@
         </w:tc>
         <w:tc>
           <w:tcPr>
-            <w:tcW w:w="4702" w:type="dxa"/>
+            <w:tcW w:w="7224" w:type="dxa"/>
             <w:tcBorders>
               <w:left w:val="single" w:sz="2" w:space="0" w:color="808080"/>
               <w:bottom w:val="single" w:sz="2" w:space="0" w:color="808080"/>
@@ -8147,7 +8147,7 @@
             <w:pPr>
               <w:pStyle w:val="TableContents"/>
               <w:bidi w:val="0"/>
-              <w:spacing w:before="0" w:after="283"/>
+              <w:spacing w:before="0" w:after="180"/>
               <w:jc w:val="left"/>
               <w:rPr/>
             </w:pPr>
@@ -8162,7 +8162,7 @@
         <w:trPr/>
         <w:tc>
           <w:tcPr>
-            <w:tcW w:w="5798" w:type="dxa"/>
+            <w:tcW w:w="8390" w:type="dxa"/>
             <w:tcBorders>
               <w:left w:val="single" w:sz="6" w:space="0" w:color="808080"/>
               <w:bottom w:val="single" w:sz="2" w:space="0" w:color="808080"/>
@@ -8174,7 +8174,7 @@
             <w:pPr>
               <w:pStyle w:val="TableContents"/>
               <w:bidi w:val="0"/>
-              <w:spacing w:before="0" w:after="283"/>
+              <w:spacing w:before="0" w:after="180"/>
               <w:jc w:val="left"/>
               <w:rPr/>
             </w:pPr>
@@ -8186,7 +8186,7 @@
         </w:tc>
         <w:tc>
           <w:tcPr>
-            <w:tcW w:w="4702" w:type="dxa"/>
+            <w:tcW w:w="7224" w:type="dxa"/>
             <w:tcBorders>
               <w:left w:val="single" w:sz="2" w:space="0" w:color="808080"/>
               <w:bottom w:val="single" w:sz="2" w:space="0" w:color="808080"/>
@@ -8198,7 +8198,7 @@
             <w:pPr>
               <w:pStyle w:val="TableContents"/>
               <w:bidi w:val="0"/>
-              <w:spacing w:before="0" w:after="283"/>
+              <w:spacing w:before="0" w:after="180"/>
               <w:jc w:val="left"/>
               <w:rPr/>
             </w:pPr>
@@ -8213,7 +8213,7 @@
         <w:trPr/>
         <w:tc>
           <w:tcPr>
-            <w:tcW w:w="5798" w:type="dxa"/>
+            <w:tcW w:w="8390" w:type="dxa"/>
             <w:tcBorders>
               <w:left w:val="single" w:sz="6" w:space="0" w:color="808080"/>
               <w:bottom w:val="single" w:sz="2" w:space="0" w:color="808080"/>
@@ -8225,7 +8225,7 @@
             <w:pPr>
               <w:pStyle w:val="TableContents"/>
               <w:bidi w:val="0"/>
-              <w:spacing w:before="0" w:after="283"/>
+              <w:spacing w:before="0" w:after="180"/>
               <w:jc w:val="left"/>
               <w:rPr/>
             </w:pPr>
@@ -8237,7 +8237,7 @@
         </w:tc>
         <w:tc>
           <w:tcPr>
-            <w:tcW w:w="4702" w:type="dxa"/>
+            <w:tcW w:w="7224" w:type="dxa"/>
             <w:tcBorders>
               <w:left w:val="single" w:sz="2" w:space="0" w:color="808080"/>
               <w:bottom w:val="single" w:sz="2" w:space="0" w:color="808080"/>
@@ -8249,7 +8249,7 @@
             <w:pPr>
               <w:pStyle w:val="TableContents"/>
               <w:bidi w:val="0"/>
-              <w:spacing w:before="0" w:after="283"/>
+              <w:spacing w:before="0" w:after="180"/>
               <w:jc w:val="left"/>
               <w:rPr/>
             </w:pPr>
@@ -8264,7 +8264,7 @@
         <w:trPr/>
         <w:tc>
           <w:tcPr>
-            <w:tcW w:w="5798" w:type="dxa"/>
+            <w:tcW w:w="8390" w:type="dxa"/>
             <w:tcBorders>
               <w:left w:val="single" w:sz="6" w:space="0" w:color="808080"/>
               <w:bottom w:val="single" w:sz="2" w:space="0" w:color="808080"/>
@@ -8276,7 +8276,7 @@
             <w:pPr>
               <w:pStyle w:val="TableContents"/>
               <w:bidi w:val="0"/>
-              <w:spacing w:before="0" w:after="283"/>
+              <w:spacing w:before="0" w:after="180"/>
               <w:jc w:val="left"/>
               <w:rPr/>
             </w:pPr>
@@ -8288,7 +8288,7 @@
         </w:tc>
         <w:tc>
           <w:tcPr>
-            <w:tcW w:w="4702" w:type="dxa"/>
+            <w:tcW w:w="7224" w:type="dxa"/>
             <w:tcBorders>
               <w:left w:val="single" w:sz="2" w:space="0" w:color="808080"/>
               <w:bottom w:val="single" w:sz="2" w:space="0" w:color="808080"/>
@@ -8300,7 +8300,7 @@
             <w:pPr>
               <w:pStyle w:val="TableContents"/>
               <w:bidi w:val="0"/>
-              <w:spacing w:before="0" w:after="283"/>
+              <w:spacing w:before="0" w:after="180"/>
               <w:jc w:val="left"/>
               <w:rPr/>
             </w:pPr>
@@ -8315,7 +8315,7 @@
         <w:trPr/>
         <w:tc>
           <w:tcPr>
-            <w:tcW w:w="5798" w:type="dxa"/>
+            <w:tcW w:w="8390" w:type="dxa"/>
             <w:tcBorders>
               <w:left w:val="single" w:sz="6" w:space="0" w:color="808080"/>
               <w:bottom w:val="single" w:sz="2" w:space="0" w:color="808080"/>
@@ -8327,7 +8327,7 @@
             <w:pPr>
               <w:pStyle w:val="TableContents"/>
               <w:bidi w:val="0"/>
-              <w:spacing w:before="0" w:after="283"/>
+              <w:spacing w:before="0" w:after="180"/>
               <w:jc w:val="left"/>
               <w:rPr/>
             </w:pPr>
@@ -8339,7 +8339,7 @@
         </w:tc>
         <w:tc>
           <w:tcPr>
-            <w:tcW w:w="4702" w:type="dxa"/>
+            <w:tcW w:w="7224" w:type="dxa"/>
             <w:tcBorders>
               <w:left w:val="single" w:sz="2" w:space="0" w:color="808080"/>
               <w:bottom w:val="single" w:sz="2" w:space="0" w:color="808080"/>
@@ -8351,7 +8351,7 @@
             <w:pPr>
               <w:pStyle w:val="TableContents"/>
               <w:bidi w:val="0"/>
-              <w:spacing w:before="0" w:after="283"/>
+              <w:spacing w:before="0" w:after="180"/>
               <w:ind w:hanging="0" w:left="0" w:right="0"/>
               <w:jc w:val="left"/>
               <w:rPr/>
@@ -8367,7 +8367,7 @@
         <w:trPr/>
         <w:tc>
           <w:tcPr>
-            <w:tcW w:w="10500" w:type="dxa"/>
+            <w:tcW w:w="15614" w:type="dxa"/>
             <w:gridSpan w:val="2"/>
             <w:tcBorders>
               <w:left w:val="single" w:sz="6" w:space="0" w:color="808080"/>
@@ -8381,7 +8381,7 @@
             <w:pPr>
               <w:pStyle w:val="TableContents"/>
               <w:bidi w:val="0"/>
-              <w:spacing w:before="0" w:after="283"/>
+              <w:spacing w:before="0" w:after="180"/>
               <w:jc w:val="left"/>
               <w:rPr>
                 <w:b/>
@@ -8400,7 +8400,7 @@
         <w:trPr/>
         <w:tc>
           <w:tcPr>
-            <w:tcW w:w="5798" w:type="dxa"/>
+            <w:tcW w:w="8390" w:type="dxa"/>
             <w:tcBorders>
               <w:left w:val="single" w:sz="6" w:space="0" w:color="808080"/>
               <w:bottom w:val="single" w:sz="2" w:space="0" w:color="808080"/>
@@ -8412,7 +8412,7 @@
             <w:pPr>
               <w:pStyle w:val="TableContents"/>
               <w:bidi w:val="0"/>
-              <w:spacing w:before="0" w:after="283"/>
+              <w:spacing w:before="0" w:after="180"/>
               <w:jc w:val="left"/>
               <w:rPr/>
             </w:pPr>
@@ -8424,7 +8424,7 @@
         </w:tc>
         <w:tc>
           <w:tcPr>
-            <w:tcW w:w="4702" w:type="dxa"/>
+            <w:tcW w:w="7224" w:type="dxa"/>
             <w:tcBorders>
               <w:left w:val="single" w:sz="2" w:space="0" w:color="808080"/>
               <w:bottom w:val="single" w:sz="2" w:space="0" w:color="808080"/>
@@ -8436,7 +8436,7 @@
             <w:pPr>
               <w:pStyle w:val="TableContents"/>
               <w:bidi w:val="0"/>
-              <w:spacing w:before="0" w:after="283"/>
+              <w:spacing w:before="0" w:after="180"/>
               <w:jc w:val="left"/>
               <w:rPr/>
             </w:pPr>
@@ -8451,7 +8451,7 @@
         <w:trPr/>
         <w:tc>
           <w:tcPr>
-            <w:tcW w:w="5798" w:type="dxa"/>
+            <w:tcW w:w="8390" w:type="dxa"/>
             <w:tcBorders>
               <w:left w:val="single" w:sz="6" w:space="0" w:color="808080"/>
               <w:bottom w:val="single" w:sz="2" w:space="0" w:color="808080"/>
@@ -8463,7 +8463,7 @@
             <w:pPr>
               <w:pStyle w:val="TableContents"/>
               <w:bidi w:val="0"/>
-              <w:spacing w:before="0" w:after="283"/>
+              <w:spacing w:before="0" w:after="180"/>
               <w:jc w:val="left"/>
               <w:rPr/>
             </w:pPr>
@@ -8475,7 +8475,7 @@
         </w:tc>
         <w:tc>
           <w:tcPr>
-            <w:tcW w:w="4702" w:type="dxa"/>
+            <w:tcW w:w="7224" w:type="dxa"/>
             <w:tcBorders>
               <w:left w:val="single" w:sz="2" w:space="0" w:color="808080"/>
               <w:bottom w:val="single" w:sz="2" w:space="0" w:color="808080"/>
@@ -8487,7 +8487,7 @@
             <w:pPr>
               <w:pStyle w:val="TableContents"/>
               <w:bidi w:val="0"/>
-              <w:spacing w:before="0" w:after="283"/>
+              <w:spacing w:before="0" w:after="180"/>
               <w:jc w:val="left"/>
               <w:rPr/>
             </w:pPr>
@@ -8502,7 +8502,7 @@
         <w:trPr/>
         <w:tc>
           <w:tcPr>
-            <w:tcW w:w="5798" w:type="dxa"/>
+            <w:tcW w:w="8390" w:type="dxa"/>
             <w:tcBorders>
               <w:left w:val="single" w:sz="6" w:space="0" w:color="808080"/>
               <w:bottom w:val="single" w:sz="2" w:space="0" w:color="808080"/>
@@ -8514,7 +8514,7 @@
             <w:pPr>
               <w:pStyle w:val="TableContents"/>
               <w:bidi w:val="0"/>
-              <w:spacing w:before="0" w:after="283"/>
+              <w:spacing w:before="0" w:after="180"/>
               <w:jc w:val="left"/>
               <w:rPr/>
             </w:pPr>
@@ -8526,7 +8526,7 @@
         </w:tc>
         <w:tc>
           <w:tcPr>
-            <w:tcW w:w="4702" w:type="dxa"/>
+            <w:tcW w:w="7224" w:type="dxa"/>
             <w:tcBorders>
               <w:left w:val="single" w:sz="2" w:space="0" w:color="808080"/>
               <w:bottom w:val="single" w:sz="2" w:space="0" w:color="808080"/>
@@ -8538,7 +8538,7 @@
             <w:pPr>
               <w:pStyle w:val="TableContents"/>
               <w:bidi w:val="0"/>
-              <w:spacing w:before="0" w:after="283"/>
+              <w:spacing w:before="0" w:after="180"/>
               <w:jc w:val="left"/>
               <w:rPr/>
             </w:pPr>
@@ -8553,7 +8553,7 @@
         <w:trPr/>
         <w:tc>
           <w:tcPr>
-            <w:tcW w:w="5798" w:type="dxa"/>
+            <w:tcW w:w="8390" w:type="dxa"/>
             <w:tcBorders>
               <w:left w:val="single" w:sz="6" w:space="0" w:color="808080"/>
               <w:bottom w:val="single" w:sz="2" w:space="0" w:color="808080"/>
@@ -8565,7 +8565,7 @@
             <w:pPr>
               <w:pStyle w:val="TableContents"/>
               <w:bidi w:val="0"/>
-              <w:spacing w:before="0" w:after="283"/>
+              <w:spacing w:before="0" w:after="180"/>
               <w:jc w:val="left"/>
               <w:rPr/>
             </w:pPr>
@@ -8577,7 +8577,7 @@
         </w:tc>
         <w:tc>
           <w:tcPr>
-            <w:tcW w:w="4702" w:type="dxa"/>
+            <w:tcW w:w="7224" w:type="dxa"/>
             <w:tcBorders>
               <w:left w:val="single" w:sz="2" w:space="0" w:color="808080"/>
               <w:bottom w:val="single" w:sz="2" w:space="0" w:color="808080"/>
@@ -8589,7 +8589,7 @@
             <w:pPr>
               <w:pStyle w:val="TableContents"/>
               <w:bidi w:val="0"/>
-              <w:spacing w:before="0" w:after="283"/>
+              <w:spacing w:before="0" w:after="180"/>
               <w:jc w:val="left"/>
               <w:rPr/>
             </w:pPr>
@@ -8604,7 +8604,7 @@
         <w:trPr/>
         <w:tc>
           <w:tcPr>
-            <w:tcW w:w="5798" w:type="dxa"/>
+            <w:tcW w:w="8390" w:type="dxa"/>
             <w:tcBorders>
               <w:left w:val="single" w:sz="6" w:space="0" w:color="808080"/>
               <w:bottom w:val="single" w:sz="2" w:space="0" w:color="808080"/>
@@ -8616,7 +8616,7 @@
             <w:pPr>
               <w:pStyle w:val="TableContents"/>
               <w:bidi w:val="0"/>
-              <w:spacing w:before="0" w:after="283"/>
+              <w:spacing w:before="0" w:after="180"/>
               <w:jc w:val="left"/>
               <w:rPr/>
             </w:pPr>
@@ -8628,7 +8628,7 @@
         </w:tc>
         <w:tc>
           <w:tcPr>
-            <w:tcW w:w="4702" w:type="dxa"/>
+            <w:tcW w:w="7224" w:type="dxa"/>
             <w:tcBorders>
               <w:left w:val="single" w:sz="2" w:space="0" w:color="808080"/>
               <w:bottom w:val="single" w:sz="2" w:space="0" w:color="808080"/>
@@ -8640,7 +8640,7 @@
             <w:pPr>
               <w:pStyle w:val="TableContents"/>
               <w:bidi w:val="0"/>
-              <w:spacing w:before="0" w:after="283"/>
+              <w:spacing w:before="0" w:after="180"/>
               <w:jc w:val="left"/>
               <w:rPr/>
             </w:pPr>
@@ -8655,7 +8655,7 @@
         <w:trPr/>
         <w:tc>
           <w:tcPr>
-            <w:tcW w:w="5798" w:type="dxa"/>
+            <w:tcW w:w="8390" w:type="dxa"/>
             <w:tcBorders>
               <w:left w:val="single" w:sz="6" w:space="0" w:color="808080"/>
               <w:bottom w:val="single" w:sz="2" w:space="0" w:color="808080"/>
@@ -8667,7 +8667,7 @@
             <w:pPr>
               <w:pStyle w:val="TableContents"/>
               <w:bidi w:val="0"/>
-              <w:spacing w:before="0" w:after="283"/>
+              <w:spacing w:before="0" w:after="180"/>
               <w:jc w:val="left"/>
               <w:rPr/>
             </w:pPr>
@@ -8679,7 +8679,7 @@
         </w:tc>
         <w:tc>
           <w:tcPr>
-            <w:tcW w:w="4702" w:type="dxa"/>
+            <w:tcW w:w="7224" w:type="dxa"/>
             <w:tcBorders>
               <w:left w:val="single" w:sz="2" w:space="0" w:color="808080"/>
               <w:bottom w:val="single" w:sz="2" w:space="0" w:color="808080"/>
@@ -8691,7 +8691,7 @@
             <w:pPr>
               <w:pStyle w:val="TableContents"/>
               <w:bidi w:val="0"/>
-              <w:spacing w:before="0" w:after="283"/>
+              <w:spacing w:before="0" w:after="180"/>
               <w:ind w:hanging="0" w:left="0" w:right="0"/>
               <w:jc w:val="left"/>
               <w:rPr/>
@@ -8707,7 +8707,7 @@
         <w:trPr/>
         <w:tc>
           <w:tcPr>
-            <w:tcW w:w="10500" w:type="dxa"/>
+            <w:tcW w:w="15614" w:type="dxa"/>
             <w:gridSpan w:val="2"/>
             <w:tcBorders>
               <w:left w:val="single" w:sz="6" w:space="0" w:color="808080"/>
@@ -8721,7 +8721,7 @@
             <w:pPr>
               <w:pStyle w:val="TableContents"/>
               <w:bidi w:val="0"/>
-              <w:spacing w:before="0" w:after="283"/>
+              <w:spacing w:before="0" w:after="180"/>
               <w:jc w:val="left"/>
               <w:rPr>
                 <w:b/>
@@ -8740,7 +8740,7 @@
         <w:trPr/>
         <w:tc>
           <w:tcPr>
-            <w:tcW w:w="5798" w:type="dxa"/>
+            <w:tcW w:w="8390" w:type="dxa"/>
             <w:tcBorders>
               <w:left w:val="single" w:sz="6" w:space="0" w:color="808080"/>
               <w:bottom w:val="single" w:sz="2" w:space="0" w:color="808080"/>
@@ -8752,7 +8752,7 @@
             <w:pPr>
               <w:pStyle w:val="TableContents"/>
               <w:bidi w:val="0"/>
-              <w:spacing w:before="0" w:after="283"/>
+              <w:spacing w:before="0" w:after="180"/>
               <w:jc w:val="left"/>
               <w:rPr/>
             </w:pPr>
@@ -8764,7 +8764,7 @@
         </w:tc>
         <w:tc>
           <w:tcPr>
-            <w:tcW w:w="4702" w:type="dxa"/>
+            <w:tcW w:w="7224" w:type="dxa"/>
             <w:tcBorders>
               <w:left w:val="single" w:sz="2" w:space="0" w:color="808080"/>
               <w:bottom w:val="single" w:sz="2" w:space="0" w:color="808080"/>
@@ -8776,7 +8776,7 @@
             <w:pPr>
               <w:pStyle w:val="TableContents"/>
               <w:bidi w:val="0"/>
-              <w:spacing w:before="0" w:after="283"/>
+              <w:spacing w:before="0" w:after="180"/>
               <w:jc w:val="left"/>
               <w:rPr/>
             </w:pPr>
@@ -8791,7 +8791,7 @@
         <w:trPr/>
         <w:tc>
           <w:tcPr>
-            <w:tcW w:w="5798" w:type="dxa"/>
+            <w:tcW w:w="8390" w:type="dxa"/>
             <w:tcBorders>
               <w:left w:val="single" w:sz="6" w:space="0" w:color="808080"/>
               <w:bottom w:val="single" w:sz="2" w:space="0" w:color="808080"/>
@@ -8803,7 +8803,7 @@
             <w:pPr>
               <w:pStyle w:val="TableContents"/>
               <w:bidi w:val="0"/>
-              <w:spacing w:before="0" w:after="283"/>
+              <w:spacing w:before="0" w:after="180"/>
               <w:jc w:val="left"/>
               <w:rPr/>
             </w:pPr>
@@ -8815,7 +8815,7 @@
         </w:tc>
         <w:tc>
           <w:tcPr>
-            <w:tcW w:w="4702" w:type="dxa"/>
+            <w:tcW w:w="7224" w:type="dxa"/>
             <w:tcBorders>
               <w:left w:val="single" w:sz="2" w:space="0" w:color="808080"/>
               <w:bottom w:val="single" w:sz="2" w:space="0" w:color="808080"/>
@@ -8827,7 +8827,7 @@
             <w:pPr>
               <w:pStyle w:val="TableContents"/>
               <w:bidi w:val="0"/>
-              <w:spacing w:before="0" w:after="283"/>
+              <w:spacing w:before="0" w:after="180"/>
               <w:jc w:val="left"/>
               <w:rPr/>
             </w:pPr>
@@ -8842,7 +8842,7 @@
         <w:trPr/>
         <w:tc>
           <w:tcPr>
-            <w:tcW w:w="5798" w:type="dxa"/>
+            <w:tcW w:w="8390" w:type="dxa"/>
             <w:tcBorders>
               <w:left w:val="single" w:sz="6" w:space="0" w:color="808080"/>
               <w:bottom w:val="single" w:sz="2" w:space="0" w:color="808080"/>
@@ -8854,7 +8854,7 @@
             <w:pPr>
               <w:pStyle w:val="TableContents"/>
               <w:bidi w:val="0"/>
-              <w:spacing w:before="0" w:after="283"/>
+              <w:spacing w:before="0" w:after="180"/>
               <w:jc w:val="left"/>
               <w:rPr/>
             </w:pPr>
@@ -8866,7 +8866,7 @@
         </w:tc>
         <w:tc>
           <w:tcPr>
-            <w:tcW w:w="4702" w:type="dxa"/>
+            <w:tcW w:w="7224" w:type="dxa"/>
             <w:tcBorders>
               <w:left w:val="single" w:sz="2" w:space="0" w:color="808080"/>
               <w:bottom w:val="single" w:sz="2" w:space="0" w:color="808080"/>
@@ -8878,7 +8878,7 @@
             <w:pPr>
               <w:pStyle w:val="TableContents"/>
               <w:bidi w:val="0"/>
-              <w:spacing w:before="0" w:after="283"/>
+              <w:spacing w:before="0" w:after="180"/>
               <w:jc w:val="left"/>
               <w:rPr/>
             </w:pPr>
@@ -8893,7 +8893,7 @@
         <w:trPr/>
         <w:tc>
           <w:tcPr>
-            <w:tcW w:w="5798" w:type="dxa"/>
+            <w:tcW w:w="8390" w:type="dxa"/>
             <w:tcBorders>
               <w:left w:val="single" w:sz="6" w:space="0" w:color="808080"/>
               <w:bottom w:val="single" w:sz="2" w:space="0" w:color="808080"/>
@@ -8905,7 +8905,7 @@
             <w:pPr>
               <w:pStyle w:val="TableContents"/>
               <w:bidi w:val="0"/>
-              <w:spacing w:before="0" w:after="283"/>
+              <w:spacing w:before="0" w:after="180"/>
               <w:jc w:val="left"/>
               <w:rPr/>
             </w:pPr>
@@ -8917,7 +8917,7 @@
         </w:tc>
         <w:tc>
           <w:tcPr>
-            <w:tcW w:w="4702" w:type="dxa"/>
+            <w:tcW w:w="7224" w:type="dxa"/>
             <w:tcBorders>
               <w:left w:val="single" w:sz="2" w:space="0" w:color="808080"/>
               <w:bottom w:val="single" w:sz="2" w:space="0" w:color="808080"/>
@@ -8929,7 +8929,7 @@
             <w:pPr>
               <w:pStyle w:val="TableContents"/>
               <w:bidi w:val="0"/>
-              <w:spacing w:before="0" w:after="283"/>
+              <w:spacing w:before="0" w:after="180"/>
               <w:ind w:hanging="0" w:left="0" w:right="0"/>
               <w:jc w:val="left"/>
               <w:rPr/>
@@ -8945,7 +8945,7 @@
         <w:trPr/>
         <w:tc>
           <w:tcPr>
-            <w:tcW w:w="10500" w:type="dxa"/>
+            <w:tcW w:w="15614" w:type="dxa"/>
             <w:gridSpan w:val="2"/>
             <w:tcBorders>
               <w:left w:val="single" w:sz="6" w:space="0" w:color="808080"/>
@@ -8959,7 +8959,7 @@
             <w:pPr>
               <w:pStyle w:val="TableContents"/>
               <w:bidi w:val="0"/>
-              <w:spacing w:before="0" w:after="283"/>
+              <w:spacing w:before="0" w:after="180"/>
               <w:jc w:val="left"/>
               <w:rPr>
                 <w:b/>
@@ -8978,7 +8978,7 @@
         <w:trPr/>
         <w:tc>
           <w:tcPr>
-            <w:tcW w:w="5798" w:type="dxa"/>
+            <w:tcW w:w="8390" w:type="dxa"/>
             <w:tcBorders>
               <w:left w:val="single" w:sz="6" w:space="0" w:color="808080"/>
               <w:bottom w:val="single" w:sz="2" w:space="0" w:color="808080"/>
@@ -8990,7 +8990,7 @@
             <w:pPr>
               <w:pStyle w:val="TableContents"/>
               <w:bidi w:val="0"/>
-              <w:spacing w:before="0" w:after="283"/>
+              <w:spacing w:before="0" w:after="180"/>
               <w:jc w:val="left"/>
               <w:rPr/>
             </w:pPr>
@@ -9002,7 +9002,7 @@
         </w:tc>
         <w:tc>
           <w:tcPr>
-            <w:tcW w:w="4702" w:type="dxa"/>
+            <w:tcW w:w="7224" w:type="dxa"/>
             <w:tcBorders>
               <w:left w:val="single" w:sz="2" w:space="0" w:color="808080"/>
               <w:bottom w:val="single" w:sz="2" w:space="0" w:color="808080"/>
@@ -9014,7 +9014,7 @@
             <w:pPr>
               <w:pStyle w:val="TableContents"/>
               <w:bidi w:val="0"/>
-              <w:spacing w:before="0" w:after="283"/>
+              <w:spacing w:before="0" w:after="180"/>
               <w:jc w:val="left"/>
               <w:rPr/>
             </w:pPr>
@@ -9029,7 +9029,7 @@
         <w:trPr/>
         <w:tc>
           <w:tcPr>
-            <w:tcW w:w="5798" w:type="dxa"/>
+            <w:tcW w:w="8390" w:type="dxa"/>
             <w:tcBorders>
               <w:left w:val="single" w:sz="6" w:space="0" w:color="808080"/>
               <w:bottom w:val="single" w:sz="2" w:space="0" w:color="808080"/>
@@ -9041,7 +9041,7 @@
             <w:pPr>
               <w:pStyle w:val="TableContents"/>
               <w:bidi w:val="0"/>
-              <w:spacing w:before="0" w:after="283"/>
+              <w:spacing w:before="0" w:after="180"/>
               <w:jc w:val="left"/>
               <w:rPr/>
             </w:pPr>
@@ -9053,7 +9053,7 @@
         </w:tc>
         <w:tc>
           <w:tcPr>
-            <w:tcW w:w="4702" w:type="dxa"/>
+            <w:tcW w:w="7224" w:type="dxa"/>
             <w:tcBorders>
               <w:left w:val="single" w:sz="2" w:space="0" w:color="808080"/>
               <w:bottom w:val="single" w:sz="2" w:space="0" w:color="808080"/>
@@ -9065,7 +9065,7 @@
             <w:pPr>
               <w:pStyle w:val="TableContents"/>
               <w:bidi w:val="0"/>
-              <w:spacing w:before="0" w:after="283"/>
+              <w:spacing w:before="0" w:after="180"/>
               <w:jc w:val="left"/>
               <w:rPr/>
             </w:pPr>
@@ -9080,7 +9080,7 @@
         <w:trPr/>
         <w:tc>
           <w:tcPr>
-            <w:tcW w:w="5798" w:type="dxa"/>
+            <w:tcW w:w="8390" w:type="dxa"/>
             <w:tcBorders>
               <w:left w:val="single" w:sz="6" w:space="0" w:color="808080"/>
               <w:bottom w:val="single" w:sz="2" w:space="0" w:color="808080"/>
@@ -9092,7 +9092,7 @@
             <w:pPr>
               <w:pStyle w:val="TableContents"/>
               <w:bidi w:val="0"/>
-              <w:spacing w:before="0" w:after="283"/>
+              <w:spacing w:before="0" w:after="180"/>
               <w:jc w:val="left"/>
               <w:rPr/>
             </w:pPr>
@@ -9104,7 +9104,7 @@
         </w:tc>
         <w:tc>
           <w:tcPr>
-            <w:tcW w:w="4702" w:type="dxa"/>
+            <w:tcW w:w="7224" w:type="dxa"/>
             <w:tcBorders>
               <w:left w:val="single" w:sz="2" w:space="0" w:color="808080"/>
               <w:bottom w:val="single" w:sz="2" w:space="0" w:color="808080"/>
@@ -9116,7 +9116,7 @@
             <w:pPr>
               <w:pStyle w:val="TableContents"/>
               <w:bidi w:val="0"/>
-              <w:spacing w:before="0" w:after="283"/>
+              <w:spacing w:before="0" w:after="180"/>
               <w:jc w:val="left"/>
               <w:rPr/>
             </w:pPr>
@@ -9131,7 +9131,7 @@
         <w:trPr/>
         <w:tc>
           <w:tcPr>
-            <w:tcW w:w="5798" w:type="dxa"/>
+            <w:tcW w:w="8390" w:type="dxa"/>
             <w:tcBorders>
               <w:left w:val="single" w:sz="6" w:space="0" w:color="808080"/>
               <w:bottom w:val="single" w:sz="2" w:space="0" w:color="808080"/>
@@ -9143,7 +9143,7 @@
             <w:pPr>
               <w:pStyle w:val="TableContents"/>
               <w:bidi w:val="0"/>
-              <w:spacing w:before="0" w:after="283"/>
+              <w:spacing w:before="0" w:after="180"/>
               <w:jc w:val="left"/>
               <w:rPr/>
             </w:pPr>
@@ -9155,7 +9155,7 @@
         </w:tc>
         <w:tc>
           <w:tcPr>
-            <w:tcW w:w="4702" w:type="dxa"/>
+            <w:tcW w:w="7224" w:type="dxa"/>
             <w:tcBorders>
               <w:left w:val="single" w:sz="2" w:space="0" w:color="808080"/>
               <w:bottom w:val="single" w:sz="2" w:space="0" w:color="808080"/>
@@ -9167,7 +9167,7 @@
             <w:pPr>
               <w:pStyle w:val="TableContents"/>
               <w:bidi w:val="0"/>
-              <w:spacing w:before="0" w:after="283"/>
+              <w:spacing w:before="0" w:after="180"/>
               <w:jc w:val="left"/>
               <w:rPr/>
             </w:pPr>
@@ -9182,7 +9182,7 @@
         <w:trPr/>
         <w:tc>
           <w:tcPr>
-            <w:tcW w:w="5798" w:type="dxa"/>
+            <w:tcW w:w="8390" w:type="dxa"/>
             <w:tcBorders>
               <w:left w:val="single" w:sz="6" w:space="0" w:color="808080"/>
               <w:bottom w:val="single" w:sz="2" w:space="0" w:color="808080"/>
@@ -9194,7 +9194,7 @@
             <w:pPr>
               <w:pStyle w:val="TableContents"/>
               <w:bidi w:val="0"/>
-              <w:spacing w:before="0" w:after="283"/>
+              <w:spacing w:before="0" w:after="180"/>
               <w:jc w:val="left"/>
               <w:rPr/>
             </w:pPr>
@@ -9206,7 +9206,7 @@
         </w:tc>
         <w:tc>
           <w:tcPr>
-            <w:tcW w:w="4702" w:type="dxa"/>
+            <w:tcW w:w="7224" w:type="dxa"/>
             <w:tcBorders>
               <w:left w:val="single" w:sz="2" w:space="0" w:color="808080"/>
               <w:bottom w:val="single" w:sz="2" w:space="0" w:color="808080"/>
@@ -9218,7 +9218,7 @@
             <w:pPr>
               <w:pStyle w:val="TableContents"/>
               <w:bidi w:val="0"/>
-              <w:spacing w:before="0" w:after="283"/>
+              <w:spacing w:before="0" w:after="180"/>
               <w:jc w:val="left"/>
               <w:rPr/>
             </w:pPr>
@@ -9233,7 +9233,7 @@
         <w:trPr/>
         <w:tc>
           <w:tcPr>
-            <w:tcW w:w="5798" w:type="dxa"/>
+            <w:tcW w:w="8390" w:type="dxa"/>
             <w:tcBorders>
               <w:left w:val="single" w:sz="6" w:space="0" w:color="808080"/>
               <w:bottom w:val="single" w:sz="2" w:space="0" w:color="808080"/>
@@ -9245,7 +9245,7 @@
             <w:pPr>
               <w:pStyle w:val="TableContents"/>
               <w:bidi w:val="0"/>
-              <w:spacing w:before="0" w:after="283"/>
+              <w:spacing w:before="0" w:after="180"/>
               <w:jc w:val="left"/>
               <w:rPr/>
             </w:pPr>
@@ -9257,7 +9257,7 @@
         </w:tc>
         <w:tc>
           <w:tcPr>
-            <w:tcW w:w="4702" w:type="dxa"/>
+            <w:tcW w:w="7224" w:type="dxa"/>
             <w:tcBorders>
               <w:left w:val="single" w:sz="2" w:space="0" w:color="808080"/>
               <w:bottom w:val="single" w:sz="2" w:space="0" w:color="808080"/>
@@ -9269,7 +9269,7 @@
             <w:pPr>
               <w:pStyle w:val="TableContents"/>
               <w:bidi w:val="0"/>
-              <w:spacing w:before="0" w:after="283"/>
+              <w:spacing w:before="0" w:after="180"/>
               <w:ind w:hanging="0" w:left="0" w:right="0"/>
               <w:jc w:val="left"/>
               <w:rPr/>
@@ -9285,7 +9285,7 @@
         <w:trPr/>
         <w:tc>
           <w:tcPr>
-            <w:tcW w:w="10500" w:type="dxa"/>
+            <w:tcW w:w="15614" w:type="dxa"/>
             <w:gridSpan w:val="2"/>
             <w:tcBorders>
               <w:left w:val="single" w:sz="6" w:space="0" w:color="808080"/>
@@ -9299,7 +9299,7 @@
             <w:pPr>
               <w:pStyle w:val="TableContents"/>
               <w:bidi w:val="0"/>
-              <w:spacing w:before="0" w:after="283"/>
+              <w:spacing w:before="0" w:after="180"/>
               <w:jc w:val="left"/>
               <w:rPr>
                 <w:b/>
@@ -9318,7 +9318,7 @@
         <w:trPr/>
         <w:tc>
           <w:tcPr>
-            <w:tcW w:w="5798" w:type="dxa"/>
+            <w:tcW w:w="8390" w:type="dxa"/>
             <w:tcBorders>
               <w:left w:val="single" w:sz="6" w:space="0" w:color="808080"/>
               <w:bottom w:val="single" w:sz="2" w:space="0" w:color="808080"/>
@@ -9330,7 +9330,7 @@
             <w:pPr>
               <w:pStyle w:val="TableContents"/>
               <w:bidi w:val="0"/>
-              <w:spacing w:before="0" w:after="283"/>
+              <w:spacing w:before="0" w:after="180"/>
               <w:jc w:val="left"/>
               <w:rPr/>
             </w:pPr>
@@ -9342,7 +9342,7 @@
         </w:tc>
         <w:tc>
           <w:tcPr>
-            <w:tcW w:w="4702" w:type="dxa"/>
+            <w:tcW w:w="7224" w:type="dxa"/>
             <w:tcBorders>
               <w:left w:val="single" w:sz="2" w:space="0" w:color="808080"/>
               <w:bottom w:val="single" w:sz="2" w:space="0" w:color="808080"/>
@@ -9354,7 +9354,7 @@
             <w:pPr>
               <w:pStyle w:val="TableContents"/>
               <w:bidi w:val="0"/>
-              <w:spacing w:before="0" w:after="283"/>
+              <w:spacing w:before="0" w:after="180"/>
               <w:jc w:val="left"/>
               <w:rPr/>
             </w:pPr>
@@ -9369,7 +9369,7 @@
         <w:trPr/>
         <w:tc>
           <w:tcPr>
-            <w:tcW w:w="5798" w:type="dxa"/>
+            <w:tcW w:w="8390" w:type="dxa"/>
             <w:tcBorders>
               <w:left w:val="single" w:sz="6" w:space="0" w:color="808080"/>
               <w:bottom w:val="single" w:sz="2" w:space="0" w:color="808080"/>
@@ -9381,7 +9381,7 @@
             <w:pPr>
               <w:pStyle w:val="TableContents"/>
               <w:bidi w:val="0"/>
-              <w:spacing w:before="0" w:after="283"/>
+              <w:spacing w:before="0" w:after="180"/>
               <w:jc w:val="left"/>
               <w:rPr/>
             </w:pPr>
@@ -9393,7 +9393,7 @@
         </w:tc>
         <w:tc>
           <w:tcPr>
-            <w:tcW w:w="4702" w:type="dxa"/>
+            <w:tcW w:w="7224" w:type="dxa"/>
             <w:tcBorders>
               <w:left w:val="single" w:sz="2" w:space="0" w:color="808080"/>
               <w:bottom w:val="single" w:sz="2" w:space="0" w:color="808080"/>
@@ -9405,7 +9405,7 @@
             <w:pPr>
               <w:pStyle w:val="TableContents"/>
               <w:bidi w:val="0"/>
-              <w:spacing w:before="0" w:after="283"/>
+              <w:spacing w:before="0" w:after="180"/>
               <w:jc w:val="left"/>
               <w:rPr/>
             </w:pPr>
@@ -9420,7 +9420,7 @@
         <w:trPr/>
         <w:tc>
           <w:tcPr>
-            <w:tcW w:w="5798" w:type="dxa"/>
+            <w:tcW w:w="8390" w:type="dxa"/>
             <w:tcBorders>
               <w:left w:val="single" w:sz="6" w:space="0" w:color="808080"/>
               <w:bottom w:val="single" w:sz="2" w:space="0" w:color="808080"/>
@@ -9432,7 +9432,7 @@
             <w:pPr>
               <w:pStyle w:val="TableContents"/>
               <w:bidi w:val="0"/>
-              <w:spacing w:before="0" w:after="283"/>
+              <w:spacing w:before="0" w:after="180"/>
               <w:jc w:val="left"/>
               <w:rPr/>
             </w:pPr>
@@ -9444,7 +9444,7 @@
         </w:tc>
         <w:tc>
           <w:tcPr>
-            <w:tcW w:w="4702" w:type="dxa"/>
+            <w:tcW w:w="7224" w:type="dxa"/>
             <w:tcBorders>
               <w:left w:val="single" w:sz="2" w:space="0" w:color="808080"/>
               <w:bottom w:val="single" w:sz="2" w:space="0" w:color="808080"/>
@@ -9456,7 +9456,7 @@
             <w:pPr>
               <w:pStyle w:val="TableContents"/>
               <w:bidi w:val="0"/>
-              <w:spacing w:before="0" w:after="283"/>
+              <w:spacing w:before="0" w:after="180"/>
               <w:jc w:val="left"/>
               <w:rPr/>
             </w:pPr>
@@ -9471,7 +9471,7 @@
         <w:trPr/>
         <w:tc>
           <w:tcPr>
-            <w:tcW w:w="5798" w:type="dxa"/>
+            <w:tcW w:w="8390" w:type="dxa"/>
             <w:tcBorders>
               <w:left w:val="single" w:sz="6" w:space="0" w:color="808080"/>
               <w:bottom w:val="single" w:sz="2" w:space="0" w:color="808080"/>
@@ -9483,7 +9483,7 @@
             <w:pPr>
               <w:pStyle w:val="TableContents"/>
               <w:bidi w:val="0"/>
-              <w:spacing w:before="0" w:after="283"/>
+              <w:spacing w:before="0" w:after="180"/>
               <w:jc w:val="left"/>
               <w:rPr/>
             </w:pPr>
@@ -9495,7 +9495,7 @@
         </w:tc>
         <w:tc>
           <w:tcPr>
-            <w:tcW w:w="4702" w:type="dxa"/>
+            <w:tcW w:w="7224" w:type="dxa"/>
             <w:tcBorders>
               <w:left w:val="single" w:sz="2" w:space="0" w:color="808080"/>
               <w:bottom w:val="single" w:sz="2" w:space="0" w:color="808080"/>
@@ -9507,7 +9507,7 @@
             <w:pPr>
               <w:pStyle w:val="TableContents"/>
               <w:bidi w:val="0"/>
-              <w:spacing w:before="0" w:after="283"/>
+              <w:spacing w:before="0" w:after="180"/>
               <w:ind w:hanging="0" w:left="0" w:right="0"/>
               <w:jc w:val="left"/>
               <w:rPr/>
@@ -9523,7 +9523,7 @@
         <w:trPr/>
         <w:tc>
           <w:tcPr>
-            <w:tcW w:w="10500" w:type="dxa"/>
+            <w:tcW w:w="15614" w:type="dxa"/>
             <w:gridSpan w:val="2"/>
             <w:tcBorders>
               <w:left w:val="single" w:sz="6" w:space="0" w:color="808080"/>
@@ -9537,7 +9537,7 @@
             <w:pPr>
               <w:pStyle w:val="TableContents"/>
               <w:bidi w:val="0"/>
-              <w:spacing w:before="0" w:after="283"/>
+              <w:spacing w:before="0" w:after="180"/>
               <w:jc w:val="left"/>
               <w:rPr>
                 <w:b/>
@@ -9556,7 +9556,7 @@
         <w:trPr/>
         <w:tc>
           <w:tcPr>
-            <w:tcW w:w="5798" w:type="dxa"/>
+            <w:tcW w:w="8390" w:type="dxa"/>
             <w:tcBorders>
               <w:left w:val="single" w:sz="6" w:space="0" w:color="808080"/>
               <w:bottom w:val="single" w:sz="2" w:space="0" w:color="808080"/>
@@ -9568,7 +9568,7 @@
             <w:pPr>
               <w:pStyle w:val="TableContents"/>
               <w:bidi w:val="0"/>
-              <w:spacing w:before="0" w:after="283"/>
+              <w:spacing w:before="0" w:after="180"/>
               <w:jc w:val="left"/>
               <w:rPr/>
             </w:pPr>
@@ -9580,7 +9580,7 @@
         </w:tc>
         <w:tc>
           <w:tcPr>
-            <w:tcW w:w="4702" w:type="dxa"/>
+            <w:tcW w:w="7224" w:type="dxa"/>
             <w:tcBorders>
               <w:left w:val="single" w:sz="2" w:space="0" w:color="808080"/>
               <w:bottom w:val="single" w:sz="2" w:space="0" w:color="808080"/>
@@ -9592,7 +9592,7 @@
             <w:pPr>
               <w:pStyle w:val="TableContents"/>
               <w:bidi w:val="0"/>
-              <w:spacing w:before="0" w:after="283"/>
+              <w:spacing w:before="0" w:after="180"/>
               <w:jc w:val="left"/>
               <w:rPr/>
             </w:pPr>
@@ -9607,7 +9607,7 @@
         <w:trPr/>
         <w:tc>
           <w:tcPr>
-            <w:tcW w:w="5798" w:type="dxa"/>
+            <w:tcW w:w="8390" w:type="dxa"/>
             <w:tcBorders>
               <w:left w:val="single" w:sz="6" w:space="0" w:color="808080"/>
               <w:bottom w:val="single" w:sz="2" w:space="0" w:color="808080"/>
@@ -9619,7 +9619,7 @@
             <w:pPr>
               <w:pStyle w:val="TableContents"/>
               <w:bidi w:val="0"/>
-              <w:spacing w:before="0" w:after="283"/>
+              <w:spacing w:before="0" w:after="180"/>
               <w:jc w:val="left"/>
               <w:rPr/>
             </w:pPr>
@@ -9631,7 +9631,7 @@
         </w:tc>
         <w:tc>
           <w:tcPr>
-            <w:tcW w:w="4702" w:type="dxa"/>
+            <w:tcW w:w="7224" w:type="dxa"/>
             <w:tcBorders>
               <w:left w:val="single" w:sz="2" w:space="0" w:color="808080"/>
               <w:bottom w:val="single" w:sz="2" w:space="0" w:color="808080"/>
@@ -9643,7 +9643,7 @@
             <w:pPr>
               <w:pStyle w:val="TableContents"/>
               <w:bidi w:val="0"/>
-              <w:spacing w:before="0" w:after="283"/>
+              <w:spacing w:before="0" w:after="180"/>
               <w:jc w:val="left"/>
               <w:rPr/>
             </w:pPr>
@@ -9658,7 +9658,7 @@
         <w:trPr/>
         <w:tc>
           <w:tcPr>
-            <w:tcW w:w="5798" w:type="dxa"/>
+            <w:tcW w:w="8390" w:type="dxa"/>
             <w:tcBorders>
               <w:left w:val="single" w:sz="6" w:space="0" w:color="808080"/>
               <w:bottom w:val="single" w:sz="6" w:space="0" w:color="808080"/>
@@ -9670,7 +9670,7 @@
             <w:pPr>
               <w:pStyle w:val="TableContents"/>
               <w:bidi w:val="0"/>
-              <w:spacing w:before="0" w:after="283"/>
+              <w:spacing w:before="0" w:after="180"/>
               <w:jc w:val="left"/>
               <w:rPr/>
             </w:pPr>
@@ -9682,7 +9682,7 @@
         </w:tc>
         <w:tc>
           <w:tcPr>
-            <w:tcW w:w="4702" w:type="dxa"/>
+            <w:tcW w:w="7224" w:type="dxa"/>
             <w:tcBorders>
               <w:left w:val="single" w:sz="2" w:space="0" w:color="808080"/>
               <w:bottom w:val="single" w:sz="6" w:space="0" w:color="808080"/>
@@ -9694,7 +9694,7 @@
             <w:pPr>
               <w:pStyle w:val="TableContents"/>
               <w:bidi w:val="0"/>
-              <w:spacing w:before="0" w:after="283"/>
+              <w:spacing w:before="0" w:after="180"/>
               <w:jc w:val="left"/>
               <w:rPr/>
             </w:pPr>
@@ -9807,14 +9807,14 @@
         </w:tblCellMar>
       </w:tblPr>
       <w:tblGrid>
-        <w:gridCol w:w="2723"/>
-        <w:gridCol w:w="7777"/>
+        <w:gridCol w:w="4556"/>
+        <w:gridCol w:w="11058"/>
       </w:tblGrid>
       <w:tr>
         <w:trPr/>
         <w:tc>
           <w:tcPr>
-            <w:tcW w:w="2723" w:type="dxa"/>
+            <w:tcW w:w="4556" w:type="dxa"/>
             <w:tcBorders>
               <w:top w:val="single" w:sz="6" w:space="0" w:color="808080"/>
               <w:left w:val="single" w:sz="6" w:space="0" w:color="808080"/>
@@ -9828,7 +9828,7 @@
             <w:pPr>
               <w:pStyle w:val="TableHeading"/>
               <w:bidi w:val="0"/>
-              <w:spacing w:before="0" w:after="283"/>
+              <w:spacing w:before="0" w:after="180"/>
               <w:jc w:val="left"/>
               <w:rPr/>
             </w:pPr>
@@ -9840,7 +9840,7 @@
         </w:tc>
         <w:tc>
           <w:tcPr>
-            <w:tcW w:w="7777" w:type="dxa"/>
+            <w:tcW w:w="11058" w:type="dxa"/>
             <w:tcBorders>
               <w:top w:val="single" w:sz="6" w:space="0" w:color="808080"/>
               <w:left w:val="single" w:sz="2" w:space="0" w:color="808080"/>
@@ -9854,7 +9854,7 @@
             <w:pPr>
               <w:pStyle w:val="TableHeading"/>
               <w:bidi w:val="0"/>
-              <w:spacing w:before="0" w:after="283"/>
+              <w:spacing w:before="0" w:after="180"/>
               <w:jc w:val="left"/>
               <w:rPr/>
             </w:pPr>
@@ -9869,7 +9869,7 @@
         <w:trPr/>
         <w:tc>
           <w:tcPr>
-            <w:tcW w:w="2723" w:type="dxa"/>
+            <w:tcW w:w="4556" w:type="dxa"/>
             <w:tcBorders>
               <w:left w:val="single" w:sz="6" w:space="0" w:color="808080"/>
               <w:bottom w:val="single" w:sz="2" w:space="0" w:color="808080"/>
@@ -9881,7 +9881,7 @@
             <w:pPr>
               <w:pStyle w:val="TableContents"/>
               <w:bidi w:val="0"/>
-              <w:spacing w:before="0" w:after="283"/>
+              <w:spacing w:before="0" w:after="180"/>
               <w:jc w:val="left"/>
               <w:rPr/>
             </w:pPr>
@@ -9893,7 +9893,7 @@
         </w:tc>
         <w:tc>
           <w:tcPr>
-            <w:tcW w:w="7777" w:type="dxa"/>
+            <w:tcW w:w="11058" w:type="dxa"/>
             <w:tcBorders>
               <w:left w:val="single" w:sz="2" w:space="0" w:color="808080"/>
               <w:bottom w:val="single" w:sz="2" w:space="0" w:color="808080"/>
@@ -9905,7 +9905,7 @@
             <w:pPr>
               <w:pStyle w:val="TableContents"/>
               <w:bidi w:val="0"/>
-              <w:spacing w:before="0" w:after="283"/>
+              <w:spacing w:before="0" w:after="180"/>
               <w:jc w:val="left"/>
               <w:rPr/>
             </w:pPr>
@@ -9922,7 +9922,7 @@
         <w:trPr/>
         <w:tc>
           <w:tcPr>
-            <w:tcW w:w="2723" w:type="dxa"/>
+            <w:tcW w:w="4556" w:type="dxa"/>
             <w:tcBorders>
               <w:left w:val="single" w:sz="6" w:space="0" w:color="808080"/>
               <w:bottom w:val="single" w:sz="2" w:space="0" w:color="808080"/>
@@ -9934,7 +9934,7 @@
             <w:pPr>
               <w:pStyle w:val="TableContents"/>
               <w:bidi w:val="0"/>
-              <w:spacing w:before="0" w:after="283"/>
+              <w:spacing w:before="0" w:after="180"/>
               <w:jc w:val="left"/>
               <w:rPr/>
             </w:pPr>
@@ -9946,7 +9946,7 @@
         </w:tc>
         <w:tc>
           <w:tcPr>
-            <w:tcW w:w="7777" w:type="dxa"/>
+            <w:tcW w:w="11058" w:type="dxa"/>
             <w:tcBorders>
               <w:left w:val="single" w:sz="2" w:space="0" w:color="808080"/>
               <w:bottom w:val="single" w:sz="2" w:space="0" w:color="808080"/>
@@ -9958,7 +9958,7 @@
             <w:pPr>
               <w:pStyle w:val="TableContents"/>
               <w:bidi w:val="0"/>
-              <w:spacing w:before="0" w:after="283"/>
+              <w:spacing w:before="0" w:after="180"/>
               <w:jc w:val="left"/>
               <w:rPr/>
             </w:pPr>
@@ -9995,7 +9995,7 @@
         <w:trPr/>
         <w:tc>
           <w:tcPr>
-            <w:tcW w:w="2723" w:type="dxa"/>
+            <w:tcW w:w="4556" w:type="dxa"/>
             <w:tcBorders>
               <w:left w:val="single" w:sz="6" w:space="0" w:color="808080"/>
               <w:bottom w:val="single" w:sz="2" w:space="0" w:color="808080"/>
@@ -10007,7 +10007,7 @@
             <w:pPr>
               <w:pStyle w:val="TableContents"/>
               <w:bidi w:val="0"/>
-              <w:spacing w:before="0" w:after="283"/>
+              <w:spacing w:before="0" w:after="180"/>
               <w:jc w:val="left"/>
               <w:rPr/>
             </w:pPr>
@@ -10019,7 +10019,7 @@
         </w:tc>
         <w:tc>
           <w:tcPr>
-            <w:tcW w:w="7777" w:type="dxa"/>
+            <w:tcW w:w="11058" w:type="dxa"/>
             <w:tcBorders>
               <w:left w:val="single" w:sz="2" w:space="0" w:color="808080"/>
               <w:bottom w:val="single" w:sz="2" w:space="0" w:color="808080"/>
@@ -10031,7 +10031,7 @@
             <w:pPr>
               <w:pStyle w:val="TableContents"/>
               <w:bidi w:val="0"/>
-              <w:spacing w:before="0" w:after="283"/>
+              <w:spacing w:before="0" w:after="180"/>
               <w:jc w:val="left"/>
               <w:rPr/>
             </w:pPr>
@@ -10048,7 +10048,7 @@
         <w:trPr/>
         <w:tc>
           <w:tcPr>
-            <w:tcW w:w="2723" w:type="dxa"/>
+            <w:tcW w:w="4556" w:type="dxa"/>
             <w:tcBorders>
               <w:left w:val="single" w:sz="6" w:space="0" w:color="808080"/>
               <w:bottom w:val="single" w:sz="2" w:space="0" w:color="808080"/>
@@ -10060,7 +10060,7 @@
             <w:pPr>
               <w:pStyle w:val="TableContents"/>
               <w:bidi w:val="0"/>
-              <w:spacing w:before="0" w:after="283"/>
+              <w:spacing w:before="0" w:after="180"/>
               <w:jc w:val="left"/>
               <w:rPr/>
             </w:pPr>
@@ -10072,7 +10072,7 @@
         </w:tc>
         <w:tc>
           <w:tcPr>
-            <w:tcW w:w="7777" w:type="dxa"/>
+            <w:tcW w:w="11058" w:type="dxa"/>
             <w:tcBorders>
               <w:left w:val="single" w:sz="2" w:space="0" w:color="808080"/>
               <w:bottom w:val="single" w:sz="2" w:space="0" w:color="808080"/>
@@ -10084,7 +10084,7 @@
             <w:pPr>
               <w:pStyle w:val="TableContents"/>
               <w:bidi w:val="0"/>
-              <w:spacing w:before="0" w:after="283"/>
+              <w:spacing w:before="0" w:after="180"/>
               <w:jc w:val="left"/>
               <w:rPr/>
             </w:pPr>
@@ -10101,7 +10101,7 @@
         <w:trPr/>
         <w:tc>
           <w:tcPr>
-            <w:tcW w:w="2723" w:type="dxa"/>
+            <w:tcW w:w="4556" w:type="dxa"/>
             <w:tcBorders>
               <w:left w:val="single" w:sz="6" w:space="0" w:color="808080"/>
               <w:bottom w:val="single" w:sz="2" w:space="0" w:color="808080"/>
@@ -10113,7 +10113,7 @@
             <w:pPr>
               <w:pStyle w:val="TableContents"/>
               <w:bidi w:val="0"/>
-              <w:spacing w:before="0" w:after="283"/>
+              <w:spacing w:before="0" w:after="180"/>
               <w:jc w:val="left"/>
               <w:rPr/>
             </w:pPr>
@@ -10125,7 +10125,7 @@
         </w:tc>
         <w:tc>
           <w:tcPr>
-            <w:tcW w:w="7777" w:type="dxa"/>
+            <w:tcW w:w="11058" w:type="dxa"/>
             <w:tcBorders>
               <w:left w:val="single" w:sz="2" w:space="0" w:color="808080"/>
               <w:bottom w:val="single" w:sz="2" w:space="0" w:color="808080"/>
@@ -10137,7 +10137,7 @@
             <w:pPr>
               <w:pStyle w:val="TableContents"/>
               <w:bidi w:val="0"/>
-              <w:spacing w:before="0" w:after="283"/>
+              <w:spacing w:before="0" w:after="180"/>
               <w:jc w:val="left"/>
               <w:rPr/>
             </w:pPr>
@@ -10154,7 +10154,7 @@
         <w:trPr/>
         <w:tc>
           <w:tcPr>
-            <w:tcW w:w="2723" w:type="dxa"/>
+            <w:tcW w:w="4556" w:type="dxa"/>
             <w:tcBorders>
               <w:left w:val="single" w:sz="6" w:space="0" w:color="808080"/>
               <w:bottom w:val="single" w:sz="2" w:space="0" w:color="808080"/>
@@ -10166,7 +10166,7 @@
             <w:pPr>
               <w:pStyle w:val="TableContents"/>
               <w:bidi w:val="0"/>
-              <w:spacing w:before="0" w:after="283"/>
+              <w:spacing w:before="0" w:after="180"/>
               <w:jc w:val="left"/>
               <w:rPr/>
             </w:pPr>
@@ -10178,7 +10178,7 @@
         </w:tc>
         <w:tc>
           <w:tcPr>
-            <w:tcW w:w="7777" w:type="dxa"/>
+            <w:tcW w:w="11058" w:type="dxa"/>
             <w:tcBorders>
               <w:left w:val="single" w:sz="2" w:space="0" w:color="808080"/>
               <w:bottom w:val="single" w:sz="2" w:space="0" w:color="808080"/>
@@ -10190,7 +10190,7 @@
             <w:pPr>
               <w:pStyle w:val="TableContents"/>
               <w:bidi w:val="0"/>
-              <w:spacing w:before="0" w:after="283"/>
+              <w:spacing w:before="0" w:after="180"/>
               <w:jc w:val="left"/>
               <w:rPr/>
             </w:pPr>
@@ -10207,7 +10207,7 @@
         <w:trPr/>
         <w:tc>
           <w:tcPr>
-            <w:tcW w:w="2723" w:type="dxa"/>
+            <w:tcW w:w="4556" w:type="dxa"/>
             <w:tcBorders>
               <w:left w:val="single" w:sz="6" w:space="0" w:color="808080"/>
               <w:bottom w:val="single" w:sz="2" w:space="0" w:color="808080"/>
@@ -10219,7 +10219,7 @@
             <w:pPr>
               <w:pStyle w:val="TableContents"/>
               <w:bidi w:val="0"/>
-              <w:spacing w:before="0" w:after="283"/>
+              <w:spacing w:before="0" w:after="180"/>
               <w:jc w:val="left"/>
               <w:rPr/>
             </w:pPr>
@@ -10231,7 +10231,7 @@
         </w:tc>
         <w:tc>
           <w:tcPr>
-            <w:tcW w:w="7777" w:type="dxa"/>
+            <w:tcW w:w="11058" w:type="dxa"/>
             <w:tcBorders>
               <w:left w:val="single" w:sz="2" w:space="0" w:color="808080"/>
               <w:bottom w:val="single" w:sz="2" w:space="0" w:color="808080"/>
@@ -10243,7 +10243,7 @@
             <w:pPr>
               <w:pStyle w:val="TableContents"/>
               <w:bidi w:val="0"/>
-              <w:spacing w:before="0" w:after="283"/>
+              <w:spacing w:before="0" w:after="180"/>
               <w:jc w:val="left"/>
               <w:rPr/>
             </w:pPr>
@@ -10260,7 +10260,7 @@
         <w:trPr/>
         <w:tc>
           <w:tcPr>
-            <w:tcW w:w="2723" w:type="dxa"/>
+            <w:tcW w:w="4556" w:type="dxa"/>
             <w:tcBorders>
               <w:left w:val="single" w:sz="6" w:space="0" w:color="808080"/>
               <w:bottom w:val="single" w:sz="6" w:space="0" w:color="808080"/>
@@ -10272,7 +10272,7 @@
             <w:pPr>
               <w:pStyle w:val="TableContents"/>
               <w:bidi w:val="0"/>
-              <w:spacing w:before="0" w:after="283"/>
+              <w:spacing w:before="0" w:after="180"/>
               <w:jc w:val="left"/>
               <w:rPr/>
             </w:pPr>
@@ -10284,7 +10284,7 @@
         </w:tc>
         <w:tc>
           <w:tcPr>
-            <w:tcW w:w="7777" w:type="dxa"/>
+            <w:tcW w:w="11058" w:type="dxa"/>
             <w:tcBorders>
               <w:left w:val="single" w:sz="2" w:space="0" w:color="808080"/>
               <w:bottom w:val="single" w:sz="6" w:space="0" w:color="808080"/>
@@ -10296,7 +10296,7 @@
             <w:pPr>
               <w:pStyle w:val="TableContents"/>
               <w:bidi w:val="0"/>
-              <w:spacing w:before="0" w:after="283"/>
+              <w:spacing w:before="0" w:after="180"/>
               <w:jc w:val="left"/>
               <w:rPr/>
             </w:pPr>
@@ -10314,7 +10314,7 @@
       <w:pPr>
         <w:pStyle w:val="BodyText"/>
         <w:bidi w:val="0"/>
-        <w:spacing w:before="480" w:after="283"/>
+        <w:spacing w:before="480" w:after="180"/>
         <w:ind w:hanging="0" w:left="0" w:right="0"/>
         <w:jc w:val="left"/>
         <w:rPr/>
@@ -10352,7 +10352,7 @@
       <w:pgNumType w:fmt="decimal"/>
       <w:formProt w:val="false"/>
       <w:textDirection w:val="lrTb"/>
-      <w:docGrid w:type="default" w:linePitch="600" w:charSpace="32768"/>
+      <w:docGrid w:type="default" w:linePitch="600" w:charSpace="36864"/>
     </w:sectPr>
   </w:body>
 </w:document>
@@ -11826,6 +11826,7 @@
     <w:lvl w:ilvl="2">
       <w:start w:val="1"/>
       <w:numFmt w:val="none"/>
+      <w:pStyle w:val="Heading3"/>
       <w:suff w:val="nothing"/>
       <w:lvlText w:val=""/>
       <w:lvlJc w:val="left"/>
@@ -11977,12 +11978,13 @@
     <w:pPr>
       <w:widowControl w:val="false"/>
       <w:bidi w:val="0"/>
+      <w:spacing w:lineRule="auto" w:line="324"/>
     </w:pPr>
     <w:rPr>
-      <w:rFonts w:ascii="Liberation Serif" w:hAnsi="Liberation Serif" w:eastAsia="NSimSun" w:cs="Lucida Sans"/>
-      <w:color w:val="auto"/>
-      <w:sz w:val="24"/>
-      <w:szCs w:val="24"/>
+      <w:rFonts w:ascii="Segoe UI" w:hAnsi="Segoe UI" w:eastAsia="Segoe UI" w:cs="Segoe UI"/>
+      <w:color w:val="222222"/>
+      <w:sz w:val="22"/>
+      <w:szCs w:val="22"/>
       <w:lang w:val="en-US" w:eastAsia="zh-CN" w:bidi="hi-IN"/>
     </w:rPr>
   </w:style>
@@ -11991,12 +11993,16 @@
     <w:basedOn w:val="Heading"/>
     <w:next w:val="BodyText"/>
     <w:qFormat/>
-    <w:pPr/>
+    <w:pPr>
+      <w:spacing w:lineRule="auto" w:line="288" w:before="520" w:after="240"/>
+    </w:pPr>
     <w:rPr>
+      <w:rFonts w:ascii="Segoe UI" w:hAnsi="Segoe UI" w:eastAsia="Segoe UI" w:cs="Segoe UI"/>
       <w:b/>
       <w:bCs/>
-      <w:sz w:val="48"/>
-      <w:szCs w:val="48"/>
+      <w:color w:val="1A3A5C"/>
+      <w:sz w:val="40"/>
+      <w:szCs w:val="40"/>
     </w:rPr>
   </w:style>
   <w:style w:type="paragraph" w:styleId="Heading2">
@@ -12005,15 +12011,34 @@
     <w:next w:val="BodyText"/>
     <w:qFormat/>
     <w:pPr>
-      <w:spacing w:before="200" w:after="120"/>
+      <w:spacing w:lineRule="auto" w:line="300" w:before="400" w:after="180"/>
       <w:outlineLvl w:val="1"/>
     </w:pPr>
     <w:rPr>
-      <w:rFonts w:ascii="Liberation Serif" w:hAnsi="Liberation Serif" w:eastAsia="NSimSun" w:cs="Lucida Sans"/>
+      <w:rFonts w:ascii="Segoe UI" w:hAnsi="Segoe UI" w:eastAsia="Segoe UI" w:cs="Segoe UI"/>
       <w:b/>
       <w:bCs/>
-      <w:sz w:val="36"/>
-      <w:szCs w:val="36"/>
+      <w:color w:val="1A3A5C"/>
+      <w:sz w:val="30"/>
+      <w:szCs w:val="30"/>
+    </w:rPr>
+  </w:style>
+  <w:style w:type="paragraph" w:styleId="Heading3">
+    <w:name w:val="heading 3"/>
+    <w:basedOn w:val="Heading"/>
+    <w:next w:val="BodyText"/>
+    <w:qFormat/>
+    <w:pPr>
+      <w:spacing w:lineRule="auto" w:line="312" w:before="320" w:after="140"/>
+      <w:outlineLvl w:val="2"/>
+    </w:pPr>
+    <w:rPr>
+      <w:rFonts w:ascii="Segoe UI" w:hAnsi="Segoe UI" w:eastAsia="Segoe UI" w:cs="Segoe UI"/>
+      <w:b/>
+      <w:bCs/>
+      <w:color w:val="2B4D70"/>
+      <w:sz w:val="25"/>
+      <w:szCs w:val="25"/>
     </w:rPr>
   </w:style>
   <w:style w:type="character" w:styleId="EndnoteReference">
@@ -12045,6 +12070,15 @@
       <w:u w:val="single"/>
     </w:rPr>
   </w:style>
+  <w:style w:type="character" w:styleId="SourceText">
+    <w:name w:val="Source Text"/>
+    <w:qFormat/>
+    <w:rPr>
+      <w:rFonts w:ascii="Consolas" w:hAnsi="Consolas" w:eastAsia="Consolas" w:cs="Consolas"/>
+      <w:sz w:val="20"/>
+      <w:szCs w:val="20"/>
+    </w:rPr>
+  </w:style>
   <w:style w:type="character" w:styleId="NumberingSymbols">
     <w:name w:val="Numbering Symbols"/>
     <w:qFormat/>
@@ -12055,13 +12089,6 @@
     <w:qFormat/>
     <w:rPr>
       <w:rFonts w:ascii="OpenSymbol" w:hAnsi="OpenSymbol" w:eastAsia="OpenSymbol" w:cs="OpenSymbol"/>
-    </w:rPr>
-  </w:style>
-  <w:style w:type="character" w:styleId="SourceText">
-    <w:name w:val="Source Text"/>
-    <w:qFormat/>
-    <w:rPr>
-      <w:rFonts w:ascii="Liberation Mono" w:hAnsi="Liberation Mono" w:eastAsia="NSimSun" w:cs="Liberation Mono"/>
     </w:rPr>
   </w:style>
   <w:style w:type="paragraph" w:styleId="HorizontalLine">
@@ -12092,7 +12119,10 @@
     <w:basedOn w:val="BodyText"/>
     <w:qFormat/>
     <w:pPr/>
-    <w:rPr/>
+    <w:rPr>
+      <w:sz w:val="21"/>
+      <w:szCs w:val="21"/>
+    </w:rPr>
   </w:style>
   <w:style w:type="paragraph" w:styleId="Index">
     <w:name w:val="Index"/>
@@ -12133,7 +12163,7 @@
     <w:name w:val="Body Text"/>
     <w:basedOn w:val="Normal"/>
     <w:pPr>
-      <w:spacing w:before="0" w:after="283"/>
+      <w:spacing w:before="0" w:after="180"/>
     </w:pPr>
     <w:rPr/>
   </w:style>
@@ -12152,6 +12182,19 @@
       <w:szCs w:val="28"/>
     </w:rPr>
   </w:style>
+  <w:style w:type="paragraph" w:styleId="PreformattedText">
+    <w:name w:val="Preformatted Text"/>
+    <w:basedOn w:val="Normal"/>
+    <w:qFormat/>
+    <w:pPr>
+      <w:spacing w:lineRule="auto" w:line="300" w:before="120" w:after="240"/>
+    </w:pPr>
+    <w:rPr>
+      <w:rFonts w:ascii="Consolas" w:hAnsi="Consolas" w:eastAsia="Consolas" w:cs="Consolas"/>
+      <w:sz w:val="19"/>
+      <w:szCs w:val="19"/>
+    </w:rPr>
+  </w:style>
   <w:style w:type="paragraph" w:styleId="TableHeading">
     <w:name w:val="Table Heading"/>
     <w:basedOn w:val="TableContents"/>
@@ -12163,6 +12206,8 @@
     <w:rPr>
       <w:b/>
       <w:bCs/>
+      <w:sz w:val="21"/>
+      <w:szCs w:val="21"/>
     </w:rPr>
   </w:style>
 </w:styles>

--- a/docs/guides/Delphi App Translation Studio Engineering Guide.docx
+++ b/docs/guides/Delphi App Translation Studio Engineering Guide.docx
@@ -84,7 +84,7 @@
         </w:rPr>
         <w:t>Last changed: August 21, 2026</w:t>
         <w:br/>
-        <w:t>Applies to: alpha, build 2026.08.18.128</w:t>
+        <w:t>Applies to: alpha, build 2026.08.22.129</w:t>
         <w:br/>
         <w:t>Frameworks: Delphi VCL and FireMonkey  ·  Platform: Windows (Studio)</w:t>
       </w:r>

--- a/docs/guides/Delphi App Translation Studio Engineering Guide.docx
+++ b/docs/guides/Delphi App Translation Studio Engineering Guide.docx
@@ -4048,7 +4048,7 @@
           </w:tcPr>
           <w:p>
             <w:r>
-              <w:t>Deterministic order, pruned output trees, cancellation, identical duplicate suppression, and visible conflicting duplicates.</w:t>
+              <w:t>Deterministic order, pruned output trees, category counts, cancellation, identical duplicate suppression, visible conflicting duplicates, and explicit manifest-only external JSON prose.</w:t>
             </w:r>
           </w:p>
         </w:tc>
@@ -4124,7 +4124,7 @@
           </w:tcPr>
           <w:p>
             <w:r>
-              <w:t>Long Studio work executes outside the UI thread, queues progress safely, observes cancellation, and contains no production ProcessMessages loop.</w:t>
+              <w:t>Long Studio work executes outside the UI thread, queues visible progress safely, observes cancellation, exposes File &gt; Exit, and contains no production ProcessMessages loop.</w:t>
             </w:r>
           </w:p>
         </w:tc>
@@ -4135,7 +4135,83 @@
           </w:tcPr>
           <w:p>
             <w:r>
-              <w:t>Studio responsiveness contract and launch tests</w:t>
+              <w:t>Studio form, responsiveness, and launch tests</w:t>
+            </w:r>
+          </w:p>
+        </w:tc>
+      </w:tr>
+      <w:tr>
+        <w:trPr>
+          <w:cantSplit/>
+        </w:trPr>
+        <w:tc>
+          <w:tcPr>
+            <w:tcW w:type="dxa" w:w="1800"/>
+            <w:vAlign w:val="center"/>
+          </w:tcPr>
+          <w:p>
+            <w:r>
+              <w:t>Locale selection</w:t>
+            </w:r>
+          </w:p>
+        </w:tc>
+        <w:tc>
+          <w:tcPr>
+            <w:tcW w:type="dxa" w:w="3900"/>
+            <w:vAlign w:val="center"/>
+          </w:tcPr>
+          <w:p>
+            <w:r>
+              <w:t>New projects require an explicit target locale; reopening a catalog restores saved locale facts without a programmatic combo-box change overwriting them.</w:t>
+            </w:r>
+          </w:p>
+        </w:tc>
+        <w:tc>
+          <w:tcPr>
+            <w:tcW w:type="dxa" w:w="3660"/>
+            <w:vAlign w:val="center"/>
+          </w:tcPr>
+          <w:p>
+            <w:r>
+              <w:t>StudioFormSmokeTests and locale-facts tests</w:t>
+            </w:r>
+          </w:p>
+        </w:tc>
+      </w:tr>
+      <w:tr>
+        <w:trPr>
+          <w:cantSplit/>
+        </w:trPr>
+        <w:tc>
+          <w:tcPr>
+            <w:tcW w:type="dxa" w:w="1800"/>
+            <w:vAlign w:val="center"/>
+          </w:tcPr>
+          <w:p>
+            <w:r>
+              <w:t>Semantic states</w:t>
+            </w:r>
+          </w:p>
+        </w:tc>
+        <w:tc>
+          <w:tcPr>
+            <w:tcW w:type="dxa" w:w="3900"/>
+            <w:vAlign w:val="center"/>
+          </w:tcPr>
+          <w:p>
+            <w:r>
+              <w:t>Exact UI-state concepts such as On and Off use authoritative per-locale terminology; directional words and unrelated uses remain untouched.</w:t>
+            </w:r>
+          </w:p>
+        </w:tc>
+        <w:tc>
+          <w:tcPr>
+            <w:tcW w:type="dxa" w:w="3660"/>
+            <w:vAlign w:val="center"/>
+          </w:tcPr>
+          <w:p>
+            <w:r>
+              <w:t>FoundationSmokeTests terminology matrix</w:t>
             </w:r>
           </w:p>
         </w:tc>
@@ -4152,6 +4228,42 @@
     <w:p>
       <w:r>
         <w:t>DAT.Core.Diagnostics is the common boundary for persistence recovery, rejected packs, fallback decisions, scan cancellation/conflicts, package publication, deployment rollback, and runtime lifecycle failures. Messages contain operation, artifact, and corrective context but never provider keys or raw authenticated responses.</w:t>
+      </w:r>
+    </w:p>
+    <w:p>
+      <w:pPr>
+        <w:pStyle w:val="Heading2"/>
+      </w:pPr>
+      <w:r>
+        <w:t>21.2 Universal FMX geometry and fitting</w:t>
+      </w:r>
+    </w:p>
+    <w:p>
+      <w:r>
+        <w:t>DAT.Runtime.FMX snapshots designer geometry before translation and restores that snapshot before every subsequent direction change. Mirroring resolves the effective width from the immediate parent, saved parent geometry, and an owning tab control when FMX reports inactive-page placeholders. Near-full-width cards preserve the measured content gutter on both sides; transport controls move as a block without reversing machine order.</w:t>
+      </w:r>
+    </w:p>
+    <w:p>
+      <w:r>
+        <w:t>The conservative fitting pass is independent of language codes. It measures rendered text, protects the nearest same-row neighbor, preserves a button that already fits, grows into available space, lowers font size only to the readable floor, and wraps only when required. A bounded two-pass container check adds bottom padding and cascades only directly stacked siblings, preventing clipping without creating a recurring layout loop.</w:t>
+      </w:r>
+    </w:p>
+    <w:p>
+      <w:pPr>
+        <w:pStyle w:val="Heading2"/>
+      </w:pPr>
+      <w:r>
+        <w:t>21.3 Declared external resource text</w:t>
+      </w:r>
+    </w:p>
+    <w:p>
+      <w:r>
+        <w:t>Project-owned JSON is data until the project explicitly declares otherwise. A schema-version 1 dat-translatable-resources.json manifest may name only directories inside the selected project, file-name patterns without path traversal, and non-empty JSON property names. The scanner validates duplicate members, rejects malformed JSON and missing/outside directories, scans only declared string properties, and leaves every undeclared field untouched.</w:t>
+      </w:r>
+    </w:p>
+    <w:p>
+      <w:r>
+        <w:t>This boundary is required for generated HTML reference pages and other data-driven interfaces: the host project declares exactly which note, caption, or description properties are operator-facing. The Translation Studio never guesses that every string in an arbitrary JSON file is safe to translate.</w:t>
       </w:r>
     </w:p>
     <w:sectPr>

--- a/docs/guides/Delphi App Translation Studio Engineering Guide.docx
+++ b/docs/guides/Delphi App Translation Studio Engineering Guide.docx
@@ -12,7 +12,7 @@
         <w:drawing>
           <wp:inline xmlns:a="http://schemas.openxmlformats.org/drawingml/2006/main" xmlns:pic="http://schemas.openxmlformats.org/drawingml/2006/picture">
             <wp:extent cx="1371600" cy="1371600"/>
-            <wp:docPr id="1" name="Picture 1"/>
+            <wp:docPr id="1" name="Picture 1" descr="Delphi App Translation Studio application icon" title="Delphi App Translation Studio application icon"/>
             <wp:cNvGraphicFramePr>
               <a:graphicFrameLocks noChangeAspect="1"/>
             </wp:cNvGraphicFramePr>

--- a/docs/guides/Delphi App Translation Studio Engineering Guide.docx
+++ b/docs/guides/Delphi App Translation Studio Engineering Guide.docx
@@ -109,7 +109,7 @@
         </w:rPr>
         <w:t>Version 1.0</w:t>
         <w:br/>
-        <w:t>Last changed: August 27, 2026</w:t>
+        <w:t>Last changed: August 30, 2026</w:t>
         <w:br/>
         <w:t>Windows • Delphi VCL and FireMonkey • Win32 and Win64</w:t>
       </w:r>
@@ -1745,7 +1745,7 @@
     </w:p>
     <w:p>
       <w:r>
-        <w:t>DAT.Studio.SetupWizard is a separate, designer-authored FMX modal form opened by Start Setup Wizard. It is borderless, fixed-size, centered, and deliberately omits menu and system controls. Its nine hidden TabControl pages, including the Deployment Destinations page, left navigation rail, footer controls, labels, dialogs, lists, check boxes, memos, and layout geometry are all persisted in DAT.Studio.SetupWizard.fmx and remain editable in the Form Designer. A designer-authored modal backdrop dims and blocks the Studio while the Wizard is open so the two blue interfaces remain visually distinct.</w:t>
+        <w:t>DAT.Studio.SetupWizard is a separate, designer-authored FMX modal form opened by Start Setup Wizard. It is borderless, fixed-size, centered, and deliberately omits menu and system controls. Its eight hidden TabControl pages, including the Deployment Destinations page, left navigation rail, footer controls, labels, dialogs, lists, check boxes, memos, and layout geometry are all persisted in DAT.Studio.SetupWizard.fmx and remain editable in the Form Designer. A designer-authored modal backdrop dims and blocks the Studio while the Wizard is open so the two blue interfaces remain visually distinct.</w:t>
       </w:r>
     </w:p>
     <w:p>
@@ -3152,7 +3152,7 @@
     </w:tbl>
     <w:p>
       <w:r>
-        <w:t>The August 27, 2026 stabilization gate requires the complete verification harness and Phase 10 release validation to pass without interruption. The gate covers Debug and Release packages, Win32/Win64 manager suites, scanner/catalog/provider contracts, atomic persistence and recovery, strict packs, component non-mutation, runtime and advanced integration, Studio builds, direct FMX form streaming, launch, self-localization, and disposable real-application pilots.</w:t>
+        <w:t>The August 30, 2026 stabilization gate requires the complete verification harness and Phase 10 release validation to pass without interruption. The gate covers Debug and Release packages, Win32/Win64 manager suites, scanner/catalog/provider contracts, atomic persistence and recovery, strict packs, component non-mutation, runtime and advanced integration, Studio builds, direct FMX form streaming, launch, self-localization, and disposable real-application pilots.</w:t>
       </w:r>
     </w:p>
     <w:p>
@@ -3639,7 +3639,7 @@
         <w:pStyle w:val="ListBullet"/>
       </w:pPr>
       <w:r>
-        <w:t>Repository source, forms, project metadata, schemas, and smoke tests as of August 27, 2026.</w:t>
+        <w:t>Repository source, forms, project metadata, schemas, and smoke tests as of August 30, 2026.</w:t>
       </w:r>
     </w:p>
     <w:p>

--- a/docs/guides/Delphi App Translation Studio Engineering Guide.docx
+++ b/docs/guides/Delphi App Translation Studio Engineering Guide.docx
@@ -317,7 +317,7 @@
                 <w:color w:val="5D7693"/>
                 <w:sz w:val="18"/>
               </w:rPr>
-              <w:t>5</w:t>
+              <w:t>6</w:t>
             </w:r>
           </w:p>
         </w:tc>
@@ -481,7 +481,7 @@
                 <w:color w:val="5D7693"/>
                 <w:sz w:val="18"/>
               </w:rPr>
-              <w:t>9</w:t>
+              <w:t>10</w:t>
             </w:r>
           </w:p>
         </w:tc>
@@ -503,47 +503,6 @@
                 <w:sz w:val="18"/>
               </w:rPr>
               <w:t>9. Provider Pipeline and Credential Security</w:t>
-            </w:r>
-          </w:p>
-        </w:tc>
-        <w:tc>
-          <w:tcPr>
-            <w:tcW w:type="dxa" w:w="1160"/>
-          </w:tcPr>
-          <w:p>
-            <w:pPr>
-              <w:spacing w:after="20"/>
-              <w:jc w:val="right"/>
-            </w:pPr>
-            <w:r>
-              <w:rPr>
-                <w:rFonts w:ascii="Aptos" w:hAnsi="Aptos"/>
-                <w:b/>
-                <w:color w:val="5D7693"/>
-                <w:sz w:val="18"/>
-              </w:rPr>
-              <w:t>10</w:t>
-            </w:r>
-          </w:p>
-        </w:tc>
-      </w:tr>
-      <w:tr>
-        <w:tc>
-          <w:tcPr>
-            <w:tcW w:type="dxa" w:w="8200"/>
-          </w:tcPr>
-          <w:p>
-            <w:pPr>
-              <w:keepLines/>
-              <w:spacing w:after="20"/>
-            </w:pPr>
-            <w:r>
-              <w:rPr>
-                <w:rFonts w:ascii="Aptos" w:hAnsi="Aptos"/>
-                <w:color w:val="234C80"/>
-                <w:sz w:val="18"/>
-              </w:rPr>
-              <w:t>10. Localization Review, Measurement, Layout, and Hyphenation</w:t>
             </w:r>
           </w:p>
         </w:tc>
@@ -584,7 +543,7 @@
                 <w:color w:val="234C80"/>
                 <w:sz w:val="18"/>
               </w:rPr>
-              <w:t>11. Validation and Runtime Pack Export</w:t>
+              <w:t>10. Localization Review, Measurement, Layout, and Hyphenation</w:t>
             </w:r>
           </w:p>
         </w:tc>
@@ -625,7 +584,7 @@
                 <w:color w:val="234C80"/>
                 <w:sz w:val="18"/>
               </w:rPr>
-              <w:t>12. Offline Runtime Manager and Pack Admission</w:t>
+              <w:t>11. Validation and Runtime Pack Export</w:t>
             </w:r>
           </w:p>
         </w:tc>
@@ -666,7 +625,7 @@
                 <w:color w:val="234C80"/>
                 <w:sz w:val="18"/>
               </w:rPr>
-              <w:t>13. VCL Runtime Application and Lifecycle</w:t>
+              <w:t>12. Offline Runtime Manager and Pack Admission</w:t>
             </w:r>
           </w:p>
         </w:tc>
@@ -707,7 +666,7 @@
                 <w:color w:val="234C80"/>
                 <w:sz w:val="18"/>
               </w:rPr>
-              <w:t>14. FMX Runtime Application and Lifecycle</w:t>
+              <w:t>13. VCL Runtime Application and Lifecycle</w:t>
             </w:r>
           </w:p>
         </w:tc>
@@ -748,7 +707,7 @@
                 <w:color w:val="234C80"/>
                 <w:sz w:val="18"/>
               </w:rPr>
-              <w:t>15. Components, Design Packages, and Designer Contract</w:t>
+              <w:t>14. FMX Runtime Application and Lifecycle</w:t>
             </w:r>
           </w:p>
         </w:tc>
@@ -789,6 +748,47 @@
                 <w:color w:val="234C80"/>
                 <w:sz w:val="18"/>
               </w:rPr>
+              <w:t>15. Components, Design Packages, and Designer Contract</w:t>
+            </w:r>
+          </w:p>
+        </w:tc>
+        <w:tc>
+          <w:tcPr>
+            <w:tcW w:type="dxa" w:w="1160"/>
+          </w:tcPr>
+          <w:p>
+            <w:pPr>
+              <w:spacing w:after="20"/>
+              <w:jc w:val="right"/>
+            </w:pPr>
+            <w:r>
+              <w:rPr>
+                <w:rFonts w:ascii="Aptos" w:hAnsi="Aptos"/>
+                <w:b/>
+                <w:color w:val="5D7693"/>
+                <w:sz w:val="18"/>
+              </w:rPr>
+              <w:t>14</w:t>
+            </w:r>
+          </w:p>
+        </w:tc>
+      </w:tr>
+      <w:tr>
+        <w:tc>
+          <w:tcPr>
+            <w:tcW w:type="dxa" w:w="8200"/>
+          </w:tcPr>
+          <w:p>
+            <w:pPr>
+              <w:keepLines/>
+              <w:spacing w:after="20"/>
+            </w:pPr>
+            <w:r>
+              <w:rPr>
+                <w:rFonts w:ascii="Aptos" w:hAnsi="Aptos"/>
+                <w:color w:val="234C80"/>
+                <w:sz w:val="18"/>
+              </w:rPr>
               <w:t>16. ComponentSource and Target dependencies</w:t>
             </w:r>
           </w:p>
@@ -891,7 +891,7 @@
                 <w:color w:val="5D7693"/>
                 <w:sz w:val="18"/>
               </w:rPr>
-              <w:t>16</w:t>
+              <w:t>17</w:t>
             </w:r>
           </w:p>
         </w:tc>
@@ -1014,7 +1014,7 @@
                 <w:color w:val="5D7693"/>
                 <w:sz w:val="18"/>
               </w:rPr>
-              <w:t>18</w:t>
+              <w:t>19</w:t>
             </w:r>
           </w:p>
         </w:tc>
@@ -1459,6 +1459,34 @@
     <w:p>
       <w:r>
         <w:t>A term is introduced here before later chapters depend on it. The final reference chapters describe every production PAS unit individually, every test/spike/contract Pascal program, every Delphi project/package file, each JSON schema and FMX/DFM resource, and the important build and verification tools.</w:t>
+      </w:r>
+    </w:p>
+    <w:p>
+      <w:pPr>
+        <w:pStyle w:val="Heading2"/>
+      </w:pPr>
+      <w:r>
+        <w:t>1.1 Engineering Boundary: Localization Is a Development Workflow</w:t>
+      </w:r>
+    </w:p>
+    <w:p>
+      <w:r>
+        <w:t>Localization is performed against a Delphi source project during active development; it is not post-processing applied to a finished EXE. The scanner, catalog, review, pack, component, and deployment contracts assume that developers can rescan after source changes, inspect the results in application context, and make deliberate source or layout adjustments when the application requires them.</w:t>
+      </w:r>
+    </w:p>
+    <w:p>
+      <w:r>
+        <w:t>Automation has a defined boundary. Stable keys, source-aware merging, provider batching, structural validation, reversible baseline restoration, and framework-specific applicators make repeatable translation practical, but they cannot infer every sentence assembled from live data or make every linguistic, terminology, layout, and bidirectional-text decision on behalf of the application owner.</w:t>
+      </w:r>
+    </w:p>
+    <w:p>
+      <w:r>
+        <w:t>Engineering and release review must therefore cover semantic keys for dynamic text, specialized terminology, custom and third-party controls, protected identifiers, right-to-left and mixed-direction paragraphs, clipping, wrapping, and behavior after repeated language changes. A small and structurally simple project may need almost no manual adjustment; the architecture must nevertheless preserve a clear path for developer review and correction wherever it is needed.</w:t>
+      </w:r>
+    </w:p>
+    <w:p>
+      <w:r>
+        <w:t>The Studio’s engineering objective is to perform the safe translation work automatically and as accurately as possible, preserve application behavior and source ownership, and provide precise evidence for anything that still requires developer judgment.</w:t>
       </w:r>
     </w:p>
     <w:tbl>

--- a/docs/guides/Delphi App Translation Studio Engineering Guide.docx
+++ b/docs/guides/Delphi App Translation Studio Engineering Guide.docx
@@ -317,7 +317,7 @@
                 <w:color w:val="5D7693"/>
                 <w:sz w:val="18"/>
               </w:rPr>
-              <w:t>6</w:t>
+              <w:t>5</w:t>
             </w:r>
           </w:p>
         </w:tc>
@@ -481,7 +481,7 @@
                 <w:color w:val="5D7693"/>
                 <w:sz w:val="18"/>
               </w:rPr>
-              <w:t>10</w:t>
+              <w:t>9</w:t>
             </w:r>
           </w:p>
         </w:tc>
@@ -503,6 +503,47 @@
                 <w:sz w:val="18"/>
               </w:rPr>
               <w:t>9. Provider Pipeline and Credential Security</w:t>
+            </w:r>
+          </w:p>
+        </w:tc>
+        <w:tc>
+          <w:tcPr>
+            <w:tcW w:type="dxa" w:w="1160"/>
+          </w:tcPr>
+          <w:p>
+            <w:pPr>
+              <w:spacing w:after="20"/>
+              <w:jc w:val="right"/>
+            </w:pPr>
+            <w:r>
+              <w:rPr>
+                <w:rFonts w:ascii="Aptos" w:hAnsi="Aptos"/>
+                <w:b/>
+                <w:color w:val="5D7693"/>
+                <w:sz w:val="18"/>
+              </w:rPr>
+              <w:t>10</w:t>
+            </w:r>
+          </w:p>
+        </w:tc>
+      </w:tr>
+      <w:tr>
+        <w:tc>
+          <w:tcPr>
+            <w:tcW w:type="dxa" w:w="8200"/>
+          </w:tcPr>
+          <w:p>
+            <w:pPr>
+              <w:keepLines/>
+              <w:spacing w:after="20"/>
+            </w:pPr>
+            <w:r>
+              <w:rPr>
+                <w:rFonts w:ascii="Aptos" w:hAnsi="Aptos"/>
+                <w:color w:val="234C80"/>
+                <w:sz w:val="18"/>
+              </w:rPr>
+              <w:t>10. Localization Review, Measurement, Layout, and Hyphenation</w:t>
             </w:r>
           </w:p>
         </w:tc>
@@ -543,7 +584,7 @@
                 <w:color w:val="234C80"/>
                 <w:sz w:val="18"/>
               </w:rPr>
-              <w:t>10. Localization Review, Measurement, Layout, and Hyphenation</w:t>
+              <w:t>11. Validation and Runtime Pack Export</w:t>
             </w:r>
           </w:p>
         </w:tc>
@@ -584,7 +625,7 @@
                 <w:color w:val="234C80"/>
                 <w:sz w:val="18"/>
               </w:rPr>
-              <w:t>11. Validation and Runtime Pack Export</w:t>
+              <w:t>12. Offline Runtime Manager and Pack Admission</w:t>
             </w:r>
           </w:p>
         </w:tc>
@@ -625,7 +666,7 @@
                 <w:color w:val="234C80"/>
                 <w:sz w:val="18"/>
               </w:rPr>
-              <w:t>12. Offline Runtime Manager and Pack Admission</w:t>
+              <w:t>13. VCL Runtime Application and Lifecycle</w:t>
             </w:r>
           </w:p>
         </w:tc>
@@ -666,7 +707,7 @@
                 <w:color w:val="234C80"/>
                 <w:sz w:val="18"/>
               </w:rPr>
-              <w:t>13. VCL Runtime Application and Lifecycle</w:t>
+              <w:t>14. FMX Runtime Application and Lifecycle</w:t>
             </w:r>
           </w:p>
         </w:tc>
@@ -707,7 +748,7 @@
                 <w:color w:val="234C80"/>
                 <w:sz w:val="18"/>
               </w:rPr>
-              <w:t>14. FMX Runtime Application and Lifecycle</w:t>
+              <w:t>15. Components, Design Packages, and Designer Contract</w:t>
             </w:r>
           </w:p>
         </w:tc>
@@ -748,47 +789,6 @@
                 <w:color w:val="234C80"/>
                 <w:sz w:val="18"/>
               </w:rPr>
-              <w:t>15. Components, Design Packages, and Designer Contract</w:t>
-            </w:r>
-          </w:p>
-        </w:tc>
-        <w:tc>
-          <w:tcPr>
-            <w:tcW w:type="dxa" w:w="1160"/>
-          </w:tcPr>
-          <w:p>
-            <w:pPr>
-              <w:spacing w:after="20"/>
-              <w:jc w:val="right"/>
-            </w:pPr>
-            <w:r>
-              <w:rPr>
-                <w:rFonts w:ascii="Aptos" w:hAnsi="Aptos"/>
-                <w:b/>
-                <w:color w:val="5D7693"/>
-                <w:sz w:val="18"/>
-              </w:rPr>
-              <w:t>14</w:t>
-            </w:r>
-          </w:p>
-        </w:tc>
-      </w:tr>
-      <w:tr>
-        <w:tc>
-          <w:tcPr>
-            <w:tcW w:type="dxa" w:w="8200"/>
-          </w:tcPr>
-          <w:p>
-            <w:pPr>
-              <w:keepLines/>
-              <w:spacing w:after="20"/>
-            </w:pPr>
-            <w:r>
-              <w:rPr>
-                <w:rFonts w:ascii="Aptos" w:hAnsi="Aptos"/>
-                <w:color w:val="234C80"/>
-                <w:sz w:val="18"/>
-              </w:rPr>
               <w:t>16. ComponentSource and Target dependencies</w:t>
             </w:r>
           </w:p>
@@ -891,7 +891,7 @@
                 <w:color w:val="5D7693"/>
                 <w:sz w:val="18"/>
               </w:rPr>
-              <w:t>17</w:t>
+              <w:t>16</w:t>
             </w:r>
           </w:p>
         </w:tc>
@@ -1014,7 +1014,7 @@
                 <w:color w:val="5D7693"/>
                 <w:sz w:val="18"/>
               </w:rPr>
-              <w:t>19</w:t>
+              <w:t>18</w:t>
             </w:r>
           </w:p>
         </w:tc>
@@ -1137,7 +1137,7 @@
                 <w:color w:val="5D7693"/>
                 <w:sz w:val="18"/>
               </w:rPr>
-              <w:t>59</w:t>
+              <w:t>60</w:t>
             </w:r>
           </w:p>
         </w:tc>
@@ -1178,7 +1178,7 @@
                 <w:color w:val="5D7693"/>
                 <w:sz w:val="18"/>
               </w:rPr>
-              <w:t>77</w:t>
+              <w:t>80</w:t>
             </w:r>
           </w:p>
         </w:tc>
@@ -1219,7 +1219,7 @@
                 <w:color w:val="5D7693"/>
                 <w:sz w:val="18"/>
               </w:rPr>
-              <w:t>79</w:t>
+              <w:t>82</w:t>
             </w:r>
           </w:p>
         </w:tc>
@@ -1241,47 +1241,6 @@
                 <w:sz w:val="18"/>
               </w:rPr>
               <w:t>27. Build, Verification, and Documentation Tool Reference</w:t>
-            </w:r>
-          </w:p>
-        </w:tc>
-        <w:tc>
-          <w:tcPr>
-            <w:tcW w:type="dxa" w:w="1160"/>
-          </w:tcPr>
-          <w:p>
-            <w:pPr>
-              <w:spacing w:after="20"/>
-              <w:jc w:val="right"/>
-            </w:pPr>
-            <w:r>
-              <w:rPr>
-                <w:rFonts w:ascii="Aptos" w:hAnsi="Aptos"/>
-                <w:b/>
-                <w:color w:val="5D7693"/>
-                <w:sz w:val="18"/>
-              </w:rPr>
-              <w:t>83</w:t>
-            </w:r>
-          </w:p>
-        </w:tc>
-      </w:tr>
-      <w:tr>
-        <w:tc>
-          <w:tcPr>
-            <w:tcW w:type="dxa" w:w="8200"/>
-          </w:tcPr>
-          <w:p>
-            <w:pPr>
-              <w:keepLines/>
-              <w:spacing w:after="20"/>
-            </w:pPr>
-            <w:r>
-              <w:rPr>
-                <w:rFonts w:ascii="Aptos" w:hAnsi="Aptos"/>
-                <w:color w:val="234C80"/>
-                <w:sz w:val="18"/>
-              </w:rPr>
-              <w:t>28. Dependency Graph Reading Guide</w:t>
             </w:r>
           </w:p>
         </w:tc>
@@ -1322,89 +1281,7 @@
                 <w:color w:val="234C80"/>
                 <w:sz w:val="18"/>
               </w:rPr>
-              <w:t>29. Safe Change Procedure</w:t>
-            </w:r>
-          </w:p>
-        </w:tc>
-        <w:tc>
-          <w:tcPr>
-            <w:tcW w:type="dxa" w:w="1160"/>
-          </w:tcPr>
-          <w:p>
-            <w:pPr>
-              <w:spacing w:after="20"/>
-              <w:jc w:val="right"/>
-            </w:pPr>
-            <w:r>
-              <w:rPr>
-                <w:rFonts w:ascii="Aptos" w:hAnsi="Aptos"/>
-                <w:b/>
-                <w:color w:val="5D7693"/>
-                <w:sz w:val="18"/>
-              </w:rPr>
-              <w:t>87</w:t>
-            </w:r>
-          </w:p>
-        </w:tc>
-      </w:tr>
-      <w:tr>
-        <w:tc>
-          <w:tcPr>
-            <w:tcW w:type="dxa" w:w="8200"/>
-          </w:tcPr>
-          <w:p>
-            <w:pPr>
-              <w:keepLines/>
-              <w:spacing w:after="20"/>
-            </w:pPr>
-            <w:r>
-              <w:rPr>
-                <w:rFonts w:ascii="Aptos" w:hAnsi="Aptos"/>
-                <w:color w:val="234C80"/>
-                <w:sz w:val="18"/>
-              </w:rPr>
-              <w:t>30. Engineering Release Checklist</w:t>
-            </w:r>
-          </w:p>
-        </w:tc>
-        <w:tc>
-          <w:tcPr>
-            <w:tcW w:type="dxa" w:w="1160"/>
-          </w:tcPr>
-          <w:p>
-            <w:pPr>
-              <w:spacing w:after="20"/>
-              <w:jc w:val="right"/>
-            </w:pPr>
-            <w:r>
-              <w:rPr>
-                <w:rFonts w:ascii="Aptos" w:hAnsi="Aptos"/>
-                <w:b/>
-                <w:color w:val="5D7693"/>
-                <w:sz w:val="18"/>
-              </w:rPr>
-              <w:t>88</w:t>
-            </w:r>
-          </w:p>
-        </w:tc>
-      </w:tr>
-      <w:tr>
-        <w:tc>
-          <w:tcPr>
-            <w:tcW w:type="dxa" w:w="8200"/>
-          </w:tcPr>
-          <w:p>
-            <w:pPr>
-              <w:keepLines/>
-              <w:spacing w:after="20"/>
-            </w:pPr>
-            <w:r>
-              <w:rPr>
-                <w:rFonts w:ascii="Aptos" w:hAnsi="Aptos"/>
-                <w:color w:val="234C80"/>
-                <w:sz w:val="18"/>
-              </w:rPr>
-              <w:t>31. Quick Path and Identifier Reference</w:t>
+              <w:t>28. Dependency Graph Reading Guide</w:t>
             </w:r>
           </w:p>
         </w:tc>
@@ -1425,6 +1302,129 @@
                 <w:sz w:val="18"/>
               </w:rPr>
               <w:t>89</w:t>
+            </w:r>
+          </w:p>
+        </w:tc>
+      </w:tr>
+      <w:tr>
+        <w:tc>
+          <w:tcPr>
+            <w:tcW w:type="dxa" w:w="8200"/>
+          </w:tcPr>
+          <w:p>
+            <w:pPr>
+              <w:keepLines/>
+              <w:spacing w:after="20"/>
+            </w:pPr>
+            <w:r>
+              <w:rPr>
+                <w:rFonts w:ascii="Aptos" w:hAnsi="Aptos"/>
+                <w:color w:val="234C80"/>
+                <w:sz w:val="18"/>
+              </w:rPr>
+              <w:t>29. Safe Change Procedure</w:t>
+            </w:r>
+          </w:p>
+        </w:tc>
+        <w:tc>
+          <w:tcPr>
+            <w:tcW w:type="dxa" w:w="1160"/>
+          </w:tcPr>
+          <w:p>
+            <w:pPr>
+              <w:spacing w:after="20"/>
+              <w:jc w:val="right"/>
+            </w:pPr>
+            <w:r>
+              <w:rPr>
+                <w:rFonts w:ascii="Aptos" w:hAnsi="Aptos"/>
+                <w:b/>
+                <w:color w:val="5D7693"/>
+                <w:sz w:val="18"/>
+              </w:rPr>
+              <w:t>90</w:t>
+            </w:r>
+          </w:p>
+        </w:tc>
+      </w:tr>
+      <w:tr>
+        <w:tc>
+          <w:tcPr>
+            <w:tcW w:type="dxa" w:w="8200"/>
+          </w:tcPr>
+          <w:p>
+            <w:pPr>
+              <w:keepLines/>
+              <w:spacing w:after="20"/>
+            </w:pPr>
+            <w:r>
+              <w:rPr>
+                <w:rFonts w:ascii="Aptos" w:hAnsi="Aptos"/>
+                <w:color w:val="234C80"/>
+                <w:sz w:val="18"/>
+              </w:rPr>
+              <w:t>30. Engineering Release Checklist</w:t>
+            </w:r>
+          </w:p>
+        </w:tc>
+        <w:tc>
+          <w:tcPr>
+            <w:tcW w:type="dxa" w:w="1160"/>
+          </w:tcPr>
+          <w:p>
+            <w:pPr>
+              <w:spacing w:after="20"/>
+              <w:jc w:val="right"/>
+            </w:pPr>
+            <w:r>
+              <w:rPr>
+                <w:rFonts w:ascii="Aptos" w:hAnsi="Aptos"/>
+                <w:b/>
+                <w:color w:val="5D7693"/>
+                <w:sz w:val="18"/>
+              </w:rPr>
+              <w:t>90</w:t>
+            </w:r>
+          </w:p>
+        </w:tc>
+      </w:tr>
+      <w:tr>
+        <w:tc>
+          <w:tcPr>
+            <w:tcW w:type="dxa" w:w="8200"/>
+          </w:tcPr>
+          <w:p>
+            <w:pPr>
+              <w:keepLines/>
+              <w:spacing w:after="20"/>
+            </w:pPr>
+            <w:r>
+              <w:rPr>
+                <w:rFonts w:ascii="Aptos" w:hAnsi="Aptos"/>
+                <w:color w:val="234C80"/>
+                <w:sz w:val="18"/>
+              </w:rPr>
+              <w:t>31. Quick Path and Identifier Reference</w:t>
+            </w:r>
+          </w:p>
+        </w:tc>
+        <w:tc>
+          <w:tcPr>
+            <w:tcW w:type="dxa" w:w="1160"/>
+          </w:tcPr>
+          <w:p>
+            <w:pPr>
+              <w:spacing w:after="20"/>
+              <w:jc w:val="right"/>
+            </w:pPr>
+            <w:r>
+              <w:rPr>
+                <w:rFonts w:ascii="Aptos" w:hAnsi="Aptos"/>
+                <w:b/>
+                <w:color w:val="5D7693"/>
+                <w:sz w:val="18"/>
+              </w:rPr>
+              <w:t>92</w:t>
             </w:r>
           </w:p>
         </w:tc>

--- a/docs/guides/Delphi App Translation Studio Engineering Guide.docx
+++ b/docs/guides/Delphi App Translation Studio Engineering Guide.docx
@@ -1429,6 +1429,49 @@
           </w:p>
         </w:tc>
       </w:tr>
+      <w:tr>
+        <w:tc>
+          <w:tcPr>
+            <w:tcW w:type="dxa" w:w="8200"/>
+          </w:tcPr>
+          <w:p>
+            <w:pPr>
+              <w:keepLines/>
+              <w:spacing w:after="20"/>
+            </w:pPr>
+            <w:r>
+              <w:rPr>
+                <w:rFonts w:ascii="Aptos" w:hAnsi="Aptos"/>
+                <w:b w:val="0"/>
+                <w:color w:val="1F4E79"/>
+                <w:sz w:val="18"/>
+              </w:rPr>
+              <w:t>32. Appendix A - License Information</w:t>
+            </w:r>
+          </w:p>
+        </w:tc>
+        <w:tc>
+          <w:tcPr>
+            <w:tcW w:type="dxa" w:w="1160"/>
+          </w:tcPr>
+          <w:p>
+            <w:pPr>
+              <w:keepLines/>
+              <w:spacing w:after="20"/>
+              <w:jc w:val="right"/>
+            </w:pPr>
+            <w:r>
+              <w:rPr>
+                <w:rFonts w:ascii="Aptos" w:hAnsi="Aptos"/>
+                <w:b/>
+                <w:color w:val="5D6D7E"/>
+                <w:sz w:val="18"/>
+              </w:rPr>
+              <w:t>90</w:t>
+            </w:r>
+          </w:p>
+        </w:tc>
+      </w:tr>
     </w:tbl>
     <w:p>
       <w:pPr>
@@ -26187,6 +26230,202 @@
         </w:tc>
       </w:tr>
     </w:tbl>
+    <w:p>
+      <w:r>
+        <w:br w:type="page"/>
+      </w:r>
+    </w:p>
+    <w:p>
+      <w:pPr>
+        <w:pStyle w:val="Heading1"/>
+        <w:keepNext/>
+        <w:spacing w:before="0" w:after="140"/>
+      </w:pPr>
+      <w:r>
+        <w:t>32. Appendix A - License Information</w:t>
+      </w:r>
+    </w:p>
+    <w:p>
+      <w:pPr>
+        <w:spacing w:before="0" w:after="40" w:line="240" w:lineRule="auto"/>
+      </w:pPr>
+      <w:r>
+        <w:rPr>
+          <w:sz w:val="17"/>
+        </w:rPr>
+        <w:t>Unless a particular file or third-party component states otherwise, Delphi App Translation Studio and its project documentation are licensed under the Apache License, Version 2.0. The license permits broad use while preserving attribution, notices, and the stated warranty limitations.</w:t>
+      </w:r>
+    </w:p>
+    <w:p>
+      <w:pPr>
+        <w:pStyle w:val="Heading2"/>
+        <w:keepNext/>
+        <w:spacing w:before="100" w:after="40"/>
+      </w:pPr>
+      <w:r>
+        <w:rPr>
+          <w:sz w:val="21"/>
+        </w:rPr>
+        <w:t>License grant</w:t>
+      </w:r>
+    </w:p>
+    <w:p>
+      <w:pPr>
+        <w:spacing w:before="0" w:after="40" w:line="240" w:lineRule="auto"/>
+      </w:pPr>
+      <w:r>
+        <w:rPr>
+          <w:sz w:val="17"/>
+        </w:rPr>
+        <w:t>Subject to the complete license terms, you may use, reproduce, modify, prepare derivative works from, publicly display, publicly perform, sublicense, and distribute the licensed material. The Apache License 2.0 also includes an express patent license from contributors for their applicable contributions.</w:t>
+      </w:r>
+    </w:p>
+    <w:p>
+      <w:pPr>
+        <w:pStyle w:val="Heading2"/>
+        <w:keepNext/>
+        <w:spacing w:before="100" w:after="40"/>
+      </w:pPr>
+      <w:r>
+        <w:rPr>
+          <w:sz w:val="21"/>
+        </w:rPr>
+        <w:t>Important conditions</w:t>
+      </w:r>
+    </w:p>
+    <w:p>
+      <w:pPr>
+        <w:pStyle w:val="ListBullet"/>
+        <w:spacing w:before="0" w:after="40" w:line="240" w:lineRule="auto"/>
+      </w:pPr>
+      <w:r>
+        <w:rPr>
+          <w:sz w:val="17"/>
+        </w:rPr>
+        <w:t>Give recipients a copy of the Apache License 2.0 when distributing covered material.</w:t>
+      </w:r>
+    </w:p>
+    <w:p>
+      <w:pPr>
+        <w:pStyle w:val="ListBullet"/>
+        <w:spacing w:before="0" w:after="40" w:line="240" w:lineRule="auto"/>
+      </w:pPr>
+      <w:r>
+        <w:rPr>
+          <w:sz w:val="17"/>
+        </w:rPr>
+        <w:t>State significant changes made to modified files.</w:t>
+      </w:r>
+    </w:p>
+    <w:p>
+      <w:pPr>
+        <w:pStyle w:val="ListBullet"/>
+        <w:spacing w:before="0" w:after="40" w:line="240" w:lineRule="auto"/>
+      </w:pPr>
+      <w:r>
+        <w:rPr>
+          <w:sz w:val="17"/>
+        </w:rPr>
+        <w:t>Retain applicable copyright, patent, trademark, attribution, and NOTICE information.</w:t>
+      </w:r>
+    </w:p>
+    <w:p>
+      <w:pPr>
+        <w:pStyle w:val="ListBullet"/>
+        <w:spacing w:before="0" w:after="40" w:line="240" w:lineRule="auto"/>
+      </w:pPr>
+      <w:r>
+        <w:rPr>
+          <w:sz w:val="17"/>
+        </w:rPr>
+        <w:t>Do not use project or contributor names and trademarks as an endorsement except as the license permits.</w:t>
+      </w:r>
+    </w:p>
+    <w:p>
+      <w:pPr>
+        <w:pStyle w:val="Heading2"/>
+        <w:keepNext/>
+        <w:spacing w:before="100" w:after="40"/>
+      </w:pPr>
+      <w:r>
+        <w:rPr>
+          <w:sz w:val="21"/>
+        </w:rPr>
+        <w:t>Warranty and liability</w:t>
+      </w:r>
+    </w:p>
+    <w:p>
+      <w:pPr>
+        <w:spacing w:before="0" w:after="40" w:line="240" w:lineRule="auto"/>
+      </w:pPr>
+      <w:r>
+        <w:rPr>
+          <w:sz w:val="17"/>
+        </w:rPr>
+        <w:t>The licensed material is provided on an AS IS basis, without warranties or conditions of any kind. The complete Apache License 2.0 controls the warranty, liability, contribution, redistribution, and patent provisions.</w:t>
+      </w:r>
+    </w:p>
+    <w:p>
+      <w:pPr>
+        <w:pStyle w:val="Heading2"/>
+        <w:keepNext/>
+        <w:spacing w:before="100" w:after="40"/>
+      </w:pPr>
+      <w:r>
+        <w:rPr>
+          <w:sz w:val="21"/>
+        </w:rPr>
+        <w:t>Your applications and generated output</w:t>
+      </w:r>
+    </w:p>
+    <w:p>
+      <w:pPr>
+        <w:spacing w:before="0" w:after="40" w:line="240" w:lineRule="auto"/>
+      </w:pPr>
+      <w:r>
+        <w:rPr>
+          <w:sz w:val="17"/>
+        </w:rPr>
+        <w:t>Using the Studio does not transfer ownership of the Delphi application being translated. The application developer remains responsible for the license and distribution terms of the target application, translated content, generated language packs, and any third-party components. Studio runtime or component source included with a project remains subject to the Apache License 2.0 unless its file states different terms. Third-party software retains its own license.</w:t>
+      </w:r>
+    </w:p>
+    <w:p>
+      <w:pPr>
+        <w:pStyle w:val="Heading2"/>
+        <w:keepNext/>
+        <w:spacing w:before="100" w:after="40"/>
+      </w:pPr>
+      <w:r>
+        <w:rPr>
+          <w:sz w:val="21"/>
+        </w:rPr>
+        <w:t>Full legal text</w:t>
+      </w:r>
+    </w:p>
+    <w:p>
+      <w:pPr>
+        <w:spacing w:before="0" w:after="40" w:line="240" w:lineRule="auto"/>
+      </w:pPr>
+      <w:r>
+        <w:rPr>
+          <w:sz w:val="17"/>
+        </w:rPr>
+        <w:t>The complete controlling license is the LICENSE file in the repository and source distribution root. An official reference copy is available at https://www.apache.org/licenses/LICENSE-2.0. If this summary and the complete license differ, the complete Apache License 2.0 text controls.</w:t>
+      </w:r>
+    </w:p>
+    <w:p>
+      <w:pPr>
+        <w:spacing w:before="0" w:after="40" w:line="240" w:lineRule="auto"/>
+        <w:ind w:left="360" w:right="360"/>
+      </w:pPr>
+      <w:r>
+        <w:rPr>
+          <w:i/>
+          <w:sz w:val="17"/>
+        </w:rPr>
+        <w:t>Licensed under the Apache License, Version 2.0 (the "License"); you may not use this work except in compliance with the License. Unless required by applicable law or agreed to in writing, software distributed under the License is distributed on an AS IS BASIS, WITHOUT WARRANTIES OR CONDITIONS OF ANY KIND, either express or implied.</w:t>
+      </w:r>
+    </w:p>
     <w:sectPr>
       <w:headerReference w:type="default" r:id="rId14"/>
       <w:footerReference w:type="default" r:id="rId15"/>

--- a/docs/guides/Delphi App Translation Studio Engineering Guide.docx
+++ b/docs/guides/Delphi App Translation Studio Engineering Guide.docx
@@ -174,7 +174,7 @@
                 <w:color w:val="234C80"/>
                 <w:sz w:val="18"/>
               </w:rPr>
-              <w:t>1. Guide Purpose and Engineering Vocabulary</w:t>
+              <w:t>1. Guide Purpose, Plain-Language Architecture, and Vocabulary</w:t>
             </w:r>
           </w:p>
         </w:tc>
@@ -235,7 +235,7 @@
                 <w:color w:val="5D7693"/>
                 <w:sz w:val="18"/>
               </w:rPr>
-              <w:t>3</w:t>
+              <w:t>5</w:t>
             </w:r>
           </w:p>
         </w:tc>
@@ -276,7 +276,7 @@
                 <w:color w:val="5D7693"/>
                 <w:sz w:val="18"/>
               </w:rPr>
-              <w:t>4</w:t>
+              <w:t>6</w:t>
             </w:r>
           </w:p>
         </w:tc>
@@ -298,88 +298,6 @@
                 <w:sz w:val="18"/>
               </w:rPr>
               <w:t>4. End-to-End Architecture and Ownership</w:t>
-            </w:r>
-          </w:p>
-        </w:tc>
-        <w:tc>
-          <w:tcPr>
-            <w:tcW w:type="dxa" w:w="1160"/>
-          </w:tcPr>
-          <w:p>
-            <w:pPr>
-              <w:spacing w:after="20"/>
-              <w:jc w:val="right"/>
-            </w:pPr>
-            <w:r>
-              <w:rPr>
-                <w:rFonts w:ascii="Aptos" w:hAnsi="Aptos"/>
-                <w:b/>
-                <w:color w:val="5D7693"/>
-                <w:sz w:val="18"/>
-              </w:rPr>
-              <w:t>5</w:t>
-            </w:r>
-          </w:p>
-        </w:tc>
-      </w:tr>
-      <w:tr>
-        <w:tc>
-          <w:tcPr>
-            <w:tcW w:type="dxa" w:w="8200"/>
-          </w:tcPr>
-          <w:p>
-            <w:pPr>
-              <w:keepLines/>
-              <w:spacing w:after="20"/>
-            </w:pPr>
-            <w:r>
-              <w:rPr>
-                <w:rFonts w:ascii="Aptos" w:hAnsi="Aptos"/>
-                <w:color w:val="234C80"/>
-                <w:sz w:val="18"/>
-              </w:rPr>
-              <w:t>5. Core Domain Model and Catalog Lifecycle</w:t>
-            </w:r>
-          </w:p>
-        </w:tc>
-        <w:tc>
-          <w:tcPr>
-            <w:tcW w:type="dxa" w:w="1160"/>
-          </w:tcPr>
-          <w:p>
-            <w:pPr>
-              <w:spacing w:after="20"/>
-              <w:jc w:val="right"/>
-            </w:pPr>
-            <w:r>
-              <w:rPr>
-                <w:rFonts w:ascii="Aptos" w:hAnsi="Aptos"/>
-                <w:b/>
-                <w:color w:val="5D7693"/>
-                <w:sz w:val="18"/>
-              </w:rPr>
-              <w:t>7</w:t>
-            </w:r>
-          </w:p>
-        </w:tc>
-      </w:tr>
-      <w:tr>
-        <w:tc>
-          <w:tcPr>
-            <w:tcW w:type="dxa" w:w="8200"/>
-          </w:tcPr>
-          <w:p>
-            <w:pPr>
-              <w:keepLines/>
-              <w:spacing w:after="20"/>
-            </w:pPr>
-            <w:r>
-              <w:rPr>
-                <w:rFonts w:ascii="Aptos" w:hAnsi="Aptos"/>
-                <w:color w:val="234C80"/>
-                <w:sz w:val="18"/>
-              </w:rPr>
-              <w:t>6. Workspace, Persistence, and Recovery</w:t>
             </w:r>
           </w:p>
         </w:tc>
@@ -420,89 +338,7 @@
                 <w:color w:val="234C80"/>
                 <w:sz w:val="18"/>
               </w:rPr>
-              <w:t>7. Project Detection and Canonical Scanning</w:t>
-            </w:r>
-          </w:p>
-        </w:tc>
-        <w:tc>
-          <w:tcPr>
-            <w:tcW w:type="dxa" w:w="1160"/>
-          </w:tcPr>
-          <w:p>
-            <w:pPr>
-              <w:spacing w:after="20"/>
-              <w:jc w:val="right"/>
-            </w:pPr>
-            <w:r>
-              <w:rPr>
-                <w:rFonts w:ascii="Aptos" w:hAnsi="Aptos"/>
-                <w:b/>
-                <w:color w:val="5D7693"/>
-                <w:sz w:val="18"/>
-              </w:rPr>
-              <w:t>9</w:t>
-            </w:r>
-          </w:p>
-        </w:tc>
-      </w:tr>
-      <w:tr>
-        <w:tc>
-          <w:tcPr>
-            <w:tcW w:type="dxa" w:w="8200"/>
-          </w:tcPr>
-          <w:p>
-            <w:pPr>
-              <w:keepLines/>
-              <w:spacing w:after="20"/>
-            </w:pPr>
-            <w:r>
-              <w:rPr>
-                <w:rFonts w:ascii="Aptos" w:hAnsi="Aptos"/>
-                <w:color w:val="234C80"/>
-                <w:sz w:val="18"/>
-              </w:rPr>
-              <w:t>8. Context, Terminology, Translation Memory, and Glossary</w:t>
-            </w:r>
-          </w:p>
-        </w:tc>
-        <w:tc>
-          <w:tcPr>
-            <w:tcW w:type="dxa" w:w="1160"/>
-          </w:tcPr>
-          <w:p>
-            <w:pPr>
-              <w:spacing w:after="20"/>
-              <w:jc w:val="right"/>
-            </w:pPr>
-            <w:r>
-              <w:rPr>
-                <w:rFonts w:ascii="Aptos" w:hAnsi="Aptos"/>
-                <w:b/>
-                <w:color w:val="5D7693"/>
-                <w:sz w:val="18"/>
-              </w:rPr>
-              <w:t>9</w:t>
-            </w:r>
-          </w:p>
-        </w:tc>
-      </w:tr>
-      <w:tr>
-        <w:tc>
-          <w:tcPr>
-            <w:tcW w:type="dxa" w:w="8200"/>
-          </w:tcPr>
-          <w:p>
-            <w:pPr>
-              <w:keepLines/>
-              <w:spacing w:after="20"/>
-            </w:pPr>
-            <w:r>
-              <w:rPr>
-                <w:rFonts w:ascii="Aptos" w:hAnsi="Aptos"/>
-                <w:color w:val="234C80"/>
-                <w:sz w:val="18"/>
-              </w:rPr>
-              <w:t>9. Provider Pipeline and Credential Security</w:t>
+              <w:t>5. Core Domain Model and Catalog Lifecycle</w:t>
             </w:r>
           </w:p>
         </w:tc>
@@ -543,7 +379,7 @@
                 <w:color w:val="234C80"/>
                 <w:sz w:val="18"/>
               </w:rPr>
-              <w:t>10. Localization Review, Measurement, Layout, and Hyphenation</w:t>
+              <w:t>6. Workspace, Persistence, and Recovery</w:t>
             </w:r>
           </w:p>
         </w:tc>
@@ -584,7 +420,7 @@
                 <w:color w:val="234C80"/>
                 <w:sz w:val="18"/>
               </w:rPr>
-              <w:t>11. Validation and Runtime Pack Export</w:t>
+              <w:t>7. Project Detection and Canonical Scanning</w:t>
             </w:r>
           </w:p>
         </w:tc>
@@ -625,48 +461,7 @@
                 <w:color w:val="234C80"/>
                 <w:sz w:val="18"/>
               </w:rPr>
-              <w:t>12. Offline Runtime Manager and Pack Admission</w:t>
-            </w:r>
-          </w:p>
-        </w:tc>
-        <w:tc>
-          <w:tcPr>
-            <w:tcW w:type="dxa" w:w="1160"/>
-          </w:tcPr>
-          <w:p>
-            <w:pPr>
-              <w:spacing w:after="20"/>
-              <w:jc w:val="right"/>
-            </w:pPr>
-            <w:r>
-              <w:rPr>
-                <w:rFonts w:ascii="Aptos" w:hAnsi="Aptos"/>
-                <w:b/>
-                <w:color w:val="5D7693"/>
-                <w:sz w:val="18"/>
-              </w:rPr>
-              <w:t>12</w:t>
-            </w:r>
-          </w:p>
-        </w:tc>
-      </w:tr>
-      <w:tr>
-        <w:tc>
-          <w:tcPr>
-            <w:tcW w:type="dxa" w:w="8200"/>
-          </w:tcPr>
-          <w:p>
-            <w:pPr>
-              <w:keepLines/>
-              <w:spacing w:after="20"/>
-            </w:pPr>
-            <w:r>
-              <w:rPr>
-                <w:rFonts w:ascii="Aptos" w:hAnsi="Aptos"/>
-                <w:color w:val="234C80"/>
-                <w:sz w:val="18"/>
-              </w:rPr>
-              <w:t>13. VCL Runtime Application and Lifecycle</w:t>
+              <w:t>8. Context, Terminology, Translation Memory, and Glossary</w:t>
             </w:r>
           </w:p>
         </w:tc>
@@ -707,48 +502,7 @@
                 <w:color w:val="234C80"/>
                 <w:sz w:val="18"/>
               </w:rPr>
-              <w:t>14. FMX Runtime Application and Lifecycle</w:t>
-            </w:r>
-          </w:p>
-        </w:tc>
-        <w:tc>
-          <w:tcPr>
-            <w:tcW w:type="dxa" w:w="1160"/>
-          </w:tcPr>
-          <w:p>
-            <w:pPr>
-              <w:spacing w:after="20"/>
-              <w:jc w:val="right"/>
-            </w:pPr>
-            <w:r>
-              <w:rPr>
-                <w:rFonts w:ascii="Aptos" w:hAnsi="Aptos"/>
-                <w:b/>
-                <w:color w:val="5D7693"/>
-                <w:sz w:val="18"/>
-              </w:rPr>
-              <w:t>13</w:t>
-            </w:r>
-          </w:p>
-        </w:tc>
-      </w:tr>
-      <w:tr>
-        <w:tc>
-          <w:tcPr>
-            <w:tcW w:type="dxa" w:w="8200"/>
-          </w:tcPr>
-          <w:p>
-            <w:pPr>
-              <w:keepLines/>
-              <w:spacing w:after="20"/>
-            </w:pPr>
-            <w:r>
-              <w:rPr>
-                <w:rFonts w:ascii="Aptos" w:hAnsi="Aptos"/>
-                <w:color w:val="234C80"/>
-                <w:sz w:val="18"/>
-              </w:rPr>
-              <w:t>15. Components, Design Packages, and Designer Contract</w:t>
+              <w:t>9. Provider Pipeline and Credential Security</w:t>
             </w:r>
           </w:p>
         </w:tc>
@@ -789,7 +543,7 @@
                 <w:color w:val="234C80"/>
                 <w:sz w:val="18"/>
               </w:rPr>
-              <w:t>16. ComponentSource and Target dependencies</w:t>
+              <w:t>10. Localization Review, Measurement, Layout, and Hyphenation</w:t>
             </w:r>
           </w:p>
         </w:tc>
@@ -830,7 +584,7 @@
                 <w:color w:val="234C80"/>
                 <w:sz w:val="18"/>
               </w:rPr>
-              <w:t>17. Integration, Build, Deployment, and Project Boundaries</w:t>
+              <w:t>11. Validation and Runtime Pack Export</w:t>
             </w:r>
           </w:p>
         </w:tc>
@@ -871,7 +625,7 @@
                 <w:color w:val="234C80"/>
                 <w:sz w:val="18"/>
               </w:rPr>
-              <w:t>18. Studio Forms, State Machines, and Self-Localization</w:t>
+              <w:t>12. Offline Runtime Manager and Pack Admission</w:t>
             </w:r>
           </w:p>
         </w:tc>
@@ -912,7 +666,7 @@
                 <w:color w:val="234C80"/>
                 <w:sz w:val="18"/>
               </w:rPr>
-              <w:t>19. Directionality, HTML, Dynamic Text, and Reversible Layout</w:t>
+              <w:t>13. VCL Runtime Application and Lifecycle</w:t>
             </w:r>
           </w:p>
         </w:tc>
@@ -953,7 +707,7 @@
                 <w:color w:val="234C80"/>
                 <w:sz w:val="18"/>
               </w:rPr>
-              <w:t>20. Diagnostics, Failure Containment, and Performance</w:t>
+              <w:t>14. FMX Runtime Application and Lifecycle</w:t>
             </w:r>
           </w:p>
         </w:tc>
@@ -994,7 +748,7 @@
                 <w:color w:val="234C80"/>
                 <w:sz w:val="18"/>
               </w:rPr>
-              <w:t>21. Security and Privacy Engineering</w:t>
+              <w:t>15. Components, Design Packages, and Designer Contract</w:t>
             </w:r>
           </w:p>
         </w:tc>
@@ -1035,7 +789,7 @@
                 <w:color w:val="234C80"/>
                 <w:sz w:val="18"/>
               </w:rPr>
-              <w:t>22. Test Architecture and Release Gates</w:t>
+              <w:t>16. ComponentSource and Target dependencies</w:t>
             </w:r>
           </w:p>
         </w:tc>
@@ -1076,7 +830,48 @@
                 <w:color w:val="234C80"/>
                 <w:sz w:val="18"/>
               </w:rPr>
-              <w:t>23. Production Pascal Unit Reference</w:t>
+              <w:t>17. Integration, Build, Deployment, and Project Boundaries</w:t>
+            </w:r>
+          </w:p>
+        </w:tc>
+        <w:tc>
+          <w:tcPr>
+            <w:tcW w:type="dxa" w:w="1160"/>
+          </w:tcPr>
+          <w:p>
+            <w:pPr>
+              <w:spacing w:after="20"/>
+              <w:jc w:val="right"/>
+            </w:pPr>
+            <w:r>
+              <w:rPr>
+                <w:rFonts w:ascii="Aptos" w:hAnsi="Aptos"/>
+                <w:b/>
+                <w:color w:val="5D7693"/>
+                <w:sz w:val="18"/>
+              </w:rPr>
+              <w:t>20</w:t>
+            </w:r>
+          </w:p>
+        </w:tc>
+      </w:tr>
+      <w:tr>
+        <w:tc>
+          <w:tcPr>
+            <w:tcW w:type="dxa" w:w="8200"/>
+          </w:tcPr>
+          <w:p>
+            <w:pPr>
+              <w:keepLines/>
+              <w:spacing w:after="20"/>
+            </w:pPr>
+            <w:r>
+              <w:rPr>
+                <w:rFonts w:ascii="Aptos" w:hAnsi="Aptos"/>
+                <w:color w:val="234C80"/>
+                <w:sz w:val="18"/>
+              </w:rPr>
+              <w:t>18. Studio Forms, State Machines, and Self-Localization</w:t>
             </w:r>
           </w:p>
         </w:tc>
@@ -1117,7 +912,7 @@
                 <w:color w:val="234C80"/>
                 <w:sz w:val="18"/>
               </w:rPr>
-              <w:t>24. Test, Spike, and Contract Pascal Program Reference</w:t>
+              <w:t>19. Directionality, HTML, Dynamic Text, and Reversible Layout</w:t>
             </w:r>
           </w:p>
         </w:tc>
@@ -1137,7 +932,212 @@
                 <w:color w:val="5D7693"/>
                 <w:sz w:val="18"/>
               </w:rPr>
-              <w:t>60</w:t>
+              <w:t>22</w:t>
+            </w:r>
+          </w:p>
+        </w:tc>
+      </w:tr>
+      <w:tr>
+        <w:tc>
+          <w:tcPr>
+            <w:tcW w:type="dxa" w:w="8200"/>
+          </w:tcPr>
+          <w:p>
+            <w:pPr>
+              <w:keepLines/>
+              <w:spacing w:after="20"/>
+            </w:pPr>
+            <w:r>
+              <w:rPr>
+                <w:rFonts w:ascii="Aptos" w:hAnsi="Aptos"/>
+                <w:color w:val="234C80"/>
+                <w:sz w:val="18"/>
+              </w:rPr>
+              <w:t>20. Diagnostics, Failure Containment, and Performance</w:t>
+            </w:r>
+          </w:p>
+        </w:tc>
+        <w:tc>
+          <w:tcPr>
+            <w:tcW w:type="dxa" w:w="1160"/>
+          </w:tcPr>
+          <w:p>
+            <w:pPr>
+              <w:spacing w:after="20"/>
+              <w:jc w:val="right"/>
+            </w:pPr>
+            <w:r>
+              <w:rPr>
+                <w:rFonts w:ascii="Aptos" w:hAnsi="Aptos"/>
+                <w:b/>
+                <w:color w:val="5D7693"/>
+                <w:sz w:val="18"/>
+              </w:rPr>
+              <w:t>23</w:t>
+            </w:r>
+          </w:p>
+        </w:tc>
+      </w:tr>
+      <w:tr>
+        <w:tc>
+          <w:tcPr>
+            <w:tcW w:type="dxa" w:w="8200"/>
+          </w:tcPr>
+          <w:p>
+            <w:pPr>
+              <w:keepLines/>
+              <w:spacing w:after="20"/>
+            </w:pPr>
+            <w:r>
+              <w:rPr>
+                <w:rFonts w:ascii="Aptos" w:hAnsi="Aptos"/>
+                <w:color w:val="234C80"/>
+                <w:sz w:val="18"/>
+              </w:rPr>
+              <w:t>21. Security and Privacy Engineering</w:t>
+            </w:r>
+          </w:p>
+        </w:tc>
+        <w:tc>
+          <w:tcPr>
+            <w:tcW w:type="dxa" w:w="1160"/>
+          </w:tcPr>
+          <w:p>
+            <w:pPr>
+              <w:spacing w:after="20"/>
+              <w:jc w:val="right"/>
+            </w:pPr>
+            <w:r>
+              <w:rPr>
+                <w:rFonts w:ascii="Aptos" w:hAnsi="Aptos"/>
+                <w:b/>
+                <w:color w:val="5D7693"/>
+                <w:sz w:val="18"/>
+              </w:rPr>
+              <w:t>24</w:t>
+            </w:r>
+          </w:p>
+        </w:tc>
+      </w:tr>
+      <w:tr>
+        <w:tc>
+          <w:tcPr>
+            <w:tcW w:type="dxa" w:w="8200"/>
+          </w:tcPr>
+          <w:p>
+            <w:pPr>
+              <w:keepLines/>
+              <w:spacing w:after="20"/>
+            </w:pPr>
+            <w:r>
+              <w:rPr>
+                <w:rFonts w:ascii="Aptos" w:hAnsi="Aptos"/>
+                <w:color w:val="234C80"/>
+                <w:sz w:val="18"/>
+              </w:rPr>
+              <w:t>22. Test Architecture and Release Gates</w:t>
+            </w:r>
+          </w:p>
+        </w:tc>
+        <w:tc>
+          <w:tcPr>
+            <w:tcW w:type="dxa" w:w="1160"/>
+          </w:tcPr>
+          <w:p>
+            <w:pPr>
+              <w:spacing w:after="20"/>
+              <w:jc w:val="right"/>
+            </w:pPr>
+            <w:r>
+              <w:rPr>
+                <w:rFonts w:ascii="Aptos" w:hAnsi="Aptos"/>
+                <w:b/>
+                <w:color w:val="5D7693"/>
+                <w:sz w:val="18"/>
+              </w:rPr>
+              <w:t>24</w:t>
+            </w:r>
+          </w:p>
+        </w:tc>
+      </w:tr>
+      <w:tr>
+        <w:tc>
+          <w:tcPr>
+            <w:tcW w:type="dxa" w:w="8200"/>
+          </w:tcPr>
+          <w:p>
+            <w:pPr>
+              <w:keepLines/>
+              <w:spacing w:after="20"/>
+            </w:pPr>
+            <w:r>
+              <w:rPr>
+                <w:rFonts w:ascii="Aptos" w:hAnsi="Aptos"/>
+                <w:color w:val="234C80"/>
+                <w:sz w:val="18"/>
+              </w:rPr>
+              <w:t>23. Production Pascal Unit Reference</w:t>
+            </w:r>
+          </w:p>
+        </w:tc>
+        <w:tc>
+          <w:tcPr>
+            <w:tcW w:type="dxa" w:w="1160"/>
+          </w:tcPr>
+          <w:p>
+            <w:pPr>
+              <w:spacing w:after="20"/>
+              <w:jc w:val="right"/>
+            </w:pPr>
+            <w:r>
+              <w:rPr>
+                <w:rFonts w:ascii="Aptos" w:hAnsi="Aptos"/>
+                <w:b/>
+                <w:color w:val="5D7693"/>
+                <w:sz w:val="18"/>
+              </w:rPr>
+              <w:t>26</w:t>
+            </w:r>
+          </w:p>
+        </w:tc>
+      </w:tr>
+      <w:tr>
+        <w:tc>
+          <w:tcPr>
+            <w:tcW w:type="dxa" w:w="8200"/>
+          </w:tcPr>
+          <w:p>
+            <w:pPr>
+              <w:keepLines/>
+              <w:spacing w:after="20"/>
+            </w:pPr>
+            <w:r>
+              <w:rPr>
+                <w:rFonts w:ascii="Aptos" w:hAnsi="Aptos"/>
+                <w:color w:val="234C80"/>
+                <w:sz w:val="18"/>
+              </w:rPr>
+              <w:t>24. Test, Spike, and Contract Pascal Program Reference</w:t>
+            </w:r>
+          </w:p>
+        </w:tc>
+        <w:tc>
+          <w:tcPr>
+            <w:tcW w:type="dxa" w:w="1160"/>
+          </w:tcPr>
+          <w:p>
+            <w:pPr>
+              <w:spacing w:after="20"/>
+              <w:jc w:val="right"/>
+            </w:pPr>
+            <w:r>
+              <w:rPr>
+                <w:rFonts w:ascii="Aptos" w:hAnsi="Aptos"/>
+                <w:b/>
+                <w:color w:val="5D7693"/>
+                <w:sz w:val="18"/>
+              </w:rPr>
+              <w:t>68</w:t>
             </w:r>
           </w:p>
         </w:tc>
@@ -1159,88 +1159,6 @@
                 <w:sz w:val="18"/>
               </w:rPr>
               <w:t>25. Delphi Project and Package File Reference</w:t>
-            </w:r>
-          </w:p>
-        </w:tc>
-        <w:tc>
-          <w:tcPr>
-            <w:tcW w:type="dxa" w:w="1160"/>
-          </w:tcPr>
-          <w:p>
-            <w:pPr>
-              <w:spacing w:after="20"/>
-              <w:jc w:val="right"/>
-            </w:pPr>
-            <w:r>
-              <w:rPr>
-                <w:rFonts w:ascii="Aptos" w:hAnsi="Aptos"/>
-                <w:b/>
-                <w:color w:val="5D7693"/>
-                <w:sz w:val="18"/>
-              </w:rPr>
-              <w:t>80</w:t>
-            </w:r>
-          </w:p>
-        </w:tc>
-      </w:tr>
-      <w:tr>
-        <w:tc>
-          <w:tcPr>
-            <w:tcW w:type="dxa" w:w="8200"/>
-          </w:tcPr>
-          <w:p>
-            <w:pPr>
-              <w:keepLines/>
-              <w:spacing w:after="20"/>
-            </w:pPr>
-            <w:r>
-              <w:rPr>
-                <w:rFonts w:ascii="Aptos" w:hAnsi="Aptos"/>
-                <w:color w:val="234C80"/>
-                <w:sz w:val="18"/>
-              </w:rPr>
-              <w:t>26. JSON Schema and Form Resource Reference</w:t>
-            </w:r>
-          </w:p>
-        </w:tc>
-        <w:tc>
-          <w:tcPr>
-            <w:tcW w:type="dxa" w:w="1160"/>
-          </w:tcPr>
-          <w:p>
-            <w:pPr>
-              <w:spacing w:after="20"/>
-              <w:jc w:val="right"/>
-            </w:pPr>
-            <w:r>
-              <w:rPr>
-                <w:rFonts w:ascii="Aptos" w:hAnsi="Aptos"/>
-                <w:b/>
-                <w:color w:val="5D7693"/>
-                <w:sz w:val="18"/>
-              </w:rPr>
-              <w:t>82</w:t>
-            </w:r>
-          </w:p>
-        </w:tc>
-      </w:tr>
-      <w:tr>
-        <w:tc>
-          <w:tcPr>
-            <w:tcW w:type="dxa" w:w="8200"/>
-          </w:tcPr>
-          <w:p>
-            <w:pPr>
-              <w:keepLines/>
-              <w:spacing w:after="20"/>
-            </w:pPr>
-            <w:r>
-              <w:rPr>
-                <w:rFonts w:ascii="Aptos" w:hAnsi="Aptos"/>
-                <w:color w:val="234C80"/>
-                <w:sz w:val="18"/>
-              </w:rPr>
-              <w:t>27. Build, Verification, and Documentation Tool Reference</w:t>
             </w:r>
           </w:p>
         </w:tc>
@@ -1281,7 +1199,7 @@
                 <w:color w:val="234C80"/>
                 <w:sz w:val="18"/>
               </w:rPr>
-              <w:t>28. Dependency Graph Reading Guide</w:t>
+              <w:t>26. JSON Schema and Form Resource Reference</w:t>
             </w:r>
           </w:p>
         </w:tc>
@@ -1301,7 +1219,7 @@
                 <w:color w:val="5D7693"/>
                 <w:sz w:val="18"/>
               </w:rPr>
-              <w:t>89</w:t>
+              <w:t>88</w:t>
             </w:r>
           </w:p>
         </w:tc>
@@ -1322,89 +1240,7 @@
                 <w:color w:val="234C80"/>
                 <w:sz w:val="18"/>
               </w:rPr>
-              <w:t>29. Safe Change Procedure</w:t>
-            </w:r>
-          </w:p>
-        </w:tc>
-        <w:tc>
-          <w:tcPr>
-            <w:tcW w:type="dxa" w:w="1160"/>
-          </w:tcPr>
-          <w:p>
-            <w:pPr>
-              <w:spacing w:after="20"/>
-              <w:jc w:val="right"/>
-            </w:pPr>
-            <w:r>
-              <w:rPr>
-                <w:rFonts w:ascii="Aptos" w:hAnsi="Aptos"/>
-                <w:b/>
-                <w:color w:val="5D7693"/>
-                <w:sz w:val="18"/>
-              </w:rPr>
-              <w:t>90</w:t>
-            </w:r>
-          </w:p>
-        </w:tc>
-      </w:tr>
-      <w:tr>
-        <w:tc>
-          <w:tcPr>
-            <w:tcW w:type="dxa" w:w="8200"/>
-          </w:tcPr>
-          <w:p>
-            <w:pPr>
-              <w:keepLines/>
-              <w:spacing w:after="20"/>
-            </w:pPr>
-            <w:r>
-              <w:rPr>
-                <w:rFonts w:ascii="Aptos" w:hAnsi="Aptos"/>
-                <w:color w:val="234C80"/>
-                <w:sz w:val="18"/>
-              </w:rPr>
-              <w:t>30. Engineering Release Checklist</w:t>
-            </w:r>
-          </w:p>
-        </w:tc>
-        <w:tc>
-          <w:tcPr>
-            <w:tcW w:type="dxa" w:w="1160"/>
-          </w:tcPr>
-          <w:p>
-            <w:pPr>
-              <w:spacing w:after="20"/>
-              <w:jc w:val="right"/>
-            </w:pPr>
-            <w:r>
-              <w:rPr>
-                <w:rFonts w:ascii="Aptos" w:hAnsi="Aptos"/>
-                <w:b/>
-                <w:color w:val="5D7693"/>
-                <w:sz w:val="18"/>
-              </w:rPr>
-              <w:t>90</w:t>
-            </w:r>
-          </w:p>
-        </w:tc>
-      </w:tr>
-      <w:tr>
-        <w:tc>
-          <w:tcPr>
-            <w:tcW w:type="dxa" w:w="8200"/>
-          </w:tcPr>
-          <w:p>
-            <w:pPr>
-              <w:keepLines/>
-              <w:spacing w:after="20"/>
-            </w:pPr>
-            <w:r>
-              <w:rPr>
-                <w:rFonts w:ascii="Aptos" w:hAnsi="Aptos"/>
-                <w:color w:val="234C80"/>
-                <w:sz w:val="18"/>
-              </w:rPr>
-              <w:t>31. Quick Path and Identifier Reference</w:t>
+              <w:t>27. Build, Verification, and Documentation Tool Reference</w:t>
             </w:r>
           </w:p>
         </w:tc>
@@ -1442,8 +1278,171 @@
             <w:r>
               <w:rPr>
                 <w:rFonts w:ascii="Aptos" w:hAnsi="Aptos"/>
-                <w:b w:val="0"/>
-                <w:color w:val="1F4E79"/>
+                <w:color w:val="234C80"/>
+                <w:sz w:val="18"/>
+              </w:rPr>
+              <w:t>28. Dependency Graph Reading Guide</w:t>
+            </w:r>
+          </w:p>
+        </w:tc>
+        <w:tc>
+          <w:tcPr>
+            <w:tcW w:type="dxa" w:w="1160"/>
+          </w:tcPr>
+          <w:p>
+            <w:pPr>
+              <w:spacing w:after="20"/>
+              <w:jc w:val="right"/>
+            </w:pPr>
+            <w:r>
+              <w:rPr>
+                <w:rFonts w:ascii="Aptos" w:hAnsi="Aptos"/>
+                <w:b/>
+                <w:color w:val="5D7693"/>
+                <w:sz w:val="18"/>
+              </w:rPr>
+              <w:t>95</w:t>
+            </w:r>
+          </w:p>
+        </w:tc>
+      </w:tr>
+      <w:tr>
+        <w:tc>
+          <w:tcPr>
+            <w:tcW w:type="dxa" w:w="8200"/>
+          </w:tcPr>
+          <w:p>
+            <w:pPr>
+              <w:keepLines/>
+              <w:spacing w:after="20"/>
+            </w:pPr>
+            <w:r>
+              <w:rPr>
+                <w:rFonts w:ascii="Aptos" w:hAnsi="Aptos"/>
+                <w:color w:val="234C80"/>
+                <w:sz w:val="18"/>
+              </w:rPr>
+              <w:t>29. Safe Change Procedure</w:t>
+            </w:r>
+          </w:p>
+        </w:tc>
+        <w:tc>
+          <w:tcPr>
+            <w:tcW w:type="dxa" w:w="1160"/>
+          </w:tcPr>
+          <w:p>
+            <w:pPr>
+              <w:spacing w:after="20"/>
+              <w:jc w:val="right"/>
+            </w:pPr>
+            <w:r>
+              <w:rPr>
+                <w:rFonts w:ascii="Aptos" w:hAnsi="Aptos"/>
+                <w:b/>
+                <w:color w:val="5D7693"/>
+                <w:sz w:val="18"/>
+              </w:rPr>
+              <w:t>96</w:t>
+            </w:r>
+          </w:p>
+        </w:tc>
+      </w:tr>
+      <w:tr>
+        <w:tc>
+          <w:tcPr>
+            <w:tcW w:type="dxa" w:w="8200"/>
+          </w:tcPr>
+          <w:p>
+            <w:pPr>
+              <w:keepLines/>
+              <w:spacing w:after="20"/>
+            </w:pPr>
+            <w:r>
+              <w:rPr>
+                <w:rFonts w:ascii="Aptos" w:hAnsi="Aptos"/>
+                <w:color w:val="234C80"/>
+                <w:sz w:val="18"/>
+              </w:rPr>
+              <w:t>30. Engineering Release Checklist</w:t>
+            </w:r>
+          </w:p>
+        </w:tc>
+        <w:tc>
+          <w:tcPr>
+            <w:tcW w:type="dxa" w:w="1160"/>
+          </w:tcPr>
+          <w:p>
+            <w:pPr>
+              <w:spacing w:after="20"/>
+              <w:jc w:val="right"/>
+            </w:pPr>
+            <w:r>
+              <w:rPr>
+                <w:rFonts w:ascii="Aptos" w:hAnsi="Aptos"/>
+                <w:b/>
+                <w:color w:val="5D7693"/>
+                <w:sz w:val="18"/>
+              </w:rPr>
+              <w:t>97</w:t>
+            </w:r>
+          </w:p>
+        </w:tc>
+      </w:tr>
+      <w:tr>
+        <w:tc>
+          <w:tcPr>
+            <w:tcW w:type="dxa" w:w="8200"/>
+          </w:tcPr>
+          <w:p>
+            <w:pPr>
+              <w:keepLines/>
+              <w:spacing w:after="20"/>
+            </w:pPr>
+            <w:r>
+              <w:rPr>
+                <w:rFonts w:ascii="Aptos" w:hAnsi="Aptos"/>
+                <w:color w:val="234C80"/>
+                <w:sz w:val="18"/>
+              </w:rPr>
+              <w:t>31. Quick Path and Identifier Reference</w:t>
+            </w:r>
+          </w:p>
+        </w:tc>
+        <w:tc>
+          <w:tcPr>
+            <w:tcW w:type="dxa" w:w="1160"/>
+          </w:tcPr>
+          <w:p>
+            <w:pPr>
+              <w:spacing w:after="20"/>
+              <w:jc w:val="right"/>
+            </w:pPr>
+            <w:r>
+              <w:rPr>
+                <w:rFonts w:ascii="Aptos" w:hAnsi="Aptos"/>
+                <w:b/>
+                <w:color w:val="5D7693"/>
+                <w:sz w:val="18"/>
+              </w:rPr>
+              <w:t>99</w:t>
+            </w:r>
+          </w:p>
+        </w:tc>
+      </w:tr>
+      <w:tr>
+        <w:tc>
+          <w:tcPr>
+            <w:tcW w:type="dxa" w:w="8200"/>
+          </w:tcPr>
+          <w:p>
+            <w:pPr>
+              <w:keepLines/>
+              <w:spacing w:after="20"/>
+            </w:pPr>
+            <w:r>
+              <w:rPr>
+                <w:rFonts w:ascii="Aptos" w:hAnsi="Aptos"/>
+                <w:color w:val="234C80"/>
                 <w:sz w:val="18"/>
               </w:rPr>
               <w:t>32. Appendix A - License Information</w:t>
@@ -1456,7 +1455,6 @@
           </w:tcPr>
           <w:p>
             <w:pPr>
-              <w:keepLines/>
               <w:spacing w:after="20"/>
               <w:jc w:val="right"/>
             </w:pPr>
@@ -1464,10 +1462,10 @@
               <w:rPr>
                 <w:rFonts w:ascii="Aptos" w:hAnsi="Aptos"/>
                 <w:b/>
-                <w:color w:val="5D6D7E"/>
+                <w:color w:val="5D7693"/>
                 <w:sz w:val="18"/>
               </w:rPr>
-              <w:t>90</w:t>
+              <w:t>101</w:t>
             </w:r>
           </w:p>
         </w:tc>
@@ -1491,17 +1489,17 @@
         <w:pStyle w:val="Heading1"/>
       </w:pPr>
       <w:r>
-        <w:t>1. Guide Purpose and Engineering Vocabulary</w:t>
-      </w:r>
-    </w:p>
-    <w:p>
-      <w:r>
-        <w:t>This guide explains the complete engineering system before presenting the file-by-file reference. It is written for Delphi developers maintaining the Studio, the VCL/FMX runtime components, provider integration, scanners, review tooling, packages, deployment pipeline, tests, and documentation.</w:t>
-      </w:r>
-    </w:p>
-    <w:p>
-      <w:r>
-        <w:t>A term is introduced here before later chapters depend on it. The final reference chapters describe every production PAS unit individually, every test/spike/contract Pascal program, every Delphi project/package file, each JSON schema and FMX/DFM resource, and the important build and verification tools.</w:t>
+        <w:t>1. Guide Purpose, Plain-Language Architecture, and Vocabulary</w:t>
+      </w:r>
+    </w:p>
+    <w:p>
+      <w:r>
+        <w:t>This guide explains how Delphi App Translation Studio is built and why its parts are separated. It is for Delphi developers who maintain the Studio or the runtime components used by translated VCL and FireMonkey applications.</w:t>
+      </w:r>
+    </w:p>
+    <w:p>
+      <w:r>
+        <w:t>Begin with this chapter even if you already know Delphi. It defines the product's vocabulary and gives one simple model of the whole system. Later chapters add implementation detail. Chapters 23 through 27 are reference chapters for individual source files, packages, schemas, forms, and tools.</w:t>
       </w:r>
     </w:p>
     <w:p>
@@ -1514,17 +1512,32 @@
     </w:p>
     <w:p>
       <w:r>
-        <w:t>Localization is performed against a Delphi source project during active development; it is not post-processing applied to a finished EXE. The scanner, catalog, review, pack, component, and deployment contracts assume that developers can rescan after source changes, inspect the results in application context, and make deliberate source or layout adjustments when the application requires them.</w:t>
-      </w:r>
-    </w:p>
-    <w:p>
-      <w:r>
-        <w:t>Automation has a defined boundary. Stable keys, source-aware merging, provider batching, structural validation, reversible baseline restoration, and framework-specific applicators make repeatable translation practical, but they cannot infer every sentence assembled from live data or make every linguistic, terminology, layout, and bidirectional-text decision on behalf of the application owner.</w:t>
-      </w:r>
-    </w:p>
-    <w:p>
-      <w:r>
-        <w:t>Engineering and release review must therefore cover semantic keys for dynamic text, specialized terminology, custom and third-party controls, protected identifiers, right-to-left and mixed-direction paragraphs, clipping, wrapping, and behavior after repeated language changes. A small and structurally simple project may need almost no manual adjustment; the architecture must nevertheless preserve a clear path for developer review and correction wherever it is needed.</w:t>
+        <w:t>Localization happens while a Delphi source project is under active development. It is not post-processing applied to a finished EXE.</w:t>
+      </w:r>
+    </w:p>
+    <w:p>
+      <w:r>
+        <w:t>Developers can rescan after source changes and inspect the result inside the real application. They can also make deliberate wording or layout adjustments when an application needs them.</w:t>
+      </w:r>
+    </w:p>
+    <w:p>
+      <w:r>
+        <w:t>Automation has a defined boundary. Stable keys preserve identity. Catalog merge preserves unchanged work. Provider batching limits network requests. Structural validation protects exported packs. Baseline restoration makes language changes reversible.</w:t>
+      </w:r>
+    </w:p>
+    <w:p>
+      <w:r>
+        <w:t>Those mechanisms cannot infer every sentence assembled from live data. They also cannot make every terminology, layout, or bidirectional-text decision for the application owner.</w:t>
+      </w:r>
+    </w:p>
+    <w:p>
+      <w:r>
+        <w:t>Release review must therefore cover dynamic text, specialized terms, custom controls, third-party controls, protected identifiers, right-to-left text, mixed-direction paragraphs, clipping, wrapping, and repeated language changes.</w:t>
+      </w:r>
+    </w:p>
+    <w:p>
+      <w:r>
+        <w:t>A small and simple project may need almost no manual adjustment. The architecture must still leave a clear path for developer review and correction.</w:t>
       </w:r>
     </w:p>
     <w:p>
@@ -2137,144 +2150,25 @@
     </w:tbl>
     <w:p>
       <w:pPr>
-        <w:pStyle w:val="Heading1"/>
-      </w:pPr>
-      <w:r>
-        <w:t>2. Product Scope, Non-Negotiable Invariants, and Trust Boundaries</w:t>
-      </w:r>
-    </w:p>
-    <w:p>
-      <w:pPr>
-        <w:pStyle w:val="ListBullet"/>
-      </w:pPr>
-      <w:r>
-        <w:t>Target Pascal, DFM, FMX, DPR, and DPROJ remain read-only in the recommended Wizard/component workflow.</w:t>
-      </w:r>
-    </w:p>
-    <w:p>
-      <w:pPr>
-        <w:pStyle w:val="ListBullet"/>
-      </w:pPr>
-      <w:r>
-        <w:t>Forms and published component properties remain designer-authored and editable in Object Inspector; runtime-only UI construction is not the normal integration mechanism.</w:t>
-      </w:r>
-    </w:p>
-    <w:p>
-      <w:pPr>
-        <w:pStyle w:val="ListBullet"/>
-      </w:pPr>
-      <w:r>
-        <w:t>The development Studio may use DeepL or Google online; the deployed VCL/FMX application is offline and contains no provider credential.</w:t>
-      </w:r>
-    </w:p>
-    <w:p>
-      <w:pPr>
-        <w:pStyle w:val="ListBullet"/>
-      </w:pPr>
-      <w:r>
-        <w:t>A language transition is reversible: restore the designer/source baseline first, then apply the selected pack once. Never translate the previous translation.</w:t>
-      </w:r>
-    </w:p>
-    <w:p>
-      <w:pPr>
-        <w:pStyle w:val="ListBullet"/>
-      </w:pPr>
-      <w:r>
-        <w:t>Live application data, identifiers, object names, file paths, API names, numeric values, selection/focus, and connection state are not language-pack text unless an explicit semantic contract says otherwise.</w:t>
-      </w:r>
-    </w:p>
-    <w:p>
-      <w:pPr>
-        <w:pStyle w:val="ListBullet"/>
-      </w:pPr>
-      <w:r>
-        <w:t>VCL and FMX share catalogs, packs, provider, validation, and manager core but use separate applicators, lifecycle hooks, direction rules, text measurement, and design packages.</w:t>
-      </w:r>
-    </w:p>
-    <w:p>
-      <w:pPr>
-        <w:pStyle w:val="ListBullet"/>
-      </w:pPr>
-      <w:r>
-        <w:t>Stable keys and source text preserve unchanged work. Provider calls are limited to eligible unresolved entries; reviewed and approved work is never silently overwritten.</w:t>
-      </w:r>
-    </w:p>
-    <w:p>
-      <w:pPr>
-        <w:pStyle w:val="ListBullet"/>
-      </w:pPr>
-      <w:r>
-        <w:t>All persistence that can affect catalogs, packs, preferences, settings, glossaries, deployment, or layout decisions is atomic and recoverable.</w:t>
-      </w:r>
-    </w:p>
-    <w:p>
-      <w:pPr>
-        <w:pStyle w:val="ListBullet"/>
-      </w:pPr>
-      <w:r>
-        <w:t>RTL changes paragraph/control direction and alignment while preserving protected LTR tokens and explicit application-owned layout.</w:t>
-      </w:r>
-    </w:p>
-    <w:p>
-      <w:pPr>
-        <w:pStyle w:val="ListBullet"/>
-      </w:pPr>
-      <w:r>
-        <w:t>No project-specific V5/V6 or named-application exception belongs in universal scanner, runtime, or layout code.</w:t>
-      </w:r>
-    </w:p>
-    <w:tbl>
-      <w:tblPr>
-        <w:jc w:val="center"/>
-        <w:tblLook w:firstColumn="1" w:firstRow="1" w:lastColumn="0" w:lastRow="0" w:noHBand="0" w:noVBand="1" w:val="04A0"/>
-        <w:tblW w:w="9360" w:type="dxa"/>
-        <w:tblInd w:w="120" w:type="dxa"/>
-        <w:tblLayout w:type="fixed"/>
-        <w:tblCellMar>
-          <w:top w:w="80" w:type="dxa"/>
-          <w:bottom w:w="80" w:type="dxa"/>
-          <w:start w:w="120" w:type="dxa"/>
-          <w:end w:w="120" w:type="dxa"/>
-        </w:tblCellMar>
-      </w:tblPr>
-      <w:tblGrid>
-        <w:gridCol w:w="9360"/>
-      </w:tblGrid>
-      <w:tr>
-        <w:trPr>
-          <w:cantSplit/>
-          <w:tblHeader w:val="true"/>
-        </w:trPr>
-        <w:tc>
-          <w:tcPr>
-            <w:tcW w:type="dxa" w:w="9360"/>
-            <w:shd w:fill="EAF3FF"/>
-            <w:vAlign w:val="center"/>
-          </w:tcPr>
-          <w:p>
-            <w:pPr>
-              <w:pStyle w:val="Callout"/>
-            </w:pPr>
-            <w:r>
-              <w:rPr>
-                <w:b/>
-                <w:color w:val="234C80"/>
-              </w:rPr>
-              <w:t xml:space="preserve">Trust boundary. </w:t>
-            </w:r>
-            <w:r>
-              <w:t>The Studio trusts only explicitly selected project source and validated provider responses; the runtime trusts only admitted local packs. Neither side treats arbitrary JSON, user data, provider text, or an unverified executable folder as safe input.</w:t>
-            </w:r>
-          </w:p>
-        </w:tc>
-      </w:tr>
-    </w:tbl>
-    <w:p>
-      <w:pPr>
-        <w:pStyle w:val="Heading1"/>
-      </w:pPr>
-      <w:r>
-        <w:t>3. Repository, Build, and Distribution Layout</w:t>
+        <w:pStyle w:val="Heading2"/>
+      </w:pPr>
+      <w:r>
+        <w:t>1.2 The system in plain language</w:t>
+      </w:r>
+    </w:p>
+    <w:p>
+      <w:r>
+        <w:t>The product has two separate halves. The Studio is the developer tool. It scans source, contacts a translation service, supports review, and creates files. The runtime is the code placed in the target Delphi application. It works offline and reads only validated local language packs.</w:t>
+      </w:r>
+    </w:p>
+    <w:p>
+      <w:r>
+        <w:t>A development catalog is the Studio's working record. It contains much more than translated words: it also records identity, context, review state, source changes, and checksums. A runtime pack is the smaller file produced from that catalog for the finished application.</w:t>
+      </w:r>
+    </w:p>
+    <w:p>
+      <w:r>
+        <w:t>The target project remains the design authority. Forms stay editable in the Delphi designer. The runtime manager changes language while the application runs, but it must preserve the form's original text, layout, control state, and direction so switching back is reliable.</w:t>
       </w:r>
     </w:p>
     <w:tbl>
@@ -2312,6 +2206,928 @@
                 <w:b/>
                 <w:color w:val="FFFFFF"/>
               </w:rPr>
+              <w:t>Part</w:t>
+            </w:r>
+          </w:p>
+        </w:tc>
+        <w:tc>
+          <w:tcPr>
+            <w:tcW w:type="dxa" w:w="3900"/>
+            <w:shd w:fill="234C80"/>
+          </w:tcPr>
+          <w:p>
+            <w:r>
+              <w:rPr>
+                <w:b/>
+                <w:color w:val="FFFFFF"/>
+              </w:rPr>
+              <w:t>Plain-language responsibility</w:t>
+            </w:r>
+          </w:p>
+        </w:tc>
+        <w:tc>
+          <w:tcPr>
+            <w:tcW w:type="dxa" w:w="3660"/>
+            <w:shd w:fill="234C80"/>
+          </w:tcPr>
+          <w:p>
+            <w:r>
+              <w:rPr>
+                <w:b/>
+                <w:color w:val="FFFFFF"/>
+              </w:rPr>
+              <w:t>Must not do</w:t>
+            </w:r>
+          </w:p>
+        </w:tc>
+      </w:tr>
+      <w:tr>
+        <w:trPr>
+          <w:cantSplit/>
+        </w:trPr>
+        <w:tc>
+          <w:tcPr>
+            <w:tcW w:type="dxa" w:w="1800"/>
+            <w:vAlign w:val="center"/>
+          </w:tcPr>
+          <w:p>
+            <w:r>
+              <w:t>Project detector and scanner</w:t>
+            </w:r>
+          </w:p>
+        </w:tc>
+        <w:tc>
+          <w:tcPr>
+            <w:tcW w:type="dxa" w:w="3900"/>
+            <w:vAlign w:val="center"/>
+          </w:tcPr>
+          <w:p>
+            <w:r>
+              <w:t>Find the selected Delphi project and collect text that is safe to translate.</w:t>
+            </w:r>
+          </w:p>
+        </w:tc>
+        <w:tc>
+          <w:tcPr>
+            <w:tcW w:type="dxa" w:w="3660"/>
+            <w:vAlign w:val="center"/>
+          </w:tcPr>
+          <w:p>
+            <w:r>
+              <w:t>Run the target source or guess that arbitrary data is interface text.</w:t>
+            </w:r>
+          </w:p>
+        </w:tc>
+      </w:tr>
+      <w:tr>
+        <w:trPr>
+          <w:cantSplit/>
+        </w:trPr>
+        <w:tc>
+          <w:tcPr>
+            <w:tcW w:type="dxa" w:w="1800"/>
+            <w:vAlign w:val="center"/>
+          </w:tcPr>
+          <w:p>
+            <w:r>
+              <w:t>Catalog and workspace</w:t>
+            </w:r>
+          </w:p>
+        </w:tc>
+        <w:tc>
+          <w:tcPr>
+            <w:tcW w:type="dxa" w:w="3900"/>
+            <w:vAlign w:val="center"/>
+          </w:tcPr>
+          <w:p>
+            <w:r>
+              <w:t>Keep the durable development record outside the target source tree.</w:t>
+            </w:r>
+          </w:p>
+        </w:tc>
+        <w:tc>
+          <w:tcPr>
+            <w:tcW w:type="dxa" w:w="3660"/>
+            <w:vAlign w:val="center"/>
+          </w:tcPr>
+          <w:p>
+            <w:r>
+              <w:t>Replace a valid file with a partial or corrupt write.</w:t>
+            </w:r>
+          </w:p>
+        </w:tc>
+      </w:tr>
+      <w:tr>
+        <w:trPr>
+          <w:cantSplit/>
+        </w:trPr>
+        <w:tc>
+          <w:tcPr>
+            <w:tcW w:type="dxa" w:w="1800"/>
+            <w:vAlign w:val="center"/>
+          </w:tcPr>
+          <w:p>
+            <w:r>
+              <w:t>Provider pipeline</w:t>
+            </w:r>
+          </w:p>
+        </w:tc>
+        <w:tc>
+          <w:tcPr>
+            <w:tcW w:type="dxa" w:w="3900"/>
+            <w:vAlign w:val="center"/>
+          </w:tcPr>
+          <w:p>
+            <w:r>
+              <w:t>Send eligible unresolved text to DeepL or Google and validate the response.</w:t>
+            </w:r>
+          </w:p>
+        </w:tc>
+        <w:tc>
+          <w:tcPr>
+            <w:tcW w:type="dxa" w:w="3660"/>
+            <w:vAlign w:val="center"/>
+          </w:tcPr>
+          <w:p>
+            <w:r>
+              <w:t>Store a provider key in source, packs, logs, or catalogs.</w:t>
+            </w:r>
+          </w:p>
+        </w:tc>
+      </w:tr>
+      <w:tr>
+        <w:trPr>
+          <w:cantSplit/>
+        </w:trPr>
+        <w:tc>
+          <w:tcPr>
+            <w:tcW w:type="dxa" w:w="1800"/>
+            <w:vAlign w:val="center"/>
+          </w:tcPr>
+          <w:p>
+            <w:r>
+              <w:t>Localization Review</w:t>
+            </w:r>
+          </w:p>
+        </w:tc>
+        <w:tc>
+          <w:tcPr>
+            <w:tcW w:type="dxa" w:w="3900"/>
+            <w:vAlign w:val="center"/>
+          </w:tcPr>
+          <w:p>
+            <w:r>
+              <w:t>Show wording and layout concerns that need developer judgment.</w:t>
+            </w:r>
+          </w:p>
+        </w:tc>
+        <w:tc>
+          <w:tcPr>
+            <w:tcW w:type="dxa" w:w="3660"/>
+            <w:vAlign w:val="center"/>
+          </w:tcPr>
+          <w:p>
+            <w:r>
+              <w:t>Silently approve language quality or move developer-owned controls.</w:t>
+            </w:r>
+          </w:p>
+        </w:tc>
+      </w:tr>
+      <w:tr>
+        <w:trPr>
+          <w:cantSplit/>
+        </w:trPr>
+        <w:tc>
+          <w:tcPr>
+            <w:tcW w:type="dxa" w:w="1800"/>
+            <w:vAlign w:val="center"/>
+          </w:tcPr>
+          <w:p>
+            <w:r>
+              <w:t>Pack builder</w:t>
+            </w:r>
+          </w:p>
+        </w:tc>
+        <w:tc>
+          <w:tcPr>
+            <w:tcW w:type="dxa" w:w="3900"/>
+            <w:vAlign w:val="center"/>
+          </w:tcPr>
+          <w:p>
+            <w:r>
+              <w:t>Create one compatible source pack and the translated runtime packs.</w:t>
+            </w:r>
+          </w:p>
+        </w:tc>
+        <w:tc>
+          <w:tcPr>
+            <w:tcW w:type="dxa" w:w="3660"/>
+            <w:vAlign w:val="center"/>
+          </w:tcPr>
+          <w:p>
+            <w:r>
+              <w:t>Export a structurally invalid or mismatched catalog.</w:t>
+            </w:r>
+          </w:p>
+        </w:tc>
+      </w:tr>
+      <w:tr>
+        <w:trPr>
+          <w:cantSplit/>
+        </w:trPr>
+        <w:tc>
+          <w:tcPr>
+            <w:tcW w:type="dxa" w:w="1800"/>
+            <w:vAlign w:val="center"/>
+          </w:tcPr>
+          <w:p>
+            <w:r>
+              <w:t>Runtime manager and applicator</w:t>
+            </w:r>
+          </w:p>
+        </w:tc>
+        <w:tc>
+          <w:tcPr>
+            <w:tcW w:type="dxa" w:w="3900"/>
+            <w:vAlign w:val="center"/>
+          </w:tcPr>
+          <w:p>
+            <w:r>
+              <w:t>Load admitted packs and update open or later forms without losing live state.</w:t>
+            </w:r>
+          </w:p>
+        </w:tc>
+        <w:tc>
+          <w:tcPr>
+            <w:tcW w:type="dxa" w:w="3660"/>
+            <w:vAlign w:val="center"/>
+          </w:tcPr>
+          <w:p>
+            <w:r>
+              <w:t>Contact a provider, rescan source, or translate the previous translation.</w:t>
+            </w:r>
+          </w:p>
+        </w:tc>
+      </w:tr>
+      <w:tr>
+        <w:trPr>
+          <w:cantSplit/>
+        </w:trPr>
+        <w:tc>
+          <w:tcPr>
+            <w:tcW w:type="dxa" w:w="1800"/>
+            <w:vAlign w:val="center"/>
+          </w:tcPr>
+          <w:p>
+            <w:r>
+              <w:t>Component and integration kit</w:t>
+            </w:r>
+          </w:p>
+        </w:tc>
+        <w:tc>
+          <w:tcPr>
+            <w:tcW w:type="dxa" w:w="3900"/>
+            <w:vAlign w:val="center"/>
+          </w:tcPr>
+          <w:p>
+            <w:r>
+              <w:t>Give a VCL or FMX project one compatible set of source units and deployment files.</w:t>
+            </w:r>
+          </w:p>
+        </w:tc>
+        <w:tc>
+          <w:tcPr>
+            <w:tcW w:type="dxa" w:w="3660"/>
+            <w:vAlign w:val="center"/>
+          </w:tcPr>
+          <w:p>
+            <w:r>
+              <w:t>Mix old and new dependency units or rewrite target source without authorization.</w:t>
+            </w:r>
+          </w:p>
+        </w:tc>
+      </w:tr>
+    </w:tbl>
+    <w:p>
+      <w:pPr>
+        <w:pStyle w:val="Heading2"/>
+      </w:pPr>
+      <w:r>
+        <w:t>1.3 Follow one caption through the system</w:t>
+      </w:r>
+    </w:p>
+    <w:p>
+      <w:pPr>
+        <w:pStyle w:val="ListNumber"/>
+        <w:numPr>
+          <w:ilvl w:val="0"/>
+          <w:numId w:val="10"/>
+        </w:numPr>
+      </w:pPr>
+      <w:r>
+        <w:t>A caption is saved in a DFM or FMX form. The scanner reads the saved form and assigns a stable key such as form.component.property.</w:t>
+      </w:r>
+    </w:p>
+    <w:p>
+      <w:pPr>
+        <w:pStyle w:val="ListNumber"/>
+        <w:numPr>
+          <w:ilvl w:val="0"/>
+          <w:numId w:val="10"/>
+        </w:numPr>
+      </w:pPr>
+      <w:r>
+        <w:t>Catalog merge compares that key and source text with the prior catalog. Unchanged reviewed work is preserved. New or changed text is marked for attention.</w:t>
+      </w:r>
+    </w:p>
+    <w:p>
+      <w:pPr>
+        <w:pStyle w:val="ListNumber"/>
+        <w:numPr>
+          <w:ilvl w:val="0"/>
+          <w:numId w:val="10"/>
+        </w:numPr>
+      </w:pPr>
+      <w:r>
+        <w:t>The terminology and provider pipeline prepares eligible text, protects placeholders, sends a bounded request, and records the returned text as a machine draft.</w:t>
+      </w:r>
+    </w:p>
+    <w:p>
+      <w:pPr>
+        <w:pStyle w:val="ListNumber"/>
+        <w:numPr>
+          <w:ilvl w:val="0"/>
+          <w:numId w:val="10"/>
+        </w:numPr>
+      </w:pPr>
+      <w:r>
+        <w:t>Localization Review lets the developer inspect wording and any layout finding. Structural validation then checks identity, required text, placeholders, and pack compatibility.</w:t>
+      </w:r>
+    </w:p>
+    <w:p>
+      <w:pPr>
+        <w:pStyle w:val="ListNumber"/>
+        <w:numPr>
+          <w:ilvl w:val="0"/>
+          <w:numId w:val="10"/>
+        </w:numPr>
+      </w:pPr>
+      <w:r>
+        <w:t>The pack builder writes the canonical source pack and target-language pack. Deployment places compatible packs under the executable's Localization\Languages folder.</w:t>
+      </w:r>
+    </w:p>
+    <w:p>
+      <w:pPr>
+        <w:pStyle w:val="ListNumber"/>
+        <w:numPr>
+          <w:ilvl w:val="0"/>
+          <w:numId w:val="10"/>
+        </w:numPr>
+      </w:pPr>
+      <w:r>
+        <w:t>At run time, the manager restores the designer baseline and asks the VCL or FMX applicator to apply the selected pack. A later switch repeats the process from the baseline, not from the prior translation.</w:t>
+      </w:r>
+    </w:p>
+    <w:p>
+      <w:pPr>
+        <w:pStyle w:val="Heading2"/>
+      </w:pPr>
+      <w:r>
+        <w:t>1.4 How to read file and dependency entries</w:t>
+      </w:r>
+    </w:p>
+    <w:tbl>
+      <w:tblPr>
+        <w:tblStyle w:val="LightShading-Accent1"/>
+        <w:jc w:val="center"/>
+        <w:tblLook w:firstColumn="1" w:firstRow="1" w:lastColumn="0" w:lastRow="0" w:noHBand="0" w:noVBand="1" w:val="04A0"/>
+        <w:tblW w:w="9360" w:type="dxa"/>
+        <w:tblInd w:w="120" w:type="dxa"/>
+        <w:tblLayout w:type="fixed"/>
+        <w:tblCellMar>
+          <w:top w:w="80" w:type="dxa"/>
+          <w:bottom w:w="80" w:type="dxa"/>
+          <w:start w:w="120" w:type="dxa"/>
+          <w:end w:w="120" w:type="dxa"/>
+        </w:tblCellMar>
+      </w:tblPr>
+      <w:tblGrid>
+        <w:gridCol w:w="2700"/>
+        <w:gridCol w:w="6660"/>
+      </w:tblGrid>
+      <w:tr>
+        <w:trPr>
+          <w:tblHeader w:val="true"/>
+        </w:trPr>
+        <w:tc>
+          <w:tcPr>
+            <w:tcW w:type="dxa" w:w="2700"/>
+            <w:shd w:fill="234C80"/>
+          </w:tcPr>
+          <w:p>
+            <w:r>
+              <w:rPr>
+                <w:b/>
+                <w:color w:val="FFFFFF"/>
+              </w:rPr>
+              <w:t>Reference label</w:t>
+            </w:r>
+          </w:p>
+        </w:tc>
+        <w:tc>
+          <w:tcPr>
+            <w:tcW w:type="dxa" w:w="6660"/>
+            <w:shd w:fill="234C80"/>
+          </w:tcPr>
+          <w:p>
+            <w:r>
+              <w:rPr>
+                <w:b/>
+                <w:color w:val="FFFFFF"/>
+              </w:rPr>
+              <w:t>What it means</w:t>
+            </w:r>
+          </w:p>
+        </w:tc>
+      </w:tr>
+      <w:tr>
+        <w:trPr>
+          <w:cantSplit/>
+        </w:trPr>
+        <w:tc>
+          <w:tcPr>
+            <w:tcW w:type="dxa" w:w="2700"/>
+            <w:vAlign w:val="center"/>
+          </w:tcPr>
+          <w:p>
+            <w:r>
+              <w:t>Public surface</w:t>
+            </w:r>
+          </w:p>
+        </w:tc>
+        <w:tc>
+          <w:tcPr>
+            <w:tcW w:type="dxa" w:w="6660"/>
+            <w:vAlign w:val="center"/>
+          </w:tcPr>
+          <w:p>
+            <w:r>
+              <w:t>Types, classes, interfaces, constants, and routines that another unit can use.</w:t>
+            </w:r>
+          </w:p>
+        </w:tc>
+      </w:tr>
+      <w:tr>
+        <w:trPr>
+          <w:cantSplit/>
+        </w:trPr>
+        <w:tc>
+          <w:tcPr>
+            <w:tcW w:type="dxa" w:w="2700"/>
+            <w:vAlign w:val="center"/>
+          </w:tcPr>
+          <w:p>
+            <w:r>
+              <w:t>Direct DAT dependency</w:t>
+            </w:r>
+          </w:p>
+        </w:tc>
+        <w:tc>
+          <w:tcPr>
+            <w:tcW w:type="dxa" w:w="6660"/>
+            <w:vAlign w:val="center"/>
+          </w:tcPr>
+          <w:p>
+            <w:r>
+              <w:t>A DAT unit named directly in this unit's uses clause. It does not include dependencies used only through another unit.</w:t>
+            </w:r>
+          </w:p>
+        </w:tc>
+      </w:tr>
+      <w:tr>
+        <w:trPr>
+          <w:cantSplit/>
+        </w:trPr>
+        <w:tc>
+          <w:tcPr>
+            <w:tcW w:type="dxa" w:w="2700"/>
+            <w:vAlign w:val="center"/>
+          </w:tcPr>
+          <w:p>
+            <w:r>
+              <w:t>Direct production consumer</w:t>
+            </w:r>
+          </w:p>
+        </w:tc>
+        <w:tc>
+          <w:tcPr>
+            <w:tcW w:type="dxa" w:w="6660"/>
+            <w:vAlign w:val="center"/>
+          </w:tcPr>
+          <w:p>
+            <w:r>
+              <w:t>A production DAT unit that names this unit directly in its own uses clause.</w:t>
+            </w:r>
+          </w:p>
+        </w:tc>
+      </w:tr>
+      <w:tr>
+        <w:trPr>
+          <w:cantSplit/>
+        </w:trPr>
+        <w:tc>
+          <w:tcPr>
+            <w:tcW w:type="dxa" w:w="2700"/>
+            <w:vAlign w:val="center"/>
+          </w:tcPr>
+          <w:p>
+            <w:r>
+              <w:t>Named test consumer</w:t>
+            </w:r>
+          </w:p>
+        </w:tc>
+        <w:tc>
+          <w:tcPr>
+            <w:tcW w:type="dxa" w:w="6660"/>
+            <w:vAlign w:val="center"/>
+          </w:tcPr>
+          <w:p>
+            <w:r>
+              <w:t>A test program that imports the unit directly. Other tests may still exercise it indirectly.</w:t>
+            </w:r>
+          </w:p>
+        </w:tc>
+      </w:tr>
+      <w:tr>
+        <w:trPr>
+          <w:cantSplit/>
+        </w:trPr>
+        <w:tc>
+          <w:tcPr>
+            <w:tcW w:type="dxa" w:w="2700"/>
+            <w:vAlign w:val="center"/>
+          </w:tcPr>
+          <w:p>
+            <w:r>
+              <w:t>ComponentSource closure</w:t>
+            </w:r>
+          </w:p>
+        </w:tc>
+        <w:tc>
+          <w:tcPr>
+            <w:tcW w:type="dxa" w:w="6660"/>
+            <w:vAlign w:val="center"/>
+          </w:tcPr>
+          <w:p>
+            <w:r>
+              <w:t>The complete group of shared and framework-specific PAS files needed by a target project. It must be refreshed as one set.</w:t>
+            </w:r>
+          </w:p>
+        </w:tc>
+      </w:tr>
+      <w:tr>
+        <w:trPr>
+          <w:cantSplit/>
+        </w:trPr>
+        <w:tc>
+          <w:tcPr>
+            <w:tcW w:type="dxa" w:w="2700"/>
+            <w:vAlign w:val="center"/>
+          </w:tcPr>
+          <w:p>
+            <w:r>
+              <w:t>Change and validation risk</w:t>
+            </w:r>
+          </w:p>
+        </w:tc>
+        <w:tc>
+          <w:tcPr>
+            <w:tcW w:type="dxa" w:w="6660"/>
+            <w:vAlign w:val="center"/>
+          </w:tcPr>
+          <w:p>
+            <w:r>
+              <w:t>The minimum subsystem tests and builds required after a change. Shared behavior normally requires both VCL and FMX verification.</w:t>
+            </w:r>
+          </w:p>
+        </w:tc>
+      </w:tr>
+    </w:tbl>
+    <w:tbl>
+      <w:tblPr>
+        <w:jc w:val="center"/>
+        <w:tblLook w:firstColumn="1" w:firstRow="1" w:lastColumn="0" w:lastRow="0" w:noHBand="0" w:noVBand="1" w:val="04A0"/>
+        <w:tblW w:w="9360" w:type="dxa"/>
+        <w:tblInd w:w="120" w:type="dxa"/>
+        <w:tblLayout w:type="fixed"/>
+        <w:tblCellMar>
+          <w:top w:w="80" w:type="dxa"/>
+          <w:bottom w:w="80" w:type="dxa"/>
+          <w:start w:w="120" w:type="dxa"/>
+          <w:end w:w="120" w:type="dxa"/>
+        </w:tblCellMar>
+      </w:tblPr>
+      <w:tblGrid>
+        <w:gridCol w:w="9360"/>
+      </w:tblGrid>
+      <w:tr>
+        <w:trPr>
+          <w:cantSplit/>
+          <w:tblHeader w:val="true"/>
+        </w:trPr>
+        <w:tc>
+          <w:tcPr>
+            <w:tcW w:type="dxa" w:w="9360"/>
+            <w:shd w:fill="EAF3FF"/>
+            <w:vAlign w:val="center"/>
+          </w:tcPr>
+          <w:p>
+            <w:pPr>
+              <w:pStyle w:val="Callout"/>
+            </w:pPr>
+            <w:r>
+              <w:rPr>
+                <w:b/>
+                <w:color w:val="234C80"/>
+              </w:rPr>
+              <w:t xml:space="preserve">A practical reading order. </w:t>
+            </w:r>
+            <w:r>
+              <w:t>To understand behavior, read Chapters 2 through 22 in order. To change one unit, first read its Chapter 23 entry, then the architecture chapter for its layer, then the tests and consumers named by that entry.</w:t>
+            </w:r>
+          </w:p>
+        </w:tc>
+      </w:tr>
+    </w:tbl>
+    <w:p>
+      <w:pPr>
+        <w:pStyle w:val="Heading1"/>
+      </w:pPr>
+      <w:r>
+        <w:t>2. Product Scope, Non-Negotiable Invariants, and Trust Boundaries</w:t>
+      </w:r>
+    </w:p>
+    <w:tbl>
+      <w:tblPr>
+        <w:jc w:val="center"/>
+        <w:tblLook w:firstColumn="1" w:firstRow="1" w:lastColumn="0" w:lastRow="0" w:noHBand="0" w:noVBand="1" w:val="04A0"/>
+        <w:tblW w:w="9360" w:type="dxa"/>
+        <w:tblInd w:w="120" w:type="dxa"/>
+        <w:tblLayout w:type="fixed"/>
+        <w:tblCellMar>
+          <w:top w:w="80" w:type="dxa"/>
+          <w:bottom w:w="80" w:type="dxa"/>
+          <w:start w:w="120" w:type="dxa"/>
+          <w:end w:w="120" w:type="dxa"/>
+        </w:tblCellMar>
+      </w:tblPr>
+      <w:tblGrid>
+        <w:gridCol w:w="9360"/>
+      </w:tblGrid>
+      <w:tr>
+        <w:trPr>
+          <w:cantSplit/>
+          <w:tblHeader w:val="true"/>
+        </w:trPr>
+        <w:tc>
+          <w:tcPr>
+            <w:tcW w:type="dxa" w:w="9360"/>
+            <w:shd w:fill="EAF3FF"/>
+            <w:vAlign w:val="center"/>
+          </w:tcPr>
+          <w:p>
+            <w:pPr>
+              <w:pStyle w:val="Callout"/>
+            </w:pPr>
+            <w:r>
+              <w:rPr>
+                <w:b/>
+                <w:color w:val="234C80"/>
+              </w:rPr>
+              <w:t xml:space="preserve">What rules may never be bypassed? </w:t>
+            </w:r>
+            <w:r>
+              <w:t>This chapter defines the safety boundary. The Studio may read selected source and create its own artifacts. The recommended workflow does not rewrite the target project's Pascal, form, DPR, or DPROJ files.</w:t>
+            </w:r>
+          </w:p>
+        </w:tc>
+      </w:tr>
+    </w:tbl>
+    <w:p>
+      <w:pPr>
+        <w:pStyle w:val="ListBullet"/>
+      </w:pPr>
+      <w:r>
+        <w:t>Target Pascal, DFM, FMX, DPR, and DPROJ remain read-only in the recommended Wizard/component workflow.</w:t>
+      </w:r>
+    </w:p>
+    <w:p>
+      <w:pPr>
+        <w:pStyle w:val="ListBullet"/>
+      </w:pPr>
+      <w:r>
+        <w:t>Forms and published component properties remain designer-authored and editable in Object Inspector; runtime-only UI construction is not the normal integration mechanism.</w:t>
+      </w:r>
+    </w:p>
+    <w:p>
+      <w:pPr>
+        <w:pStyle w:val="ListBullet"/>
+      </w:pPr>
+      <w:r>
+        <w:t>The development Studio may use DeepL or Google online; the deployed VCL/FMX application is offline and contains no provider credential.</w:t>
+      </w:r>
+    </w:p>
+    <w:p>
+      <w:pPr>
+        <w:pStyle w:val="ListBullet"/>
+      </w:pPr>
+      <w:r>
+        <w:t>A language transition is reversible: restore the designer/source baseline first, then apply the selected pack once. Never translate the previous translation.</w:t>
+      </w:r>
+    </w:p>
+    <w:p>
+      <w:pPr>
+        <w:pStyle w:val="ListBullet"/>
+      </w:pPr>
+      <w:r>
+        <w:t>Live application data, identifiers, object names, file paths, API names, numeric values, selection/focus, and connection state are not language-pack text unless an explicit semantic contract says otherwise.</w:t>
+      </w:r>
+    </w:p>
+    <w:p>
+      <w:pPr>
+        <w:pStyle w:val="ListBullet"/>
+      </w:pPr>
+      <w:r>
+        <w:t>VCL and FMX share catalogs, packs, provider, validation, and manager core but use separate applicators, lifecycle hooks, direction rules, text measurement, and design packages.</w:t>
+      </w:r>
+    </w:p>
+    <w:p>
+      <w:pPr>
+        <w:pStyle w:val="ListBullet"/>
+      </w:pPr>
+      <w:r>
+        <w:t>Stable keys and source text preserve unchanged work. Provider calls are limited to eligible unresolved entries; reviewed and approved work is never silently overwritten.</w:t>
+      </w:r>
+    </w:p>
+    <w:p>
+      <w:pPr>
+        <w:pStyle w:val="ListBullet"/>
+      </w:pPr>
+      <w:r>
+        <w:t>All persistence that can affect catalogs, packs, preferences, settings, glossaries, deployment, or layout decisions is atomic and recoverable.</w:t>
+      </w:r>
+    </w:p>
+    <w:p>
+      <w:pPr>
+        <w:pStyle w:val="ListBullet"/>
+      </w:pPr>
+      <w:r>
+        <w:t>RTL changes paragraph/control direction and alignment while preserving protected LTR tokens and explicit application-owned layout.</w:t>
+      </w:r>
+    </w:p>
+    <w:p>
+      <w:pPr>
+        <w:pStyle w:val="ListBullet"/>
+      </w:pPr>
+      <w:r>
+        <w:t>No project-specific V5/V6 or named-application exception belongs in universal scanner, runtime, or layout code.</w:t>
+      </w:r>
+    </w:p>
+    <w:tbl>
+      <w:tblPr>
+        <w:jc w:val="center"/>
+        <w:tblLook w:firstColumn="1" w:firstRow="1" w:lastColumn="0" w:lastRow="0" w:noHBand="0" w:noVBand="1" w:val="04A0"/>
+        <w:tblW w:w="9360" w:type="dxa"/>
+        <w:tblInd w:w="120" w:type="dxa"/>
+        <w:tblLayout w:type="fixed"/>
+        <w:tblCellMar>
+          <w:top w:w="80" w:type="dxa"/>
+          <w:bottom w:w="80" w:type="dxa"/>
+          <w:start w:w="120" w:type="dxa"/>
+          <w:end w:w="120" w:type="dxa"/>
+        </w:tblCellMar>
+      </w:tblPr>
+      <w:tblGrid>
+        <w:gridCol w:w="9360"/>
+      </w:tblGrid>
+      <w:tr>
+        <w:trPr>
+          <w:cantSplit/>
+          <w:tblHeader w:val="true"/>
+        </w:trPr>
+        <w:tc>
+          <w:tcPr>
+            <w:tcW w:type="dxa" w:w="9360"/>
+            <w:shd w:fill="EAF3FF"/>
+            <w:vAlign w:val="center"/>
+          </w:tcPr>
+          <w:p>
+            <w:pPr>
+              <w:pStyle w:val="Callout"/>
+            </w:pPr>
+            <w:r>
+              <w:rPr>
+                <w:b/>
+                <w:color w:val="234C80"/>
+              </w:rPr>
+              <w:t xml:space="preserve">Trust boundary. </w:t>
+            </w:r>
+            <w:r>
+              <w:t>The Studio trusts only explicitly selected project source and validated provider responses; the runtime trusts only admitted local packs. Neither side treats arbitrary JSON, user data, provider text, or an unverified executable folder as safe input.</w:t>
+            </w:r>
+          </w:p>
+        </w:tc>
+      </w:tr>
+    </w:tbl>
+    <w:p>
+      <w:pPr>
+        <w:pStyle w:val="Heading1"/>
+      </w:pPr>
+      <w:r>
+        <w:t>3. Repository, Build, and Distribution Layout</w:t>
+      </w:r>
+    </w:p>
+    <w:tbl>
+      <w:tblPr>
+        <w:jc w:val="center"/>
+        <w:tblLook w:firstColumn="1" w:firstRow="1" w:lastColumn="0" w:lastRow="0" w:noHBand="0" w:noVBand="1" w:val="04A0"/>
+        <w:tblW w:w="9360" w:type="dxa"/>
+        <w:tblInd w:w="120" w:type="dxa"/>
+        <w:tblLayout w:type="fixed"/>
+        <w:tblCellMar>
+          <w:top w:w="80" w:type="dxa"/>
+          <w:bottom w:w="80" w:type="dxa"/>
+          <w:start w:w="120" w:type="dxa"/>
+          <w:end w:w="120" w:type="dxa"/>
+        </w:tblCellMar>
+      </w:tblPr>
+      <w:tblGrid>
+        <w:gridCol w:w="9360"/>
+      </w:tblGrid>
+      <w:tr>
+        <w:trPr>
+          <w:cantSplit/>
+          <w:tblHeader w:val="true"/>
+        </w:trPr>
+        <w:tc>
+          <w:tcPr>
+            <w:tcW w:type="dxa" w:w="9360"/>
+            <w:shd w:fill="EAF3FF"/>
+            <w:vAlign w:val="center"/>
+          </w:tcPr>
+          <w:p>
+            <w:pPr>
+              <w:pStyle w:val="Callout"/>
+            </w:pPr>
+            <w:r>
+              <w:rPr>
+                <w:b/>
+                <w:color w:val="234C80"/>
+              </w:rPr>
+              <w:t xml:space="preserve">Where does each kind of file belong? </w:t>
+            </w:r>
+            <w:r>
+              <w:t>This chapter maps repository folders to responsibilities. Use it before adding a unit or generated artifact so production, test, documentation, and output files do not become mixed.</w:t>
+            </w:r>
+          </w:p>
+        </w:tc>
+      </w:tr>
+    </w:tbl>
+    <w:tbl>
+      <w:tblPr>
+        <w:tblStyle w:val="LightShading-Accent1"/>
+        <w:jc w:val="center"/>
+        <w:tblLook w:firstColumn="1" w:firstRow="1" w:lastColumn="0" w:lastRow="0" w:noHBand="0" w:noVBand="1" w:val="04A0"/>
+        <w:tblW w:w="9360" w:type="dxa"/>
+        <w:tblInd w:w="120" w:type="dxa"/>
+        <w:tblLayout w:type="fixed"/>
+        <w:tblCellMar>
+          <w:top w:w="80" w:type="dxa"/>
+          <w:bottom w:w="80" w:type="dxa"/>
+          <w:start w:w="120" w:type="dxa"/>
+          <w:end w:w="120" w:type="dxa"/>
+        </w:tblCellMar>
+      </w:tblPr>
+      <w:tblGrid>
+        <w:gridCol w:w="1800"/>
+        <w:gridCol w:w="3900"/>
+        <w:gridCol w:w="3660"/>
+      </w:tblGrid>
+      <w:tr>
+        <w:trPr>
+          <w:tblHeader w:val="true"/>
+        </w:trPr>
+        <w:tc>
+          <w:tcPr>
+            <w:tcW w:type="dxa" w:w="1800"/>
+            <w:shd w:fill="234C80"/>
+          </w:tcPr>
+          <w:p>
+            <w:r>
+              <w:rPr>
+                <w:b/>
+                <w:color w:val="FFFFFF"/>
+              </w:rPr>
               <w:t>Folder</w:t>
             </w:r>
           </w:p>
@@ -2936,6 +3752,52 @@
         <w:t>4. End-to-End Architecture and Ownership</w:t>
       </w:r>
     </w:p>
+    <w:tbl>
+      <w:tblPr>
+        <w:jc w:val="center"/>
+        <w:tblLook w:firstColumn="1" w:firstRow="1" w:lastColumn="0" w:lastRow="0" w:noHBand="0" w:noVBand="1" w:val="04A0"/>
+        <w:tblW w:w="9360" w:type="dxa"/>
+        <w:tblInd w:w="120" w:type="dxa"/>
+        <w:tblLayout w:type="fixed"/>
+        <w:tblCellMar>
+          <w:top w:w="80" w:type="dxa"/>
+          <w:bottom w:w="80" w:type="dxa"/>
+          <w:start w:w="120" w:type="dxa"/>
+          <w:end w:w="120" w:type="dxa"/>
+        </w:tblCellMar>
+      </w:tblPr>
+      <w:tblGrid>
+        <w:gridCol w:w="9360"/>
+      </w:tblGrid>
+      <w:tr>
+        <w:trPr>
+          <w:cantSplit/>
+          <w:tblHeader w:val="true"/>
+        </w:trPr>
+        <w:tc>
+          <w:tcPr>
+            <w:tcW w:type="dxa" w:w="9360"/>
+            <w:shd w:fill="EAF3FF"/>
+            <w:vAlign w:val="center"/>
+          </w:tcPr>
+          <w:p>
+            <w:pPr>
+              <w:pStyle w:val="Callout"/>
+            </w:pPr>
+            <w:r>
+              <w:rPr>
+                <w:b/>
+                <w:color w:val="234C80"/>
+              </w:rPr>
+              <w:t xml:space="preserve">How does text move from source to a running translation? </w:t>
+            </w:r>
+            <w:r>
+              <w:t>This chapter follows the pipeline from project detection through scanning, translation, review, validation, export, deployment, and run-time application. Each stage has one owner and one output contract.</w:t>
+            </w:r>
+          </w:p>
+        </w:tc>
+      </w:tr>
+    </w:tbl>
     <w:tbl>
       <w:tblPr>
         <w:tblStyle w:val="LightShading-Accent1"/>
@@ -3616,6 +4478,52 @@
         <w:t>5. Core Domain Model and Catalog Lifecycle</w:t>
       </w:r>
     </w:p>
+    <w:tbl>
+      <w:tblPr>
+        <w:jc w:val="center"/>
+        <w:tblLook w:firstColumn="1" w:firstRow="1" w:lastColumn="0" w:lastRow="0" w:noHBand="0" w:noVBand="1" w:val="04A0"/>
+        <w:tblW w:w="9360" w:type="dxa"/>
+        <w:tblInd w:w="120" w:type="dxa"/>
+        <w:tblLayout w:type="fixed"/>
+        <w:tblCellMar>
+          <w:top w:w="80" w:type="dxa"/>
+          <w:bottom w:w="80" w:type="dxa"/>
+          <w:start w:w="120" w:type="dxa"/>
+          <w:end w:w="120" w:type="dxa"/>
+        </w:tblCellMar>
+      </w:tblPr>
+      <w:tblGrid>
+        <w:gridCol w:w="9360"/>
+      </w:tblGrid>
+      <w:tr>
+        <w:trPr>
+          <w:cantSplit/>
+          <w:tblHeader w:val="true"/>
+        </w:trPr>
+        <w:tc>
+          <w:tcPr>
+            <w:tcW w:type="dxa" w:w="9360"/>
+            <w:shd w:fill="EAF3FF"/>
+            <w:vAlign w:val="center"/>
+          </w:tcPr>
+          <w:p>
+            <w:pPr>
+              <w:pStyle w:val="Callout"/>
+            </w:pPr>
+            <w:r>
+              <w:rPr>
+                <w:b/>
+                <w:color w:val="234C80"/>
+              </w:rPr>
+              <w:t xml:space="preserve">What information does one translation record carry? </w:t>
+            </w:r>
+            <w:r>
+              <w:t>The catalog stores identity, source and target text, context, status, origin, and review facts. Status describes workflow state; origin records where wording came from. They are not interchangeable.</w:t>
+            </w:r>
+          </w:p>
+        </w:tc>
+      </w:tr>
+    </w:tbl>
     <w:p>
       <w:r>
         <w:t>DAT.Core.Types is the vocabulary root. TProjectProfile describes target identity/framework/files/targets. TLocaleProfile describes locale facts. TTranslationEntry carries stable identity, source/target text, status, origin, context, ownership, checksums, and review facts. TTranslationCatalog owns project/locale metadata and its entries.</w:t>
@@ -3933,6 +4841,52 @@
         <w:t>6. Workspace, Persistence, and Recovery</w:t>
       </w:r>
     </w:p>
+    <w:tbl>
+      <w:tblPr>
+        <w:jc w:val="center"/>
+        <w:tblLook w:firstColumn="1" w:firstRow="1" w:lastColumn="0" w:lastRow="0" w:noHBand="0" w:noVBand="1" w:val="04A0"/>
+        <w:tblW w:w="9360" w:type="dxa"/>
+        <w:tblInd w:w="120" w:type="dxa"/>
+        <w:tblLayout w:type="fixed"/>
+        <w:tblCellMar>
+          <w:top w:w="80" w:type="dxa"/>
+          <w:bottom w:w="80" w:type="dxa"/>
+          <w:start w:w="120" w:type="dxa"/>
+          <w:end w:w="120" w:type="dxa"/>
+        </w:tblCellMar>
+      </w:tblPr>
+      <w:tblGrid>
+        <w:gridCol w:w="9360"/>
+      </w:tblGrid>
+      <w:tr>
+        <w:trPr>
+          <w:cantSplit/>
+          <w:tblHeader w:val="true"/>
+        </w:trPr>
+        <w:tc>
+          <w:tcPr>
+            <w:tcW w:type="dxa" w:w="9360"/>
+            <w:shd w:fill="EAF3FF"/>
+            <w:vAlign w:val="center"/>
+          </w:tcPr>
+          <w:p>
+            <w:pPr>
+              <w:pStyle w:val="Callout"/>
+            </w:pPr>
+            <w:r>
+              <w:rPr>
+                <w:b/>
+                <w:color w:val="234C80"/>
+              </w:rPr>
+              <w:t xml:space="preserve">Where is development state stored, and how is it protected? </w:t>
+            </w:r>
+            <w:r>
+              <w:t>Project workspaces live under Local AppData, outside the target project. Important JSON and preference files use validated atomic replacement so an interruption cannot silently replace a good file with a partial one.</w:t>
+            </w:r>
+          </w:p>
+        </w:tc>
+      </w:tr>
+    </w:tbl>
     <w:p>
       <w:r>
         <w:t>TTranslationWorkspace roots project state at %LOCALAPPDATA%\DelphiAppTranslationStudio\Workspaces\&lt;ApplicationId&gt;. Development, Languages, Glossaries, and Deployment separate editable data, deployed-format packs, terminology, and destination settings.</w:t>
@@ -4332,6 +5286,52 @@
         <w:t>7. Project Detection and Canonical Scanning</w:t>
       </w:r>
     </w:p>
+    <w:tbl>
+      <w:tblPr>
+        <w:jc w:val="center"/>
+        <w:tblLook w:firstColumn="1" w:firstRow="1" w:lastColumn="0" w:lastRow="0" w:noHBand="0" w:noVBand="1" w:val="04A0"/>
+        <w:tblW w:w="9360" w:type="dxa"/>
+        <w:tblInd w:w="120" w:type="dxa"/>
+        <w:tblLayout w:type="fixed"/>
+        <w:tblCellMar>
+          <w:top w:w="80" w:type="dxa"/>
+          <w:bottom w:w="80" w:type="dxa"/>
+          <w:start w:w="120" w:type="dxa"/>
+          <w:end w:w="120" w:type="dxa"/>
+        </w:tblCellMar>
+      </w:tblPr>
+      <w:tblGrid>
+        <w:gridCol w:w="9360"/>
+      </w:tblGrid>
+      <w:tr>
+        <w:trPr>
+          <w:cantSplit/>
+          <w:tblHeader w:val="true"/>
+        </w:trPr>
+        <w:tc>
+          <w:tcPr>
+            <w:tcW w:type="dxa" w:w="9360"/>
+            <w:shd w:fill="EAF3FF"/>
+            <w:vAlign w:val="center"/>
+          </w:tcPr>
+          <w:p>
+            <w:pPr>
+              <w:pStyle w:val="Callout"/>
+            </w:pPr>
+            <w:r>
+              <w:rPr>
+                <w:b/>
+                <w:color w:val="234C80"/>
+              </w:rPr>
+              <w:t xml:space="preserve">What exactly does a scan do? </w:t>
+            </w:r>
+            <w:r>
+              <w:t>Detection finds the project closure. The scanner reads saved form resources and approved Pascal text. It produces stable records and counts; it does not run the target application or translate arbitrary data.</w:t>
+            </w:r>
+          </w:p>
+        </w:tc>
+      </w:tr>
+    </w:tbl>
     <w:p>
       <w:r>
         <w:t>TProjectDetector establishes the source closure before scanning. TProjectScanner orchestrates form and Pascal scanners, rules, context, domain profile, quality analysis, progress/cancellation, source snapshots, and the final result.</w:t>
@@ -4619,6 +5619,52 @@
         <w:t>8. Context, Terminology, Translation Memory, and Glossary</w:t>
       </w:r>
     </w:p>
+    <w:tbl>
+      <w:tblPr>
+        <w:jc w:val="center"/>
+        <w:tblLook w:firstColumn="1" w:firstRow="1" w:lastColumn="0" w:lastRow="0" w:noHBand="0" w:noVBand="1" w:val="04A0"/>
+        <w:tblW w:w="9360" w:type="dxa"/>
+        <w:tblInd w:w="120" w:type="dxa"/>
+        <w:tblLayout w:type="fixed"/>
+        <w:tblCellMar>
+          <w:top w:w="80" w:type="dxa"/>
+          <w:bottom w:w="80" w:type="dxa"/>
+          <w:start w:w="120" w:type="dxa"/>
+          <w:end w:w="120" w:type="dxa"/>
+        </w:tblCellMar>
+      </w:tblPr>
+      <w:tblGrid>
+        <w:gridCol w:w="9360"/>
+      </w:tblGrid>
+      <w:tr>
+        <w:trPr>
+          <w:cantSplit/>
+          <w:tblHeader w:val="true"/>
+        </w:trPr>
+        <w:tc>
+          <w:tcPr>
+            <w:tcW w:type="dxa" w:w="9360"/>
+            <w:shd w:fill="EAF3FF"/>
+            <w:vAlign w:val="center"/>
+          </w:tcPr>
+          <w:p>
+            <w:pPr>
+              <w:pStyle w:val="Callout"/>
+            </w:pPr>
+            <w:r>
+              <w:rPr>
+                <w:b/>
+                <w:color w:val="234C80"/>
+              </w:rPr>
+              <w:t xml:space="preserve">How does the Studio choose the best wording it already knows? </w:t>
+            </w:r>
+            <w:r>
+              <w:t>Context explains meaning. Terminology protects required words. Translation memory reuses reviewed work. A glossary records project-specific choices. These steps reduce provider ambiguity before new machine translation is requested.</w:t>
+            </w:r>
+          </w:p>
+        </w:tc>
+      </w:tr>
+    </w:tbl>
     <w:p>
       <w:r>
         <w:t>Context and terminology are layered because provider text alone is insufficient for short interface strings. TScanContextAnalyzer records UI role, semantic concept, description, confidence, and surrounding evidence. TDomainProfiler builds project vocabulary and senses. TProjectGlossary and TSharedDictionary carry approved local and shared terms. TTranslationMemory reuses reviewed prior segments with provenance.</w:t>
@@ -4936,6 +5982,52 @@
         <w:t>9. Provider Pipeline and Credential Security</w:t>
       </w:r>
     </w:p>
+    <w:tbl>
+      <w:tblPr>
+        <w:jc w:val="center"/>
+        <w:tblLook w:firstColumn="1" w:firstRow="1" w:lastColumn="0" w:lastRow="0" w:noHBand="0" w:noVBand="1" w:val="04A0"/>
+        <w:tblW w:w="9360" w:type="dxa"/>
+        <w:tblInd w:w="120" w:type="dxa"/>
+        <w:tblLayout w:type="fixed"/>
+        <w:tblCellMar>
+          <w:top w:w="80" w:type="dxa"/>
+          <w:bottom w:w="80" w:type="dxa"/>
+          <w:start w:w="120" w:type="dxa"/>
+          <w:end w:w="120" w:type="dxa"/>
+        </w:tblCellMar>
+      </w:tblPr>
+      <w:tblGrid>
+        <w:gridCol w:w="9360"/>
+      </w:tblGrid>
+      <w:tr>
+        <w:trPr>
+          <w:cantSplit/>
+          <w:tblHeader w:val="true"/>
+        </w:trPr>
+        <w:tc>
+          <w:tcPr>
+            <w:tcW w:type="dxa" w:w="9360"/>
+            <w:shd w:fill="EAF3FF"/>
+            <w:vAlign w:val="center"/>
+          </w:tcPr>
+          <w:p>
+            <w:pPr>
+              <w:pStyle w:val="Callout"/>
+            </w:pPr>
+            <w:r>
+              <w:rPr>
+                <w:b/>
+                <w:color w:val="234C80"/>
+              </w:rPr>
+              <w:t xml:space="preserve">What crosses the network? </w:t>
+            </w:r>
+            <w:r>
+              <w:t>Only eligible source text and safe context go to the selected provider. Credentials stay in Windows Credential Manager or session memory. Placeholders are protected, requests are bounded, and malformed responses are rejected.</w:t>
+            </w:r>
+          </w:p>
+        </w:tc>
+      </w:tr>
+    </w:tbl>
     <w:p>
       <w:r>
         <w:t>TProviderSettings stores only provider, DeepL plan, remember policy, timeout, and batch size. TProviderCredentialStore stores the selected secret in Windows Credential Manager or session memory. TTranslationProviderClient builds and posts bounded HTTPS requests and maps provider-specific errors into ETranslationProviderError.</w:t>
@@ -5253,6 +6345,52 @@
         <w:t>10. Localization Review, Measurement, Layout, and Hyphenation</w:t>
       </w:r>
     </w:p>
+    <w:tbl>
+      <w:tblPr>
+        <w:jc w:val="center"/>
+        <w:tblLook w:firstColumn="1" w:firstRow="1" w:lastColumn="0" w:lastRow="0" w:noHBand="0" w:noVBand="1" w:val="04A0"/>
+        <w:tblW w:w="9360" w:type="dxa"/>
+        <w:tblInd w:w="120" w:type="dxa"/>
+        <w:tblLayout w:type="fixed"/>
+        <w:tblCellMar>
+          <w:top w:w="80" w:type="dxa"/>
+          <w:bottom w:w="80" w:type="dxa"/>
+          <w:start w:w="120" w:type="dxa"/>
+          <w:end w:w="120" w:type="dxa"/>
+        </w:tblCellMar>
+      </w:tblPr>
+      <w:tblGrid>
+        <w:gridCol w:w="9360"/>
+      </w:tblGrid>
+      <w:tr>
+        <w:trPr>
+          <w:cantSplit/>
+          <w:tblHeader w:val="true"/>
+        </w:trPr>
+        <w:tc>
+          <w:tcPr>
+            <w:tcW w:type="dxa" w:w="9360"/>
+            <w:shd w:fill="EAF3FF"/>
+            <w:vAlign w:val="center"/>
+          </w:tcPr>
+          <w:p>
+            <w:pPr>
+              <w:pStyle w:val="Callout"/>
+            </w:pPr>
+            <w:r>
+              <w:rPr>
+                <w:b/>
+                <w:color w:val="234C80"/>
+              </w:rPr>
+              <w:t xml:space="preserve">Who decides whether wording and layout are acceptable? </w:t>
+            </w:r>
+            <w:r>
+              <w:t>Automated review finds likely problems and can propose conservative layout changes. The developer decides. Structural validation can prove that a pack is safe to load, but it cannot prove that a sentence is the best human translation.</w:t>
+            </w:r>
+          </w:p>
+        </w:tc>
+      </w:tr>
+    </w:tbl>
     <w:p>
       <w:r>
         <w:t>TLocalizationReviewer combines source geometry, code-geometry ownership, translated measurements, text roles, and language behavior into findings and proposals. ITextMeasurer isolates metric acquisition; FMX and GDI implementations provide framework-appropriate measurements.</w:t>
@@ -5532,6 +6670,52 @@
         <w:t>11. Validation and Runtime Pack Export</w:t>
       </w:r>
     </w:p>
+    <w:tbl>
+      <w:tblPr>
+        <w:jc w:val="center"/>
+        <w:tblLook w:firstColumn="1" w:firstRow="1" w:lastColumn="0" w:lastRow="0" w:noHBand="0" w:noVBand="1" w:val="04A0"/>
+        <w:tblW w:w="9360" w:type="dxa"/>
+        <w:tblInd w:w="120" w:type="dxa"/>
+        <w:tblLayout w:type="fixed"/>
+        <w:tblCellMar>
+          <w:top w:w="80" w:type="dxa"/>
+          <w:bottom w:w="80" w:type="dxa"/>
+          <w:start w:w="120" w:type="dxa"/>
+          <w:end w:w="120" w:type="dxa"/>
+        </w:tblCellMar>
+      </w:tblPr>
+      <w:tblGrid>
+        <w:gridCol w:w="9360"/>
+      </w:tblGrid>
+      <w:tr>
+        <w:trPr>
+          <w:cantSplit/>
+          <w:tblHeader w:val="true"/>
+        </w:trPr>
+        <w:tc>
+          <w:tcPr>
+            <w:tcW w:type="dxa" w:w="9360"/>
+            <w:shd w:fill="EAF3FF"/>
+            <w:vAlign w:val="center"/>
+          </w:tcPr>
+          <w:p>
+            <w:pPr>
+              <w:pStyle w:val="Callout"/>
+            </w:pPr>
+            <w:r>
+              <w:rPr>
+                <w:b/>
+                <w:color w:val="234C80"/>
+              </w:rPr>
+              <w:t xml:space="preserve">When may a runtime pack be created? </w:t>
+            </w:r>
+            <w:r>
+              <w:t>Only a structurally valid catalog can be exported. Source and target packs must agree on application identity, framework, locale relationship, schema, and checksum contract.</w:t>
+            </w:r>
+          </w:p>
+        </w:tc>
+      </w:tr>
+    </w:tbl>
     <w:p>
       <w:r>
         <w:t>TCatalogValidator separates blocking runtime safety from linguistic state. Required metadata, duplicate keys, source changes, placeholder/accelerator integrity, runtime wiring, and eligible target text are validated; Reviewed and Approved remain explicit human states.</w:t>
@@ -5582,6 +6766,52 @@
         <w:t>12. Offline Runtime Manager and Pack Admission</w:t>
       </w:r>
     </w:p>
+    <w:tbl>
+      <w:tblPr>
+        <w:jc w:val="center"/>
+        <w:tblLook w:firstColumn="1" w:firstRow="1" w:lastColumn="0" w:lastRow="0" w:noHBand="0" w:noVBand="1" w:val="04A0"/>
+        <w:tblW w:w="9360" w:type="dxa"/>
+        <w:tblInd w:w="120" w:type="dxa"/>
+        <w:tblLayout w:type="fixed"/>
+        <w:tblCellMar>
+          <w:top w:w="80" w:type="dxa"/>
+          <w:bottom w:w="80" w:type="dxa"/>
+          <w:start w:w="120" w:type="dxa"/>
+          <w:end w:w="120" w:type="dxa"/>
+        </w:tblCellMar>
+      </w:tblPr>
+      <w:tblGrid>
+        <w:gridCol w:w="9360"/>
+      </w:tblGrid>
+      <w:tr>
+        <w:trPr>
+          <w:cantSplit/>
+          <w:tblHeader w:val="true"/>
+        </w:trPr>
+        <w:tc>
+          <w:tcPr>
+            <w:tcW w:type="dxa" w:w="9360"/>
+            <w:shd w:fill="EAF3FF"/>
+            <w:vAlign w:val="center"/>
+          </w:tcPr>
+          <w:p>
+            <w:pPr>
+              <w:pStyle w:val="Callout"/>
+            </w:pPr>
+            <w:r>
+              <w:rPr>
+                <w:b/>
+                <w:color w:val="234C80"/>
+              </w:rPr>
+              <w:t xml:space="preserve">Why does a pack appear—or not appear—in the selector? </w:t>
+            </w:r>
+            <w:r>
+              <w:t>The runtime admits a pack only after compatibility checks pass. The canonical source pack is the fallback anchor and is required for reliable switching back to the authored language.</w:t>
+            </w:r>
+          </w:p>
+        </w:tc>
+      </w:tr>
+    </w:tbl>
     <w:p>
       <w:r>
         <w:t>TRuntimeLanguagePack parses one JSON file and exposes text, templates, source maps, locale, and layout rules. TTranslationRuntime discovers files, validates pack headers/checksums/framework/application identity, admits compatible packs, loads source and selected target, updates format settings, and serves translation lookups.</w:t>
@@ -5817,16 +7047,6 @@
         <w:t>13. VCL Runtime Application and Lifecycle</w:t>
       </w:r>
     </w:p>
-    <w:p>
-      <w:r>
-        <w:t>TDATVCLLanguageManager connects TTranslationRuntime to VCL application lifecycle. Idle inspection, modal boundaries, active-form change, notifications, and explicit ApplyToForm cover existing and later forms without replacing application event handlers destructively.</w:t>
-      </w:r>
-    </w:p>
-    <w:p>
-      <w:r>
-        <w:t>TVCLTranslationApplicator snapshots source text, geometry, alignment, direction, and writable state; restores the baseline; applies stable-key text/templates/layout; handles menus, dialogs, status panels, lists/grids, wrapping, and RTL; then restores focus, selection, and other live state.</w:t>
-      </w:r>
-    </w:p>
     <w:tbl>
       <w:tblPr>
         <w:jc w:val="center"/>
@@ -5864,31 +7084,23 @@
                 <w:b/>
                 <w:color w:val="234C80"/>
               </w:rPr>
-              <w:t xml:space="preserve">VCL handle rule. </w:t>
-            </w:r>
-            <w:r>
-              <w:t>Do not force unnecessary handle recreation or overwrite window state merely to change language. Native controls and Windows messages can regenerate captions, so VCL template/caption interception reapplies only the owned text contract.</w:t>
+              <w:t xml:space="preserve">What is special about VCL? </w:t>
+            </w:r>
+            <w:r>
+              <w:t>The VCL manager follows Windows form and handle lifecycle. Its applicator restores the designer baseline, applies the selected pack, and preserves focus, selection, lists, grids, menus, and other live state.</w:t>
             </w:r>
           </w:p>
         </w:tc>
       </w:tr>
     </w:tbl>
     <w:p>
-      <w:pPr>
-        <w:pStyle w:val="Heading1"/>
-      </w:pPr>
-      <w:r>
-        <w:t>14. FMX Runtime Application and Lifecycle</w:t>
-      </w:r>
-    </w:p>
-    <w:p>
-      <w:r>
-        <w:t>TDATFMXLanguageManager connects TTranslationRuntime to FMX form lifecycle and styled-control behavior. It handles open/later forms, tabs, scroll content bounds, browsers, grids, menus, dynamic refresh timers, and lifecycle-safe application without relying on one form-specific event.</w:t>
-      </w:r>
-    </w:p>
-    <w:p>
-      <w:r>
-        <w:t>TFMXTranslationApplicator snapshots/restores the designer baseline, applies text and layout to the FMX object tree, preserves state/order, and coordinates direction. Template rewrite is essential because FMX styles can recreate visible text after a property was translated.</w:t>
+      <w:r>
+        <w:t>TDATVCLLanguageManager connects TTranslationRuntime to VCL application lifecycle. Idle inspection, modal boundaries, active-form change, notifications, and explicit ApplyToForm cover existing and later forms without replacing application event handlers destructively.</w:t>
+      </w:r>
+    </w:p>
+    <w:p>
+      <w:r>
+        <w:t>TVCLTranslationApplicator snapshots source text, geometry, alignment, direction, and writable state; restores the baseline; applies stable-key text/templates/layout; handles menus, dialogs, status panels, lists/grids, wrapping, and RTL; then restores focus, selection, and other live state.</w:t>
       </w:r>
     </w:p>
     <w:tbl>
@@ -5928,10 +7140,10 @@
                 <w:b/>
                 <w:color w:val="234C80"/>
               </w:rPr>
-              <w:t xml:space="preserve">FMX styled-control rule. </w:t>
-            </w:r>
-            <w:r>
-              <w:t>A language switch is not complete merely because Text changed once. Styled controls, tab activation, browser document load, and scroll-layout recalculation can repaint later; lifecycle contracts must reapply only when the owned text is regenerated.</w:t>
+              <w:t xml:space="preserve">VCL handle rule. </w:t>
+            </w:r>
+            <w:r>
+              <w:t>Do not force unnecessary handle recreation or overwrite window state merely to change language. Native controls and Windows messages can regenerate captions, so VCL template/caption interception reapplies only the owned text contract.</w:t>
             </w:r>
           </w:p>
         </w:tc>
@@ -5942,9 +7154,165 @@
         <w:pStyle w:val="Heading1"/>
       </w:pPr>
       <w:r>
+        <w:t>14. FMX Runtime Application and Lifecycle</w:t>
+      </w:r>
+    </w:p>
+    <w:tbl>
+      <w:tblPr>
+        <w:jc w:val="center"/>
+        <w:tblLook w:firstColumn="1" w:firstRow="1" w:lastColumn="0" w:lastRow="0" w:noHBand="0" w:noVBand="1" w:val="04A0"/>
+        <w:tblW w:w="9360" w:type="dxa"/>
+        <w:tblInd w:w="120" w:type="dxa"/>
+        <w:tblLayout w:type="fixed"/>
+        <w:tblCellMar>
+          <w:top w:w="80" w:type="dxa"/>
+          <w:bottom w:w="80" w:type="dxa"/>
+          <w:start w:w="120" w:type="dxa"/>
+          <w:end w:w="120" w:type="dxa"/>
+        </w:tblCellMar>
+      </w:tblPr>
+      <w:tblGrid>
+        <w:gridCol w:w="9360"/>
+      </w:tblGrid>
+      <w:tr>
+        <w:trPr>
+          <w:cantSplit/>
+          <w:tblHeader w:val="true"/>
+        </w:trPr>
+        <w:tc>
+          <w:tcPr>
+            <w:tcW w:type="dxa" w:w="9360"/>
+            <w:shd w:fill="EAF3FF"/>
+            <w:vAlign w:val="center"/>
+          </w:tcPr>
+          <w:p>
+            <w:pPr>
+              <w:pStyle w:val="Callout"/>
+            </w:pPr>
+            <w:r>
+              <w:rPr>
+                <w:b/>
+                <w:color w:val="234C80"/>
+              </w:rPr>
+              <w:t xml:space="preserve">What is special about FireMonkey? </w:t>
+            </w:r>
+            <w:r>
+              <w:t>The FMX manager handles styled controls, tabs, scrolling, browsers, grids, and later repainting. Template repair is important because an FMX style can recreate visible text after the first assignment.</w:t>
+            </w:r>
+          </w:p>
+        </w:tc>
+      </w:tr>
+    </w:tbl>
+    <w:p>
+      <w:r>
+        <w:t>TDATFMXLanguageManager connects TTranslationRuntime to FMX form lifecycle and styled-control behavior. It handles open/later forms, tabs, scroll content bounds, browsers, grids, menus, dynamic refresh timers, and lifecycle-safe application without relying on one form-specific event.</w:t>
+      </w:r>
+    </w:p>
+    <w:p>
+      <w:r>
+        <w:t>TFMXTranslationApplicator snapshots/restores the designer baseline, applies text and layout to the FMX object tree, preserves state/order, and coordinates direction. Template rewrite is essential because FMX styles can recreate visible text after a property was translated.</w:t>
+      </w:r>
+    </w:p>
+    <w:tbl>
+      <w:tblPr>
+        <w:jc w:val="center"/>
+        <w:tblLook w:firstColumn="1" w:firstRow="1" w:lastColumn="0" w:lastRow="0" w:noHBand="0" w:noVBand="1" w:val="04A0"/>
+        <w:tblW w:w="9360" w:type="dxa"/>
+        <w:tblInd w:w="120" w:type="dxa"/>
+        <w:tblLayout w:type="fixed"/>
+        <w:tblCellMar>
+          <w:top w:w="80" w:type="dxa"/>
+          <w:bottom w:w="80" w:type="dxa"/>
+          <w:start w:w="120" w:type="dxa"/>
+          <w:end w:w="120" w:type="dxa"/>
+        </w:tblCellMar>
+      </w:tblPr>
+      <w:tblGrid>
+        <w:gridCol w:w="9360"/>
+      </w:tblGrid>
+      <w:tr>
+        <w:trPr>
+          <w:cantSplit/>
+          <w:tblHeader w:val="true"/>
+        </w:trPr>
+        <w:tc>
+          <w:tcPr>
+            <w:tcW w:type="dxa" w:w="9360"/>
+            <w:shd w:fill="EAF3FF"/>
+            <w:vAlign w:val="center"/>
+          </w:tcPr>
+          <w:p>
+            <w:pPr>
+              <w:pStyle w:val="Callout"/>
+            </w:pPr>
+            <w:r>
+              <w:rPr>
+                <w:b/>
+                <w:color w:val="234C80"/>
+              </w:rPr>
+              <w:t xml:space="preserve">FMX styled-control rule. </w:t>
+            </w:r>
+            <w:r>
+              <w:t>A language switch is not complete merely because Text changed once. Styled controls, tab activation, browser document load, and scroll-layout recalculation can repaint later; lifecycle contracts must reapply only when the owned text is regenerated.</w:t>
+            </w:r>
+          </w:p>
+        </w:tc>
+      </w:tr>
+    </w:tbl>
+    <w:p>
+      <w:pPr>
+        <w:pStyle w:val="Heading1"/>
+      </w:pPr>
+      <w:r>
         <w:t>15. Components, Design Packages, and Designer Contract</w:t>
       </w:r>
     </w:p>
+    <w:tbl>
+      <w:tblPr>
+        <w:jc w:val="center"/>
+        <w:tblLook w:firstColumn="1" w:firstRow="1" w:lastColumn="0" w:lastRow="0" w:noHBand="0" w:noVBand="1" w:val="04A0"/>
+        <w:tblW w:w="9360" w:type="dxa"/>
+        <w:tblInd w:w="120" w:type="dxa"/>
+        <w:tblLayout w:type="fixed"/>
+        <w:tblCellMar>
+          <w:top w:w="80" w:type="dxa"/>
+          <w:bottom w:w="80" w:type="dxa"/>
+          <w:start w:w="120" w:type="dxa"/>
+          <w:end w:w="120" w:type="dxa"/>
+        </w:tblCellMar>
+      </w:tblPr>
+      <w:tblGrid>
+        <w:gridCol w:w="9360"/>
+      </w:tblGrid>
+      <w:tr>
+        <w:trPr>
+          <w:cantSplit/>
+          <w:tblHeader w:val="true"/>
+        </w:trPr>
+        <w:tc>
+          <w:tcPr>
+            <w:tcW w:type="dxa" w:w="9360"/>
+            <w:shd w:fill="EAF3FF"/>
+            <w:vAlign w:val="center"/>
+          </w:tcPr>
+          <w:p>
+            <w:pPr>
+              <w:pStyle w:val="Callout"/>
+            </w:pPr>
+            <w:r>
+              <w:rPr>
+                <w:b/>
+                <w:color w:val="234C80"/>
+              </w:rPr>
+              <w:t xml:space="preserve">Why are there separate runtime and design packages? </w:t>
+            </w:r>
+            <w:r>
+              <w:t>Runtime packages contain code an application may ship. Win32 design packages contain RAD Studio registration code. Keeping them separate prevents deployed applications from depending on IDE-only units.</w:t>
+            </w:r>
+          </w:p>
+        </w:tc>
+      </w:tr>
+    </w:tbl>
     <w:p>
       <w:r>
         <w:t>DAT.Components.Core exposes published properties/events and the framework-neutral manager contract. DAT.Components.VCL/FMX implement framework lifecycle and applicator bridges. The LanguageSelector units provide connected designer combo boxes. Registration units expose those components only to RAD Studio design packages.</w:t>
@@ -6224,6 +7592,52 @@
         <w:t>16. ComponentSource and Target dependencies</w:t>
       </w:r>
     </w:p>
+    <w:tbl>
+      <w:tblPr>
+        <w:jc w:val="center"/>
+        <w:tblLook w:firstColumn="1" w:firstRow="1" w:lastColumn="0" w:lastRow="0" w:noHBand="0" w:noVBand="1" w:val="04A0"/>
+        <w:tblW w:w="9360" w:type="dxa"/>
+        <w:tblInd w:w="120" w:type="dxa"/>
+        <w:tblLayout w:type="fixed"/>
+        <w:tblCellMar>
+          <w:top w:w="80" w:type="dxa"/>
+          <w:bottom w:w="80" w:type="dxa"/>
+          <w:start w:w="120" w:type="dxa"/>
+          <w:end w:w="120" w:type="dxa"/>
+        </w:tblCellMar>
+      </w:tblPr>
+      <w:tblGrid>
+        <w:gridCol w:w="9360"/>
+      </w:tblGrid>
+      <w:tr>
+        <w:trPr>
+          <w:cantSplit/>
+          <w:tblHeader w:val="true"/>
+        </w:trPr>
+        <w:tc>
+          <w:tcPr>
+            <w:tcW w:type="dxa" w:w="9360"/>
+            <w:shd w:fill="EAF3FF"/>
+            <w:vAlign w:val="center"/>
+          </w:tcPr>
+          <w:p>
+            <w:pPr>
+              <w:pStyle w:val="Callout"/>
+            </w:pPr>
+            <w:r>
+              <w:rPr>
+                <w:b/>
+                <w:color w:val="234C80"/>
+              </w:rPr>
+              <w:t xml:space="preserve">Why must ComponentSource be copied as one set? </w:t>
+            </w:r>
+            <w:r>
+              <w:t>The generated source closure contains matching shared and framework-specific units. Copying only files named by the first compiler error can combine incompatible interfaces from different versions.</w:t>
+            </w:r>
+          </w:p>
+        </w:tc>
+      </w:tr>
+    </w:tbl>
     <w:p>
       <w:r>
         <w:t>ComponentSource is a generated source-closure distribution for one target framework. The package generator computes the exact shared and framework-specific set and copies all of it into the kit. The target compiler must see one internally consistent version of that set.</w:t>
@@ -6549,6 +7963,52 @@
         <w:t>17. Integration, Build, Deployment, and Project Boundaries</w:t>
       </w:r>
     </w:p>
+    <w:tbl>
+      <w:tblPr>
+        <w:jc w:val="center"/>
+        <w:tblLook w:firstColumn="1" w:firstRow="1" w:lastColumn="0" w:lastRow="0" w:noHBand="0" w:noVBand="1" w:val="04A0"/>
+        <w:tblW w:w="9360" w:type="dxa"/>
+        <w:tblInd w:w="120" w:type="dxa"/>
+        <w:tblLayout w:type="fixed"/>
+        <w:tblCellMar>
+          <w:top w:w="80" w:type="dxa"/>
+          <w:bottom w:w="80" w:type="dxa"/>
+          <w:start w:w="120" w:type="dxa"/>
+          <w:end w:w="120" w:type="dxa"/>
+        </w:tblCellMar>
+      </w:tblPr>
+      <w:tblGrid>
+        <w:gridCol w:w="9360"/>
+      </w:tblGrid>
+      <w:tr>
+        <w:trPr>
+          <w:cantSplit/>
+          <w:tblHeader w:val="true"/>
+        </w:trPr>
+        <w:tc>
+          <w:tcPr>
+            <w:tcW w:type="dxa" w:w="9360"/>
+            <w:shd w:fill="EAF3FF"/>
+            <w:vAlign w:val="center"/>
+          </w:tcPr>
+          <w:p>
+            <w:pPr>
+              <w:pStyle w:val="Callout"/>
+            </w:pPr>
+            <w:r>
+              <w:rPr>
+                <w:b/>
+                <w:color w:val="234C80"/>
+              </w:rPr>
+              <w:t xml:space="preserve">What may integration change? </w:t>
+            </w:r>
+            <w:r>
+              <w:t>The normal component workflow generates a kit and deploys packs without changing target source. Advanced source editing exists only behind explicit preview, authorization, backup, and restore boundaries.</w:t>
+            </w:r>
+          </w:p>
+        </w:tc>
+      </w:tr>
+    </w:tbl>
     <w:p>
       <w:r>
         <w:t>TComponentIntegrationPackageGenerator produces the recommended non-mutating kit. TTargetBuildDeployer runs selected builds and deploys packs. TIntegrationPackageGenerator and TDelphiIntegrationSourceEditor retain an advanced explicitly authorized source-edit path with preview/backup/restore, but it is not the Wizard default.</w:t>
@@ -6607,6 +8067,52 @@
         <w:t>18. Studio Forms, State Machines, and Self-Localization</w:t>
       </w:r>
     </w:p>
+    <w:tbl>
+      <w:tblPr>
+        <w:jc w:val="center"/>
+        <w:tblLook w:firstColumn="1" w:firstRow="1" w:lastColumn="0" w:lastRow="0" w:noHBand="0" w:noVBand="1" w:val="04A0"/>
+        <w:tblW w:w="9360" w:type="dxa"/>
+        <w:tblInd w:w="120" w:type="dxa"/>
+        <w:tblLayout w:type="fixed"/>
+        <w:tblCellMar>
+          <w:top w:w="80" w:type="dxa"/>
+          <w:bottom w:w="80" w:type="dxa"/>
+          <w:start w:w="120" w:type="dxa"/>
+          <w:end w:w="120" w:type="dxa"/>
+        </w:tblCellMar>
+      </w:tblPr>
+      <w:tblGrid>
+        <w:gridCol w:w="9360"/>
+      </w:tblGrid>
+      <w:tr>
+        <w:trPr>
+          <w:cantSplit/>
+          <w:tblHeader w:val="true"/>
+        </w:trPr>
+        <w:tc>
+          <w:tcPr>
+            <w:tcW w:type="dxa" w:w="9360"/>
+            <w:shd w:fill="EAF3FF"/>
+            <w:vAlign w:val="center"/>
+          </w:tcPr>
+          <w:p>
+            <w:pPr>
+              <w:pStyle w:val="Callout"/>
+            </w:pPr>
+            <w:r>
+              <w:rPr>
+                <w:b/>
+                <w:color w:val="234C80"/>
+              </w:rPr>
+              <w:t xml:space="preserve">Which form owns which workflow state? </w:t>
+            </w:r>
+            <w:r>
+              <w:t>MainForm owns Maintenance Studio. SetupWizard owns the guided state machine. LocalizationReview owns findings and decisions. Their FMX resources remain the editable design authority.</w:t>
+            </w:r>
+          </w:p>
+        </w:tc>
+      </w:tr>
+    </w:tbl>
     <w:p>
       <w:r>
         <w:t>TfrmTranslationStudio is the landing and seven-page Maintenance state owner. TfrmSetupWizard is an eight-step validation state machine whose downstream state is invalidated when project/language/provider inputs change. TfrmLocalizationReview is modal within final processing and returns saved decisions to a continuation. DAT.Studio.Translation owns the Studio's own interface-language runtime.</w:t>
@@ -6810,6 +8316,52 @@
         <w:t>19. Directionality, HTML, Dynamic Text, and Reversible Layout</w:t>
       </w:r>
     </w:p>
+    <w:tbl>
+      <w:tblPr>
+        <w:jc w:val="center"/>
+        <w:tblLook w:firstColumn="1" w:firstRow="1" w:lastColumn="0" w:lastRow="0" w:noHBand="0" w:noVBand="1" w:val="04A0"/>
+        <w:tblW w:w="9360" w:type="dxa"/>
+        <w:tblInd w:w="120" w:type="dxa"/>
+        <w:tblLayout w:type="fixed"/>
+        <w:tblCellMar>
+          <w:top w:w="80" w:type="dxa"/>
+          <w:bottom w:w="80" w:type="dxa"/>
+          <w:start w:w="120" w:type="dxa"/>
+          <w:end w:w="120" w:type="dxa"/>
+        </w:tblCellMar>
+      </w:tblPr>
+      <w:tblGrid>
+        <w:gridCol w:w="9360"/>
+      </w:tblGrid>
+      <w:tr>
+        <w:trPr>
+          <w:cantSplit/>
+          <w:tblHeader w:val="true"/>
+        </w:trPr>
+        <w:tc>
+          <w:tcPr>
+            <w:tcW w:type="dxa" w:w="9360"/>
+            <w:shd w:fill="EAF3FF"/>
+            <w:vAlign w:val="center"/>
+          </w:tcPr>
+          <w:p>
+            <w:pPr>
+              <w:pStyle w:val="Callout"/>
+            </w:pPr>
+            <w:r>
+              <w:rPr>
+                <w:b/>
+                <w:color w:val="234C80"/>
+              </w:rPr>
+              <w:t xml:space="preserve">How are direction, HTML, and changing text kept correct? </w:t>
+            </w:r>
+            <w:r>
+              <w:t>Every switch begins from the source baseline. Dynamic text and HTML use explicit translation keys and refresh contracts. RTL is applied at the correct control or paragraph boundary while protected identifiers remain LTR.</w:t>
+            </w:r>
+          </w:p>
+        </w:tc>
+      </w:tr>
+    </w:tbl>
     <w:p>
       <w:r>
         <w:t>Text direction is pack locale metadata interpreted by the framework applicator. Direction and alignment are applied at the smallest correct paragraph/control ownership boundary; the whole interface is not blindly mirrored when the application contains protected LTR identifiers, paths, APIs, or numeric content.</w:t>
@@ -7127,6 +8679,52 @@
         <w:t>20. Diagnostics, Failure Containment, and Performance</w:t>
       </w:r>
     </w:p>
+    <w:tbl>
+      <w:tblPr>
+        <w:jc w:val="center"/>
+        <w:tblLook w:firstColumn="1" w:firstRow="1" w:lastColumn="0" w:lastRow="0" w:noHBand="0" w:noVBand="1" w:val="04A0"/>
+        <w:tblW w:w="9360" w:type="dxa"/>
+        <w:tblInd w:w="120" w:type="dxa"/>
+        <w:tblLayout w:type="fixed"/>
+        <w:tblCellMar>
+          <w:top w:w="80" w:type="dxa"/>
+          <w:bottom w:w="80" w:type="dxa"/>
+          <w:start w:w="120" w:type="dxa"/>
+          <w:end w:w="120" w:type="dxa"/>
+        </w:tblCellMar>
+      </w:tblPr>
+      <w:tblGrid>
+        <w:gridCol w:w="9360"/>
+      </w:tblGrid>
+      <w:tr>
+        <w:trPr>
+          <w:cantSplit/>
+          <w:tblHeader w:val="true"/>
+        </w:trPr>
+        <w:tc>
+          <w:tcPr>
+            <w:tcW w:type="dxa" w:w="9360"/>
+            <w:shd w:fill="EAF3FF"/>
+            <w:vAlign w:val="center"/>
+          </w:tcPr>
+          <w:p>
+            <w:pPr>
+              <w:pStyle w:val="Callout"/>
+            </w:pPr>
+            <w:r>
+              <w:rPr>
+                <w:b/>
+                <w:color w:val="234C80"/>
+              </w:rPr>
+              <w:t xml:space="preserve">How does the system fail without hanging or corrupting state? </w:t>
+            </w:r>
+            <w:r>
+              <w:t>Network, build, scan, save, and language-switch operations have explicit bounds and recovery behavior. Errors must return the interface to a usable state and must not expose secrets.</w:t>
+            </w:r>
+          </w:p>
+        </w:tc>
+      </w:tr>
+    </w:tbl>
     <w:p>
       <w:r>
         <w:t>TDATDiagnostics and structured exceptions provide severity, operation, path, provider status, stable key, and recovery context. UI code must convert them into actionable status/progress text without exposing secrets. Background provider/build work must always return the form to a closable and internally consistent state.</w:t>
@@ -7406,6 +9004,52 @@
         <w:t>21. Security and Privacy Engineering</w:t>
       </w:r>
     </w:p>
+    <w:tbl>
+      <w:tblPr>
+        <w:jc w:val="center"/>
+        <w:tblLook w:firstColumn="1" w:firstRow="1" w:lastColumn="0" w:lastRow="0" w:noHBand="0" w:noVBand="1" w:val="04A0"/>
+        <w:tblW w:w="9360" w:type="dxa"/>
+        <w:tblInd w:w="120" w:type="dxa"/>
+        <w:tblLayout w:type="fixed"/>
+        <w:tblCellMar>
+          <w:top w:w="80" w:type="dxa"/>
+          <w:bottom w:w="80" w:type="dxa"/>
+          <w:start w:w="120" w:type="dxa"/>
+          <w:end w:w="120" w:type="dxa"/>
+        </w:tblCellMar>
+      </w:tblPr>
+      <w:tblGrid>
+        <w:gridCol w:w="9360"/>
+      </w:tblGrid>
+      <w:tr>
+        <w:trPr>
+          <w:cantSplit/>
+          <w:tblHeader w:val="true"/>
+        </w:trPr>
+        <w:tc>
+          <w:tcPr>
+            <w:tcW w:type="dxa" w:w="9360"/>
+            <w:shd w:fill="EAF3FF"/>
+            <w:vAlign w:val="center"/>
+          </w:tcPr>
+          <w:p>
+            <w:pPr>
+              <w:pStyle w:val="Callout"/>
+            </w:pPr>
+            <w:r>
+              <w:rPr>
+                <w:b/>
+                <w:color w:val="234C80"/>
+              </w:rPr>
+              <w:t xml:space="preserve">What information is trusted? </w:t>
+            </w:r>
+            <w:r>
+              <w:t>Selected source is parsed, provider responses are validated, files are written atomically, and packs are admitted before use. Secrets, arbitrary JSON, and unverified output folders are never trusted merely because they exist.</w:t>
+            </w:r>
+          </w:p>
+        </w:tc>
+      </w:tr>
+    </w:tbl>
     <w:p>
       <w:pPr>
         <w:pStyle w:val="ListBullet"/>
@@ -7478,6 +9122,52 @@
         <w:t>22. Test Architecture and Release Gates</w:t>
       </w:r>
     </w:p>
+    <w:tbl>
+      <w:tblPr>
+        <w:jc w:val="center"/>
+        <w:tblLook w:firstColumn="1" w:firstRow="1" w:lastColumn="0" w:lastRow="0" w:noHBand="0" w:noVBand="1" w:val="04A0"/>
+        <w:tblW w:w="9360" w:type="dxa"/>
+        <w:tblInd w:w="120" w:type="dxa"/>
+        <w:tblLayout w:type="fixed"/>
+        <w:tblCellMar>
+          <w:top w:w="80" w:type="dxa"/>
+          <w:bottom w:w="80" w:type="dxa"/>
+          <w:start w:w="120" w:type="dxa"/>
+          <w:end w:w="120" w:type="dxa"/>
+        </w:tblCellMar>
+      </w:tblPr>
+      <w:tblGrid>
+        <w:gridCol w:w="9360"/>
+      </w:tblGrid>
+      <w:tr>
+        <w:trPr>
+          <w:cantSplit/>
+          <w:tblHeader w:val="true"/>
+        </w:trPr>
+        <w:tc>
+          <w:tcPr>
+            <w:tcW w:type="dxa" w:w="9360"/>
+            <w:shd w:fill="EAF3FF"/>
+            <w:vAlign w:val="center"/>
+          </w:tcPr>
+          <w:p>
+            <w:pPr>
+              <w:pStyle w:val="Callout"/>
+            </w:pPr>
+            <w:r>
+              <w:rPr>
+                <w:b/>
+                <w:color w:val="234C80"/>
+              </w:rPr>
+              <w:t xml:space="preserve">What proves a change is ready? </w:t>
+            </w:r>
+            <w:r>
+              <w:t>Small focused test programs isolate individual contracts. Release scripts then combine those results with builds, real pilot applications, documentation checks, and a Git review.</w:t>
+            </w:r>
+          </w:p>
+        </w:tc>
+      </w:tr>
+    </w:tbl>
     <w:p>
       <w:r>
         <w:t>The test suite is intentionally many small Delphi programs rather than one opaque test executable. Each program names and isolates a contract: scanning, placeholders, batching, retries, memory, validation, pack layout, VCL/FMX runtime, lifecycle, direction, wrapping, splash, templates, design streaming, and Studio form creation.</w:t>
@@ -7799,6 +9489,52 @@
         <w:t>23. Production Pascal Unit Reference</w:t>
       </w:r>
     </w:p>
+    <w:tbl>
+      <w:tblPr>
+        <w:jc w:val="center"/>
+        <w:tblLook w:firstColumn="1" w:firstRow="1" w:lastColumn="0" w:lastRow="0" w:noHBand="0" w:noVBand="1" w:val="04A0"/>
+        <w:tblW w:w="9360" w:type="dxa"/>
+        <w:tblInd w:w="120" w:type="dxa"/>
+        <w:tblLayout w:type="fixed"/>
+        <w:tblCellMar>
+          <w:top w:w="80" w:type="dxa"/>
+          <w:bottom w:w="80" w:type="dxa"/>
+          <w:start w:w="120" w:type="dxa"/>
+          <w:end w:w="120" w:type="dxa"/>
+        </w:tblCellMar>
+      </w:tblPr>
+      <w:tblGrid>
+        <w:gridCol w:w="9360"/>
+      </w:tblGrid>
+      <w:tr>
+        <w:trPr>
+          <w:cantSplit/>
+          <w:tblHeader w:val="true"/>
+        </w:trPr>
+        <w:tc>
+          <w:tcPr>
+            <w:tcW w:type="dxa" w:w="9360"/>
+            <w:shd w:fill="EAF3FF"/>
+            <w:vAlign w:val="center"/>
+          </w:tcPr>
+          <w:p>
+            <w:pPr>
+              <w:pStyle w:val="Callout"/>
+            </w:pPr>
+            <w:r>
+              <w:rPr>
+                <w:b/>
+                <w:color w:val="234C80"/>
+              </w:rPr>
+              <w:t xml:space="preserve">How should the production unit reference be used? </w:t>
+            </w:r>
+            <w:r>
+              <w:t>Find the unit by subsystem, read its plain-language role and purpose, then inspect its direct dependencies, consumers, tests, and change risk before editing it.</w:t>
+            </w:r>
+          </w:p>
+        </w:tc>
+      </w:tr>
+    </w:tbl>
     <w:p>
       <w:r>
         <w:t>This chapter is the production PAS inventory. Each entry names its file, purpose, reason for separation, public surface, direct DAT dependencies, direct production consumers, named test consumers, and change risk. Dependencies are parsed from the current source; descriptions state the architectural responsibility rather than merely repeating the filename.</w:t>
@@ -7851,6 +9587,21 @@
           <w:b/>
           <w:color w:val="234C80"/>
         </w:rPr>
+        <w:t xml:space="preserve">Where it fits: </w:t>
+      </w:r>
+      <w:r>
+        <w:t>This layer defines the shared data and file rules used by the Studio, the scanners, and the deployed runtime.</w:t>
+      </w:r>
+    </w:p>
+    <w:p>
+      <w:pPr>
+        <w:spacing w:after="60"/>
+      </w:pPr>
+      <w:r>
+        <w:rPr>
+          <w:b/>
+          <w:color w:val="234C80"/>
+        </w:rPr>
         <w:t xml:space="preserve">What it is: </w:t>
       </w:r>
       <w:r>
@@ -7866,7 +9617,7 @@
           <w:b/>
           <w:color w:val="234C80"/>
         </w:rPr>
-        <w:t xml:space="preserve">Why it matters: </w:t>
+        <w:t xml:space="preserve">Why it is separate: </w:t>
       </w:r>
       <w:r>
         <w:t>This unit exists to keep framework-neutral catalogs, persistence, locale data, terminology, workspace ownership, and pack construction in the core layer instead of coupling that responsibility to unrelated UI or framework code.</w:t>
@@ -7981,6 +9732,21 @@
           <w:b/>
           <w:color w:val="234C80"/>
         </w:rPr>
+        <w:t xml:space="preserve">Where it fits: </w:t>
+      </w:r>
+      <w:r>
+        <w:t>This layer defines the shared data and file rules used by the Studio, the scanners, and the deployed runtime.</w:t>
+      </w:r>
+    </w:p>
+    <w:p>
+      <w:pPr>
+        <w:spacing w:after="60"/>
+      </w:pPr>
+      <w:r>
+        <w:rPr>
+          <w:b/>
+          <w:color w:val="234C80"/>
+        </w:rPr>
         <w:t xml:space="preserve">What it is: </w:t>
       </w:r>
       <w:r>
@@ -7996,7 +9762,7 @@
           <w:b/>
           <w:color w:val="234C80"/>
         </w:rPr>
-        <w:t xml:space="preserve">Why it matters: </w:t>
+        <w:t xml:space="preserve">Why it is separate: </w:t>
       </w:r>
       <w:r>
         <w:t>This unit exists to keep framework-neutral catalogs, persistence, locale data, terminology, workspace ownership, and pack construction in the core layer instead of coupling that responsibility to unrelated UI or framework code.</w:t>
@@ -8111,6 +9877,21 @@
           <w:b/>
           <w:color w:val="234C80"/>
         </w:rPr>
+        <w:t xml:space="preserve">Where it fits: </w:t>
+      </w:r>
+      <w:r>
+        <w:t>This layer defines the shared data and file rules used by the Studio, the scanners, and the deployed runtime.</w:t>
+      </w:r>
+    </w:p>
+    <w:p>
+      <w:pPr>
+        <w:spacing w:after="60"/>
+      </w:pPr>
+      <w:r>
+        <w:rPr>
+          <w:b/>
+          <w:color w:val="234C80"/>
+        </w:rPr>
         <w:t xml:space="preserve">What it is: </w:t>
       </w:r>
       <w:r>
@@ -8126,7 +9907,7 @@
           <w:b/>
           <w:color w:val="234C80"/>
         </w:rPr>
-        <w:t xml:space="preserve">Why it matters: </w:t>
+        <w:t xml:space="preserve">Why it is separate: </w:t>
       </w:r>
       <w:r>
         <w:t>This unit exists to keep framework-neutral catalogs, persistence, locale data, terminology, workspace ownership, and pack construction in the core layer instead of coupling that responsibility to unrelated UI or framework code.</w:t>
@@ -8241,6 +10022,21 @@
           <w:b/>
           <w:color w:val="234C80"/>
         </w:rPr>
+        <w:t xml:space="preserve">Where it fits: </w:t>
+      </w:r>
+      <w:r>
+        <w:t>This layer defines the shared data and file rules used by the Studio, the scanners, and the deployed runtime.</w:t>
+      </w:r>
+    </w:p>
+    <w:p>
+      <w:pPr>
+        <w:spacing w:after="60"/>
+      </w:pPr>
+      <w:r>
+        <w:rPr>
+          <w:b/>
+          <w:color w:val="234C80"/>
+        </w:rPr>
         <w:t xml:space="preserve">What it is: </w:t>
       </w:r>
       <w:r>
@@ -8256,7 +10052,7 @@
           <w:b/>
           <w:color w:val="234C80"/>
         </w:rPr>
-        <w:t xml:space="preserve">Why it matters: </w:t>
+        <w:t xml:space="preserve">Why it is separate: </w:t>
       </w:r>
       <w:r>
         <w:t>This unit exists to keep framework-neutral catalogs, persistence, locale data, terminology, workspace ownership, and pack construction in the core layer instead of coupling that responsibility to unrelated UI or framework code.</w:t>
@@ -8371,6 +10167,21 @@
           <w:b/>
           <w:color w:val="234C80"/>
         </w:rPr>
+        <w:t xml:space="preserve">Where it fits: </w:t>
+      </w:r>
+      <w:r>
+        <w:t>This layer defines the shared data and file rules used by the Studio, the scanners, and the deployed runtime.</w:t>
+      </w:r>
+    </w:p>
+    <w:p>
+      <w:pPr>
+        <w:spacing w:after="60"/>
+      </w:pPr>
+      <w:r>
+        <w:rPr>
+          <w:b/>
+          <w:color w:val="234C80"/>
+        </w:rPr>
         <w:t xml:space="preserve">What it is: </w:t>
       </w:r>
       <w:r>
@@ -8386,7 +10197,7 @@
           <w:b/>
           <w:color w:val="234C80"/>
         </w:rPr>
-        <w:t xml:space="preserve">Why it matters: </w:t>
+        <w:t xml:space="preserve">Why it is separate: </w:t>
       </w:r>
       <w:r>
         <w:t>This unit exists to keep framework-neutral catalogs, persistence, locale data, terminology, workspace ownership, and pack construction in the core layer instead of coupling that responsibility to unrelated UI or framework code.</w:t>
@@ -8501,6 +10312,21 @@
           <w:b/>
           <w:color w:val="234C80"/>
         </w:rPr>
+        <w:t xml:space="preserve">Where it fits: </w:t>
+      </w:r>
+      <w:r>
+        <w:t>This layer defines the shared data and file rules used by the Studio, the scanners, and the deployed runtime.</w:t>
+      </w:r>
+    </w:p>
+    <w:p>
+      <w:pPr>
+        <w:spacing w:after="60"/>
+      </w:pPr>
+      <w:r>
+        <w:rPr>
+          <w:b/>
+          <w:color w:val="234C80"/>
+        </w:rPr>
         <w:t xml:space="preserve">What it is: </w:t>
       </w:r>
       <w:r>
@@ -8516,7 +10342,7 @@
           <w:b/>
           <w:color w:val="234C80"/>
         </w:rPr>
-        <w:t xml:space="preserve">Why it matters: </w:t>
+        <w:t xml:space="preserve">Why it is separate: </w:t>
       </w:r>
       <w:r>
         <w:t>This unit exists to keep framework-neutral catalogs, persistence, locale data, terminology, workspace ownership, and pack construction in the core layer instead of coupling that responsibility to unrelated UI or framework code.</w:t>
@@ -8631,6 +10457,21 @@
           <w:b/>
           <w:color w:val="234C80"/>
         </w:rPr>
+        <w:t xml:space="preserve">Where it fits: </w:t>
+      </w:r>
+      <w:r>
+        <w:t>This layer defines the shared data and file rules used by the Studio, the scanners, and the deployed runtime.</w:t>
+      </w:r>
+    </w:p>
+    <w:p>
+      <w:pPr>
+        <w:spacing w:after="60"/>
+      </w:pPr>
+      <w:r>
+        <w:rPr>
+          <w:b/>
+          <w:color w:val="234C80"/>
+        </w:rPr>
         <w:t xml:space="preserve">What it is: </w:t>
       </w:r>
       <w:r>
@@ -8646,7 +10487,7 @@
           <w:b/>
           <w:color w:val="234C80"/>
         </w:rPr>
-        <w:t xml:space="preserve">Why it matters: </w:t>
+        <w:t xml:space="preserve">Why it is separate: </w:t>
       </w:r>
       <w:r>
         <w:t>This unit exists to keep framework-neutral catalogs, persistence, locale data, terminology, workspace ownership, and pack construction in the core layer instead of coupling that responsibility to unrelated UI or framework code.</w:t>
@@ -8761,6 +10602,21 @@
           <w:b/>
           <w:color w:val="234C80"/>
         </w:rPr>
+        <w:t xml:space="preserve">Where it fits: </w:t>
+      </w:r>
+      <w:r>
+        <w:t>This layer defines the shared data and file rules used by the Studio, the scanners, and the deployed runtime.</w:t>
+      </w:r>
+    </w:p>
+    <w:p>
+      <w:pPr>
+        <w:spacing w:after="60"/>
+      </w:pPr>
+      <w:r>
+        <w:rPr>
+          <w:b/>
+          <w:color w:val="234C80"/>
+        </w:rPr>
         <w:t xml:space="preserve">What it is: </w:t>
       </w:r>
       <w:r>
@@ -8776,7 +10632,7 @@
           <w:b/>
           <w:color w:val="234C80"/>
         </w:rPr>
-        <w:t xml:space="preserve">Why it matters: </w:t>
+        <w:t xml:space="preserve">Why it is separate: </w:t>
       </w:r>
       <w:r>
         <w:t>This unit exists to keep framework-neutral catalogs, persistence, locale data, terminology, workspace ownership, and pack construction in the core layer instead of coupling that responsibility to unrelated UI or framework code.</w:t>
@@ -8891,6 +10747,21 @@
           <w:b/>
           <w:color w:val="234C80"/>
         </w:rPr>
+        <w:t xml:space="preserve">Where it fits: </w:t>
+      </w:r>
+      <w:r>
+        <w:t>This layer defines the shared data and file rules used by the Studio, the scanners, and the deployed runtime.</w:t>
+      </w:r>
+    </w:p>
+    <w:p>
+      <w:pPr>
+        <w:spacing w:after="60"/>
+      </w:pPr>
+      <w:r>
+        <w:rPr>
+          <w:b/>
+          <w:color w:val="234C80"/>
+        </w:rPr>
         <w:t xml:space="preserve">What it is: </w:t>
       </w:r>
       <w:r>
@@ -8906,7 +10777,7 @@
           <w:b/>
           <w:color w:val="234C80"/>
         </w:rPr>
-        <w:t xml:space="preserve">Why it matters: </w:t>
+        <w:t xml:space="preserve">Why it is separate: </w:t>
       </w:r>
       <w:r>
         <w:t>This unit exists to keep framework-neutral catalogs, persistence, locale data, terminology, workspace ownership, and pack construction in the core layer instead of coupling that responsibility to unrelated UI or framework code.</w:t>
@@ -9021,6 +10892,21 @@
           <w:b/>
           <w:color w:val="234C80"/>
         </w:rPr>
+        <w:t xml:space="preserve">Where it fits: </w:t>
+      </w:r>
+      <w:r>
+        <w:t>This layer defines the shared data and file rules used by the Studio, the scanners, and the deployed runtime.</w:t>
+      </w:r>
+    </w:p>
+    <w:p>
+      <w:pPr>
+        <w:spacing w:after="60"/>
+      </w:pPr>
+      <w:r>
+        <w:rPr>
+          <w:b/>
+          <w:color w:val="234C80"/>
+        </w:rPr>
         <w:t xml:space="preserve">What it is: </w:t>
       </w:r>
       <w:r>
@@ -9036,7 +10922,7 @@
           <w:b/>
           <w:color w:val="234C80"/>
         </w:rPr>
-        <w:t xml:space="preserve">Why it matters: </w:t>
+        <w:t xml:space="preserve">Why it is separate: </w:t>
       </w:r>
       <w:r>
         <w:t>This unit exists to keep framework-neutral catalogs, persistence, locale data, terminology, workspace ownership, and pack construction in the core layer instead of coupling that responsibility to unrelated UI or framework code.</w:t>
@@ -9151,6 +11037,21 @@
           <w:b/>
           <w:color w:val="234C80"/>
         </w:rPr>
+        <w:t xml:space="preserve">Where it fits: </w:t>
+      </w:r>
+      <w:r>
+        <w:t>This layer defines the shared data and file rules used by the Studio, the scanners, and the deployed runtime.</w:t>
+      </w:r>
+    </w:p>
+    <w:p>
+      <w:pPr>
+        <w:spacing w:after="60"/>
+      </w:pPr>
+      <w:r>
+        <w:rPr>
+          <w:b/>
+          <w:color w:val="234C80"/>
+        </w:rPr>
         <w:t xml:space="preserve">What it is: </w:t>
       </w:r>
       <w:r>
@@ -9166,7 +11067,7 @@
           <w:b/>
           <w:color w:val="234C80"/>
         </w:rPr>
-        <w:t xml:space="preserve">Why it matters: </w:t>
+        <w:t xml:space="preserve">Why it is separate: </w:t>
       </w:r>
       <w:r>
         <w:t>This unit exists to keep framework-neutral catalogs, persistence, locale data, terminology, workspace ownership, and pack construction in the core layer instead of coupling that responsibility to unrelated UI or framework code.</w:t>
@@ -9281,6 +11182,21 @@
           <w:b/>
           <w:color w:val="234C80"/>
         </w:rPr>
+        <w:t xml:space="preserve">Where it fits: </w:t>
+      </w:r>
+      <w:r>
+        <w:t>This layer defines the shared data and file rules used by the Studio, the scanners, and the deployed runtime.</w:t>
+      </w:r>
+    </w:p>
+    <w:p>
+      <w:pPr>
+        <w:spacing w:after="60"/>
+      </w:pPr>
+      <w:r>
+        <w:rPr>
+          <w:b/>
+          <w:color w:val="234C80"/>
+        </w:rPr>
         <w:t xml:space="preserve">What it is: </w:t>
       </w:r>
       <w:r>
@@ -9296,7 +11212,7 @@
           <w:b/>
           <w:color w:val="234C80"/>
         </w:rPr>
-        <w:t xml:space="preserve">Why it matters: </w:t>
+        <w:t xml:space="preserve">Why it is separate: </w:t>
       </w:r>
       <w:r>
         <w:t>This unit exists to keep framework-neutral catalogs, persistence, locale data, terminology, workspace ownership, and pack construction in the core layer instead of coupling that responsibility to unrelated UI or framework code.</w:t>
@@ -9411,6 +11327,21 @@
           <w:b/>
           <w:color w:val="234C80"/>
         </w:rPr>
+        <w:t xml:space="preserve">Where it fits: </w:t>
+      </w:r>
+      <w:r>
+        <w:t>This layer defines the shared data and file rules used by the Studio, the scanners, and the deployed runtime.</w:t>
+      </w:r>
+    </w:p>
+    <w:p>
+      <w:pPr>
+        <w:spacing w:after="60"/>
+      </w:pPr>
+      <w:r>
+        <w:rPr>
+          <w:b/>
+          <w:color w:val="234C80"/>
+        </w:rPr>
         <w:t xml:space="preserve">What it is: </w:t>
       </w:r>
       <w:r>
@@ -9426,7 +11357,7 @@
           <w:b/>
           <w:color w:val="234C80"/>
         </w:rPr>
-        <w:t xml:space="preserve">Why it matters: </w:t>
+        <w:t xml:space="preserve">Why it is separate: </w:t>
       </w:r>
       <w:r>
         <w:t>This unit exists to keep framework-neutral catalogs, persistence, locale data, terminology, workspace ownership, and pack construction in the core layer instead of coupling that responsibility to unrelated UI or framework code.</w:t>
@@ -9541,6 +11472,21 @@
           <w:b/>
           <w:color w:val="234C80"/>
         </w:rPr>
+        <w:t xml:space="preserve">Where it fits: </w:t>
+      </w:r>
+      <w:r>
+        <w:t>This layer defines the shared data and file rules used by the Studio, the scanners, and the deployed runtime.</w:t>
+      </w:r>
+    </w:p>
+    <w:p>
+      <w:pPr>
+        <w:spacing w:after="60"/>
+      </w:pPr>
+      <w:r>
+        <w:rPr>
+          <w:b/>
+          <w:color w:val="234C80"/>
+        </w:rPr>
         <w:t xml:space="preserve">What it is: </w:t>
       </w:r>
       <w:r>
@@ -9556,7 +11502,7 @@
           <w:b/>
           <w:color w:val="234C80"/>
         </w:rPr>
-        <w:t xml:space="preserve">Why it matters: </w:t>
+        <w:t xml:space="preserve">Why it is separate: </w:t>
       </w:r>
       <w:r>
         <w:t>This unit exists to keep framework-neutral catalogs, persistence, locale data, terminology, workspace ownership, and pack construction in the core layer instead of coupling that responsibility to unrelated UI or framework code.</w:t>
@@ -9671,6 +11617,21 @@
           <w:b/>
           <w:color w:val="234C80"/>
         </w:rPr>
+        <w:t xml:space="preserve">Where it fits: </w:t>
+      </w:r>
+      <w:r>
+        <w:t>This layer defines the shared data and file rules used by the Studio, the scanners, and the deployed runtime.</w:t>
+      </w:r>
+    </w:p>
+    <w:p>
+      <w:pPr>
+        <w:spacing w:after="60"/>
+      </w:pPr>
+      <w:r>
+        <w:rPr>
+          <w:b/>
+          <w:color w:val="234C80"/>
+        </w:rPr>
         <w:t xml:space="preserve">What it is: </w:t>
       </w:r>
       <w:r>
@@ -9686,7 +11647,7 @@
           <w:b/>
           <w:color w:val="234C80"/>
         </w:rPr>
-        <w:t xml:space="preserve">Why it matters: </w:t>
+        <w:t xml:space="preserve">Why it is separate: </w:t>
       </w:r>
       <w:r>
         <w:t>This unit exists to keep framework-neutral catalogs, persistence, locale data, terminology, workspace ownership, and pack construction in the core layer instead of coupling that responsibility to unrelated UI or framework code.</w:t>
@@ -9801,6 +11762,21 @@
           <w:b/>
           <w:color w:val="234C80"/>
         </w:rPr>
+        <w:t xml:space="preserve">Where it fits: </w:t>
+      </w:r>
+      <w:r>
+        <w:t>This layer defines the shared data and file rules used by the Studio, the scanners, and the deployed runtime.</w:t>
+      </w:r>
+    </w:p>
+    <w:p>
+      <w:pPr>
+        <w:spacing w:after="60"/>
+      </w:pPr>
+      <w:r>
+        <w:rPr>
+          <w:b/>
+          <w:color w:val="234C80"/>
+        </w:rPr>
         <w:t xml:space="preserve">What it is: </w:t>
       </w:r>
       <w:r>
@@ -9816,7 +11792,7 @@
           <w:b/>
           <w:color w:val="234C80"/>
         </w:rPr>
-        <w:t xml:space="preserve">Why it matters: </w:t>
+        <w:t xml:space="preserve">Why it is separate: </w:t>
       </w:r>
       <w:r>
         <w:t>This unit exists to keep framework-neutral catalogs, persistence, locale data, terminology, workspace ownership, and pack construction in the core layer instead of coupling that responsibility to unrelated UI or framework code.</w:t>
@@ -9944,6 +11920,21 @@
           <w:b/>
           <w:color w:val="234C80"/>
         </w:rPr>
+        <w:t xml:space="preserve">Where it fits: </w:t>
+      </w:r>
+      <w:r>
+        <w:t>This layer reads saved Delphi forms and Pascal source and turns eligible text into stable translation records.</w:t>
+      </w:r>
+    </w:p>
+    <w:p>
+      <w:pPr>
+        <w:spacing w:after="60"/>
+      </w:pPr>
+      <w:r>
+        <w:rPr>
+          <w:b/>
+          <w:color w:val="234C80"/>
+        </w:rPr>
         <w:t xml:space="preserve">What it is: </w:t>
       </w:r>
       <w:r>
@@ -9959,7 +11950,7 @@
           <w:b/>
           <w:color w:val="234C80"/>
         </w:rPr>
-        <w:t xml:space="preserve">Why it matters: </w:t>
+        <w:t xml:space="preserve">Why it is separate: </w:t>
       </w:r>
       <w:r>
         <w:t>This unit exists to keep project discovery, DFM/FMX and Pascal text extraction, context, rules, quality, and stable-key catalog merging in the scan layer instead of coupling that responsibility to unrelated UI or framework code.</w:t>
@@ -10074,6 +12065,21 @@
           <w:b/>
           <w:color w:val="234C80"/>
         </w:rPr>
+        <w:t xml:space="preserve">Where it fits: </w:t>
+      </w:r>
+      <w:r>
+        <w:t>This layer reads saved Delphi forms and Pascal source and turns eligible text into stable translation records.</w:t>
+      </w:r>
+    </w:p>
+    <w:p>
+      <w:pPr>
+        <w:spacing w:after="60"/>
+      </w:pPr>
+      <w:r>
+        <w:rPr>
+          <w:b/>
+          <w:color w:val="234C80"/>
+        </w:rPr>
         <w:t xml:space="preserve">What it is: </w:t>
       </w:r>
       <w:r>
@@ -10089,7 +12095,7 @@
           <w:b/>
           <w:color w:val="234C80"/>
         </w:rPr>
-        <w:t xml:space="preserve">Why it matters: </w:t>
+        <w:t xml:space="preserve">Why it is separate: </w:t>
       </w:r>
       <w:r>
         <w:t>This unit exists to keep project discovery, DFM/FMX and Pascal text extraction, context, rules, quality, and stable-key catalog merging in the scan layer instead of coupling that responsibility to unrelated UI or framework code.</w:t>
@@ -10204,6 +12210,21 @@
           <w:b/>
           <w:color w:val="234C80"/>
         </w:rPr>
+        <w:t xml:space="preserve">Where it fits: </w:t>
+      </w:r>
+      <w:r>
+        <w:t>This layer reads saved Delphi forms and Pascal source and turns eligible text into stable translation records.</w:t>
+      </w:r>
+    </w:p>
+    <w:p>
+      <w:pPr>
+        <w:spacing w:after="60"/>
+      </w:pPr>
+      <w:r>
+        <w:rPr>
+          <w:b/>
+          <w:color w:val="234C80"/>
+        </w:rPr>
         <w:t xml:space="preserve">What it is: </w:t>
       </w:r>
       <w:r>
@@ -10219,7 +12240,7 @@
           <w:b/>
           <w:color w:val="234C80"/>
         </w:rPr>
-        <w:t xml:space="preserve">Why it matters: </w:t>
+        <w:t xml:space="preserve">Why it is separate: </w:t>
       </w:r>
       <w:r>
         <w:t>This unit exists to keep project discovery, DFM/FMX and Pascal text extraction, context, rules, quality, and stable-key catalog merging in the scan layer instead of coupling that responsibility to unrelated UI or framework code.</w:t>
@@ -10334,6 +12355,21 @@
           <w:b/>
           <w:color w:val="234C80"/>
         </w:rPr>
+        <w:t xml:space="preserve">Where it fits: </w:t>
+      </w:r>
+      <w:r>
+        <w:t>This layer reads saved Delphi forms and Pascal source and turns eligible text into stable translation records.</w:t>
+      </w:r>
+    </w:p>
+    <w:p>
+      <w:pPr>
+        <w:spacing w:after="60"/>
+      </w:pPr>
+      <w:r>
+        <w:rPr>
+          <w:b/>
+          <w:color w:val="234C80"/>
+        </w:rPr>
         <w:t xml:space="preserve">What it is: </w:t>
       </w:r>
       <w:r>
@@ -10349,7 +12385,7 @@
           <w:b/>
           <w:color w:val="234C80"/>
         </w:rPr>
-        <w:t xml:space="preserve">Why it matters: </w:t>
+        <w:t xml:space="preserve">Why it is separate: </w:t>
       </w:r>
       <w:r>
         <w:t>This unit exists to keep project discovery, DFM/FMX and Pascal text extraction, context, rules, quality, and stable-key catalog merging in the scan layer instead of coupling that responsibility to unrelated UI or framework code.</w:t>
@@ -10464,6 +12500,21 @@
           <w:b/>
           <w:color w:val="234C80"/>
         </w:rPr>
+        <w:t xml:space="preserve">Where it fits: </w:t>
+      </w:r>
+      <w:r>
+        <w:t>This layer reads saved Delphi forms and Pascal source and turns eligible text into stable translation records.</w:t>
+      </w:r>
+    </w:p>
+    <w:p>
+      <w:pPr>
+        <w:spacing w:after="60"/>
+      </w:pPr>
+      <w:r>
+        <w:rPr>
+          <w:b/>
+          <w:color w:val="234C80"/>
+        </w:rPr>
         <w:t xml:space="preserve">What it is: </w:t>
       </w:r>
       <w:r>
@@ -10479,7 +12530,7 @@
           <w:b/>
           <w:color w:val="234C80"/>
         </w:rPr>
-        <w:t xml:space="preserve">Why it matters: </w:t>
+        <w:t xml:space="preserve">Why it is separate: </w:t>
       </w:r>
       <w:r>
         <w:t>This unit exists to keep project discovery, DFM/FMX and Pascal text extraction, context, rules, quality, and stable-key catalog merging in the scan layer instead of coupling that responsibility to unrelated UI or framework code.</w:t>
@@ -10594,6 +12645,21 @@
           <w:b/>
           <w:color w:val="234C80"/>
         </w:rPr>
+        <w:t xml:space="preserve">Where it fits: </w:t>
+      </w:r>
+      <w:r>
+        <w:t>This layer reads saved Delphi forms and Pascal source and turns eligible text into stable translation records.</w:t>
+      </w:r>
+    </w:p>
+    <w:p>
+      <w:pPr>
+        <w:spacing w:after="60"/>
+      </w:pPr>
+      <w:r>
+        <w:rPr>
+          <w:b/>
+          <w:color w:val="234C80"/>
+        </w:rPr>
         <w:t xml:space="preserve">What it is: </w:t>
       </w:r>
       <w:r>
@@ -10609,7 +12675,7 @@
           <w:b/>
           <w:color w:val="234C80"/>
         </w:rPr>
-        <w:t xml:space="preserve">Why it matters: </w:t>
+        <w:t xml:space="preserve">Why it is separate: </w:t>
       </w:r>
       <w:r>
         <w:t>This unit exists to keep project discovery, DFM/FMX and Pascal text extraction, context, rules, quality, and stable-key catalog merging in the scan layer instead of coupling that responsibility to unrelated UI or framework code.</w:t>
@@ -10724,6 +12790,21 @@
           <w:b/>
           <w:color w:val="234C80"/>
         </w:rPr>
+        <w:t xml:space="preserve">Where it fits: </w:t>
+      </w:r>
+      <w:r>
+        <w:t>This layer reads saved Delphi forms and Pascal source and turns eligible text into stable translation records.</w:t>
+      </w:r>
+    </w:p>
+    <w:p>
+      <w:pPr>
+        <w:spacing w:after="60"/>
+      </w:pPr>
+      <w:r>
+        <w:rPr>
+          <w:b/>
+          <w:color w:val="234C80"/>
+        </w:rPr>
         <w:t xml:space="preserve">What it is: </w:t>
       </w:r>
       <w:r>
@@ -10739,7 +12820,7 @@
           <w:b/>
           <w:color w:val="234C80"/>
         </w:rPr>
-        <w:t xml:space="preserve">Why it matters: </w:t>
+        <w:t xml:space="preserve">Why it is separate: </w:t>
       </w:r>
       <w:r>
         <w:t>This unit exists to keep project discovery, DFM/FMX and Pascal text extraction, context, rules, quality, and stable-key catalog merging in the scan layer instead of coupling that responsibility to unrelated UI or framework code.</w:t>
@@ -10854,6 +12935,21 @@
           <w:b/>
           <w:color w:val="234C80"/>
         </w:rPr>
+        <w:t xml:space="preserve">Where it fits: </w:t>
+      </w:r>
+      <w:r>
+        <w:t>This layer reads saved Delphi forms and Pascal source and turns eligible text into stable translation records.</w:t>
+      </w:r>
+    </w:p>
+    <w:p>
+      <w:pPr>
+        <w:spacing w:after="60"/>
+      </w:pPr>
+      <w:r>
+        <w:rPr>
+          <w:b/>
+          <w:color w:val="234C80"/>
+        </w:rPr>
         <w:t xml:space="preserve">What it is: </w:t>
       </w:r>
       <w:r>
@@ -10869,7 +12965,7 @@
           <w:b/>
           <w:color w:val="234C80"/>
         </w:rPr>
-        <w:t xml:space="preserve">Why it matters: </w:t>
+        <w:t xml:space="preserve">Why it is separate: </w:t>
       </w:r>
       <w:r>
         <w:t>This unit exists to keep project discovery, DFM/FMX and Pascal text extraction, context, rules, quality, and stable-key catalog merging in the scan layer instead of coupling that responsibility to unrelated UI or framework code.</w:t>
@@ -10984,6 +13080,21 @@
           <w:b/>
           <w:color w:val="234C80"/>
         </w:rPr>
+        <w:t xml:space="preserve">Where it fits: </w:t>
+      </w:r>
+      <w:r>
+        <w:t>This layer reads saved Delphi forms and Pascal source and turns eligible text into stable translation records.</w:t>
+      </w:r>
+    </w:p>
+    <w:p>
+      <w:pPr>
+        <w:spacing w:after="60"/>
+      </w:pPr>
+      <w:r>
+        <w:rPr>
+          <w:b/>
+          <w:color w:val="234C80"/>
+        </w:rPr>
         <w:t xml:space="preserve">What it is: </w:t>
       </w:r>
       <w:r>
@@ -10999,7 +13110,7 @@
           <w:b/>
           <w:color w:val="234C80"/>
         </w:rPr>
-        <w:t xml:space="preserve">Why it matters: </w:t>
+        <w:t xml:space="preserve">Why it is separate: </w:t>
       </w:r>
       <w:r>
         <w:t>This unit exists to keep project discovery, DFM/FMX and Pascal text extraction, context, rules, quality, and stable-key catalog merging in the scan layer instead of coupling that responsibility to unrelated UI or framework code.</w:t>
@@ -11114,6 +13225,21 @@
           <w:b/>
           <w:color w:val="234C80"/>
         </w:rPr>
+        <w:t xml:space="preserve">Where it fits: </w:t>
+      </w:r>
+      <w:r>
+        <w:t>This layer reads saved Delphi forms and Pascal source and turns eligible text into stable translation records.</w:t>
+      </w:r>
+    </w:p>
+    <w:p>
+      <w:pPr>
+        <w:spacing w:after="60"/>
+      </w:pPr>
+      <w:r>
+        <w:rPr>
+          <w:b/>
+          <w:color w:val="234C80"/>
+        </w:rPr>
         <w:t xml:space="preserve">What it is: </w:t>
       </w:r>
       <w:r>
@@ -11129,7 +13255,7 @@
           <w:b/>
           <w:color w:val="234C80"/>
         </w:rPr>
-        <w:t xml:space="preserve">Why it matters: </w:t>
+        <w:t xml:space="preserve">Why it is separate: </w:t>
       </w:r>
       <w:r>
         <w:t>This unit exists to keep project discovery, DFM/FMX and Pascal text extraction, context, rules, quality, and stable-key catalog merging in the scan layer instead of coupling that responsibility to unrelated UI or framework code.</w:t>
@@ -11257,6 +13383,21 @@
           <w:b/>
           <w:color w:val="234C80"/>
         </w:rPr>
+        <w:t xml:space="preserve">Where it fits: </w:t>
+      </w:r>
+      <w:r>
+        <w:t>This layer is the only part that talks to DeepL or Google and handles provider credentials and limits.</w:t>
+      </w:r>
+    </w:p>
+    <w:p>
+      <w:pPr>
+        <w:spacing w:after="60"/>
+      </w:pPr>
+      <w:r>
+        <w:rPr>
+          <w:b/>
+          <w:color w:val="234C80"/>
+        </w:rPr>
         <w:t xml:space="preserve">What it is: </w:t>
       </w:r>
       <w:r>
@@ -11272,7 +13413,7 @@
           <w:b/>
           <w:color w:val="234C80"/>
         </w:rPr>
-        <w:t xml:space="preserve">Why it matters: </w:t>
+        <w:t xml:space="preserve">Why it is separate: </w:t>
       </w:r>
       <w:r>
         <w:t>This unit exists to keep DeepL/Google configuration, credential protection, batching, placeholders, retries, and HTTPS translation in the provider layer instead of coupling that responsibility to unrelated UI or framework code.</w:t>
@@ -11387,6 +13528,21 @@
           <w:b/>
           <w:color w:val="234C80"/>
         </w:rPr>
+        <w:t xml:space="preserve">Where it fits: </w:t>
+      </w:r>
+      <w:r>
+        <w:t>This layer is the only part that talks to DeepL or Google and handles provider credentials and limits.</w:t>
+      </w:r>
+    </w:p>
+    <w:p>
+      <w:pPr>
+        <w:spacing w:after="60"/>
+      </w:pPr>
+      <w:r>
+        <w:rPr>
+          <w:b/>
+          <w:color w:val="234C80"/>
+        </w:rPr>
         <w:t xml:space="preserve">What it is: </w:t>
       </w:r>
       <w:r>
@@ -11402,7 +13558,7 @@
           <w:b/>
           <w:color w:val="234C80"/>
         </w:rPr>
-        <w:t xml:space="preserve">Why it matters: </w:t>
+        <w:t xml:space="preserve">Why it is separate: </w:t>
       </w:r>
       <w:r>
         <w:t>This unit exists to keep DeepL/Google configuration, credential protection, batching, placeholders, retries, and HTTPS translation in the provider layer instead of coupling that responsibility to unrelated UI or framework code.</w:t>
@@ -11517,6 +13673,21 @@
           <w:b/>
           <w:color w:val="234C80"/>
         </w:rPr>
+        <w:t xml:space="preserve">Where it fits: </w:t>
+      </w:r>
+      <w:r>
+        <w:t>This layer is the only part that talks to DeepL or Google and handles provider credentials and limits.</w:t>
+      </w:r>
+    </w:p>
+    <w:p>
+      <w:pPr>
+        <w:spacing w:after="60"/>
+      </w:pPr>
+      <w:r>
+        <w:rPr>
+          <w:b/>
+          <w:color w:val="234C80"/>
+        </w:rPr>
         <w:t xml:space="preserve">What it is: </w:t>
       </w:r>
       <w:r>
@@ -11532,7 +13703,7 @@
           <w:b/>
           <w:color w:val="234C80"/>
         </w:rPr>
-        <w:t xml:space="preserve">Why it matters: </w:t>
+        <w:t xml:space="preserve">Why it is separate: </w:t>
       </w:r>
       <w:r>
         <w:t>This unit exists to keep DeepL/Google configuration, credential protection, batching, placeholders, retries, and HTTPS translation in the provider layer instead of coupling that responsibility to unrelated UI or framework code.</w:t>
@@ -11647,6 +13818,21 @@
           <w:b/>
           <w:color w:val="234C80"/>
         </w:rPr>
+        <w:t xml:space="preserve">Where it fits: </w:t>
+      </w:r>
+      <w:r>
+        <w:t>This layer is the only part that talks to DeepL or Google and handles provider credentials and limits.</w:t>
+      </w:r>
+    </w:p>
+    <w:p>
+      <w:pPr>
+        <w:spacing w:after="60"/>
+      </w:pPr>
+      <w:r>
+        <w:rPr>
+          <w:b/>
+          <w:color w:val="234C80"/>
+        </w:rPr>
         <w:t xml:space="preserve">What it is: </w:t>
       </w:r>
       <w:r>
@@ -11662,7 +13848,7 @@
           <w:b/>
           <w:color w:val="234C80"/>
         </w:rPr>
-        <w:t xml:space="preserve">Why it matters: </w:t>
+        <w:t xml:space="preserve">Why it is separate: </w:t>
       </w:r>
       <w:r>
         <w:t>This unit exists to keep DeepL/Google configuration, credential protection, batching, placeholders, retries, and HTTPS translation in the provider layer instead of coupling that responsibility to unrelated UI or framework code.</w:t>
@@ -11777,6 +13963,21 @@
           <w:b/>
           <w:color w:val="234C80"/>
         </w:rPr>
+        <w:t xml:space="preserve">Where it fits: </w:t>
+      </w:r>
+      <w:r>
+        <w:t>This layer is the only part that talks to DeepL or Google and handles provider credentials and limits.</w:t>
+      </w:r>
+    </w:p>
+    <w:p>
+      <w:pPr>
+        <w:spacing w:after="60"/>
+      </w:pPr>
+      <w:r>
+        <w:rPr>
+          <w:b/>
+          <w:color w:val="234C80"/>
+        </w:rPr>
         <w:t xml:space="preserve">What it is: </w:t>
       </w:r>
       <w:r>
@@ -11792,7 +13993,7 @@
           <w:b/>
           <w:color w:val="234C80"/>
         </w:rPr>
-        <w:t xml:space="preserve">Why it matters: </w:t>
+        <w:t xml:space="preserve">Why it is separate: </w:t>
       </w:r>
       <w:r>
         <w:t>This unit exists to keep DeepL/Google configuration, credential protection, batching, placeholders, retries, and HTTPS translation in the provider layer instead of coupling that responsibility to unrelated UI or framework code.</w:t>
@@ -11907,6 +14108,21 @@
           <w:b/>
           <w:color w:val="234C80"/>
         </w:rPr>
+        <w:t xml:space="preserve">Where it fits: </w:t>
+      </w:r>
+      <w:r>
+        <w:t>This layer is the only part that talks to DeepL or Google and handles provider credentials and limits.</w:t>
+      </w:r>
+    </w:p>
+    <w:p>
+      <w:pPr>
+        <w:spacing w:after="60"/>
+      </w:pPr>
+      <w:r>
+        <w:rPr>
+          <w:b/>
+          <w:color w:val="234C80"/>
+        </w:rPr>
         <w:t xml:space="preserve">What it is: </w:t>
       </w:r>
       <w:r>
@@ -11922,7 +14138,7 @@
           <w:b/>
           <w:color w:val="234C80"/>
         </w:rPr>
-        <w:t xml:space="preserve">Why it matters: </w:t>
+        <w:t xml:space="preserve">Why it is separate: </w:t>
       </w:r>
       <w:r>
         <w:t>This unit exists to keep DeepL/Google configuration, credential protection, batching, placeholders, retries, and HTTPS translation in the provider layer instead of coupling that responsibility to unrelated UI or framework code.</w:t>
@@ -12037,6 +14253,21 @@
           <w:b/>
           <w:color w:val="234C80"/>
         </w:rPr>
+        <w:t xml:space="preserve">Where it fits: </w:t>
+      </w:r>
+      <w:r>
+        <w:t>This layer is the only part that talks to DeepL or Google and handles provider credentials and limits.</w:t>
+      </w:r>
+    </w:p>
+    <w:p>
+      <w:pPr>
+        <w:spacing w:after="60"/>
+      </w:pPr>
+      <w:r>
+        <w:rPr>
+          <w:b/>
+          <w:color w:val="234C80"/>
+        </w:rPr>
         <w:t xml:space="preserve">What it is: </w:t>
       </w:r>
       <w:r>
@@ -12052,7 +14283,7 @@
           <w:b/>
           <w:color w:val="234C80"/>
         </w:rPr>
-        <w:t xml:space="preserve">Why it matters: </w:t>
+        <w:t xml:space="preserve">Why it is separate: </w:t>
       </w:r>
       <w:r>
         <w:t>This unit exists to keep DeepL/Google configuration, credential protection, batching, placeholders, retries, and HTTPS translation in the provider layer instead of coupling that responsibility to unrelated UI or framework code.</w:t>
@@ -12167,6 +14398,21 @@
           <w:b/>
           <w:color w:val="234C80"/>
         </w:rPr>
+        <w:t xml:space="preserve">Where it fits: </w:t>
+      </w:r>
+      <w:r>
+        <w:t>This layer is the only part that talks to DeepL or Google and handles provider credentials and limits.</w:t>
+      </w:r>
+    </w:p>
+    <w:p>
+      <w:pPr>
+        <w:spacing w:after="60"/>
+      </w:pPr>
+      <w:r>
+        <w:rPr>
+          <w:b/>
+          <w:color w:val="234C80"/>
+        </w:rPr>
         <w:t xml:space="preserve">What it is: </w:t>
       </w:r>
       <w:r>
@@ -12182,7 +14428,7 @@
           <w:b/>
           <w:color w:val="234C80"/>
         </w:rPr>
-        <w:t xml:space="preserve">Why it matters: </w:t>
+        <w:t xml:space="preserve">Why it is separate: </w:t>
       </w:r>
       <w:r>
         <w:t>This unit exists to keep DeepL/Google configuration, credential protection, batching, placeholders, retries, and HTTPS translation in the provider layer instead of coupling that responsibility to unrelated UI or framework code.</w:t>
@@ -12297,6 +14543,21 @@
           <w:b/>
           <w:color w:val="234C80"/>
         </w:rPr>
+        <w:t xml:space="preserve">Where it fits: </w:t>
+      </w:r>
+      <w:r>
+        <w:t>This layer is the only part that talks to DeepL or Google and handles provider credentials and limits.</w:t>
+      </w:r>
+    </w:p>
+    <w:p>
+      <w:pPr>
+        <w:spacing w:after="60"/>
+      </w:pPr>
+      <w:r>
+        <w:rPr>
+          <w:b/>
+          <w:color w:val="234C80"/>
+        </w:rPr>
         <w:t xml:space="preserve">What it is: </w:t>
       </w:r>
       <w:r>
@@ -12312,7 +14573,7 @@
           <w:b/>
           <w:color w:val="234C80"/>
         </w:rPr>
-        <w:t xml:space="preserve">Why it matters: </w:t>
+        <w:t xml:space="preserve">Why it is separate: </w:t>
       </w:r>
       <w:r>
         <w:t>This unit exists to keep DeepL/Google configuration, credential protection, batching, placeholders, retries, and HTTPS translation in the provider layer instead of coupling that responsibility to unrelated UI or framework code.</w:t>
@@ -12427,6 +14688,21 @@
           <w:b/>
           <w:color w:val="234C80"/>
         </w:rPr>
+        <w:t xml:space="preserve">Where it fits: </w:t>
+      </w:r>
+      <w:r>
+        <w:t>This layer is the only part that talks to DeepL or Google and handles provider credentials and limits.</w:t>
+      </w:r>
+    </w:p>
+    <w:p>
+      <w:pPr>
+        <w:spacing w:after="60"/>
+      </w:pPr>
+      <w:r>
+        <w:rPr>
+          <w:b/>
+          <w:color w:val="234C80"/>
+        </w:rPr>
         <w:t xml:space="preserve">What it is: </w:t>
       </w:r>
       <w:r>
@@ -12442,7 +14718,7 @@
           <w:b/>
           <w:color w:val="234C80"/>
         </w:rPr>
-        <w:t xml:space="preserve">Why it matters: </w:t>
+        <w:t xml:space="preserve">Why it is separate: </w:t>
       </w:r>
       <w:r>
         <w:t>This unit exists to keep DeepL/Google configuration, credential protection, batching, placeholders, retries, and HTTPS translation in the provider layer instead of coupling that responsibility to unrelated UI or framework code.</w:t>
@@ -12570,6 +14846,21 @@
           <w:b/>
           <w:color w:val="234C80"/>
         </w:rPr>
+        <w:t xml:space="preserve">Where it fits: </w:t>
+      </w:r>
+      <w:r>
+        <w:t>This layer turns translation and layout concerns into findings a developer can inspect and decide.</w:t>
+      </w:r>
+    </w:p>
+    <w:p>
+      <w:pPr>
+        <w:spacing w:after="60"/>
+      </w:pPr>
+      <w:r>
+        <w:rPr>
+          <w:b/>
+          <w:color w:val="234C80"/>
+        </w:rPr>
         <w:t xml:space="preserve">What it is: </w:t>
       </w:r>
       <w:r>
@@ -12585,7 +14876,7 @@
           <w:b/>
           <w:color w:val="234C80"/>
         </w:rPr>
-        <w:t xml:space="preserve">Why it matters: </w:t>
+        <w:t xml:space="preserve">Why it is separate: </w:t>
       </w:r>
       <w:r>
         <w:t>This unit exists to keep localization findings, layout proposals, text measurement, and application-owned string review in the review layer instead of coupling that responsibility to unrelated UI or framework code.</w:t>
@@ -12700,6 +14991,21 @@
           <w:b/>
           <w:color w:val="234C80"/>
         </w:rPr>
+        <w:t xml:space="preserve">Where it fits: </w:t>
+      </w:r>
+      <w:r>
+        <w:t>This layer turns translation and layout concerns into findings a developer can inspect and decide.</w:t>
+      </w:r>
+    </w:p>
+    <w:p>
+      <w:pPr>
+        <w:spacing w:after="60"/>
+      </w:pPr>
+      <w:r>
+        <w:rPr>
+          <w:b/>
+          <w:color w:val="234C80"/>
+        </w:rPr>
         <w:t xml:space="preserve">What it is: </w:t>
       </w:r>
       <w:r>
@@ -12715,7 +15021,7 @@
           <w:b/>
           <w:color w:val="234C80"/>
         </w:rPr>
-        <w:t xml:space="preserve">Why it matters: </w:t>
+        <w:t xml:space="preserve">Why it is separate: </w:t>
       </w:r>
       <w:r>
         <w:t>This unit exists to keep localization findings, layout proposals, text measurement, and application-owned string review in the review layer instead of coupling that responsibility to unrelated UI or framework code.</w:t>
@@ -12830,6 +15136,21 @@
           <w:b/>
           <w:color w:val="234C80"/>
         </w:rPr>
+        <w:t xml:space="preserve">Where it fits: </w:t>
+      </w:r>
+      <w:r>
+        <w:t>This layer turns translation and layout concerns into findings a developer can inspect and decide.</w:t>
+      </w:r>
+    </w:p>
+    <w:p>
+      <w:pPr>
+        <w:spacing w:after="60"/>
+      </w:pPr>
+      <w:r>
+        <w:rPr>
+          <w:b/>
+          <w:color w:val="234C80"/>
+        </w:rPr>
         <w:t xml:space="preserve">What it is: </w:t>
       </w:r>
       <w:r>
@@ -12845,7 +15166,7 @@
           <w:b/>
           <w:color w:val="234C80"/>
         </w:rPr>
-        <w:t xml:space="preserve">Why it matters: </w:t>
+        <w:t xml:space="preserve">Why it is separate: </w:t>
       </w:r>
       <w:r>
         <w:t>This unit exists to keep localization findings, layout proposals, text measurement, and application-owned string review in the review layer instead of coupling that responsibility to unrelated UI or framework code.</w:t>
@@ -12960,6 +15281,21 @@
           <w:b/>
           <w:color w:val="234C80"/>
         </w:rPr>
+        <w:t xml:space="preserve">Where it fits: </w:t>
+      </w:r>
+      <w:r>
+        <w:t>This layer turns translation and layout concerns into findings a developer can inspect and decide.</w:t>
+      </w:r>
+    </w:p>
+    <w:p>
+      <w:pPr>
+        <w:spacing w:after="60"/>
+      </w:pPr>
+      <w:r>
+        <w:rPr>
+          <w:b/>
+          <w:color w:val="234C80"/>
+        </w:rPr>
         <w:t xml:space="preserve">What it is: </w:t>
       </w:r>
       <w:r>
@@ -12975,7 +15311,7 @@
           <w:b/>
           <w:color w:val="234C80"/>
         </w:rPr>
-        <w:t xml:space="preserve">Why it matters: </w:t>
+        <w:t xml:space="preserve">Why it is separate: </w:t>
       </w:r>
       <w:r>
         <w:t>This unit exists to keep localization findings, layout proposals, text measurement, and application-owned string review in the review layer instead of coupling that responsibility to unrelated UI or framework code.</w:t>
@@ -13090,6 +15426,21 @@
           <w:b/>
           <w:color w:val="234C80"/>
         </w:rPr>
+        <w:t xml:space="preserve">Where it fits: </w:t>
+      </w:r>
+      <w:r>
+        <w:t>This layer turns translation and layout concerns into findings a developer can inspect and decide.</w:t>
+      </w:r>
+    </w:p>
+    <w:p>
+      <w:pPr>
+        <w:spacing w:after="60"/>
+      </w:pPr>
+      <w:r>
+        <w:rPr>
+          <w:b/>
+          <w:color w:val="234C80"/>
+        </w:rPr>
         <w:t xml:space="preserve">What it is: </w:t>
       </w:r>
       <w:r>
@@ -13105,7 +15456,7 @@
           <w:b/>
           <w:color w:val="234C80"/>
         </w:rPr>
-        <w:t xml:space="preserve">Why it matters: </w:t>
+        <w:t xml:space="preserve">Why it is separate: </w:t>
       </w:r>
       <w:r>
         <w:t>This unit exists to keep localization findings, layout proposals, text measurement, and application-owned string review in the review layer instead of coupling that responsibility to unrelated UI or framework code.</w:t>
@@ -13220,6 +15571,21 @@
           <w:b/>
           <w:color w:val="234C80"/>
         </w:rPr>
+        <w:t xml:space="preserve">Where it fits: </w:t>
+      </w:r>
+      <w:r>
+        <w:t>This layer turns translation and layout concerns into findings a developer can inspect and decide.</w:t>
+      </w:r>
+    </w:p>
+    <w:p>
+      <w:pPr>
+        <w:spacing w:after="60"/>
+      </w:pPr>
+      <w:r>
+        <w:rPr>
+          <w:b/>
+          <w:color w:val="234C80"/>
+        </w:rPr>
         <w:t xml:space="preserve">What it is: </w:t>
       </w:r>
       <w:r>
@@ -13235,7 +15601,7 @@
           <w:b/>
           <w:color w:val="234C80"/>
         </w:rPr>
-        <w:t xml:space="preserve">Why it matters: </w:t>
+        <w:t xml:space="preserve">Why it is separate: </w:t>
       </w:r>
       <w:r>
         <w:t>This unit exists to keep localization findings, layout proposals, text measurement, and application-owned string review in the review layer instead of coupling that responsibility to unrelated UI or framework code.</w:t>
@@ -13363,6 +15729,21 @@
           <w:b/>
           <w:color w:val="234C80"/>
         </w:rPr>
+        <w:t xml:space="preserve">Where it fits: </w:t>
+      </w:r>
+      <w:r>
+        <w:t>This layer blocks structurally unsafe catalogs and packs without pretending to judge human language quality.</w:t>
+      </w:r>
+    </w:p>
+    <w:p>
+      <w:pPr>
+        <w:spacing w:after="60"/>
+      </w:pPr>
+      <w:r>
+        <w:rPr>
+          <w:b/>
+          <w:color w:val="234C80"/>
+        </w:rPr>
         <w:t xml:space="preserve">What it is: </w:t>
       </w:r>
       <w:r>
@@ -13378,7 +15759,7 @@
           <w:b/>
           <w:color w:val="234C80"/>
         </w:rPr>
-        <w:t xml:space="preserve">Why it matters: </w:t>
+        <w:t xml:space="preserve">Why it is separate: </w:t>
       </w:r>
       <w:r>
         <w:t>This unit exists to keep structural catalog checks that protect runtime export in the validation layer instead of coupling that responsibility to unrelated UI or framework code.</w:t>
@@ -13506,6 +15887,21 @@
           <w:b/>
           <w:color w:val="234C80"/>
         </w:rPr>
+        <w:t xml:space="preserve">Where it fits: </w:t>
+      </w:r>
+      <w:r>
+        <w:t>This layer loads local language packs and applies them inside the finished offline VCL or FMX application.</w:t>
+      </w:r>
+    </w:p>
+    <w:p>
+      <w:pPr>
+        <w:spacing w:after="60"/>
+      </w:pPr>
+      <w:r>
+        <w:rPr>
+          <w:b/>
+          <w:color w:val="234C80"/>
+        </w:rPr>
         <w:t xml:space="preserve">What it is: </w:t>
       </w:r>
       <w:r>
@@ -13521,7 +15917,7 @@
           <w:b/>
           <w:color w:val="234C80"/>
         </w:rPr>
-        <w:t xml:space="preserve">Why it matters: </w:t>
+        <w:t xml:space="preserve">Why it is separate: </w:t>
       </w:r>
       <w:r>
         <w:t>This unit exists to keep offline pack loading, preference, translation application, layout restoration, templates, and splash handling in the runtime layer instead of coupling that responsibility to unrelated UI or framework code.</w:t>
@@ -13636,6 +16032,21 @@
           <w:b/>
           <w:color w:val="234C80"/>
         </w:rPr>
+        <w:t xml:space="preserve">Where it fits: </w:t>
+      </w:r>
+      <w:r>
+        <w:t>This layer loads local language packs and applies them inside the finished offline VCL or FMX application.</w:t>
+      </w:r>
+    </w:p>
+    <w:p>
+      <w:pPr>
+        <w:spacing w:after="60"/>
+      </w:pPr>
+      <w:r>
+        <w:rPr>
+          <w:b/>
+          <w:color w:val="234C80"/>
+        </w:rPr>
         <w:t xml:space="preserve">What it is: </w:t>
       </w:r>
       <w:r>
@@ -13651,7 +16062,7 @@
           <w:b/>
           <w:color w:val="234C80"/>
         </w:rPr>
-        <w:t xml:space="preserve">Why it matters: </w:t>
+        <w:t xml:space="preserve">Why it is separate: </w:t>
       </w:r>
       <w:r>
         <w:t>This unit exists to keep offline pack loading, preference, translation application, layout restoration, templates, and splash handling in the runtime layer instead of coupling that responsibility to unrelated UI or framework code.</w:t>
@@ -13766,6 +16177,21 @@
           <w:b/>
           <w:color w:val="234C80"/>
         </w:rPr>
+        <w:t xml:space="preserve">Where it fits: </w:t>
+      </w:r>
+      <w:r>
+        <w:t>This layer loads local language packs and applies them inside the finished offline VCL or FMX application.</w:t>
+      </w:r>
+    </w:p>
+    <w:p>
+      <w:pPr>
+        <w:spacing w:after="60"/>
+      </w:pPr>
+      <w:r>
+        <w:rPr>
+          <w:b/>
+          <w:color w:val="234C80"/>
+        </w:rPr>
         <w:t xml:space="preserve">What it is: </w:t>
       </w:r>
       <w:r>
@@ -13781,7 +16207,7 @@
           <w:b/>
           <w:color w:val="234C80"/>
         </w:rPr>
-        <w:t xml:space="preserve">Why it matters: </w:t>
+        <w:t xml:space="preserve">Why it is separate: </w:t>
       </w:r>
       <w:r>
         <w:t>This unit exists to keep offline pack loading, preference, translation application, layout restoration, templates, and splash handling in the runtime layer instead of coupling that responsibility to unrelated UI or framework code.</w:t>
@@ -13896,6 +16322,21 @@
           <w:b/>
           <w:color w:val="234C80"/>
         </w:rPr>
+        <w:t xml:space="preserve">Where it fits: </w:t>
+      </w:r>
+      <w:r>
+        <w:t>This layer loads local language packs and applies them inside the finished offline VCL or FMX application.</w:t>
+      </w:r>
+    </w:p>
+    <w:p>
+      <w:pPr>
+        <w:spacing w:after="60"/>
+      </w:pPr>
+      <w:r>
+        <w:rPr>
+          <w:b/>
+          <w:color w:val="234C80"/>
+        </w:rPr>
         <w:t xml:space="preserve">What it is: </w:t>
       </w:r>
       <w:r>
@@ -13911,7 +16352,7 @@
           <w:b/>
           <w:color w:val="234C80"/>
         </w:rPr>
-        <w:t xml:space="preserve">Why it matters: </w:t>
+        <w:t xml:space="preserve">Why it is separate: </w:t>
       </w:r>
       <w:r>
         <w:t>This unit exists to keep offline pack loading, preference, translation application, layout restoration, templates, and splash handling in the runtime layer instead of coupling that responsibility to unrelated UI or framework code.</w:t>
@@ -14026,6 +16467,21 @@
           <w:b/>
           <w:color w:val="234C80"/>
         </w:rPr>
+        <w:t xml:space="preserve">Where it fits: </w:t>
+      </w:r>
+      <w:r>
+        <w:t>This layer loads local language packs and applies them inside the finished offline VCL or FMX application.</w:t>
+      </w:r>
+    </w:p>
+    <w:p>
+      <w:pPr>
+        <w:spacing w:after="60"/>
+      </w:pPr>
+      <w:r>
+        <w:rPr>
+          <w:b/>
+          <w:color w:val="234C80"/>
+        </w:rPr>
         <w:t xml:space="preserve">What it is: </w:t>
       </w:r>
       <w:r>
@@ -14041,7 +16497,7 @@
           <w:b/>
           <w:color w:val="234C80"/>
         </w:rPr>
-        <w:t xml:space="preserve">Why it matters: </w:t>
+        <w:t xml:space="preserve">Why it is separate: </w:t>
       </w:r>
       <w:r>
         <w:t>This unit exists to keep offline pack loading, preference, translation application, layout restoration, templates, and splash handling in the runtime layer instead of coupling that responsibility to unrelated UI or framework code.</w:t>
@@ -14156,6 +16612,21 @@
           <w:b/>
           <w:color w:val="234C80"/>
         </w:rPr>
+        <w:t xml:space="preserve">Where it fits: </w:t>
+      </w:r>
+      <w:r>
+        <w:t>This layer loads local language packs and applies them inside the finished offline VCL or FMX application.</w:t>
+      </w:r>
+    </w:p>
+    <w:p>
+      <w:pPr>
+        <w:spacing w:after="60"/>
+      </w:pPr>
+      <w:r>
+        <w:rPr>
+          <w:b/>
+          <w:color w:val="234C80"/>
+        </w:rPr>
         <w:t xml:space="preserve">What it is: </w:t>
       </w:r>
       <w:r>
@@ -14171,7 +16642,7 @@
           <w:b/>
           <w:color w:val="234C80"/>
         </w:rPr>
-        <w:t xml:space="preserve">Why it matters: </w:t>
+        <w:t xml:space="preserve">Why it is separate: </w:t>
       </w:r>
       <w:r>
         <w:t>This unit exists to keep offline pack loading, preference, translation application, layout restoration, templates, and splash handling in the runtime layer instead of coupling that responsibility to unrelated UI or framework code.</w:t>
@@ -14286,6 +16757,21 @@
           <w:b/>
           <w:color w:val="234C80"/>
         </w:rPr>
+        <w:t xml:space="preserve">Where it fits: </w:t>
+      </w:r>
+      <w:r>
+        <w:t>This layer loads local language packs and applies them inside the finished offline VCL or FMX application.</w:t>
+      </w:r>
+    </w:p>
+    <w:p>
+      <w:pPr>
+        <w:spacing w:after="60"/>
+      </w:pPr>
+      <w:r>
+        <w:rPr>
+          <w:b/>
+          <w:color w:val="234C80"/>
+        </w:rPr>
         <w:t xml:space="preserve">What it is: </w:t>
       </w:r>
       <w:r>
@@ -14301,7 +16787,7 @@
           <w:b/>
           <w:color w:val="234C80"/>
         </w:rPr>
-        <w:t xml:space="preserve">Why it matters: </w:t>
+        <w:t xml:space="preserve">Why it is separate: </w:t>
       </w:r>
       <w:r>
         <w:t>This unit exists to keep offline pack loading, preference, translation application, layout restoration, templates, and splash handling in the runtime layer instead of coupling that responsibility to unrelated UI or framework code.</w:t>
@@ -14416,6 +16902,21 @@
           <w:b/>
           <w:color w:val="234C80"/>
         </w:rPr>
+        <w:t xml:space="preserve">Where it fits: </w:t>
+      </w:r>
+      <w:r>
+        <w:t>This layer loads local language packs and applies them inside the finished offline VCL or FMX application.</w:t>
+      </w:r>
+    </w:p>
+    <w:p>
+      <w:pPr>
+        <w:spacing w:after="60"/>
+      </w:pPr>
+      <w:r>
+        <w:rPr>
+          <w:b/>
+          <w:color w:val="234C80"/>
+        </w:rPr>
         <w:t xml:space="preserve">What it is: </w:t>
       </w:r>
       <w:r>
@@ -14431,7 +16932,7 @@
           <w:b/>
           <w:color w:val="234C80"/>
         </w:rPr>
-        <w:t xml:space="preserve">Why it matters: </w:t>
+        <w:t xml:space="preserve">Why it is separate: </w:t>
       </w:r>
       <w:r>
         <w:t>This unit exists to keep offline pack loading, preference, translation application, layout restoration, templates, and splash handling in the runtime layer instead of coupling that responsibility to unrelated UI or framework code.</w:t>
@@ -14546,6 +17047,21 @@
           <w:b/>
           <w:color w:val="234C80"/>
         </w:rPr>
+        <w:t xml:space="preserve">Where it fits: </w:t>
+      </w:r>
+      <w:r>
+        <w:t>This layer loads local language packs and applies them inside the finished offline VCL or FMX application.</w:t>
+      </w:r>
+    </w:p>
+    <w:p>
+      <w:pPr>
+        <w:spacing w:after="60"/>
+      </w:pPr>
+      <w:r>
+        <w:rPr>
+          <w:b/>
+          <w:color w:val="234C80"/>
+        </w:rPr>
         <w:t xml:space="preserve">What it is: </w:t>
       </w:r>
       <w:r>
@@ -14561,7 +17077,7 @@
           <w:b/>
           <w:color w:val="234C80"/>
         </w:rPr>
-        <w:t xml:space="preserve">Why it matters: </w:t>
+        <w:t xml:space="preserve">Why it is separate: </w:t>
       </w:r>
       <w:r>
         <w:t>This unit exists to keep offline pack loading, preference, translation application, layout restoration, templates, and splash handling in the runtime layer instead of coupling that responsibility to unrelated UI or framework code.</w:t>
@@ -14676,6 +17192,21 @@
           <w:b/>
           <w:color w:val="234C80"/>
         </w:rPr>
+        <w:t xml:space="preserve">Where it fits: </w:t>
+      </w:r>
+      <w:r>
+        <w:t>This layer loads local language packs and applies them inside the finished offline VCL or FMX application.</w:t>
+      </w:r>
+    </w:p>
+    <w:p>
+      <w:pPr>
+        <w:spacing w:after="60"/>
+      </w:pPr>
+      <w:r>
+        <w:rPr>
+          <w:b/>
+          <w:color w:val="234C80"/>
+        </w:rPr>
         <w:t xml:space="preserve">What it is: </w:t>
       </w:r>
       <w:r>
@@ -14691,7 +17222,7 @@
           <w:b/>
           <w:color w:val="234C80"/>
         </w:rPr>
-        <w:t xml:space="preserve">Why it matters: </w:t>
+        <w:t xml:space="preserve">Why it is separate: </w:t>
       </w:r>
       <w:r>
         <w:t>This unit exists to keep offline pack loading, preference, translation application, layout restoration, templates, and splash handling in the runtime layer instead of coupling that responsibility to unrelated UI or framework code.</w:t>
@@ -14806,6 +17337,21 @@
           <w:b/>
           <w:color w:val="234C80"/>
         </w:rPr>
+        <w:t xml:space="preserve">Where it fits: </w:t>
+      </w:r>
+      <w:r>
+        <w:t>This layer loads local language packs and applies them inside the finished offline VCL or FMX application.</w:t>
+      </w:r>
+    </w:p>
+    <w:p>
+      <w:pPr>
+        <w:spacing w:after="60"/>
+      </w:pPr>
+      <w:r>
+        <w:rPr>
+          <w:b/>
+          <w:color w:val="234C80"/>
+        </w:rPr>
         <w:t xml:space="preserve">What it is: </w:t>
       </w:r>
       <w:r>
@@ -14821,7 +17367,7 @@
           <w:b/>
           <w:color w:val="234C80"/>
         </w:rPr>
-        <w:t xml:space="preserve">Why it matters: </w:t>
+        <w:t xml:space="preserve">Why it is separate: </w:t>
       </w:r>
       <w:r>
         <w:t>This unit exists to keep offline pack loading, preference, translation application, layout restoration, templates, and splash handling in the runtime layer instead of coupling that responsibility to unrelated UI or framework code.</w:t>
@@ -14936,6 +17482,21 @@
           <w:b/>
           <w:color w:val="234C80"/>
         </w:rPr>
+        <w:t xml:space="preserve">Where it fits: </w:t>
+      </w:r>
+      <w:r>
+        <w:t>This layer loads local language packs and applies them inside the finished offline VCL or FMX application.</w:t>
+      </w:r>
+    </w:p>
+    <w:p>
+      <w:pPr>
+        <w:spacing w:after="60"/>
+      </w:pPr>
+      <w:r>
+        <w:rPr>
+          <w:b/>
+          <w:color w:val="234C80"/>
+        </w:rPr>
         <w:t xml:space="preserve">What it is: </w:t>
       </w:r>
       <w:r>
@@ -14951,7 +17512,7 @@
           <w:b/>
           <w:color w:val="234C80"/>
         </w:rPr>
-        <w:t xml:space="preserve">Why it matters: </w:t>
+        <w:t xml:space="preserve">Why it is separate: </w:t>
       </w:r>
       <w:r>
         <w:t>This unit exists to keep offline pack loading, preference, translation application, layout restoration, templates, and splash handling in the runtime layer instead of coupling that responsibility to unrelated UI or framework code.</w:t>
@@ -15079,6 +17640,21 @@
           <w:b/>
           <w:color w:val="234C80"/>
         </w:rPr>
+        <w:t xml:space="preserve">Where it fits: </w:t>
+      </w:r>
+      <w:r>
+        <w:t>This layer gives a Delphi application the nonvisual language manager and the visible language selector used at run time.</w:t>
+      </w:r>
+    </w:p>
+    <w:p>
+      <w:pPr>
+        <w:spacing w:after="60"/>
+      </w:pPr>
+      <w:r>
+        <w:rPr>
+          <w:b/>
+          <w:color w:val="234C80"/>
+        </w:rPr>
         <w:t xml:space="preserve">What it is: </w:t>
       </w:r>
       <w:r>
@@ -15094,7 +17670,7 @@
           <w:b/>
           <w:color w:val="234C80"/>
         </w:rPr>
-        <w:t xml:space="preserve">Why it matters: </w:t>
+        <w:t xml:space="preserve">Why it is separate: </w:t>
       </w:r>
       <w:r>
         <w:t>This unit exists to keep designer-visible language-manager components, lifecycle adapters, and language selectors in the components layer instead of coupling that responsibility to unrelated UI or framework code.</w:t>
@@ -15209,6 +17785,21 @@
           <w:b/>
           <w:color w:val="234C80"/>
         </w:rPr>
+        <w:t xml:space="preserve">Where it fits: </w:t>
+      </w:r>
+      <w:r>
+        <w:t>This layer gives a Delphi application the nonvisual language manager and the visible language selector used at run time.</w:t>
+      </w:r>
+    </w:p>
+    <w:p>
+      <w:pPr>
+        <w:spacing w:after="60"/>
+      </w:pPr>
+      <w:r>
+        <w:rPr>
+          <w:b/>
+          <w:color w:val="234C80"/>
+        </w:rPr>
         <w:t xml:space="preserve">What it is: </w:t>
       </w:r>
       <w:r>
@@ -15224,7 +17815,7 @@
           <w:b/>
           <w:color w:val="234C80"/>
         </w:rPr>
-        <w:t xml:space="preserve">Why it matters: </w:t>
+        <w:t xml:space="preserve">Why it is separate: </w:t>
       </w:r>
       <w:r>
         <w:t>This unit exists to keep designer-visible language-manager components, lifecycle adapters, and language selectors in the components layer instead of coupling that responsibility to unrelated UI or framework code.</w:t>
@@ -15339,6 +17930,21 @@
           <w:b/>
           <w:color w:val="234C80"/>
         </w:rPr>
+        <w:t xml:space="preserve">Where it fits: </w:t>
+      </w:r>
+      <w:r>
+        <w:t>This layer gives a Delphi application the nonvisual language manager and the visible language selector used at run time.</w:t>
+      </w:r>
+    </w:p>
+    <w:p>
+      <w:pPr>
+        <w:spacing w:after="60"/>
+      </w:pPr>
+      <w:r>
+        <w:rPr>
+          <w:b/>
+          <w:color w:val="234C80"/>
+        </w:rPr>
         <w:t xml:space="preserve">What it is: </w:t>
       </w:r>
       <w:r>
@@ -15354,7 +17960,7 @@
           <w:b/>
           <w:color w:val="234C80"/>
         </w:rPr>
-        <w:t xml:space="preserve">Why it matters: </w:t>
+        <w:t xml:space="preserve">Why it is separate: </w:t>
       </w:r>
       <w:r>
         <w:t>This unit exists to keep designer-visible language-manager components, lifecycle adapters, and language selectors in the components layer instead of coupling that responsibility to unrelated UI or framework code.</w:t>
@@ -15469,6 +18075,21 @@
           <w:b/>
           <w:color w:val="234C80"/>
         </w:rPr>
+        <w:t xml:space="preserve">Where it fits: </w:t>
+      </w:r>
+      <w:r>
+        <w:t>This layer gives a Delphi application the nonvisual language manager and the visible language selector used at run time.</w:t>
+      </w:r>
+    </w:p>
+    <w:p>
+      <w:pPr>
+        <w:spacing w:after="60"/>
+      </w:pPr>
+      <w:r>
+        <w:rPr>
+          <w:b/>
+          <w:color w:val="234C80"/>
+        </w:rPr>
         <w:t xml:space="preserve">What it is: </w:t>
       </w:r>
       <w:r>
@@ -15484,7 +18105,7 @@
           <w:b/>
           <w:color w:val="234C80"/>
         </w:rPr>
-        <w:t xml:space="preserve">Why it matters: </w:t>
+        <w:t xml:space="preserve">Why it is separate: </w:t>
       </w:r>
       <w:r>
         <w:t>This unit exists to keep designer-visible language-manager components, lifecycle adapters, and language selectors in the components layer instead of coupling that responsibility to unrelated UI or framework code.</w:t>
@@ -15599,6 +18220,21 @@
           <w:b/>
           <w:color w:val="234C80"/>
         </w:rPr>
+        <w:t xml:space="preserve">Where it fits: </w:t>
+      </w:r>
+      <w:r>
+        <w:t>This layer gives a Delphi application the nonvisual language manager and the visible language selector used at run time.</w:t>
+      </w:r>
+    </w:p>
+    <w:p>
+      <w:pPr>
+        <w:spacing w:after="60"/>
+      </w:pPr>
+      <w:r>
+        <w:rPr>
+          <w:b/>
+          <w:color w:val="234C80"/>
+        </w:rPr>
         <w:t xml:space="preserve">What it is: </w:t>
       </w:r>
       <w:r>
@@ -15614,7 +18250,7 @@
           <w:b/>
           <w:color w:val="234C80"/>
         </w:rPr>
-        <w:t xml:space="preserve">Why it matters: </w:t>
+        <w:t xml:space="preserve">Why it is separate: </w:t>
       </w:r>
       <w:r>
         <w:t>This unit exists to keep designer-visible language-manager components, lifecycle adapters, and language selectors in the components layer instead of coupling that responsibility to unrelated UI or framework code.</w:t>
@@ -15729,6 +18365,21 @@
           <w:b/>
           <w:color w:val="234C80"/>
         </w:rPr>
+        <w:t xml:space="preserve">Where it fits: </w:t>
+      </w:r>
+      <w:r>
+        <w:t>This layer gives a Delphi application the nonvisual language manager and the visible language selector used at run time.</w:t>
+      </w:r>
+    </w:p>
+    <w:p>
+      <w:pPr>
+        <w:spacing w:after="60"/>
+      </w:pPr>
+      <w:r>
+        <w:rPr>
+          <w:b/>
+          <w:color w:val="234C80"/>
+        </w:rPr>
         <w:t xml:space="preserve">What it is: </w:t>
       </w:r>
       <w:r>
@@ -15744,7 +18395,7 @@
           <w:b/>
           <w:color w:val="234C80"/>
         </w:rPr>
-        <w:t xml:space="preserve">Why it matters: </w:t>
+        <w:t xml:space="preserve">Why it is separate: </w:t>
       </w:r>
       <w:r>
         <w:t>This unit exists to keep designer-visible language-manager components, lifecycle adapters, and language selectors in the components layer instead of coupling that responsibility to unrelated UI or framework code.</w:t>
@@ -15859,6 +18510,21 @@
           <w:b/>
           <w:color w:val="234C80"/>
         </w:rPr>
+        <w:t xml:space="preserve">Where it fits: </w:t>
+      </w:r>
+      <w:r>
+        <w:t>This layer gives a Delphi application the nonvisual language manager and the visible language selector used at run time.</w:t>
+      </w:r>
+    </w:p>
+    <w:p>
+      <w:pPr>
+        <w:spacing w:after="60"/>
+      </w:pPr>
+      <w:r>
+        <w:rPr>
+          <w:b/>
+          <w:color w:val="234C80"/>
+        </w:rPr>
         <w:t xml:space="preserve">What it is: </w:t>
       </w:r>
       <w:r>
@@ -15874,7 +18540,7 @@
           <w:b/>
           <w:color w:val="234C80"/>
         </w:rPr>
-        <w:t xml:space="preserve">Why it matters: </w:t>
+        <w:t xml:space="preserve">Why it is separate: </w:t>
       </w:r>
       <w:r>
         <w:t>This unit exists to keep designer-visible language-manager components, lifecycle adapters, and language selectors in the components layer instead of coupling that responsibility to unrelated UI or framework code.</w:t>
@@ -16002,6 +18668,21 @@
           <w:b/>
           <w:color w:val="234C80"/>
         </w:rPr>
+        <w:t xml:space="preserve">Where it fits: </w:t>
+      </w:r>
+      <w:r>
+        <w:t>This layer makes the language components appear in the RAD Studio Tool Palette and Object Inspector.</w:t>
+      </w:r>
+    </w:p>
+    <w:p>
+      <w:pPr>
+        <w:spacing w:after="60"/>
+      </w:pPr>
+      <w:r>
+        <w:rPr>
+          <w:b/>
+          <w:color w:val="234C80"/>
+        </w:rPr>
         <w:t xml:space="preserve">What it is: </w:t>
       </w:r>
       <w:r>
@@ -16017,7 +18698,7 @@
           <w:b/>
           <w:color w:val="234C80"/>
         </w:rPr>
-        <w:t xml:space="preserve">Why it matters: </w:t>
+        <w:t xml:space="preserve">Why it is separate: </w:t>
       </w:r>
       <w:r>
         <w:t>This unit exists to keep RAD Studio Tool Palette registration and design-time package exposure in the design layer instead of coupling that responsibility to unrelated UI or framework code.</w:t>
@@ -16132,6 +18813,21 @@
           <w:b/>
           <w:color w:val="234C80"/>
         </w:rPr>
+        <w:t xml:space="preserve">Where it fits: </w:t>
+      </w:r>
+      <w:r>
+        <w:t>This layer makes the language components appear in the RAD Studio Tool Palette and Object Inspector.</w:t>
+      </w:r>
+    </w:p>
+    <w:p>
+      <w:pPr>
+        <w:spacing w:after="60"/>
+      </w:pPr>
+      <w:r>
+        <w:rPr>
+          <w:b/>
+          <w:color w:val="234C80"/>
+        </w:rPr>
         <w:t xml:space="preserve">What it is: </w:t>
       </w:r>
       <w:r>
@@ -16147,7 +18843,7 @@
           <w:b/>
           <w:color w:val="234C80"/>
         </w:rPr>
-        <w:t xml:space="preserve">Why it matters: </w:t>
+        <w:t xml:space="preserve">Why it is separate: </w:t>
       </w:r>
       <w:r>
         <w:t>This unit exists to keep RAD Studio Tool Palette registration and design-time package exposure in the design layer instead of coupling that responsibility to unrelated UI or framework code.</w:t>
@@ -16275,6 +18971,21 @@
           <w:b/>
           <w:color w:val="234C80"/>
         </w:rPr>
+        <w:t xml:space="preserve">Where it fits: </w:t>
+      </w:r>
+      <w:r>
+        <w:t>This layer prepares the files a target Delphi project needs and copies approved outputs to approved destinations.</w:t>
+      </w:r>
+    </w:p>
+    <w:p>
+      <w:pPr>
+        <w:spacing w:after="60"/>
+      </w:pPr>
+      <w:r>
+        <w:rPr>
+          <w:b/>
+          <w:color w:val="234C80"/>
+        </w:rPr>
         <w:t xml:space="preserve">What it is: </w:t>
       </w:r>
       <w:r>
@@ -16290,7 +19001,7 @@
           <w:b/>
           <w:color w:val="234C80"/>
         </w:rPr>
-        <w:t xml:space="preserve">Why it matters: </w:t>
+        <w:t xml:space="preserve">Why it is separate: </w:t>
       </w:r>
       <w:r>
         <w:t>This unit exists to keep component-kit generation, controlled Delphi project integration, build, and deployment in the integration layer instead of coupling that responsibility to unrelated UI or framework code.</w:t>
@@ -16405,6 +19116,21 @@
           <w:b/>
           <w:color w:val="234C80"/>
         </w:rPr>
+        <w:t xml:space="preserve">Where it fits: </w:t>
+      </w:r>
+      <w:r>
+        <w:t>This layer prepares the files a target Delphi project needs and copies approved outputs to approved destinations.</w:t>
+      </w:r>
+    </w:p>
+    <w:p>
+      <w:pPr>
+        <w:spacing w:after="60"/>
+      </w:pPr>
+      <w:r>
+        <w:rPr>
+          <w:b/>
+          <w:color w:val="234C80"/>
+        </w:rPr>
         <w:t xml:space="preserve">What it is: </w:t>
       </w:r>
       <w:r>
@@ -16420,7 +19146,7 @@
           <w:b/>
           <w:color w:val="234C80"/>
         </w:rPr>
-        <w:t xml:space="preserve">Why it matters: </w:t>
+        <w:t xml:space="preserve">Why it is separate: </w:t>
       </w:r>
       <w:r>
         <w:t>This unit exists to keep component-kit generation, controlled Delphi project integration, build, and deployment in the integration layer instead of coupling that responsibility to unrelated UI or framework code.</w:t>
@@ -16535,6 +19261,21 @@
           <w:b/>
           <w:color w:val="234C80"/>
         </w:rPr>
+        <w:t xml:space="preserve">Where it fits: </w:t>
+      </w:r>
+      <w:r>
+        <w:t>This layer prepares the files a target Delphi project needs and copies approved outputs to approved destinations.</w:t>
+      </w:r>
+    </w:p>
+    <w:p>
+      <w:pPr>
+        <w:spacing w:after="60"/>
+      </w:pPr>
+      <w:r>
+        <w:rPr>
+          <w:b/>
+          <w:color w:val="234C80"/>
+        </w:rPr>
         <w:t xml:space="preserve">What it is: </w:t>
       </w:r>
       <w:r>
@@ -16550,7 +19291,7 @@
           <w:b/>
           <w:color w:val="234C80"/>
         </w:rPr>
-        <w:t xml:space="preserve">Why it matters: </w:t>
+        <w:t xml:space="preserve">Why it is separate: </w:t>
       </w:r>
       <w:r>
         <w:t>This unit exists to keep component-kit generation, controlled Delphi project integration, build, and deployment in the integration layer instead of coupling that responsibility to unrelated UI or framework code.</w:t>
@@ -16665,6 +19406,21 @@
           <w:b/>
           <w:color w:val="234C80"/>
         </w:rPr>
+        <w:t xml:space="preserve">Where it fits: </w:t>
+      </w:r>
+      <w:r>
+        <w:t>This layer prepares the files a target Delphi project needs and copies approved outputs to approved destinations.</w:t>
+      </w:r>
+    </w:p>
+    <w:p>
+      <w:pPr>
+        <w:spacing w:after="60"/>
+      </w:pPr>
+      <w:r>
+        <w:rPr>
+          <w:b/>
+          <w:color w:val="234C80"/>
+        </w:rPr>
         <w:t xml:space="preserve">What it is: </w:t>
       </w:r>
       <w:r>
@@ -16680,7 +19436,7 @@
           <w:b/>
           <w:color w:val="234C80"/>
         </w:rPr>
-        <w:t xml:space="preserve">Why it matters: </w:t>
+        <w:t xml:space="preserve">Why it is separate: </w:t>
       </w:r>
       <w:r>
         <w:t>This unit exists to keep component-kit generation, controlled Delphi project integration, build, and deployment in the integration layer instead of coupling that responsibility to unrelated UI or framework code.</w:t>
@@ -16795,6 +19551,21 @@
           <w:b/>
           <w:color w:val="234C80"/>
         </w:rPr>
+        <w:t xml:space="preserve">Where it fits: </w:t>
+      </w:r>
+      <w:r>
+        <w:t>This layer prepares the files a target Delphi project needs and copies approved outputs to approved destinations.</w:t>
+      </w:r>
+    </w:p>
+    <w:p>
+      <w:pPr>
+        <w:spacing w:after="60"/>
+      </w:pPr>
+      <w:r>
+        <w:rPr>
+          <w:b/>
+          <w:color w:val="234C80"/>
+        </w:rPr>
         <w:t xml:space="preserve">What it is: </w:t>
       </w:r>
       <w:r>
@@ -16810,7 +19581,7 @@
           <w:b/>
           <w:color w:val="234C80"/>
         </w:rPr>
-        <w:t xml:space="preserve">Why it matters: </w:t>
+        <w:t xml:space="preserve">Why it is separate: </w:t>
       </w:r>
       <w:r>
         <w:t>This unit exists to keep component-kit generation, controlled Delphi project integration, build, and deployment in the integration layer instead of coupling that responsibility to unrelated UI or framework code.</w:t>
@@ -16938,6 +19709,21 @@
           <w:b/>
           <w:color w:val="234C80"/>
         </w:rPr>
+        <w:t xml:space="preserve">Where it fits: </w:t>
+      </w:r>
+      <w:r>
+        <w:t>This layer is the developer-facing FMX application: its forms, buttons, pages, Wizard, and workflow state.</w:t>
+      </w:r>
+    </w:p>
+    <w:p>
+      <w:pPr>
+        <w:spacing w:after="60"/>
+      </w:pPr>
+      <w:r>
+        <w:rPr>
+          <w:b/>
+          <w:color w:val="234C80"/>
+        </w:rPr>
         <w:t xml:space="preserve">What it is: </w:t>
       </w:r>
       <w:r>
@@ -16953,7 +19739,7 @@
           <w:b/>
           <w:color w:val="234C80"/>
         </w:rPr>
-        <w:t xml:space="preserve">Why it matters: </w:t>
+        <w:t xml:space="preserve">Why it is separate: </w:t>
       </w:r>
       <w:r>
         <w:t>This unit exists to keep the FMX operator interface, Setup Wizard state machine, Localization Review, and Studio self-translation in the studio layer instead of coupling that responsibility to unrelated UI or framework code.</w:t>
@@ -17068,6 +19854,21 @@
           <w:b/>
           <w:color w:val="234C80"/>
         </w:rPr>
+        <w:t xml:space="preserve">Where it fits: </w:t>
+      </w:r>
+      <w:r>
+        <w:t>This layer is the developer-facing FMX application: its forms, buttons, pages, Wizard, and workflow state.</w:t>
+      </w:r>
+    </w:p>
+    <w:p>
+      <w:pPr>
+        <w:spacing w:after="60"/>
+      </w:pPr>
+      <w:r>
+        <w:rPr>
+          <w:b/>
+          <w:color w:val="234C80"/>
+        </w:rPr>
         <w:t xml:space="preserve">What it is: </w:t>
       </w:r>
       <w:r>
@@ -17083,7 +19884,7 @@
           <w:b/>
           <w:color w:val="234C80"/>
         </w:rPr>
-        <w:t xml:space="preserve">Why it matters: </w:t>
+        <w:t xml:space="preserve">Why it is separate: </w:t>
       </w:r>
       <w:r>
         <w:t>This unit exists to keep the FMX operator interface, Setup Wizard state machine, Localization Review, and Studio self-translation in the studio layer instead of coupling that responsibility to unrelated UI or framework code.</w:t>
@@ -17198,6 +19999,21 @@
           <w:b/>
           <w:color w:val="234C80"/>
         </w:rPr>
+        <w:t xml:space="preserve">Where it fits: </w:t>
+      </w:r>
+      <w:r>
+        <w:t>This layer is the developer-facing FMX application: its forms, buttons, pages, Wizard, and workflow state.</w:t>
+      </w:r>
+    </w:p>
+    <w:p>
+      <w:pPr>
+        <w:spacing w:after="60"/>
+      </w:pPr>
+      <w:r>
+        <w:rPr>
+          <w:b/>
+          <w:color w:val="234C80"/>
+        </w:rPr>
         <w:t xml:space="preserve">What it is: </w:t>
       </w:r>
       <w:r>
@@ -17213,7 +20029,7 @@
           <w:b/>
           <w:color w:val="234C80"/>
         </w:rPr>
-        <w:t xml:space="preserve">Why it matters: </w:t>
+        <w:t xml:space="preserve">Why it is separate: </w:t>
       </w:r>
       <w:r>
         <w:t>This unit exists to keep the FMX operator interface, Setup Wizard state machine, Localization Review, and Studio self-translation in the studio layer instead of coupling that responsibility to unrelated UI or framework code.</w:t>
@@ -17328,6 +20144,21 @@
           <w:b/>
           <w:color w:val="234C80"/>
         </w:rPr>
+        <w:t xml:space="preserve">Where it fits: </w:t>
+      </w:r>
+      <w:r>
+        <w:t>This layer is the developer-facing FMX application: its forms, buttons, pages, Wizard, and workflow state.</w:t>
+      </w:r>
+    </w:p>
+    <w:p>
+      <w:pPr>
+        <w:spacing w:after="60"/>
+      </w:pPr>
+      <w:r>
+        <w:rPr>
+          <w:b/>
+          <w:color w:val="234C80"/>
+        </w:rPr>
         <w:t xml:space="preserve">What it is: </w:t>
       </w:r>
       <w:r>
@@ -17343,7 +20174,7 @@
           <w:b/>
           <w:color w:val="234C80"/>
         </w:rPr>
-        <w:t xml:space="preserve">Why it matters: </w:t>
+        <w:t xml:space="preserve">Why it is separate: </w:t>
       </w:r>
       <w:r>
         <w:t>This unit exists to keep the FMX operator interface, Setup Wizard state machine, Localization Review, and Studio self-translation in the studio layer instead of coupling that responsibility to unrelated UI or framework code.</w:t>
@@ -17437,6 +20268,52 @@
         <w:t>24. Test, Spike, and Contract Pascal Program Reference</w:t>
       </w:r>
     </w:p>
+    <w:tbl>
+      <w:tblPr>
+        <w:jc w:val="center"/>
+        <w:tblLook w:firstColumn="1" w:firstRow="1" w:lastColumn="0" w:lastRow="0" w:noHBand="0" w:noVBand="1" w:val="04A0"/>
+        <w:tblW w:w="9360" w:type="dxa"/>
+        <w:tblInd w:w="120" w:type="dxa"/>
+        <w:tblLayout w:type="fixed"/>
+        <w:tblCellMar>
+          <w:top w:w="80" w:type="dxa"/>
+          <w:bottom w:w="80" w:type="dxa"/>
+          <w:start w:w="120" w:type="dxa"/>
+          <w:end w:w="120" w:type="dxa"/>
+        </w:tblCellMar>
+      </w:tblPr>
+      <w:tblGrid>
+        <w:gridCol w:w="9360"/>
+      </w:tblGrid>
+      <w:tr>
+        <w:trPr>
+          <w:cantSplit/>
+          <w:tblHeader w:val="true"/>
+        </w:trPr>
+        <w:tc>
+          <w:tcPr>
+            <w:tcW w:type="dxa" w:w="9360"/>
+            <w:shd w:fill="EAF3FF"/>
+            <w:vAlign w:val="center"/>
+          </w:tcPr>
+          <w:p>
+            <w:pPr>
+              <w:pStyle w:val="Callout"/>
+            </w:pPr>
+            <w:r>
+              <w:rPr>
+                <w:b/>
+                <w:color w:val="234C80"/>
+              </w:rPr>
+              <w:t xml:space="preserve">What are the test and fixture files for? </w:t>
+            </w:r>
+            <w:r>
+              <w:t>Tests are intentionally separate programs so a failure names one contract. Fixtures provide controlled forms, source, and behavior; they are evidence, not production dependencies.</w:t>
+            </w:r>
+          </w:p>
+        </w:tc>
+      </w:tr>
+    </w:tbl>
     <w:p>
       <w:r>
         <w:t>Every Delphi test DPR is listed below. Test-support PAS/DFM/FMX units and formal contract fixtures follow. These files are not runtime dependencies; they supply isolated evidence and intentionally artificial application behavior.</w:t>
@@ -22290,6 +25167,52 @@
         <w:t>25. Delphi Project and Package File Reference</w:t>
       </w:r>
     </w:p>
+    <w:tbl>
+      <w:tblPr>
+        <w:jc w:val="center"/>
+        <w:tblLook w:firstColumn="1" w:firstRow="1" w:lastColumn="0" w:lastRow="0" w:noHBand="0" w:noVBand="1" w:val="04A0"/>
+        <w:tblW w:w="9360" w:type="dxa"/>
+        <w:tblInd w:w="120" w:type="dxa"/>
+        <w:tblLayout w:type="fixed"/>
+        <w:tblCellMar>
+          <w:top w:w="80" w:type="dxa"/>
+          <w:bottom w:w="80" w:type="dxa"/>
+          <w:start w:w="120" w:type="dxa"/>
+          <w:end w:w="120" w:type="dxa"/>
+        </w:tblCellMar>
+      </w:tblPr>
+      <w:tblGrid>
+        <w:gridCol w:w="9360"/>
+      </w:tblGrid>
+      <w:tr>
+        <w:trPr>
+          <w:cantSplit/>
+          <w:tblHeader w:val="true"/>
+        </w:trPr>
+        <w:tc>
+          <w:tcPr>
+            <w:tcW w:type="dxa" w:w="9360"/>
+            <w:shd w:fill="EAF3FF"/>
+            <w:vAlign w:val="center"/>
+          </w:tcPr>
+          <w:p>
+            <w:pPr>
+              <w:pStyle w:val="Callout"/>
+            </w:pPr>
+            <w:r>
+              <w:rPr>
+                <w:b/>
+                <w:color w:val="234C80"/>
+              </w:rPr>
+              <w:t xml:space="preserve">Which files start builds and packages? </w:t>
+            </w:r>
+            <w:r>
+              <w:t>The DPR starts a program. The DPROJ supplies RAD Studio build metadata. DPK files define packages and their contained units. A change to one can alter what is built even when Pascal implementation code is unchanged.</w:t>
+            </w:r>
+          </w:p>
+        </w:tc>
+      </w:tr>
+    </w:tbl>
     <w:p>
       <w:pPr>
         <w:pStyle w:val="Heading2"/>
@@ -22985,6 +25908,52 @@
         <w:t>26. JSON Schema and Form Resource Reference</w:t>
       </w:r>
     </w:p>
+    <w:tbl>
+      <w:tblPr>
+        <w:jc w:val="center"/>
+        <w:tblLook w:firstColumn="1" w:firstRow="1" w:lastColumn="0" w:lastRow="0" w:noHBand="0" w:noVBand="1" w:val="04A0"/>
+        <w:tblW w:w="9360" w:type="dxa"/>
+        <w:tblInd w:w="120" w:type="dxa"/>
+        <w:tblLayout w:type="fixed"/>
+        <w:tblCellMar>
+          <w:top w:w="80" w:type="dxa"/>
+          <w:bottom w:w="80" w:type="dxa"/>
+          <w:start w:w="120" w:type="dxa"/>
+          <w:end w:w="120" w:type="dxa"/>
+        </w:tblCellMar>
+      </w:tblPr>
+      <w:tblGrid>
+        <w:gridCol w:w="9360"/>
+      </w:tblGrid>
+      <w:tr>
+        <w:trPr>
+          <w:cantSplit/>
+          <w:tblHeader w:val="true"/>
+        </w:trPr>
+        <w:tc>
+          <w:tcPr>
+            <w:tcW w:type="dxa" w:w="9360"/>
+            <w:shd w:fill="EAF3FF"/>
+            <w:vAlign w:val="center"/>
+          </w:tcPr>
+          <w:p>
+            <w:pPr>
+              <w:pStyle w:val="Callout"/>
+            </w:pPr>
+            <w:r>
+              <w:rPr>
+                <w:b/>
+                <w:color w:val="234C80"/>
+              </w:rPr>
+              <w:t xml:space="preserve">Why do schemas and form resources need their own review? </w:t>
+            </w:r>
+            <w:r>
+              <w:t>Schemas define serialized compatibility. FMX and DFM resources define designer-owned layout and published properties. Both are contracts, not incidental generated text.</w:t>
+            </w:r>
+          </w:p>
+        </w:tc>
+      </w:tr>
+    </w:tbl>
     <w:p>
       <w:pPr>
         <w:pStyle w:val="Heading2"/>
@@ -24037,6 +27006,52 @@
         <w:t>27. Build, Verification, and Documentation Tool Reference</w:t>
       </w:r>
     </w:p>
+    <w:tbl>
+      <w:tblPr>
+        <w:jc w:val="center"/>
+        <w:tblLook w:firstColumn="1" w:firstRow="1" w:lastColumn="0" w:lastRow="0" w:noHBand="0" w:noVBand="1" w:val="04A0"/>
+        <w:tblW w:w="9360" w:type="dxa"/>
+        <w:tblInd w:w="120" w:type="dxa"/>
+        <w:tblLayout w:type="fixed"/>
+        <w:tblCellMar>
+          <w:top w:w="80" w:type="dxa"/>
+          <w:bottom w:w="80" w:type="dxa"/>
+          <w:start w:w="120" w:type="dxa"/>
+          <w:end w:w="120" w:type="dxa"/>
+        </w:tblCellMar>
+      </w:tblPr>
+      <w:tblGrid>
+        <w:gridCol w:w="9360"/>
+      </w:tblGrid>
+      <w:tr>
+        <w:trPr>
+          <w:cantSplit/>
+          <w:tblHeader w:val="true"/>
+        </w:trPr>
+        <w:tc>
+          <w:tcPr>
+            <w:tcW w:type="dxa" w:w="9360"/>
+            <w:shd w:fill="EAF3FF"/>
+            <w:vAlign w:val="center"/>
+          </w:tcPr>
+          <w:p>
+            <w:pPr>
+              <w:pStyle w:val="Callout"/>
+            </w:pPr>
+            <w:r>
+              <w:rPr>
+                <w:b/>
+                <w:color w:val="234C80"/>
+              </w:rPr>
+              <w:t xml:space="preserve">Which tool should be run for a given engineering task? </w:t>
+            </w:r>
+            <w:r>
+              <w:t>This chapter explains the maintained build, verification, distribution, and documentation scripts. Prefer these repeatable entry points to improvised one-off commands.</w:t>
+            </w:r>
+          </w:p>
+        </w:tc>
+      </w:tr>
+    </w:tbl>
     <w:p>
       <w:pPr>
         <w:pStyle w:val="Heading2"/>
@@ -25161,6 +28176,52 @@
         <w:t>28. Dependency Graph Reading Guide</w:t>
       </w:r>
     </w:p>
+    <w:tbl>
+      <w:tblPr>
+        <w:jc w:val="center"/>
+        <w:tblLook w:firstColumn="1" w:firstRow="1" w:lastColumn="0" w:lastRow="0" w:noHBand="0" w:noVBand="1" w:val="04A0"/>
+        <w:tblW w:w="9360" w:type="dxa"/>
+        <w:tblInd w:w="120" w:type="dxa"/>
+        <w:tblLayout w:type="fixed"/>
+        <w:tblCellMar>
+          <w:top w:w="80" w:type="dxa"/>
+          <w:bottom w:w="80" w:type="dxa"/>
+          <w:start w:w="120" w:type="dxa"/>
+          <w:end w:w="120" w:type="dxa"/>
+        </w:tblCellMar>
+      </w:tblPr>
+      <w:tblGrid>
+        <w:gridCol w:w="9360"/>
+      </w:tblGrid>
+      <w:tr>
+        <w:trPr>
+          <w:cantSplit/>
+          <w:tblHeader w:val="true"/>
+        </w:trPr>
+        <w:tc>
+          <w:tcPr>
+            <w:tcW w:type="dxa" w:w="9360"/>
+            <w:shd w:fill="EAF3FF"/>
+            <w:vAlign w:val="center"/>
+          </w:tcPr>
+          <w:p>
+            <w:pPr>
+              <w:pStyle w:val="Callout"/>
+            </w:pPr>
+            <w:r>
+              <w:rPr>
+                <w:b/>
+                <w:color w:val="234C80"/>
+              </w:rPr>
+              <w:t xml:space="preserve">How do dependencies show change impact? </w:t>
+            </w:r>
+            <w:r>
+              <w:t>A direct dependency is imported by a unit. A direct consumer imports that unit. Trace both directions, then consider package and generated-source closure before deciding that a change is local.</w:t>
+            </w:r>
+          </w:p>
+        </w:tc>
+      </w:tr>
+    </w:tbl>
     <w:p>
       <w:r>
         <w:t>Every production unit entry in Chapter 23 includes direct DAT dependencies and direct production consumers computed from current source. A dependency means the unit imports another DAT unit; a consumer means another production unit imports it. The list is direct, not the complete transitive closure.</w:t>
@@ -25478,12 +28539,58 @@
         <w:t>29. Safe Change Procedure</w:t>
       </w:r>
     </w:p>
+    <w:tbl>
+      <w:tblPr>
+        <w:jc w:val="center"/>
+        <w:tblLook w:firstColumn="1" w:firstRow="1" w:lastColumn="0" w:lastRow="0" w:noHBand="0" w:noVBand="1" w:val="04A0"/>
+        <w:tblW w:w="9360" w:type="dxa"/>
+        <w:tblInd w:w="120" w:type="dxa"/>
+        <w:tblLayout w:type="fixed"/>
+        <w:tblCellMar>
+          <w:top w:w="80" w:type="dxa"/>
+          <w:bottom w:w="80" w:type="dxa"/>
+          <w:start w:w="120" w:type="dxa"/>
+          <w:end w:w="120" w:type="dxa"/>
+        </w:tblCellMar>
+      </w:tblPr>
+      <w:tblGrid>
+        <w:gridCol w:w="9360"/>
+      </w:tblGrid>
+      <w:tr>
+        <w:trPr>
+          <w:cantSplit/>
+          <w:tblHeader w:val="true"/>
+        </w:trPr>
+        <w:tc>
+          <w:tcPr>
+            <w:tcW w:type="dxa" w:w="9360"/>
+            <w:shd w:fill="EAF3FF"/>
+            <w:vAlign w:val="center"/>
+          </w:tcPr>
+          <w:p>
+            <w:pPr>
+              <w:pStyle w:val="Callout"/>
+            </w:pPr>
+            <w:r>
+              <w:rPr>
+                <w:b/>
+                <w:color w:val="234C80"/>
+              </w:rPr>
+              <w:t xml:space="preserve">What is the safest order for making a change? </w:t>
+            </w:r>
+            <w:r>
+              <w:t>Define the contract, trace ownership, make the smallest universal correction, run focused checks, run the full gate, test real VCL and FMX applications, update documentation, and review the final Git diff.</w:t>
+            </w:r>
+          </w:p>
+        </w:tc>
+      </w:tr>
+    </w:tbl>
     <w:p>
       <w:pPr>
         <w:pStyle w:val="ListNumber"/>
         <w:numPr>
           <w:ilvl w:val="0"/>
-          <w:numId w:val="10"/>
+          <w:numId w:val="11"/>
         </w:numPr>
       </w:pPr>
       <w:r>
@@ -25495,7 +28602,7 @@
         <w:pStyle w:val="ListNumber"/>
         <w:numPr>
           <w:ilvl w:val="0"/>
-          <w:numId w:val="10"/>
+          <w:numId w:val="11"/>
         </w:numPr>
       </w:pPr>
       <w:r>
@@ -25507,7 +28614,7 @@
         <w:pStyle w:val="ListNumber"/>
         <w:numPr>
           <w:ilvl w:val="0"/>
-          <w:numId w:val="10"/>
+          <w:numId w:val="11"/>
         </w:numPr>
       </w:pPr>
       <w:r>
@@ -25519,7 +28626,7 @@
         <w:pStyle w:val="ListNumber"/>
         <w:numPr>
           <w:ilvl w:val="0"/>
-          <w:numId w:val="10"/>
+          <w:numId w:val="11"/>
         </w:numPr>
       </w:pPr>
       <w:r>
@@ -25531,7 +28638,7 @@
         <w:pStyle w:val="ListNumber"/>
         <w:numPr>
           <w:ilvl w:val="0"/>
-          <w:numId w:val="10"/>
+          <w:numId w:val="11"/>
         </w:numPr>
       </w:pPr>
       <w:r>
@@ -25543,7 +28650,7 @@
         <w:pStyle w:val="ListNumber"/>
         <w:numPr>
           <w:ilvl w:val="0"/>
-          <w:numId w:val="10"/>
+          <w:numId w:val="11"/>
         </w:numPr>
       </w:pPr>
       <w:r>
@@ -25555,7 +28662,7 @@
         <w:pStyle w:val="ListNumber"/>
         <w:numPr>
           <w:ilvl w:val="0"/>
-          <w:numId w:val="10"/>
+          <w:numId w:val="11"/>
         </w:numPr>
       </w:pPr>
       <w:r>
@@ -25567,7 +28674,7 @@
         <w:pStyle w:val="ListNumber"/>
         <w:numPr>
           <w:ilvl w:val="0"/>
-          <w:numId w:val="10"/>
+          <w:numId w:val="11"/>
         </w:numPr>
       </w:pPr>
       <w:r>
@@ -25579,7 +28686,7 @@
         <w:pStyle w:val="ListNumber"/>
         <w:numPr>
           <w:ilvl w:val="0"/>
-          <w:numId w:val="10"/>
+          <w:numId w:val="11"/>
         </w:numPr>
       </w:pPr>
       <w:r>
@@ -25594,6 +28701,52 @@
         <w:t>30. Engineering Release Checklist</w:t>
       </w:r>
     </w:p>
+    <w:tbl>
+      <w:tblPr>
+        <w:jc w:val="center"/>
+        <w:tblLook w:firstColumn="1" w:firstRow="1" w:lastColumn="0" w:lastRow="0" w:noHBand="0" w:noVBand="1" w:val="04A0"/>
+        <w:tblW w:w="9360" w:type="dxa"/>
+        <w:tblInd w:w="120" w:type="dxa"/>
+        <w:tblLayout w:type="fixed"/>
+        <w:tblCellMar>
+          <w:top w:w="80" w:type="dxa"/>
+          <w:bottom w:w="80" w:type="dxa"/>
+          <w:start w:w="120" w:type="dxa"/>
+          <w:end w:w="120" w:type="dxa"/>
+        </w:tblCellMar>
+      </w:tblPr>
+      <w:tblGrid>
+        <w:gridCol w:w="9360"/>
+      </w:tblGrid>
+      <w:tr>
+        <w:trPr>
+          <w:cantSplit/>
+          <w:tblHeader w:val="true"/>
+        </w:trPr>
+        <w:tc>
+          <w:tcPr>
+            <w:tcW w:type="dxa" w:w="9360"/>
+            <w:shd w:fill="EAF3FF"/>
+            <w:vAlign w:val="center"/>
+          </w:tcPr>
+          <w:p>
+            <w:pPr>
+              <w:pStyle w:val="Callout"/>
+            </w:pPr>
+            <w:r>
+              <w:rPr>
+                <w:b/>
+                <w:color w:val="234C80"/>
+              </w:rPr>
+              <w:t xml:space="preserve">What must be true before release? </w:t>
+            </w:r>
+            <w:r>
+              <w:t>The checklist converts architecture promises into evidence: builds, tests, pack compatibility, state preservation, direction, dynamic content, deployment, security, distribution, and documentation.</w:t>
+            </w:r>
+          </w:p>
+        </w:tc>
+      </w:tr>
+    </w:tbl>
     <w:p>
       <w:pPr>
         <w:pStyle w:val="ListBullet"/>
@@ -25743,6 +28896,52 @@
         <w:t>31. Quick Path and Identifier Reference</w:t>
       </w:r>
     </w:p>
+    <w:tbl>
+      <w:tblPr>
+        <w:jc w:val="center"/>
+        <w:tblLook w:firstColumn="1" w:firstRow="1" w:lastColumn="0" w:lastRow="0" w:noHBand="0" w:noVBand="1" w:val="04A0"/>
+        <w:tblW w:w="9360" w:type="dxa"/>
+        <w:tblInd w:w="120" w:type="dxa"/>
+        <w:tblLayout w:type="fixed"/>
+        <w:tblCellMar>
+          <w:top w:w="80" w:type="dxa"/>
+          <w:bottom w:w="80" w:type="dxa"/>
+          <w:start w:w="120" w:type="dxa"/>
+          <w:end w:w="120" w:type="dxa"/>
+        </w:tblCellMar>
+      </w:tblPr>
+      <w:tblGrid>
+        <w:gridCol w:w="9360"/>
+      </w:tblGrid>
+      <w:tr>
+        <w:trPr>
+          <w:cantSplit/>
+          <w:tblHeader w:val="true"/>
+        </w:trPr>
+        <w:tc>
+          <w:tcPr>
+            <w:tcW w:type="dxa" w:w="9360"/>
+            <w:shd w:fill="EAF3FF"/>
+            <w:vAlign w:val="center"/>
+          </w:tcPr>
+          <w:p>
+            <w:pPr>
+              <w:pStyle w:val="Callout"/>
+            </w:pPr>
+            <w:r>
+              <w:rPr>
+                <w:b/>
+                <w:color w:val="234C80"/>
+              </w:rPr>
+              <w:t xml:space="preserve">Where are the most-used engineering paths? </w:t>
+            </w:r>
+            <w:r>
+              <w:t>This is a lookup page for the project, compiler, source layers, schemas, tests, workspaces, generated kits, deployed packs, and credential targets.</w:t>
+            </w:r>
+          </w:p>
+        </w:tc>
+      </w:tr>
+    </w:tbl>
     <w:tbl>
       <w:tblPr>
         <w:tblStyle w:val="LightShading-Accent1"/>
@@ -26238,191 +29437,115 @@
     <w:p>
       <w:pPr>
         <w:pStyle w:val="Heading1"/>
-        <w:keepNext/>
-        <w:spacing w:before="0" w:after="140"/>
       </w:pPr>
       <w:r>
         <w:t>32. Appendix A - License Information</w:t>
       </w:r>
     </w:p>
     <w:p>
-      <w:pPr>
-        <w:spacing w:before="0" w:after="40" w:line="240" w:lineRule="auto"/>
-      </w:pPr>
-      <w:r>
-        <w:rPr>
-          <w:sz w:val="17"/>
-        </w:rPr>
+      <w:r>
         <w:t>Unless a particular file or third-party component states otherwise, Delphi App Translation Studio and its project documentation are licensed under the Apache License, Version 2.0. The license permits broad use while preserving attribution, notices, and the stated warranty limitations.</w:t>
       </w:r>
     </w:p>
     <w:p>
       <w:pPr>
         <w:pStyle w:val="Heading2"/>
-        <w:keepNext/>
-        <w:spacing w:before="100" w:after="40"/>
-      </w:pPr>
-      <w:r>
-        <w:rPr>
-          <w:sz w:val="21"/>
-        </w:rPr>
+      </w:pPr>
+      <w:r>
         <w:t>License grant</w:t>
       </w:r>
     </w:p>
     <w:p>
-      <w:pPr>
-        <w:spacing w:before="0" w:after="40" w:line="240" w:lineRule="auto"/>
-      </w:pPr>
-      <w:r>
-        <w:rPr>
-          <w:sz w:val="17"/>
-        </w:rPr>
+      <w:r>
         <w:t>Subject to the complete license terms, you may use, reproduce, modify, prepare derivative works from, publicly display, publicly perform, sublicense, and distribute the licensed material. The Apache License 2.0 also includes an express patent license from contributors for their applicable contributions.</w:t>
       </w:r>
     </w:p>
     <w:p>
       <w:pPr>
         <w:pStyle w:val="Heading2"/>
-        <w:keepNext/>
-        <w:spacing w:before="100" w:after="40"/>
-      </w:pPr>
-      <w:r>
-        <w:rPr>
-          <w:sz w:val="21"/>
-        </w:rPr>
+      </w:pPr>
+      <w:r>
         <w:t>Important conditions</w:t>
       </w:r>
     </w:p>
     <w:p>
       <w:pPr>
         <w:pStyle w:val="ListBullet"/>
-        <w:spacing w:before="0" w:after="40" w:line="240" w:lineRule="auto"/>
-      </w:pPr>
-      <w:r>
-        <w:rPr>
-          <w:sz w:val="17"/>
-        </w:rPr>
+      </w:pPr>
+      <w:r>
         <w:t>Give recipients a copy of the Apache License 2.0 when distributing covered material.</w:t>
       </w:r>
     </w:p>
     <w:p>
       <w:pPr>
         <w:pStyle w:val="ListBullet"/>
-        <w:spacing w:before="0" w:after="40" w:line="240" w:lineRule="auto"/>
-      </w:pPr>
-      <w:r>
-        <w:rPr>
-          <w:sz w:val="17"/>
-        </w:rPr>
+      </w:pPr>
+      <w:r>
         <w:t>State significant changes made to modified files.</w:t>
       </w:r>
     </w:p>
     <w:p>
       <w:pPr>
         <w:pStyle w:val="ListBullet"/>
-        <w:spacing w:before="0" w:after="40" w:line="240" w:lineRule="auto"/>
-      </w:pPr>
-      <w:r>
-        <w:rPr>
-          <w:sz w:val="17"/>
-        </w:rPr>
+      </w:pPr>
+      <w:r>
         <w:t>Retain applicable copyright, patent, trademark, attribution, and NOTICE information.</w:t>
       </w:r>
     </w:p>
     <w:p>
       <w:pPr>
         <w:pStyle w:val="ListBullet"/>
-        <w:spacing w:before="0" w:after="40" w:line="240" w:lineRule="auto"/>
-      </w:pPr>
-      <w:r>
-        <w:rPr>
-          <w:sz w:val="17"/>
-        </w:rPr>
+      </w:pPr>
+      <w:r>
         <w:t>Do not use project or contributor names and trademarks as an endorsement except as the license permits.</w:t>
       </w:r>
     </w:p>
     <w:p>
       <w:pPr>
         <w:pStyle w:val="Heading2"/>
-        <w:keepNext/>
-        <w:spacing w:before="100" w:after="40"/>
-      </w:pPr>
-      <w:r>
-        <w:rPr>
-          <w:sz w:val="21"/>
-        </w:rPr>
+      </w:pPr>
+      <w:r>
         <w:t>Warranty and liability</w:t>
       </w:r>
     </w:p>
     <w:p>
-      <w:pPr>
-        <w:spacing w:before="0" w:after="40" w:line="240" w:lineRule="auto"/>
-      </w:pPr>
-      <w:r>
-        <w:rPr>
-          <w:sz w:val="17"/>
-        </w:rPr>
+      <w:r>
         <w:t>The licensed material is provided on an AS IS basis, without warranties or conditions of any kind. The complete Apache License 2.0 controls the warranty, liability, contribution, redistribution, and patent provisions.</w:t>
       </w:r>
     </w:p>
     <w:p>
       <w:pPr>
         <w:pStyle w:val="Heading2"/>
-        <w:keepNext/>
-        <w:spacing w:before="100" w:after="40"/>
-      </w:pPr>
-      <w:r>
-        <w:rPr>
-          <w:sz w:val="21"/>
-        </w:rPr>
+      </w:pPr>
+      <w:r>
         <w:t>Your applications and generated output</w:t>
       </w:r>
     </w:p>
     <w:p>
-      <w:pPr>
-        <w:spacing w:before="0" w:after="40" w:line="240" w:lineRule="auto"/>
-      </w:pPr>
-      <w:r>
-        <w:rPr>
-          <w:sz w:val="17"/>
-        </w:rPr>
-        <w:t>Using the Studio does not transfer ownership of the Delphi application being translated. The application developer remains responsible for the license and distribution terms of the target application, translated content, generated language packs, and any third-party components. Studio runtime or component source included with a project remains subject to the Apache License 2.0 unless its file states different terms. Third-party software retains its own license.</w:t>
+      <w:r>
+        <w:t>Using the Studio does not transfer ownership of the Delphi application being translated. The application developer remains responsible for the license and distribution terms of the target application, translated content, generated language packs, and any third-party components.</w:t>
+      </w:r>
+    </w:p>
+    <w:p>
+      <w:r>
+        <w:t>Studio runtime or component source included with a project remains subject to the Apache License 2.0 unless its file states different terms. Third-party software retains its own license.</w:t>
       </w:r>
     </w:p>
     <w:p>
       <w:pPr>
         <w:pStyle w:val="Heading2"/>
-        <w:keepNext/>
-        <w:spacing w:before="100" w:after="40"/>
-      </w:pPr>
-      <w:r>
-        <w:rPr>
-          <w:sz w:val="21"/>
-        </w:rPr>
+      </w:pPr>
+      <w:r>
         <w:t>Full legal text</w:t>
       </w:r>
     </w:p>
     <w:p>
-      <w:pPr>
-        <w:spacing w:before="0" w:after="40" w:line="240" w:lineRule="auto"/>
-      </w:pPr>
-      <w:r>
-        <w:rPr>
-          <w:sz w:val="17"/>
-        </w:rPr>
+      <w:r>
         <w:t>The complete controlling license is the LICENSE file in the repository and source distribution root. An official reference copy is available at https://www.apache.org/licenses/LICENSE-2.0. If this summary and the complete license differ, the complete Apache License 2.0 text controls.</w:t>
       </w:r>
     </w:p>
     <w:p>
-      <w:pPr>
-        <w:spacing w:before="0" w:after="40" w:line="240" w:lineRule="auto"/>
-        <w:ind w:left="360" w:right="360"/>
-      </w:pPr>
-      <w:r>
-        <w:rPr>
-          <w:i/>
-          <w:sz w:val="17"/>
-        </w:rPr>
+      <w:r>
         <w:t>Licensed under the Apache License, Version 2.0 (the "License"); you may not use this work except in compliance with the License. Unless required by applicable law or agreed to in writing, software distributed under the License is distributed on an AS IS BASIS, WITHOUT WARRANTIES OR CONDITIONS OF ANY KIND, either express or implied.</w:t>
       </w:r>
     </w:p>
@@ -26769,6 +29892,12 @@
     <w:abstractNumId w:val="0"/>
   </w:num>
   <w:num w:numId="10">
+    <w:abstractNumId w:val="7"/>
+    <w:lvlOverride w:ilvl="0">
+      <w:startOverride w:val="1"/>
+    </w:lvlOverride>
+  </w:num>
+  <w:num w:numId="11">
     <w:abstractNumId w:val="7"/>
     <w:lvlOverride w:ilvl="0">
       <w:startOverride w:val="1"/>

--- a/docs/guides/Delphi App Translation Studio Engineering Guide.docx
+++ b/docs/guides/Delphi App Translation Studio Engineering Guide.docx
@@ -112,7 +112,7 @@
         </w:rPr>
         <w:t>Version 1.0</w:t>
         <w:br/>
-        <w:t>Last changed: August 30, 2026</w:t>
+        <w:t>Last changed: August 31, 2026</w:t>
         <w:br/>
         <w:t>Windows • Delphi VCL and FireMonkey • Win32 and Win64</w:t>
       </w:r>
@@ -522,7 +522,7 @@
                 <w:color w:val="5D7693"/>
                 <w:sz w:val="18"/>
               </w:rPr>
-              <w:t>14</w:t>
+              <w:t>15</w:t>
             </w:r>
           </w:p>
         </w:tc>
@@ -544,47 +544,6 @@
                 <w:sz w:val="18"/>
               </w:rPr>
               <w:t>10. Localization Review, Measurement, Layout, and Hyphenation</w:t>
-            </w:r>
-          </w:p>
-        </w:tc>
-        <w:tc>
-          <w:tcPr>
-            <w:tcW w:type="dxa" w:w="1160"/>
-          </w:tcPr>
-          <w:p>
-            <w:pPr>
-              <w:spacing w:after="20"/>
-              <w:jc w:val="right"/>
-            </w:pPr>
-            <w:r>
-              <w:rPr>
-                <w:rFonts w:ascii="Aptos" w:hAnsi="Aptos"/>
-                <w:b/>
-                <w:color w:val="5D7693"/>
-                <w:sz w:val="18"/>
-              </w:rPr>
-              <w:t>15</w:t>
-            </w:r>
-          </w:p>
-        </w:tc>
-      </w:tr>
-      <w:tr>
-        <w:tc>
-          <w:tcPr>
-            <w:tcW w:type="dxa" w:w="8200"/>
-          </w:tcPr>
-          <w:p>
-            <w:pPr>
-              <w:keepLines/>
-              <w:spacing w:after="20"/>
-            </w:pPr>
-            <w:r>
-              <w:rPr>
-                <w:rFonts w:ascii="Aptos" w:hAnsi="Aptos"/>
-                <w:color w:val="234C80"/>
-                <w:sz w:val="18"/>
-              </w:rPr>
-              <w:t>11. Validation and Runtime Pack Export</w:t>
             </w:r>
           </w:p>
         </w:tc>
@@ -625,48 +584,7 @@
                 <w:color w:val="234C80"/>
                 <w:sz w:val="18"/>
               </w:rPr>
-              <w:t>12. Offline Runtime Manager and Pack Admission</w:t>
-            </w:r>
-          </w:p>
-        </w:tc>
-        <w:tc>
-          <w:tcPr>
-            <w:tcW w:type="dxa" w:w="1160"/>
-          </w:tcPr>
-          <w:p>
-            <w:pPr>
-              <w:spacing w:after="20"/>
-              <w:jc w:val="right"/>
-            </w:pPr>
-            <w:r>
-              <w:rPr>
-                <w:rFonts w:ascii="Aptos" w:hAnsi="Aptos"/>
-                <w:b/>
-                <w:color w:val="5D7693"/>
-                <w:sz w:val="18"/>
-              </w:rPr>
-              <w:t>16</w:t>
-            </w:r>
-          </w:p>
-        </w:tc>
-      </w:tr>
-      <w:tr>
-        <w:tc>
-          <w:tcPr>
-            <w:tcW w:type="dxa" w:w="8200"/>
-          </w:tcPr>
-          <w:p>
-            <w:pPr>
-              <w:keepLines/>
-              <w:spacing w:after="20"/>
-            </w:pPr>
-            <w:r>
-              <w:rPr>
-                <w:rFonts w:ascii="Aptos" w:hAnsi="Aptos"/>
-                <w:color w:val="234C80"/>
-                <w:sz w:val="18"/>
-              </w:rPr>
-              <w:t>13. VCL Runtime Application and Lifecycle</w:t>
+              <w:t>11. Validation and Runtime Pack Export</w:t>
             </w:r>
           </w:p>
         </w:tc>
@@ -707,7 +625,7 @@
                 <w:color w:val="234C80"/>
                 <w:sz w:val="18"/>
               </w:rPr>
-              <w:t>14. FMX Runtime Application and Lifecycle</w:t>
+              <w:t>12. Offline Runtime Manager and Pack Admission</w:t>
             </w:r>
           </w:p>
         </w:tc>
@@ -748,7 +666,7 @@
                 <w:color w:val="234C80"/>
                 <w:sz w:val="18"/>
               </w:rPr>
-              <w:t>15. Components, Design Packages, and Designer Contract</w:t>
+              <w:t>13. VCL Runtime Application and Lifecycle</w:t>
             </w:r>
           </w:p>
         </w:tc>
@@ -789,7 +707,7 @@
                 <w:color w:val="234C80"/>
                 <w:sz w:val="18"/>
               </w:rPr>
-              <w:t>16. ComponentSource and Target dependencies</w:t>
+              <w:t>14. FMX Runtime Application and Lifecycle</w:t>
             </w:r>
           </w:p>
         </w:tc>
@@ -830,7 +748,48 @@
                 <w:color w:val="234C80"/>
                 <w:sz w:val="18"/>
               </w:rPr>
-              <w:t>17. Integration, Build, Deployment, and Project Boundaries</w:t>
+              <w:t>15. Components, Design Packages, and Designer Contract</w:t>
+            </w:r>
+          </w:p>
+        </w:tc>
+        <w:tc>
+          <w:tcPr>
+            <w:tcW w:type="dxa" w:w="1160"/>
+          </w:tcPr>
+          <w:p>
+            <w:pPr>
+              <w:spacing w:after="20"/>
+              <w:jc w:val="right"/>
+            </w:pPr>
+            <w:r>
+              <w:rPr>
+                <w:rFonts w:ascii="Aptos" w:hAnsi="Aptos"/>
+                <w:b/>
+                <w:color w:val="5D7693"/>
+                <w:sz w:val="18"/>
+              </w:rPr>
+              <w:t>19</w:t>
+            </w:r>
+          </w:p>
+        </w:tc>
+      </w:tr>
+      <w:tr>
+        <w:tc>
+          <w:tcPr>
+            <w:tcW w:type="dxa" w:w="8200"/>
+          </w:tcPr>
+          <w:p>
+            <w:pPr>
+              <w:keepLines/>
+              <w:spacing w:after="20"/>
+            </w:pPr>
+            <w:r>
+              <w:rPr>
+                <w:rFonts w:ascii="Aptos" w:hAnsi="Aptos"/>
+                <w:color w:val="234C80"/>
+                <w:sz w:val="18"/>
+              </w:rPr>
+              <w:t>16. ComponentSource and Target dependencies</w:t>
             </w:r>
           </w:p>
         </w:tc>
@@ -871,7 +830,7 @@
                 <w:color w:val="234C80"/>
                 <w:sz w:val="18"/>
               </w:rPr>
-              <w:t>18. Studio Forms, State Machines, and Self-Localization</w:t>
+              <w:t>17. Integration, Build, Deployment, and Project Boundaries</w:t>
             </w:r>
           </w:p>
         </w:tc>
@@ -912,7 +871,7 @@
                 <w:color w:val="234C80"/>
                 <w:sz w:val="18"/>
               </w:rPr>
-              <w:t>19. Directionality, HTML, Dynamic Text, and Reversible Layout</w:t>
+              <w:t>18. Studio Forms, State Machines, and Self-Localization</w:t>
             </w:r>
           </w:p>
         </w:tc>
@@ -953,7 +912,7 @@
                 <w:color w:val="234C80"/>
                 <w:sz w:val="18"/>
               </w:rPr>
-              <w:t>20. Diagnostics, Failure Containment, and Performance</w:t>
+              <w:t>19. Directionality, HTML, Dynamic Text, and Reversible Layout</w:t>
             </w:r>
           </w:p>
         </w:tc>
@@ -994,7 +953,7 @@
                 <w:color w:val="234C80"/>
                 <w:sz w:val="18"/>
               </w:rPr>
-              <w:t>21. Security and Privacy Engineering</w:t>
+              <w:t>20. Diagnostics, Failure Containment, and Performance</w:t>
             </w:r>
           </w:p>
         </w:tc>
@@ -1035,7 +994,7 @@
                 <w:color w:val="234C80"/>
                 <w:sz w:val="18"/>
               </w:rPr>
-              <w:t>22. Test Architecture and Release Gates</w:t>
+              <w:t>21. Security and Privacy Engineering</w:t>
             </w:r>
           </w:p>
         </w:tc>
@@ -1055,7 +1014,7 @@
                 <w:color w:val="5D7693"/>
                 <w:sz w:val="18"/>
               </w:rPr>
-              <w:t>24</w:t>
+              <w:t>25</w:t>
             </w:r>
           </w:p>
         </w:tc>
@@ -1076,7 +1035,7 @@
                 <w:color w:val="234C80"/>
                 <w:sz w:val="18"/>
               </w:rPr>
-              <w:t>23. Production Pascal Unit Reference</w:t>
+              <w:t>22. Test Architecture and Release Gates</w:t>
             </w:r>
           </w:p>
         </w:tc>
@@ -1117,7 +1076,7 @@
                 <w:color w:val="234C80"/>
                 <w:sz w:val="18"/>
               </w:rPr>
-              <w:t>24. Test, Spike, and Contract Pascal Program Reference</w:t>
+              <w:t>23. Production Pascal Unit Reference</w:t>
             </w:r>
           </w:p>
         </w:tc>
@@ -1137,7 +1096,48 @@
                 <w:color w:val="5D7693"/>
                 <w:sz w:val="18"/>
               </w:rPr>
-              <w:t>68</w:t>
+              <w:t>28</w:t>
+            </w:r>
+          </w:p>
+        </w:tc>
+      </w:tr>
+      <w:tr>
+        <w:tc>
+          <w:tcPr>
+            <w:tcW w:type="dxa" w:w="8200"/>
+          </w:tcPr>
+          <w:p>
+            <w:pPr>
+              <w:keepLines/>
+              <w:spacing w:after="20"/>
+            </w:pPr>
+            <w:r>
+              <w:rPr>
+                <w:rFonts w:ascii="Aptos" w:hAnsi="Aptos"/>
+                <w:color w:val="234C80"/>
+                <w:sz w:val="18"/>
+              </w:rPr>
+              <w:t>24. Test, Spike, and Contract Pascal Program Reference</w:t>
+            </w:r>
+          </w:p>
+        </w:tc>
+        <w:tc>
+          <w:tcPr>
+            <w:tcW w:type="dxa" w:w="1160"/>
+          </w:tcPr>
+          <w:p>
+            <w:pPr>
+              <w:spacing w:after="20"/>
+              <w:jc w:val="right"/>
+            </w:pPr>
+            <w:r>
+              <w:rPr>
+                <w:rFonts w:ascii="Aptos" w:hAnsi="Aptos"/>
+                <w:b/>
+                <w:color w:val="5D7693"/>
+                <w:sz w:val="18"/>
+              </w:rPr>
+              <w:t>70</w:t>
             </w:r>
           </w:p>
         </w:tc>
@@ -1159,47 +1159,6 @@
                 <w:sz w:val="18"/>
               </w:rPr>
               <w:t>25. Delphi Project and Package File Reference</w:t>
-            </w:r>
-          </w:p>
-        </w:tc>
-        <w:tc>
-          <w:tcPr>
-            <w:tcW w:type="dxa" w:w="1160"/>
-          </w:tcPr>
-          <w:p>
-            <w:pPr>
-              <w:spacing w:after="20"/>
-              <w:jc w:val="right"/>
-            </w:pPr>
-            <w:r>
-              <w:rPr>
-                <w:rFonts w:ascii="Aptos" w:hAnsi="Aptos"/>
-                <w:b/>
-                <w:color w:val="5D7693"/>
-                <w:sz w:val="18"/>
-              </w:rPr>
-              <w:t>86</w:t>
-            </w:r>
-          </w:p>
-        </w:tc>
-      </w:tr>
-      <w:tr>
-        <w:tc>
-          <w:tcPr>
-            <w:tcW w:type="dxa" w:w="8200"/>
-          </w:tcPr>
-          <w:p>
-            <w:pPr>
-              <w:keepLines/>
-              <w:spacing w:after="20"/>
-            </w:pPr>
-            <w:r>
-              <w:rPr>
-                <w:rFonts w:ascii="Aptos" w:hAnsi="Aptos"/>
-                <w:color w:val="234C80"/>
-                <w:sz w:val="18"/>
-              </w:rPr>
-              <w:t>26. JSON Schema and Form Resource Reference</w:t>
             </w:r>
           </w:p>
         </w:tc>
@@ -1240,7 +1199,7 @@
                 <w:color w:val="234C80"/>
                 <w:sz w:val="18"/>
               </w:rPr>
-              <w:t>27. Build, Verification, and Documentation Tool Reference</w:t>
+              <w:t>26. JSON Schema and Form Resource Reference</w:t>
             </w:r>
           </w:p>
         </w:tc>
@@ -1260,7 +1219,48 @@
                 <w:color w:val="5D7693"/>
                 <w:sz w:val="18"/>
               </w:rPr>
-              <w:t>92</w:t>
+              <w:t>90</w:t>
+            </w:r>
+          </w:p>
+        </w:tc>
+      </w:tr>
+      <w:tr>
+        <w:tc>
+          <w:tcPr>
+            <w:tcW w:type="dxa" w:w="8200"/>
+          </w:tcPr>
+          <w:p>
+            <w:pPr>
+              <w:keepLines/>
+              <w:spacing w:after="20"/>
+            </w:pPr>
+            <w:r>
+              <w:rPr>
+                <w:rFonts w:ascii="Aptos" w:hAnsi="Aptos"/>
+                <w:color w:val="234C80"/>
+                <w:sz w:val="18"/>
+              </w:rPr>
+              <w:t>27. Build, Verification, and Documentation Tool Reference</w:t>
+            </w:r>
+          </w:p>
+        </w:tc>
+        <w:tc>
+          <w:tcPr>
+            <w:tcW w:type="dxa" w:w="1160"/>
+          </w:tcPr>
+          <w:p>
+            <w:pPr>
+              <w:spacing w:after="20"/>
+              <w:jc w:val="right"/>
+            </w:pPr>
+            <w:r>
+              <w:rPr>
+                <w:rFonts w:ascii="Aptos" w:hAnsi="Aptos"/>
+                <w:b/>
+                <w:color w:val="5D7693"/>
+                <w:sz w:val="18"/>
+              </w:rPr>
+              <w:t>94</w:t>
             </w:r>
           </w:p>
         </w:tc>
@@ -1282,88 +1282,6 @@
                 <w:sz w:val="18"/>
               </w:rPr>
               <w:t>28. Dependency Graph Reading Guide</w:t>
-            </w:r>
-          </w:p>
-        </w:tc>
-        <w:tc>
-          <w:tcPr>
-            <w:tcW w:type="dxa" w:w="1160"/>
-          </w:tcPr>
-          <w:p>
-            <w:pPr>
-              <w:spacing w:after="20"/>
-              <w:jc w:val="right"/>
-            </w:pPr>
-            <w:r>
-              <w:rPr>
-                <w:rFonts w:ascii="Aptos" w:hAnsi="Aptos"/>
-                <w:b/>
-                <w:color w:val="5D7693"/>
-                <w:sz w:val="18"/>
-              </w:rPr>
-              <w:t>95</w:t>
-            </w:r>
-          </w:p>
-        </w:tc>
-      </w:tr>
-      <w:tr>
-        <w:tc>
-          <w:tcPr>
-            <w:tcW w:type="dxa" w:w="8200"/>
-          </w:tcPr>
-          <w:p>
-            <w:pPr>
-              <w:keepLines/>
-              <w:spacing w:after="20"/>
-            </w:pPr>
-            <w:r>
-              <w:rPr>
-                <w:rFonts w:ascii="Aptos" w:hAnsi="Aptos"/>
-                <w:color w:val="234C80"/>
-                <w:sz w:val="18"/>
-              </w:rPr>
-              <w:t>29. Safe Change Procedure</w:t>
-            </w:r>
-          </w:p>
-        </w:tc>
-        <w:tc>
-          <w:tcPr>
-            <w:tcW w:type="dxa" w:w="1160"/>
-          </w:tcPr>
-          <w:p>
-            <w:pPr>
-              <w:spacing w:after="20"/>
-              <w:jc w:val="right"/>
-            </w:pPr>
-            <w:r>
-              <w:rPr>
-                <w:rFonts w:ascii="Aptos" w:hAnsi="Aptos"/>
-                <w:b/>
-                <w:color w:val="5D7693"/>
-                <w:sz w:val="18"/>
-              </w:rPr>
-              <w:t>96</w:t>
-            </w:r>
-          </w:p>
-        </w:tc>
-      </w:tr>
-      <w:tr>
-        <w:tc>
-          <w:tcPr>
-            <w:tcW w:type="dxa" w:w="8200"/>
-          </w:tcPr>
-          <w:p>
-            <w:pPr>
-              <w:keepLines/>
-              <w:spacing w:after="20"/>
-            </w:pPr>
-            <w:r>
-              <w:rPr>
-                <w:rFonts w:ascii="Aptos" w:hAnsi="Aptos"/>
-                <w:color w:val="234C80"/>
-                <w:sz w:val="18"/>
-              </w:rPr>
-              <w:t>30. Engineering Release Checklist</w:t>
             </w:r>
           </w:p>
         </w:tc>
@@ -1404,7 +1322,7 @@
                 <w:color w:val="234C80"/>
                 <w:sz w:val="18"/>
               </w:rPr>
-              <w:t>31. Quick Path and Identifier Reference</w:t>
+              <w:t>29. Safe Change Procedure</w:t>
             </w:r>
           </w:p>
         </w:tc>
@@ -1445,7 +1363,48 @@
                 <w:color w:val="234C80"/>
                 <w:sz w:val="18"/>
               </w:rPr>
-              <w:t>32. Appendix A - License Information</w:t>
+              <w:t>30. Engineering Release Checklist</w:t>
+            </w:r>
+          </w:p>
+        </w:tc>
+        <w:tc>
+          <w:tcPr>
+            <w:tcW w:type="dxa" w:w="1160"/>
+          </w:tcPr>
+          <w:p>
+            <w:pPr>
+              <w:spacing w:after="20"/>
+              <w:jc w:val="right"/>
+            </w:pPr>
+            <w:r>
+              <w:rPr>
+                <w:rFonts w:ascii="Aptos" w:hAnsi="Aptos"/>
+                <w:b/>
+                <w:color w:val="5D7693"/>
+                <w:sz w:val="18"/>
+              </w:rPr>
+              <w:t>99</w:t>
+            </w:r>
+          </w:p>
+        </w:tc>
+      </w:tr>
+      <w:tr>
+        <w:tc>
+          <w:tcPr>
+            <w:tcW w:type="dxa" w:w="8200"/>
+          </w:tcPr>
+          <w:p>
+            <w:pPr>
+              <w:keepLines/>
+              <w:spacing w:after="20"/>
+            </w:pPr>
+            <w:r>
+              <w:rPr>
+                <w:rFonts w:ascii="Aptos" w:hAnsi="Aptos"/>
+                <w:color w:val="234C80"/>
+                <w:sz w:val="18"/>
+              </w:rPr>
+              <w:t>31. Quick Path and Identifier Reference</w:t>
             </w:r>
           </w:p>
         </w:tc>
@@ -1466,6 +1425,47 @@
                 <w:sz w:val="18"/>
               </w:rPr>
               <w:t>101</w:t>
+            </w:r>
+          </w:p>
+        </w:tc>
+      </w:tr>
+      <w:tr>
+        <w:tc>
+          <w:tcPr>
+            <w:tcW w:type="dxa" w:w="8200"/>
+          </w:tcPr>
+          <w:p>
+            <w:pPr>
+              <w:keepLines/>
+              <w:spacing w:after="20"/>
+            </w:pPr>
+            <w:r>
+              <w:rPr>
+                <w:rFonts w:ascii="Aptos" w:hAnsi="Aptos"/>
+                <w:color w:val="234C80"/>
+                <w:sz w:val="18"/>
+              </w:rPr>
+              <w:t>32. Appendix A - License Information</w:t>
+            </w:r>
+          </w:p>
+        </w:tc>
+        <w:tc>
+          <w:tcPr>
+            <w:tcW w:type="dxa" w:w="1160"/>
+          </w:tcPr>
+          <w:p>
+            <w:pPr>
+              <w:spacing w:after="20"/>
+              <w:jc w:val="right"/>
+            </w:pPr>
+            <w:r>
+              <w:rPr>
+                <w:rFonts w:ascii="Aptos" w:hAnsi="Aptos"/>
+                <w:b/>
+                <w:color w:val="5D7693"/>
+                <w:sz w:val="18"/>
+              </w:rPr>
+              <w:t>103</w:t>
             </w:r>
           </w:p>
         </w:tc>
@@ -5976,6 +5976,100 @@
     </w:tbl>
     <w:p>
       <w:pPr>
+        <w:pStyle w:val="Heading2"/>
+      </w:pPr>
+      <w:r>
+        <w:t>8.1 Authoritative glossary ownership and path</w:t>
+      </w:r>
+    </w:p>
+    <w:p>
+      <w:r>
+        <w:t>TTranslationWorkspace.GlossaryFileName derives the authoritative path as %LOCALAPPDATA%\DelphiAppTranslationStudio\Workspaces\&lt;ApplicationId&gt;\Glossaries\&lt;ApplicationId&gt;.&lt;locale&gt;.glossary.json. The filename is built from the detected project identity and normalized target locale. The source and target language plus ApplicationId are also stored inside the JSON, so moving a file into another workspace does not silently change its identity.</w:t>
+      </w:r>
+    </w:p>
+    <w:p>
+      <w:r>
+        <w:t>TProjectGlossary owns a list of TProjectGlossaryTerm records. Each record carries SourceText, TargetText, optional SemanticConcept, optional ContextKind, optional DeveloperNote, CaseSensitive, and Approved. SaveToFile serializes schema version 1 and delegates to TAtomicTextFile, which validates the candidate before atomic replacement and preserves normal recovery artifacts.</w:t>
+      </w:r>
+    </w:p>
+    <w:p>
+      <w:pPr>
+        <w:pStyle w:val="Heading2"/>
+      </w:pPr>
+      <w:r>
+        <w:t>8.2 Matching and catalog-application rules</w:t>
+      </w:r>
+    </w:p>
+    <w:p>
+      <w:pPr>
+        <w:pStyle w:val="ListBullet"/>
+      </w:pPr>
+      <w:r>
+        <w:t>Only Approved terms with nonblank target text are eligible.</w:t>
+      </w:r>
+    </w:p>
+    <w:p>
+      <w:pPr>
+        <w:pStyle w:val="ListBullet"/>
+      </w:pPr>
+      <w:r>
+        <w:t>Case-sensitive terms require exact source text. Other terms compare trimmed source text without case sensitivity.</w:t>
+      </w:r>
+    </w:p>
+    <w:p>
+      <w:pPr>
+        <w:pStyle w:val="ListBullet"/>
+      </w:pPr>
+      <w:r>
+        <w:t>A nonblank ContextKind is a real filter and must match the entry. SemanticConcept is a preference, not a filter: an exact concept match wins, an untagged term is next, and a differently tagged but otherwise matching term remains a fallback.</w:t>
+      </w:r>
+    </w:p>
+    <w:p>
+      <w:pPr>
+        <w:pStyle w:val="ListBullet"/>
+      </w:pPr>
+      <w:r>
+        <w:t>ApplyToCatalog never overwrites Reviewed or Approved entries. Matching unresolved entries receive the preferred target, Project Glossary origin, high confidence, a review note, and Machine Translated status so human approval remains a separate decision.</w:t>
+      </w:r>
+    </w:p>
+    <w:p>
+      <w:pPr>
+        <w:pStyle w:val="ListBullet"/>
+      </w:pPr>
+      <w:r>
+        <w:t>Applying terms changes the development catalog only. It does not export a pack, call a provider, rescan source, deploy files, or edit the target project.</w:t>
+      </w:r>
+    </w:p>
+    <w:p>
+      <w:pPr>
+        <w:pStyle w:val="Heading2"/>
+      </w:pPr>
+      <w:r>
+        <w:t>8.3 Standalone Maintenance Studio glossary state</w:t>
+      </w:r>
+    </w:p>
+    <w:p>
+      <w:r>
+        <w:t>MainForm owns FProjectGlossary, FGlossaryFileName, FGlossaryDirty, and FUpdatingGlossaryLanguage. Opening the Glossary page derives the selected language file and loads it, or creates a new in-memory model when no file exists. This is intentionally independent of the Setup Wizard and independent of whether a development catalog has already been created.</w:t>
+      </w:r>
+    </w:p>
+    <w:p>
+      <w:r>
+        <w:t>The designer-owned page contains the language selector, exact file-path label, term list, source/target/concept/note editors, case-sensitive and approved check boxes, and New, Add / Update Term, Delete, Cancel Edits, Save Glossary, and Apply to Open Catalog buttons. FGlossaryDirty becomes true after add/update/delete. RefreshGlossary rebuilds the list and reports whether the model is new, saved, or pending.</w:t>
+      </w:r>
+    </w:p>
+    <w:p>
+      <w:r>
+        <w:t>ConfirmGlossaryChanges protects three transitions: changing the glossary language, opening another Delphi project, and closing Maintenance Studio. Yes saves atomically, No discards the in-memory changes, and Cancel vetoes the transition. Cancel Edits is narrower: after confirmation it reloads the selected glossary and remains on the page.</w:t>
+      </w:r>
+    </w:p>
+    <w:p>
+      <w:r>
+        <w:t>Apply to Open Catalog is enabled only when FTranslationCatalog exists and its locale equals the selected glossary locale. The handler saves dirty glossary work first, applies the terms, creates a development-catalog path when needed, saves through TCatalogJson, refreshes catalog UI, invalidates validation, and recomputes readiness. This makes the required revalidation/export boundary explicit.</w:t>
+      </w:r>
+    </w:p>
+    <w:p>
+      <w:pPr>
         <w:pStyle w:val="Heading1"/>
       </w:pPr>
       <w:r>
@@ -8115,12 +8209,17 @@
     </w:tbl>
     <w:p>
       <w:r>
-        <w:t>TfrmTranslationStudio is the landing and seven-page Maintenance state owner. TfrmSetupWizard is an eight-step validation state machine whose downstream state is invalidated when project/language/provider inputs change. TfrmLocalizationReview is modal within final processing and returns saved decisions to a continuation. DAT.Studio.Translation owns the Studio's own interface-language runtime.</w:t>
-      </w:r>
-    </w:p>
-    <w:p>
-      <w:r>
-        <w:t>The forms are designer-authored FMX resources. Runtime code should update state, enablement, text, and data; it should not rebuild the form hierarchy that belongs in the FMX designer. Default buttons, Enter/Esc behavior, hidden irrelevant buttons, and asynchronous provider state are explicit UI contracts.</w:t>
+        <w:t>TfrmTranslationStudio is the landing and eight-page Maintenance state owner: Project, Scan, Translate, Glossary, Validation, Export, Integration, and Provider Settings. TfrmSetupWizard is an eight-step validation state machine whose downstream state is invalidated when project/language/provider inputs change. TfrmLocalizationReview is modal within final processing and returns saved decisions to a continuation. DAT.Studio.Translation owns the Studio's own interface-language runtime.</w:t>
+      </w:r>
+    </w:p>
+    <w:p>
+      <w:r>
+        <w:t>The forms are designer-authored FMX resources. Runtime code updates state, enablement, text, and data; it does not rebuild the form hierarchy that belongs in the FMX designer. Default buttons, Enter/Esc behavior, hidden irrelevant buttons, and asynchronous provider state are explicit UI contracts. MainForm.SetWorkflowStep is the single page-routing contract: Glossary is step 4, later pages are steps 5 through 8, and the designer rail positions and page visibility must remain synchronized.</w:t>
+      </w:r>
+    </w:p>
+    <w:p>
+      <w:r>
+        <w:t>btnMaintenanceCancel is a persistent designer-owned Cancel button while Maintenance Studio is active and has the FMX Cancel property, so Esc calls Close. FormCloseQuery closes immediately only when no scan/provider operation is active and ConfirmGlossaryChanges permits it. Otherwise it sets atomic cancellation flags, records close-after-operation intent, vetoes the current close, and lets the queued completion handler call Close again after the operation reaches a safe boundary. The second close then performs the glossary Save/Discard/Cancel decision if needed.</w:t>
       </w:r>
     </w:p>
     <w:tbl>
@@ -8215,7 +8314,7 @@
           </w:tcPr>
           <w:p>
             <w:r>
-              <w:t>Opened project, scan result, catalog, selected maintenance page, provider/settings, validation/export/integration status.</w:t>
+              <w:t>Opened project, scan result, catalog, selected maintenance page, selected project/locale glossary and dirty state, provider/settings, validation/export/integration status.</w:t>
             </w:r>
           </w:p>
         </w:tc>
@@ -8226,7 +8325,7 @@
           </w:tcPr>
           <w:p>
             <w:r>
-              <w:t>Landing to Wizard or Maintenance; language refresh must rebuild current visible content immediately.</w:t>
+              <w:t>Landing to Wizard or Maintenance; page changes protect pending glossary work; Cancel/Esc safely bounds active work; language refresh rebuilds current visible content immediately.</w:t>
             </w:r>
           </w:p>
         </w:tc>
@@ -8995,6 +9094,44 @@
           </w:p>
         </w:tc>
       </w:tr>
+      <w:tr>
+        <w:trPr>
+          <w:cantSplit/>
+        </w:trPr>
+        <w:tc>
+          <w:tcPr>
+            <w:tcW w:type="dxa" w:w="1800"/>
+            <w:vAlign w:val="center"/>
+          </w:tcPr>
+          <w:p>
+            <w:r>
+              <w:t>Maintenance close</w:t>
+            </w:r>
+          </w:p>
+        </w:tc>
+        <w:tc>
+          <w:tcPr>
+            <w:tcW w:type="dxa" w:w="3900"/>
+            <w:vAlign w:val="center"/>
+          </w:tcPr>
+          <w:p>
+            <w:r>
+              <w:t>One close request plus any already-active scan/provider boundary.</w:t>
+            </w:r>
+          </w:p>
+        </w:tc>
+        <w:tc>
+          <w:tcPr>
+            <w:tcW w:type="dxa" w:w="3660"/>
+            <w:vAlign w:val="center"/>
+          </w:tcPr>
+          <w:p>
+            <w:r>
+              <w:t>Atomic cancel flag and deferred close; then glossary Save/Discard/Cancel. No UI-thread busy wait.</w:t>
+            </w:r>
+          </w:p>
+        </w:tc>
+      </w:tr>
     </w:tbl>
     <w:p>
       <w:pPr>
@@ -10390,7 +10527,7 @@
         <w:t xml:space="preserve">Direct production consumers: </w:t>
       </w:r>
       <w:r>
-        <w:t>DAT.Core.Interchange, DAT.Core.SharedDictionary, DAT.Provider.Glossary, DAT.Studio.LocalizationReview, DAT.Studio.SetupWizard</w:t>
+        <w:t>DAT.Core.Interchange, DAT.Core.SharedDictionary, DAT.Provider.Glossary, DAT.Studio.LocalizationReview, DAT.Studio.MainForm, DAT.Studio.SetupWizard</w:t>
       </w:r>
     </w:p>
     <w:p>
@@ -19872,7 +20009,7 @@
         <w:t xml:space="preserve">What it is: </w:t>
       </w:r>
       <w:r>
-        <w:t>Implements the landing screen and seven-page Maintenance Studio. It coordinates project detection, scanning, catalog editing, provider translation, validation, export, integration, settings, keyboard defaults, and status reporting.</w:t>
+        <w:t>Implements the landing screen and eight-page Maintenance Studio. It coordinates project detection, scanning, catalog editing, direct project-glossary maintenance, provider translation, validation, export, integration, settings, safe cancellation, keyboard defaults, and status reporting.</w:t>
       </w:r>
     </w:p>
     <w:p>
@@ -19917,7 +20054,7 @@
         <w:t xml:space="preserve">Direct DAT dependencies: </w:t>
       </w:r>
       <w:r>
-        <w:t>DAT.Core.BuildInfo, DAT.Core.CatalogJson, DAT.Core.LocaleFacts, DAT.Core.ProjectDetection, DAT.Core.RuntimePack, DAT.Core.Terminology, DAT.Core.TranslationWorkspace, DAT.Core.Types, DAT.Integration.BuildDeploy, DAT.Integration.ComponentPackage, DAT.Integration.Package, DAT.Provider.Client, DAT.Provider.CredentialStore, DAT.Provider.Settings, DAT.Provider.Types, DAT.Runtime.LanguagePack, DAT.Scan.CatalogMerge, DAT.Scan.Project, DAT.Scan.Types, DAT.Studio.SetupWizard, DAT.Studio.Translation, DAT.Validation.Catalog</w:t>
+        <w:t>DAT.Core.BuildInfo, DAT.Core.CatalogJson, DAT.Core.Glossary, DAT.Core.LocaleFacts, DAT.Core.ProjectDetection, DAT.Core.RuntimePack, DAT.Core.Terminology, DAT.Core.TranslationWorkspace, DAT.Core.Types, DAT.Integration.BuildDeploy, DAT.Integration.ComponentPackage, DAT.Integration.Package, DAT.Provider.Client, DAT.Provider.CredentialStore, DAT.Provider.Settings, DAT.Provider.Types, DAT.Runtime.LanguagePack, DAT.Scan.CatalogMerge, DAT.Scan.Project, DAT.Scan.Types, DAT.Studio.SetupWizard, DAT.Studio.Translation, DAT.Validation.Catalog</w:t>
       </w:r>
     </w:p>
     <w:p>
@@ -19962,7 +20099,7 @@
         <w:t xml:space="preserve">Change and validation risk: </w:t>
       </w:r>
       <w:r>
-        <w:t>The file contains 2,660 lines. Changes require the studio contract tests, a clean package/application build, and a runtime regression pass for both VCL and FMX whenever shared behavior changes.</w:t>
+        <w:t>The file contains 3,120 lines. Changes require the studio contract tests, a clean package/application build, and a runtime regression pass for both VCL and FMX whenever shared behavior changes.</w:t>
       </w:r>
     </w:p>
     <w:p>
@@ -23084,7 +23221,7 @@
         <w:t xml:space="preserve">What it verifies: </w:t>
       </w:r>
       <w:r>
-        <w:t>Streams and creates the production Studio forms to detect missing components, invalid properties, and form-resource regressions.</w:t>
+        <w:t>Streams and creates the production Studio forms to detect missing components, invalid properties, form-resource regressions, missing Glossary/Cancel event wiring, incomplete language lists, and workflow pages or actions that do not fit or activate.</w:t>
       </w:r>
     </w:p>
     <w:p>
@@ -26422,7 +26559,7 @@
         <w:t xml:space="preserve">What it is: </w:t>
       </w:r>
       <w:r>
-        <w:t>Designer-authored landing screen and seven Maintenance pages, navigation rail, dialogs, status, and control defaults.</w:t>
+        <w:t>Designer-authored landing screen and eight Maintenance pages, including the standalone Glossary page, expanded navigation rail, persistent Maintenance Cancel button, dialogs, status, and control defaults.</w:t>
       </w:r>
     </w:p>
     <w:p>
@@ -27647,7 +27784,7 @@
         <w:t xml:space="preserve">What it is: </w:t>
       </w:r>
       <w:r>
-        <w:t>Converts documentation DOCX files to companion PDFs through LibreOffice.</w:t>
+        <w:t>Creates alternate print PDFs from guide content through an HTML and Playwright rendering path.</w:t>
       </w:r>
     </w:p>
     <w:p>
@@ -27662,7 +27799,7 @@
         <w:t xml:space="preserve">Why it matters: </w:t>
       </w:r>
       <w:r>
-        <w:t>Keeps printable output tied to editable source documents.</w:t>
+        <w:t>Provides a separate print-rendering and page-map utility; it is not the maintained LibreOffice release-export path.</w:t>
       </w:r>
     </w:p>
     <w:p>
@@ -27812,7 +27949,7 @@
         <w:t xml:space="preserve">What it is: </w:t>
       </w:r>
       <w:r>
-        <w:t>Performs the maintained guide finalization workflow.</w:t>
+        <w:t>Exports the maintained companion PDFs directly from the editable DOCX guides through LibreOffice.</w:t>
       </w:r>
     </w:p>
     <w:p>
@@ -27827,7 +27964,7 @@
         <w:t xml:space="preserve">Why it matters: </w:t>
       </w:r>
       <w:r>
-        <w:t>Ensures DOCX/PDF artifacts and verification steps remain repeatable.</w:t>
+        <w:t>Keeps the release PDFs tied to the reviewed DOCX sources and makes finalization repeatable.</w:t>
       </w:r>
     </w:p>
     <w:p>

--- a/docs/guides/Delphi App Translation Studio Engineering Guide.docx
+++ b/docs/guides/Delphi App Translation Studio Engineering Guide.docx
@@ -112,7 +112,7 @@
         </w:rPr>
         <w:t>Version 1.0</w:t>
         <w:br/>
-        <w:t>Last changed: August 31, 2026</w:t>
+        <w:t>Last changed: September 1, 2026</w:t>
         <w:br/>
         <w:t>Windows • Delphi VCL and FireMonkey • Win32 and Win64</w:t>
       </w:r>
@@ -7417,6 +7417,11 @@
         <w:t>The design packages are Win32 IDE packages because RAD Studio is a Win32 design host even when the target application also builds Win64. Runtime packages are separated so a deployed application never links IDE registration code.</w:t>
       </w:r>
     </w:p>
+    <w:p>
+      <w:r>
+        <w:t>Generation copies the exact three-file framework bundle into &lt;Kit&gt;\DesignPackages\Win32\Release. VCL receives CoreRuntime, VCLRuntime, and VCLDesign; FMX receives CoreRuntime, FMXRuntime, and FMXDesign. The developer selects only the design BPL through Component &gt; Install Packages &gt; Add, but the required runtime BPLs must remain beside it. Automatic IDE package registration is intentionally outside the safety boundary.</w:t>
+      </w:r>
+    </w:p>
     <w:tbl>
       <w:tblPr>
         <w:tblStyle w:val="LightShading-Accent1"/>
@@ -7739,7 +7744,7 @@
     </w:p>
     <w:p>
       <w:r>
-        <w:t>The optional target-local dependencies folder is &lt;Target&gt;\dependencies\DelphiAppTranslation\source. It is not created automatically because the Studio cannot assume how a target project vendors third-party source or what repository policy permits.</w:t>
+        <w:t>The target-local dependency is &lt;Target&gt;\dependencies\DelphiAppTranslation. ConfigureProject creates or replaces this managed folder automatically after the required backup. source holds the complete PAS closure; deployment\Languages holds the canonical pack source; deployment\DelphiAppTranslation.targets performs future output deployment; license and manifests record provenance and integrity.</w:t>
       </w:r>
     </w:p>
     <w:tbl>
@@ -8105,12 +8110,17 @@
     </w:tbl>
     <w:p>
       <w:r>
-        <w:t>TComponentIntegrationPackageGenerator produces the recommended non-mutating kit. TTargetBuildDeployer runs selected builds and deploys packs. TIntegrationPackageGenerator and TDelphiIntegrationSourceEditor retain an advanced explicitly authorized source-edit path with preview/backup/restore, but it is not the Wizard default.</w:t>
-      </w:r>
-    </w:p>
-    <w:p>
-      <w:r>
-        <w:t>Wizard final processing passes ComponentSource to its own build environment without persisting a DPROJ edit. Manual IDE builds require the developer to set Search path in Project Options. Deployment verifies the intended executable/application directory before copying packs.</w:t>
+        <w:t>TComponentIntegrationPackageGenerator.Generate produces a staged, verified kit. ConfigureProject is the shared Wizard/Maintenance transaction: it validates kit identity, creates a dated DPROJ/dependency backup, stages the target dependency, verifies copied hashes, atomically promotes it, and writes one marked idempotent DPROJ block. It restores the saved DPROJ and previous dependency if any promotion or post-write validation fails.</w:t>
+      </w:r>
+    </w:p>
+    <w:p>
+      <w:r>
+        <w:t>The managed DPROJ block prepends $(MSBuildProjectDirectory)\dependencies\DelphiAppTranslation\source while retaining $(DCC_UnitSearchPath). It imports dependencies\DelphiAppTranslation\deployment\DelphiAppTranslation.targets. That target clears the old output Languages directory and copies the exact managed JSON set after every successful build, preventing obsolete locale files from surviving.</w:t>
+      </w:r>
+    </w:p>
+    <w:p>
+      <w:r>
+        <w:t>TTargetBuildDeployer runs the baseline Win32 Release build even when no output folder existed, refreshes other supported configurations already in use, locates the configured executable output, and performs an additional atomic/hash-validated deployment. Configured application destinations use the same atomic routine. TIntegrationPackageGenerator and TDelphiIntegrationSourceEditor remain advanced source-edit machinery and are not invoked by the component workflow.</w:t>
       </w:r>
     </w:p>
     <w:p>
@@ -8118,7 +8128,7 @@
         <w:pStyle w:val="ListBullet"/>
       </w:pPr>
       <w:r>
-        <w:t>Search path must preserve existing values and $(DCC_UnitSearchPath).</w:t>
+        <w:t>The managed block must be uniquely marked, repeatable, and preserve $(DCC_UnitSearchPath). A second run replaces it instead of appending another path/import.</w:t>
       </w:r>
     </w:p>
     <w:p>
@@ -8126,7 +8136,7 @@
         <w:pStyle w:val="ListBullet"/>
       </w:pPr>
       <w:r>
-        <w:t>All configurations/all platforms is the normal setting when one vendored dependency folder serves every target.</w:t>
+        <w:t>The dependency folder is Studio-owned as one versioned unit. Do not combine its files with older DAT copies beside the DPR or in a legacy DAT_Runtime folder.</w:t>
       </w:r>
     </w:p>
     <w:p>
@@ -8134,7 +8144,7 @@
         <w:pStyle w:val="ListBullet"/>
       </w:pPr>
       <w:r>
-        <w:t>Pack deployment is independent of executable compilation; a build can succeed while packs are stale or absent, so both results must be checked.</w:t>
+        <w:t>Pack deployment is part of both the managed post-build target and Studio build/deployment verification; stale target JSON is removed before the current set is promoted.</w:t>
       </w:r>
     </w:p>
     <w:p>
@@ -8150,7 +8160,15 @@
         <w:pStyle w:val="ListBullet"/>
       </w:pPr>
       <w:r>
-        <w:t>No integration code should write outside the explicitly selected Studio export, workspace, target dependency, or authorized application destinations.</w:t>
+        <w:t>No integration code writes target Pascal, DPR, DFM, or FMX source. Authorized writes are limited to Studio export/workspace, the target-managed dependency, the marked DPROJ block, transaction backups, build outputs, and configured destinations.</w:t>
+      </w:r>
+    </w:p>
+    <w:p>
+      <w:pPr>
+        <w:pStyle w:val="ListBullet"/>
+      </w:pPr>
+      <w:r>
+        <w:t>The BPL boundary is intentionally manual: the Studio locates and bundles exact files but never registers or unregisters a package in the IDE.</w:t>
       </w:r>
     </w:p>
     <w:p>
@@ -19216,7 +19234,7 @@
         <w:t xml:space="preserve">Change and validation risk: </w:t>
       </w:r>
       <w:r>
-        <w:t>The file contains 698 lines. Changes require the integration contract tests, a clean package/application build, and a runtime regression pass for both VCL and FMX whenever shared behavior changes.</w:t>
+        <w:t>The file contains 708 lines. Changes require the integration contract tests, a clean package/application build, and a runtime regression pass for both VCL and FMX whenever shared behavior changes.</w:t>
       </w:r>
     </w:p>
     <w:p>
@@ -19271,7 +19289,7 @@
         <w:t xml:space="preserve">What it is: </w:t>
       </w:r>
       <w:r>
-        <w:t>Generates the recommended non-mutating component integration kit: the complete framework-appropriate ComponentSource set, packs, manifest, README, deployment script, and completion report.</w:t>
+        <w:t>Generates and validates the complete framework-appropriate kit, including ComponentSource, packs, Apache license, manifest, README, deployment support, and the exact Win32 Release BPL bundle. ConfigureProject then stages and installs the project-local dependency and idempotent DPROJ automation block with rollback.</w:t>
       </w:r>
     </w:p>
     <w:p>
@@ -19361,7 +19379,7 @@
         <w:t xml:space="preserve">Change and validation risk: </w:t>
       </w:r>
       <w:r>
-        <w:t>The file contains 614 lines. Changes require the integration contract tests, a clean package/application build, and a runtime regression pass for both VCL and FMX whenever shared behavior changes.</w:t>
+        <w:t>The file contains 876 lines. Changes require the integration contract tests, a clean package/application build, and a runtime regression pass for both VCL and FMX whenever shared behavior changes.</w:t>
       </w:r>
     </w:p>
     <w:p>
@@ -20099,7 +20117,7 @@
         <w:t xml:space="preserve">Change and validation risk: </w:t>
       </w:r>
       <w:r>
-        <w:t>The file contains 3,120 lines. Changes require the studio contract tests, a clean package/application build, and a runtime regression pass for both VCL and FMX whenever shared behavior changes.</w:t>
+        <w:t>The file contains 3,156 lines. Changes require the studio contract tests, a clean package/application build, and a runtime regression pass for both VCL and FMX whenever shared behavior changes.</w:t>
       </w:r>
     </w:p>
     <w:p>
@@ -20244,7 +20262,7 @@
         <w:t xml:space="preserve">Change and validation risk: </w:t>
       </w:r>
       <w:r>
-        <w:t>The file contains 2,476 lines. Changes require the studio contract tests, a clean package/application build, and a runtime regression pass for both VCL and FMX whenever shared behavior changes.</w:t>
+        <w:t>The file contains 2,491 lines. Changes require the studio contract tests, a clean package/application build, and a runtime regression pass for both VCL and FMX whenever shared behavior changes.</w:t>
       </w:r>
     </w:p>
     <w:p>

--- a/docs/guides/Delphi App Translation Studio Engineering Guide.docx
+++ b/docs/guides/Delphi App Translation Studio Engineering Guide.docx
@@ -7744,7 +7744,7 @@
     </w:p>
     <w:p>
       <w:r>
-        <w:t>The target-local dependency is &lt;Target&gt;\dependencies\DelphiAppTranslation. ConfigureProject creates or replaces this managed folder automatically after the required backup. source holds the complete PAS closure; deployment\Languages holds the canonical pack source; deployment\DelphiAppTranslation.targets performs future output deployment; license and manifests record provenance and integrity.</w:t>
+        <w:t>The target-local dependency is &lt;Target&gt;\dependencies\DelphiAppTranslation. PrepareProjectDependencies creates or replaces this managed folder automatically after snapshotting any prior dependency. source holds the complete PAS closure; deployment\Languages holds the canonical pack source; license and manifests record provenance, integrity, the exact developer-owned Search Path, and the read-only project-file boundary.</w:t>
       </w:r>
     </w:p>
     <w:tbl>
@@ -8110,12 +8110,12 @@
     </w:tbl>
     <w:p>
       <w:r>
-        <w:t>TComponentIntegrationPackageGenerator.Generate produces a staged, verified kit. ConfigureProject is the shared Wizard/Maintenance transaction: it validates kit identity, creates a dated DPROJ/dependency backup, stages the target dependency, verifies copied hashes, atomically promotes it, and writes one marked idempotent DPROJ block. It restores the saved DPROJ and previous dependency if any promotion or post-write validation fails.</w:t>
-      </w:r>
-    </w:p>
-    <w:p>
-      <w:r>
-        <w:t>The managed DPROJ block prepends $(MSBuildProjectDirectory)\dependencies\DelphiAppTranslation\source while retaining $(DCC_UnitSearchPath). It imports dependencies\DelphiAppTranslation\deployment\DelphiAppTranslation.targets. That target clears the old output Languages directory and copies the exact managed JSON set after every successful build, preventing obsolete locale files from surviving.</w:t>
+        <w:t>TComponentIntegrationPackageGenerator.Generate produces a staged, verified kit. PrepareProjectDependencies is the shared Wizard/Maintenance transaction: it validates kit identity, creates a dated snapshot of any prior managed dependency, stages the replacement, verifies copied hashes, atomically promotes it, and verifies that the selected project-file hash did not change. It restores the previous dependency if promotion or post-promotion validation fails.</w:t>
+      </w:r>
+    </w:p>
+    <w:p>
+      <w:r>
+        <w:t>The Studio never writes DCC_UnitSearchPath or an Import element into the DPROJ. RunHiddenBuild uses /p:DCC_UnitSearchPath with &lt;Target&gt;\dependencies\DelphiAppTranslation\source for that MSBuild process only. BuildAndDeploy then atomically replaces the output Localization\Languages set directly, preventing obsolete locale files from surviving a Studio deployment.</w:t>
       </w:r>
     </w:p>
     <w:p>
@@ -8144,7 +8144,7 @@
         <w:pStyle w:val="ListBullet"/>
       </w:pPr>
       <w:r>
-        <w:t>Pack deployment is part of both the managed post-build target and Studio build/deployment verification; stale target JSON is removed before the current set is promoted.</w:t>
+        <w:t>Pack deployment is an explicit Studio build/deployment operation; stale target JSON is removed before the current set is promoted. Ordinary IDE builds do not import or execute hidden Studio project logic.</w:t>
       </w:r>
     </w:p>
     <w:p>
@@ -8160,7 +8160,7 @@
         <w:pStyle w:val="ListBullet"/>
       </w:pPr>
       <w:r>
-        <w:t>No integration code writes target Pascal, DPR, DFM, or FMX source. Authorized writes are limited to Studio export/workspace, the target-managed dependency, the marked DPROJ block, transaction backups, build outputs, and configured destinations.</w:t>
+        <w:t>No integration code writes target Pascal, DPR, DPROJ, DFM, or FMX files. Authorized writes are limited to Studio export/workspace, the target-managed dependency, dependency snapshots, build outputs, and configured destinations.</w:t>
       </w:r>
     </w:p>
     <w:p>
@@ -19234,7 +19234,7 @@
         <w:t xml:space="preserve">Change and validation risk: </w:t>
       </w:r>
       <w:r>
-        <w:t>The file contains 708 lines. Changes require the integration contract tests, a clean package/application build, and a runtime regression pass for both VCL and FMX whenever shared behavior changes.</w:t>
+        <w:t>The file contains 642 lines. Changes require the integration contract tests, a clean package/application build, and a runtime regression pass for both VCL and FMX whenever shared behavior changes.</w:t>
       </w:r>
     </w:p>
     <w:p>
@@ -19289,7 +19289,7 @@
         <w:t xml:space="preserve">What it is: </w:t>
       </w:r>
       <w:r>
-        <w:t>Generates and validates the complete framework-appropriate kit, including ComponentSource, packs, Apache license, manifest, README, deployment support, and the exact Win32 Release BPL bundle. ConfigureProject then stages and installs the project-local dependency and idempotent DPROJ automation block with rollback.</w:t>
+        <w:t>Generates and validates the complete framework-appropriate kit, including ComponentSource, packs, Apache license, manifest, README, deployment support, and the exact Win32 Release BPL bundle. PrepareProjectDependencies then stages and atomically installs only the project-local dependency while target project files remain read-only.</w:t>
       </w:r>
     </w:p>
     <w:p>
@@ -19379,7 +19379,7 @@
         <w:t xml:space="preserve">Change and validation risk: </w:t>
       </w:r>
       <w:r>
-        <w:t>The file contains 876 lines. Changes require the integration contract tests, a clean package/application build, and a runtime regression pass for both VCL and FMX whenever shared behavior changes.</w:t>
+        <w:t>The file contains 807 lines. Changes require the integration contract tests, a clean package/application build, and a runtime regression pass for both VCL and FMX whenever shared behavior changes.</w:t>
       </w:r>
     </w:p>
     <w:p>
@@ -20117,7 +20117,7 @@
         <w:t xml:space="preserve">Change and validation risk: </w:t>
       </w:r>
       <w:r>
-        <w:t>The file contains 3,156 lines. Changes require the studio contract tests, a clean package/application build, and a runtime regression pass for both VCL and FMX whenever shared behavior changes.</w:t>
+        <w:t>The file contains 3,151 lines. Changes require the studio contract tests, a clean package/application build, and a runtime regression pass for both VCL and FMX whenever shared behavior changes.</w:t>
       </w:r>
     </w:p>
     <w:p>
@@ -20262,7 +20262,7 @@
         <w:t xml:space="preserve">Change and validation risk: </w:t>
       </w:r>
       <w:r>
-        <w:t>The file contains 2,491 lines. Changes require the studio contract tests, a clean package/application build, and a runtime regression pass for both VCL and FMX whenever shared behavior changes.</w:t>
+        <w:t>The file contains 2,492 lines. Changes require the studio contract tests, a clean package/application build, and a runtime regression pass for both VCL and FMX whenever shared behavior changes.</w:t>
       </w:r>
     </w:p>
     <w:p>

--- a/docs/guides/Delphi App Translation Studio Engineering Guide.docx
+++ b/docs/guides/Delphi App Translation Studio Engineering Guide.docx
@@ -891,7 +891,7 @@
                 <w:color w:val="5D7693"/>
                 <w:sz w:val="18"/>
               </w:rPr>
-              <w:t>22</w:t>
+              <w:t>23</w:t>
             </w:r>
           </w:p>
         </w:tc>
@@ -913,47 +913,6 @@
                 <w:sz w:val="18"/>
               </w:rPr>
               <w:t>19. Directionality, HTML, Dynamic Text, and Reversible Layout</w:t>
-            </w:r>
-          </w:p>
-        </w:tc>
-        <w:tc>
-          <w:tcPr>
-            <w:tcW w:type="dxa" w:w="1160"/>
-          </w:tcPr>
-          <w:p>
-            <w:pPr>
-              <w:spacing w:after="20"/>
-              <w:jc w:val="right"/>
-            </w:pPr>
-            <w:r>
-              <w:rPr>
-                <w:rFonts w:ascii="Aptos" w:hAnsi="Aptos"/>
-                <w:b/>
-                <w:color w:val="5D7693"/>
-                <w:sz w:val="18"/>
-              </w:rPr>
-              <w:t>23</w:t>
-            </w:r>
-          </w:p>
-        </w:tc>
-      </w:tr>
-      <w:tr>
-        <w:tc>
-          <w:tcPr>
-            <w:tcW w:type="dxa" w:w="8200"/>
-          </w:tcPr>
-          <w:p>
-            <w:pPr>
-              <w:keepLines/>
-              <w:spacing w:after="20"/>
-            </w:pPr>
-            <w:r>
-              <w:rPr>
-                <w:rFonts w:ascii="Aptos" w:hAnsi="Aptos"/>
-                <w:color w:val="234C80"/>
-                <w:sz w:val="18"/>
-              </w:rPr>
-              <w:t>20. Diagnostics, Failure Containment, and Performance</w:t>
             </w:r>
           </w:p>
         </w:tc>
@@ -994,7 +953,7 @@
                 <w:color w:val="234C80"/>
                 <w:sz w:val="18"/>
               </w:rPr>
-              <w:t>21. Security and Privacy Engineering</w:t>
+              <w:t>20. Diagnostics, Failure Containment, and Performance</w:t>
             </w:r>
           </w:p>
         </w:tc>
@@ -1035,7 +994,7 @@
                 <w:color w:val="234C80"/>
                 <w:sz w:val="18"/>
               </w:rPr>
-              <w:t>22. Test Architecture and Release Gates</w:t>
+              <w:t>21. Security and Privacy Engineering</w:t>
             </w:r>
           </w:p>
         </w:tc>
@@ -1076,7 +1035,7 @@
                 <w:color w:val="234C80"/>
                 <w:sz w:val="18"/>
               </w:rPr>
-              <w:t>23. Production Pascal Unit Reference</w:t>
+              <w:t>22. Test Architecture and Release Gates</w:t>
             </w:r>
           </w:p>
         </w:tc>
@@ -1096,7 +1055,48 @@
                 <w:color w:val="5D7693"/>
                 <w:sz w:val="18"/>
               </w:rPr>
-              <w:t>28</w:t>
+              <w:t>27</w:t>
+            </w:r>
+          </w:p>
+        </w:tc>
+      </w:tr>
+      <w:tr>
+        <w:tc>
+          <w:tcPr>
+            <w:tcW w:type="dxa" w:w="8200"/>
+          </w:tcPr>
+          <w:p>
+            <w:pPr>
+              <w:keepLines/>
+              <w:spacing w:after="20"/>
+            </w:pPr>
+            <w:r>
+              <w:rPr>
+                <w:rFonts w:ascii="Aptos" w:hAnsi="Aptos"/>
+                <w:color w:val="234C80"/>
+                <w:sz w:val="18"/>
+              </w:rPr>
+              <w:t>23. Production Pascal Unit Reference</w:t>
+            </w:r>
+          </w:p>
+        </w:tc>
+        <w:tc>
+          <w:tcPr>
+            <w:tcW w:type="dxa" w:w="1160"/>
+          </w:tcPr>
+          <w:p>
+            <w:pPr>
+              <w:spacing w:after="20"/>
+              <w:jc w:val="right"/>
+            </w:pPr>
+            <w:r>
+              <w:rPr>
+                <w:rFonts w:ascii="Aptos" w:hAnsi="Aptos"/>
+                <w:b/>
+                <w:color w:val="5D7693"/>
+                <w:sz w:val="18"/>
+              </w:rPr>
+              <w:t>29</w:t>
             </w:r>
           </w:p>
         </w:tc>
@@ -1137,7 +1137,7 @@
                 <w:color w:val="5D7693"/>
                 <w:sz w:val="18"/>
               </w:rPr>
-              <w:t>70</w:t>
+              <w:t>71</w:t>
             </w:r>
           </w:p>
         </w:tc>
@@ -1178,7 +1178,7 @@
                 <w:color w:val="5D7693"/>
                 <w:sz w:val="18"/>
               </w:rPr>
-              <w:t>88</w:t>
+              <w:t>89</w:t>
             </w:r>
           </w:p>
         </w:tc>
@@ -1219,7 +1219,7 @@
                 <w:color w:val="5D7693"/>
                 <w:sz w:val="18"/>
               </w:rPr>
-              <w:t>90</w:t>
+              <w:t>91</w:t>
             </w:r>
           </w:p>
         </w:tc>
@@ -1260,7 +1260,7 @@
                 <w:color w:val="5D7693"/>
                 <w:sz w:val="18"/>
               </w:rPr>
-              <w:t>94</w:t>
+              <w:t>95</w:t>
             </w:r>
           </w:p>
         </w:tc>
@@ -1301,7 +1301,7 @@
                 <w:color w:val="5D7693"/>
                 <w:sz w:val="18"/>
               </w:rPr>
-              <w:t>97</w:t>
+              <w:t>98</w:t>
             </w:r>
           </w:p>
         </w:tc>
@@ -1342,7 +1342,7 @@
                 <w:color w:val="5D7693"/>
                 <w:sz w:val="18"/>
               </w:rPr>
-              <w:t>99</w:t>
+              <w:t>100</w:t>
             </w:r>
           </w:p>
         </w:tc>
@@ -1383,7 +1383,7 @@
                 <w:color w:val="5D7693"/>
                 <w:sz w:val="18"/>
               </w:rPr>
-              <w:t>99</w:t>
+              <w:t>100</w:t>
             </w:r>
           </w:p>
         </w:tc>
@@ -1424,7 +1424,7 @@
                 <w:color w:val="5D7693"/>
                 <w:sz w:val="18"/>
               </w:rPr>
-              <w:t>101</w:t>
+              <w:t>102</w:t>
             </w:r>
           </w:p>
         </w:tc>
@@ -1465,7 +1465,7 @@
                 <w:color w:val="5D7693"/>
                 <w:sz w:val="18"/>
               </w:rPr>
-              <w:t>103</w:t>
+              <w:t>104</w:t>
             </w:r>
           </w:p>
         </w:tc>
@@ -8125,10 +8125,122 @@
     </w:p>
     <w:p>
       <w:pPr>
+        <w:pStyle w:val="Heading2"/>
+      </w:pPr>
+      <w:r>
+        <w:t>16.1 Persistent IDE Search Path Contract</w:t>
+      </w:r>
+    </w:p>
+    <w:tbl>
+      <w:tblPr>
+        <w:jc w:val="center"/>
+        <w:tblLook w:firstColumn="1" w:firstRow="1" w:lastColumn="0" w:lastRow="0" w:noHBand="0" w:noVBand="1" w:val="04A0"/>
+        <w:tblW w:w="9360" w:type="dxa"/>
+        <w:tblInd w:w="120" w:type="dxa"/>
+        <w:tblLayout w:type="fixed"/>
+        <w:tblCellMar>
+          <w:top w:w="80" w:type="dxa"/>
+          <w:bottom w:w="80" w:type="dxa"/>
+          <w:start w:w="120" w:type="dxa"/>
+          <w:end w:w="120" w:type="dxa"/>
+        </w:tblCellMar>
+      </w:tblPr>
+      <w:tblGrid>
+        <w:gridCol w:w="9360"/>
+      </w:tblGrid>
+      <w:tr>
+        <w:trPr>
+          <w:cantSplit/>
+          <w:tblHeader w:val="true"/>
+        </w:trPr>
+        <w:tc>
+          <w:tcPr>
+            <w:tcW w:type="dxa" w:w="9360"/>
+            <w:shd w:fill="EAF3FF"/>
+            <w:vAlign w:val="center"/>
+          </w:tcPr>
+          <w:p>
+            <w:pPr>
+              <w:pStyle w:val="Callout"/>
+            </w:pPr>
+            <w:r>
+              <w:rPr>
+                <w:b/>
+                <w:color w:val="234C80"/>
+              </w:rPr>
+              <w:t xml:space="preserve">Exact RAD Studio Search Path </w:t>
+            </w:r>
+            <w:r>
+              <w:t>$(PROJECTDIR)\dependencies\DelphiAppTranslation\source</w:t>
+            </w:r>
+          </w:p>
+        </w:tc>
+      </w:tr>
+    </w:tbl>
+    <w:p>
+      <w:pPr>
+        <w:pStyle w:val="ListNumber"/>
+        <w:numPr>
+          <w:ilvl w:val="0"/>
+          <w:numId w:val="11"/>
+        </w:numPr>
+      </w:pPr>
+      <w:r>
+        <w:t>Open Project &gt; Options &gt; Building &gt; Delphi Compiler for the target project.</w:t>
+      </w:r>
+    </w:p>
+    <w:p>
+      <w:pPr>
+        <w:pStyle w:val="ListNumber"/>
+        <w:numPr>
+          <w:ilvl w:val="0"/>
+          <w:numId w:val="11"/>
+        </w:numPr>
+      </w:pPr>
+      <w:r>
+        <w:t>Select All configurations and All platforms.</w:t>
+      </w:r>
+    </w:p>
+    <w:p>
+      <w:pPr>
+        <w:pStyle w:val="ListNumber"/>
+        <w:numPr>
+          <w:ilvl w:val="0"/>
+          <w:numId w:val="11"/>
+        </w:numPr>
+      </w:pPr>
+      <w:r>
+        <w:t>Append the exact relative path above to Search path while preserving every existing entry. Use a semicolon as the delimiter when other entries are present.</w:t>
+      </w:r>
+    </w:p>
+    <w:p>
+      <w:pPr>
+        <w:pStyle w:val="ListNumber"/>
+        <w:numPr>
+          <w:ilvl w:val="0"/>
+          <w:numId w:val="11"/>
+        </w:numPr>
+      </w:pPr>
+      <w:r>
+        <w:t>Save the Project Options value once. Subsequent Studio dependency refreshes replace the contents of the same managed folder and do not require or authorize another path entry.</w:t>
+      </w:r>
+    </w:p>
+    <w:p>
+      <w:r>
+        <w:t>$(PROJECTDIR) resolves to the directory containing the target DPROJ. The entry therefore remains portable when the entire target project is moved or cloned. It must not resolve into the Studio repository or a replaceable export kit.</w:t>
+      </w:r>
+    </w:p>
+    <w:p>
+      <w:r>
+        <w:t>Ownership is deliberately split: the developer owns this normal RAD Studio setting; the Studio owns only the managed dependency folder. For Studio-initiated builds, RunHiddenBuild supplies the absolute dependency source directory through the process-local /p:DCC_UnitSearchPath MSBuild property. No persistent DPROJ mutation, import, managed block, or post-build event is used.</w:t>
+      </w:r>
+    </w:p>
+    <w:p>
+      <w:pPr>
         <w:pStyle w:val="ListBullet"/>
       </w:pPr>
       <w:r>
-        <w:t>The managed block must be uniquely marked, repeatable, and preserve $(DCC_UnitSearchPath). A second run replaces it instead of appending another path/import.</w:t>
+        <w:t>The Project Options Search path contains one developer-added relative entry. The Studio never inserts, replaces, or duplicates that entry in the DPROJ.</w:t>
       </w:r>
     </w:p>
     <w:p>
@@ -28745,7 +28857,7 @@
         <w:pStyle w:val="ListNumber"/>
         <w:numPr>
           <w:ilvl w:val="0"/>
-          <w:numId w:val="11"/>
+          <w:numId w:val="12"/>
         </w:numPr>
       </w:pPr>
       <w:r>
@@ -28757,7 +28869,7 @@
         <w:pStyle w:val="ListNumber"/>
         <w:numPr>
           <w:ilvl w:val="0"/>
-          <w:numId w:val="11"/>
+          <w:numId w:val="12"/>
         </w:numPr>
       </w:pPr>
       <w:r>
@@ -28769,7 +28881,7 @@
         <w:pStyle w:val="ListNumber"/>
         <w:numPr>
           <w:ilvl w:val="0"/>
-          <w:numId w:val="11"/>
+          <w:numId w:val="12"/>
         </w:numPr>
       </w:pPr>
       <w:r>
@@ -28781,7 +28893,7 @@
         <w:pStyle w:val="ListNumber"/>
         <w:numPr>
           <w:ilvl w:val="0"/>
-          <w:numId w:val="11"/>
+          <w:numId w:val="12"/>
         </w:numPr>
       </w:pPr>
       <w:r>
@@ -28793,7 +28905,7 @@
         <w:pStyle w:val="ListNumber"/>
         <w:numPr>
           <w:ilvl w:val="0"/>
-          <w:numId w:val="11"/>
+          <w:numId w:val="12"/>
         </w:numPr>
       </w:pPr>
       <w:r>
@@ -28805,7 +28917,7 @@
         <w:pStyle w:val="ListNumber"/>
         <w:numPr>
           <w:ilvl w:val="0"/>
-          <w:numId w:val="11"/>
+          <w:numId w:val="12"/>
         </w:numPr>
       </w:pPr>
       <w:r>
@@ -28817,7 +28929,7 @@
         <w:pStyle w:val="ListNumber"/>
         <w:numPr>
           <w:ilvl w:val="0"/>
-          <w:numId w:val="11"/>
+          <w:numId w:val="12"/>
         </w:numPr>
       </w:pPr>
       <w:r>
@@ -28829,7 +28941,7 @@
         <w:pStyle w:val="ListNumber"/>
         <w:numPr>
           <w:ilvl w:val="0"/>
-          <w:numId w:val="11"/>
+          <w:numId w:val="12"/>
         </w:numPr>
       </w:pPr>
       <w:r>
@@ -28841,7 +28953,7 @@
         <w:pStyle w:val="ListNumber"/>
         <w:numPr>
           <w:ilvl w:val="0"/>
-          <w:numId w:val="11"/>
+          <w:numId w:val="12"/>
         </w:numPr>
       </w:pPr>
       <w:r>
@@ -30053,6 +30165,12 @@
     </w:lvlOverride>
   </w:num>
   <w:num w:numId="11">
+    <w:abstractNumId w:val="7"/>
+    <w:lvlOverride w:ilvl="0">
+      <w:startOverride w:val="1"/>
+    </w:lvlOverride>
+  </w:num>
+  <w:num w:numId="12">
     <w:abstractNumId w:val="7"/>
     <w:lvlOverride w:ilvl="0">
       <w:startOverride w:val="1"/>

--- a/docs/guides/Delphi App Translation Studio Engineering Guide.docx
+++ b/docs/guides/Delphi App Translation Studio Engineering Guide.docx
@@ -891,7 +891,7 @@
                 <w:color w:val="5D7693"/>
                 <w:sz w:val="18"/>
               </w:rPr>
-              <w:t>23</w:t>
+              <w:t>22</w:t>
             </w:r>
           </w:p>
         </w:tc>
@@ -913,6 +913,47 @@
                 <w:sz w:val="18"/>
               </w:rPr>
               <w:t>19. Directionality, HTML, Dynamic Text, and Reversible Layout</w:t>
+            </w:r>
+          </w:p>
+        </w:tc>
+        <w:tc>
+          <w:tcPr>
+            <w:tcW w:type="dxa" w:w="1160"/>
+          </w:tcPr>
+          <w:p>
+            <w:pPr>
+              <w:spacing w:after="20"/>
+              <w:jc w:val="right"/>
+            </w:pPr>
+            <w:r>
+              <w:rPr>
+                <w:rFonts w:ascii="Aptos" w:hAnsi="Aptos"/>
+                <w:b/>
+                <w:color w:val="5D7693"/>
+                <w:sz w:val="18"/>
+              </w:rPr>
+              <w:t>23</w:t>
+            </w:r>
+          </w:p>
+        </w:tc>
+      </w:tr>
+      <w:tr>
+        <w:tc>
+          <w:tcPr>
+            <w:tcW w:type="dxa" w:w="8200"/>
+          </w:tcPr>
+          <w:p>
+            <w:pPr>
+              <w:keepLines/>
+              <w:spacing w:after="20"/>
+            </w:pPr>
+            <w:r>
+              <w:rPr>
+                <w:rFonts w:ascii="Aptos" w:hAnsi="Aptos"/>
+                <w:color w:val="234C80"/>
+                <w:sz w:val="18"/>
+              </w:rPr>
+              <w:t>20. Diagnostics, Failure Containment, and Performance</w:t>
             </w:r>
           </w:p>
         </w:tc>
@@ -953,7 +994,7 @@
                 <w:color w:val="234C80"/>
                 <w:sz w:val="18"/>
               </w:rPr>
-              <w:t>20. Diagnostics, Failure Containment, and Performance</w:t>
+              <w:t>21. Security and Privacy Engineering</w:t>
             </w:r>
           </w:p>
         </w:tc>
@@ -994,7 +1035,7 @@
                 <w:color w:val="234C80"/>
                 <w:sz w:val="18"/>
               </w:rPr>
-              <w:t>21. Security and Privacy Engineering</w:t>
+              <w:t>22. Test Architecture and Release Gates</w:t>
             </w:r>
           </w:p>
         </w:tc>
@@ -1035,7 +1076,7 @@
                 <w:color w:val="234C80"/>
                 <w:sz w:val="18"/>
               </w:rPr>
-              <w:t>22. Test Architecture and Release Gates</w:t>
+              <w:t>23. Production Pascal Unit Reference</w:t>
             </w:r>
           </w:p>
         </w:tc>
@@ -1055,7 +1096,7 @@
                 <w:color w:val="5D7693"/>
                 <w:sz w:val="18"/>
               </w:rPr>
-              <w:t>27</w:t>
+              <w:t>28</w:t>
             </w:r>
           </w:p>
         </w:tc>
@@ -1076,7 +1117,7 @@
                 <w:color w:val="234C80"/>
                 <w:sz w:val="18"/>
               </w:rPr>
-              <w:t>23. Production Pascal Unit Reference</w:t>
+              <w:t>24. Test, Spike, and Contract Pascal Program Reference</w:t>
             </w:r>
           </w:p>
         </w:tc>
@@ -1096,7 +1137,7 @@
                 <w:color w:val="5D7693"/>
                 <w:sz w:val="18"/>
               </w:rPr>
-              <w:t>29</w:t>
+              <w:t>70</w:t>
             </w:r>
           </w:p>
         </w:tc>
@@ -1117,7 +1158,7 @@
                 <w:color w:val="234C80"/>
                 <w:sz w:val="18"/>
               </w:rPr>
-              <w:t>24. Test, Spike, and Contract Pascal Program Reference</w:t>
+              <w:t>25. Delphi Project and Package File Reference</w:t>
             </w:r>
           </w:p>
         </w:tc>
@@ -1137,7 +1178,7 @@
                 <w:color w:val="5D7693"/>
                 <w:sz w:val="18"/>
               </w:rPr>
-              <w:t>71</w:t>
+              <w:t>88</w:t>
             </w:r>
           </w:p>
         </w:tc>
@@ -1158,7 +1199,7 @@
                 <w:color w:val="234C80"/>
                 <w:sz w:val="18"/>
               </w:rPr>
-              <w:t>25. Delphi Project and Package File Reference</w:t>
+              <w:t>26. JSON Schema and Form Resource Reference</w:t>
             </w:r>
           </w:p>
         </w:tc>
@@ -1178,7 +1219,7 @@
                 <w:color w:val="5D7693"/>
                 <w:sz w:val="18"/>
               </w:rPr>
-              <w:t>89</w:t>
+              <w:t>90</w:t>
             </w:r>
           </w:p>
         </w:tc>
@@ -1199,7 +1240,7 @@
                 <w:color w:val="234C80"/>
                 <w:sz w:val="18"/>
               </w:rPr>
-              <w:t>26. JSON Schema and Form Resource Reference</w:t>
+              <w:t>27. Build, Verification, and Documentation Tool Reference</w:t>
             </w:r>
           </w:p>
         </w:tc>
@@ -1219,7 +1260,7 @@
                 <w:color w:val="5D7693"/>
                 <w:sz w:val="18"/>
               </w:rPr>
-              <w:t>91</w:t>
+              <w:t>94</w:t>
             </w:r>
           </w:p>
         </w:tc>
@@ -1240,7 +1281,7 @@
                 <w:color w:val="234C80"/>
                 <w:sz w:val="18"/>
               </w:rPr>
-              <w:t>27. Build, Verification, and Documentation Tool Reference</w:t>
+              <w:t>28. Dependency Graph Reading Guide</w:t>
             </w:r>
           </w:p>
         </w:tc>
@@ -1260,7 +1301,7 @@
                 <w:color w:val="5D7693"/>
                 <w:sz w:val="18"/>
               </w:rPr>
-              <w:t>95</w:t>
+              <w:t>97</w:t>
             </w:r>
           </w:p>
         </w:tc>
@@ -1281,7 +1322,7 @@
                 <w:color w:val="234C80"/>
                 <w:sz w:val="18"/>
               </w:rPr>
-              <w:t>28. Dependency Graph Reading Guide</w:t>
+              <w:t>29. Safe Change Procedure</w:t>
             </w:r>
           </w:p>
         </w:tc>
@@ -1301,7 +1342,7 @@
                 <w:color w:val="5D7693"/>
                 <w:sz w:val="18"/>
               </w:rPr>
-              <w:t>98</w:t>
+              <w:t>99</w:t>
             </w:r>
           </w:p>
         </w:tc>
@@ -1322,7 +1363,7 @@
                 <w:color w:val="234C80"/>
                 <w:sz w:val="18"/>
               </w:rPr>
-              <w:t>29. Safe Change Procedure</w:t>
+              <w:t>30. Engineering Release Checklist</w:t>
             </w:r>
           </w:p>
         </w:tc>
@@ -1342,7 +1383,7 @@
                 <w:color w:val="5D7693"/>
                 <w:sz w:val="18"/>
               </w:rPr>
-              <w:t>100</w:t>
+              <w:t>99</w:t>
             </w:r>
           </w:p>
         </w:tc>
@@ -1363,7 +1404,7 @@
                 <w:color w:val="234C80"/>
                 <w:sz w:val="18"/>
               </w:rPr>
-              <w:t>30. Engineering Release Checklist</w:t>
+              <w:t>31. Quick Path and Identifier Reference</w:t>
             </w:r>
           </w:p>
         </w:tc>
@@ -1383,7 +1424,7 @@
                 <w:color w:val="5D7693"/>
                 <w:sz w:val="18"/>
               </w:rPr>
-              <w:t>100</w:t>
+              <w:t>101</w:t>
             </w:r>
           </w:p>
         </w:tc>
@@ -1404,7 +1445,7 @@
                 <w:color w:val="234C80"/>
                 <w:sz w:val="18"/>
               </w:rPr>
-              <w:t>31. Quick Path and Identifier Reference</w:t>
+              <w:t>32. Appendix A - License Information</w:t>
             </w:r>
           </w:p>
         </w:tc>
@@ -1424,48 +1465,7 @@
                 <w:color w:val="5D7693"/>
                 <w:sz w:val="18"/>
               </w:rPr>
-              <w:t>102</w:t>
-            </w:r>
-          </w:p>
-        </w:tc>
-      </w:tr>
-      <w:tr>
-        <w:tc>
-          <w:tcPr>
-            <w:tcW w:type="dxa" w:w="8200"/>
-          </w:tcPr>
-          <w:p>
-            <w:pPr>
-              <w:keepLines/>
-              <w:spacing w:after="20"/>
-            </w:pPr>
-            <w:r>
-              <w:rPr>
-                <w:rFonts w:ascii="Aptos" w:hAnsi="Aptos"/>
-                <w:color w:val="234C80"/>
-                <w:sz w:val="18"/>
-              </w:rPr>
-              <w:t>32. Appendix A - License Information</w:t>
-            </w:r>
-          </w:p>
-        </w:tc>
-        <w:tc>
-          <w:tcPr>
-            <w:tcW w:type="dxa" w:w="1160"/>
-          </w:tcPr>
-          <w:p>
-            <w:pPr>
-              <w:spacing w:after="20"/>
-              <w:jc w:val="right"/>
-            </w:pPr>
-            <w:r>
-              <w:rPr>
-                <w:rFonts w:ascii="Aptos" w:hAnsi="Aptos"/>
-                <w:b/>
-                <w:color w:val="5D7693"/>
-                <w:sz w:val="18"/>
-              </w:rPr>
-              <w:t>104</w:t>
+              <w:t>103</w:t>
             </w:r>
           </w:p>
         </w:tc>
@@ -6037,7 +6037,7 @@
         <w:pStyle w:val="ListBullet"/>
       </w:pPr>
       <w:r>
-        <w:t>Applying terms changes the development catalog only. It does not export a pack, call a provider, rescan source, deploy files, or edit the target project.</w:t>
+        <w:t>TProjectGlossary.ApplyToCatalog itself changes the supplied in-memory development catalog only. It does not export, deploy, call a provider, rescan, or edit target source. TGlossaryPublisher deliberately composes that narrow operation with validation, atomic persistence, runtime-pack export, and pack deployment.</w:t>
       </w:r>
     </w:p>
     <w:p>
@@ -6055,7 +6055,7 @@
     </w:p>
     <w:p>
       <w:r>
-        <w:t>The designer-owned page contains the language selector, exact file-path label, term list, source/target/concept/note editors, case-sensitive and approved check boxes, and New, Add / Update Term, Delete, Cancel Edits, Save Glossary, and Apply to Open Catalog buttons. FGlossaryDirty becomes true after add/update/delete. RefreshGlossary rebuilds the list and reports whether the model is new, saved, or pending.</w:t>
+        <w:t>The designer-owned page contains the language selector, exact file-path label, term list, source/target/concept/note editors, case-sensitive and approved check boxes, and New, Add / Update Term, Delete, Cancel Edits, Save Glossary, and Apply and Deploy buttons. FGlossaryDirty becomes true after add/update/delete. RefreshGlossary rebuilds the list and reports whether the model is new, saved, or pending.</w:t>
       </w:r>
     </w:p>
     <w:p>
@@ -6065,7 +6065,30 @@
     </w:p>
     <w:p>
       <w:r>
-        <w:t>Apply to Open Catalog is enabled only when FTranslationCatalog exists and its locale equals the selected glossary locale. The handler saves dirty glossary work first, applies the terms, creates a development-catalog path when needed, saves through TCatalogJson, refreshes catalog UI, invalidates validation, and recomputes readiness. This makes the required revalidation/export boundary explicit.</w:t>
+        <w:t>Apply and Deploy is enabled whenever a project glossary is loaded. The handler saves dirty glossary work first and calls TGlossaryPublisher. The publisher locates the matching workspace catalog itself, so the Translate page does not have to be open. If that catalog is currently displayed, MainForm reloads it after publication so the editor cannot retain a stale in-memory copy.</w:t>
+      </w:r>
+    </w:p>
+    <w:p>
+      <w:pPr>
+        <w:pStyle w:val="Heading2"/>
+      </w:pPr>
+      <w:r>
+        <w:t>8.4 Standalone glossary publication transaction</w:t>
+      </w:r>
+    </w:p>
+    <w:p>
+      <w:r>
+        <w:t>TGlossaryPublisher.Publish is the terminology-only publication boundary. Preflight verifies project identity, glossary identity and approved terms, the matching development catalog, framework and locale compatibility, the managed dependency Languages folder, and the syntax of remembered deployment destinations before replacing any artifact.</w:t>
+      </w:r>
+    </w:p>
+    <w:p>
+      <w:r>
+        <w:t>After ApplyToCatalog, TCatalogValidator must report no blocking errors. TRuntimePackBuilder serializes the candidate before any write, then TCatalogJson and TRuntimePackBuilder use their atomic persistence contracts to refresh the development catalog, canonical workspace pack, and managed dependency pack. SHA-256 equality proves that the canonical and dependency copies are identical before deployment begins.</w:t>
+      </w:r>
+    </w:p>
+    <w:p>
+      <w:r>
+        <w:t>TTargetBuildDeployer.ExistingBuildOutputDirectories resolves every existing supported Debug/Release output from DCC_ExeOutput patterns and conventional output trees. The publisher then atomically replaces Localization\Languages from the complete managed dependency pack directory at each deduplicated existing output and remembered destination. Missing destinations are reported and skipped; deployment failures are counted and reported without hiding successful canonical publication. No compiler is launched and no EXE, DPROJ, DPR, PAS, DFM, or FMX file is replaced.</w:t>
       </w:r>
     </w:p>
     <w:p>
@@ -8120,7 +8143,7 @@
     </w:p>
     <w:p>
       <w:r>
-        <w:t>TTargetBuildDeployer runs the baseline Win32 Release build even when no output folder existed, refreshes other supported configurations already in use, locates the configured executable output, and performs an additional atomic/hash-validated deployment. Configured application destinations use the same atomic routine. TIntegrationPackageGenerator and TDelphiIntegrationSourceEditor remain advanced source-edit machinery and are not invoked by the component workflow.</w:t>
+        <w:t>TTargetBuildDeployer runs the baseline Win32 Release build even when no output folder existed, refreshes other supported configurations already in use, locates the configured executable output, and performs an additional atomic/hash-validated deployment. ExistingBuildOutputDirectories is also the shared non-build discovery contract used by the Wizard and standalone glossary publication, preventing the two paths from drifting. Configured application destinations use the same atomic routine. TIntegrationPackageGenerator and TDelphiIntegrationSourceEditor remain advanced source-edit machinery and are not invoked by the component workflow.</w:t>
       </w:r>
     </w:p>
     <w:p>
@@ -10092,7 +10115,7 @@
         <w:t xml:space="preserve">Named test consumers: </w:t>
       </w:r>
       <w:r>
-        <w:t>AtomicPersistenceSmokeTests, FMXDesignStreamingTests, FMXDialogTranslationSmokeTests, FMXLanguageManagerTests, FoundationSmokeTests, LanguageManagerCoreTests, VCLDesignStreamingTests, VCLLanguageManagerTests</w:t>
+        <w:t>AtomicPersistenceSmokeTests, FMXDesignStreamingTests, FMXDialogTranslationSmokeTests, FMXLanguageManagerTests, FoundationSmokeTests, GlossaryPublishSmokeTests, LanguageManagerCoreTests, VCLDesignStreamingTests, VCLLanguageManagerTests</w:t>
       </w:r>
     </w:p>
     <w:p>
@@ -10367,7 +10390,7 @@
         <w:t xml:space="preserve">Direct production consumers: </w:t>
       </w:r>
       <w:r>
-        <w:t>DAT.Core.AITranslation, DAT.Review.Localization, DAT.Scan.CatalogMerge, DAT.Studio.MainForm, DAT.Studio.SetupWizard</w:t>
+        <w:t>DAT.Core.AITranslation, DAT.Integration.BuildDeploy, DAT.Review.Localization, DAT.Scan.CatalogMerge, DAT.Studio.MainForm, DAT.Studio.SetupWizard</w:t>
       </w:r>
     </w:p>
     <w:p>
@@ -10382,7 +10405,7 @@
         <w:t xml:space="preserve">Named test consumers: </w:t>
       </w:r>
       <w:r>
-        <w:t>FoundationSmokeTests, LayoutContracts, LayoutFittingSmokeTests, ProposalDecisionSmokeTests</w:t>
+        <w:t>FoundationSmokeTests, GlossaryPublishSmokeTests, LayoutContracts, LayoutFittingSmokeTests, ProposalDecisionSmokeTests</w:t>
       </w:r>
     </w:p>
     <w:p>
@@ -10527,7 +10550,7 @@
         <w:t xml:space="preserve">Named test consumers: </w:t>
       </w:r>
       <w:r>
-        <w:t>FMXDesignStreamingTests, LanguageManagerCoreTests, VCLDesignStreamingTests</w:t>
+        <w:t>FMXDesignStreamingTests, GlossaryPublishSmokeTests, LanguageManagerCoreTests, VCLDesignStreamingTests</w:t>
       </w:r>
     </w:p>
     <w:p>
@@ -10657,7 +10680,7 @@
         <w:t xml:space="preserve">Direct production consumers: </w:t>
       </w:r>
       <w:r>
-        <w:t>DAT.Core.Interchange, DAT.Core.SharedDictionary, DAT.Provider.Glossary, DAT.Studio.LocalizationReview, DAT.Studio.MainForm, DAT.Studio.SetupWizard</w:t>
+        <w:t>DAT.Core.Interchange, DAT.Core.SharedDictionary, DAT.Integration.BuildDeploy, DAT.Provider.Glossary, DAT.Studio.LocalizationReview, DAT.Studio.MainForm, DAT.Studio.SetupWizard</w:t>
       </w:r>
     </w:p>
     <w:p>
@@ -10672,7 +10695,7 @@
         <w:t xml:space="preserve">Named test consumers: </w:t>
       </w:r>
       <w:r>
-        <w:t>FoundationSmokeTests, ProviderGlossarySmokeTests, TranslationMemorySmokeTests</w:t>
+        <w:t>FoundationSmokeTests, GlossaryPublishSmokeTests, ProviderGlossarySmokeTests, TranslationMemorySmokeTests</w:t>
       </w:r>
     </w:p>
     <w:p>
@@ -10817,7 +10840,7 @@
         <w:t xml:space="preserve">Named test consumers: </w:t>
       </w:r>
       <w:r>
-        <w:t>FoundationSmokeTests, HyphenationSmokeTests, PackLayoutSmokeTests</w:t>
+        <w:t>FoundationSmokeTests, GlossaryPublishSmokeTests, HyphenationSmokeTests, PackLayoutSmokeTests</w:t>
       </w:r>
     </w:p>
     <w:p>
@@ -11107,7 +11130,7 @@
         <w:t xml:space="preserve">Named test consumers: </w:t>
       </w:r>
       <w:r>
-        <w:t>Coverage is indirect through subsystem and integration tests.</w:t>
+        <w:t>GlossaryPublishSmokeTests</w:t>
       </w:r>
     </w:p>
     <w:p>
@@ -11382,7 +11405,7 @@
         <w:t xml:space="preserve">Direct production consumers: </w:t>
       </w:r>
       <w:r>
-        <w:t>DAT.Integration.ComponentPackage, DAT.Integration.Package, DAT.Studio.MainForm, DAT.Studio.SetupWizard</w:t>
+        <w:t>DAT.Integration.BuildDeploy, DAT.Integration.ComponentPackage, DAT.Integration.Package, DAT.Studio.MainForm, DAT.Studio.SetupWizard</w:t>
       </w:r>
     </w:p>
     <w:p>
@@ -11397,7 +11420,7 @@
         <w:t xml:space="preserve">Named test consumers: </w:t>
       </w:r>
       <w:r>
-        <w:t>FoundationSmokeTests, HyphenationSmokeTests, PackLayoutSmokeTests</w:t>
+        <w:t>FoundationSmokeTests, GlossaryPublishSmokeTests, HyphenationSmokeTests, PackLayoutSmokeTests</w:t>
       </w:r>
     </w:p>
     <w:p>
@@ -11962,7 +11985,7 @@
         <w:t xml:space="preserve">Direct production consumers: </w:t>
       </w:r>
       <w:r>
-        <w:t>DAT.Integration.ComponentPackage, DAT.Integration.Package, DAT.Studio.MainForm, DAT.Studio.SetupWizard</w:t>
+        <w:t>DAT.Integration.BuildDeploy, DAT.Integration.ComponentPackage, DAT.Integration.Package, DAT.Studio.MainForm, DAT.Studio.SetupWizard</w:t>
       </w:r>
     </w:p>
     <w:p>
@@ -11977,7 +12000,7 @@
         <w:t xml:space="preserve">Named test consumers: </w:t>
       </w:r>
       <w:r>
-        <w:t>FoundationSmokeTests</w:t>
+        <w:t>FoundationSmokeTests, GlossaryPublishSmokeTests</w:t>
       </w:r>
     </w:p>
     <w:p>
@@ -12107,7 +12130,7 @@
         <w:t xml:space="preserve">Direct production consumers: </w:t>
       </w:r>
       <w:r>
-        <w:t>DAT.Core.AITranslation, DAT.Core.CatalogJson, DAT.Core.Glossary, DAT.Core.ProjectDetection, DAT.Core.RuntimePack, DAT.Core.SharedDictionary, DAT.Core.Terminology, DAT.Core.TranslationMemory, DAT.Core.TranslationWorkspace, DAT.Integration.ComponentPackage, DAT.Integration.MenuResource, DAT.Integration.Package, DAT.Review.ApplicationStrings, DAT.Review.Localization, DAT.Review.TextMeasurement, DAT.Review.TextMeasurement.FMX, DAT.Review.TextMeasurement.GDI, DAT.Scan.CatalogMerge, DAT.Scan.FormText, DAT.Scan.PascalResources, DAT.Scan.Project, DAT.Scan.Quality, DAT.Scan.Rules, DAT.Scan.Types, DAT.Studio.LocalizationReview, DAT.Studio.MainForm, DAT.Studio.SetupWizard, DAT.Validation.Catalog</w:t>
+        <w:t>DAT.Core.AITranslation, DAT.Core.CatalogJson, DAT.Core.Glossary, DAT.Core.ProjectDetection, DAT.Core.RuntimePack, DAT.Core.SharedDictionary, DAT.Core.Terminology, DAT.Core.TranslationMemory, DAT.Core.TranslationWorkspace, DAT.Integration.BuildDeploy, DAT.Integration.ComponentPackage, DAT.Integration.MenuResource, DAT.Integration.Package, DAT.Review.ApplicationStrings, DAT.Review.Localization, DAT.Review.TextMeasurement, DAT.Review.TextMeasurement.FMX, DAT.Review.TextMeasurement.GDI, DAT.Scan.CatalogMerge, DAT.Scan.FormText, DAT.Scan.PascalResources, DAT.Scan.Project, DAT.Scan.Quality, DAT.Scan.Rules, DAT.Scan.Types, DAT.Studio.LocalizationReview, DAT.Studio.MainForm, DAT.Studio.SetupWizard, DAT.Validation.Catalog</w:t>
       </w:r>
     </w:p>
     <w:p>
@@ -12122,7 +12145,7 @@
         <w:t xml:space="preserve">Named test consumers: </w:t>
       </w:r>
       <w:r>
-        <w:t>ApplicationStringSmokeTests, FormScanContracts, FoundationSmokeTests, HyphenationSmokeTests, LayoutContracts, LayoutFittingSmokeTests, PackLayoutSmokeTests, ProposalDecisionSmokeTests, ProviderGlossarySmokeTests, ScannerSmokeTests, TranslationMemorySmokeTests</w:t>
+        <w:t>ApplicationStringSmokeTests, FormScanContracts, FoundationSmokeTests, GlossaryPublishSmokeTests, HyphenationSmokeTests, LayoutContracts, LayoutFittingSmokeTests, PackLayoutSmokeTests, ProposalDecisionSmokeTests, ProviderGlossarySmokeTests, ScannerSmokeTests, TranslationMemorySmokeTests</w:t>
       </w:r>
     </w:p>
     <w:p>
@@ -16074,7 +16097,7 @@
         <w:t xml:space="preserve">Direct production consumers: </w:t>
       </w:r>
       <w:r>
-        <w:t>DAT.Core.RuntimePack, DAT.Studio.MainForm, DAT.Studio.SetupWizard</w:t>
+        <w:t>DAT.Core.RuntimePack, DAT.Integration.BuildDeploy, DAT.Studio.MainForm, DAT.Studio.SetupWizard</w:t>
       </w:r>
     </w:p>
     <w:p>
@@ -16089,7 +16112,7 @@
         <w:t xml:space="preserve">Named test consumers: </w:t>
       </w:r>
       <w:r>
-        <w:t>FoundationSmokeTests</w:t>
+        <w:t>FoundationSmokeTests, GlossaryPublishSmokeTests</w:t>
       </w:r>
     </w:p>
     <w:p>
@@ -16392,7 +16415,7 @@
         <w:t xml:space="preserve">Named test consumers: </w:t>
       </w:r>
       <w:r>
-        <w:t>FMXCaptionRewriteSmokeTests, FMXDesignStreamingTests, FMXDialogTranslationSmokeTests, FMXDiscoverySmokeTests, FMXGridOrderSmokeTests, FMXLanguageManagerTests, FMXManagerLifecycleSpikeTests, FMXMenuOrderSmokeTests, FMXRightToLeftSmokeTests, FMXRuntimeSmokeTests, FMXSplashHookSmokeTests, FMXStyledRuntimeSmokeTests, FMXWrapSmokeTests, FoundationSmokeTests, LanguageManagerCoreTests, LayoutOverrideSmokeTests, TemplateRewriteSmokeTests, VCLCaptionInterceptSmokeTests, VCLDesignStreamingTests, VCLDiscoverySmokeTests, VCLLanguageManagerTests, VCLManagerLifecycleSpikeTests, VCLManagerMDILifecycleSpikeTests, VCLRightToLeftSmokeTests, VCLRuntimeSmokeTests, VCLSplashHookSmokeTests, VCLSplashSmokeTests, VCLStatusPanelInterceptTests, VCLWrapSmokeTests</w:t>
+        <w:t>FMXCaptionRewriteSmokeTests, FMXDesignStreamingTests, FMXDialogTranslationSmokeTests, FMXDiscoverySmokeTests, FMXGridOrderSmokeTests, FMXLanguageManagerTests, FMXManagerLifecycleSpikeTests, FMXMenuOrderSmokeTests, FMXRightToLeftSmokeTests, FMXRuntimeSmokeTests, FMXSplashHookSmokeTests, FMXStyledRuntimeSmokeTests, FMXWrapSmokeTests, FoundationSmokeTests, GlossaryPublishSmokeTests, LanguageManagerCoreTests, LayoutOverrideSmokeTests, TemplateRewriteSmokeTests, VCLCaptionInterceptSmokeTests, VCLDesignStreamingTests, VCLDiscoverySmokeTests, VCLLanguageManagerTests, VCLManagerLifecycleSpikeTests, VCLManagerMDILifecycleSpikeTests, VCLRightToLeftSmokeTests, VCLRuntimeSmokeTests, VCLSplashHookSmokeTests, VCLSplashSmokeTests, VCLStatusPanelInterceptTests, VCLWrapSmokeTests</w:t>
       </w:r>
     </w:p>
     <w:p>
@@ -19256,7 +19279,7 @@
         <w:t xml:space="preserve">What it is: </w:t>
       </w:r>
       <w:r>
-        <w:t>Builds selected Delphi platform/configuration targets and deploys matching packs to detected or authorized application folders while reporting command, output, timeout, and destination results.</w:t>
+        <w:t>Builds selected Delphi platform/configuration targets, discovers existing configured output folders, atomically deploys complete compatible pack sets, and publishes standalone glossary corrections through the matching catalog without rebuilding or editing the target project. It reports command, output, timeout, catalog, pack, and destination results.</w:t>
       </w:r>
     </w:p>
     <w:p>
@@ -19286,7 +19309,7 @@
         <w:t xml:space="preserve">Public surface: </w:t>
       </w:r>
       <w:r>
-        <w:t>TTargetBuildDeployer</w:t>
+        <w:t>TGlossaryPublishResult, TGlossaryPublisher, TTargetBuildDeployer</w:t>
       </w:r>
     </w:p>
     <w:p>
@@ -19301,7 +19324,7 @@
         <w:t xml:space="preserve">Direct DAT dependencies: </w:t>
       </w:r>
       <w:r>
-        <w:t>DAT.Runtime.LanguagePack</w:t>
+        <w:t>DAT.Core.CatalogJson, DAT.Core.Glossary, DAT.Core.RuntimePack, DAT.Core.TranslationWorkspace, DAT.Core.Types, DAT.Runtime.LanguagePack, DAT.Validation.Catalog</w:t>
       </w:r>
     </w:p>
     <w:p>
@@ -19331,7 +19354,7 @@
         <w:t xml:space="preserve">Named test consumers: </w:t>
       </w:r>
       <w:r>
-        <w:t>FoundationSmokeTests</w:t>
+        <w:t>FoundationSmokeTests, GlossaryPublishSmokeTests</w:t>
       </w:r>
     </w:p>
     <w:p>
@@ -19346,7 +19369,7 @@
         <w:t xml:space="preserve">Change and validation risk: </w:t>
       </w:r>
       <w:r>
-        <w:t>The file contains 642 lines. Changes require the integration contract tests, a clean package/application build, and a runtime regression pass for both VCL and FMX whenever shared behavior changes.</w:t>
+        <w:t>The file contains 1,032 lines. Changes require the integration contract tests, a clean package/application build, and a runtime regression pass for both VCL and FMX whenever shared behavior changes.</w:t>
       </w:r>
     </w:p>
     <w:p>
@@ -20229,7 +20252,7 @@
         <w:t xml:space="preserve">Change and validation risk: </w:t>
       </w:r>
       <w:r>
-        <w:t>The file contains 3,151 lines. Changes require the studio contract tests, a clean package/application build, and a runtime regression pass for both VCL and FMX whenever shared behavior changes.</w:t>
+        <w:t>The file contains 3,174 lines. Changes require the studio contract tests, a clean package/application build, and a runtime regression pass for both VCL and FMX whenever shared behavior changes.</w:t>
       </w:r>
     </w:p>
     <w:p>
@@ -20374,7 +20397,7 @@
         <w:t xml:space="preserve">Change and validation risk: </w:t>
       </w:r>
       <w:r>
-        <w:t>The file contains 2,492 lines. Changes require the studio contract tests, a clean package/application build, and a runtime regression pass for both VCL and FMX whenever shared behavior changes.</w:t>
+        <w:t>The file contains 2,427 lines. Changes require the studio contract tests, a clean package/application build, and a runtime regression pass for both VCL and FMX whenever shared behavior changes.</w:t>
       </w:r>
     </w:p>
     <w:p>
@@ -22262,6 +22285,91 @@
       </w:r>
       <w:r>
         <w:t>DAT.Core.AITranslation, DAT.Core.AtomicFile, DAT.Core.CatalogJson, DAT.Core.Glossary, DAT.Core.Hyphenation, DAT.Core.ProjectDetection, DAT.Core.RuntimePack, DAT.Core.Terminology, DAT.Core.TranslationWorkspace, DAT.Core.Types, DAT.Integration.BuildDeploy, DAT.Integration.ComponentPackage, DAT.Integration.DelphiSource, DAT.Integration.MenuResource, DAT.Integration.Package, DAT.Provider.Batching, DAT.Provider.CalendarTerms, DAT.Provider.Client, DAT.Provider.LanguageCodes, DAT.Provider.Placeholders, DAT.Provider.Retry, DAT.Provider.Types, DAT.Review.ApplicationStrings, DAT.Review.CodeGeometry, DAT.Review.Localization, DAT.Review.TextMeasurement, DAT.Review.TextMeasurement.FMX, DAT.Review.TextMeasurement.GDI, DAT.Runtime.LanguagePack, DAT.Runtime.Manager, DAT.Runtime.Preference, DAT.Scan.CatalogMerge, DAT.Scan.Context, DAT.Scan.DomainProfile, DAT.Scan.FormText, DAT.Scan.PascalResources, DAT.Scan.Project, DAT.Scan.Quality, DAT.Scan.Rules, DAT.Scan.TextCodec, DAT.Scan.Types, DAT.Validation.Catalog</w:t>
+      </w:r>
+    </w:p>
+    <w:p>
+      <w:pPr>
+        <w:spacing w:after="60"/>
+      </w:pPr>
+      <w:r>
+        <w:rPr>
+          <w:b/>
+          <w:color w:val="234C80"/>
+        </w:rPr>
+        <w:t xml:space="preserve">Why it is important: </w:t>
+      </w:r>
+      <w:r>
+        <w:t>This executable isolates one contract so a regression produces a focused failure rather than being hidden inside a full application run.</w:t>
+      </w:r>
+    </w:p>
+    <w:p>
+      <w:pPr>
+        <w:spacing w:after="60"/>
+      </w:pPr>
+      <w:r>
+        <w:rPr>
+          <w:b/>
+          <w:color w:val="234C80"/>
+        </w:rPr>
+        <w:t xml:space="preserve">Required use: </w:t>
+      </w:r>
+      <w:r>
+        <w:t>Compile and run it through the maintained verification scripts or documented build matrix whenever its named subsystem changes.</w:t>
+      </w:r>
+    </w:p>
+    <w:p>
+      <w:pPr>
+        <w:pStyle w:val="Heading3"/>
+        <w:keepNext/>
+      </w:pPr>
+      <w:r>
+        <w:t>GlossaryPublishSmokeTests</w:t>
+      </w:r>
+    </w:p>
+    <w:p>
+      <w:pPr>
+        <w:keepNext/>
+        <w:spacing w:after="60"/>
+      </w:pPr>
+      <w:r>
+        <w:rPr>
+          <w:b/>
+          <w:color w:val="234C80"/>
+        </w:rPr>
+        <w:t xml:space="preserve">File: </w:t>
+      </w:r>
+      <w:r>
+        <w:t>tools\tests\GlossaryPublishSmokeTests.dpr</w:t>
+      </w:r>
+    </w:p>
+    <w:p>
+      <w:pPr>
+        <w:spacing w:after="60"/>
+      </w:pPr>
+      <w:r>
+        <w:rPr>
+          <w:b/>
+          <w:color w:val="234C80"/>
+        </w:rPr>
+        <w:t xml:space="preserve">What it verifies: </w:t>
+      </w:r>
+      <w:r>
+        <w:t>Exercises the Glossary Publish contract as an isolated Delphi console or GUI regression program.</w:t>
+      </w:r>
+    </w:p>
+    <w:p>
+      <w:pPr>
+        <w:spacing w:after="60"/>
+      </w:pPr>
+      <w:r>
+        <w:rPr>
+          <w:b/>
+          <w:color w:val="234C80"/>
+        </w:rPr>
+        <w:t xml:space="preserve">DAT units exercised directly: </w:t>
+      </w:r>
+      <w:r>
+        <w:t>DAT.Core.AtomicFile, DAT.Core.CatalogJson, DAT.Core.Diagnostics, DAT.Core.Glossary, DAT.Core.Hyphenation, DAT.Core.LocaleFacts, DAT.Core.RuntimePack, DAT.Core.TranslationWorkspace, DAT.Core.Types, DAT.Integration.BuildDeploy, DAT.Runtime.LanguagePack, DAT.Validation.Catalog</w:t>
       </w:r>
     </w:p>
     <w:p>
@@ -29052,6 +29160,14 @@
       </w:pPr>
       <w:r>
         <w:t>[ ] Development catalogs, settings, preferences, glossaries, layout overrides, and packs pass atomic/recovery tests.</w:t>
+      </w:r>
+    </w:p>
+    <w:p>
+      <w:pPr>
+        <w:pStyle w:val="ListBullet"/>
+      </w:pPr>
+      <w:r>
+        <w:t>[ ] GlossaryPublishSmokeTests proves catalog correction, canonical/dependency pack identity, complete deployment to existing Win32/Win64 Debug/Release outputs, unchanged DPROJ content, and no executable build or replacement.</w:t>
       </w:r>
     </w:p>
     <w:p>

--- a/docs/guides/Delphi App Translation Studio Engineering Guide.docx
+++ b/docs/guides/Delphi App Translation Studio Engineering Guide.docx
@@ -20397,7 +20397,7 @@
         <w:t xml:space="preserve">Change and validation risk: </w:t>
       </w:r>
       <w:r>
-        <w:t>The file contains 2,427 lines. Changes require the studio contract tests, a clean package/application build, and a runtime regression pass for both VCL and FMX whenever shared behavior changes.</w:t>
+        <w:t>The file contains 2,425 lines. Changes require the studio contract tests, a clean package/application build, and a runtime regression pass for both VCL and FMX whenever shared behavior changes.</w:t>
       </w:r>
     </w:p>
     <w:p>
